--- a/WT26-27/Student Brief Midterm Presentation WT26-27.docx
+++ b/WT26-27/Student Brief Midterm Presentation WT26-27.docx
@@ -8,12 +8,12 @@
       </w:pPr>
       <w:r>
         <w:rPr>
-          <w:rFonts w:ascii="Arial" w:cs="Arial" w:eastAsia="Arial" w:hAnsi="Arial"/>
+          <w:rFonts w:ascii="Verdana" w:cs="Verdana" w:eastAsia="Verdana" w:hAnsi="Verdana"/>
           <w:b/>
           <w:bCs/>
           <w:color w:val="002350"/>
-          <w:sz w:val="40"/>
-          <w:szCs w:val="40"/>
+          <w:sz w:val="36"/>
+          <w:szCs w:val="36"/>
         </w:rPr>
         <w:t xml:space="preserve">Midterm Presentation: Country Selection</w:t>
       </w:r>
@@ -24,7 +24,7 @@
       </w:pPr>
       <w:r>
         <w:rPr>
-          <w:rFonts w:ascii="Arial" w:cs="Arial" w:eastAsia="Arial" w:hAnsi="Arial"/>
+          <w:rFonts w:ascii="Verdana" w:cs="Verdana" w:eastAsia="Verdana" w:hAnsi="Verdana"/>
           <w:color w:val="595959"/>
           <w:sz w:val="22"/>
           <w:szCs w:val="22"/>
@@ -38,7 +38,7 @@
       </w:pPr>
       <w:r>
         <w:rPr>
-          <w:rFonts w:ascii="Arial" w:cs="Arial" w:eastAsia="Arial" w:hAnsi="Arial"/>
+          <w:rFonts w:ascii="Verdana" w:cs="Verdana" w:eastAsia="Verdana" w:hAnsi="Verdana"/>
           <w:color w:val="595959"/>
           <w:sz w:val="20"/>
           <w:szCs w:val="20"/>
@@ -52,7 +52,7 @@
       </w:pPr>
       <w:r>
         <w:rPr>
-          <w:rFonts w:ascii="Arial" w:cs="Arial" w:eastAsia="Arial" w:hAnsi="Arial"/>
+          <w:rFonts w:ascii="Verdana" w:cs="Verdana" w:eastAsia="Verdana" w:hAnsi="Verdana"/>
           <w:i/>
           <w:iCs/>
           <w:color w:val="595959"/>
@@ -69,7 +69,7 @@
       </w:pPr>
       <w:r>
         <w:rPr>
-          <w:rFonts w:ascii="Arial" w:cs="Arial" w:eastAsia="Arial" w:hAnsi="Arial"/>
+          <w:rFonts w:ascii="Verdana" w:cs="Verdana" w:eastAsia="Verdana" w:hAnsi="Verdana"/>
         </w:rPr>
         <w:t xml:space="preserve">1  At a glance</w:t>
       </w:r>
@@ -117,11 +117,11 @@
             </w:pPr>
             <w:r>
               <w:rPr>
-                <w:rFonts w:ascii="Arial" w:cs="Arial" w:eastAsia="Arial" w:hAnsi="Arial"/>
+                <w:rFonts w:ascii="Verdana" w:cs="Verdana" w:eastAsia="Verdana" w:hAnsi="Verdana"/>
                 <w:b/>
                 <w:bCs/>
-                <w:sz w:val="18"/>
-                <w:szCs w:val="18"/>
+                <w:sz w:val="16"/>
+                <w:szCs w:val="16"/>
               </w:rPr>
               <w:t xml:space="preserve">Task</w:t>
             </w:r>
@@ -149,11 +149,29 @@
             </w:pPr>
             <w:r>
               <w:rPr>
-                <w:rFonts w:ascii="Arial" w:cs="Arial" w:eastAsia="Arial" w:hAnsi="Arial"/>
-                <w:sz w:val="18"/>
-                <w:szCs w:val="18"/>
-              </w:rPr>
-              <w:t xml:space="preserve">Rank six Latin American countries for Julius Meinl with a transparent scoring model, test how stable the ranking is, recommend where Julius Meinl should focus, and analyse the competitors in one market (Part B).</w:t>
+                <w:rFonts w:ascii="Verdana" w:cs="Verdana" w:eastAsia="Verdana" w:hAnsi="Verdana"/>
+                <w:sz w:val="16"/>
+                <w:szCs w:val="16"/>
+              </w:rPr>
+              <w:t xml:space="preserve">Score the six Latin American countries on one common set of criteria. Each group collects the data for </w:t>
+            </w:r>
+            <w:r>
+              <w:rPr>
+                <w:rFonts w:ascii="Verdana" w:cs="Verdana" w:eastAsia="Verdana" w:hAnsi="Verdana"/>
+                <w:b/>
+                <w:bCs/>
+                <w:sz w:val="16"/>
+                <w:szCs w:val="16"/>
+              </w:rPr>
+              <w:t xml:space="preserve">its allocated country</w:t>
+            </w:r>
+            <w:r>
+              <w:rPr>
+                <w:rFonts w:ascii="Verdana" w:cs="Verdana" w:eastAsia="Verdana" w:hAnsi="Verdana"/>
+                <w:sz w:val="16"/>
+                <w:szCs w:val="16"/>
+              </w:rPr>
+              <w:t xml:space="preserve">, presents that country's results (Part A, scoring method) and analyses the coffee industry there (Part B). The six country results together answer which market Julius Meinl should enter.</w:t>
             </w:r>
           </w:p>
         </w:tc>
@@ -185,11 +203,11 @@
             </w:pPr>
             <w:r>
               <w:rPr>
-                <w:rFonts w:ascii="Arial" w:cs="Arial" w:eastAsia="Arial" w:hAnsi="Arial"/>
+                <w:rFonts w:ascii="Verdana" w:cs="Verdana" w:eastAsia="Verdana" w:hAnsi="Verdana"/>
                 <w:b/>
                 <w:bCs/>
-                <w:sz w:val="18"/>
-                <w:szCs w:val="18"/>
+                <w:sz w:val="16"/>
+                <w:szCs w:val="16"/>
               </w:rPr>
               <w:t xml:space="preserve">Countries</w:t>
             </w:r>
@@ -217,11 +235,11 @@
             </w:pPr>
             <w:r>
               <w:rPr>
-                <w:rFonts w:ascii="Arial" w:cs="Arial" w:eastAsia="Arial" w:hAnsi="Arial"/>
-                <w:sz w:val="18"/>
-                <w:szCs w:val="18"/>
-              </w:rPr>
-              <w:t xml:space="preserve">Argentina, Brazil, Chile, Colombia, Mexico and Uruguay. All groups compare the same six.</w:t>
+                <w:rFonts w:ascii="Verdana" w:cs="Verdana" w:eastAsia="Verdana" w:hAnsi="Verdana"/>
+                <w:sz w:val="16"/>
+                <w:szCs w:val="16"/>
+              </w:rPr>
+              <w:t xml:space="preserve">Argentina, Brazil, Chile, Colombia, Mexico and Uruguay. One country per group (allocation in section 3). All groups use the same criteria and indicators.</w:t>
             </w:r>
           </w:p>
         </w:tc>
@@ -253,11 +271,11 @@
             </w:pPr>
             <w:r>
               <w:rPr>
-                <w:rFonts w:ascii="Arial" w:cs="Arial" w:eastAsia="Arial" w:hAnsi="Arial"/>
+                <w:rFonts w:ascii="Verdana" w:cs="Verdana" w:eastAsia="Verdana" w:hAnsi="Verdana"/>
                 <w:b/>
                 <w:bCs/>
-                <w:sz w:val="18"/>
-                <w:szCs w:val="18"/>
+                <w:sz w:val="16"/>
+                <w:szCs w:val="16"/>
               </w:rPr>
               <w:t xml:space="preserve">Format</w:t>
             </w:r>
@@ -285,26 +303,26 @@
             </w:pPr>
             <w:r>
               <w:rPr>
-                <w:rFonts w:ascii="Arial" w:cs="Arial" w:eastAsia="Arial" w:hAnsi="Arial"/>
-                <w:sz w:val="18"/>
-                <w:szCs w:val="18"/>
+                <w:rFonts w:ascii="Verdana" w:cs="Verdana" w:eastAsia="Verdana" w:hAnsi="Verdana"/>
+                <w:sz w:val="16"/>
+                <w:szCs w:val="16"/>
               </w:rPr>
               <w:t xml:space="preserve">Group presentation of 20 minutes plus one Excel file with your model. Discussion time: </w:t>
             </w:r>
             <w:r>
               <w:rPr>
-                <w:rFonts w:ascii="Arial" w:cs="Arial" w:eastAsia="Arial" w:hAnsi="Arial"/>
-                <w:sz w:val="18"/>
-                <w:szCs w:val="18"/>
+                <w:rFonts w:ascii="Verdana" w:cs="Verdana" w:eastAsia="Verdana" w:hAnsi="Verdana"/>
+                <w:sz w:val="16"/>
+                <w:szCs w:val="16"/>
                 <w:highlight w:val="yellow"/>
               </w:rPr>
               <w:t xml:space="preserve">[x minutes]</w:t>
             </w:r>
             <w:r>
               <w:rPr>
-                <w:rFonts w:ascii="Arial" w:cs="Arial" w:eastAsia="Arial" w:hAnsi="Arial"/>
-                <w:sz w:val="18"/>
-                <w:szCs w:val="18"/>
+                <w:rFonts w:ascii="Verdana" w:cs="Verdana" w:eastAsia="Verdana" w:hAnsi="Verdana"/>
+                <w:sz w:val="16"/>
+                <w:szCs w:val="16"/>
               </w:rPr>
               <w:t xml:space="preserve">.</w:t>
             </w:r>
@@ -338,11 +356,11 @@
             </w:pPr>
             <w:r>
               <w:rPr>
-                <w:rFonts w:ascii="Arial" w:cs="Arial" w:eastAsia="Arial" w:hAnsi="Arial"/>
+                <w:rFonts w:ascii="Verdana" w:cs="Verdana" w:eastAsia="Verdana" w:hAnsi="Verdana"/>
                 <w:b/>
                 <w:bCs/>
-                <w:sz w:val="18"/>
-                <w:szCs w:val="18"/>
+                <w:sz w:val="16"/>
+                <w:szCs w:val="16"/>
               </w:rPr>
               <w:t xml:space="preserve">Weight</w:t>
             </w:r>
@@ -370,9 +388,9 @@
             </w:pPr>
             <w:r>
               <w:rPr>
-                <w:rFonts w:ascii="Arial" w:cs="Arial" w:eastAsia="Arial" w:hAnsi="Arial"/>
-                <w:sz w:val="18"/>
-                <w:szCs w:val="18"/>
+                <w:rFonts w:ascii="Verdana" w:cs="Verdana" w:eastAsia="Verdana" w:hAnsi="Verdana"/>
+                <w:sz w:val="16"/>
+                <w:szCs w:val="16"/>
               </w:rPr>
               <w:t xml:space="preserve">30 % of the course grade (Presentation 2 of 3).</w:t>
             </w:r>
@@ -406,11 +424,11 @@
             </w:pPr>
             <w:r>
               <w:rPr>
-                <w:rFonts w:ascii="Arial" w:cs="Arial" w:eastAsia="Arial" w:hAnsi="Arial"/>
+                <w:rFonts w:ascii="Verdana" w:cs="Verdana" w:eastAsia="Verdana" w:hAnsi="Verdana"/>
                 <w:b/>
                 <w:bCs/>
-                <w:sz w:val="18"/>
-                <w:szCs w:val="18"/>
+                <w:sz w:val="16"/>
+                <w:szCs w:val="16"/>
               </w:rPr>
               <w:t xml:space="preserve">Presentation</w:t>
             </w:r>
@@ -438,20 +456,11 @@
             </w:pPr>
             <w:r>
               <w:rPr>
-                <w:rFonts w:ascii="Arial" w:cs="Arial" w:eastAsia="Arial" w:hAnsi="Arial"/>
-                <w:sz w:val="18"/>
-                <w:szCs w:val="18"/>
-              </w:rPr>
-              <w:t xml:space="preserve">Session 5: </w:t>
-            </w:r>
-            <w:r>
-              <w:rPr>
-                <w:rFonts w:ascii="Arial" w:cs="Arial" w:eastAsia="Arial" w:hAnsi="Arial"/>
-                <w:sz w:val="18"/>
-                <w:szCs w:val="18"/>
-                <w:highlight w:val="yellow"/>
-              </w:rPr>
-              <w:t xml:space="preserve">[date, time, room]</w:t>
+                <w:rFonts w:ascii="Verdana" w:cs="Verdana" w:eastAsia="Verdana" w:hAnsi="Verdana"/>
+                <w:sz w:val="16"/>
+                <w:szCs w:val="16"/>
+              </w:rPr>
+              <w:t xml:space="preserve">Session 5, Monday 16 November 2026, 08:00 to 11:00, room TC.5.04</w:t>
             </w:r>
           </w:p>
         </w:tc>
@@ -483,11 +492,11 @@
             </w:pPr>
             <w:r>
               <w:rPr>
-                <w:rFonts w:ascii="Arial" w:cs="Arial" w:eastAsia="Arial" w:hAnsi="Arial"/>
+                <w:rFonts w:ascii="Verdana" w:cs="Verdana" w:eastAsia="Verdana" w:hAnsi="Verdana"/>
                 <w:b/>
                 <w:bCs/>
-                <w:sz w:val="18"/>
-                <w:szCs w:val="18"/>
+                <w:sz w:val="16"/>
+                <w:szCs w:val="16"/>
               </w:rPr>
               <w:t xml:space="preserve">Files due</w:t>
             </w:r>
@@ -515,18 +524,18 @@
             </w:pPr>
             <w:r>
               <w:rPr>
-                <w:rFonts w:ascii="Arial" w:cs="Arial" w:eastAsia="Arial" w:hAnsi="Arial"/>
-                <w:sz w:val="18"/>
-                <w:szCs w:val="18"/>
+                <w:rFonts w:ascii="Verdana" w:cs="Verdana" w:eastAsia="Verdana" w:hAnsi="Verdana"/>
+                <w:sz w:val="16"/>
+                <w:szCs w:val="16"/>
                 <w:highlight w:val="yellow"/>
               </w:rPr>
               <w:t xml:space="preserve">[date and time]</w:t>
             </w:r>
             <w:r>
               <w:rPr>
-                <w:rFonts w:ascii="Arial" w:cs="Arial" w:eastAsia="Arial" w:hAnsi="Arial"/>
-                <w:sz w:val="18"/>
-                <w:szCs w:val="18"/>
+                <w:rFonts w:ascii="Verdana" w:cs="Verdana" w:eastAsia="Verdana" w:hAnsi="Verdana"/>
+                <w:sz w:val="16"/>
+                <w:szCs w:val="16"/>
               </w:rPr>
               <w:t xml:space="preserve"> on Canvas: one presentation file and one Excel file, named GroupX_Midterm and GroupX_Midterm_Model.</w:t>
             </w:r>
@@ -560,11 +569,11 @@
             </w:pPr>
             <w:r>
               <w:rPr>
-                <w:rFonts w:ascii="Arial" w:cs="Arial" w:eastAsia="Arial" w:hAnsi="Arial"/>
+                <w:rFonts w:ascii="Verdana" w:cs="Verdana" w:eastAsia="Verdana" w:hAnsi="Verdana"/>
                 <w:b/>
                 <w:bCs/>
-                <w:sz w:val="18"/>
-                <w:szCs w:val="18"/>
+                <w:sz w:val="16"/>
+                <w:szCs w:val="16"/>
               </w:rPr>
               <w:t xml:space="preserve">Coaching</w:t>
             </w:r>
@@ -592,11 +601,11 @@
             </w:pPr>
             <w:r>
               <w:rPr>
-                <w:rFonts w:ascii="Arial" w:cs="Arial" w:eastAsia="Arial" w:hAnsi="Arial"/>
-                <w:sz w:val="18"/>
-                <w:szCs w:val="18"/>
-              </w:rPr>
-              <w:t xml:space="preserve">Sessions 3 and 4: a progress report of about 5 minutes per group (see section 12).</w:t>
+                <w:rFonts w:ascii="Verdana" w:cs="Verdana" w:eastAsia="Verdana" w:hAnsi="Verdana"/>
+                <w:sz w:val="16"/>
+                <w:szCs w:val="16"/>
+              </w:rPr>
+              <w:t xml:space="preserve">Sessions 3 and 4: an online Zoom coaching session of 20 minutes per group (see section 12).</w:t>
             </w:r>
           </w:p>
         </w:tc>
@@ -628,11 +637,11 @@
             </w:pPr>
             <w:r>
               <w:rPr>
-                <w:rFonts w:ascii="Arial" w:cs="Arial" w:eastAsia="Arial" w:hAnsi="Arial"/>
+                <w:rFonts w:ascii="Verdana" w:cs="Verdana" w:eastAsia="Verdana" w:hAnsi="Verdana"/>
                 <w:b/>
                 <w:bCs/>
-                <w:sz w:val="18"/>
-                <w:szCs w:val="18"/>
+                <w:sz w:val="16"/>
+                <w:szCs w:val="16"/>
               </w:rPr>
               <w:t xml:space="preserve">Builds on</w:t>
             </w:r>
@@ -660,9 +669,9 @@
             </w:pPr>
             <w:r>
               <w:rPr>
-                <w:rFonts w:ascii="Arial" w:cs="Arial" w:eastAsia="Arial" w:hAnsi="Arial"/>
-                <w:sz w:val="18"/>
-                <w:szCs w:val="18"/>
+                <w:rFonts w:ascii="Verdana" w:cs="Verdana" w:eastAsia="Verdana" w:hAnsi="Verdana"/>
+                <w:sz w:val="16"/>
+                <w:szCs w:val="16"/>
               </w:rPr>
               <w:t xml:space="preserve">The scoring tool you recommended in your content presentation (Presentation 1).</w:t>
             </w:r>
@@ -696,11 +705,11 @@
             </w:pPr>
             <w:r>
               <w:rPr>
-                <w:rFonts w:ascii="Arial" w:cs="Arial" w:eastAsia="Arial" w:hAnsi="Arial"/>
+                <w:rFonts w:ascii="Verdana" w:cs="Verdana" w:eastAsia="Verdana" w:hAnsi="Verdana"/>
                 <w:b/>
                 <w:bCs/>
-                <w:sz w:val="18"/>
-                <w:szCs w:val="18"/>
+                <w:sz w:val="16"/>
+                <w:szCs w:val="16"/>
               </w:rPr>
               <w:t xml:space="preserve">AI</w:t>
             </w:r>
@@ -728,9 +737,9 @@
             </w:pPr>
             <w:r>
               <w:rPr>
-                <w:rFonts w:ascii="Arial" w:cs="Arial" w:eastAsia="Arial" w:hAnsi="Arial"/>
-                <w:sz w:val="18"/>
-                <w:szCs w:val="18"/>
+                <w:rFonts w:ascii="Verdana" w:cs="Verdana" w:eastAsia="Verdana" w:hAnsi="Verdana"/>
+                <w:sz w:val="16"/>
+                <w:szCs w:val="16"/>
               </w:rPr>
               <w:t xml:space="preserve">Encouraged. List every tool you used and check every number (section 10).</w:t>
             </w:r>
@@ -745,7 +754,7 @@
       </w:pPr>
       <w:r>
         <w:rPr>
-          <w:rFonts w:ascii="Arial" w:cs="Arial" w:eastAsia="Arial" w:hAnsi="Arial"/>
+          <w:rFonts w:ascii="Verdana" w:cs="Verdana" w:eastAsia="Verdana" w:hAnsi="Verdana"/>
         </w:rPr>
         <w:t xml:space="preserve">2  The case in brief</w:t>
       </w:r>
@@ -756,9 +765,9 @@
       </w:pPr>
       <w:r>
         <w:rPr>
-          <w:rFonts w:ascii="Arial" w:cs="Arial" w:eastAsia="Arial" w:hAnsi="Arial"/>
-          <w:sz w:val="22"/>
-          <w:szCs w:val="22"/>
+          <w:rFonts w:ascii="Verdana" w:cs="Verdana" w:eastAsia="Verdana" w:hAnsi="Verdana"/>
+          <w:sz w:val="19"/>
+          <w:szCs w:val="19"/>
         </w:rPr>
         <w:t xml:space="preserve">Julius Meinl is a family-owned Viennese coffee roaster, founded in 1862 and now in its fifth generation. It sells in more than 70 countries, mostly through local distribution partners, in hospitality (cafés, restaurants and hotels, HoReCa) and in grocery retail. It has no own sales organisation in export markets, so the partner is the sales force. In Latin America Julius Meinl is not present, or only marginally.</w:t>
       </w:r>
@@ -769,63 +778,63 @@
       </w:pPr>
       <w:r>
         <w:rPr>
-          <w:rFonts w:ascii="Arial" w:cs="Arial" w:eastAsia="Arial" w:hAnsi="Arial"/>
-          <w:sz w:val="22"/>
-          <w:szCs w:val="22"/>
+          <w:rFonts w:ascii="Verdana" w:cs="Verdana" w:eastAsia="Verdana" w:hAnsi="Verdana"/>
+          <w:sz w:val="19"/>
+          <w:szCs w:val="19"/>
         </w:rPr>
         <w:t xml:space="preserve">The company asks three questions: </w:t>
       </w:r>
       <w:r>
         <w:rPr>
-          <w:rFonts w:ascii="Arial" w:cs="Arial" w:eastAsia="Arial" w:hAnsi="Arial"/>
+          <w:rFonts w:ascii="Verdana" w:cs="Verdana" w:eastAsia="Verdana" w:hAnsi="Verdana"/>
           <w:b/>
           <w:bCs/>
-          <w:sz w:val="22"/>
-          <w:szCs w:val="22"/>
+          <w:sz w:val="19"/>
+          <w:szCs w:val="19"/>
         </w:rPr>
         <w:t xml:space="preserve">which</w:t>
       </w:r>
       <w:r>
         <w:rPr>
-          <w:rFonts w:ascii="Arial" w:cs="Arial" w:eastAsia="Arial" w:hAnsi="Arial"/>
-          <w:sz w:val="22"/>
-          <w:szCs w:val="22"/>
+          <w:rFonts w:ascii="Verdana" w:cs="Verdana" w:eastAsia="Verdana" w:hAnsi="Verdana"/>
+          <w:sz w:val="19"/>
+          <w:szCs w:val="19"/>
         </w:rPr>
         <w:t xml:space="preserve"> Latin American market should it enter, </w:t>
       </w:r>
       <w:r>
         <w:rPr>
-          <w:rFonts w:ascii="Arial" w:cs="Arial" w:eastAsia="Arial" w:hAnsi="Arial"/>
+          <w:rFonts w:ascii="Verdana" w:cs="Verdana" w:eastAsia="Verdana" w:hAnsi="Verdana"/>
           <w:b/>
           <w:bCs/>
-          <w:sz w:val="22"/>
-          <w:szCs w:val="22"/>
+          <w:sz w:val="19"/>
+          <w:szCs w:val="19"/>
         </w:rPr>
         <w:t xml:space="preserve">how</w:t>
       </w:r>
       <w:r>
         <w:rPr>
-          <w:rFonts w:ascii="Arial" w:cs="Arial" w:eastAsia="Arial" w:hAnsi="Arial"/>
-          <w:sz w:val="22"/>
-          <w:szCs w:val="22"/>
+          <w:rFonts w:ascii="Verdana" w:cs="Verdana" w:eastAsia="Verdana" w:hAnsi="Verdana"/>
+          <w:sz w:val="19"/>
+          <w:szCs w:val="19"/>
         </w:rPr>
         <w:t xml:space="preserve"> could entry look and with what kind of partner, and </w:t>
       </w:r>
       <w:r>
         <w:rPr>
-          <w:rFonts w:ascii="Arial" w:cs="Arial" w:eastAsia="Arial" w:hAnsi="Arial"/>
+          <w:rFonts w:ascii="Verdana" w:cs="Verdana" w:eastAsia="Verdana" w:hAnsi="Verdana"/>
           <w:b/>
           <w:bCs/>
-          <w:sz w:val="22"/>
-          <w:szCs w:val="22"/>
+          <w:sz w:val="19"/>
+          <w:szCs w:val="19"/>
         </w:rPr>
         <w:t xml:space="preserve">how</w:t>
       </w:r>
       <w:r>
         <w:rPr>
-          <w:rFonts w:ascii="Arial" w:cs="Arial" w:eastAsia="Arial" w:hAnsi="Arial"/>
-          <w:sz w:val="22"/>
-          <w:szCs w:val="22"/>
+          <w:rFonts w:ascii="Verdana" w:cs="Verdana" w:eastAsia="Verdana" w:hAnsi="Verdana"/>
+          <w:sz w:val="19"/>
+          <w:szCs w:val="19"/>
         </w:rPr>
         <w:t xml:space="preserve"> should the brand be positioned and marketed? Your midterm answers the first question. The final presentation answers the other two.</w:t>
       </w:r>
@@ -836,27 +845,27 @@
       </w:pPr>
       <w:r>
         <w:rPr>
-          <w:rFonts w:ascii="Arial" w:cs="Arial" w:eastAsia="Arial" w:hAnsi="Arial"/>
-          <w:sz w:val="22"/>
-          <w:szCs w:val="22"/>
+          <w:rFonts w:ascii="Verdana" w:cs="Verdana" w:eastAsia="Verdana" w:hAnsi="Verdana"/>
+          <w:sz w:val="19"/>
+          <w:szCs w:val="19"/>
         </w:rPr>
         <w:t xml:space="preserve">Julius Meinl has no preferred country. It wants to learn from your work, and different answers from different groups are welcome. It values three things: a recommendation it could act on (not a list of options), evidence it can follow including where the evidence is thin, and a clear statement of what you would </w:t>
       </w:r>
       <w:r>
         <w:rPr>
-          <w:rFonts w:ascii="Arial" w:cs="Arial" w:eastAsia="Arial" w:hAnsi="Arial"/>
+          <w:rFonts w:ascii="Verdana" w:cs="Verdana" w:eastAsia="Verdana" w:hAnsi="Verdana"/>
           <w:b/>
           <w:bCs/>
-          <w:sz w:val="22"/>
-          <w:szCs w:val="22"/>
+          <w:sz w:val="19"/>
+          <w:szCs w:val="19"/>
         </w:rPr>
         <w:t xml:space="preserve">not</w:t>
       </w:r>
       <w:r>
         <w:rPr>
-          <w:rFonts w:ascii="Arial" w:cs="Arial" w:eastAsia="Arial" w:hAnsi="Arial"/>
-          <w:sz w:val="22"/>
-          <w:szCs w:val="22"/>
+          <w:rFonts w:ascii="Verdana" w:cs="Verdana" w:eastAsia="Verdana" w:hAnsi="Verdana"/>
+          <w:sz w:val="19"/>
+          <w:szCs w:val="19"/>
         </w:rPr>
         <w:t xml:space="preserve"> do, and why.</w:t>
       </w:r>
@@ -904,7 +913,7 @@
             </w:pPr>
             <w:r>
               <w:rPr>
-                <w:rFonts w:ascii="Arial" w:cs="Arial" w:eastAsia="Arial" w:hAnsi="Arial"/>
+                <w:rFonts w:ascii="Verdana" w:cs="Verdana" w:eastAsia="Verdana" w:hAnsi="Verdana"/>
                 <w:b/>
                 <w:bCs/>
                 <w:color w:val="002350"/>
@@ -920,7 +929,7 @@
             </w:pPr>
             <w:r>
               <w:rPr>
-                <w:rFonts w:ascii="Arial" w:cs="Arial" w:eastAsia="Arial" w:hAnsi="Arial"/>
+                <w:rFonts w:ascii="Verdana" w:cs="Verdana" w:eastAsia="Verdana" w:hAnsi="Verdana"/>
                 <w:sz w:val="20"/>
                 <w:szCs w:val="20"/>
               </w:rPr>
@@ -933,7 +942,7 @@
             </w:pPr>
             <w:r>
               <w:rPr>
-                <w:rFonts w:ascii="Arial" w:cs="Arial" w:eastAsia="Arial" w:hAnsi="Arial"/>
+                <w:rFonts w:ascii="Verdana" w:cs="Verdana" w:eastAsia="Verdana" w:hAnsi="Verdana"/>
                 <w:sz w:val="20"/>
                 <w:szCs w:val="20"/>
               </w:rPr>
@@ -954,36 +963,36 @@
       </w:pPr>
       <w:r>
         <w:rPr>
-          <w:rFonts w:ascii="Arial" w:cs="Arial" w:eastAsia="Arial" w:hAnsi="Arial"/>
+          <w:rFonts w:ascii="Verdana" w:cs="Verdana" w:eastAsia="Verdana" w:hAnsi="Verdana"/>
           <w:b/>
           <w:bCs/>
-          <w:sz w:val="22"/>
-          <w:szCs w:val="22"/>
+          <w:sz w:val="19"/>
+          <w:szCs w:val="19"/>
         </w:rPr>
         <w:t xml:space="preserve">Ground rules.</w:t>
       </w:r>
       <w:r>
         <w:rPr>
-          <w:rFonts w:ascii="Arial" w:cs="Arial" w:eastAsia="Arial" w:hAnsi="Arial"/>
-          <w:sz w:val="22"/>
-          <w:szCs w:val="22"/>
+          <w:rFonts w:ascii="Verdana" w:cs="Verdana" w:eastAsia="Verdana" w:hAnsi="Verdana"/>
+          <w:sz w:val="19"/>
+          <w:szCs w:val="19"/>
         </w:rPr>
         <w:t xml:space="preserve"> Use public data only. Julius Meinl provides no internal figures (sales, margins, prices, partner names) and you do not need them. If you contact companies or people for your research, you do so as students on a university project, not on behalf of Julius Meinl. Julius Meinl has offered feedback on your market selection once the rankings are in. Its Group Export team answers questions that are bundled for the whole course: collect yours and send them to the instructor </w:t>
       </w:r>
       <w:r>
         <w:rPr>
-          <w:rFonts w:ascii="Arial" w:cs="Arial" w:eastAsia="Arial" w:hAnsi="Arial"/>
-          <w:sz w:val="22"/>
-          <w:szCs w:val="22"/>
+          <w:rFonts w:ascii="Verdana" w:cs="Verdana" w:eastAsia="Verdana" w:hAnsi="Verdana"/>
+          <w:sz w:val="19"/>
+          <w:szCs w:val="19"/>
           <w:highlight w:val="yellow"/>
         </w:rPr>
         <w:t xml:space="preserve">[process to be confirmed]</w:t>
       </w:r>
       <w:r>
         <w:rPr>
-          <w:rFonts w:ascii="Arial" w:cs="Arial" w:eastAsia="Arial" w:hAnsi="Arial"/>
-          <w:sz w:val="22"/>
-          <w:szCs w:val="22"/>
+          <w:rFonts w:ascii="Verdana" w:cs="Verdana" w:eastAsia="Verdana" w:hAnsi="Verdana"/>
+          <w:sz w:val="19"/>
+          <w:szCs w:val="19"/>
         </w:rPr>
         <w:t xml:space="preserve">.</w:t>
       </w:r>
@@ -995,7 +1004,7 @@
       </w:pPr>
       <w:r>
         <w:rPr>
-          <w:rFonts w:ascii="Arial" w:cs="Arial" w:eastAsia="Arial" w:hAnsi="Arial"/>
+          <w:rFonts w:ascii="Verdana" w:cs="Verdana" w:eastAsia="Verdana" w:hAnsi="Verdana"/>
         </w:rPr>
         <w:t xml:space="preserve">3  What you deliver</w:t>
       </w:r>
@@ -1006,61 +1015,62 @@
       </w:pPr>
       <w:r>
         <w:rPr>
-          <w:rFonts w:ascii="Arial" w:cs="Arial" w:eastAsia="Arial" w:hAnsi="Arial"/>
+          <w:rFonts w:ascii="Verdana" w:cs="Verdana" w:eastAsia="Verdana" w:hAnsi="Verdana"/>
           <w:b/>
           <w:bCs/>
-          <w:sz w:val="22"/>
-          <w:szCs w:val="22"/>
-        </w:rPr>
-        <w:t xml:space="preserve">Part A: country selection (the core of the midterm).</w:t>
-      </w:r>
-      <w:r>
-        <w:rPr>
-          <w:rFonts w:ascii="Arial" w:cs="Arial" w:eastAsia="Arial" w:hAnsi="Arial"/>
-          <w:sz w:val="22"/>
-          <w:szCs w:val="22"/>
-        </w:rPr>
-        <w:t xml:space="preserve"> A scoring model that ranks the six countries on criteria derived from Julius Meinl's own priorities, a robustness analysis, and a recommendation.</w:t>
-      </w:r>
-    </w:p>
-    <w:p>
-      <w:pPr>
-        <w:spacing w:after="120" w:before="0" w:line="252"/>
-      </w:pPr>
-      <w:r>
-        <w:rPr>
-          <w:rFonts w:ascii="Arial" w:cs="Arial" w:eastAsia="Arial" w:hAnsi="Arial"/>
+          <w:sz w:val="19"/>
+          <w:szCs w:val="19"/>
+        </w:rPr>
+        <w:t xml:space="preserve">Part A: scoring method (the core of the midterm).</w:t>
+      </w:r>
+      <w:r>
+        <w:rPr>
+          <w:rFonts w:ascii="Verdana" w:cs="Verdana" w:eastAsia="Verdana" w:hAnsi="Verdana"/>
+          <w:sz w:val="19"/>
+          <w:szCs w:val="19"/>
+        </w:rPr>
+        <w:t xml:space="preserve"> All groups apply the </w:t>
+      </w:r>
+      <w:r>
+        <w:rPr>
+          <w:rFonts w:ascii="Verdana" w:cs="Verdana" w:eastAsia="Verdana" w:hAnsi="Verdana"/>
           <w:b/>
           <w:bCs/>
-          <w:sz w:val="22"/>
-          <w:szCs w:val="22"/>
-        </w:rPr>
-        <w:t xml:space="preserve">Part B: market and competitor analysis.</w:t>
-      </w:r>
-      <w:r>
-        <w:rPr>
-          <w:rFonts w:ascii="Arial" w:cs="Arial" w:eastAsia="Arial" w:hAnsi="Arial"/>
-          <w:sz w:val="22"/>
-          <w:szCs w:val="22"/>
-        </w:rPr>
-        <w:t xml:space="preserve"> A focused analysis of the competitive situation in one country: </w:t>
-      </w:r>
-      <w:r>
-        <w:rPr>
-          <w:rFonts w:ascii="Arial" w:cs="Arial" w:eastAsia="Arial" w:hAnsi="Arial"/>
-          <w:sz w:val="22"/>
-          <w:szCs w:val="22"/>
-          <w:highlight w:val="yellow"/>
-        </w:rPr>
-        <w:t xml:space="preserve">[the country assigned to your group in session x / the country your own ranking puts first; to be confirmed]</w:t>
-      </w:r>
-      <w:r>
-        <w:rPr>
-          <w:rFonts w:ascii="Arial" w:cs="Arial" w:eastAsia="Arial" w:hAnsi="Arial"/>
-          <w:sz w:val="22"/>
-          <w:szCs w:val="22"/>
-        </w:rPr>
-        <w:t xml:space="preserve">. Section 8 describes the content.</w:t>
+          <w:sz w:val="19"/>
+          <w:szCs w:val="19"/>
+        </w:rPr>
+        <w:t xml:space="preserve">same criteria and indicators</w:t>
+      </w:r>
+      <w:r>
+        <w:rPr>
+          <w:rFonts w:ascii="Verdana" w:cs="Verdana" w:eastAsia="Verdana" w:hAnsi="Verdana"/>
+          <w:sz w:val="19"/>
+          <w:szCs w:val="19"/>
+        </w:rPr>
+        <w:t xml:space="preserve">, so the six country results can be compared. Your group collects the data for its allocated country, scores it, and shows how it ranks against the other five, how stable that rank is, and what you recommend for Julius Meinl regarding this country.</w:t>
+      </w:r>
+    </w:p>
+    <w:p>
+      <w:pPr>
+        <w:spacing w:after="80" w:before="0" w:line="252"/>
+      </w:pPr>
+      <w:r>
+        <w:rPr>
+          <w:rFonts w:ascii="Verdana" w:cs="Verdana" w:eastAsia="Verdana" w:hAnsi="Verdana"/>
+          <w:b/>
+          <w:bCs/>
+          <w:sz w:val="19"/>
+          <w:szCs w:val="19"/>
+        </w:rPr>
+        <w:t xml:space="preserve">Part B: industry analysis.</w:t>
+      </w:r>
+      <w:r>
+        <w:rPr>
+          <w:rFonts w:ascii="Verdana" w:cs="Verdana" w:eastAsia="Verdana" w:hAnsi="Verdana"/>
+          <w:sz w:val="19"/>
+          <w:szCs w:val="19"/>
+        </w:rPr>
+        <w:t xml:space="preserve"> A focused analysis of the coffee industry in one country, its structure and its attractiveness for a premium newcomer from Vienna, in your allocated country. Section 8 describes the content.</w:t>
       </w:r>
     </w:p>
     <w:p>
@@ -1070,19 +1080,561 @@
       </w:pPr>
       <w:r>
         <w:rPr>
-          <w:rFonts w:ascii="Arial" w:cs="Arial" w:eastAsia="Arial" w:hAnsi="Arial"/>
+          <w:rFonts w:ascii="Verdana" w:cs="Verdana" w:eastAsia="Verdana" w:hAnsi="Verdana"/>
           <w:b/>
           <w:bCs/>
-          <w:sz w:val="22"/>
-          <w:szCs w:val="22"/>
+          <w:sz w:val="19"/>
+          <w:szCs w:val="19"/>
+        </w:rPr>
+        <w:t xml:space="preserve">Country allocation for Part B</w:t>
+      </w:r>
+      <w:r>
+        <w:rPr>
+          <w:rFonts w:ascii="Verdana" w:cs="Verdana" w:eastAsia="Verdana" w:hAnsi="Verdana"/>
+          <w:sz w:val="19"/>
+          <w:szCs w:val="19"/>
+        </w:rPr>
+        <w:t xml:space="preserve"> (one country per group, drawn at random):</w:t>
+      </w:r>
+    </w:p>
+    <w:tbl>
+      <w:tblPr>
+        <w:tblW w:type="dxa" w:w="9072"/>
+        <w:tblBorders>
+          <w:top w:val="single" w:color="auto" w:sz="4"/>
+          <w:left w:val="single" w:color="auto" w:sz="4"/>
+          <w:bottom w:val="single" w:color="auto" w:sz="4"/>
+          <w:right w:val="single" w:color="auto" w:sz="4"/>
+          <w:insideH w:val="single" w:color="auto" w:sz="4"/>
+          <w:insideV w:val="single" w:color="auto" w:sz="4"/>
+        </w:tblBorders>
+      </w:tblPr>
+      <w:tblGrid>
+        <w:gridCol w:w="2000"/>
+        <w:gridCol w:w="7072"/>
+      </w:tblGrid>
+      <w:tr>
+        <w:trPr>
+          <w:cantSplit/>
+          <w:tblHeader/>
+        </w:trPr>
+        <w:tc>
+          <w:tcPr>
+            <w:tcW w:type="dxa" w:w="2000"/>
+            <w:tcBorders>
+              <w:top w:val="single" w:color="BFBFBF" w:sz="4"/>
+              <w:left w:val="single" w:color="BFBFBF" w:sz="4"/>
+              <w:bottom w:val="single" w:color="BFBFBF" w:sz="4"/>
+              <w:right w:val="single" w:color="BFBFBF" w:sz="4"/>
+            </w:tcBorders>
+            <w:shd w:fill="002350" w:color="auto" w:val="clear"/>
+            <w:tcMar>
+              <w:top w:type="dxa" w:w="60"/>
+              <w:left w:type="dxa" w:w="100"/>
+              <w:bottom w:type="dxa" w:w="40"/>
+              <w:right w:type="dxa" w:w="100"/>
+            </w:tcMar>
+          </w:tcPr>
+          <w:p>
+            <w:pPr>
+              <w:keepNext/>
+              <w:spacing w:after="40" w:line="240"/>
+            </w:pPr>
+            <w:r>
+              <w:rPr>
+                <w:rFonts w:ascii="Verdana" w:cs="Verdana" w:eastAsia="Verdana" w:hAnsi="Verdana"/>
+                <w:b/>
+                <w:bCs/>
+                <w:color w:val="FFFFFF"/>
+                <w:sz w:val="16"/>
+                <w:szCs w:val="16"/>
+              </w:rPr>
+              <w:t xml:space="preserve">Group</w:t>
+            </w:r>
+          </w:p>
+        </w:tc>
+        <w:tc>
+          <w:tcPr>
+            <w:tcW w:type="dxa" w:w="7072"/>
+            <w:tcBorders>
+              <w:top w:val="single" w:color="BFBFBF" w:sz="4"/>
+              <w:left w:val="single" w:color="BFBFBF" w:sz="4"/>
+              <w:bottom w:val="single" w:color="BFBFBF" w:sz="4"/>
+              <w:right w:val="single" w:color="BFBFBF" w:sz="4"/>
+            </w:tcBorders>
+            <w:shd w:fill="002350" w:color="auto" w:val="clear"/>
+            <w:tcMar>
+              <w:top w:type="dxa" w:w="60"/>
+              <w:left w:type="dxa" w:w="100"/>
+              <w:bottom w:type="dxa" w:w="40"/>
+              <w:right w:type="dxa" w:w="100"/>
+            </w:tcMar>
+          </w:tcPr>
+          <w:p>
+            <w:pPr>
+              <w:keepNext/>
+              <w:spacing w:after="40" w:line="240"/>
+            </w:pPr>
+            <w:r>
+              <w:rPr>
+                <w:rFonts w:ascii="Verdana" w:cs="Verdana" w:eastAsia="Verdana" w:hAnsi="Verdana"/>
+                <w:b/>
+                <w:bCs/>
+                <w:color w:val="FFFFFF"/>
+                <w:sz w:val="16"/>
+                <w:szCs w:val="16"/>
+              </w:rPr>
+              <w:t xml:space="preserve">Country for Part B</w:t>
+            </w:r>
+          </w:p>
+        </w:tc>
+      </w:tr>
+      <w:tr>
+        <w:trPr>
+          <w:cantSplit/>
+        </w:trPr>
+        <w:tc>
+          <w:tcPr>
+            <w:tcW w:type="dxa" w:w="2000"/>
+            <w:tcBorders>
+              <w:top w:val="single" w:color="BFBFBF" w:sz="4"/>
+              <w:left w:val="single" w:color="BFBFBF" w:sz="4"/>
+              <w:bottom w:val="single" w:color="BFBFBF" w:sz="4"/>
+              <w:right w:val="single" w:color="BFBFBF" w:sz="4"/>
+            </w:tcBorders>
+            <w:tcMar>
+              <w:top w:type="dxa" w:w="60"/>
+              <w:left w:type="dxa" w:w="100"/>
+              <w:bottom w:type="dxa" w:w="40"/>
+              <w:right w:type="dxa" w:w="100"/>
+            </w:tcMar>
+          </w:tcPr>
+          <w:p>
+            <w:pPr>
+              <w:keepNext/>
+              <w:spacing w:after="40" w:line="240"/>
+            </w:pPr>
+            <w:r>
+              <w:rPr>
+                <w:rFonts w:ascii="Verdana" w:cs="Verdana" w:eastAsia="Verdana" w:hAnsi="Verdana"/>
+                <w:b/>
+                <w:bCs/>
+                <w:sz w:val="16"/>
+                <w:szCs w:val="16"/>
+              </w:rPr>
+              <w:t xml:space="preserve">Group 1</w:t>
+            </w:r>
+          </w:p>
+        </w:tc>
+        <w:tc>
+          <w:tcPr>
+            <w:tcW w:type="dxa" w:w="7072"/>
+            <w:tcBorders>
+              <w:top w:val="single" w:color="BFBFBF" w:sz="4"/>
+              <w:left w:val="single" w:color="BFBFBF" w:sz="4"/>
+              <w:bottom w:val="single" w:color="BFBFBF" w:sz="4"/>
+              <w:right w:val="single" w:color="BFBFBF" w:sz="4"/>
+            </w:tcBorders>
+            <w:tcMar>
+              <w:top w:type="dxa" w:w="60"/>
+              <w:left w:type="dxa" w:w="100"/>
+              <w:bottom w:type="dxa" w:w="40"/>
+              <w:right w:type="dxa" w:w="100"/>
+            </w:tcMar>
+          </w:tcPr>
+          <w:p>
+            <w:pPr>
+              <w:keepNext/>
+              <w:spacing w:after="40" w:line="240"/>
+            </w:pPr>
+            <w:r>
+              <w:rPr>
+                <w:rFonts w:ascii="Verdana" w:cs="Verdana" w:eastAsia="Verdana" w:hAnsi="Verdana"/>
+                <w:sz w:val="16"/>
+                <w:szCs w:val="16"/>
+              </w:rPr>
+              <w:t xml:space="preserve">Argentina</w:t>
+            </w:r>
+          </w:p>
+        </w:tc>
+      </w:tr>
+      <w:tr>
+        <w:trPr>
+          <w:cantSplit/>
+        </w:trPr>
+        <w:tc>
+          <w:tcPr>
+            <w:tcW w:type="dxa" w:w="2000"/>
+            <w:tcBorders>
+              <w:top w:val="single" w:color="BFBFBF" w:sz="4"/>
+              <w:left w:val="single" w:color="BFBFBF" w:sz="4"/>
+              <w:bottom w:val="single" w:color="BFBFBF" w:sz="4"/>
+              <w:right w:val="single" w:color="BFBFBF" w:sz="4"/>
+            </w:tcBorders>
+            <w:shd w:fill="F2F2F2" w:color="auto" w:val="clear"/>
+            <w:tcMar>
+              <w:top w:type="dxa" w:w="60"/>
+              <w:left w:type="dxa" w:w="100"/>
+              <w:bottom w:type="dxa" w:w="40"/>
+              <w:right w:type="dxa" w:w="100"/>
+            </w:tcMar>
+          </w:tcPr>
+          <w:p>
+            <w:pPr>
+              <w:keepNext/>
+              <w:spacing w:after="40" w:line="240"/>
+            </w:pPr>
+            <w:r>
+              <w:rPr>
+                <w:rFonts w:ascii="Verdana" w:cs="Verdana" w:eastAsia="Verdana" w:hAnsi="Verdana"/>
+                <w:b/>
+                <w:bCs/>
+                <w:sz w:val="16"/>
+                <w:szCs w:val="16"/>
+              </w:rPr>
+              <w:t xml:space="preserve">Group 2</w:t>
+            </w:r>
+          </w:p>
+        </w:tc>
+        <w:tc>
+          <w:tcPr>
+            <w:tcW w:type="dxa" w:w="7072"/>
+            <w:tcBorders>
+              <w:top w:val="single" w:color="BFBFBF" w:sz="4"/>
+              <w:left w:val="single" w:color="BFBFBF" w:sz="4"/>
+              <w:bottom w:val="single" w:color="BFBFBF" w:sz="4"/>
+              <w:right w:val="single" w:color="BFBFBF" w:sz="4"/>
+            </w:tcBorders>
+            <w:shd w:fill="F2F2F2" w:color="auto" w:val="clear"/>
+            <w:tcMar>
+              <w:top w:type="dxa" w:w="60"/>
+              <w:left w:type="dxa" w:w="100"/>
+              <w:bottom w:type="dxa" w:w="40"/>
+              <w:right w:type="dxa" w:w="100"/>
+            </w:tcMar>
+          </w:tcPr>
+          <w:p>
+            <w:pPr>
+              <w:keepNext/>
+              <w:spacing w:after="40" w:line="240"/>
+            </w:pPr>
+            <w:r>
+              <w:rPr>
+                <w:rFonts w:ascii="Verdana" w:cs="Verdana" w:eastAsia="Verdana" w:hAnsi="Verdana"/>
+                <w:sz w:val="16"/>
+                <w:szCs w:val="16"/>
+              </w:rPr>
+              <w:t xml:space="preserve">Chile</w:t>
+            </w:r>
+          </w:p>
+        </w:tc>
+      </w:tr>
+      <w:tr>
+        <w:trPr>
+          <w:cantSplit/>
+        </w:trPr>
+        <w:tc>
+          <w:tcPr>
+            <w:tcW w:type="dxa" w:w="2000"/>
+            <w:tcBorders>
+              <w:top w:val="single" w:color="BFBFBF" w:sz="4"/>
+              <w:left w:val="single" w:color="BFBFBF" w:sz="4"/>
+              <w:bottom w:val="single" w:color="BFBFBF" w:sz="4"/>
+              <w:right w:val="single" w:color="BFBFBF" w:sz="4"/>
+            </w:tcBorders>
+            <w:tcMar>
+              <w:top w:type="dxa" w:w="60"/>
+              <w:left w:type="dxa" w:w="100"/>
+              <w:bottom w:type="dxa" w:w="40"/>
+              <w:right w:type="dxa" w:w="100"/>
+            </w:tcMar>
+          </w:tcPr>
+          <w:p>
+            <w:pPr>
+              <w:keepNext/>
+              <w:spacing w:after="40" w:line="240"/>
+            </w:pPr>
+            <w:r>
+              <w:rPr>
+                <w:rFonts w:ascii="Verdana" w:cs="Verdana" w:eastAsia="Verdana" w:hAnsi="Verdana"/>
+                <w:b/>
+                <w:bCs/>
+                <w:sz w:val="16"/>
+                <w:szCs w:val="16"/>
+              </w:rPr>
+              <w:t xml:space="preserve">Group 3</w:t>
+            </w:r>
+          </w:p>
+        </w:tc>
+        <w:tc>
+          <w:tcPr>
+            <w:tcW w:type="dxa" w:w="7072"/>
+            <w:tcBorders>
+              <w:top w:val="single" w:color="BFBFBF" w:sz="4"/>
+              <w:left w:val="single" w:color="BFBFBF" w:sz="4"/>
+              <w:bottom w:val="single" w:color="BFBFBF" w:sz="4"/>
+              <w:right w:val="single" w:color="BFBFBF" w:sz="4"/>
+            </w:tcBorders>
+            <w:tcMar>
+              <w:top w:type="dxa" w:w="60"/>
+              <w:left w:type="dxa" w:w="100"/>
+              <w:bottom w:type="dxa" w:w="40"/>
+              <w:right w:type="dxa" w:w="100"/>
+            </w:tcMar>
+          </w:tcPr>
+          <w:p>
+            <w:pPr>
+              <w:keepNext/>
+              <w:spacing w:after="40" w:line="240"/>
+            </w:pPr>
+            <w:r>
+              <w:rPr>
+                <w:rFonts w:ascii="Verdana" w:cs="Verdana" w:eastAsia="Verdana" w:hAnsi="Verdana"/>
+                <w:sz w:val="16"/>
+                <w:szCs w:val="16"/>
+              </w:rPr>
+              <w:t xml:space="preserve">Mexico</w:t>
+            </w:r>
+          </w:p>
+        </w:tc>
+      </w:tr>
+      <w:tr>
+        <w:trPr>
+          <w:cantSplit/>
+        </w:trPr>
+        <w:tc>
+          <w:tcPr>
+            <w:tcW w:type="dxa" w:w="2000"/>
+            <w:tcBorders>
+              <w:top w:val="single" w:color="BFBFBF" w:sz="4"/>
+              <w:left w:val="single" w:color="BFBFBF" w:sz="4"/>
+              <w:bottom w:val="single" w:color="BFBFBF" w:sz="4"/>
+              <w:right w:val="single" w:color="BFBFBF" w:sz="4"/>
+            </w:tcBorders>
+            <w:shd w:fill="F2F2F2" w:color="auto" w:val="clear"/>
+            <w:tcMar>
+              <w:top w:type="dxa" w:w="60"/>
+              <w:left w:type="dxa" w:w="100"/>
+              <w:bottom w:type="dxa" w:w="40"/>
+              <w:right w:type="dxa" w:w="100"/>
+            </w:tcMar>
+          </w:tcPr>
+          <w:p>
+            <w:pPr>
+              <w:keepNext/>
+              <w:spacing w:after="40" w:line="240"/>
+            </w:pPr>
+            <w:r>
+              <w:rPr>
+                <w:rFonts w:ascii="Verdana" w:cs="Verdana" w:eastAsia="Verdana" w:hAnsi="Verdana"/>
+                <w:b/>
+                <w:bCs/>
+                <w:sz w:val="16"/>
+                <w:szCs w:val="16"/>
+              </w:rPr>
+              <w:t xml:space="preserve">Group 4</w:t>
+            </w:r>
+          </w:p>
+        </w:tc>
+        <w:tc>
+          <w:tcPr>
+            <w:tcW w:type="dxa" w:w="7072"/>
+            <w:tcBorders>
+              <w:top w:val="single" w:color="BFBFBF" w:sz="4"/>
+              <w:left w:val="single" w:color="BFBFBF" w:sz="4"/>
+              <w:bottom w:val="single" w:color="BFBFBF" w:sz="4"/>
+              <w:right w:val="single" w:color="BFBFBF" w:sz="4"/>
+            </w:tcBorders>
+            <w:shd w:fill="F2F2F2" w:color="auto" w:val="clear"/>
+            <w:tcMar>
+              <w:top w:type="dxa" w:w="60"/>
+              <w:left w:type="dxa" w:w="100"/>
+              <w:bottom w:type="dxa" w:w="40"/>
+              <w:right w:type="dxa" w:w="100"/>
+            </w:tcMar>
+          </w:tcPr>
+          <w:p>
+            <w:pPr>
+              <w:keepNext/>
+              <w:spacing w:after="40" w:line="240"/>
+            </w:pPr>
+            <w:r>
+              <w:rPr>
+                <w:rFonts w:ascii="Verdana" w:cs="Verdana" w:eastAsia="Verdana" w:hAnsi="Verdana"/>
+                <w:sz w:val="16"/>
+                <w:szCs w:val="16"/>
+              </w:rPr>
+              <w:t xml:space="preserve">Colombia</w:t>
+            </w:r>
+          </w:p>
+        </w:tc>
+      </w:tr>
+      <w:tr>
+        <w:trPr>
+          <w:cantSplit/>
+        </w:trPr>
+        <w:tc>
+          <w:tcPr>
+            <w:tcW w:type="dxa" w:w="2000"/>
+            <w:tcBorders>
+              <w:top w:val="single" w:color="BFBFBF" w:sz="4"/>
+              <w:left w:val="single" w:color="BFBFBF" w:sz="4"/>
+              <w:bottom w:val="single" w:color="BFBFBF" w:sz="4"/>
+              <w:right w:val="single" w:color="BFBFBF" w:sz="4"/>
+            </w:tcBorders>
+            <w:tcMar>
+              <w:top w:type="dxa" w:w="60"/>
+              <w:left w:type="dxa" w:w="100"/>
+              <w:bottom w:type="dxa" w:w="40"/>
+              <w:right w:type="dxa" w:w="100"/>
+            </w:tcMar>
+          </w:tcPr>
+          <w:p>
+            <w:pPr>
+              <w:keepNext/>
+              <w:spacing w:after="40" w:line="240"/>
+            </w:pPr>
+            <w:r>
+              <w:rPr>
+                <w:rFonts w:ascii="Verdana" w:cs="Verdana" w:eastAsia="Verdana" w:hAnsi="Verdana"/>
+                <w:b/>
+                <w:bCs/>
+                <w:sz w:val="16"/>
+                <w:szCs w:val="16"/>
+              </w:rPr>
+              <w:t xml:space="preserve">Group 5</w:t>
+            </w:r>
+          </w:p>
+        </w:tc>
+        <w:tc>
+          <w:tcPr>
+            <w:tcW w:type="dxa" w:w="7072"/>
+            <w:tcBorders>
+              <w:top w:val="single" w:color="BFBFBF" w:sz="4"/>
+              <w:left w:val="single" w:color="BFBFBF" w:sz="4"/>
+              <w:bottom w:val="single" w:color="BFBFBF" w:sz="4"/>
+              <w:right w:val="single" w:color="BFBFBF" w:sz="4"/>
+            </w:tcBorders>
+            <w:tcMar>
+              <w:top w:type="dxa" w:w="60"/>
+              <w:left w:type="dxa" w:w="100"/>
+              <w:bottom w:type="dxa" w:w="40"/>
+              <w:right w:type="dxa" w:w="100"/>
+            </w:tcMar>
+          </w:tcPr>
+          <w:p>
+            <w:pPr>
+              <w:keepNext/>
+              <w:spacing w:after="40" w:line="240"/>
+            </w:pPr>
+            <w:r>
+              <w:rPr>
+                <w:rFonts w:ascii="Verdana" w:cs="Verdana" w:eastAsia="Verdana" w:hAnsi="Verdana"/>
+                <w:sz w:val="16"/>
+                <w:szCs w:val="16"/>
+              </w:rPr>
+              <w:t xml:space="preserve">Uruguay</w:t>
+            </w:r>
+          </w:p>
+        </w:tc>
+      </w:tr>
+      <w:tr>
+        <w:trPr>
+          <w:cantSplit/>
+        </w:trPr>
+        <w:tc>
+          <w:tcPr>
+            <w:tcW w:type="dxa" w:w="2000"/>
+            <w:tcBorders>
+              <w:top w:val="single" w:color="BFBFBF" w:sz="4"/>
+              <w:left w:val="single" w:color="BFBFBF" w:sz="4"/>
+              <w:bottom w:val="single" w:color="BFBFBF" w:sz="4"/>
+              <w:right w:val="single" w:color="BFBFBF" w:sz="4"/>
+            </w:tcBorders>
+            <w:shd w:fill="F2F2F2" w:color="auto" w:val="clear"/>
+            <w:tcMar>
+              <w:top w:type="dxa" w:w="60"/>
+              <w:left w:type="dxa" w:w="100"/>
+              <w:bottom w:type="dxa" w:w="40"/>
+              <w:right w:type="dxa" w:w="100"/>
+            </w:tcMar>
+          </w:tcPr>
+          <w:p>
+            <w:pPr>
+              <w:keepNext w:val="false"/>
+              <w:spacing w:after="40" w:line="240"/>
+            </w:pPr>
+            <w:r>
+              <w:rPr>
+                <w:rFonts w:ascii="Verdana" w:cs="Verdana" w:eastAsia="Verdana" w:hAnsi="Verdana"/>
+                <w:b/>
+                <w:bCs/>
+                <w:sz w:val="16"/>
+                <w:szCs w:val="16"/>
+              </w:rPr>
+              <w:t xml:space="preserve">Group 6</w:t>
+            </w:r>
+          </w:p>
+        </w:tc>
+        <w:tc>
+          <w:tcPr>
+            <w:tcW w:type="dxa" w:w="7072"/>
+            <w:tcBorders>
+              <w:top w:val="single" w:color="BFBFBF" w:sz="4"/>
+              <w:left w:val="single" w:color="BFBFBF" w:sz="4"/>
+              <w:bottom w:val="single" w:color="BFBFBF" w:sz="4"/>
+              <w:right w:val="single" w:color="BFBFBF" w:sz="4"/>
+            </w:tcBorders>
+            <w:shd w:fill="F2F2F2" w:color="auto" w:val="clear"/>
+            <w:tcMar>
+              <w:top w:type="dxa" w:w="60"/>
+              <w:left w:type="dxa" w:w="100"/>
+              <w:bottom w:type="dxa" w:w="40"/>
+              <w:right w:type="dxa" w:w="100"/>
+            </w:tcMar>
+          </w:tcPr>
+          <w:p>
+            <w:pPr>
+              <w:keepNext w:val="false"/>
+              <w:spacing w:after="40" w:line="240"/>
+            </w:pPr>
+            <w:r>
+              <w:rPr>
+                <w:rFonts w:ascii="Verdana" w:cs="Verdana" w:eastAsia="Verdana" w:hAnsi="Verdana"/>
+                <w:sz w:val="16"/>
+                <w:szCs w:val="16"/>
+              </w:rPr>
+              <w:t xml:space="preserve">Brazil</w:t>
+            </w:r>
+          </w:p>
+        </w:tc>
+      </w:tr>
+    </w:tbl>
+    <w:p>
+      <w:pPr>
+        <w:spacing w:after="80"/>
+      </w:pPr>
+    </w:p>
+    <w:p>
+      <w:pPr>
+        <w:keepNext/>
+        <w:spacing w:after="80" w:before="0" w:line="252"/>
+      </w:pPr>
+      <w:r>
+        <w:rPr>
+          <w:rFonts w:ascii="Verdana" w:cs="Verdana" w:eastAsia="Verdana" w:hAnsi="Verdana"/>
+          <w:b/>
+          <w:bCs/>
+          <w:sz w:val="19"/>
+          <w:szCs w:val="19"/>
         </w:rPr>
         <w:t xml:space="preserve">Suggested time budget</w:t>
       </w:r>
       <w:r>
         <w:rPr>
-          <w:rFonts w:ascii="Arial" w:cs="Arial" w:eastAsia="Arial" w:hAnsi="Arial"/>
-          <w:sz w:val="22"/>
-          <w:szCs w:val="22"/>
+          <w:rFonts w:ascii="Verdana" w:cs="Verdana" w:eastAsia="Verdana" w:hAnsi="Verdana"/>
+          <w:sz w:val="19"/>
+          <w:szCs w:val="19"/>
         </w:rPr>
         <w:t xml:space="preserve"> for the 20 minutes:</w:t>
       </w:r>
@@ -1128,16 +1680,17 @@
           </w:tcPr>
           <w:p>
             <w:pPr>
-              <w:spacing w:after="40" w:line="240"/>
-            </w:pPr>
-            <w:r>
-              <w:rPr>
-                <w:rFonts w:ascii="Arial" w:cs="Arial" w:eastAsia="Arial" w:hAnsi="Arial"/>
+              <w:keepNext/>
+              <w:spacing w:after="40" w:line="240"/>
+            </w:pPr>
+            <w:r>
+              <w:rPr>
+                <w:rFonts w:ascii="Verdana" w:cs="Verdana" w:eastAsia="Verdana" w:hAnsi="Verdana"/>
                 <w:b/>
                 <w:bCs/>
                 <w:color w:val="FFFFFF"/>
-                <w:sz w:val="18"/>
-                <w:szCs w:val="18"/>
+                <w:sz w:val="16"/>
+                <w:szCs w:val="16"/>
               </w:rPr>
               <w:t xml:space="preserve">Block</w:t>
             </w:r>
@@ -1162,16 +1715,17 @@
           </w:tcPr>
           <w:p>
             <w:pPr>
-              <w:spacing w:after="40" w:line="240"/>
-            </w:pPr>
-            <w:r>
-              <w:rPr>
-                <w:rFonts w:ascii="Arial" w:cs="Arial" w:eastAsia="Arial" w:hAnsi="Arial"/>
+              <w:keepNext/>
+              <w:spacing w:after="40" w:line="240"/>
+            </w:pPr>
+            <w:r>
+              <w:rPr>
+                <w:rFonts w:ascii="Verdana" w:cs="Verdana" w:eastAsia="Verdana" w:hAnsi="Verdana"/>
                 <w:b/>
                 <w:bCs/>
                 <w:color w:val="FFFFFF"/>
-                <w:sz w:val="18"/>
-                <w:szCs w:val="18"/>
+                <w:sz w:val="16"/>
+                <w:szCs w:val="16"/>
               </w:rPr>
               <w:t xml:space="preserve">Content</w:t>
             </w:r>
@@ -1196,16 +1750,17 @@
           </w:tcPr>
           <w:p>
             <w:pPr>
-              <w:spacing w:after="40" w:line="240"/>
-            </w:pPr>
-            <w:r>
-              <w:rPr>
-                <w:rFonts w:ascii="Arial" w:cs="Arial" w:eastAsia="Arial" w:hAnsi="Arial"/>
+              <w:keepNext/>
+              <w:spacing w:after="40" w:line="240"/>
+            </w:pPr>
+            <w:r>
+              <w:rPr>
+                <w:rFonts w:ascii="Verdana" w:cs="Verdana" w:eastAsia="Verdana" w:hAnsi="Verdana"/>
                 <w:b/>
                 <w:bCs/>
                 <w:color w:val="FFFFFF"/>
-                <w:sz w:val="18"/>
-                <w:szCs w:val="18"/>
+                <w:sz w:val="16"/>
+                <w:szCs w:val="16"/>
               </w:rPr>
               <w:t xml:space="preserve">Minutes</w:t>
             </w:r>
@@ -1234,13 +1789,14 @@
           </w:tcPr>
           <w:p>
             <w:pPr>
-              <w:spacing w:after="40" w:line="240"/>
-            </w:pPr>
-            <w:r>
-              <w:rPr>
-                <w:rFonts w:ascii="Arial" w:cs="Arial" w:eastAsia="Arial" w:hAnsi="Arial"/>
-                <w:sz w:val="18"/>
-                <w:szCs w:val="18"/>
+              <w:keepNext/>
+              <w:spacing w:after="40" w:line="240"/>
+            </w:pPr>
+            <w:r>
+              <w:rPr>
+                <w:rFonts w:ascii="Verdana" w:cs="Verdana" w:eastAsia="Verdana" w:hAnsi="Verdana"/>
+                <w:sz w:val="16"/>
+                <w:szCs w:val="16"/>
               </w:rPr>
               <w:t xml:space="preserve">1  Decision and criteria</w:t>
             </w:r>
@@ -1264,15 +1820,16 @@
           </w:tcPr>
           <w:p>
             <w:pPr>
-              <w:spacing w:after="40" w:line="240"/>
-            </w:pPr>
-            <w:r>
-              <w:rPr>
-                <w:rFonts w:ascii="Arial" w:cs="Arial" w:eastAsia="Arial" w:hAnsi="Arial"/>
-                <w:sz w:val="18"/>
-                <w:szCs w:val="18"/>
-              </w:rPr>
-              <w:t xml:space="preserve">Case in one slide, the decision your model makes, criteria framework</w:t>
+              <w:keepNext/>
+              <w:spacing w:after="40" w:line="240"/>
+            </w:pPr>
+            <w:r>
+              <w:rPr>
+                <w:rFonts w:ascii="Verdana" w:cs="Verdana" w:eastAsia="Verdana" w:hAnsi="Verdana"/>
+                <w:sz w:val="16"/>
+                <w:szCs w:val="16"/>
+              </w:rPr>
+              <w:t xml:space="preserve">Case in one slide, the decision your model makes, the common criteria and your country</w:t>
             </w:r>
           </w:p>
         </w:tc>
@@ -1294,13 +1851,14 @@
           </w:tcPr>
           <w:p>
             <w:pPr>
-              <w:spacing w:after="40" w:line="240"/>
-            </w:pPr>
-            <w:r>
-              <w:rPr>
-                <w:rFonts w:ascii="Arial" w:cs="Arial" w:eastAsia="Arial" w:hAnsi="Arial"/>
-                <w:sz w:val="18"/>
-                <w:szCs w:val="18"/>
+              <w:keepNext/>
+              <w:spacing w:after="40" w:line="240"/>
+            </w:pPr>
+            <w:r>
+              <w:rPr>
+                <w:rFonts w:ascii="Verdana" w:cs="Verdana" w:eastAsia="Verdana" w:hAnsi="Verdana"/>
+                <w:sz w:val="16"/>
+                <w:szCs w:val="16"/>
               </w:rPr>
               <w:t xml:space="preserve">3</w:t>
             </w:r>
@@ -1330,13 +1888,14 @@
           </w:tcPr>
           <w:p>
             <w:pPr>
-              <w:spacing w:after="40" w:line="240"/>
-            </w:pPr>
-            <w:r>
-              <w:rPr>
-                <w:rFonts w:ascii="Arial" w:cs="Arial" w:eastAsia="Arial" w:hAnsi="Arial"/>
-                <w:sz w:val="18"/>
-                <w:szCs w:val="18"/>
+              <w:keepNext/>
+              <w:spacing w:after="40" w:line="240"/>
+            </w:pPr>
+            <w:r>
+              <w:rPr>
+                <w:rFonts w:ascii="Verdana" w:cs="Verdana" w:eastAsia="Verdana" w:hAnsi="Verdana"/>
+                <w:sz w:val="16"/>
+                <w:szCs w:val="16"/>
               </w:rPr>
               <w:t xml:space="preserve">2  Data and method</w:t>
             </w:r>
@@ -1361,15 +1920,16 @@
           </w:tcPr>
           <w:p>
             <w:pPr>
-              <w:spacing w:after="40" w:line="240"/>
-            </w:pPr>
-            <w:r>
-              <w:rPr>
-                <w:rFonts w:ascii="Arial" w:cs="Arial" w:eastAsia="Arial" w:hAnsi="Arial"/>
-                <w:sz w:val="18"/>
-                <w:szCs w:val="18"/>
-              </w:rPr>
-              <w:t xml:space="preserve">Indicators and data, normalisation, weights and where they come from</w:t>
+              <w:keepNext/>
+              <w:spacing w:after="40" w:line="240"/>
+            </w:pPr>
+            <w:r>
+              <w:rPr>
+                <w:rFonts w:ascii="Verdana" w:cs="Verdana" w:eastAsia="Verdana" w:hAnsi="Verdana"/>
+                <w:sz w:val="16"/>
+                <w:szCs w:val="16"/>
+              </w:rPr>
+              <w:t xml:space="preserve">Your country's data, normalisation, weights and where they come from</w:t>
             </w:r>
           </w:p>
         </w:tc>
@@ -1392,13 +1952,14 @@
           </w:tcPr>
           <w:p>
             <w:pPr>
-              <w:spacing w:after="40" w:line="240"/>
-            </w:pPr>
-            <w:r>
-              <w:rPr>
-                <w:rFonts w:ascii="Arial" w:cs="Arial" w:eastAsia="Arial" w:hAnsi="Arial"/>
-                <w:sz w:val="18"/>
-                <w:szCs w:val="18"/>
+              <w:keepNext/>
+              <w:spacing w:after="40" w:line="240"/>
+            </w:pPr>
+            <w:r>
+              <w:rPr>
+                <w:rFonts w:ascii="Verdana" w:cs="Verdana" w:eastAsia="Verdana" w:hAnsi="Verdana"/>
+                <w:sz w:val="16"/>
+                <w:szCs w:val="16"/>
               </w:rPr>
               <w:t xml:space="preserve">4</w:t>
             </w:r>
@@ -1427,13 +1988,14 @@
           </w:tcPr>
           <w:p>
             <w:pPr>
-              <w:spacing w:after="40" w:line="240"/>
-            </w:pPr>
-            <w:r>
-              <w:rPr>
-                <w:rFonts w:ascii="Arial" w:cs="Arial" w:eastAsia="Arial" w:hAnsi="Arial"/>
-                <w:sz w:val="18"/>
-                <w:szCs w:val="18"/>
+              <w:keepNext/>
+              <w:spacing w:after="40" w:line="240"/>
+            </w:pPr>
+            <w:r>
+              <w:rPr>
+                <w:rFonts w:ascii="Verdana" w:cs="Verdana" w:eastAsia="Verdana" w:hAnsi="Verdana"/>
+                <w:sz w:val="16"/>
+                <w:szCs w:val="16"/>
               </w:rPr>
               <w:t xml:space="preserve">3  Results</w:t>
             </w:r>
@@ -1457,15 +2019,16 @@
           </w:tcPr>
           <w:p>
             <w:pPr>
-              <w:spacing w:after="40" w:line="240"/>
-            </w:pPr>
-            <w:r>
-              <w:rPr>
-                <w:rFonts w:ascii="Arial" w:cs="Arial" w:eastAsia="Arial" w:hAnsi="Arial"/>
-                <w:sz w:val="18"/>
-                <w:szCs w:val="18"/>
-              </w:rPr>
-              <w:t xml:space="preserve">Ranking, scores by dimension, what drives the result</w:t>
+              <w:keepNext/>
+              <w:spacing w:after="40" w:line="240"/>
+            </w:pPr>
+            <w:r>
+              <w:rPr>
+                <w:rFonts w:ascii="Verdana" w:cs="Verdana" w:eastAsia="Verdana" w:hAnsi="Verdana"/>
+                <w:sz w:val="16"/>
+                <w:szCs w:val="16"/>
+              </w:rPr>
+              <w:t xml:space="preserve">Your country's scores by dimension, its rank among the six, what drives the result</w:t>
             </w:r>
           </w:p>
         </w:tc>
@@ -1487,13 +2050,14 @@
           </w:tcPr>
           <w:p>
             <w:pPr>
-              <w:spacing w:after="40" w:line="240"/>
-            </w:pPr>
-            <w:r>
-              <w:rPr>
-                <w:rFonts w:ascii="Arial" w:cs="Arial" w:eastAsia="Arial" w:hAnsi="Arial"/>
-                <w:sz w:val="18"/>
-                <w:szCs w:val="18"/>
+              <w:keepNext/>
+              <w:spacing w:after="40" w:line="240"/>
+            </w:pPr>
+            <w:r>
+              <w:rPr>
+                <w:rFonts w:ascii="Verdana" w:cs="Verdana" w:eastAsia="Verdana" w:hAnsi="Verdana"/>
+                <w:sz w:val="16"/>
+                <w:szCs w:val="16"/>
               </w:rPr>
               <w:t xml:space="preserve">3</w:t>
             </w:r>
@@ -1523,13 +2087,14 @@
           </w:tcPr>
           <w:p>
             <w:pPr>
-              <w:spacing w:after="40" w:line="240"/>
-            </w:pPr>
-            <w:r>
-              <w:rPr>
-                <w:rFonts w:ascii="Arial" w:cs="Arial" w:eastAsia="Arial" w:hAnsi="Arial"/>
-                <w:sz w:val="18"/>
-                <w:szCs w:val="18"/>
+              <w:keepNext/>
+              <w:spacing w:after="40" w:line="240"/>
+            </w:pPr>
+            <w:r>
+              <w:rPr>
+                <w:rFonts w:ascii="Verdana" w:cs="Verdana" w:eastAsia="Verdana" w:hAnsi="Verdana"/>
+                <w:sz w:val="16"/>
+                <w:szCs w:val="16"/>
               </w:rPr>
               <w:t xml:space="preserve">4  Robustness</w:t>
             </w:r>
@@ -1554,15 +2119,16 @@
           </w:tcPr>
           <w:p>
             <w:pPr>
-              <w:spacing w:after="40" w:line="240"/>
-            </w:pPr>
-            <w:r>
-              <w:rPr>
-                <w:rFonts w:ascii="Arial" w:cs="Arial" w:eastAsia="Arial" w:hAnsi="Arial"/>
-                <w:sz w:val="18"/>
-                <w:szCs w:val="18"/>
-              </w:rPr>
-              <w:t xml:space="preserve">What happens to the ranking when assumptions change</w:t>
+              <w:keepNext/>
+              <w:spacing w:after="40" w:line="240"/>
+            </w:pPr>
+            <w:r>
+              <w:rPr>
+                <w:rFonts w:ascii="Verdana" w:cs="Verdana" w:eastAsia="Verdana" w:hAnsi="Verdana"/>
+                <w:sz w:val="16"/>
+                <w:szCs w:val="16"/>
+              </w:rPr>
+              <w:t xml:space="preserve">What happens to your country's rank when assumptions change</w:t>
             </w:r>
           </w:p>
         </w:tc>
@@ -1585,13 +2151,14 @@
           </w:tcPr>
           <w:p>
             <w:pPr>
-              <w:spacing w:after="40" w:line="240"/>
-            </w:pPr>
-            <w:r>
-              <w:rPr>
-                <w:rFonts w:ascii="Arial" w:cs="Arial" w:eastAsia="Arial" w:hAnsi="Arial"/>
-                <w:sz w:val="18"/>
-                <w:szCs w:val="18"/>
+              <w:keepNext/>
+              <w:spacing w:after="40" w:line="240"/>
+            </w:pPr>
+            <w:r>
+              <w:rPr>
+                <w:rFonts w:ascii="Verdana" w:cs="Verdana" w:eastAsia="Verdana" w:hAnsi="Verdana"/>
+                <w:sz w:val="16"/>
+                <w:szCs w:val="16"/>
               </w:rPr>
               <w:t xml:space="preserve">3</w:t>
             </w:r>
@@ -1620,13 +2187,14 @@
           </w:tcPr>
           <w:p>
             <w:pPr>
-              <w:spacing w:after="40" w:line="240"/>
-            </w:pPr>
-            <w:r>
-              <w:rPr>
-                <w:rFonts w:ascii="Arial" w:cs="Arial" w:eastAsia="Arial" w:hAnsi="Arial"/>
-                <w:sz w:val="18"/>
-                <w:szCs w:val="18"/>
+              <w:keepNext/>
+              <w:spacing w:after="40" w:line="240"/>
+            </w:pPr>
+            <w:r>
+              <w:rPr>
+                <w:rFonts w:ascii="Verdana" w:cs="Verdana" w:eastAsia="Verdana" w:hAnsi="Verdana"/>
+                <w:sz w:val="16"/>
+                <w:szCs w:val="16"/>
               </w:rPr>
               <w:t xml:space="preserve">5  Recommendation and limits</w:t>
             </w:r>
@@ -1650,15 +2218,16 @@
           </w:tcPr>
           <w:p>
             <w:pPr>
-              <w:spacing w:after="40" w:line="240"/>
-            </w:pPr>
-            <w:r>
-              <w:rPr>
-                <w:rFonts w:ascii="Arial" w:cs="Arial" w:eastAsia="Arial" w:hAnsi="Arial"/>
-                <w:sz w:val="18"/>
-                <w:szCs w:val="18"/>
-              </w:rPr>
-              <w:t xml:space="preserve">Where to focus, what not to do, what would change your mind</w:t>
+              <w:keepNext/>
+              <w:spacing w:after="40" w:line="240"/>
+            </w:pPr>
+            <w:r>
+              <w:rPr>
+                <w:rFonts w:ascii="Verdana" w:cs="Verdana" w:eastAsia="Verdana" w:hAnsi="Verdana"/>
+                <w:sz w:val="16"/>
+                <w:szCs w:val="16"/>
+              </w:rPr>
+              <w:t xml:space="preserve">Enter, wait or stay out? Conditions, what not to do, what would change your mind</w:t>
             </w:r>
           </w:p>
         </w:tc>
@@ -1680,13 +2249,14 @@
           </w:tcPr>
           <w:p>
             <w:pPr>
-              <w:spacing w:after="40" w:line="240"/>
-            </w:pPr>
-            <w:r>
-              <w:rPr>
-                <w:rFonts w:ascii="Arial" w:cs="Arial" w:eastAsia="Arial" w:hAnsi="Arial"/>
-                <w:sz w:val="18"/>
-                <w:szCs w:val="18"/>
+              <w:keepNext/>
+              <w:spacing w:after="40" w:line="240"/>
+            </w:pPr>
+            <w:r>
+              <w:rPr>
+                <w:rFonts w:ascii="Verdana" w:cs="Verdana" w:eastAsia="Verdana" w:hAnsi="Verdana"/>
+                <w:sz w:val="16"/>
+                <w:szCs w:val="16"/>
               </w:rPr>
               <w:t xml:space="preserve">2</w:t>
             </w:r>
@@ -1716,13 +2286,14 @@
           </w:tcPr>
           <w:p>
             <w:pPr>
-              <w:spacing w:after="40" w:line="240"/>
-            </w:pPr>
-            <w:r>
-              <w:rPr>
-                <w:rFonts w:ascii="Arial" w:cs="Arial" w:eastAsia="Arial" w:hAnsi="Arial"/>
-                <w:sz w:val="18"/>
-                <w:szCs w:val="18"/>
+              <w:keepNext/>
+              <w:spacing w:after="40" w:line="240"/>
+            </w:pPr>
+            <w:r>
+              <w:rPr>
+                <w:rFonts w:ascii="Verdana" w:cs="Verdana" w:eastAsia="Verdana" w:hAnsi="Verdana"/>
+                <w:sz w:val="16"/>
+                <w:szCs w:val="16"/>
               </w:rPr>
               <w:t xml:space="preserve">6  Part B</w:t>
             </w:r>
@@ -1747,15 +2318,16 @@
           </w:tcPr>
           <w:p>
             <w:pPr>
-              <w:spacing w:after="40" w:line="240"/>
-            </w:pPr>
-            <w:r>
-              <w:rPr>
-                <w:rFonts w:ascii="Arial" w:cs="Arial" w:eastAsia="Arial" w:hAnsi="Arial"/>
-                <w:sz w:val="18"/>
-                <w:szCs w:val="18"/>
-              </w:rPr>
-              <w:t xml:space="preserve">Competitor analysis of one country</w:t>
+              <w:keepNext/>
+              <w:spacing w:after="40" w:line="240"/>
+            </w:pPr>
+            <w:r>
+              <w:rPr>
+                <w:rFonts w:ascii="Verdana" w:cs="Verdana" w:eastAsia="Verdana" w:hAnsi="Verdana"/>
+                <w:sz w:val="16"/>
+                <w:szCs w:val="16"/>
+              </w:rPr>
+              <w:t xml:space="preserve">Industry analysis of your country</w:t>
             </w:r>
           </w:p>
         </w:tc>
@@ -1778,13 +2350,14 @@
           </w:tcPr>
           <w:p>
             <w:pPr>
-              <w:spacing w:after="40" w:line="240"/>
-            </w:pPr>
-            <w:r>
-              <w:rPr>
-                <w:rFonts w:ascii="Arial" w:cs="Arial" w:eastAsia="Arial" w:hAnsi="Arial"/>
-                <w:sz w:val="18"/>
-                <w:szCs w:val="18"/>
+              <w:keepNext/>
+              <w:spacing w:after="40" w:line="240"/>
+            </w:pPr>
+            <w:r>
+              <w:rPr>
+                <w:rFonts w:ascii="Verdana" w:cs="Verdana" w:eastAsia="Verdana" w:hAnsi="Verdana"/>
+                <w:sz w:val="16"/>
+                <w:szCs w:val="16"/>
               </w:rPr>
               <w:t xml:space="preserve">4</w:t>
             </w:r>
@@ -1813,13 +2386,14 @@
           </w:tcPr>
           <w:p>
             <w:pPr>
-              <w:spacing w:after="40" w:line="240"/>
-            </w:pPr>
-            <w:r>
-              <w:rPr>
-                <w:rFonts w:ascii="Arial" w:cs="Arial" w:eastAsia="Arial" w:hAnsi="Arial"/>
-                <w:sz w:val="18"/>
-                <w:szCs w:val="18"/>
+              <w:keepNext w:val="false"/>
+              <w:spacing w:after="40" w:line="240"/>
+            </w:pPr>
+            <w:r>
+              <w:rPr>
+                <w:rFonts w:ascii="Verdana" w:cs="Verdana" w:eastAsia="Verdana" w:hAnsi="Verdana"/>
+                <w:sz w:val="16"/>
+                <w:szCs w:val="16"/>
               </w:rPr>
               <w:t xml:space="preserve">7  Wrap-up</w:t>
             </w:r>
@@ -1843,13 +2417,14 @@
           </w:tcPr>
           <w:p>
             <w:pPr>
-              <w:spacing w:after="40" w:line="240"/>
-            </w:pPr>
-            <w:r>
-              <w:rPr>
-                <w:rFonts w:ascii="Arial" w:cs="Arial" w:eastAsia="Arial" w:hAnsi="Arial"/>
-                <w:sz w:val="18"/>
-                <w:szCs w:val="18"/>
+              <w:keepNext w:val="false"/>
+              <w:spacing w:after="40" w:line="240"/>
+            </w:pPr>
+            <w:r>
+              <w:rPr>
+                <w:rFonts w:ascii="Verdana" w:cs="Verdana" w:eastAsia="Verdana" w:hAnsi="Verdana"/>
+                <w:sz w:val="16"/>
+                <w:szCs w:val="16"/>
               </w:rPr>
               <w:t xml:space="preserve">Three key messages</w:t>
             </w:r>
@@ -1873,13 +2448,14 @@
           </w:tcPr>
           <w:p>
             <w:pPr>
-              <w:spacing w:after="40" w:line="240"/>
-            </w:pPr>
-            <w:r>
-              <w:rPr>
-                <w:rFonts w:ascii="Arial" w:cs="Arial" w:eastAsia="Arial" w:hAnsi="Arial"/>
-                <w:sz w:val="18"/>
-                <w:szCs w:val="18"/>
+              <w:keepNext w:val="false"/>
+              <w:spacing w:after="40" w:line="240"/>
+            </w:pPr>
+            <w:r>
+              <w:rPr>
+                <w:rFonts w:ascii="Verdana" w:cs="Verdana" w:eastAsia="Verdana" w:hAnsi="Verdana"/>
+                <w:sz w:val="16"/>
+                <w:szCs w:val="16"/>
               </w:rPr>
               <w:t xml:space="preserve">1</w:t>
             </w:r>
@@ -1893,11 +2469,11 @@
       </w:pPr>
       <w:r>
         <w:rPr>
-          <w:rFonts w:ascii="Arial" w:cs="Arial" w:eastAsia="Arial" w:hAnsi="Arial"/>
-          <w:sz w:val="22"/>
-          <w:szCs w:val="22"/>
-        </w:rPr>
-        <w:t xml:space="preserve">Lead with the answer: show your recommendation on slide 2, then show how you got there. Put technical detail (full data tables, formulas) in an appendix.</w:t>
+          <w:rFonts w:ascii="Verdana" w:cs="Verdana" w:eastAsia="Verdana" w:hAnsi="Verdana"/>
+          <w:sz w:val="19"/>
+          <w:szCs w:val="19"/>
+        </w:rPr>
+        <w:t xml:space="preserve">Lead with the answer: show your recommendation for your country on slide 2, then show how you got there. Put technical detail (full data tables, formulas) in an appendix.</w:t>
       </w:r>
     </w:p>
     <w:p>
@@ -1907,9 +2483,9 @@
       </w:pPr>
       <w:r>
         <w:rPr>
-          <w:rFonts w:ascii="Arial" w:cs="Arial" w:eastAsia="Arial" w:hAnsi="Arial"/>
-        </w:rPr>
-        <w:t xml:space="preserve">4  Part A in eight steps</w:t>
+          <w:rFonts w:ascii="Verdana" w:cs="Verdana" w:eastAsia="Verdana" w:hAnsi="Verdana"/>
+        </w:rPr>
+        <w:t xml:space="preserve">4  Part A (scoring method) in eight steps</w:t>
       </w:r>
     </w:p>
     <w:p>
@@ -1918,9 +2494,9 @@
       </w:pPr>
       <w:r>
         <w:rPr>
-          <w:rFonts w:ascii="Arial" w:cs="Arial" w:eastAsia="Arial" w:hAnsi="Arial"/>
-          <w:sz w:val="22"/>
-          <w:szCs w:val="22"/>
+          <w:rFonts w:ascii="Verdana" w:cs="Verdana" w:eastAsia="Verdana" w:hAnsi="Verdana"/>
+          <w:sz w:val="19"/>
+          <w:szCs w:val="19"/>
         </w:rPr>
         <w:t xml:space="preserve">The steps follow the standard logic of composite indicators and weighted scoring (OECD/JRC, Cavusgil). Each step lists what to hand in; the Excel file in section 9 mirrors these steps.</w:t>
       </w:r>
@@ -1932,9 +2508,9 @@
       </w:pPr>
       <w:r>
         <w:rPr>
-          <w:rFonts w:ascii="Arial" w:cs="Arial" w:eastAsia="Arial" w:hAnsi="Arial"/>
-        </w:rPr>
-        <w:t xml:space="preserve">Step 1  Frame the decision</w:t>
+          <w:rFonts w:ascii="Verdana" w:cs="Verdana" w:eastAsia="Verdana" w:hAnsi="Verdana"/>
+        </w:rPr>
+        <w:t xml:space="preserve">Step 1  Search indicators (PESTEL)</w:t>
       </w:r>
     </w:p>
     <w:p>
@@ -1943,29 +2519,46 @@
       </w:pPr>
       <w:r>
         <w:rPr>
-          <w:rFonts w:ascii="Arial" w:cs="Arial" w:eastAsia="Arial" w:hAnsi="Arial"/>
-          <w:sz w:val="22"/>
-          <w:szCs w:val="22"/>
-        </w:rPr>
-        <w:t xml:space="preserve">Write one sentence that says what your model decides, for example: "Which of the six countries offers Julius Meinl the best prospects for launching a premium coffee brand through local partners in hospitality and retail?" State your time horizon and that the unit is the country. </w:t>
-      </w:r>
-      <w:r>
-        <w:rPr>
-          <w:rFonts w:ascii="Arial" w:cs="Arial" w:eastAsia="Arial" w:hAnsi="Arial"/>
+          <w:rFonts w:ascii="Verdana" w:cs="Verdana" w:eastAsia="Verdana" w:hAnsi="Verdana"/>
+          <w:sz w:val="19"/>
+          <w:szCs w:val="19"/>
+        </w:rPr>
+        <w:t xml:space="preserve">Start broad. All groups search for the same six countries. Your group receives a copy of the Google Sheet "PESTEL indicator search" </w:t>
+      </w:r>
+      <w:r>
+        <w:rPr>
+          <w:rFonts w:ascii="Verdana" w:cs="Verdana" w:eastAsia="Verdana" w:hAnsi="Verdana"/>
+          <w:sz w:val="19"/>
+          <w:szCs w:val="19"/>
+          <w:highlight w:val="yellow"/>
+        </w:rPr>
+        <w:t xml:space="preserve">[link to be added]</w:t>
+      </w:r>
+      <w:r>
+        <w:rPr>
+          <w:rFonts w:ascii="Verdana" w:cs="Verdana" w:eastAsia="Verdana" w:hAnsi="Verdana"/>
+          <w:sz w:val="19"/>
+          <w:szCs w:val="19"/>
+        </w:rPr>
+        <w:t xml:space="preserve">. For each PESTEL dimension (political, economic, social, technological, environmental, legal) search for indicators that could matter for Julius Meinl, check whether data exist for all six countries, name the source and the latest year, and shortlist the best ones. Questions about the sheet go to arne.floh@wu.ac.at. </w:t>
+      </w:r>
+      <w:r>
+        <w:rPr>
+          <w:rFonts w:ascii="Verdana" w:cs="Verdana" w:eastAsia="Verdana" w:hAnsi="Verdana"/>
           <w:b/>
           <w:bCs/>
-          <w:sz w:val="22"/>
-          <w:szCs w:val="22"/>
+          <w:sz w:val="19"/>
+          <w:szCs w:val="19"/>
         </w:rPr>
         <w:t xml:space="preserve">Hand in:</w:t>
       </w:r>
       <w:r>
         <w:rPr>
-          <w:rFonts w:ascii="Arial" w:cs="Arial" w:eastAsia="Arial" w:hAnsi="Arial"/>
-          <w:sz w:val="22"/>
-          <w:szCs w:val="22"/>
-        </w:rPr>
-        <w:t xml:space="preserve"> the decision sentence (Excel README sheet and slide 2).</w:t>
+          <w:rFonts w:ascii="Verdana" w:cs="Verdana" w:eastAsia="Verdana" w:hAnsi="Verdana"/>
+          <w:sz w:val="19"/>
+          <w:szCs w:val="19"/>
+        </w:rPr>
+        <w:t xml:space="preserve"> your completed copy of the sheet (the instructor consolidates the shortlists of all groups into the common criteria in Step 2).</w:t>
       </w:r>
     </w:p>
     <w:p>
@@ -1975,9 +2568,40 @@
       </w:pPr>
       <w:r>
         <w:rPr>
-          <w:rFonts w:ascii="Arial" w:cs="Arial" w:eastAsia="Arial" w:hAnsi="Arial"/>
-        </w:rPr>
-        <w:t xml:space="preserve">Step 2  Choose criteria and indicators</w:t>
+          <w:rFonts w:ascii="Verdana" w:cs="Verdana" w:eastAsia="Verdana" w:hAnsi="Verdana"/>
+        </w:rPr>
+        <w:t xml:space="preserve">Step 2  Frame the decision and apply the common criteria</w:t>
+      </w:r>
+    </w:p>
+    <w:p>
+      <w:pPr>
+        <w:spacing w:after="120" w:before="0" w:line="252"/>
+      </w:pPr>
+      <w:r>
+        <w:rPr>
+          <w:rFonts w:ascii="Verdana" w:cs="Verdana" w:eastAsia="Verdana" w:hAnsi="Verdana"/>
+          <w:sz w:val="19"/>
+          <w:szCs w:val="19"/>
+        </w:rPr>
+        <w:t xml:space="preserve">Write one sentence that says what your model decides, for example: "Which of the six countries offers Julius Meinl the best prospects for launching a premium coffee brand through local partners in hospitality and retail?" State your time horizon and that the unit is the country. </w:t>
+      </w:r>
+      <w:r>
+        <w:rPr>
+          <w:rFonts w:ascii="Verdana" w:cs="Verdana" w:eastAsia="Verdana" w:hAnsi="Verdana"/>
+          <w:b/>
+          <w:bCs/>
+          <w:sz w:val="19"/>
+          <w:szCs w:val="19"/>
+        </w:rPr>
+        <w:t xml:space="preserve">Hand in:</w:t>
+      </w:r>
+      <w:r>
+        <w:rPr>
+          <w:rFonts w:ascii="Verdana" w:cs="Verdana" w:eastAsia="Verdana" w:hAnsi="Verdana"/>
+          <w:sz w:val="19"/>
+          <w:szCs w:val="19"/>
+        </w:rPr>
+        <w:t xml:space="preserve"> the decision sentence (Excel README sheet and slide 2).</w:t>
       </w:r>
     </w:p>
     <w:p>
@@ -1987,11 +2611,64 @@
       </w:pPr>
       <w:r>
         <w:rPr>
-          <w:rFonts w:ascii="Arial" w:cs="Arial" w:eastAsia="Arial" w:hAnsi="Arial"/>
-          <w:sz w:val="22"/>
-          <w:szCs w:val="22"/>
-        </w:rPr>
-        <w:t xml:space="preserve">Use Julius Meinl's six dimensions as the backbone and make each measurable (section 5 gives candidates and sources). Julius Meinl fixes the dimensions; how you measure and weight them is yours to decide. Add criteria you consider relevant, and justify your weighting and your choice of tool. Rules:</w:t>
+          <w:rFonts w:ascii="Verdana" w:cs="Verdana" w:eastAsia="Verdana" w:hAnsi="Verdana"/>
+          <w:sz w:val="19"/>
+          <w:szCs w:val="19"/>
+        </w:rPr>
+        <w:t xml:space="preserve">After the PESTEL search the instructor publishes </w:t>
+      </w:r>
+      <w:r>
+        <w:rPr>
+          <w:rFonts w:ascii="Verdana" w:cs="Verdana" w:eastAsia="Verdana" w:hAnsi="Verdana"/>
+          <w:b/>
+          <w:bCs/>
+          <w:sz w:val="19"/>
+          <w:szCs w:val="19"/>
+        </w:rPr>
+        <w:t xml:space="preserve">one common set of criteria and indicators</w:t>
+      </w:r>
+      <w:r>
+        <w:rPr>
+          <w:rFonts w:ascii="Verdana" w:cs="Verdana" w:eastAsia="Verdana" w:hAnsi="Verdana"/>
+          <w:sz w:val="19"/>
+          <w:szCs w:val="19"/>
+        </w:rPr>
+        <w:t xml:space="preserve"> </w:t>
+      </w:r>
+      <w:r>
+        <w:rPr>
+          <w:rFonts w:ascii="Verdana" w:cs="Verdana" w:eastAsia="Verdana" w:hAnsi="Verdana"/>
+          <w:sz w:val="19"/>
+          <w:szCs w:val="19"/>
+          <w:highlight w:val="yellow"/>
+        </w:rPr>
+        <w:t xml:space="preserve">[release date and format to be confirmed]</w:t>
+      </w:r>
+      <w:r>
+        <w:rPr>
+          <w:rFonts w:ascii="Verdana" w:cs="Verdana" w:eastAsia="Verdana" w:hAnsi="Verdana"/>
+          <w:sz w:val="19"/>
+          <w:szCs w:val="19"/>
+        </w:rPr>
+        <w:t xml:space="preserve">, built from the group shortlists and Julius Meinl's six dimensions (section 5). </w:t>
+      </w:r>
+      <w:r>
+        <w:rPr>
+          <w:rFonts w:ascii="Verdana" w:cs="Verdana" w:eastAsia="Verdana" w:hAnsi="Verdana"/>
+          <w:b/>
+          <w:bCs/>
+          <w:sz w:val="19"/>
+          <w:szCs w:val="19"/>
+        </w:rPr>
+        <w:t xml:space="preserve">All groups use this set unchanged</w:t>
+      </w:r>
+      <w:r>
+        <w:rPr>
+          <w:rFonts w:ascii="Verdana" w:cs="Verdana" w:eastAsia="Verdana" w:hAnsi="Verdana"/>
+          <w:sz w:val="19"/>
+          <w:szCs w:val="19"/>
+        </w:rPr>
+        <w:t xml:space="preserve">, so that the results are comparable. You may add an extra indicator of your own, but label it clearly as an extra and keep it out of the common score. Rules for the common set:</w:t>
       </w:r>
     </w:p>
     <w:p>
@@ -2005,11 +2682,28 @@
       </w:pPr>
       <w:r>
         <w:rPr>
-          <w:rFonts w:ascii="Arial" w:cs="Arial" w:eastAsia="Arial" w:hAnsi="Arial"/>
-          <w:sz w:val="22"/>
-          <w:szCs w:val="22"/>
-        </w:rPr>
-        <w:t xml:space="preserve">8 to 14 indicators in total, each available for all six countries. More indicators do not make a better model.</w:t>
+          <w:rFonts w:ascii="Verdana" w:cs="Verdana" w:eastAsia="Verdana" w:hAnsi="Verdana"/>
+          <w:sz w:val="19"/>
+          <w:szCs w:val="19"/>
+        </w:rPr>
+        <w:t xml:space="preserve">About 8 to 14 indicators in total </w:t>
+      </w:r>
+      <w:r>
+        <w:rPr>
+          <w:rFonts w:ascii="Verdana" w:cs="Verdana" w:eastAsia="Verdana" w:hAnsi="Verdana"/>
+          <w:sz w:val="19"/>
+          <w:szCs w:val="19"/>
+          <w:highlight w:val="yellow"/>
+        </w:rPr>
+        <w:t xml:space="preserve">[final number to be confirmed]</w:t>
+      </w:r>
+      <w:r>
+        <w:rPr>
+          <w:rFonts w:ascii="Verdana" w:cs="Verdana" w:eastAsia="Verdana" w:hAnsi="Verdana"/>
+          <w:sz w:val="19"/>
+          <w:szCs w:val="19"/>
+        </w:rPr>
+        <w:t xml:space="preserve">, each available for all six countries.</w:t>
       </w:r>
     </w:p>
     <w:p>
@@ -2023,45 +2717,45 @@
       </w:pPr>
       <w:r>
         <w:rPr>
-          <w:rFonts w:ascii="Arial" w:cs="Arial" w:eastAsia="Arial" w:hAnsi="Arial"/>
-          <w:sz w:val="22"/>
-          <w:szCs w:val="22"/>
+          <w:rFonts w:ascii="Verdana" w:cs="Verdana" w:eastAsia="Verdana" w:hAnsi="Verdana"/>
+          <w:sz w:val="19"/>
+          <w:szCs w:val="19"/>
         </w:rPr>
         <w:t xml:space="preserve">Cover </w:t>
       </w:r>
       <w:r>
         <w:rPr>
-          <w:rFonts w:ascii="Arial" w:cs="Arial" w:eastAsia="Arial" w:hAnsi="Arial"/>
+          <w:rFonts w:ascii="Verdana" w:cs="Verdana" w:eastAsia="Verdana" w:hAnsi="Verdana"/>
           <w:b/>
           <w:bCs/>
-          <w:sz w:val="22"/>
-          <w:szCs w:val="22"/>
+          <w:sz w:val="19"/>
+          <w:szCs w:val="19"/>
         </w:rPr>
         <w:t xml:space="preserve">attractiveness</w:t>
       </w:r>
       <w:r>
         <w:rPr>
-          <w:rFonts w:ascii="Arial" w:cs="Arial" w:eastAsia="Arial" w:hAnsi="Arial"/>
-          <w:sz w:val="22"/>
-          <w:szCs w:val="22"/>
+          <w:rFonts w:ascii="Verdana" w:cs="Verdana" w:eastAsia="Verdana" w:hAnsi="Verdana"/>
+          <w:sz w:val="19"/>
+          <w:szCs w:val="19"/>
         </w:rPr>
         <w:t xml:space="preserve"> (size, growth, spending power) and </w:t>
       </w:r>
       <w:r>
         <w:rPr>
-          <w:rFonts w:ascii="Arial" w:cs="Arial" w:eastAsia="Arial" w:hAnsi="Arial"/>
+          <w:rFonts w:ascii="Verdana" w:cs="Verdana" w:eastAsia="Verdana" w:hAnsi="Verdana"/>
           <w:b/>
           <w:bCs/>
-          <w:sz w:val="22"/>
-          <w:szCs w:val="22"/>
+          <w:sz w:val="19"/>
+          <w:szCs w:val="19"/>
         </w:rPr>
         <w:t xml:space="preserve">accessibility</w:t>
       </w:r>
       <w:r>
         <w:rPr>
-          <w:rFonts w:ascii="Arial" w:cs="Arial" w:eastAsia="Arial" w:hAnsi="Arial"/>
-          <w:sz w:val="22"/>
-          <w:szCs w:val="22"/>
+          <w:rFonts w:ascii="Verdana" w:cs="Verdana" w:eastAsia="Verdana" w:hAnsi="Verdana"/>
+          <w:sz w:val="19"/>
+          <w:szCs w:val="19"/>
         </w:rPr>
         <w:t xml:space="preserve"> (distance, import conditions, risk). Attractive markets that are hard to reach are a classic trap (Papadopoulos et al.).</w:t>
       </w:r>
@@ -2077,9 +2771,9 @@
       </w:pPr>
       <w:r>
         <w:rPr>
-          <w:rFonts w:ascii="Arial" w:cs="Arial" w:eastAsia="Arial" w:hAnsi="Arial"/>
-          <w:sz w:val="22"/>
-          <w:szCs w:val="22"/>
+          <w:rFonts w:ascii="Verdana" w:cs="Verdana" w:eastAsia="Verdana" w:hAnsi="Verdana"/>
+          <w:sz w:val="19"/>
+          <w:szCs w:val="19"/>
         </w:rPr>
         <w:t xml:space="preserve">Avoid double counting: GDP, population and imports move together. Use one indicator per idea or group them.</w:t>
       </w:r>
@@ -2095,27 +2789,27 @@
       </w:pPr>
       <w:r>
         <w:rPr>
-          <w:rFonts w:ascii="Arial" w:cs="Arial" w:eastAsia="Arial" w:hAnsi="Arial"/>
-          <w:sz w:val="22"/>
-          <w:szCs w:val="22"/>
+          <w:rFonts w:ascii="Verdana" w:cs="Verdana" w:eastAsia="Verdana" w:hAnsi="Verdana"/>
+          <w:sz w:val="19"/>
+          <w:szCs w:val="19"/>
         </w:rPr>
         <w:t xml:space="preserve">Fix the </w:t>
       </w:r>
       <w:r>
         <w:rPr>
-          <w:rFonts w:ascii="Arial" w:cs="Arial" w:eastAsia="Arial" w:hAnsi="Arial"/>
+          <w:rFonts w:ascii="Verdana" w:cs="Verdana" w:eastAsia="Verdana" w:hAnsi="Verdana"/>
           <w:b/>
           <w:bCs/>
-          <w:sz w:val="22"/>
-          <w:szCs w:val="22"/>
+          <w:sz w:val="19"/>
+          <w:szCs w:val="19"/>
         </w:rPr>
         <w:t xml:space="preserve">direction</w:t>
       </w:r>
       <w:r>
         <w:rPr>
-          <w:rFonts w:ascii="Arial" w:cs="Arial" w:eastAsia="Arial" w:hAnsi="Arial"/>
-          <w:sz w:val="22"/>
-          <w:szCs w:val="22"/>
+          <w:rFonts w:ascii="Verdana" w:cs="Verdana" w:eastAsia="Verdana" w:hAnsi="Verdana"/>
+          <w:sz w:val="19"/>
+          <w:szCs w:val="19"/>
         </w:rPr>
         <w:t xml:space="preserve"> of every indicator (higher is better or worse).</w:t>
       </w:r>
@@ -2131,11 +2825,11 @@
       </w:pPr>
       <w:r>
         <w:rPr>
-          <w:rFonts w:ascii="Arial" w:cs="Arial" w:eastAsia="Arial" w:hAnsi="Arial"/>
-          <w:sz w:val="22"/>
-          <w:szCs w:val="22"/>
-        </w:rPr>
-        <w:t xml:space="preserve">Qualitative criteria (coffee culture, competition) need a scoring rubric with defined anchors, for example 1 to 5 with a sentence per level. Two team members score independently, then agree.</w:t>
+          <w:rFonts w:ascii="Verdana" w:cs="Verdana" w:eastAsia="Verdana" w:hAnsi="Verdana"/>
+          <w:sz w:val="19"/>
+          <w:szCs w:val="19"/>
+        </w:rPr>
+        <w:t xml:space="preserve">Qualitative criteria (coffee culture, competition) use the same scoring rubric in every group, with defined anchors, for example 1 to 5 with a sentence per level. Two team members score independently, then agree.</w:t>
       </w:r>
     </w:p>
     <w:p>
@@ -2144,21 +2838,21 @@
       </w:pPr>
       <w:r>
         <w:rPr>
-          <w:rFonts w:ascii="Arial" w:cs="Arial" w:eastAsia="Arial" w:hAnsi="Arial"/>
+          <w:rFonts w:ascii="Verdana" w:cs="Verdana" w:eastAsia="Verdana" w:hAnsi="Verdana"/>
           <w:b/>
           <w:bCs/>
-          <w:sz w:val="22"/>
-          <w:szCs w:val="22"/>
+          <w:sz w:val="19"/>
+          <w:szCs w:val="19"/>
         </w:rPr>
         <w:t xml:space="preserve">Hand in:</w:t>
       </w:r>
       <w:r>
         <w:rPr>
-          <w:rFonts w:ascii="Arial" w:cs="Arial" w:eastAsia="Arial" w:hAnsi="Arial"/>
-          <w:sz w:val="22"/>
-          <w:szCs w:val="22"/>
-        </w:rPr>
-        <w:t xml:space="preserve"> criteria sheet with definition, Julius Meinl dimension, direction, rationale and source.</w:t>
+          <w:rFonts w:ascii="Verdana" w:cs="Verdana" w:eastAsia="Verdana" w:hAnsi="Verdana"/>
+          <w:sz w:val="19"/>
+          <w:szCs w:val="19"/>
+        </w:rPr>
+        <w:t xml:space="preserve"> the decision sentence and the criteria sheet (copy of the common set with the direction of each indicator and your rationale).</w:t>
       </w:r>
     </w:p>
     <w:p>
@@ -2168,9 +2862,9 @@
       </w:pPr>
       <w:r>
         <w:rPr>
-          <w:rFonts w:ascii="Arial" w:cs="Arial" w:eastAsia="Arial" w:hAnsi="Arial"/>
-        </w:rPr>
-        <w:t xml:space="preserve">Step 3  Collect the data</w:t>
+          <w:rFonts w:ascii="Verdana" w:cs="Verdana" w:eastAsia="Verdana" w:hAnsi="Verdana"/>
+        </w:rPr>
+        <w:t xml:space="preserve">Step 3  Collect the data for your country</w:t>
       </w:r>
     </w:p>
     <w:p>
@@ -2179,29 +2873,80 @@
       </w:pPr>
       <w:r>
         <w:rPr>
-          <w:rFonts w:ascii="Arial" w:cs="Arial" w:eastAsia="Arial" w:hAnsi="Arial"/>
-          <w:sz w:val="22"/>
-          <w:szCs w:val="22"/>
-        </w:rPr>
-        <w:t xml:space="preserve">Use the latest year available and note it. Record unit, year, URL and date of access for every number. Decide how to treat missing values (substitute a comparable indicator, drop the indicator, or impute) and document it. Check size effects: Brazil and Mexico are very large, Uruguay is small, so prefer per-capita and share indicators for attractiveness and use totals only where size itself matters. </w:t>
-      </w:r>
-      <w:r>
-        <w:rPr>
-          <w:rFonts w:ascii="Arial" w:cs="Arial" w:eastAsia="Arial" w:hAnsi="Arial"/>
+          <w:rFonts w:ascii="Verdana" w:cs="Verdana" w:eastAsia="Verdana" w:hAnsi="Verdana"/>
+          <w:sz w:val="19"/>
+          <w:szCs w:val="19"/>
+        </w:rPr>
+        <w:t xml:space="preserve">Collect the values for your allocated country only and enter them in the shared data file </w:t>
+      </w:r>
+      <w:r>
+        <w:rPr>
+          <w:rFonts w:ascii="Verdana" w:cs="Verdana" w:eastAsia="Verdana" w:hAnsi="Verdana"/>
+          <w:sz w:val="19"/>
+          <w:szCs w:val="19"/>
+          <w:highlight w:val="yellow"/>
+        </w:rPr>
+        <w:t xml:space="preserve">[link to be added]</w:t>
+      </w:r>
+      <w:r>
+        <w:rPr>
+          <w:rFonts w:ascii="Verdana" w:cs="Verdana" w:eastAsia="Verdana" w:hAnsi="Verdana"/>
+          <w:sz w:val="19"/>
+          <w:szCs w:val="19"/>
+        </w:rPr>
+        <w:t xml:space="preserve">. Use the latest year available and note it. Record unit, year, URL and date of access for every number. Decide how to treat missing values (substitute a comparable indicator, drop the indicator, or impute) and document it. Follow the indicator definitions exactly, because the other groups use your numbers for their comparison. Size effects: Brazil and Mexico are very large, Uruguay is small, so the common set prefers per-capita and share indicators. </w:t>
+      </w:r>
+      <w:r>
+        <w:rPr>
+          <w:rFonts w:ascii="Verdana" w:cs="Verdana" w:eastAsia="Verdana" w:hAnsi="Verdana"/>
           <w:b/>
           <w:bCs/>
-          <w:sz w:val="22"/>
-          <w:szCs w:val="22"/>
+          <w:sz w:val="19"/>
+          <w:szCs w:val="19"/>
         </w:rPr>
         <w:t xml:space="preserve">Hand in:</w:t>
       </w:r>
       <w:r>
         <w:rPr>
-          <w:rFonts w:ascii="Arial" w:cs="Arial" w:eastAsia="Arial" w:hAnsi="Arial"/>
-          <w:sz w:val="22"/>
-          <w:szCs w:val="22"/>
-        </w:rPr>
-        <w:t xml:space="preserve"> data sheet and sources sheet.</w:t>
+          <w:rFonts w:ascii="Verdana" w:cs="Verdana" w:eastAsia="Verdana" w:hAnsi="Verdana"/>
+          <w:sz w:val="19"/>
+          <w:szCs w:val="19"/>
+        </w:rPr>
+        <w:t xml:space="preserve"> your country's data and sources, entered by </w:t>
+      </w:r>
+      <w:r>
+        <w:rPr>
+          <w:rFonts w:ascii="Verdana" w:cs="Verdana" w:eastAsia="Verdana" w:hAnsi="Verdana"/>
+          <w:sz w:val="19"/>
+          <w:szCs w:val="19"/>
+          <w:highlight w:val="yellow"/>
+        </w:rPr>
+        <w:t xml:space="preserve">[deadline]</w:t>
+      </w:r>
+      <w:r>
+        <w:rPr>
+          <w:rFonts w:ascii="Verdana" w:cs="Verdana" w:eastAsia="Verdana" w:hAnsi="Verdana"/>
+          <w:sz w:val="19"/>
+          <w:szCs w:val="19"/>
+        </w:rPr>
+        <w:t xml:space="preserve">. The instructor releases the complete six-country data file to all groups </w:t>
+      </w:r>
+      <w:r>
+        <w:rPr>
+          <w:rFonts w:ascii="Verdana" w:cs="Verdana" w:eastAsia="Verdana" w:hAnsi="Verdana"/>
+          <w:sz w:val="19"/>
+          <w:szCs w:val="19"/>
+          <w:highlight w:val="yellow"/>
+        </w:rPr>
+        <w:t xml:space="preserve">[date]</w:t>
+      </w:r>
+      <w:r>
+        <w:rPr>
+          <w:rFonts w:ascii="Verdana" w:cs="Verdana" w:eastAsia="Verdana" w:hAnsi="Verdana"/>
+          <w:sz w:val="19"/>
+          <w:szCs w:val="19"/>
+        </w:rPr>
+        <w:t xml:space="preserve">.</w:t>
       </w:r>
     </w:p>
     <w:p>
@@ -2211,9 +2956,9 @@
       </w:pPr>
       <w:r>
         <w:rPr>
-          <w:rFonts w:ascii="Arial" w:cs="Arial" w:eastAsia="Arial" w:hAnsi="Arial"/>
-        </w:rPr>
-        <w:t xml:space="preserve">Step 4  Normalise</w:t>
+          <w:rFonts w:ascii="Verdana" w:cs="Verdana" w:eastAsia="Verdana" w:hAnsi="Verdana"/>
+        </w:rPr>
+        <w:t xml:space="preserve">Step 4  Normalise (standardise)</w:t>
       </w:r>
     </w:p>
     <w:p>
@@ -2223,11 +2968,11 @@
       </w:pPr>
       <w:r>
         <w:rPr>
-          <w:rFonts w:ascii="Arial" w:cs="Arial" w:eastAsia="Arial" w:hAnsi="Arial"/>
-          <w:sz w:val="22"/>
-          <w:szCs w:val="22"/>
-        </w:rPr>
-        <w:t xml:space="preserve">Bring all indicators to the same 0 to 100 scale and reverse those where lower is better:</w:t>
+          <w:rFonts w:ascii="Verdana" w:cs="Verdana" w:eastAsia="Verdana" w:hAnsi="Verdana"/>
+          <w:sz w:val="19"/>
+          <w:szCs w:val="19"/>
+        </w:rPr>
+        <w:t xml:space="preserve">Indicators come in different units (US dollars, percent, number of hotels), so subtracting the mean (centering) alone is not enough: it fixes the zero point but not the unit. You must also rescale. Use the complete six-country data file and bring all indicators to the same 0 to 100 scale, reversing those where lower is better:</w:t>
       </w:r>
     </w:p>
     <w:p>
@@ -2241,9 +2986,9 @@
       </w:pPr>
       <w:r>
         <w:rPr>
-          <w:rFonts w:ascii="Arial" w:cs="Arial" w:eastAsia="Arial" w:hAnsi="Arial"/>
-          <w:sz w:val="22"/>
-          <w:szCs w:val="22"/>
+          <w:rFonts w:ascii="Verdana" w:cs="Verdana" w:eastAsia="Verdana" w:hAnsi="Verdana"/>
+          <w:sz w:val="19"/>
+          <w:szCs w:val="19"/>
         </w:rPr>
         <w:t xml:space="preserve">Higher is better: score = 100 x (x - min) / (max - min)</w:t>
       </w:r>
@@ -2259,9 +3004,9 @@
       </w:pPr>
       <w:r>
         <w:rPr>
-          <w:rFonts w:ascii="Arial" w:cs="Arial" w:eastAsia="Arial" w:hAnsi="Arial"/>
-          <w:sz w:val="22"/>
-          <w:szCs w:val="22"/>
+          <w:rFonts w:ascii="Verdana" w:cs="Verdana" w:eastAsia="Verdana" w:hAnsi="Verdana"/>
+          <w:sz w:val="19"/>
+          <w:szCs w:val="19"/>
         </w:rPr>
         <w:t xml:space="preserve">Lower is better: score = 100 x (max - x) / (max - min)</w:t>
       </w:r>
@@ -2272,37 +3017,55 @@
       </w:pPr>
       <w:r>
         <w:rPr>
-          <w:rFonts w:ascii="Arial" w:cs="Arial" w:eastAsia="Arial" w:hAnsi="Arial"/>
+          <w:rFonts w:ascii="Verdana" w:cs="Verdana" w:eastAsia="Verdana" w:hAnsi="Verdana"/>
           <w:b/>
           <w:bCs/>
-          <w:sz w:val="22"/>
-          <w:szCs w:val="22"/>
+          <w:sz w:val="19"/>
+          <w:szCs w:val="19"/>
         </w:rPr>
         <w:t xml:space="preserve">Caution with six countries:</w:t>
       </w:r>
       <w:r>
         <w:rPr>
-          <w:rFonts w:ascii="Arial" w:cs="Arial" w:eastAsia="Arial" w:hAnsi="Arial"/>
-          <w:sz w:val="22"/>
-          <w:szCs w:val="22"/>
-        </w:rPr>
-        <w:t xml:space="preserve"> min-max scaling gives the best country 100 and the weakest 0 on every indicator, even if the real gap is tiny. This exaggerates small differences. Therefore show a second variant, for example fixed "goalposts" (min and max taken from a wider reference set such as all Latin American countries), z-scores, or ranks, and explain which you chose (Pollesch and Dale; JRC pocket guide). </w:t>
-      </w:r>
-      <w:r>
-        <w:rPr>
-          <w:rFonts w:ascii="Arial" w:cs="Arial" w:eastAsia="Arial" w:hAnsi="Arial"/>
+          <w:rFonts w:ascii="Verdana" w:cs="Verdana" w:eastAsia="Verdana" w:hAnsi="Verdana"/>
+          <w:sz w:val="19"/>
+          <w:szCs w:val="19"/>
+        </w:rPr>
+        <w:t xml:space="preserve"> min-max scaling gives the best country 100 and the weakest 0 on every indicator, even if the real gap is tiny. This exaggerates small differences. Therefore show a second variant. The standard alternative is the </w:t>
+      </w:r>
+      <w:r>
+        <w:rPr>
+          <w:rFonts w:ascii="Verdana" w:cs="Verdana" w:eastAsia="Verdana" w:hAnsi="Verdana"/>
           <w:b/>
           <w:bCs/>
-          <w:sz w:val="22"/>
-          <w:szCs w:val="22"/>
+          <w:sz w:val="19"/>
+          <w:szCs w:val="19"/>
+        </w:rPr>
+        <w:t xml:space="preserve">z-score</w:t>
+      </w:r>
+      <w:r>
+        <w:rPr>
+          <w:rFonts w:ascii="Verdana" w:cs="Verdana" w:eastAsia="Verdana" w:hAnsi="Verdana"/>
+          <w:sz w:val="19"/>
+          <w:szCs w:val="19"/>
+        </w:rPr>
+        <w:t xml:space="preserve"> (centering plus scaling: subtract the mean, divide by the standard deviation), which keeps the distances in the data but has no fixed 0 to 100 range. Other options are fixed "goalposts" (min and max taken from a wider reference set such as all Latin American countries), ranks, and explain which you chose (Pollesch and Dale; JRC pocket guide). </w:t>
+      </w:r>
+      <w:r>
+        <w:rPr>
+          <w:rFonts w:ascii="Verdana" w:cs="Verdana" w:eastAsia="Verdana" w:hAnsi="Verdana"/>
+          <w:b/>
+          <w:bCs/>
+          <w:sz w:val="19"/>
+          <w:szCs w:val="19"/>
         </w:rPr>
         <w:t xml:space="preserve">Hand in:</w:t>
       </w:r>
       <w:r>
         <w:rPr>
-          <w:rFonts w:ascii="Arial" w:cs="Arial" w:eastAsia="Arial" w:hAnsi="Arial"/>
-          <w:sz w:val="22"/>
-          <w:szCs w:val="22"/>
+          <w:rFonts w:ascii="Verdana" w:cs="Verdana" w:eastAsia="Verdana" w:hAnsi="Verdana"/>
+          <w:sz w:val="19"/>
+          <w:szCs w:val="19"/>
         </w:rPr>
         <w:t xml:space="preserve"> normalised sheet with live formulas.</w:t>
       </w:r>
@@ -2314,7 +3077,7 @@
       </w:pPr>
       <w:r>
         <w:rPr>
-          <w:rFonts w:ascii="Arial" w:cs="Arial" w:eastAsia="Arial" w:hAnsi="Arial"/>
+          <w:rFonts w:ascii="Verdana" w:cs="Verdana" w:eastAsia="Verdana" w:hAnsi="Verdana"/>
         </w:rPr>
         <w:t xml:space="preserve">Step 5  Set the weights</w:t>
       </w:r>
@@ -2325,45 +3088,45 @@
       </w:pPr>
       <w:r>
         <w:rPr>
-          <w:rFonts w:ascii="Arial" w:cs="Arial" w:eastAsia="Arial" w:hAnsi="Arial"/>
-          <w:sz w:val="22"/>
-          <w:szCs w:val="22"/>
-        </w:rPr>
-        <w:t xml:space="preserve">Use the weighting approach you recommended in Presentation 1 and justify it with the case: Julius Meinl says, for example, that hotels matter most, that it targets premium buyers, and that success depends on the local partner. Section 6 compares the main methods. Document who judged, how the individual judgements were combined, and (for AHP) the consistency ratio. Set your weights </w:t>
-      </w:r>
-      <w:r>
-        <w:rPr>
-          <w:rFonts w:ascii="Arial" w:cs="Arial" w:eastAsia="Arial" w:hAnsi="Arial"/>
+          <w:rFonts w:ascii="Verdana" w:cs="Verdana" w:eastAsia="Verdana" w:hAnsi="Verdana"/>
+          <w:sz w:val="19"/>
+          <w:szCs w:val="19"/>
+        </w:rPr>
+        <w:t xml:space="preserve">The criteria are common, the weights are yours. The criteria are common, the weights are yours. Use the weighting approach you recommended in Presentation 1 and justify it with the case: Julius Meinl says, for example, that hotels matter most, that it targets premium buyers, and that success depends on the local partner. Section 6 compares the main methods. Document who judged, how the individual judgements were combined, and (for AHP) the consistency ratio. Set your weights </w:t>
+      </w:r>
+      <w:r>
+        <w:rPr>
+          <w:rFonts w:ascii="Verdana" w:cs="Verdana" w:eastAsia="Verdana" w:hAnsi="Verdana"/>
           <w:b/>
           <w:bCs/>
-          <w:sz w:val="22"/>
-          <w:szCs w:val="22"/>
+          <w:sz w:val="19"/>
+          <w:szCs w:val="19"/>
         </w:rPr>
         <w:t xml:space="preserve">before</w:t>
       </w:r>
       <w:r>
         <w:rPr>
-          <w:rFonts w:ascii="Arial" w:cs="Arial" w:eastAsia="Arial" w:hAnsi="Arial"/>
-          <w:sz w:val="22"/>
-          <w:szCs w:val="22"/>
+          <w:rFonts w:ascii="Verdana" w:cs="Verdana" w:eastAsia="Verdana" w:hAnsi="Verdana"/>
+          <w:sz w:val="19"/>
+          <w:szCs w:val="19"/>
         </w:rPr>
         <w:t xml:space="preserve"> you look at the ranking and write them down. </w:t>
       </w:r>
       <w:r>
         <w:rPr>
-          <w:rFonts w:ascii="Arial" w:cs="Arial" w:eastAsia="Arial" w:hAnsi="Arial"/>
+          <w:rFonts w:ascii="Verdana" w:cs="Verdana" w:eastAsia="Verdana" w:hAnsi="Verdana"/>
           <w:b/>
           <w:bCs/>
-          <w:sz w:val="22"/>
-          <w:szCs w:val="22"/>
+          <w:sz w:val="19"/>
+          <w:szCs w:val="19"/>
         </w:rPr>
         <w:t xml:space="preserve">Hand in:</w:t>
       </w:r>
       <w:r>
         <w:rPr>
-          <w:rFonts w:ascii="Arial" w:cs="Arial" w:eastAsia="Arial" w:hAnsi="Arial"/>
-          <w:sz w:val="22"/>
-          <w:szCs w:val="22"/>
+          <w:rFonts w:ascii="Verdana" w:cs="Verdana" w:eastAsia="Verdana" w:hAnsi="Verdana"/>
+          <w:sz w:val="19"/>
+          <w:szCs w:val="19"/>
         </w:rPr>
         <w:t xml:space="preserve"> weights sheet with method and derivation.</w:t>
       </w:r>
@@ -2375,7 +3138,7 @@
       </w:pPr>
       <w:r>
         <w:rPr>
-          <w:rFonts w:ascii="Arial" w:cs="Arial" w:eastAsia="Arial" w:hAnsi="Arial"/>
+          <w:rFonts w:ascii="Verdana" w:cs="Verdana" w:eastAsia="Verdana" w:hAnsi="Verdana"/>
         </w:rPr>
         <w:t xml:space="preserve">Step 6  Aggregate</w:t>
       </w:r>
@@ -2386,27 +3149,27 @@
       </w:pPr>
       <w:r>
         <w:rPr>
-          <w:rFonts w:ascii="Arial" w:cs="Arial" w:eastAsia="Arial" w:hAnsi="Arial"/>
-          <w:sz w:val="22"/>
-          <w:szCs w:val="22"/>
+          <w:rFonts w:ascii="Verdana" w:cs="Verdana" w:eastAsia="Verdana" w:hAnsi="Verdana"/>
+          <w:sz w:val="19"/>
+          <w:szCs w:val="19"/>
         </w:rPr>
         <w:t xml:space="preserve">Baseline: weighted sum, Score(country) = sum of weight x normalised score. A large market can then offset a poor business climate (full compensation). If some conditions are knock-outs for Julius Meinl (for example, import barriers that make premium pricing impossible), add a non-compensatory filter first, as in the classic screening funnel (Cavusgil 1985): countries that fail the threshold are excluded before scoring. Explain your choice. </w:t>
       </w:r>
       <w:r>
         <w:rPr>
-          <w:rFonts w:ascii="Arial" w:cs="Arial" w:eastAsia="Arial" w:hAnsi="Arial"/>
+          <w:rFonts w:ascii="Verdana" w:cs="Verdana" w:eastAsia="Verdana" w:hAnsi="Verdana"/>
           <w:b/>
           <w:bCs/>
-          <w:sz w:val="22"/>
-          <w:szCs w:val="22"/>
+          <w:sz w:val="19"/>
+          <w:szCs w:val="19"/>
         </w:rPr>
         <w:t xml:space="preserve">Hand in:</w:t>
       </w:r>
       <w:r>
         <w:rPr>
-          <w:rFonts w:ascii="Arial" w:cs="Arial" w:eastAsia="Arial" w:hAnsi="Arial"/>
-          <w:sz w:val="22"/>
-          <w:szCs w:val="22"/>
+          <w:rFonts w:ascii="Verdana" w:cs="Verdana" w:eastAsia="Verdana" w:hAnsi="Verdana"/>
+          <w:sz w:val="19"/>
+          <w:szCs w:val="19"/>
         </w:rPr>
         <w:t xml:space="preserve"> scores and ranking sheet (SUMPRODUCT and RANK formulas).</w:t>
       </w:r>
@@ -2418,271 +3181,1753 @@
       </w:pPr>
       <w:r>
         <w:rPr>
-          <w:rFonts w:ascii="Arial" w:cs="Arial" w:eastAsia="Arial" w:hAnsi="Arial"/>
-        </w:rPr>
-        <w:t xml:space="preserve">Step 7  Test robustness (required)</w:t>
+          <w:rFonts w:ascii="Verdana" w:cs="Verdana" w:eastAsia="Verdana" w:hAnsi="Verdana"/>
+        </w:rPr>
+        <w:t xml:space="preserve">Step 7  Test robustness: other weights (required)</w:t>
       </w:r>
     </w:p>
     <w:p>
       <w:pPr>
         <w:keepNext/>
-        <w:spacing w:after="60" w:before="0" w:line="252"/>
-      </w:pPr>
-      <w:r>
-        <w:rPr>
-          <w:rFonts w:ascii="Arial" w:cs="Arial" w:eastAsia="Arial" w:hAnsi="Arial"/>
-          <w:sz w:val="22"/>
-          <w:szCs w:val="22"/>
-        </w:rPr>
-        <w:t xml:space="preserve">A ranking is decision support, not truth. Run at least </w:t>
-      </w:r>
-      <w:r>
-        <w:rPr>
-          <w:rFonts w:ascii="Arial" w:cs="Arial" w:eastAsia="Arial" w:hAnsi="Arial"/>
+        <w:spacing w:after="80" w:before="0" w:line="252"/>
+      </w:pPr>
+      <w:r>
+        <w:rPr>
+          <w:rFonts w:ascii="Verdana" w:cs="Verdana" w:eastAsia="Verdana" w:hAnsi="Verdana"/>
+          <w:sz w:val="19"/>
+          <w:szCs w:val="19"/>
+        </w:rPr>
+        <w:t xml:space="preserve">A ranking is decision support, not truth. The required test is the same for every group: recompute the scores of all six countries with the four alternative weight sets below, in addition to your own. Weights are given per Julius Meinl dimension (sum 100); split each dimension's weight equally among its indicators.</w:t>
+      </w:r>
+    </w:p>
+    <w:tbl>
+      <w:tblPr>
+        <w:tblW w:type="dxa" w:w="9072"/>
+        <w:tblBorders>
+          <w:top w:val="single" w:color="auto" w:sz="4"/>
+          <w:left w:val="single" w:color="auto" w:sz="4"/>
+          <w:bottom w:val="single" w:color="auto" w:sz="4"/>
+          <w:right w:val="single" w:color="auto" w:sz="4"/>
+          <w:insideH w:val="single" w:color="auto" w:sz="4"/>
+          <w:insideV w:val="single" w:color="auto" w:sz="4"/>
+        </w:tblBorders>
+      </w:tblPr>
+      <w:tblGrid>
+        <w:gridCol w:w="2472"/>
+        <w:gridCol w:w="1150"/>
+        <w:gridCol w:w="1250"/>
+        <w:gridCol w:w="1500"/>
+        <w:gridCol w:w="1350"/>
+        <w:gridCol w:w="1350"/>
+      </w:tblGrid>
+      <w:tr>
+        <w:trPr>
+          <w:cantSplit/>
+          <w:tblHeader/>
+        </w:trPr>
+        <w:tc>
+          <w:tcPr>
+            <w:tcW w:type="dxa" w:w="2472"/>
+            <w:tcBorders>
+              <w:top w:val="single" w:color="BFBFBF" w:sz="4"/>
+              <w:left w:val="single" w:color="BFBFBF" w:sz="4"/>
+              <w:bottom w:val="single" w:color="BFBFBF" w:sz="4"/>
+              <w:right w:val="single" w:color="BFBFBF" w:sz="4"/>
+            </w:tcBorders>
+            <w:shd w:fill="002350" w:color="auto" w:val="clear"/>
+            <w:tcMar>
+              <w:top w:type="dxa" w:w="60"/>
+              <w:left w:type="dxa" w:w="100"/>
+              <w:bottom w:type="dxa" w:w="40"/>
+              <w:right w:type="dxa" w:w="100"/>
+            </w:tcMar>
+          </w:tcPr>
+          <w:p>
+            <w:pPr>
+              <w:keepNext/>
+              <w:spacing w:after="40" w:line="240"/>
+            </w:pPr>
+            <w:r>
+              <w:rPr>
+                <w:rFonts w:ascii="Verdana" w:cs="Verdana" w:eastAsia="Verdana" w:hAnsi="Verdana"/>
+                <w:b/>
+                <w:bCs/>
+                <w:color w:val="FFFFFF"/>
+                <w:sz w:val="15"/>
+                <w:szCs w:val="15"/>
+              </w:rPr>
+              <w:t xml:space="preserve">Dimension</w:t>
+            </w:r>
+          </w:p>
+        </w:tc>
+        <w:tc>
+          <w:tcPr>
+            <w:tcW w:type="dxa" w:w="1150"/>
+            <w:tcBorders>
+              <w:top w:val="single" w:color="BFBFBF" w:sz="4"/>
+              <w:left w:val="single" w:color="BFBFBF" w:sz="4"/>
+              <w:bottom w:val="single" w:color="BFBFBF" w:sz="4"/>
+              <w:right w:val="single" w:color="BFBFBF" w:sz="4"/>
+            </w:tcBorders>
+            <w:shd w:fill="002350" w:color="auto" w:val="clear"/>
+            <w:tcMar>
+              <w:top w:type="dxa" w:w="60"/>
+              <w:left w:type="dxa" w:w="100"/>
+              <w:bottom w:type="dxa" w:w="40"/>
+              <w:right w:type="dxa" w:w="100"/>
+            </w:tcMar>
+          </w:tcPr>
+          <w:p>
+            <w:pPr>
+              <w:keepNext/>
+              <w:spacing w:after="40" w:line="240"/>
+            </w:pPr>
+            <w:r>
+              <w:rPr>
+                <w:rFonts w:ascii="Verdana" w:cs="Verdana" w:eastAsia="Verdana" w:hAnsi="Verdana"/>
+                <w:b/>
+                <w:bCs/>
+                <w:color w:val="FFFFFF"/>
+                <w:sz w:val="15"/>
+                <w:szCs w:val="15"/>
+              </w:rPr>
+              <w:t xml:space="preserve">Equal</w:t>
+            </w:r>
+          </w:p>
+        </w:tc>
+        <w:tc>
+          <w:tcPr>
+            <w:tcW w:type="dxa" w:w="1250"/>
+            <w:tcBorders>
+              <w:top w:val="single" w:color="BFBFBF" w:sz="4"/>
+              <w:left w:val="single" w:color="BFBFBF" w:sz="4"/>
+              <w:bottom w:val="single" w:color="BFBFBF" w:sz="4"/>
+              <w:right w:val="single" w:color="BFBFBF" w:sz="4"/>
+            </w:tcBorders>
+            <w:shd w:fill="002350" w:color="auto" w:val="clear"/>
+            <w:tcMar>
+              <w:top w:type="dxa" w:w="60"/>
+              <w:left w:type="dxa" w:w="100"/>
+              <w:bottom w:type="dxa" w:w="40"/>
+              <w:right w:type="dxa" w:w="100"/>
+            </w:tcMar>
+          </w:tcPr>
+          <w:p>
+            <w:pPr>
+              <w:keepNext/>
+              <w:spacing w:after="40" w:line="240"/>
+            </w:pPr>
+            <w:r>
+              <w:rPr>
+                <w:rFonts w:ascii="Verdana" w:cs="Verdana" w:eastAsia="Verdana" w:hAnsi="Verdana"/>
+                <w:b/>
+                <w:bCs/>
+                <w:color w:val="FFFFFF"/>
+                <w:sz w:val="15"/>
+                <w:szCs w:val="15"/>
+              </w:rPr>
+              <w:t xml:space="preserve">Hotel-led</w:t>
+            </w:r>
+          </w:p>
+        </w:tc>
+        <w:tc>
+          <w:tcPr>
+            <w:tcW w:type="dxa" w:w="1500"/>
+            <w:tcBorders>
+              <w:top w:val="single" w:color="BFBFBF" w:sz="4"/>
+              <w:left w:val="single" w:color="BFBFBF" w:sz="4"/>
+              <w:bottom w:val="single" w:color="BFBFBF" w:sz="4"/>
+              <w:right w:val="single" w:color="BFBFBF" w:sz="4"/>
+            </w:tcBorders>
+            <w:shd w:fill="002350" w:color="auto" w:val="clear"/>
+            <w:tcMar>
+              <w:top w:type="dxa" w:w="60"/>
+              <w:left w:type="dxa" w:w="100"/>
+              <w:bottom w:type="dxa" w:w="40"/>
+              <w:right w:type="dxa" w:w="100"/>
+            </w:tcMar>
+          </w:tcPr>
+          <w:p>
+            <w:pPr>
+              <w:keepNext/>
+              <w:spacing w:after="40" w:line="240"/>
+            </w:pPr>
+            <w:r>
+              <w:rPr>
+                <w:rFonts w:ascii="Verdana" w:cs="Verdana" w:eastAsia="Verdana" w:hAnsi="Verdana"/>
+                <w:b/>
+                <w:bCs/>
+                <w:color w:val="FFFFFF"/>
+                <w:sz w:val="15"/>
+                <w:szCs w:val="15"/>
+              </w:rPr>
+              <w:t xml:space="preserve">Consumer-led</w:t>
+            </w:r>
+          </w:p>
+        </w:tc>
+        <w:tc>
+          <w:tcPr>
+            <w:tcW w:type="dxa" w:w="1350"/>
+            <w:tcBorders>
+              <w:top w:val="single" w:color="BFBFBF" w:sz="4"/>
+              <w:left w:val="single" w:color="BFBFBF" w:sz="4"/>
+              <w:bottom w:val="single" w:color="BFBFBF" w:sz="4"/>
+              <w:right w:val="single" w:color="BFBFBF" w:sz="4"/>
+            </w:tcBorders>
+            <w:shd w:fill="002350" w:color="auto" w:val="clear"/>
+            <w:tcMar>
+              <w:top w:type="dxa" w:w="60"/>
+              <w:left w:type="dxa" w:w="100"/>
+              <w:bottom w:type="dxa" w:w="40"/>
+              <w:right w:type="dxa" w:w="100"/>
+            </w:tcMar>
+          </w:tcPr>
+          <w:p>
+            <w:pPr>
+              <w:keepNext/>
+              <w:spacing w:after="40" w:line="240"/>
+            </w:pPr>
+            <w:r>
+              <w:rPr>
+                <w:rFonts w:ascii="Verdana" w:cs="Verdana" w:eastAsia="Verdana" w:hAnsi="Verdana"/>
+                <w:b/>
+                <w:bCs/>
+                <w:color w:val="FFFFFF"/>
+                <w:sz w:val="15"/>
+                <w:szCs w:val="15"/>
+              </w:rPr>
+              <w:t xml:space="preserve">Easy entry</w:t>
+            </w:r>
+          </w:p>
+        </w:tc>
+        <w:tc>
+          <w:tcPr>
+            <w:tcW w:type="dxa" w:w="1350"/>
+            <w:tcBorders>
+              <w:top w:val="single" w:color="BFBFBF" w:sz="4"/>
+              <w:left w:val="single" w:color="BFBFBF" w:sz="4"/>
+              <w:bottom w:val="single" w:color="BFBFBF" w:sz="4"/>
+              <w:right w:val="single" w:color="BFBFBF" w:sz="4"/>
+            </w:tcBorders>
+            <w:shd w:fill="002350" w:color="auto" w:val="clear"/>
+            <w:tcMar>
+              <w:top w:type="dxa" w:w="60"/>
+              <w:left w:type="dxa" w:w="100"/>
+              <w:bottom w:type="dxa" w:w="40"/>
+              <w:right w:type="dxa" w:w="100"/>
+            </w:tcMar>
+          </w:tcPr>
+          <w:p>
+            <w:pPr>
+              <w:keepNext/>
+              <w:spacing w:after="40" w:line="240"/>
+            </w:pPr>
+            <w:r>
+              <w:rPr>
+                <w:rFonts w:ascii="Verdana" w:cs="Verdana" w:eastAsia="Verdana" w:hAnsi="Verdana"/>
+                <w:b/>
+                <w:bCs/>
+                <w:color w:val="FFFFFF"/>
+                <w:sz w:val="15"/>
+                <w:szCs w:val="15"/>
+              </w:rPr>
+              <w:t xml:space="preserve">Your own</w:t>
+            </w:r>
+          </w:p>
+        </w:tc>
+      </w:tr>
+      <w:tr>
+        <w:trPr>
+          <w:cantSplit/>
+        </w:trPr>
+        <w:tc>
+          <w:tcPr>
+            <w:tcW w:type="dxa" w:w="2472"/>
+            <w:tcBorders>
+              <w:top w:val="single" w:color="BFBFBF" w:sz="4"/>
+              <w:left w:val="single" w:color="BFBFBF" w:sz="4"/>
+              <w:bottom w:val="single" w:color="BFBFBF" w:sz="4"/>
+              <w:right w:val="single" w:color="BFBFBF" w:sz="4"/>
+            </w:tcBorders>
+            <w:tcMar>
+              <w:top w:type="dxa" w:w="60"/>
+              <w:left w:type="dxa" w:w="100"/>
+              <w:bottom w:type="dxa" w:w="40"/>
+              <w:right w:type="dxa" w:w="100"/>
+            </w:tcMar>
+          </w:tcPr>
+          <w:p>
+            <w:pPr>
+              <w:keepNext/>
+              <w:spacing w:after="40" w:line="240"/>
+            </w:pPr>
+            <w:r>
+              <w:rPr>
+                <w:rFonts w:ascii="Verdana" w:cs="Verdana" w:eastAsia="Verdana" w:hAnsi="Verdana"/>
+                <w:b/>
+                <w:bCs/>
+                <w:sz w:val="15"/>
+                <w:szCs w:val="15"/>
+              </w:rPr>
+              <w:t xml:space="preserve">Premium coffee segment</w:t>
+            </w:r>
+          </w:p>
+        </w:tc>
+        <w:tc>
+          <w:tcPr>
+            <w:tcW w:type="dxa" w:w="1150"/>
+            <w:tcBorders>
+              <w:top w:val="single" w:color="BFBFBF" w:sz="4"/>
+              <w:left w:val="single" w:color="BFBFBF" w:sz="4"/>
+              <w:bottom w:val="single" w:color="BFBFBF" w:sz="4"/>
+              <w:right w:val="single" w:color="BFBFBF" w:sz="4"/>
+            </w:tcBorders>
+            <w:tcMar>
+              <w:top w:type="dxa" w:w="60"/>
+              <w:left w:type="dxa" w:w="100"/>
+              <w:bottom w:type="dxa" w:w="40"/>
+              <w:right w:type="dxa" w:w="100"/>
+            </w:tcMar>
+          </w:tcPr>
+          <w:p>
+            <w:pPr>
+              <w:keepNext/>
+              <w:spacing w:after="40" w:line="240"/>
+            </w:pPr>
+            <w:r>
+              <w:rPr>
+                <w:rFonts w:ascii="Verdana" w:cs="Verdana" w:eastAsia="Verdana" w:hAnsi="Verdana"/>
+                <w:sz w:val="15"/>
+                <w:szCs w:val="15"/>
+              </w:rPr>
+              <w:t xml:space="preserve">17</w:t>
+            </w:r>
+          </w:p>
+        </w:tc>
+        <w:tc>
+          <w:tcPr>
+            <w:tcW w:type="dxa" w:w="1250"/>
+            <w:tcBorders>
+              <w:top w:val="single" w:color="BFBFBF" w:sz="4"/>
+              <w:left w:val="single" w:color="BFBFBF" w:sz="4"/>
+              <w:bottom w:val="single" w:color="BFBFBF" w:sz="4"/>
+              <w:right w:val="single" w:color="BFBFBF" w:sz="4"/>
+            </w:tcBorders>
+            <w:tcMar>
+              <w:top w:type="dxa" w:w="60"/>
+              <w:left w:type="dxa" w:w="100"/>
+              <w:bottom w:type="dxa" w:w="40"/>
+              <w:right w:type="dxa" w:w="100"/>
+            </w:tcMar>
+          </w:tcPr>
+          <w:p>
+            <w:pPr>
+              <w:keepNext/>
+              <w:spacing w:after="40" w:line="240"/>
+            </w:pPr>
+            <w:r>
+              <w:rPr>
+                <w:rFonts w:ascii="Verdana" w:cs="Verdana" w:eastAsia="Verdana" w:hAnsi="Verdana"/>
+                <w:sz w:val="15"/>
+                <w:szCs w:val="15"/>
+              </w:rPr>
+              <w:t xml:space="preserve">20</w:t>
+            </w:r>
+          </w:p>
+        </w:tc>
+        <w:tc>
+          <w:tcPr>
+            <w:tcW w:type="dxa" w:w="1500"/>
+            <w:tcBorders>
+              <w:top w:val="single" w:color="BFBFBF" w:sz="4"/>
+              <w:left w:val="single" w:color="BFBFBF" w:sz="4"/>
+              <w:bottom w:val="single" w:color="BFBFBF" w:sz="4"/>
+              <w:right w:val="single" w:color="BFBFBF" w:sz="4"/>
+            </w:tcBorders>
+            <w:tcMar>
+              <w:top w:type="dxa" w:w="60"/>
+              <w:left w:type="dxa" w:w="100"/>
+              <w:bottom w:type="dxa" w:w="40"/>
+              <w:right w:type="dxa" w:w="100"/>
+            </w:tcMar>
+          </w:tcPr>
+          <w:p>
+            <w:pPr>
+              <w:keepNext/>
+              <w:spacing w:after="40" w:line="240"/>
+            </w:pPr>
+            <w:r>
+              <w:rPr>
+                <w:rFonts w:ascii="Verdana" w:cs="Verdana" w:eastAsia="Verdana" w:hAnsi="Verdana"/>
+                <w:sz w:val="15"/>
+                <w:szCs w:val="15"/>
+              </w:rPr>
+              <w:t xml:space="preserve">25</w:t>
+            </w:r>
+          </w:p>
+        </w:tc>
+        <w:tc>
+          <w:tcPr>
+            <w:tcW w:type="dxa" w:w="1350"/>
+            <w:tcBorders>
+              <w:top w:val="single" w:color="BFBFBF" w:sz="4"/>
+              <w:left w:val="single" w:color="BFBFBF" w:sz="4"/>
+              <w:bottom w:val="single" w:color="BFBFBF" w:sz="4"/>
+              <w:right w:val="single" w:color="BFBFBF" w:sz="4"/>
+            </w:tcBorders>
+            <w:tcMar>
+              <w:top w:type="dxa" w:w="60"/>
+              <w:left w:type="dxa" w:w="100"/>
+              <w:bottom w:type="dxa" w:w="40"/>
+              <w:right w:type="dxa" w:w="100"/>
+            </w:tcMar>
+          </w:tcPr>
+          <w:p>
+            <w:pPr>
+              <w:keepNext/>
+              <w:spacing w:after="40" w:line="240"/>
+            </w:pPr>
+            <w:r>
+              <w:rPr>
+                <w:rFonts w:ascii="Verdana" w:cs="Verdana" w:eastAsia="Verdana" w:hAnsi="Verdana"/>
+                <w:sz w:val="15"/>
+                <w:szCs w:val="15"/>
+              </w:rPr>
+              <w:t xml:space="preserve">10</w:t>
+            </w:r>
+          </w:p>
+        </w:tc>
+        <w:tc>
+          <w:tcPr>
+            <w:tcW w:type="dxa" w:w="1350"/>
+            <w:tcBorders>
+              <w:top w:val="single" w:color="BFBFBF" w:sz="4"/>
+              <w:left w:val="single" w:color="BFBFBF" w:sz="4"/>
+              <w:bottom w:val="single" w:color="BFBFBF" w:sz="4"/>
+              <w:right w:val="single" w:color="BFBFBF" w:sz="4"/>
+            </w:tcBorders>
+            <w:tcMar>
+              <w:top w:type="dxa" w:w="60"/>
+              <w:left w:type="dxa" w:w="100"/>
+              <w:bottom w:type="dxa" w:w="40"/>
+              <w:right w:type="dxa" w:w="100"/>
+            </w:tcMar>
+          </w:tcPr>
+          <w:p>
+            <w:pPr>
+              <w:keepNext/>
+              <w:spacing w:after="40" w:line="240"/>
+            </w:pPr>
+          </w:p>
+        </w:tc>
+      </w:tr>
+      <w:tr>
+        <w:trPr>
+          <w:cantSplit/>
+        </w:trPr>
+        <w:tc>
+          <w:tcPr>
+            <w:tcW w:type="dxa" w:w="2472"/>
+            <w:tcBorders>
+              <w:top w:val="single" w:color="BFBFBF" w:sz="4"/>
+              <w:left w:val="single" w:color="BFBFBF" w:sz="4"/>
+              <w:bottom w:val="single" w:color="BFBFBF" w:sz="4"/>
+              <w:right w:val="single" w:color="BFBFBF" w:sz="4"/>
+            </w:tcBorders>
+            <w:shd w:fill="F2F2F2" w:color="auto" w:val="clear"/>
+            <w:tcMar>
+              <w:top w:type="dxa" w:w="60"/>
+              <w:left w:type="dxa" w:w="100"/>
+              <w:bottom w:type="dxa" w:w="40"/>
+              <w:right w:type="dxa" w:w="100"/>
+            </w:tcMar>
+          </w:tcPr>
+          <w:p>
+            <w:pPr>
+              <w:keepNext/>
+              <w:spacing w:after="40" w:line="240"/>
+            </w:pPr>
+            <w:r>
+              <w:rPr>
+                <w:rFonts w:ascii="Verdana" w:cs="Verdana" w:eastAsia="Verdana" w:hAnsi="Verdana"/>
+                <w:b/>
+                <w:bCs/>
+                <w:sz w:val="15"/>
+                <w:szCs w:val="15"/>
+              </w:rPr>
+              <w:t xml:space="preserve">Tourism and hotels</w:t>
+            </w:r>
+          </w:p>
+        </w:tc>
+        <w:tc>
+          <w:tcPr>
+            <w:tcW w:type="dxa" w:w="1150"/>
+            <w:tcBorders>
+              <w:top w:val="single" w:color="BFBFBF" w:sz="4"/>
+              <w:left w:val="single" w:color="BFBFBF" w:sz="4"/>
+              <w:bottom w:val="single" w:color="BFBFBF" w:sz="4"/>
+              <w:right w:val="single" w:color="BFBFBF" w:sz="4"/>
+            </w:tcBorders>
+            <w:shd w:fill="F2F2F2" w:color="auto" w:val="clear"/>
+            <w:tcMar>
+              <w:top w:type="dxa" w:w="60"/>
+              <w:left w:type="dxa" w:w="100"/>
+              <w:bottom w:type="dxa" w:w="40"/>
+              <w:right w:type="dxa" w:w="100"/>
+            </w:tcMar>
+          </w:tcPr>
+          <w:p>
+            <w:pPr>
+              <w:keepNext/>
+              <w:spacing w:after="40" w:line="240"/>
+            </w:pPr>
+            <w:r>
+              <w:rPr>
+                <w:rFonts w:ascii="Verdana" w:cs="Verdana" w:eastAsia="Verdana" w:hAnsi="Verdana"/>
+                <w:sz w:val="15"/>
+                <w:szCs w:val="15"/>
+              </w:rPr>
+              <w:t xml:space="preserve">17</w:t>
+            </w:r>
+          </w:p>
+        </w:tc>
+        <w:tc>
+          <w:tcPr>
+            <w:tcW w:type="dxa" w:w="1250"/>
+            <w:tcBorders>
+              <w:top w:val="single" w:color="BFBFBF" w:sz="4"/>
+              <w:left w:val="single" w:color="BFBFBF" w:sz="4"/>
+              <w:bottom w:val="single" w:color="BFBFBF" w:sz="4"/>
+              <w:right w:val="single" w:color="BFBFBF" w:sz="4"/>
+            </w:tcBorders>
+            <w:shd w:fill="F2F2F2" w:color="auto" w:val="clear"/>
+            <w:tcMar>
+              <w:top w:type="dxa" w:w="60"/>
+              <w:left w:type="dxa" w:w="100"/>
+              <w:bottom w:type="dxa" w:w="40"/>
+              <w:right w:type="dxa" w:w="100"/>
+            </w:tcMar>
+          </w:tcPr>
+          <w:p>
+            <w:pPr>
+              <w:keepNext/>
+              <w:spacing w:after="40" w:line="240"/>
+            </w:pPr>
+            <w:r>
+              <w:rPr>
+                <w:rFonts w:ascii="Verdana" w:cs="Verdana" w:eastAsia="Verdana" w:hAnsi="Verdana"/>
+                <w:sz w:val="15"/>
+                <w:szCs w:val="15"/>
+              </w:rPr>
+              <w:t xml:space="preserve">30</w:t>
+            </w:r>
+          </w:p>
+        </w:tc>
+        <w:tc>
+          <w:tcPr>
+            <w:tcW w:type="dxa" w:w="1500"/>
+            <w:tcBorders>
+              <w:top w:val="single" w:color="BFBFBF" w:sz="4"/>
+              <w:left w:val="single" w:color="BFBFBF" w:sz="4"/>
+              <w:bottom w:val="single" w:color="BFBFBF" w:sz="4"/>
+              <w:right w:val="single" w:color="BFBFBF" w:sz="4"/>
+            </w:tcBorders>
+            <w:shd w:fill="F2F2F2" w:color="auto" w:val="clear"/>
+            <w:tcMar>
+              <w:top w:type="dxa" w:w="60"/>
+              <w:left w:type="dxa" w:w="100"/>
+              <w:bottom w:type="dxa" w:w="40"/>
+              <w:right w:type="dxa" w:w="100"/>
+            </w:tcMar>
+          </w:tcPr>
+          <w:p>
+            <w:pPr>
+              <w:keepNext/>
+              <w:spacing w:after="40" w:line="240"/>
+            </w:pPr>
+            <w:r>
+              <w:rPr>
+                <w:rFonts w:ascii="Verdana" w:cs="Verdana" w:eastAsia="Verdana" w:hAnsi="Verdana"/>
+                <w:sz w:val="15"/>
+                <w:szCs w:val="15"/>
+              </w:rPr>
+              <w:t xml:space="preserve">10</w:t>
+            </w:r>
+          </w:p>
+        </w:tc>
+        <w:tc>
+          <w:tcPr>
+            <w:tcW w:type="dxa" w:w="1350"/>
+            <w:tcBorders>
+              <w:top w:val="single" w:color="BFBFBF" w:sz="4"/>
+              <w:left w:val="single" w:color="BFBFBF" w:sz="4"/>
+              <w:bottom w:val="single" w:color="BFBFBF" w:sz="4"/>
+              <w:right w:val="single" w:color="BFBFBF" w:sz="4"/>
+            </w:tcBorders>
+            <w:shd w:fill="F2F2F2" w:color="auto" w:val="clear"/>
+            <w:tcMar>
+              <w:top w:type="dxa" w:w="60"/>
+              <w:left w:type="dxa" w:w="100"/>
+              <w:bottom w:type="dxa" w:w="40"/>
+              <w:right w:type="dxa" w:w="100"/>
+            </w:tcMar>
+          </w:tcPr>
+          <w:p>
+            <w:pPr>
+              <w:keepNext/>
+              <w:spacing w:after="40" w:line="240"/>
+            </w:pPr>
+            <w:r>
+              <w:rPr>
+                <w:rFonts w:ascii="Verdana" w:cs="Verdana" w:eastAsia="Verdana" w:hAnsi="Verdana"/>
+                <w:sz w:val="15"/>
+                <w:szCs w:val="15"/>
+              </w:rPr>
+              <w:t xml:space="preserve">10</w:t>
+            </w:r>
+          </w:p>
+        </w:tc>
+        <w:tc>
+          <w:tcPr>
+            <w:tcW w:type="dxa" w:w="1350"/>
+            <w:tcBorders>
+              <w:top w:val="single" w:color="BFBFBF" w:sz="4"/>
+              <w:left w:val="single" w:color="BFBFBF" w:sz="4"/>
+              <w:bottom w:val="single" w:color="BFBFBF" w:sz="4"/>
+              <w:right w:val="single" w:color="BFBFBF" w:sz="4"/>
+            </w:tcBorders>
+            <w:shd w:fill="F2F2F2" w:color="auto" w:val="clear"/>
+            <w:tcMar>
+              <w:top w:type="dxa" w:w="60"/>
+              <w:left w:type="dxa" w:w="100"/>
+              <w:bottom w:type="dxa" w:w="40"/>
+              <w:right w:type="dxa" w:w="100"/>
+            </w:tcMar>
+          </w:tcPr>
+          <w:p>
+            <w:pPr>
+              <w:keepNext/>
+              <w:spacing w:after="40" w:line="240"/>
+            </w:pPr>
+          </w:p>
+        </w:tc>
+      </w:tr>
+      <w:tr>
+        <w:trPr>
+          <w:cantSplit/>
+        </w:trPr>
+        <w:tc>
+          <w:tcPr>
+            <w:tcW w:type="dxa" w:w="2472"/>
+            <w:tcBorders>
+              <w:top w:val="single" w:color="BFBFBF" w:sz="4"/>
+              <w:left w:val="single" w:color="BFBFBF" w:sz="4"/>
+              <w:bottom w:val="single" w:color="BFBFBF" w:sz="4"/>
+              <w:right w:val="single" w:color="BFBFBF" w:sz="4"/>
+            </w:tcBorders>
+            <w:tcMar>
+              <w:top w:type="dxa" w:w="60"/>
+              <w:left w:type="dxa" w:w="100"/>
+              <w:bottom w:type="dxa" w:w="40"/>
+              <w:right w:type="dxa" w:w="100"/>
+            </w:tcMar>
+          </w:tcPr>
+          <w:p>
+            <w:pPr>
+              <w:keepNext/>
+              <w:spacing w:after="40" w:line="240"/>
+            </w:pPr>
+            <w:r>
+              <w:rPr>
+                <w:rFonts w:ascii="Verdana" w:cs="Verdana" w:eastAsia="Verdana" w:hAnsi="Verdana"/>
+                <w:b/>
+                <w:bCs/>
+                <w:sz w:val="15"/>
+                <w:szCs w:val="15"/>
+              </w:rPr>
+              <w:t xml:space="preserve">Purchasing power</w:t>
+            </w:r>
+          </w:p>
+        </w:tc>
+        <w:tc>
+          <w:tcPr>
+            <w:tcW w:type="dxa" w:w="1150"/>
+            <w:tcBorders>
+              <w:top w:val="single" w:color="BFBFBF" w:sz="4"/>
+              <w:left w:val="single" w:color="BFBFBF" w:sz="4"/>
+              <w:bottom w:val="single" w:color="BFBFBF" w:sz="4"/>
+              <w:right w:val="single" w:color="BFBFBF" w:sz="4"/>
+            </w:tcBorders>
+            <w:tcMar>
+              <w:top w:type="dxa" w:w="60"/>
+              <w:left w:type="dxa" w:w="100"/>
+              <w:bottom w:type="dxa" w:w="40"/>
+              <w:right w:type="dxa" w:w="100"/>
+            </w:tcMar>
+          </w:tcPr>
+          <w:p>
+            <w:pPr>
+              <w:keepNext/>
+              <w:spacing w:after="40" w:line="240"/>
+            </w:pPr>
+            <w:r>
+              <w:rPr>
+                <w:rFonts w:ascii="Verdana" w:cs="Verdana" w:eastAsia="Verdana" w:hAnsi="Verdana"/>
+                <w:sz w:val="15"/>
+                <w:szCs w:val="15"/>
+              </w:rPr>
+              <w:t xml:space="preserve">17</w:t>
+            </w:r>
+          </w:p>
+        </w:tc>
+        <w:tc>
+          <w:tcPr>
+            <w:tcW w:type="dxa" w:w="1250"/>
+            <w:tcBorders>
+              <w:top w:val="single" w:color="BFBFBF" w:sz="4"/>
+              <w:left w:val="single" w:color="BFBFBF" w:sz="4"/>
+              <w:bottom w:val="single" w:color="BFBFBF" w:sz="4"/>
+              <w:right w:val="single" w:color="BFBFBF" w:sz="4"/>
+            </w:tcBorders>
+            <w:tcMar>
+              <w:top w:type="dxa" w:w="60"/>
+              <w:left w:type="dxa" w:w="100"/>
+              <w:bottom w:type="dxa" w:w="40"/>
+              <w:right w:type="dxa" w:w="100"/>
+            </w:tcMar>
+          </w:tcPr>
+          <w:p>
+            <w:pPr>
+              <w:keepNext/>
+              <w:spacing w:after="40" w:line="240"/>
+            </w:pPr>
+            <w:r>
+              <w:rPr>
+                <w:rFonts w:ascii="Verdana" w:cs="Verdana" w:eastAsia="Verdana" w:hAnsi="Verdana"/>
+                <w:sz w:val="15"/>
+                <w:szCs w:val="15"/>
+              </w:rPr>
+              <w:t xml:space="preserve">15</w:t>
+            </w:r>
+          </w:p>
+        </w:tc>
+        <w:tc>
+          <w:tcPr>
+            <w:tcW w:type="dxa" w:w="1500"/>
+            <w:tcBorders>
+              <w:top w:val="single" w:color="BFBFBF" w:sz="4"/>
+              <w:left w:val="single" w:color="BFBFBF" w:sz="4"/>
+              <w:bottom w:val="single" w:color="BFBFBF" w:sz="4"/>
+              <w:right w:val="single" w:color="BFBFBF" w:sz="4"/>
+            </w:tcBorders>
+            <w:tcMar>
+              <w:top w:type="dxa" w:w="60"/>
+              <w:left w:type="dxa" w:w="100"/>
+              <w:bottom w:type="dxa" w:w="40"/>
+              <w:right w:type="dxa" w:w="100"/>
+            </w:tcMar>
+          </w:tcPr>
+          <w:p>
+            <w:pPr>
+              <w:keepNext/>
+              <w:spacing w:after="40" w:line="240"/>
+            </w:pPr>
+            <w:r>
+              <w:rPr>
+                <w:rFonts w:ascii="Verdana" w:cs="Verdana" w:eastAsia="Verdana" w:hAnsi="Verdana"/>
+                <w:sz w:val="15"/>
+                <w:szCs w:val="15"/>
+              </w:rPr>
+              <w:t xml:space="preserve">25</w:t>
+            </w:r>
+          </w:p>
+        </w:tc>
+        <w:tc>
+          <w:tcPr>
+            <w:tcW w:type="dxa" w:w="1350"/>
+            <w:tcBorders>
+              <w:top w:val="single" w:color="BFBFBF" w:sz="4"/>
+              <w:left w:val="single" w:color="BFBFBF" w:sz="4"/>
+              <w:bottom w:val="single" w:color="BFBFBF" w:sz="4"/>
+              <w:right w:val="single" w:color="BFBFBF" w:sz="4"/>
+            </w:tcBorders>
+            <w:tcMar>
+              <w:top w:type="dxa" w:w="60"/>
+              <w:left w:type="dxa" w:w="100"/>
+              <w:bottom w:type="dxa" w:w="40"/>
+              <w:right w:type="dxa" w:w="100"/>
+            </w:tcMar>
+          </w:tcPr>
+          <w:p>
+            <w:pPr>
+              <w:keepNext/>
+              <w:spacing w:after="40" w:line="240"/>
+            </w:pPr>
+            <w:r>
+              <w:rPr>
+                <w:rFonts w:ascii="Verdana" w:cs="Verdana" w:eastAsia="Verdana" w:hAnsi="Verdana"/>
+                <w:sz w:val="15"/>
+                <w:szCs w:val="15"/>
+              </w:rPr>
+              <w:t xml:space="preserve">15</w:t>
+            </w:r>
+          </w:p>
+        </w:tc>
+        <w:tc>
+          <w:tcPr>
+            <w:tcW w:type="dxa" w:w="1350"/>
+            <w:tcBorders>
+              <w:top w:val="single" w:color="BFBFBF" w:sz="4"/>
+              <w:left w:val="single" w:color="BFBFBF" w:sz="4"/>
+              <w:bottom w:val="single" w:color="BFBFBF" w:sz="4"/>
+              <w:right w:val="single" w:color="BFBFBF" w:sz="4"/>
+            </w:tcBorders>
+            <w:tcMar>
+              <w:top w:type="dxa" w:w="60"/>
+              <w:left w:type="dxa" w:w="100"/>
+              <w:bottom w:type="dxa" w:w="40"/>
+              <w:right w:type="dxa" w:w="100"/>
+            </w:tcMar>
+          </w:tcPr>
+          <w:p>
+            <w:pPr>
+              <w:keepNext/>
+              <w:spacing w:after="40" w:line="240"/>
+            </w:pPr>
+          </w:p>
+        </w:tc>
+      </w:tr>
+      <w:tr>
+        <w:trPr>
+          <w:cantSplit/>
+        </w:trPr>
+        <w:tc>
+          <w:tcPr>
+            <w:tcW w:type="dxa" w:w="2472"/>
+            <w:tcBorders>
+              <w:top w:val="single" w:color="BFBFBF" w:sz="4"/>
+              <w:left w:val="single" w:color="BFBFBF" w:sz="4"/>
+              <w:bottom w:val="single" w:color="BFBFBF" w:sz="4"/>
+              <w:right w:val="single" w:color="BFBFBF" w:sz="4"/>
+            </w:tcBorders>
+            <w:shd w:fill="F2F2F2" w:color="auto" w:val="clear"/>
+            <w:tcMar>
+              <w:top w:type="dxa" w:w="60"/>
+              <w:left w:type="dxa" w:w="100"/>
+              <w:bottom w:type="dxa" w:w="40"/>
+              <w:right w:type="dxa" w:w="100"/>
+            </w:tcMar>
+          </w:tcPr>
+          <w:p>
+            <w:pPr>
+              <w:keepNext/>
+              <w:spacing w:after="40" w:line="240"/>
+            </w:pPr>
+            <w:r>
+              <w:rPr>
+                <w:rFonts w:ascii="Verdana" w:cs="Verdana" w:eastAsia="Verdana" w:hAnsi="Verdana"/>
+                <w:b/>
+                <w:bCs/>
+                <w:sz w:val="15"/>
+                <w:szCs w:val="15"/>
+              </w:rPr>
+              <w:t xml:space="preserve">Competitive landscape</w:t>
+            </w:r>
+          </w:p>
+        </w:tc>
+        <w:tc>
+          <w:tcPr>
+            <w:tcW w:type="dxa" w:w="1150"/>
+            <w:tcBorders>
+              <w:top w:val="single" w:color="BFBFBF" w:sz="4"/>
+              <w:left w:val="single" w:color="BFBFBF" w:sz="4"/>
+              <w:bottom w:val="single" w:color="BFBFBF" w:sz="4"/>
+              <w:right w:val="single" w:color="BFBFBF" w:sz="4"/>
+            </w:tcBorders>
+            <w:shd w:fill="F2F2F2" w:color="auto" w:val="clear"/>
+            <w:tcMar>
+              <w:top w:type="dxa" w:w="60"/>
+              <w:left w:type="dxa" w:w="100"/>
+              <w:bottom w:type="dxa" w:w="40"/>
+              <w:right w:type="dxa" w:w="100"/>
+            </w:tcMar>
+          </w:tcPr>
+          <w:p>
+            <w:pPr>
+              <w:keepNext/>
+              <w:spacing w:after="40" w:line="240"/>
+            </w:pPr>
+            <w:r>
+              <w:rPr>
+                <w:rFonts w:ascii="Verdana" w:cs="Verdana" w:eastAsia="Verdana" w:hAnsi="Verdana"/>
+                <w:sz w:val="15"/>
+                <w:szCs w:val="15"/>
+              </w:rPr>
+              <w:t xml:space="preserve">16</w:t>
+            </w:r>
+          </w:p>
+        </w:tc>
+        <w:tc>
+          <w:tcPr>
+            <w:tcW w:type="dxa" w:w="1250"/>
+            <w:tcBorders>
+              <w:top w:val="single" w:color="BFBFBF" w:sz="4"/>
+              <w:left w:val="single" w:color="BFBFBF" w:sz="4"/>
+              <w:bottom w:val="single" w:color="BFBFBF" w:sz="4"/>
+              <w:right w:val="single" w:color="BFBFBF" w:sz="4"/>
+            </w:tcBorders>
+            <w:shd w:fill="F2F2F2" w:color="auto" w:val="clear"/>
+            <w:tcMar>
+              <w:top w:type="dxa" w:w="60"/>
+              <w:left w:type="dxa" w:w="100"/>
+              <w:bottom w:type="dxa" w:w="40"/>
+              <w:right w:type="dxa" w:w="100"/>
+            </w:tcMar>
+          </w:tcPr>
+          <w:p>
+            <w:pPr>
+              <w:keepNext/>
+              <w:spacing w:after="40" w:line="240"/>
+            </w:pPr>
+            <w:r>
+              <w:rPr>
+                <w:rFonts w:ascii="Verdana" w:cs="Verdana" w:eastAsia="Verdana" w:hAnsi="Verdana"/>
+                <w:sz w:val="15"/>
+                <w:szCs w:val="15"/>
+              </w:rPr>
+              <w:t xml:space="preserve">10</w:t>
+            </w:r>
+          </w:p>
+        </w:tc>
+        <w:tc>
+          <w:tcPr>
+            <w:tcW w:type="dxa" w:w="1500"/>
+            <w:tcBorders>
+              <w:top w:val="single" w:color="BFBFBF" w:sz="4"/>
+              <w:left w:val="single" w:color="BFBFBF" w:sz="4"/>
+              <w:bottom w:val="single" w:color="BFBFBF" w:sz="4"/>
+              <w:right w:val="single" w:color="BFBFBF" w:sz="4"/>
+            </w:tcBorders>
+            <w:shd w:fill="F2F2F2" w:color="auto" w:val="clear"/>
+            <w:tcMar>
+              <w:top w:type="dxa" w:w="60"/>
+              <w:left w:type="dxa" w:w="100"/>
+              <w:bottom w:type="dxa" w:w="40"/>
+              <w:right w:type="dxa" w:w="100"/>
+            </w:tcMar>
+          </w:tcPr>
+          <w:p>
+            <w:pPr>
+              <w:keepNext/>
+              <w:spacing w:after="40" w:line="240"/>
+            </w:pPr>
+            <w:r>
+              <w:rPr>
+                <w:rFonts w:ascii="Verdana" w:cs="Verdana" w:eastAsia="Verdana" w:hAnsi="Verdana"/>
+                <w:sz w:val="15"/>
+                <w:szCs w:val="15"/>
+              </w:rPr>
+              <w:t xml:space="preserve">10</w:t>
+            </w:r>
+          </w:p>
+        </w:tc>
+        <w:tc>
+          <w:tcPr>
+            <w:tcW w:type="dxa" w:w="1350"/>
+            <w:tcBorders>
+              <w:top w:val="single" w:color="BFBFBF" w:sz="4"/>
+              <w:left w:val="single" w:color="BFBFBF" w:sz="4"/>
+              <w:bottom w:val="single" w:color="BFBFBF" w:sz="4"/>
+              <w:right w:val="single" w:color="BFBFBF" w:sz="4"/>
+            </w:tcBorders>
+            <w:shd w:fill="F2F2F2" w:color="auto" w:val="clear"/>
+            <w:tcMar>
+              <w:top w:type="dxa" w:w="60"/>
+              <w:left w:type="dxa" w:w="100"/>
+              <w:bottom w:type="dxa" w:w="40"/>
+              <w:right w:type="dxa" w:w="100"/>
+            </w:tcMar>
+          </w:tcPr>
+          <w:p>
+            <w:pPr>
+              <w:keepNext/>
+              <w:spacing w:after="40" w:line="240"/>
+            </w:pPr>
+            <w:r>
+              <w:rPr>
+                <w:rFonts w:ascii="Verdana" w:cs="Verdana" w:eastAsia="Verdana" w:hAnsi="Verdana"/>
+                <w:sz w:val="15"/>
+                <w:szCs w:val="15"/>
+              </w:rPr>
+              <w:t xml:space="preserve">15</w:t>
+            </w:r>
+          </w:p>
+        </w:tc>
+        <w:tc>
+          <w:tcPr>
+            <w:tcW w:type="dxa" w:w="1350"/>
+            <w:tcBorders>
+              <w:top w:val="single" w:color="BFBFBF" w:sz="4"/>
+              <w:left w:val="single" w:color="BFBFBF" w:sz="4"/>
+              <w:bottom w:val="single" w:color="BFBFBF" w:sz="4"/>
+              <w:right w:val="single" w:color="BFBFBF" w:sz="4"/>
+            </w:tcBorders>
+            <w:shd w:fill="F2F2F2" w:color="auto" w:val="clear"/>
+            <w:tcMar>
+              <w:top w:type="dxa" w:w="60"/>
+              <w:left w:type="dxa" w:w="100"/>
+              <w:bottom w:type="dxa" w:w="40"/>
+              <w:right w:type="dxa" w:w="100"/>
+            </w:tcMar>
+          </w:tcPr>
+          <w:p>
+            <w:pPr>
+              <w:keepNext/>
+              <w:spacing w:after="40" w:line="240"/>
+            </w:pPr>
+          </w:p>
+        </w:tc>
+      </w:tr>
+      <w:tr>
+        <w:trPr>
+          <w:cantSplit/>
+        </w:trPr>
+        <w:tc>
+          <w:tcPr>
+            <w:tcW w:type="dxa" w:w="2472"/>
+            <w:tcBorders>
+              <w:top w:val="single" w:color="BFBFBF" w:sz="4"/>
+              <w:left w:val="single" w:color="BFBFBF" w:sz="4"/>
+              <w:bottom w:val="single" w:color="BFBFBF" w:sz="4"/>
+              <w:right w:val="single" w:color="BFBFBF" w:sz="4"/>
+            </w:tcBorders>
+            <w:tcMar>
+              <w:top w:type="dxa" w:w="60"/>
+              <w:left w:type="dxa" w:w="100"/>
+              <w:bottom w:type="dxa" w:w="40"/>
+              <w:right w:type="dxa" w:w="100"/>
+            </w:tcMar>
+          </w:tcPr>
+          <w:p>
+            <w:pPr>
+              <w:keepNext/>
+              <w:spacing w:after="40" w:line="240"/>
+            </w:pPr>
+            <w:r>
+              <w:rPr>
+                <w:rFonts w:ascii="Verdana" w:cs="Verdana" w:eastAsia="Verdana" w:hAnsi="Verdana"/>
+                <w:b/>
+                <w:bCs/>
+                <w:sz w:val="15"/>
+                <w:szCs w:val="15"/>
+              </w:rPr>
+              <w:t xml:space="preserve">Import and regulation</w:t>
+            </w:r>
+          </w:p>
+        </w:tc>
+        <w:tc>
+          <w:tcPr>
+            <w:tcW w:type="dxa" w:w="1150"/>
+            <w:tcBorders>
+              <w:top w:val="single" w:color="BFBFBF" w:sz="4"/>
+              <w:left w:val="single" w:color="BFBFBF" w:sz="4"/>
+              <w:bottom w:val="single" w:color="BFBFBF" w:sz="4"/>
+              <w:right w:val="single" w:color="BFBFBF" w:sz="4"/>
+            </w:tcBorders>
+            <w:tcMar>
+              <w:top w:type="dxa" w:w="60"/>
+              <w:left w:type="dxa" w:w="100"/>
+              <w:bottom w:type="dxa" w:w="40"/>
+              <w:right w:type="dxa" w:w="100"/>
+            </w:tcMar>
+          </w:tcPr>
+          <w:p>
+            <w:pPr>
+              <w:keepNext/>
+              <w:spacing w:after="40" w:line="240"/>
+            </w:pPr>
+            <w:r>
+              <w:rPr>
+                <w:rFonts w:ascii="Verdana" w:cs="Verdana" w:eastAsia="Verdana" w:hAnsi="Verdana"/>
+                <w:sz w:val="15"/>
+                <w:szCs w:val="15"/>
+              </w:rPr>
+              <w:t xml:space="preserve">16</w:t>
+            </w:r>
+          </w:p>
+        </w:tc>
+        <w:tc>
+          <w:tcPr>
+            <w:tcW w:type="dxa" w:w="1250"/>
+            <w:tcBorders>
+              <w:top w:val="single" w:color="BFBFBF" w:sz="4"/>
+              <w:left w:val="single" w:color="BFBFBF" w:sz="4"/>
+              <w:bottom w:val="single" w:color="BFBFBF" w:sz="4"/>
+              <w:right w:val="single" w:color="BFBFBF" w:sz="4"/>
+            </w:tcBorders>
+            <w:tcMar>
+              <w:top w:type="dxa" w:w="60"/>
+              <w:left w:type="dxa" w:w="100"/>
+              <w:bottom w:type="dxa" w:w="40"/>
+              <w:right w:type="dxa" w:w="100"/>
+            </w:tcMar>
+          </w:tcPr>
+          <w:p>
+            <w:pPr>
+              <w:keepNext/>
+              <w:spacing w:after="40" w:line="240"/>
+            </w:pPr>
+            <w:r>
+              <w:rPr>
+                <w:rFonts w:ascii="Verdana" w:cs="Verdana" w:eastAsia="Verdana" w:hAnsi="Verdana"/>
+                <w:sz w:val="15"/>
+                <w:szCs w:val="15"/>
+              </w:rPr>
+              <w:t xml:space="preserve">10</w:t>
+            </w:r>
+          </w:p>
+        </w:tc>
+        <w:tc>
+          <w:tcPr>
+            <w:tcW w:type="dxa" w:w="1500"/>
+            <w:tcBorders>
+              <w:top w:val="single" w:color="BFBFBF" w:sz="4"/>
+              <w:left w:val="single" w:color="BFBFBF" w:sz="4"/>
+              <w:bottom w:val="single" w:color="BFBFBF" w:sz="4"/>
+              <w:right w:val="single" w:color="BFBFBF" w:sz="4"/>
+            </w:tcBorders>
+            <w:tcMar>
+              <w:top w:type="dxa" w:w="60"/>
+              <w:left w:type="dxa" w:w="100"/>
+              <w:bottom w:type="dxa" w:w="40"/>
+              <w:right w:type="dxa" w:w="100"/>
+            </w:tcMar>
+          </w:tcPr>
+          <w:p>
+            <w:pPr>
+              <w:keepNext/>
+              <w:spacing w:after="40" w:line="240"/>
+            </w:pPr>
+            <w:r>
+              <w:rPr>
+                <w:rFonts w:ascii="Verdana" w:cs="Verdana" w:eastAsia="Verdana" w:hAnsi="Verdana"/>
+                <w:sz w:val="15"/>
+                <w:szCs w:val="15"/>
+              </w:rPr>
+              <w:t xml:space="preserve">10</w:t>
+            </w:r>
+          </w:p>
+        </w:tc>
+        <w:tc>
+          <w:tcPr>
+            <w:tcW w:type="dxa" w:w="1350"/>
+            <w:tcBorders>
+              <w:top w:val="single" w:color="BFBFBF" w:sz="4"/>
+              <w:left w:val="single" w:color="BFBFBF" w:sz="4"/>
+              <w:bottom w:val="single" w:color="BFBFBF" w:sz="4"/>
+              <w:right w:val="single" w:color="BFBFBF" w:sz="4"/>
+            </w:tcBorders>
+            <w:tcMar>
+              <w:top w:type="dxa" w:w="60"/>
+              <w:left w:type="dxa" w:w="100"/>
+              <w:bottom w:type="dxa" w:w="40"/>
+              <w:right w:type="dxa" w:w="100"/>
+            </w:tcMar>
+          </w:tcPr>
+          <w:p>
+            <w:pPr>
+              <w:keepNext/>
+              <w:spacing w:after="40" w:line="240"/>
+            </w:pPr>
+            <w:r>
+              <w:rPr>
+                <w:rFonts w:ascii="Verdana" w:cs="Verdana" w:eastAsia="Verdana" w:hAnsi="Verdana"/>
+                <w:sz w:val="15"/>
+                <w:szCs w:val="15"/>
+              </w:rPr>
+              <w:t xml:space="preserve">35</w:t>
+            </w:r>
+          </w:p>
+        </w:tc>
+        <w:tc>
+          <w:tcPr>
+            <w:tcW w:type="dxa" w:w="1350"/>
+            <w:tcBorders>
+              <w:top w:val="single" w:color="BFBFBF" w:sz="4"/>
+              <w:left w:val="single" w:color="BFBFBF" w:sz="4"/>
+              <w:bottom w:val="single" w:color="BFBFBF" w:sz="4"/>
+              <w:right w:val="single" w:color="BFBFBF" w:sz="4"/>
+            </w:tcBorders>
+            <w:tcMar>
+              <w:top w:type="dxa" w:w="60"/>
+              <w:left w:type="dxa" w:w="100"/>
+              <w:bottom w:type="dxa" w:w="40"/>
+              <w:right w:type="dxa" w:w="100"/>
+            </w:tcMar>
+          </w:tcPr>
+          <w:p>
+            <w:pPr>
+              <w:keepNext/>
+              <w:spacing w:after="40" w:line="240"/>
+            </w:pPr>
+          </w:p>
+        </w:tc>
+      </w:tr>
+      <w:tr>
+        <w:trPr>
+          <w:cantSplit/>
+        </w:trPr>
+        <w:tc>
+          <w:tcPr>
+            <w:tcW w:type="dxa" w:w="2472"/>
+            <w:tcBorders>
+              <w:top w:val="single" w:color="BFBFBF" w:sz="4"/>
+              <w:left w:val="single" w:color="BFBFBF" w:sz="4"/>
+              <w:bottom w:val="single" w:color="BFBFBF" w:sz="4"/>
+              <w:right w:val="single" w:color="BFBFBF" w:sz="4"/>
+            </w:tcBorders>
+            <w:shd w:fill="F2F2F2" w:color="auto" w:val="clear"/>
+            <w:tcMar>
+              <w:top w:type="dxa" w:w="60"/>
+              <w:left w:type="dxa" w:w="100"/>
+              <w:bottom w:type="dxa" w:w="40"/>
+              <w:right w:type="dxa" w:w="100"/>
+            </w:tcMar>
+          </w:tcPr>
+          <w:p>
+            <w:pPr>
+              <w:keepNext/>
+              <w:spacing w:after="40" w:line="240"/>
+            </w:pPr>
+            <w:r>
+              <w:rPr>
+                <w:rFonts w:ascii="Verdana" w:cs="Verdana" w:eastAsia="Verdana" w:hAnsi="Verdana"/>
+                <w:b/>
+                <w:bCs/>
+                <w:sz w:val="15"/>
+                <w:szCs w:val="15"/>
+              </w:rPr>
+              <w:t xml:space="preserve">Coffee culture</w:t>
+            </w:r>
+          </w:p>
+        </w:tc>
+        <w:tc>
+          <w:tcPr>
+            <w:tcW w:type="dxa" w:w="1150"/>
+            <w:tcBorders>
+              <w:top w:val="single" w:color="BFBFBF" w:sz="4"/>
+              <w:left w:val="single" w:color="BFBFBF" w:sz="4"/>
+              <w:bottom w:val="single" w:color="BFBFBF" w:sz="4"/>
+              <w:right w:val="single" w:color="BFBFBF" w:sz="4"/>
+            </w:tcBorders>
+            <w:shd w:fill="F2F2F2" w:color="auto" w:val="clear"/>
+            <w:tcMar>
+              <w:top w:type="dxa" w:w="60"/>
+              <w:left w:type="dxa" w:w="100"/>
+              <w:bottom w:type="dxa" w:w="40"/>
+              <w:right w:type="dxa" w:w="100"/>
+            </w:tcMar>
+          </w:tcPr>
+          <w:p>
+            <w:pPr>
+              <w:keepNext/>
+              <w:spacing w:after="40" w:line="240"/>
+            </w:pPr>
+            <w:r>
+              <w:rPr>
+                <w:rFonts w:ascii="Verdana" w:cs="Verdana" w:eastAsia="Verdana" w:hAnsi="Verdana"/>
+                <w:sz w:val="15"/>
+                <w:szCs w:val="15"/>
+              </w:rPr>
+              <w:t xml:space="preserve">17</w:t>
+            </w:r>
+          </w:p>
+        </w:tc>
+        <w:tc>
+          <w:tcPr>
+            <w:tcW w:type="dxa" w:w="1250"/>
+            <w:tcBorders>
+              <w:top w:val="single" w:color="BFBFBF" w:sz="4"/>
+              <w:left w:val="single" w:color="BFBFBF" w:sz="4"/>
+              <w:bottom w:val="single" w:color="BFBFBF" w:sz="4"/>
+              <w:right w:val="single" w:color="BFBFBF" w:sz="4"/>
+            </w:tcBorders>
+            <w:shd w:fill="F2F2F2" w:color="auto" w:val="clear"/>
+            <w:tcMar>
+              <w:top w:type="dxa" w:w="60"/>
+              <w:left w:type="dxa" w:w="100"/>
+              <w:bottom w:type="dxa" w:w="40"/>
+              <w:right w:type="dxa" w:w="100"/>
+            </w:tcMar>
+          </w:tcPr>
+          <w:p>
+            <w:pPr>
+              <w:keepNext/>
+              <w:spacing w:after="40" w:line="240"/>
+            </w:pPr>
+            <w:r>
+              <w:rPr>
+                <w:rFonts w:ascii="Verdana" w:cs="Verdana" w:eastAsia="Verdana" w:hAnsi="Verdana"/>
+                <w:sz w:val="15"/>
+                <w:szCs w:val="15"/>
+              </w:rPr>
+              <w:t xml:space="preserve">15</w:t>
+            </w:r>
+          </w:p>
+        </w:tc>
+        <w:tc>
+          <w:tcPr>
+            <w:tcW w:type="dxa" w:w="1500"/>
+            <w:tcBorders>
+              <w:top w:val="single" w:color="BFBFBF" w:sz="4"/>
+              <w:left w:val="single" w:color="BFBFBF" w:sz="4"/>
+              <w:bottom w:val="single" w:color="BFBFBF" w:sz="4"/>
+              <w:right w:val="single" w:color="BFBFBF" w:sz="4"/>
+            </w:tcBorders>
+            <w:shd w:fill="F2F2F2" w:color="auto" w:val="clear"/>
+            <w:tcMar>
+              <w:top w:type="dxa" w:w="60"/>
+              <w:left w:type="dxa" w:w="100"/>
+              <w:bottom w:type="dxa" w:w="40"/>
+              <w:right w:type="dxa" w:w="100"/>
+            </w:tcMar>
+          </w:tcPr>
+          <w:p>
+            <w:pPr>
+              <w:keepNext/>
+              <w:spacing w:after="40" w:line="240"/>
+            </w:pPr>
+            <w:r>
+              <w:rPr>
+                <w:rFonts w:ascii="Verdana" w:cs="Verdana" w:eastAsia="Verdana" w:hAnsi="Verdana"/>
+                <w:sz w:val="15"/>
+                <w:szCs w:val="15"/>
+              </w:rPr>
+              <w:t xml:space="preserve">20</w:t>
+            </w:r>
+          </w:p>
+        </w:tc>
+        <w:tc>
+          <w:tcPr>
+            <w:tcW w:type="dxa" w:w="1350"/>
+            <w:tcBorders>
+              <w:top w:val="single" w:color="BFBFBF" w:sz="4"/>
+              <w:left w:val="single" w:color="BFBFBF" w:sz="4"/>
+              <w:bottom w:val="single" w:color="BFBFBF" w:sz="4"/>
+              <w:right w:val="single" w:color="BFBFBF" w:sz="4"/>
+            </w:tcBorders>
+            <w:shd w:fill="F2F2F2" w:color="auto" w:val="clear"/>
+            <w:tcMar>
+              <w:top w:type="dxa" w:w="60"/>
+              <w:left w:type="dxa" w:w="100"/>
+              <w:bottom w:type="dxa" w:w="40"/>
+              <w:right w:type="dxa" w:w="100"/>
+            </w:tcMar>
+          </w:tcPr>
+          <w:p>
+            <w:pPr>
+              <w:keepNext/>
+              <w:spacing w:after="40" w:line="240"/>
+            </w:pPr>
+            <w:r>
+              <w:rPr>
+                <w:rFonts w:ascii="Verdana" w:cs="Verdana" w:eastAsia="Verdana" w:hAnsi="Verdana"/>
+                <w:sz w:val="15"/>
+                <w:szCs w:val="15"/>
+              </w:rPr>
+              <w:t xml:space="preserve">15</w:t>
+            </w:r>
+          </w:p>
+        </w:tc>
+        <w:tc>
+          <w:tcPr>
+            <w:tcW w:type="dxa" w:w="1350"/>
+            <w:tcBorders>
+              <w:top w:val="single" w:color="BFBFBF" w:sz="4"/>
+              <w:left w:val="single" w:color="BFBFBF" w:sz="4"/>
+              <w:bottom w:val="single" w:color="BFBFBF" w:sz="4"/>
+              <w:right w:val="single" w:color="BFBFBF" w:sz="4"/>
+            </w:tcBorders>
+            <w:shd w:fill="F2F2F2" w:color="auto" w:val="clear"/>
+            <w:tcMar>
+              <w:top w:type="dxa" w:w="60"/>
+              <w:left w:type="dxa" w:w="100"/>
+              <w:bottom w:type="dxa" w:w="40"/>
+              <w:right w:type="dxa" w:w="100"/>
+            </w:tcMar>
+          </w:tcPr>
+          <w:p>
+            <w:pPr>
+              <w:keepNext/>
+              <w:spacing w:after="40" w:line="240"/>
+            </w:pPr>
+          </w:p>
+        </w:tc>
+      </w:tr>
+      <w:tr>
+        <w:trPr>
+          <w:cantSplit/>
+        </w:trPr>
+        <w:tc>
+          <w:tcPr>
+            <w:tcW w:type="dxa" w:w="2472"/>
+            <w:tcBorders>
+              <w:top w:val="single" w:color="BFBFBF" w:sz="4"/>
+              <w:left w:val="single" w:color="BFBFBF" w:sz="4"/>
+              <w:bottom w:val="single" w:color="BFBFBF" w:sz="4"/>
+              <w:right w:val="single" w:color="BFBFBF" w:sz="4"/>
+            </w:tcBorders>
+            <w:tcMar>
+              <w:top w:type="dxa" w:w="60"/>
+              <w:left w:type="dxa" w:w="100"/>
+              <w:bottom w:type="dxa" w:w="40"/>
+              <w:right w:type="dxa" w:w="100"/>
+            </w:tcMar>
+          </w:tcPr>
+          <w:p>
+            <w:pPr>
+              <w:keepNext w:val="false"/>
+              <w:spacing w:after="40" w:line="240"/>
+            </w:pPr>
+            <w:r>
+              <w:rPr>
+                <w:rFonts w:ascii="Verdana" w:cs="Verdana" w:eastAsia="Verdana" w:hAnsi="Verdana"/>
+                <w:b/>
+                <w:bCs/>
+                <w:sz w:val="15"/>
+                <w:szCs w:val="15"/>
+              </w:rPr>
+              <w:t xml:space="preserve">Sum</w:t>
+            </w:r>
+          </w:p>
+        </w:tc>
+        <w:tc>
+          <w:tcPr>
+            <w:tcW w:type="dxa" w:w="1150"/>
+            <w:tcBorders>
+              <w:top w:val="single" w:color="BFBFBF" w:sz="4"/>
+              <w:left w:val="single" w:color="BFBFBF" w:sz="4"/>
+              <w:bottom w:val="single" w:color="BFBFBF" w:sz="4"/>
+              <w:right w:val="single" w:color="BFBFBF" w:sz="4"/>
+            </w:tcBorders>
+            <w:tcMar>
+              <w:top w:type="dxa" w:w="60"/>
+              <w:left w:type="dxa" w:w="100"/>
+              <w:bottom w:type="dxa" w:w="40"/>
+              <w:right w:type="dxa" w:w="100"/>
+            </w:tcMar>
+          </w:tcPr>
+          <w:p>
+            <w:pPr>
+              <w:keepNext w:val="false"/>
+              <w:spacing w:after="40" w:line="240"/>
+            </w:pPr>
+            <w:r>
+              <w:rPr>
+                <w:rFonts w:ascii="Verdana" w:cs="Verdana" w:eastAsia="Verdana" w:hAnsi="Verdana"/>
+                <w:sz w:val="15"/>
+                <w:szCs w:val="15"/>
+              </w:rPr>
+              <w:t xml:space="preserve">100</w:t>
+            </w:r>
+          </w:p>
+        </w:tc>
+        <w:tc>
+          <w:tcPr>
+            <w:tcW w:type="dxa" w:w="1250"/>
+            <w:tcBorders>
+              <w:top w:val="single" w:color="BFBFBF" w:sz="4"/>
+              <w:left w:val="single" w:color="BFBFBF" w:sz="4"/>
+              <w:bottom w:val="single" w:color="BFBFBF" w:sz="4"/>
+              <w:right w:val="single" w:color="BFBFBF" w:sz="4"/>
+            </w:tcBorders>
+            <w:tcMar>
+              <w:top w:type="dxa" w:w="60"/>
+              <w:left w:type="dxa" w:w="100"/>
+              <w:bottom w:type="dxa" w:w="40"/>
+              <w:right w:type="dxa" w:w="100"/>
+            </w:tcMar>
+          </w:tcPr>
+          <w:p>
+            <w:pPr>
+              <w:keepNext w:val="false"/>
+              <w:spacing w:after="40" w:line="240"/>
+            </w:pPr>
+            <w:r>
+              <w:rPr>
+                <w:rFonts w:ascii="Verdana" w:cs="Verdana" w:eastAsia="Verdana" w:hAnsi="Verdana"/>
+                <w:sz w:val="15"/>
+                <w:szCs w:val="15"/>
+              </w:rPr>
+              <w:t xml:space="preserve">100</w:t>
+            </w:r>
+          </w:p>
+        </w:tc>
+        <w:tc>
+          <w:tcPr>
+            <w:tcW w:type="dxa" w:w="1500"/>
+            <w:tcBorders>
+              <w:top w:val="single" w:color="BFBFBF" w:sz="4"/>
+              <w:left w:val="single" w:color="BFBFBF" w:sz="4"/>
+              <w:bottom w:val="single" w:color="BFBFBF" w:sz="4"/>
+              <w:right w:val="single" w:color="BFBFBF" w:sz="4"/>
+            </w:tcBorders>
+            <w:tcMar>
+              <w:top w:type="dxa" w:w="60"/>
+              <w:left w:type="dxa" w:w="100"/>
+              <w:bottom w:type="dxa" w:w="40"/>
+              <w:right w:type="dxa" w:w="100"/>
+            </w:tcMar>
+          </w:tcPr>
+          <w:p>
+            <w:pPr>
+              <w:keepNext w:val="false"/>
+              <w:spacing w:after="40" w:line="240"/>
+            </w:pPr>
+            <w:r>
+              <w:rPr>
+                <w:rFonts w:ascii="Verdana" w:cs="Verdana" w:eastAsia="Verdana" w:hAnsi="Verdana"/>
+                <w:sz w:val="15"/>
+                <w:szCs w:val="15"/>
+              </w:rPr>
+              <w:t xml:space="preserve">100</w:t>
+            </w:r>
+          </w:p>
+        </w:tc>
+        <w:tc>
+          <w:tcPr>
+            <w:tcW w:type="dxa" w:w="1350"/>
+            <w:tcBorders>
+              <w:top w:val="single" w:color="BFBFBF" w:sz="4"/>
+              <w:left w:val="single" w:color="BFBFBF" w:sz="4"/>
+              <w:bottom w:val="single" w:color="BFBFBF" w:sz="4"/>
+              <w:right w:val="single" w:color="BFBFBF" w:sz="4"/>
+            </w:tcBorders>
+            <w:tcMar>
+              <w:top w:type="dxa" w:w="60"/>
+              <w:left w:type="dxa" w:w="100"/>
+              <w:bottom w:type="dxa" w:w="40"/>
+              <w:right w:type="dxa" w:w="100"/>
+            </w:tcMar>
+          </w:tcPr>
+          <w:p>
+            <w:pPr>
+              <w:keepNext w:val="false"/>
+              <w:spacing w:after="40" w:line="240"/>
+            </w:pPr>
+            <w:r>
+              <w:rPr>
+                <w:rFonts w:ascii="Verdana" w:cs="Verdana" w:eastAsia="Verdana" w:hAnsi="Verdana"/>
+                <w:sz w:val="15"/>
+                <w:szCs w:val="15"/>
+              </w:rPr>
+              <w:t xml:space="preserve">100</w:t>
+            </w:r>
+          </w:p>
+        </w:tc>
+        <w:tc>
+          <w:tcPr>
+            <w:tcW w:type="dxa" w:w="1350"/>
+            <w:tcBorders>
+              <w:top w:val="single" w:color="BFBFBF" w:sz="4"/>
+              <w:left w:val="single" w:color="BFBFBF" w:sz="4"/>
+              <w:bottom w:val="single" w:color="BFBFBF" w:sz="4"/>
+              <w:right w:val="single" w:color="BFBFBF" w:sz="4"/>
+            </w:tcBorders>
+            <w:tcMar>
+              <w:top w:type="dxa" w:w="60"/>
+              <w:left w:type="dxa" w:w="100"/>
+              <w:bottom w:type="dxa" w:w="40"/>
+              <w:right w:type="dxa" w:w="100"/>
+            </w:tcMar>
+          </w:tcPr>
+          <w:p>
+            <w:pPr>
+              <w:keepNext w:val="false"/>
+              <w:spacing w:after="40" w:line="240"/>
+            </w:pPr>
+            <w:r>
+              <w:rPr>
+                <w:rFonts w:ascii="Verdana" w:cs="Verdana" w:eastAsia="Verdana" w:hAnsi="Verdana"/>
+                <w:sz w:val="15"/>
+                <w:szCs w:val="15"/>
+              </w:rPr>
+              <w:t xml:space="preserve">100</w:t>
+            </w:r>
+          </w:p>
+        </w:tc>
+      </w:tr>
+    </w:tbl>
+    <w:p>
+      <w:pPr>
+        <w:spacing w:after="120" w:before="100" w:line="252"/>
+      </w:pPr>
+      <w:r>
+        <w:rPr>
+          <w:rFonts w:ascii="Verdana" w:cs="Verdana" w:eastAsia="Verdana" w:hAnsi="Verdana"/>
           <w:b/>
           <w:bCs/>
-          <w:sz w:val="22"/>
-          <w:szCs w:val="22"/>
-        </w:rPr>
-        <w:t xml:space="preserve">three</w:t>
-      </w:r>
-      <w:r>
-        <w:rPr>
-          <w:rFonts w:ascii="Arial" w:cs="Arial" w:eastAsia="Arial" w:hAnsi="Arial"/>
-          <w:sz w:val="22"/>
-          <w:szCs w:val="22"/>
-        </w:rPr>
-        <w:t xml:space="preserve"> of these tests and report the result in one table or chart (rank of each country under each test):</w:t>
-      </w:r>
-    </w:p>
-    <w:p>
-      <w:pPr>
-        <w:pStyle w:val="ListParagraph"/>
-        <w:numPr>
-          <w:ilvl w:val="0"/>
-          <w:numId w:val="2"/>
-        </w:numPr>
-        <w:spacing w:after="60" w:line="252"/>
-      </w:pPr>
-      <w:r>
-        <w:rPr>
-          <w:rFonts w:ascii="Arial" w:cs="Arial" w:eastAsia="Arial" w:hAnsi="Arial"/>
+          <w:sz w:val="19"/>
+          <w:szCs w:val="19"/>
+        </w:rPr>
+        <w:t xml:space="preserve">Equal</w:t>
+      </w:r>
+      <w:r>
+        <w:rPr>
+          <w:rFonts w:ascii="Verdana" w:cs="Verdana" w:eastAsia="Verdana" w:hAnsi="Verdana"/>
+          <w:sz w:val="19"/>
+          <w:szCs w:val="19"/>
+        </w:rPr>
+        <w:t xml:space="preserve"> is the neutral benchmark. </w:t>
+      </w:r>
+      <w:r>
+        <w:rPr>
+          <w:rFonts w:ascii="Verdana" w:cs="Verdana" w:eastAsia="Verdana" w:hAnsi="Verdana"/>
           <w:b/>
           <w:bCs/>
-          <w:sz w:val="22"/>
-          <w:szCs w:val="22"/>
-        </w:rPr>
-        <w:t xml:space="preserve">Other weights:</w:t>
-      </w:r>
-      <w:r>
-        <w:rPr>
-          <w:rFonts w:ascii="Arial" w:cs="Arial" w:eastAsia="Arial" w:hAnsi="Arial"/>
-          <w:sz w:val="22"/>
-          <w:szCs w:val="22"/>
-        </w:rPr>
-        <w:t xml:space="preserve"> equal weights, and a second weighting method (for example BWM if you used AHP).</w:t>
-      </w:r>
-    </w:p>
-    <w:p>
-      <w:pPr>
-        <w:pStyle w:val="ListParagraph"/>
-        <w:numPr>
-          <w:ilvl w:val="0"/>
-          <w:numId w:val="2"/>
-        </w:numPr>
-        <w:spacing w:after="60" w:line="252"/>
-      </w:pPr>
-      <w:r>
-        <w:rPr>
-          <w:rFonts w:ascii="Arial" w:cs="Arial" w:eastAsia="Arial" w:hAnsi="Arial"/>
+          <w:sz w:val="19"/>
+          <w:szCs w:val="19"/>
+        </w:rPr>
+        <w:t xml:space="preserve">Hotel-led</w:t>
+      </w:r>
+      <w:r>
+        <w:rPr>
+          <w:rFonts w:ascii="Verdana" w:cs="Verdana" w:eastAsia="Verdana" w:hAnsi="Verdana"/>
+          <w:sz w:val="19"/>
+          <w:szCs w:val="19"/>
+        </w:rPr>
+        <w:t xml:space="preserve"> follows Julius Meinl's own emphasis on hotels and tourists. </w:t>
+      </w:r>
+      <w:r>
+        <w:rPr>
+          <w:rFonts w:ascii="Verdana" w:cs="Verdana" w:eastAsia="Verdana" w:hAnsi="Verdana"/>
           <w:b/>
           <w:bCs/>
-          <w:sz w:val="22"/>
-          <w:szCs w:val="22"/>
-        </w:rPr>
-        <w:t xml:space="preserve">Other normalisation:</w:t>
-      </w:r>
-      <w:r>
-        <w:rPr>
-          <w:rFonts w:ascii="Arial" w:cs="Arial" w:eastAsia="Arial" w:hAnsi="Arial"/>
-          <w:sz w:val="22"/>
-          <w:szCs w:val="22"/>
-        </w:rPr>
-        <w:t xml:space="preserve"> min-max against z-scores or ranks.</w:t>
-      </w:r>
-    </w:p>
-    <w:p>
-      <w:pPr>
-        <w:pStyle w:val="ListParagraph"/>
-        <w:numPr>
-          <w:ilvl w:val="0"/>
-          <w:numId w:val="2"/>
-        </w:numPr>
-        <w:spacing w:after="60" w:line="252"/>
-      </w:pPr>
-      <w:r>
-        <w:rPr>
-          <w:rFonts w:ascii="Arial" w:cs="Arial" w:eastAsia="Arial" w:hAnsi="Arial"/>
+          <w:sz w:val="19"/>
+          <w:szCs w:val="19"/>
+        </w:rPr>
+        <w:t xml:space="preserve">Consumer-led</w:t>
+      </w:r>
+      <w:r>
+        <w:rPr>
+          <w:rFonts w:ascii="Verdana" w:cs="Verdana" w:eastAsia="Verdana" w:hAnsi="Verdana"/>
+          <w:sz w:val="19"/>
+          <w:szCs w:val="19"/>
+        </w:rPr>
+        <w:t xml:space="preserve"> assumes entry through retail and cafés for local premium buyers. </w:t>
+      </w:r>
+      <w:r>
+        <w:rPr>
+          <w:rFonts w:ascii="Verdana" w:cs="Verdana" w:eastAsia="Verdana" w:hAnsi="Verdana"/>
           <w:b/>
           <w:bCs/>
-          <w:sz w:val="22"/>
-          <w:szCs w:val="22"/>
-        </w:rPr>
-        <w:t xml:space="preserve">Weight noise:</w:t>
-      </w:r>
-      <w:r>
-        <w:rPr>
-          <w:rFonts w:ascii="Arial" w:cs="Arial" w:eastAsia="Arial" w:hAnsi="Arial"/>
-          <w:sz w:val="22"/>
-          <w:szCs w:val="22"/>
-        </w:rPr>
-        <w:t xml:space="preserve"> change each weight by plus or minus 20 %, or draw 1,000 random weight sets and record each country's best and worst rank (RAND in Excel, or Python/R).</w:t>
-      </w:r>
-    </w:p>
-    <w:p>
-      <w:pPr>
-        <w:pStyle w:val="ListParagraph"/>
-        <w:numPr>
-          <w:ilvl w:val="0"/>
-          <w:numId w:val="2"/>
-        </w:numPr>
-        <w:spacing w:after="60" w:line="252"/>
-      </w:pPr>
-      <w:r>
-        <w:rPr>
-          <w:rFonts w:ascii="Arial" w:cs="Arial" w:eastAsia="Arial" w:hAnsi="Arial"/>
+          <w:sz w:val="19"/>
+          <w:szCs w:val="19"/>
+        </w:rPr>
+        <w:t xml:space="preserve">Easy entry</w:t>
+      </w:r>
+      <w:r>
+        <w:rPr>
+          <w:rFonts w:ascii="Verdana" w:cs="Verdana" w:eastAsia="Verdana" w:hAnsi="Verdana"/>
+          <w:sz w:val="19"/>
+          <w:szCs w:val="19"/>
+        </w:rPr>
+        <w:t xml:space="preserve"> puts import conditions first, for a company without a sales organisation abroad. Report the result in one table or chart: the rank and score of each country under each weight set. Answer in words: Is your country's rank stable? Which weights change the order, and why? </w:t>
+      </w:r>
+      <w:r>
+        <w:rPr>
+          <w:rFonts w:ascii="Verdana" w:cs="Verdana" w:eastAsia="Verdana" w:hAnsi="Verdana"/>
           <w:b/>
           <w:bCs/>
-          <w:sz w:val="22"/>
-          <w:szCs w:val="22"/>
-        </w:rPr>
-        <w:t xml:space="preserve">Leave one out:</w:t>
-      </w:r>
-      <w:r>
-        <w:rPr>
-          <w:rFonts w:ascii="Arial" w:cs="Arial" w:eastAsia="Arial" w:hAnsi="Arial"/>
-          <w:sz w:val="22"/>
-          <w:szCs w:val="22"/>
-        </w:rPr>
-        <w:t xml:space="preserve"> drop one indicator, or one dimension, at a time.</w:t>
-      </w:r>
-    </w:p>
-    <w:p>
-      <w:pPr>
-        <w:pStyle w:val="ListParagraph"/>
-        <w:numPr>
-          <w:ilvl w:val="0"/>
-          <w:numId w:val="2"/>
-        </w:numPr>
-        <w:spacing w:after="100" w:line="252"/>
-      </w:pPr>
-      <w:r>
-        <w:rPr>
-          <w:rFonts w:ascii="Arial" w:cs="Arial" w:eastAsia="Arial" w:hAnsi="Arial"/>
+          <w:sz w:val="19"/>
+          <w:szCs w:val="19"/>
+        </w:rPr>
+        <w:t xml:space="preserve">Hand in:</w:t>
+      </w:r>
+      <w:r>
+        <w:rPr>
+          <w:rFonts w:ascii="Verdana" w:cs="Verdana" w:eastAsia="Verdana" w:hAnsi="Verdana"/>
+          <w:sz w:val="19"/>
+          <w:szCs w:val="19"/>
+        </w:rPr>
+        <w:t xml:space="preserve"> robustness sheet and one slide.</w:t>
+      </w:r>
+    </w:p>
+    <w:p>
+      <w:pPr>
+        <w:pStyle w:val="Heading2"/>
+        <w:keepNext/>
+      </w:pPr>
+      <w:r>
+        <w:rPr>
+          <w:rFonts w:ascii="Verdana" w:cs="Verdana" w:eastAsia="Verdana" w:hAnsi="Verdana"/>
+        </w:rPr>
+        <w:t xml:space="preserve">Step 8  Interpret and recommend</w:t>
+      </w:r>
+    </w:p>
+    <w:p>
+      <w:pPr>
+        <w:spacing w:after="120" w:before="0" w:line="252"/>
+      </w:pPr>
+      <w:r>
+        <w:rPr>
+          <w:rFonts w:ascii="Verdana" w:cs="Verdana" w:eastAsia="Verdana" w:hAnsi="Verdana"/>
+          <w:sz w:val="19"/>
+          <w:szCs w:val="19"/>
+        </w:rPr>
+        <w:t xml:space="preserve">Turn the results into a decision about </w:t>
+      </w:r>
+      <w:r>
+        <w:rPr>
+          <w:rFonts w:ascii="Verdana" w:cs="Verdana" w:eastAsia="Verdana" w:hAnsi="Verdana"/>
           <w:b/>
           <w:bCs/>
-          <w:sz w:val="22"/>
-          <w:szCs w:val="22"/>
-        </w:rPr>
-        <w:t xml:space="preserve">Other aggregation:</w:t>
-      </w:r>
-      <w:r>
-        <w:rPr>
-          <w:rFonts w:ascii="Arial" w:cs="Arial" w:eastAsia="Arial" w:hAnsi="Arial"/>
-          <w:sz w:val="22"/>
-          <w:szCs w:val="22"/>
-        </w:rPr>
-        <w:t xml:space="preserve"> weighted geometric mean or TOPSIS instead of the weighted sum.</w:t>
-      </w:r>
-    </w:p>
-    <w:p>
-      <w:pPr>
-        <w:spacing w:after="120" w:before="0" w:line="252"/>
-      </w:pPr>
-      <w:r>
-        <w:rPr>
-          <w:rFonts w:ascii="Arial" w:cs="Arial" w:eastAsia="Arial" w:hAnsi="Arial"/>
-          <w:sz w:val="22"/>
-          <w:szCs w:val="22"/>
-        </w:rPr>
-        <w:t xml:space="preserve">Answer in words: Is the top country stable? Which choices change the order? </w:t>
-      </w:r>
-      <w:r>
-        <w:rPr>
-          <w:rFonts w:ascii="Arial" w:cs="Arial" w:eastAsia="Arial" w:hAnsi="Arial"/>
+          <w:sz w:val="19"/>
+          <w:szCs w:val="19"/>
+        </w:rPr>
+        <w:t xml:space="preserve">your country</w:t>
+      </w:r>
+      <w:r>
+        <w:rPr>
+          <w:rFonts w:ascii="Verdana" w:cs="Verdana" w:eastAsia="Verdana" w:hAnsi="Verdana"/>
+          <w:sz w:val="19"/>
+          <w:szCs w:val="19"/>
+        </w:rPr>
+        <w:t xml:space="preserve">: how it ranks among the six, its strengths and risks by dimension, whether you recommend entering now, later or not at all, under which conditions, what you would </w:t>
+      </w:r>
+      <w:r>
+        <w:rPr>
+          <w:rFonts w:ascii="Verdana" w:cs="Verdana" w:eastAsia="Verdana" w:hAnsi="Verdana"/>
           <w:b/>
           <w:bCs/>
-          <w:sz w:val="22"/>
-          <w:szCs w:val="22"/>
-        </w:rPr>
-        <w:t xml:space="preserve">Hand in:</w:t>
-      </w:r>
-      <w:r>
-        <w:rPr>
-          <w:rFonts w:ascii="Arial" w:cs="Arial" w:eastAsia="Arial" w:hAnsi="Arial"/>
-          <w:sz w:val="22"/>
-          <w:szCs w:val="22"/>
-        </w:rPr>
-        <w:t xml:space="preserve"> robustness sheet and one slide.</w:t>
-      </w:r>
-    </w:p>
-    <w:p>
-      <w:pPr>
-        <w:pStyle w:val="Heading2"/>
-        <w:keepNext/>
-      </w:pPr>
-      <w:r>
-        <w:rPr>
-          <w:rFonts w:ascii="Arial" w:cs="Arial" w:eastAsia="Arial" w:hAnsi="Arial"/>
-        </w:rPr>
-        <w:t xml:space="preserve">Step 8  Interpret and recommend</w:t>
-      </w:r>
-    </w:p>
-    <w:p>
-      <w:pPr>
-        <w:spacing w:after="120" w:before="0" w:line="252"/>
-      </w:pPr>
-      <w:r>
-        <w:rPr>
-          <w:rFonts w:ascii="Arial" w:cs="Arial" w:eastAsia="Arial" w:hAnsi="Arial"/>
-          <w:sz w:val="22"/>
-          <w:szCs w:val="22"/>
-        </w:rPr>
-        <w:t xml:space="preserve">Turn the ranking into a decision: a shortlist of two or three countries, your recommended priority country, the countries you would </w:t>
-      </w:r>
-      <w:r>
-        <w:rPr>
-          <w:rFonts w:ascii="Arial" w:cs="Arial" w:eastAsia="Arial" w:hAnsi="Arial"/>
+          <w:sz w:val="19"/>
+          <w:szCs w:val="19"/>
+        </w:rPr>
+        <w:t xml:space="preserve">not</w:t>
+      </w:r>
+      <w:r>
+        <w:rPr>
+          <w:rFonts w:ascii="Verdana" w:cs="Verdana" w:eastAsia="Verdana" w:hAnsi="Verdana"/>
+          <w:sz w:val="19"/>
+          <w:szCs w:val="19"/>
+        </w:rPr>
+        <w:t xml:space="preserve"> do, and what would change your mind. Compare your result briefly with the ranking of the other countries. Connect the result to the hard question in section 2. Be open about limits: proxy indicators, data quality, subjective weights, and that Mexico is not in South America. Most indices were built for other exporters (the globalEDGE index, for example, takes a US perspective), so adapt to the view from Vienna: distance, EU import conditions and the Julius Meinl business model. </w:t>
+      </w:r>
+      <w:r>
+        <w:rPr>
+          <w:rFonts w:ascii="Verdana" w:cs="Verdana" w:eastAsia="Verdana" w:hAnsi="Verdana"/>
           <w:b/>
           <w:bCs/>
-          <w:sz w:val="22"/>
-          <w:szCs w:val="22"/>
-        </w:rPr>
-        <w:t xml:space="preserve">not</w:t>
-      </w:r>
-      <w:r>
-        <w:rPr>
-          <w:rFonts w:ascii="Arial" w:cs="Arial" w:eastAsia="Arial" w:hAnsi="Arial"/>
-          <w:sz w:val="22"/>
-          <w:szCs w:val="22"/>
-        </w:rPr>
-        <w:t xml:space="preserve"> enter now and why, and what would change your mind. Connect the result to the hard question in section 2. Be open about limits: proxy indicators, data quality, subjective weights, and that Mexico is not in South America. Most indices were built for other exporters (the globalEDGE index, for example, takes a US perspective), so adapt to the view from Vienna: distance, EU import conditions and the Julius Meinl business model. </w:t>
-      </w:r>
-      <w:r>
-        <w:rPr>
-          <w:rFonts w:ascii="Arial" w:cs="Arial" w:eastAsia="Arial" w:hAnsi="Arial"/>
-          <w:b/>
-          <w:bCs/>
-          <w:sz w:val="22"/>
-          <w:szCs w:val="22"/>
+          <w:sz w:val="19"/>
+          <w:szCs w:val="19"/>
         </w:rPr>
         <w:t xml:space="preserve">Hand in:</w:t>
       </w:r>
       <w:r>
         <w:rPr>
-          <w:rFonts w:ascii="Arial" w:cs="Arial" w:eastAsia="Arial" w:hAnsi="Arial"/>
-          <w:sz w:val="22"/>
-          <w:szCs w:val="22"/>
+          <w:rFonts w:ascii="Verdana" w:cs="Verdana" w:eastAsia="Verdana" w:hAnsi="Verdana"/>
+          <w:sz w:val="19"/>
+          <w:szCs w:val="19"/>
         </w:rPr>
         <w:t xml:space="preserve"> recommendation slide and limitations slide.</w:t>
       </w:r>
@@ -2694,9 +4939,9 @@
       </w:pPr>
       <w:r>
         <w:rPr>
-          <w:rFonts w:ascii="Arial" w:cs="Arial" w:eastAsia="Arial" w:hAnsi="Arial"/>
-        </w:rPr>
-        <w:t xml:space="preserve">5  From Julius Meinl's six dimensions to indicators</w:t>
+          <w:rFonts w:ascii="Verdana" w:cs="Verdana" w:eastAsia="Verdana" w:hAnsi="Verdana"/>
+        </w:rPr>
+        <w:t xml:space="preserve">5  From Julius Meinl's six dimensions to the common indicators</w:t>
       </w:r>
     </w:p>
     <w:p>
@@ -2705,11 +4950,11 @@
       </w:pPr>
       <w:r>
         <w:rPr>
-          <w:rFonts w:ascii="Arial" w:cs="Arial" w:eastAsia="Arial" w:hAnsi="Arial"/>
-          <w:sz w:val="22"/>
-          <w:szCs w:val="22"/>
-        </w:rPr>
-        <w:t xml:space="preserve">This is a starting point, not a prescription. Choose what you can measure for all six countries and justify additions. Check each source for the latest edition.</w:t>
+          <w:rFonts w:ascii="Verdana" w:cs="Verdana" w:eastAsia="Verdana" w:hAnsi="Verdana"/>
+          <w:sz w:val="19"/>
+          <w:szCs w:val="19"/>
+        </w:rPr>
+        <w:t xml:space="preserve">This table is the starting point for the PESTEL search and for the instructor's common set. Choose what you can measure for all six countries. Check each source for the latest edition.</w:t>
       </w:r>
     </w:p>
     <w:tbl>
@@ -2758,12 +5003,12 @@
             </w:pPr>
             <w:r>
               <w:rPr>
-                <w:rFonts w:ascii="Arial" w:cs="Arial" w:eastAsia="Arial" w:hAnsi="Arial"/>
+                <w:rFonts w:ascii="Verdana" w:cs="Verdana" w:eastAsia="Verdana" w:hAnsi="Verdana"/>
                 <w:b/>
                 <w:bCs/>
                 <w:color w:val="FFFFFF"/>
-                <w:sz w:val="17"/>
-                <w:szCs w:val="17"/>
+                <w:sz w:val="15"/>
+                <w:szCs w:val="15"/>
               </w:rPr>
               <w:t xml:space="preserve">Dimension</w:t>
             </w:r>
@@ -2792,12 +5037,12 @@
             </w:pPr>
             <w:r>
               <w:rPr>
-                <w:rFonts w:ascii="Arial" w:cs="Arial" w:eastAsia="Arial" w:hAnsi="Arial"/>
+                <w:rFonts w:ascii="Verdana" w:cs="Verdana" w:eastAsia="Verdana" w:hAnsi="Verdana"/>
                 <w:b/>
                 <w:bCs/>
                 <w:color w:val="FFFFFF"/>
-                <w:sz w:val="17"/>
-                <w:szCs w:val="17"/>
+                <w:sz w:val="15"/>
+                <w:szCs w:val="15"/>
               </w:rPr>
               <w:t xml:space="preserve">Julius Meinl asks</w:t>
             </w:r>
@@ -2826,12 +5071,12 @@
             </w:pPr>
             <w:r>
               <w:rPr>
-                <w:rFonts w:ascii="Arial" w:cs="Arial" w:eastAsia="Arial" w:hAnsi="Arial"/>
+                <w:rFonts w:ascii="Verdana" w:cs="Verdana" w:eastAsia="Verdana" w:hAnsi="Verdana"/>
                 <w:b/>
                 <w:bCs/>
                 <w:color w:val="FFFFFF"/>
-                <w:sz w:val="17"/>
-                <w:szCs w:val="17"/>
+                <w:sz w:val="15"/>
+                <w:szCs w:val="15"/>
               </w:rPr>
               <w:t xml:space="preserve">Candidate indicators</w:t>
             </w:r>
@@ -2860,12 +5105,12 @@
             </w:pPr>
             <w:r>
               <w:rPr>
-                <w:rFonts w:ascii="Arial" w:cs="Arial" w:eastAsia="Arial" w:hAnsi="Arial"/>
+                <w:rFonts w:ascii="Verdana" w:cs="Verdana" w:eastAsia="Verdana" w:hAnsi="Verdana"/>
                 <w:b/>
                 <w:bCs/>
                 <w:color w:val="FFFFFF"/>
-                <w:sz w:val="17"/>
-                <w:szCs w:val="17"/>
+                <w:sz w:val="15"/>
+                <w:szCs w:val="15"/>
               </w:rPr>
               <w:t xml:space="preserve">Possible sources</w:t>
             </w:r>
@@ -2898,11 +5143,11 @@
             </w:pPr>
             <w:r>
               <w:rPr>
-                <w:rFonts w:ascii="Arial" w:cs="Arial" w:eastAsia="Arial" w:hAnsi="Arial"/>
+                <w:rFonts w:ascii="Verdana" w:cs="Verdana" w:eastAsia="Verdana" w:hAnsi="Verdana"/>
                 <w:b/>
                 <w:bCs/>
-                <w:sz w:val="17"/>
-                <w:szCs w:val="17"/>
+                <w:sz w:val="15"/>
+                <w:szCs w:val="15"/>
               </w:rPr>
               <w:t xml:space="preserve">Premium coffee segment</w:t>
             </w:r>
@@ -2930,9 +5175,9 @@
             </w:pPr>
             <w:r>
               <w:rPr>
-                <w:rFonts w:ascii="Arial" w:cs="Arial" w:eastAsia="Arial" w:hAnsi="Arial"/>
-                <w:sz w:val="17"/>
-                <w:szCs w:val="17"/>
+                <w:rFonts w:ascii="Verdana" w:cs="Verdana" w:eastAsia="Verdana" w:hAnsi="Verdana"/>
+                <w:sz w:val="15"/>
+                <w:szCs w:val="15"/>
               </w:rPr>
               <w:t xml:space="preserve">Size in hospitality and in retail</w:t>
             </w:r>
@@ -2960,9 +5205,9 @@
             </w:pPr>
             <w:r>
               <w:rPr>
-                <w:rFonts w:ascii="Arial" w:cs="Arial" w:eastAsia="Arial" w:hAnsi="Arial"/>
-                <w:sz w:val="17"/>
-                <w:szCs w:val="17"/>
+                <w:rFonts w:ascii="Verdana" w:cs="Verdana" w:eastAsia="Verdana" w:hAnsi="Verdana"/>
+                <w:sz w:val="15"/>
+                <w:szCs w:val="15"/>
               </w:rPr>
               <w:t xml:space="preserve">Household consumption per capita; GDP per capita (PPP) as proxies</w:t>
             </w:r>
@@ -2973,9 +5218,9 @@
             </w:pPr>
             <w:r>
               <w:rPr>
-                <w:rFonts w:ascii="Arial" w:cs="Arial" w:eastAsia="Arial" w:hAnsi="Arial"/>
-                <w:sz w:val="17"/>
-                <w:szCs w:val="17"/>
+                <w:rFonts w:ascii="Verdana" w:cs="Verdana" w:eastAsia="Verdana" w:hAnsi="Verdana"/>
+                <w:sz w:val="15"/>
+                <w:szCs w:val="15"/>
               </w:rPr>
               <w:t xml:space="preserve">Value and growth of the coffee category (retail and out-of-home) if available</w:t>
             </w:r>
@@ -2986,9 +5231,9 @@
             </w:pPr>
             <w:r>
               <w:rPr>
-                <w:rFonts w:ascii="Arial" w:cs="Arial" w:eastAsia="Arial" w:hAnsi="Arial"/>
-                <w:sz w:val="17"/>
-                <w:szCs w:val="17"/>
+                <w:rFonts w:ascii="Verdana" w:cs="Verdana" w:eastAsia="Verdana" w:hAnsi="Verdana"/>
+                <w:sz w:val="15"/>
+                <w:szCs w:val="15"/>
               </w:rPr>
               <w:t xml:space="preserve">Number of specialty cafés in the capital and the two largest cities (own count, define the rule)</w:t>
             </w:r>
@@ -3016,9 +5261,9 @@
             </w:pPr>
             <w:r>
               <w:rPr>
-                <w:rFonts w:ascii="Arial" w:cs="Arial" w:eastAsia="Arial" w:hAnsi="Arial"/>
-                <w:sz w:val="17"/>
-                <w:szCs w:val="17"/>
+                <w:rFonts w:ascii="Verdana" w:cs="Verdana" w:eastAsia="Verdana" w:hAnsi="Verdana"/>
+                <w:sz w:val="15"/>
+                <w:szCs w:val="15"/>
               </w:rPr>
               <w:t xml:space="preserve">World Bank WDI; Euromonitor Passport and Statista (WU library); USDA FAS coffee reports; own online count</w:t>
             </w:r>
@@ -3051,11 +5296,11 @@
             </w:pPr>
             <w:r>
               <w:rPr>
-                <w:rFonts w:ascii="Arial" w:cs="Arial" w:eastAsia="Arial" w:hAnsi="Arial"/>
+                <w:rFonts w:ascii="Verdana" w:cs="Verdana" w:eastAsia="Verdana" w:hAnsi="Verdana"/>
                 <w:b/>
                 <w:bCs/>
-                <w:sz w:val="17"/>
-                <w:szCs w:val="17"/>
+                <w:sz w:val="15"/>
+                <w:szCs w:val="15"/>
               </w:rPr>
               <w:t xml:space="preserve">Tourism and hotels</w:t>
             </w:r>
@@ -3083,9 +5328,9 @@
             </w:pPr>
             <w:r>
               <w:rPr>
-                <w:rFonts w:ascii="Arial" w:cs="Arial" w:eastAsia="Arial" w:hAnsi="Arial"/>
-                <w:sz w:val="17"/>
-                <w:szCs w:val="17"/>
+                <w:rFonts w:ascii="Verdana" w:cs="Verdana" w:eastAsia="Verdana" w:hAnsi="Verdana"/>
+                <w:sz w:val="15"/>
+                <w:szCs w:val="15"/>
               </w:rPr>
               <w:t xml:space="preserve">Visitor volume, origin, international hotel groups</w:t>
             </w:r>
@@ -3113,9 +5358,9 @@
             </w:pPr>
             <w:r>
               <w:rPr>
-                <w:rFonts w:ascii="Arial" w:cs="Arial" w:eastAsia="Arial" w:hAnsi="Arial"/>
-                <w:sz w:val="17"/>
-                <w:szCs w:val="17"/>
+                <w:rFonts w:ascii="Verdana" w:cs="Verdana" w:eastAsia="Verdana" w:hAnsi="Verdana"/>
+                <w:sz w:val="15"/>
+                <w:szCs w:val="15"/>
               </w:rPr>
               <w:t xml:space="preserve">International tourist arrivals and tourism receipts</w:t>
             </w:r>
@@ -3126,9 +5371,9 @@
             </w:pPr>
             <w:r>
               <w:rPr>
-                <w:rFonts w:ascii="Arial" w:cs="Arial" w:eastAsia="Arial" w:hAnsi="Arial"/>
-                <w:sz w:val="17"/>
-                <w:szCs w:val="17"/>
+                <w:rFonts w:ascii="Verdana" w:cs="Verdana" w:eastAsia="Verdana" w:hAnsi="Verdana"/>
+                <w:sz w:val="15"/>
+                <w:szCs w:val="15"/>
               </w:rPr>
               <w:t xml:space="preserve">Share of visitors from Europe and North America, if available</w:t>
             </w:r>
@@ -3139,9 +5384,9 @@
             </w:pPr>
             <w:r>
               <w:rPr>
-                <w:rFonts w:ascii="Arial" w:cs="Arial" w:eastAsia="Arial" w:hAnsi="Arial"/>
-                <w:sz w:val="17"/>
-                <w:szCs w:val="17"/>
+                <w:rFonts w:ascii="Verdana" w:cs="Verdana" w:eastAsia="Verdana" w:hAnsi="Verdana"/>
+                <w:sz w:val="15"/>
+                <w:szCs w:val="15"/>
               </w:rPr>
               <w:t xml:space="preserve">International-brand hotels in the capital (own count, define the rule)</w:t>
             </w:r>
@@ -3169,9 +5414,9 @@
             </w:pPr>
             <w:r>
               <w:rPr>
-                <w:rFonts w:ascii="Arial" w:cs="Arial" w:eastAsia="Arial" w:hAnsi="Arial"/>
-                <w:sz w:val="17"/>
-                <w:szCs w:val="17"/>
+                <w:rFonts w:ascii="Verdana" w:cs="Verdana" w:eastAsia="Verdana" w:hAnsi="Verdana"/>
+                <w:sz w:val="15"/>
+                <w:szCs w:val="15"/>
               </w:rPr>
               <w:t xml:space="preserve">WDI (UN Tourism data); national tourism statistics; hotel group and booking websites (note date and method)</w:t>
             </w:r>
@@ -3204,11 +5449,11 @@
             </w:pPr>
             <w:r>
               <w:rPr>
-                <w:rFonts w:ascii="Arial" w:cs="Arial" w:eastAsia="Arial" w:hAnsi="Arial"/>
+                <w:rFonts w:ascii="Verdana" w:cs="Verdana" w:eastAsia="Verdana" w:hAnsi="Verdana"/>
                 <w:b/>
                 <w:bCs/>
-                <w:sz w:val="17"/>
-                <w:szCs w:val="17"/>
+                <w:sz w:val="15"/>
+                <w:szCs w:val="15"/>
               </w:rPr>
               <w:t xml:space="preserve">Purchasing power</w:t>
             </w:r>
@@ -3236,9 +5481,9 @@
             </w:pPr>
             <w:r>
               <w:rPr>
-                <w:rFonts w:ascii="Arial" w:cs="Arial" w:eastAsia="Arial" w:hAnsi="Arial"/>
-                <w:sz w:val="17"/>
-                <w:szCs w:val="17"/>
+                <w:rFonts w:ascii="Verdana" w:cs="Verdana" w:eastAsia="Verdana" w:hAnsi="Verdana"/>
+                <w:sz w:val="15"/>
+                <w:szCs w:val="15"/>
               </w:rPr>
               <w:t xml:space="preserve">Economic development, who can pay a premium price</w:t>
             </w:r>
@@ -3266,9 +5511,9 @@
             </w:pPr>
             <w:r>
               <w:rPr>
-                <w:rFonts w:ascii="Arial" w:cs="Arial" w:eastAsia="Arial" w:hAnsi="Arial"/>
-                <w:sz w:val="17"/>
-                <w:szCs w:val="17"/>
+                <w:rFonts w:ascii="Verdana" w:cs="Verdana" w:eastAsia="Verdana" w:hAnsi="Verdana"/>
+                <w:sz w:val="15"/>
+                <w:szCs w:val="15"/>
               </w:rPr>
               <w:t xml:space="preserve">GDP per capita (PPP); household consumption per capita</w:t>
             </w:r>
@@ -3279,9 +5524,9 @@
             </w:pPr>
             <w:r>
               <w:rPr>
-                <w:rFonts w:ascii="Arial" w:cs="Arial" w:eastAsia="Arial" w:hAnsi="Arial"/>
-                <w:sz w:val="17"/>
-                <w:szCs w:val="17"/>
+                <w:rFonts w:ascii="Verdana" w:cs="Verdana" w:eastAsia="Verdana" w:hAnsi="Verdana"/>
+                <w:sz w:val="15"/>
+                <w:szCs w:val="15"/>
               </w:rPr>
               <w:t xml:space="preserve">Income inequality as a modifier</w:t>
             </w:r>
@@ -3292,9 +5537,9 @@
             </w:pPr>
             <w:r>
               <w:rPr>
-                <w:rFonts w:ascii="Arial" w:cs="Arial" w:eastAsia="Arial" w:hAnsi="Arial"/>
-                <w:sz w:val="17"/>
-                <w:szCs w:val="17"/>
+                <w:rFonts w:ascii="Verdana" w:cs="Verdana" w:eastAsia="Verdana" w:hAnsi="Verdana"/>
+                <w:sz w:val="15"/>
+                <w:szCs w:val="15"/>
               </w:rPr>
               <w:t xml:space="preserve">Inflation and exchange-rate stability</w:t>
             </w:r>
@@ -3322,9 +5567,9 @@
             </w:pPr>
             <w:r>
               <w:rPr>
-                <w:rFonts w:ascii="Arial" w:cs="Arial" w:eastAsia="Arial" w:hAnsi="Arial"/>
-                <w:sz w:val="17"/>
-                <w:szCs w:val="17"/>
+                <w:rFonts w:ascii="Verdana" w:cs="Verdana" w:eastAsia="Verdana" w:hAnsi="Verdana"/>
+                <w:sz w:val="15"/>
+                <w:szCs w:val="15"/>
               </w:rPr>
               <w:t xml:space="preserve">WDI; IMF World Economic Outlook</w:t>
             </w:r>
@@ -3357,11 +5602,11 @@
             </w:pPr>
             <w:r>
               <w:rPr>
-                <w:rFonts w:ascii="Arial" w:cs="Arial" w:eastAsia="Arial" w:hAnsi="Arial"/>
+                <w:rFonts w:ascii="Verdana" w:cs="Verdana" w:eastAsia="Verdana" w:hAnsi="Verdana"/>
                 <w:b/>
                 <w:bCs/>
-                <w:sz w:val="17"/>
-                <w:szCs w:val="17"/>
+                <w:sz w:val="15"/>
+                <w:szCs w:val="15"/>
               </w:rPr>
               <w:t xml:space="preserve">Competitive landscape</w:t>
             </w:r>
@@ -3389,9 +5634,9 @@
             </w:pPr>
             <w:r>
               <w:rPr>
-                <w:rFonts w:ascii="Arial" w:cs="Arial" w:eastAsia="Arial" w:hAnsi="Arial"/>
-                <w:sz w:val="17"/>
-                <w:szCs w:val="17"/>
+                <w:rFonts w:ascii="Verdana" w:cs="Verdana" w:eastAsia="Verdana" w:hAnsi="Verdana"/>
+                <w:sz w:val="15"/>
+                <w:szCs w:val="15"/>
               </w:rPr>
               <w:t xml:space="preserve">Which premium brands, at what price</w:t>
             </w:r>
@@ -3419,9 +5664,9 @@
             </w:pPr>
             <w:r>
               <w:rPr>
-                <w:rFonts w:ascii="Arial" w:cs="Arial" w:eastAsia="Arial" w:hAnsi="Arial"/>
-                <w:sz w:val="17"/>
-                <w:szCs w:val="17"/>
+                <w:rFonts w:ascii="Verdana" w:cs="Verdana" w:eastAsia="Verdana" w:hAnsi="Verdana"/>
+                <w:sz w:val="15"/>
+                <w:szCs w:val="15"/>
               </w:rPr>
               <w:t xml:space="preserve">Presence of international premium brands (supermarkets, online shops, hotels)</w:t>
             </w:r>
@@ -3432,9 +5677,9 @@
             </w:pPr>
             <w:r>
               <w:rPr>
-                <w:rFonts w:ascii="Arial" w:cs="Arial" w:eastAsia="Arial" w:hAnsi="Arial"/>
-                <w:sz w:val="17"/>
-                <w:szCs w:val="17"/>
+                <w:rFonts w:ascii="Verdana" w:cs="Verdana" w:eastAsia="Verdana" w:hAnsi="Verdana"/>
+                <w:sz w:val="15"/>
+                <w:szCs w:val="15"/>
               </w:rPr>
               <w:t xml:space="preserve">Price of a premium 250 g pack; price of an espresso in premium cafés</w:t>
             </w:r>
@@ -3445,9 +5690,9 @@
             </w:pPr>
             <w:r>
               <w:rPr>
-                <w:rFonts w:ascii="Arial" w:cs="Arial" w:eastAsia="Arial" w:hAnsi="Arial"/>
-                <w:sz w:val="17"/>
-                <w:szCs w:val="17"/>
+                <w:rFonts w:ascii="Verdana" w:cs="Verdana" w:eastAsia="Verdana" w:hAnsi="Verdana"/>
+                <w:sz w:val="15"/>
+                <w:szCs w:val="15"/>
               </w:rPr>
               <w:t xml:space="preserve">Strength of local roasters (qualitative rubric)</w:t>
             </w:r>
@@ -3475,11 +5720,11 @@
             </w:pPr>
             <w:r>
               <w:rPr>
-                <w:rFonts w:ascii="Arial" w:cs="Arial" w:eastAsia="Arial" w:hAnsi="Arial"/>
-                <w:sz w:val="17"/>
-                <w:szCs w:val="17"/>
-              </w:rPr>
-              <w:t xml:space="preserve">Own online observation (section 8); Euromonitor company shares; USDA FAS</w:t>
+                <w:rFonts w:ascii="Verdana" w:cs="Verdana" w:eastAsia="Verdana" w:hAnsi="Verdana"/>
+                <w:sz w:val="15"/>
+                <w:szCs w:val="15"/>
+              </w:rPr>
+              <w:t xml:space="preserve">Own online scan of brands and prices (section 8); Euromonitor company shares; USDA FAS</w:t>
             </w:r>
           </w:p>
         </w:tc>
@@ -3510,11 +5755,11 @@
             </w:pPr>
             <w:r>
               <w:rPr>
-                <w:rFonts w:ascii="Arial" w:cs="Arial" w:eastAsia="Arial" w:hAnsi="Arial"/>
+                <w:rFonts w:ascii="Verdana" w:cs="Verdana" w:eastAsia="Verdana" w:hAnsi="Verdana"/>
                 <w:b/>
                 <w:bCs/>
-                <w:sz w:val="17"/>
-                <w:szCs w:val="17"/>
+                <w:sz w:val="15"/>
+                <w:szCs w:val="15"/>
               </w:rPr>
               <w:t xml:space="preserve">Import and regulation</w:t>
             </w:r>
@@ -3542,9 +5787,9 @@
             </w:pPr>
             <w:r>
               <w:rPr>
-                <w:rFonts w:ascii="Arial" w:cs="Arial" w:eastAsia="Arial" w:hAnsi="Arial"/>
-                <w:sz w:val="17"/>
-                <w:szCs w:val="17"/>
+                <w:rFonts w:ascii="Verdana" w:cs="Verdana" w:eastAsia="Verdana" w:hAnsi="Verdana"/>
+                <w:sz w:val="15"/>
+                <w:szCs w:val="15"/>
               </w:rPr>
               <w:t xml:space="preserve">Tariffs, certification, what applies to EU goods</w:t>
             </w:r>
@@ -3572,9 +5817,9 @@
             </w:pPr>
             <w:r>
               <w:rPr>
-                <w:rFonts w:ascii="Arial" w:cs="Arial" w:eastAsia="Arial" w:hAnsi="Arial"/>
-                <w:sz w:val="17"/>
-                <w:szCs w:val="17"/>
+                <w:rFonts w:ascii="Verdana" w:cs="Verdana" w:eastAsia="Verdana" w:hAnsi="Verdana"/>
+                <w:sz w:val="15"/>
+                <w:szCs w:val="15"/>
               </w:rPr>
               <w:t xml:space="preserve">Applied tariff for roasted coffee (HS 0901.21) for EU origin; trade agreement with the EU</w:t>
             </w:r>
@@ -3585,9 +5830,9 @@
             </w:pPr>
             <w:r>
               <w:rPr>
-                <w:rFonts w:ascii="Arial" w:cs="Arial" w:eastAsia="Arial" w:hAnsi="Arial"/>
-                <w:sz w:val="17"/>
-                <w:szCs w:val="17"/>
+                <w:rFonts w:ascii="Verdana" w:cs="Verdana" w:eastAsia="Verdana" w:hAnsi="Verdana"/>
+                <w:sz w:val="15"/>
+                <w:szCs w:val="15"/>
               </w:rPr>
               <w:t xml:space="preserve">Product, labelling and certification requirements</w:t>
             </w:r>
@@ -3598,9 +5843,9 @@
             </w:pPr>
             <w:r>
               <w:rPr>
-                <w:rFonts w:ascii="Arial" w:cs="Arial" w:eastAsia="Arial" w:hAnsi="Arial"/>
-                <w:sz w:val="17"/>
-                <w:szCs w:val="17"/>
+                <w:rFonts w:ascii="Verdana" w:cs="Verdana" w:eastAsia="Verdana" w:hAnsi="Verdana"/>
+                <w:sz w:val="15"/>
+                <w:szCs w:val="15"/>
               </w:rPr>
               <w:t xml:space="preserve">Logistics and regulatory quality</w:t>
             </w:r>
@@ -3628,9 +5873,9 @@
             </w:pPr>
             <w:r>
               <w:rPr>
-                <w:rFonts w:ascii="Arial" w:cs="Arial" w:eastAsia="Arial" w:hAnsi="Arial"/>
-                <w:sz w:val="17"/>
-                <w:szCs w:val="17"/>
+                <w:rFonts w:ascii="Verdana" w:cs="Verdana" w:eastAsia="Verdana" w:hAnsi="Verdana"/>
+                <w:sz w:val="15"/>
+                <w:szCs w:val="15"/>
               </w:rPr>
               <w:t xml:space="preserve">EU Access2Markets; WTO tariff data; World Bank LPI and WGI; B-READY (check coverage)</w:t>
             </w:r>
@@ -3663,11 +5908,11 @@
             </w:pPr>
             <w:r>
               <w:rPr>
-                <w:rFonts w:ascii="Arial" w:cs="Arial" w:eastAsia="Arial" w:hAnsi="Arial"/>
+                <w:rFonts w:ascii="Verdana" w:cs="Verdana" w:eastAsia="Verdana" w:hAnsi="Verdana"/>
                 <w:b/>
                 <w:bCs/>
-                <w:sz w:val="17"/>
-                <w:szCs w:val="17"/>
+                <w:sz w:val="15"/>
+                <w:szCs w:val="15"/>
               </w:rPr>
               <w:t xml:space="preserve">Coffee culture</w:t>
             </w:r>
@@ -3695,9 +5940,9 @@
             </w:pPr>
             <w:r>
               <w:rPr>
-                <w:rFonts w:ascii="Arial" w:cs="Arial" w:eastAsia="Arial" w:hAnsi="Arial"/>
-                <w:sz w:val="17"/>
-                <w:szCs w:val="17"/>
+                <w:rFonts w:ascii="Verdana" w:cs="Verdana" w:eastAsia="Verdana" w:hAnsi="Verdana"/>
+                <w:sz w:val="15"/>
+                <w:szCs w:val="15"/>
               </w:rPr>
               <w:t xml:space="preserve">How coffee is drunk and how much outside the home</w:t>
             </w:r>
@@ -3725,9 +5970,9 @@
             </w:pPr>
             <w:r>
               <w:rPr>
-                <w:rFonts w:ascii="Arial" w:cs="Arial" w:eastAsia="Arial" w:hAnsi="Arial"/>
-                <w:sz w:val="17"/>
-                <w:szCs w:val="17"/>
+                <w:rFonts w:ascii="Verdana" w:cs="Verdana" w:eastAsia="Verdana" w:hAnsi="Verdana"/>
+                <w:sz w:val="15"/>
+                <w:szCs w:val="15"/>
               </w:rPr>
               <w:t xml:space="preserve">Domestic coffee consumption per capita</w:t>
             </w:r>
@@ -3738,9 +5983,9 @@
             </w:pPr>
             <w:r>
               <w:rPr>
-                <w:rFonts w:ascii="Arial" w:cs="Arial" w:eastAsia="Arial" w:hAnsi="Arial"/>
-                <w:sz w:val="17"/>
-                <w:szCs w:val="17"/>
+                <w:rFonts w:ascii="Verdana" w:cs="Verdana" w:eastAsia="Verdana" w:hAnsi="Verdana"/>
+                <w:sz w:val="15"/>
+                <w:szCs w:val="15"/>
               </w:rPr>
               <w:t xml:space="preserve">Out-of-home and café culture (qualitative rubric)</w:t>
             </w:r>
@@ -3751,9 +5996,9 @@
             </w:pPr>
             <w:r>
               <w:rPr>
-                <w:rFonts w:ascii="Arial" w:cs="Arial" w:eastAsia="Arial" w:hAnsi="Arial"/>
-                <w:sz w:val="17"/>
-                <w:szCs w:val="17"/>
+                <w:rFonts w:ascii="Verdana" w:cs="Verdana" w:eastAsia="Verdana" w:hAnsi="Verdana"/>
+                <w:sz w:val="15"/>
+                <w:szCs w:val="15"/>
               </w:rPr>
               <w:t xml:space="preserve">European influence (qualitative rubric)</w:t>
             </w:r>
@@ -3764,9 +6009,9 @@
             </w:pPr>
             <w:r>
               <w:rPr>
-                <w:rFonts w:ascii="Arial" w:cs="Arial" w:eastAsia="Arial" w:hAnsi="Arial"/>
-                <w:sz w:val="17"/>
-                <w:szCs w:val="17"/>
+                <w:rFonts w:ascii="Verdana" w:cs="Verdana" w:eastAsia="Verdana" w:hAnsi="Verdana"/>
+                <w:sz w:val="15"/>
+                <w:szCs w:val="15"/>
               </w:rPr>
               <w:t xml:space="preserve">Domestic production (competition, but also affinity)</w:t>
             </w:r>
@@ -3794,9 +6039,9 @@
             </w:pPr>
             <w:r>
               <w:rPr>
-                <w:rFonts w:ascii="Arial" w:cs="Arial" w:eastAsia="Arial" w:hAnsi="Arial"/>
-                <w:sz w:val="17"/>
-                <w:szCs w:val="17"/>
+                <w:rFonts w:ascii="Verdana" w:cs="Verdana" w:eastAsia="Verdana" w:hAnsi="Verdana"/>
+                <w:sz w:val="15"/>
+                <w:szCs w:val="15"/>
               </w:rPr>
               <w:t xml:space="preserve">International Coffee Organization statistics; USDA FAS; Euromonitor; industry and travel reports</w:t>
             </w:r>
@@ -3810,17 +6055,17 @@
       </w:pPr>
       <w:r>
         <w:rPr>
-          <w:rFonts w:ascii="Arial" w:cs="Arial" w:eastAsia="Arial" w:hAnsi="Arial"/>
+          <w:rFonts w:ascii="Verdana" w:cs="Verdana" w:eastAsia="Verdana" w:hAnsi="Verdana"/>
           <w:b/>
           <w:bCs/>
           <w:sz w:val="20"/>
           <w:szCs w:val="20"/>
         </w:rPr>
-        <w:t xml:space="preserve">Your additions</w:t>
-      </w:r>
-      <w:r>
-        <w:rPr>
-          <w:rFonts w:ascii="Arial" w:cs="Arial" w:eastAsia="Arial" w:hAnsi="Arial"/>
+        <w:t xml:space="preserve">Candidates for the search</w:t>
+      </w:r>
+      <w:r>
+        <w:rPr>
+          <w:rFonts w:ascii="Verdana" w:cs="Verdana" w:eastAsia="Verdana" w:hAnsi="Verdana"/>
           <w:sz w:val="20"/>
           <w:szCs w:val="20"/>
         </w:rPr>
@@ -3834,7 +6079,7 @@
       </w:pPr>
       <w:r>
         <w:rPr>
-          <w:rFonts w:ascii="Arial" w:cs="Arial" w:eastAsia="Arial" w:hAnsi="Arial"/>
+          <w:rFonts w:ascii="Verdana" w:cs="Verdana" w:eastAsia="Verdana" w:hAnsi="Verdana"/>
         </w:rPr>
         <w:t xml:space="preserve">6  Weighting and aggregation: your toolbox</w:t>
       </w:r>
@@ -3845,9 +6090,9 @@
       </w:pPr>
       <w:r>
         <w:rPr>
-          <w:rFonts w:ascii="Arial" w:cs="Arial" w:eastAsia="Arial" w:hAnsi="Arial"/>
-          <w:sz w:val="22"/>
-          <w:szCs w:val="22"/>
+          <w:rFonts w:ascii="Verdana" w:cs="Verdana" w:eastAsia="Verdana" w:hAnsi="Verdana"/>
+          <w:sz w:val="19"/>
+          <w:szCs w:val="19"/>
         </w:rPr>
         <w:t xml:space="preserve">Choose the method you recommended in Presentation 1. This table is a reminder, not a menu to copy from.</w:t>
       </w:r>
@@ -3898,12 +6143,12 @@
             </w:pPr>
             <w:r>
               <w:rPr>
-                <w:rFonts w:ascii="Arial" w:cs="Arial" w:eastAsia="Arial" w:hAnsi="Arial"/>
+                <w:rFonts w:ascii="Verdana" w:cs="Verdana" w:eastAsia="Verdana" w:hAnsi="Verdana"/>
                 <w:b/>
                 <w:bCs/>
                 <w:color w:val="FFFFFF"/>
-                <w:sz w:val="17"/>
-                <w:szCs w:val="17"/>
+                <w:sz w:val="15"/>
+                <w:szCs w:val="15"/>
               </w:rPr>
               <w:t xml:space="preserve">Method</w:t>
             </w:r>
@@ -3932,12 +6177,12 @@
             </w:pPr>
             <w:r>
               <w:rPr>
-                <w:rFonts w:ascii="Arial" w:cs="Arial" w:eastAsia="Arial" w:hAnsi="Arial"/>
+                <w:rFonts w:ascii="Verdana" w:cs="Verdana" w:eastAsia="Verdana" w:hAnsi="Verdana"/>
                 <w:b/>
                 <w:bCs/>
                 <w:color w:val="FFFFFF"/>
-                <w:sz w:val="17"/>
-                <w:szCs w:val="17"/>
+                <w:sz w:val="15"/>
+                <w:szCs w:val="15"/>
               </w:rPr>
               <w:t xml:space="preserve">How the weights arise</w:t>
             </w:r>
@@ -3966,12 +6211,12 @@
             </w:pPr>
             <w:r>
               <w:rPr>
-                <w:rFonts w:ascii="Arial" w:cs="Arial" w:eastAsia="Arial" w:hAnsi="Arial"/>
+                <w:rFonts w:ascii="Verdana" w:cs="Verdana" w:eastAsia="Verdana" w:hAnsi="Verdana"/>
                 <w:b/>
                 <w:bCs/>
                 <w:color w:val="FFFFFF"/>
-                <w:sz w:val="17"/>
-                <w:szCs w:val="17"/>
+                <w:sz w:val="15"/>
+                <w:szCs w:val="15"/>
               </w:rPr>
               <w:t xml:space="preserve">Good for</w:t>
             </w:r>
@@ -4000,12 +6245,12 @@
             </w:pPr>
             <w:r>
               <w:rPr>
-                <w:rFonts w:ascii="Arial" w:cs="Arial" w:eastAsia="Arial" w:hAnsi="Arial"/>
+                <w:rFonts w:ascii="Verdana" w:cs="Verdana" w:eastAsia="Verdana" w:hAnsi="Verdana"/>
                 <w:b/>
                 <w:bCs/>
                 <w:color w:val="FFFFFF"/>
-                <w:sz w:val="17"/>
-                <w:szCs w:val="17"/>
+                <w:sz w:val="15"/>
+                <w:szCs w:val="15"/>
               </w:rPr>
               <w:t xml:space="preserve">Watch out</w:t>
             </w:r>
@@ -4038,11 +6283,11 @@
             </w:pPr>
             <w:r>
               <w:rPr>
-                <w:rFonts w:ascii="Arial" w:cs="Arial" w:eastAsia="Arial" w:hAnsi="Arial"/>
+                <w:rFonts w:ascii="Verdana" w:cs="Verdana" w:eastAsia="Verdana" w:hAnsi="Verdana"/>
                 <w:b/>
                 <w:bCs/>
-                <w:sz w:val="17"/>
-                <w:szCs w:val="17"/>
+                <w:sz w:val="15"/>
+                <w:szCs w:val="15"/>
               </w:rPr>
               <w:t xml:space="preserve">Direct rating or point allocation</w:t>
             </w:r>
@@ -4070,9 +6315,9 @@
             </w:pPr>
             <w:r>
               <w:rPr>
-                <w:rFonts w:ascii="Arial" w:cs="Arial" w:eastAsia="Arial" w:hAnsi="Arial"/>
-                <w:sz w:val="17"/>
-                <w:szCs w:val="17"/>
+                <w:rFonts w:ascii="Verdana" w:cs="Verdana" w:eastAsia="Verdana" w:hAnsi="Verdana"/>
+                <w:sz w:val="15"/>
+                <w:szCs w:val="15"/>
               </w:rPr>
               <w:t xml:space="preserve">Rate each criterion 0 to 100, or distribute 100 points (Bottomley and Doyle 2001). Anchor the most important criterion at 100.</w:t>
             </w:r>
@@ -4100,9 +6345,9 @@
             </w:pPr>
             <w:r>
               <w:rPr>
-                <w:rFonts w:ascii="Arial" w:cs="Arial" w:eastAsia="Arial" w:hAnsi="Arial"/>
-                <w:sz w:val="17"/>
-                <w:szCs w:val="17"/>
+                <w:rFonts w:ascii="Verdana" w:cs="Verdana" w:eastAsia="Verdana" w:hAnsi="Verdana"/>
+                <w:sz w:val="15"/>
+                <w:szCs w:val="15"/>
               </w:rPr>
               <w:t xml:space="preserve">Fast, transparent start; team discussion</w:t>
             </w:r>
@@ -4130,9 +6375,9 @@
             </w:pPr>
             <w:r>
               <w:rPr>
-                <w:rFonts w:ascii="Arial" w:cs="Arial" w:eastAsia="Arial" w:hAnsi="Arial"/>
-                <w:sz w:val="17"/>
-                <w:szCs w:val="17"/>
+                <w:rFonts w:ascii="Verdana" w:cs="Verdana" w:eastAsia="Verdana" w:hAnsi="Verdana"/>
+                <w:sz w:val="15"/>
+                <w:szCs w:val="15"/>
               </w:rPr>
               <w:t xml:space="preserve">States importance but no trade-offs</w:t>
             </w:r>
@@ -4165,11 +6410,11 @@
             </w:pPr>
             <w:r>
               <w:rPr>
-                <w:rFonts w:ascii="Arial" w:cs="Arial" w:eastAsia="Arial" w:hAnsi="Arial"/>
+                <w:rFonts w:ascii="Verdana" w:cs="Verdana" w:eastAsia="Verdana" w:hAnsi="Verdana"/>
                 <w:b/>
                 <w:bCs/>
-                <w:sz w:val="17"/>
-                <w:szCs w:val="17"/>
+                <w:sz w:val="15"/>
+                <w:szCs w:val="15"/>
               </w:rPr>
               <w:t xml:space="preserve">Rank-order centroid (ROC)</w:t>
             </w:r>
@@ -4197,9 +6442,9 @@
             </w:pPr>
             <w:r>
               <w:rPr>
-                <w:rFonts w:ascii="Arial" w:cs="Arial" w:eastAsia="Arial" w:hAnsi="Arial"/>
-                <w:sz w:val="17"/>
-                <w:szCs w:val="17"/>
+                <w:rFonts w:ascii="Verdana" w:cs="Verdana" w:eastAsia="Verdana" w:hAnsi="Verdana"/>
+                <w:sz w:val="15"/>
+                <w:szCs w:val="15"/>
               </w:rPr>
               <w:t xml:space="preserve">The team only ranks the criteria. Weight of rank i among n criteria: (1/n) x sum of 1/k for k = i to n (Barron and Barrett 1996).</w:t>
             </w:r>
@@ -4227,9 +6472,9 @@
             </w:pPr>
             <w:r>
               <w:rPr>
-                <w:rFonts w:ascii="Arial" w:cs="Arial" w:eastAsia="Arial" w:hAnsi="Arial"/>
-                <w:sz w:val="17"/>
-                <w:szCs w:val="17"/>
+                <w:rFonts w:ascii="Verdana" w:cs="Verdana" w:eastAsia="Verdana" w:hAnsi="Verdana"/>
+                <w:sz w:val="15"/>
+                <w:szCs w:val="15"/>
               </w:rPr>
               <w:t xml:space="preserve">A team that can rank but not quantify</w:t>
             </w:r>
@@ -4257,9 +6502,9 @@
             </w:pPr>
             <w:r>
               <w:rPr>
-                <w:rFonts w:ascii="Arial" w:cs="Arial" w:eastAsia="Arial" w:hAnsi="Arial"/>
-                <w:sz w:val="17"/>
-                <w:szCs w:val="17"/>
+                <w:rFonts w:ascii="Verdana" w:cs="Verdana" w:eastAsia="Verdana" w:hAnsi="Verdana"/>
+                <w:sz w:val="15"/>
+                <w:szCs w:val="15"/>
               </w:rPr>
               <w:t xml:space="preserve">Steep weights: the top criterion dominates</w:t>
             </w:r>
@@ -4292,11 +6537,11 @@
             </w:pPr>
             <w:r>
               <w:rPr>
-                <w:rFonts w:ascii="Arial" w:cs="Arial" w:eastAsia="Arial" w:hAnsi="Arial"/>
+                <w:rFonts w:ascii="Verdana" w:cs="Verdana" w:eastAsia="Verdana" w:hAnsi="Verdana"/>
                 <w:b/>
                 <w:bCs/>
-                <w:sz w:val="17"/>
-                <w:szCs w:val="17"/>
+                <w:sz w:val="15"/>
+                <w:szCs w:val="15"/>
               </w:rPr>
               <w:t xml:space="preserve">AHP</w:t>
             </w:r>
@@ -4324,9 +6569,9 @@
             </w:pPr>
             <w:r>
               <w:rPr>
-                <w:rFonts w:ascii="Arial" w:cs="Arial" w:eastAsia="Arial" w:hAnsi="Arial"/>
-                <w:sz w:val="17"/>
-                <w:szCs w:val="17"/>
+                <w:rFonts w:ascii="Verdana" w:cs="Verdana" w:eastAsia="Verdana" w:hAnsi="Verdana"/>
+                <w:sz w:val="15"/>
+                <w:szCs w:val="15"/>
               </w:rPr>
               <w:t xml:space="preserve">Pairwise comparisons on a 1 to 9 scale; weights from the eigenvector or geometric mean; consistency ratio below 0.10 (Saaty 1990).</w:t>
             </w:r>
@@ -4354,9 +6599,9 @@
             </w:pPr>
             <w:r>
               <w:rPr>
-                <w:rFonts w:ascii="Arial" w:cs="Arial" w:eastAsia="Arial" w:hAnsi="Arial"/>
-                <w:sz w:val="17"/>
-                <w:szCs w:val="17"/>
+                <w:rFonts w:ascii="Verdana" w:cs="Verdana" w:eastAsia="Verdana" w:hAnsi="Verdana"/>
+                <w:sz w:val="15"/>
+                <w:szCs w:val="15"/>
               </w:rPr>
               <w:t xml:space="preserve">Hard-to-rank criteria; free Excel template</w:t>
             </w:r>
@@ -4384,9 +6629,9 @@
             </w:pPr>
             <w:r>
               <w:rPr>
-                <w:rFonts w:ascii="Arial" w:cs="Arial" w:eastAsia="Arial" w:hAnsi="Arial"/>
-                <w:sz w:val="17"/>
-                <w:szCs w:val="17"/>
+                <w:rFonts w:ascii="Verdana" w:cs="Verdana" w:eastAsia="Verdana" w:hAnsi="Verdana"/>
+                <w:sz w:val="15"/>
+                <w:szCs w:val="15"/>
               </w:rPr>
               <w:t xml:space="preserve">n(n-1)/2 judgements: keep to about 7 criteria per level</w:t>
             </w:r>
@@ -4419,11 +6664,11 @@
             </w:pPr>
             <w:r>
               <w:rPr>
-                <w:rFonts w:ascii="Arial" w:cs="Arial" w:eastAsia="Arial" w:hAnsi="Arial"/>
+                <w:rFonts w:ascii="Verdana" w:cs="Verdana" w:eastAsia="Verdana" w:hAnsi="Verdana"/>
                 <w:b/>
                 <w:bCs/>
-                <w:sz w:val="17"/>
-                <w:szCs w:val="17"/>
+                <w:sz w:val="15"/>
+                <w:szCs w:val="15"/>
               </w:rPr>
               <w:t xml:space="preserve">Best-Worst Method</w:t>
             </w:r>
@@ -4451,9 +6696,9 @@
             </w:pPr>
             <w:r>
               <w:rPr>
-                <w:rFonts w:ascii="Arial" w:cs="Arial" w:eastAsia="Arial" w:hAnsi="Arial"/>
-                <w:sz w:val="17"/>
-                <w:szCs w:val="17"/>
+                <w:rFonts w:ascii="Verdana" w:cs="Verdana" w:eastAsia="Verdana" w:hAnsi="Verdana"/>
+                <w:sz w:val="15"/>
+                <w:szCs w:val="15"/>
               </w:rPr>
               <w:t xml:space="preserve">Pick the best and the worst criterion and compare all others to them: 2n-3 comparisons (Rezaei 2015).</w:t>
             </w:r>
@@ -4481,9 +6726,9 @@
             </w:pPr>
             <w:r>
               <w:rPr>
-                <w:rFonts w:ascii="Arial" w:cs="Arial" w:eastAsia="Arial" w:hAnsi="Arial"/>
-                <w:sz w:val="17"/>
-                <w:szCs w:val="17"/>
+                <w:rFonts w:ascii="Verdana" w:cs="Verdana" w:eastAsia="Verdana" w:hAnsi="Verdana"/>
+                <w:sz w:val="15"/>
+                <w:szCs w:val="15"/>
               </w:rPr>
               <w:t xml:space="preserve">Fewer judgements than AHP; Excel Solver</w:t>
             </w:r>
@@ -4511,9 +6756,9 @@
             </w:pPr>
             <w:r>
               <w:rPr>
-                <w:rFonts w:ascii="Arial" w:cs="Arial" w:eastAsia="Arial" w:hAnsi="Arial"/>
-                <w:sz w:val="17"/>
-                <w:szCs w:val="17"/>
+                <w:rFonts w:ascii="Verdana" w:cs="Verdana" w:eastAsia="Verdana" w:hAnsi="Verdana"/>
+                <w:sz w:val="15"/>
+                <w:szCs w:val="15"/>
               </w:rPr>
               <w:t xml:space="preserve">Needs a solver; still subjective</w:t>
             </w:r>
@@ -4546,11 +6791,11 @@
             </w:pPr>
             <w:r>
               <w:rPr>
-                <w:rFonts w:ascii="Arial" w:cs="Arial" w:eastAsia="Arial" w:hAnsi="Arial"/>
+                <w:rFonts w:ascii="Verdana" w:cs="Verdana" w:eastAsia="Verdana" w:hAnsi="Verdana"/>
                 <w:b/>
                 <w:bCs/>
-                <w:sz w:val="17"/>
-                <w:szCs w:val="17"/>
+                <w:sz w:val="15"/>
+                <w:szCs w:val="15"/>
               </w:rPr>
               <w:t xml:space="preserve">Entropy or CRITIC</w:t>
             </w:r>
@@ -4578,9 +6823,9 @@
             </w:pPr>
             <w:r>
               <w:rPr>
-                <w:rFonts w:ascii="Arial" w:cs="Arial" w:eastAsia="Arial" w:hAnsi="Arial"/>
-                <w:sz w:val="17"/>
-                <w:szCs w:val="17"/>
+                <w:rFonts w:ascii="Verdana" w:cs="Verdana" w:eastAsia="Verdana" w:hAnsi="Verdana"/>
+                <w:sz w:val="15"/>
+                <w:szCs w:val="15"/>
               </w:rPr>
               <w:t xml:space="preserve">Objective: weights from the variation in the data (entropy) or variation and correlation (CRITIC).</w:t>
             </w:r>
@@ -4608,9 +6853,9 @@
             </w:pPr>
             <w:r>
               <w:rPr>
-                <w:rFonts w:ascii="Arial" w:cs="Arial" w:eastAsia="Arial" w:hAnsi="Arial"/>
-                <w:sz w:val="17"/>
-                <w:szCs w:val="17"/>
+                <w:rFonts w:ascii="Verdana" w:cs="Verdana" w:eastAsia="Verdana" w:hAnsi="Verdana"/>
+                <w:sz w:val="15"/>
+                <w:szCs w:val="15"/>
               </w:rPr>
               <w:t xml:space="preserve">A comparison against your own weights</w:t>
             </w:r>
@@ -4638,9 +6883,9 @@
             </w:pPr>
             <w:r>
               <w:rPr>
-                <w:rFonts w:ascii="Arial" w:cs="Arial" w:eastAsia="Arial" w:hAnsi="Arial"/>
-                <w:sz w:val="17"/>
-                <w:szCs w:val="17"/>
+                <w:rFonts w:ascii="Verdana" w:cs="Verdana" w:eastAsia="Verdana" w:hAnsi="Verdana"/>
+                <w:sz w:val="15"/>
+                <w:szCs w:val="15"/>
               </w:rPr>
               <w:t xml:space="preserve">With six countries very unstable; use only as a check</w:t>
             </w:r>
@@ -4673,11 +6918,11 @@
             </w:pPr>
             <w:r>
               <w:rPr>
-                <w:rFonts w:ascii="Arial" w:cs="Arial" w:eastAsia="Arial" w:hAnsi="Arial"/>
+                <w:rFonts w:ascii="Verdana" w:cs="Verdana" w:eastAsia="Verdana" w:hAnsi="Verdana"/>
                 <w:b/>
                 <w:bCs/>
-                <w:sz w:val="17"/>
-                <w:szCs w:val="17"/>
+                <w:sz w:val="15"/>
+                <w:szCs w:val="15"/>
               </w:rPr>
               <w:t xml:space="preserve">Equal weights</w:t>
             </w:r>
@@ -4705,9 +6950,9 @@
             </w:pPr>
             <w:r>
               <w:rPr>
-                <w:rFonts w:ascii="Arial" w:cs="Arial" w:eastAsia="Arial" w:hAnsi="Arial"/>
-                <w:sz w:val="17"/>
-                <w:szCs w:val="17"/>
+                <w:rFonts w:ascii="Verdana" w:cs="Verdana" w:eastAsia="Verdana" w:hAnsi="Verdana"/>
+                <w:sz w:val="15"/>
+                <w:szCs w:val="15"/>
               </w:rPr>
               <w:t xml:space="preserve">Every indicator the same.</w:t>
             </w:r>
@@ -4735,9 +6980,9 @@
             </w:pPr>
             <w:r>
               <w:rPr>
-                <w:rFonts w:ascii="Arial" w:cs="Arial" w:eastAsia="Arial" w:hAnsi="Arial"/>
-                <w:sz w:val="17"/>
-                <w:szCs w:val="17"/>
+                <w:rFonts w:ascii="Verdana" w:cs="Verdana" w:eastAsia="Verdana" w:hAnsi="Verdana"/>
+                <w:sz w:val="15"/>
+                <w:szCs w:val="15"/>
               </w:rPr>
               <w:t xml:space="preserve">A benchmark in the robustness tests</w:t>
             </w:r>
@@ -4765,9 +7010,9 @@
             </w:pPr>
             <w:r>
               <w:rPr>
-                <w:rFonts w:ascii="Arial" w:cs="Arial" w:eastAsia="Arial" w:hAnsi="Arial"/>
-                <w:sz w:val="17"/>
-                <w:szCs w:val="17"/>
+                <w:rFonts w:ascii="Verdana" w:cs="Verdana" w:eastAsia="Verdana" w:hAnsi="Verdana"/>
+                <w:sz w:val="15"/>
+                <w:szCs w:val="15"/>
               </w:rPr>
               <w:t xml:space="preserve">Not neutral: it implies trade-off rates (Decancq and Lugo 2013)</w:t>
             </w:r>
@@ -4781,11 +7026,11 @@
       </w:pPr>
       <w:r>
         <w:rPr>
-          <w:rFonts w:ascii="Arial" w:cs="Arial" w:eastAsia="Arial" w:hAnsi="Arial"/>
-          <w:sz w:val="22"/>
-          <w:szCs w:val="22"/>
-        </w:rPr>
-        <w:t xml:space="preserve">For aggregation, start with the weighted sum. Compare it with a weighted geometric mean (less compensation: a very weak dimension pulls the score down) or TOPSIS (distance to the best and worst country) when you test robustness.</w:t>
+          <w:rFonts w:ascii="Verdana" w:cs="Verdana" w:eastAsia="Verdana" w:hAnsi="Verdana"/>
+          <w:sz w:val="19"/>
+          <w:szCs w:val="19"/>
+        </w:rPr>
+        <w:t xml:space="preserve">For aggregation, start with the weighted sum. Compare it with a weighted geometric mean (less compensation: a very weak dimension pulls the score down) or TOPSIS (distance to the best and worst country).</w:t>
       </w:r>
     </w:p>
     <w:p>
@@ -4794,21 +7039,21 @@
       </w:pPr>
       <w:r>
         <w:rPr>
-          <w:rFonts w:ascii="Arial" w:cs="Arial" w:eastAsia="Arial" w:hAnsi="Arial"/>
+          <w:rFonts w:ascii="Verdana" w:cs="Verdana" w:eastAsia="Verdana" w:hAnsi="Verdana"/>
           <w:b/>
           <w:bCs/>
-          <w:sz w:val="22"/>
-          <w:szCs w:val="22"/>
+          <w:sz w:val="19"/>
+          <w:szCs w:val="19"/>
         </w:rPr>
         <w:t xml:space="preserve">Worked mini-example of the weighted sum.</w:t>
       </w:r>
       <w:r>
         <w:rPr>
-          <w:rFonts w:ascii="Arial" w:cs="Arial" w:eastAsia="Arial" w:hAnsi="Arial"/>
-          <w:sz w:val="22"/>
-          <w:szCs w:val="22"/>
-        </w:rPr>
-        <w:t xml:space="preserve"> Three indicators with weights 50, 30 and 20. Country X scores 80, 40 and 60, country Y scores 50, 90 and 70. X: 0.5 x 80 + 0.3 x 40 + 0.2 x 60 = 64. Y: 0.5 x 50 + 0.3 x 90 + 0.2 x 70 = 66. Y wins by 2 points. If the weights were 60, 20 and 20, X would score 68 and Y 62: the ranking flips. This is why Step 7 is required.</w:t>
+          <w:rFonts w:ascii="Verdana" w:cs="Verdana" w:eastAsia="Verdana" w:hAnsi="Verdana"/>
+          <w:sz w:val="19"/>
+          <w:szCs w:val="19"/>
+        </w:rPr>
+        <w:t xml:space="preserve"> Three indicators with weights 50, 30 and 20. Country X scores 80, 40 and 60, country Y scores 50, 90 and 70. X: 0.5 x 80 + 0.3 x 40 + 0.2 x 60 = 64. Y: 0.5 x 50 + 0.3 x 90 + 0.2 x 70 = 66. Y wins by 2 points. If the weights were 60, 20 and 20, X would score 68 and Y 62: the ranking flips. This is why Step 7 tests other weights.</w:t>
       </w:r>
     </w:p>
     <w:p>
@@ -4818,7 +7063,7 @@
       </w:pPr>
       <w:r>
         <w:rPr>
-          <w:rFonts w:ascii="Arial" w:cs="Arial" w:eastAsia="Arial" w:hAnsi="Arial"/>
+          <w:rFonts w:ascii="Verdana" w:cs="Verdana" w:eastAsia="Verdana" w:hAnsi="Verdana"/>
         </w:rPr>
         <w:t xml:space="preserve">7  The presentation</w:t>
       </w:r>
@@ -4834,26 +7079,26 @@
       </w:pPr>
       <w:r>
         <w:rPr>
-          <w:rFonts w:ascii="Arial" w:cs="Arial" w:eastAsia="Arial" w:hAnsi="Arial"/>
-          <w:sz w:val="22"/>
-          <w:szCs w:val="22"/>
+          <w:rFonts w:ascii="Verdana" w:cs="Verdana" w:eastAsia="Verdana" w:hAnsi="Verdana"/>
+          <w:sz w:val="19"/>
+          <w:szCs w:val="19"/>
         </w:rPr>
         <w:t xml:space="preserve">20 minutes. Rehearse to time. Slide limit: </w:t>
       </w:r>
       <w:r>
         <w:rPr>
-          <w:rFonts w:ascii="Arial" w:cs="Arial" w:eastAsia="Arial" w:hAnsi="Arial"/>
-          <w:sz w:val="22"/>
-          <w:szCs w:val="22"/>
+          <w:rFonts w:ascii="Verdana" w:cs="Verdana" w:eastAsia="Verdana" w:hAnsi="Verdana"/>
+          <w:sz w:val="19"/>
+          <w:szCs w:val="19"/>
           <w:highlight w:val="yellow"/>
         </w:rPr>
         <w:t xml:space="preserve">[to be confirmed, for example 20 slides plus appendix]</w:t>
       </w:r>
       <w:r>
         <w:rPr>
-          <w:rFonts w:ascii="Arial" w:cs="Arial" w:eastAsia="Arial" w:hAnsi="Arial"/>
-          <w:sz w:val="22"/>
-          <w:szCs w:val="22"/>
+          <w:rFonts w:ascii="Verdana" w:cs="Verdana" w:eastAsia="Verdana" w:hAnsi="Verdana"/>
+          <w:sz w:val="19"/>
+          <w:szCs w:val="19"/>
         </w:rPr>
         <w:t xml:space="preserve">. Every slide has an action title that states its message.</w:t>
       </w:r>
@@ -4869,9 +7114,9 @@
       </w:pPr>
       <w:r>
         <w:rPr>
-          <w:rFonts w:ascii="Arial" w:cs="Arial" w:eastAsia="Arial" w:hAnsi="Arial"/>
-          <w:sz w:val="22"/>
-          <w:szCs w:val="22"/>
+          <w:rFonts w:ascii="Verdana" w:cs="Verdana" w:eastAsia="Verdana" w:hAnsi="Verdana"/>
+          <w:sz w:val="19"/>
+          <w:szCs w:val="19"/>
         </w:rPr>
         <w:t xml:space="preserve">Show results visually: a ranking chart, a score-by-dimension chart, a rank-range chart for robustness. Avoid slides that only list formulas.</w:t>
       </w:r>
@@ -4887,9 +7132,9 @@
       </w:pPr>
       <w:r>
         <w:rPr>
-          <w:rFonts w:ascii="Arial" w:cs="Arial" w:eastAsia="Arial" w:hAnsi="Arial"/>
-          <w:sz w:val="22"/>
-          <w:szCs w:val="22"/>
+          <w:rFonts w:ascii="Verdana" w:cs="Verdana" w:eastAsia="Verdana" w:hAnsi="Verdana"/>
+          <w:sz w:val="19"/>
+          <w:szCs w:val="19"/>
         </w:rPr>
         <w:t xml:space="preserve">Every number on a slide carries its source in a footnote (short name and year); the full reference is in the Excel sources sheet.</w:t>
       </w:r>
@@ -4905,9 +7150,9 @@
       </w:pPr>
       <w:r>
         <w:rPr>
-          <w:rFonts w:ascii="Arial" w:cs="Arial" w:eastAsia="Arial" w:hAnsi="Arial"/>
-          <w:sz w:val="22"/>
-          <w:szCs w:val="22"/>
+          <w:rFonts w:ascii="Verdana" w:cs="Verdana" w:eastAsia="Verdana" w:hAnsi="Verdana"/>
+          <w:sz w:val="19"/>
+          <w:szCs w:val="19"/>
         </w:rPr>
         <w:t xml:space="preserve">Make your model understandable in two minutes: criteria, weights, and what the ranking looks like. Details go to the appendix.</w:t>
       </w:r>
@@ -4923,11 +7168,11 @@
       </w:pPr>
       <w:r>
         <w:rPr>
-          <w:rFonts w:ascii="Arial" w:cs="Arial" w:eastAsia="Arial" w:hAnsi="Arial"/>
-          <w:sz w:val="22"/>
-          <w:szCs w:val="22"/>
-        </w:rPr>
-        <w:t xml:space="preserve">Be ready for questions on weights, data choices and robustness. Julius Meinl's questions will be "why this country?" and "what would you not do?"</w:t>
+          <w:rFonts w:ascii="Verdana" w:cs="Verdana" w:eastAsia="Verdana" w:hAnsi="Verdana"/>
+          <w:sz w:val="19"/>
+          <w:szCs w:val="19"/>
+        </w:rPr>
+        <w:t xml:space="preserve">Be ready for questions on weights, data choices and robustness. Julius Meinl's questions will be "is this a good first market?" and "what would you not do?"</w:t>
       </w:r>
     </w:p>
     <w:p>
@@ -4937,9 +7182,9 @@
       </w:pPr>
       <w:r>
         <w:rPr>
-          <w:rFonts w:ascii="Arial" w:cs="Arial" w:eastAsia="Arial" w:hAnsi="Arial"/>
-        </w:rPr>
-        <w:t xml:space="preserve">8  Part B: market and competitor analysis</w:t>
+          <w:rFonts w:ascii="Verdana" w:cs="Verdana" w:eastAsia="Verdana" w:hAnsi="Verdana"/>
+        </w:rPr>
+        <w:t xml:space="preserve">8  Part B: industry analysis</w:t>
       </w:r>
     </w:p>
     <w:p>
@@ -4949,28 +7194,29 @@
       </w:pPr>
       <w:r>
         <w:rPr>
-          <w:rFonts w:ascii="Arial" w:cs="Arial" w:eastAsia="Arial" w:hAnsi="Arial"/>
-          <w:sz w:val="22"/>
-          <w:szCs w:val="22"/>
-        </w:rPr>
-        <w:t xml:space="preserve">Deepen your view of one country (</w:t>
-      </w:r>
-      <w:r>
-        <w:rPr>
-          <w:rFonts w:ascii="Arial" w:cs="Arial" w:eastAsia="Arial" w:hAnsi="Arial"/>
-          <w:sz w:val="22"/>
-          <w:szCs w:val="22"/>
-          <w:highlight w:val="yellow"/>
-        </w:rPr>
-        <w:t xml:space="preserve">[assignment to be confirmed, see section 3]</w:t>
-      </w:r>
-      <w:r>
-        <w:rPr>
-          <w:rFonts w:ascii="Arial" w:cs="Arial" w:eastAsia="Arial" w:hAnsi="Arial"/>
-          <w:sz w:val="22"/>
-          <w:szCs w:val="22"/>
-        </w:rPr>
-        <w:t xml:space="preserve">). Cover:</w:t>
+          <w:rFonts w:ascii="Verdana" w:cs="Verdana" w:eastAsia="Verdana" w:hAnsi="Verdana"/>
+          <w:sz w:val="19"/>
+          <w:szCs w:val="19"/>
+        </w:rPr>
+        <w:t xml:space="preserve">Part B looks at the </w:t>
+      </w:r>
+      <w:r>
+        <w:rPr>
+          <w:rFonts w:ascii="Verdana" w:cs="Verdana" w:eastAsia="Verdana" w:hAnsi="Verdana"/>
+          <w:b/>
+          <w:bCs/>
+          <w:sz w:val="19"/>
+          <w:szCs w:val="19"/>
+        </w:rPr>
+        <w:t xml:space="preserve">industry</w:t>
+      </w:r>
+      <w:r>
+        <w:rPr>
+          <w:rFonts w:ascii="Verdana" w:cs="Verdana" w:eastAsia="Verdana" w:hAnsi="Verdana"/>
+          <w:sz w:val="19"/>
+          <w:szCs w:val="19"/>
+        </w:rPr>
+        <w:t xml:space="preserve">, not at individual competitors: how is the coffee industry in one country structured, how attractive is it for a premium newcomer from Vienna, and what does that mean for Julius Meinl's entry? The country is the one allocated to your group in section 3. Focus on the segments Julius Meinl serves: premium coffee in hospitality (especially hotels) and in grocery retail. Cover five blocks:</w:t>
       </w:r>
     </w:p>
     <w:p>
@@ -4984,11 +7230,21 @@
       </w:pPr>
       <w:r>
         <w:rPr>
-          <w:rFonts w:ascii="Arial" w:cs="Arial" w:eastAsia="Arial" w:hAnsi="Arial"/>
-          <w:sz w:val="22"/>
-          <w:szCs w:val="22"/>
-        </w:rPr>
-        <w:t xml:space="preserve">How coffee is consumed out of home and at home.</w:t>
+          <w:rFonts w:ascii="Verdana" w:cs="Verdana" w:eastAsia="Verdana" w:hAnsi="Verdana"/>
+          <w:b/>
+          <w:bCs/>
+          <w:sz w:val="19"/>
+          <w:szCs w:val="19"/>
+        </w:rPr>
+        <w:t xml:space="preserve">Size, growth and demand drivers.</w:t>
+      </w:r>
+      <w:r>
+        <w:rPr>
+          <w:rFonts w:ascii="Verdana" w:cs="Verdana" w:eastAsia="Verdana" w:hAnsi="Verdana"/>
+          <w:sz w:val="19"/>
+          <w:szCs w:val="19"/>
+        </w:rPr>
+        <w:t xml:space="preserve"> Value and volume of coffee consumption out of home and at home, growth, and what drives it (tourism, incomes, urbanisation, café culture, premiumisation).</w:t>
       </w:r>
     </w:p>
     <w:p>
@@ -5002,11 +7258,21 @@
       </w:pPr>
       <w:r>
         <w:rPr>
-          <w:rFonts w:ascii="Arial" w:cs="Arial" w:eastAsia="Arial" w:hAnsi="Arial"/>
-          <w:sz w:val="22"/>
-          <w:szCs w:val="22"/>
-        </w:rPr>
-        <w:t xml:space="preserve">Which premium brands are present, at which prices, and in which channels.</w:t>
+          <w:rFonts w:ascii="Verdana" w:cs="Verdana" w:eastAsia="Verdana" w:hAnsi="Verdana"/>
+          <w:b/>
+          <w:bCs/>
+          <w:sz w:val="19"/>
+          <w:szCs w:val="19"/>
+        </w:rPr>
+        <w:t xml:space="preserve">Value chain.</w:t>
+      </w:r>
+      <w:r>
+        <w:rPr>
+          <w:rFonts w:ascii="Verdana" w:cs="Verdana" w:eastAsia="Verdana" w:hAnsi="Verdana"/>
+          <w:sz w:val="19"/>
+          <w:szCs w:val="19"/>
+        </w:rPr>
+        <w:t xml:space="preserve"> Map the chain from green coffee to the consumer: production and green coffee trade, roasting, import and distribution, hospitality and retail. Mark where Julius Meinl would enter (it exports roasted coffee from Vienna) and which steps depend on a local partner.</w:t>
       </w:r>
     </w:p>
     <w:p>
@@ -5020,11 +7286,21 @@
       </w:pPr>
       <w:r>
         <w:rPr>
-          <w:rFonts w:ascii="Arial" w:cs="Arial" w:eastAsia="Arial" w:hAnsi="Arial"/>
-          <w:sz w:val="22"/>
-          <w:szCs w:val="22"/>
-        </w:rPr>
-        <w:t xml:space="preserve">How distribution works in hospitality and in retail; what kind of local partner would fit (a profile, not a name).</w:t>
+          <w:rFonts w:ascii="Verdana" w:cs="Verdana" w:eastAsia="Verdana" w:hAnsi="Verdana"/>
+          <w:b/>
+          <w:bCs/>
+          <w:sz w:val="19"/>
+          <w:szCs w:val="19"/>
+        </w:rPr>
+        <w:t xml:space="preserve">Industry structure.</w:t>
+      </w:r>
+      <w:r>
+        <w:rPr>
+          <w:rFonts w:ascii="Verdana" w:cs="Verdana" w:eastAsia="Verdana" w:hAnsi="Verdana"/>
+          <w:sz w:val="19"/>
+          <w:szCs w:val="19"/>
+        </w:rPr>
+        <w:t xml:space="preserve"> The main types of players (domestic roasters, multinational brands, specialty roasters and café chains, importers and distributors), how concentrated the industry is, and how products and prices are positioned across segments. Profiles of individual companies are not required now; they come with positioning and pricing in the final presentation.</w:t>
       </w:r>
     </w:p>
     <w:p>
@@ -5038,11 +7314,21 @@
       </w:pPr>
       <w:r>
         <w:rPr>
-          <w:rFonts w:ascii="Arial" w:cs="Arial" w:eastAsia="Arial" w:hAnsi="Arial"/>
-          <w:sz w:val="22"/>
-          <w:szCs w:val="22"/>
-        </w:rPr>
-        <w:t xml:space="preserve">Which import conditions and regulations apply to Julius Meinl.</w:t>
+          <w:rFonts w:ascii="Verdana" w:cs="Verdana" w:eastAsia="Verdana" w:hAnsi="Verdana"/>
+          <w:b/>
+          <w:bCs/>
+          <w:sz w:val="19"/>
+          <w:szCs w:val="19"/>
+        </w:rPr>
+        <w:t xml:space="preserve">Rules of the game.</w:t>
+      </w:r>
+      <w:r>
+        <w:rPr>
+          <w:rFonts w:ascii="Verdana" w:cs="Verdana" w:eastAsia="Verdana" w:hAnsi="Verdana"/>
+          <w:sz w:val="19"/>
+          <w:szCs w:val="19"/>
+        </w:rPr>
+        <w:t xml:space="preserve"> Import conditions (tariffs, certification, labelling, customs) and regulation that affect the industry. Check the current status of trade agreements and record the date.</w:t>
       </w:r>
     </w:p>
     <w:p>
@@ -5056,42 +7342,533 @@
       </w:pPr>
       <w:r>
         <w:rPr>
-          <w:rFonts w:ascii="Arial" w:cs="Arial" w:eastAsia="Arial" w:hAnsi="Arial"/>
-          <w:sz w:val="22"/>
-          <w:szCs w:val="22"/>
-        </w:rPr>
-        <w:t xml:space="preserve">How the main competitors position and communicate their brands.</w:t>
-      </w:r>
-    </w:p>
-    <w:p>
-      <w:pPr>
-        <w:spacing w:after="120" w:before="0" w:line="252"/>
-      </w:pPr>
-      <w:r>
-        <w:rPr>
-          <w:rFonts w:ascii="Arial" w:cs="Arial" w:eastAsia="Arial" w:hAnsi="Arial"/>
-          <w:sz w:val="22"/>
-          <w:szCs w:val="22"/>
-        </w:rPr>
-        <w:t xml:space="preserve">You can do most of this online from Vienna. Analyse the target city: menus and prices of premium cafés, shelf prices in supermarkets and online shops, online reviews, competitors' social media, and which coffee brands hotels serve. Record each observation in a </w:t>
-      </w:r>
-      <w:r>
-        <w:rPr>
-          <w:rFonts w:ascii="Arial" w:cs="Arial" w:eastAsia="Arial" w:hAnsi="Arial"/>
+          <w:rFonts w:ascii="Verdana" w:cs="Verdana" w:eastAsia="Verdana" w:hAnsi="Verdana"/>
           <w:b/>
           <w:bCs/>
-          <w:sz w:val="22"/>
-          <w:szCs w:val="22"/>
-        </w:rPr>
-        <w:t xml:space="preserve">competitor table</w:t>
-      </w:r>
-      <w:r>
-        <w:rPr>
-          <w:rFonts w:ascii="Arial" w:cs="Arial" w:eastAsia="Arial" w:hAnsi="Arial"/>
-          <w:sz w:val="22"/>
-          <w:szCs w:val="22"/>
-        </w:rPr>
-        <w:t xml:space="preserve"> with these columns: brand, segment (HoReCa or retail), channel, product, price and unit, positioning, communication, URL, date. Close the part with the implication for Julius Meinl: where is there room for a Viennese coffee house brand, and where is none?</w:t>
+          <w:sz w:val="19"/>
+          <w:szCs w:val="19"/>
+        </w:rPr>
+        <w:t xml:space="preserve">Trends and outlook.</w:t>
+      </w:r>
+      <w:r>
+        <w:rPr>
+          <w:rFonts w:ascii="Verdana" w:cs="Verdana" w:eastAsia="Verdana" w:hAnsi="Verdana"/>
+          <w:sz w:val="19"/>
+          <w:szCs w:val="19"/>
+        </w:rPr>
+        <w:t xml:space="preserve"> For example premiumisation, specialty coffee, the recovery of out-of-home consumption, sustainability expectations, new formats. Base every trend on a source.</w:t>
+      </w:r>
+    </w:p>
+    <w:p>
+      <w:pPr>
+        <w:keepNext/>
+        <w:spacing w:after="80" w:before="0" w:line="252"/>
+      </w:pPr>
+      <w:r>
+        <w:rPr>
+          <w:rFonts w:ascii="Verdana" w:cs="Verdana" w:eastAsia="Verdana" w:hAnsi="Verdana"/>
+          <w:b/>
+          <w:bCs/>
+          <w:sz w:val="19"/>
+          <w:szCs w:val="19"/>
+        </w:rPr>
+        <w:t xml:space="preserve">Assess the industry with Porter's five forces</w:t>
+      </w:r>
+      <w:r>
+        <w:rPr>
+          <w:rFonts w:ascii="Verdana" w:cs="Verdana" w:eastAsia="Verdana" w:hAnsi="Verdana"/>
+          <w:sz w:val="19"/>
+          <w:szCs w:val="19"/>
+        </w:rPr>
+        <w:t xml:space="preserve">, adapted to a premium entrant from Vienna. Rate each force from 1 (weak, good for Julius Meinl) to 5 (strong, bad for Julius Meinl), give two or three pieces of evidence per force, and sum up industry attractiveness in one sentence.</w:t>
+      </w:r>
+    </w:p>
+    <w:tbl>
+      <w:tblPr>
+        <w:tblW w:type="dxa" w:w="9072"/>
+        <w:tblBorders>
+          <w:top w:val="single" w:color="auto" w:sz="4"/>
+          <w:left w:val="single" w:color="auto" w:sz="4"/>
+          <w:bottom w:val="single" w:color="auto" w:sz="4"/>
+          <w:right w:val="single" w:color="auto" w:sz="4"/>
+          <w:insideH w:val="single" w:color="auto" w:sz="4"/>
+          <w:insideV w:val="single" w:color="auto" w:sz="4"/>
+        </w:tblBorders>
+      </w:tblPr>
+      <w:tblGrid>
+        <w:gridCol w:w="2500"/>
+        <w:gridCol w:w="6572"/>
+      </w:tblGrid>
+      <w:tr>
+        <w:trPr>
+          <w:cantSplit/>
+          <w:tblHeader/>
+        </w:trPr>
+        <w:tc>
+          <w:tcPr>
+            <w:tcW w:type="dxa" w:w="2500"/>
+            <w:tcBorders>
+              <w:top w:val="single" w:color="BFBFBF" w:sz="4"/>
+              <w:left w:val="single" w:color="BFBFBF" w:sz="4"/>
+              <w:bottom w:val="single" w:color="BFBFBF" w:sz="4"/>
+              <w:right w:val="single" w:color="BFBFBF" w:sz="4"/>
+            </w:tcBorders>
+            <w:shd w:fill="002350" w:color="auto" w:val="clear"/>
+            <w:tcMar>
+              <w:top w:type="dxa" w:w="60"/>
+              <w:left w:type="dxa" w:w="100"/>
+              <w:bottom w:type="dxa" w:w="40"/>
+              <w:right w:type="dxa" w:w="100"/>
+            </w:tcMar>
+          </w:tcPr>
+          <w:p>
+            <w:pPr>
+              <w:keepNext/>
+              <w:spacing w:after="40" w:line="240"/>
+            </w:pPr>
+            <w:r>
+              <w:rPr>
+                <w:rFonts w:ascii="Verdana" w:cs="Verdana" w:eastAsia="Verdana" w:hAnsi="Verdana"/>
+                <w:b/>
+                <w:bCs/>
+                <w:color w:val="FFFFFF"/>
+                <w:sz w:val="15"/>
+                <w:szCs w:val="15"/>
+              </w:rPr>
+              <w:t xml:space="preserve">Force</w:t>
+            </w:r>
+          </w:p>
+        </w:tc>
+        <w:tc>
+          <w:tcPr>
+            <w:tcW w:type="dxa" w:w="6572"/>
+            <w:tcBorders>
+              <w:top w:val="single" w:color="BFBFBF" w:sz="4"/>
+              <w:left w:val="single" w:color="BFBFBF" w:sz="4"/>
+              <w:bottom w:val="single" w:color="BFBFBF" w:sz="4"/>
+              <w:right w:val="single" w:color="BFBFBF" w:sz="4"/>
+            </w:tcBorders>
+            <w:shd w:fill="002350" w:color="auto" w:val="clear"/>
+            <w:tcMar>
+              <w:top w:type="dxa" w:w="60"/>
+              <w:left w:type="dxa" w:w="100"/>
+              <w:bottom w:type="dxa" w:w="40"/>
+              <w:right w:type="dxa" w:w="100"/>
+            </w:tcMar>
+          </w:tcPr>
+          <w:p>
+            <w:pPr>
+              <w:keepNext/>
+              <w:spacing w:after="40" w:line="240"/>
+            </w:pPr>
+            <w:r>
+              <w:rPr>
+                <w:rFonts w:ascii="Verdana" w:cs="Verdana" w:eastAsia="Verdana" w:hAnsi="Verdana"/>
+                <w:b/>
+                <w:bCs/>
+                <w:color w:val="FFFFFF"/>
+                <w:sz w:val="15"/>
+                <w:szCs w:val="15"/>
+              </w:rPr>
+              <w:t xml:space="preserve">Questions to ask</w:t>
+            </w:r>
+          </w:p>
+        </w:tc>
+      </w:tr>
+      <w:tr>
+        <w:trPr>
+          <w:cantSplit/>
+        </w:trPr>
+        <w:tc>
+          <w:tcPr>
+            <w:tcW w:type="dxa" w:w="2500"/>
+            <w:tcBorders>
+              <w:top w:val="single" w:color="BFBFBF" w:sz="4"/>
+              <w:left w:val="single" w:color="BFBFBF" w:sz="4"/>
+              <w:bottom w:val="single" w:color="BFBFBF" w:sz="4"/>
+              <w:right w:val="single" w:color="BFBFBF" w:sz="4"/>
+            </w:tcBorders>
+            <w:tcMar>
+              <w:top w:type="dxa" w:w="60"/>
+              <w:left w:type="dxa" w:w="100"/>
+              <w:bottom w:type="dxa" w:w="40"/>
+              <w:right w:type="dxa" w:w="100"/>
+            </w:tcMar>
+          </w:tcPr>
+          <w:p>
+            <w:pPr>
+              <w:keepNext/>
+              <w:spacing w:after="40" w:line="240"/>
+            </w:pPr>
+            <w:r>
+              <w:rPr>
+                <w:rFonts w:ascii="Verdana" w:cs="Verdana" w:eastAsia="Verdana" w:hAnsi="Verdana"/>
+                <w:b/>
+                <w:bCs/>
+                <w:sz w:val="15"/>
+                <w:szCs w:val="15"/>
+              </w:rPr>
+              <w:t xml:space="preserve">Threat of new entrants</w:t>
+            </w:r>
+          </w:p>
+        </w:tc>
+        <w:tc>
+          <w:tcPr>
+            <w:tcW w:type="dxa" w:w="6572"/>
+            <w:tcBorders>
+              <w:top w:val="single" w:color="BFBFBF" w:sz="4"/>
+              <w:left w:val="single" w:color="BFBFBF" w:sz="4"/>
+              <w:bottom w:val="single" w:color="BFBFBF" w:sz="4"/>
+              <w:right w:val="single" w:color="BFBFBF" w:sz="4"/>
+            </w:tcBorders>
+            <w:tcMar>
+              <w:top w:type="dxa" w:w="60"/>
+              <w:left w:type="dxa" w:w="100"/>
+              <w:bottom w:type="dxa" w:w="40"/>
+              <w:right w:type="dxa" w:w="100"/>
+            </w:tcMar>
+          </w:tcPr>
+          <w:p>
+            <w:pPr>
+              <w:keepNext/>
+              <w:spacing w:after="40" w:line="240"/>
+            </w:pPr>
+            <w:r>
+              <w:rPr>
+                <w:rFonts w:ascii="Verdana" w:cs="Verdana" w:eastAsia="Verdana" w:hAnsi="Verdana"/>
+                <w:sz w:val="15"/>
+                <w:szCs w:val="15"/>
+              </w:rPr>
+              <w:t xml:space="preserve">Entry barriers: tariffs, certification, access to distribution, cost of building a brand, scale advantages of local roasters</w:t>
+            </w:r>
+          </w:p>
+        </w:tc>
+      </w:tr>
+      <w:tr>
+        <w:trPr>
+          <w:cantSplit/>
+        </w:trPr>
+        <w:tc>
+          <w:tcPr>
+            <w:tcW w:type="dxa" w:w="2500"/>
+            <w:tcBorders>
+              <w:top w:val="single" w:color="BFBFBF" w:sz="4"/>
+              <w:left w:val="single" w:color="BFBFBF" w:sz="4"/>
+              <w:bottom w:val="single" w:color="BFBFBF" w:sz="4"/>
+              <w:right w:val="single" w:color="BFBFBF" w:sz="4"/>
+            </w:tcBorders>
+            <w:shd w:fill="F2F2F2" w:color="auto" w:val="clear"/>
+            <w:tcMar>
+              <w:top w:type="dxa" w:w="60"/>
+              <w:left w:type="dxa" w:w="100"/>
+              <w:bottom w:type="dxa" w:w="40"/>
+              <w:right w:type="dxa" w:w="100"/>
+            </w:tcMar>
+          </w:tcPr>
+          <w:p>
+            <w:pPr>
+              <w:keepNext/>
+              <w:spacing w:after="40" w:line="240"/>
+            </w:pPr>
+            <w:r>
+              <w:rPr>
+                <w:rFonts w:ascii="Verdana" w:cs="Verdana" w:eastAsia="Verdana" w:hAnsi="Verdana"/>
+                <w:b/>
+                <w:bCs/>
+                <w:sz w:val="15"/>
+                <w:szCs w:val="15"/>
+              </w:rPr>
+              <w:t xml:space="preserve">Power of buyers</w:t>
+            </w:r>
+          </w:p>
+        </w:tc>
+        <w:tc>
+          <w:tcPr>
+            <w:tcW w:type="dxa" w:w="6572"/>
+            <w:tcBorders>
+              <w:top w:val="single" w:color="BFBFBF" w:sz="4"/>
+              <w:left w:val="single" w:color="BFBFBF" w:sz="4"/>
+              <w:bottom w:val="single" w:color="BFBFBF" w:sz="4"/>
+              <w:right w:val="single" w:color="BFBFBF" w:sz="4"/>
+            </w:tcBorders>
+            <w:shd w:fill="F2F2F2" w:color="auto" w:val="clear"/>
+            <w:tcMar>
+              <w:top w:type="dxa" w:w="60"/>
+              <w:left w:type="dxa" w:w="100"/>
+              <w:bottom w:type="dxa" w:w="40"/>
+              <w:right w:type="dxa" w:w="100"/>
+            </w:tcMar>
+          </w:tcPr>
+          <w:p>
+            <w:pPr>
+              <w:keepNext/>
+              <w:spacing w:after="40" w:line="240"/>
+            </w:pPr>
+            <w:r>
+              <w:rPr>
+                <w:rFonts w:ascii="Verdana" w:cs="Verdana" w:eastAsia="Verdana" w:hAnsi="Verdana"/>
+                <w:sz w:val="15"/>
+                <w:szCs w:val="15"/>
+              </w:rPr>
+              <w:t xml:space="preserve">Hotel groups, café chains, supermarket chains and importers: how concentrated and how price-driven are they?</w:t>
+            </w:r>
+          </w:p>
+        </w:tc>
+      </w:tr>
+      <w:tr>
+        <w:trPr>
+          <w:cantSplit/>
+        </w:trPr>
+        <w:tc>
+          <w:tcPr>
+            <w:tcW w:type="dxa" w:w="2500"/>
+            <w:tcBorders>
+              <w:top w:val="single" w:color="BFBFBF" w:sz="4"/>
+              <w:left w:val="single" w:color="BFBFBF" w:sz="4"/>
+              <w:bottom w:val="single" w:color="BFBFBF" w:sz="4"/>
+              <w:right w:val="single" w:color="BFBFBF" w:sz="4"/>
+            </w:tcBorders>
+            <w:tcMar>
+              <w:top w:type="dxa" w:w="60"/>
+              <w:left w:type="dxa" w:w="100"/>
+              <w:bottom w:type="dxa" w:w="40"/>
+              <w:right w:type="dxa" w:w="100"/>
+            </w:tcMar>
+          </w:tcPr>
+          <w:p>
+            <w:pPr>
+              <w:keepNext/>
+              <w:spacing w:after="40" w:line="240"/>
+            </w:pPr>
+            <w:r>
+              <w:rPr>
+                <w:rFonts w:ascii="Verdana" w:cs="Verdana" w:eastAsia="Verdana" w:hAnsi="Verdana"/>
+                <w:b/>
+                <w:bCs/>
+                <w:sz w:val="15"/>
+                <w:szCs w:val="15"/>
+              </w:rPr>
+              <w:t xml:space="preserve">Power of suppliers</w:t>
+            </w:r>
+          </w:p>
+        </w:tc>
+        <w:tc>
+          <w:tcPr>
+            <w:tcW w:type="dxa" w:w="6572"/>
+            <w:tcBorders>
+              <w:top w:val="single" w:color="BFBFBF" w:sz="4"/>
+              <w:left w:val="single" w:color="BFBFBF" w:sz="4"/>
+              <w:bottom w:val="single" w:color="BFBFBF" w:sz="4"/>
+              <w:right w:val="single" w:color="BFBFBF" w:sz="4"/>
+            </w:tcBorders>
+            <w:tcMar>
+              <w:top w:type="dxa" w:w="60"/>
+              <w:left w:type="dxa" w:w="100"/>
+              <w:bottom w:type="dxa" w:w="40"/>
+              <w:right w:type="dxa" w:w="100"/>
+            </w:tcMar>
+          </w:tcPr>
+          <w:p>
+            <w:pPr>
+              <w:keepNext/>
+              <w:spacing w:after="40" w:line="240"/>
+            </w:pPr>
+            <w:r>
+              <w:rPr>
+                <w:rFonts w:ascii="Verdana" w:cs="Verdana" w:eastAsia="Verdana" w:hAnsi="Verdana"/>
+                <w:sz w:val="15"/>
+                <w:szCs w:val="15"/>
+              </w:rPr>
+              <w:t xml:space="preserve">Green coffee, packaging and logistics; for local roasters, cheap domestic green coffee is an advantage over an importer</w:t>
+            </w:r>
+          </w:p>
+        </w:tc>
+      </w:tr>
+      <w:tr>
+        <w:trPr>
+          <w:cantSplit/>
+        </w:trPr>
+        <w:tc>
+          <w:tcPr>
+            <w:tcW w:type="dxa" w:w="2500"/>
+            <w:tcBorders>
+              <w:top w:val="single" w:color="BFBFBF" w:sz="4"/>
+              <w:left w:val="single" w:color="BFBFBF" w:sz="4"/>
+              <w:bottom w:val="single" w:color="BFBFBF" w:sz="4"/>
+              <w:right w:val="single" w:color="BFBFBF" w:sz="4"/>
+            </w:tcBorders>
+            <w:shd w:fill="F2F2F2" w:color="auto" w:val="clear"/>
+            <w:tcMar>
+              <w:top w:type="dxa" w:w="60"/>
+              <w:left w:type="dxa" w:w="100"/>
+              <w:bottom w:type="dxa" w:w="40"/>
+              <w:right w:type="dxa" w:w="100"/>
+            </w:tcMar>
+          </w:tcPr>
+          <w:p>
+            <w:pPr>
+              <w:keepNext/>
+              <w:spacing w:after="40" w:line="240"/>
+            </w:pPr>
+            <w:r>
+              <w:rPr>
+                <w:rFonts w:ascii="Verdana" w:cs="Verdana" w:eastAsia="Verdana" w:hAnsi="Verdana"/>
+                <w:b/>
+                <w:bCs/>
+                <w:sz w:val="15"/>
+                <w:szCs w:val="15"/>
+              </w:rPr>
+              <w:t xml:space="preserve">Threat of substitutes</w:t>
+            </w:r>
+          </w:p>
+        </w:tc>
+        <w:tc>
+          <w:tcPr>
+            <w:tcW w:type="dxa" w:w="6572"/>
+            <w:tcBorders>
+              <w:top w:val="single" w:color="BFBFBF" w:sz="4"/>
+              <w:left w:val="single" w:color="BFBFBF" w:sz="4"/>
+              <w:bottom w:val="single" w:color="BFBFBF" w:sz="4"/>
+              <w:right w:val="single" w:color="BFBFBF" w:sz="4"/>
+            </w:tcBorders>
+            <w:shd w:fill="F2F2F2" w:color="auto" w:val="clear"/>
+            <w:tcMar>
+              <w:top w:type="dxa" w:w="60"/>
+              <w:left w:type="dxa" w:w="100"/>
+              <w:bottom w:type="dxa" w:w="40"/>
+              <w:right w:type="dxa" w:w="100"/>
+            </w:tcMar>
+          </w:tcPr>
+          <w:p>
+            <w:pPr>
+              <w:keepNext/>
+              <w:spacing w:after="40" w:line="240"/>
+            </w:pPr>
+            <w:r>
+              <w:rPr>
+                <w:rFonts w:ascii="Verdana" w:cs="Verdana" w:eastAsia="Verdana" w:hAnsi="Verdana"/>
+                <w:sz w:val="15"/>
+                <w:szCs w:val="15"/>
+              </w:rPr>
+              <w:t xml:space="preserve">Tea and other drinks, capsule and home coffee, ready-to-drink coffee</w:t>
+            </w:r>
+          </w:p>
+        </w:tc>
+      </w:tr>
+      <w:tr>
+        <w:trPr>
+          <w:cantSplit/>
+        </w:trPr>
+        <w:tc>
+          <w:tcPr>
+            <w:tcW w:type="dxa" w:w="2500"/>
+            <w:tcBorders>
+              <w:top w:val="single" w:color="BFBFBF" w:sz="4"/>
+              <w:left w:val="single" w:color="BFBFBF" w:sz="4"/>
+              <w:bottom w:val="single" w:color="BFBFBF" w:sz="4"/>
+              <w:right w:val="single" w:color="BFBFBF" w:sz="4"/>
+            </w:tcBorders>
+            <w:tcMar>
+              <w:top w:type="dxa" w:w="60"/>
+              <w:left w:type="dxa" w:w="100"/>
+              <w:bottom w:type="dxa" w:w="40"/>
+              <w:right w:type="dxa" w:w="100"/>
+            </w:tcMar>
+          </w:tcPr>
+          <w:p>
+            <w:pPr>
+              <w:keepNext w:val="false"/>
+              <w:spacing w:after="40" w:line="240"/>
+            </w:pPr>
+            <w:r>
+              <w:rPr>
+                <w:rFonts w:ascii="Verdana" w:cs="Verdana" w:eastAsia="Verdana" w:hAnsi="Verdana"/>
+                <w:b/>
+                <w:bCs/>
+                <w:sz w:val="15"/>
+                <w:szCs w:val="15"/>
+              </w:rPr>
+              <w:t xml:space="preserve">Rivalry</w:t>
+            </w:r>
+          </w:p>
+        </w:tc>
+        <w:tc>
+          <w:tcPr>
+            <w:tcW w:type="dxa" w:w="6572"/>
+            <w:tcBorders>
+              <w:top w:val="single" w:color="BFBFBF" w:sz="4"/>
+              <w:left w:val="single" w:color="BFBFBF" w:sz="4"/>
+              <w:bottom w:val="single" w:color="BFBFBF" w:sz="4"/>
+              <w:right w:val="single" w:color="BFBFBF" w:sz="4"/>
+            </w:tcBorders>
+            <w:tcMar>
+              <w:top w:type="dxa" w:w="60"/>
+              <w:left w:type="dxa" w:w="100"/>
+              <w:bottom w:type="dxa" w:w="40"/>
+              <w:right w:type="dxa" w:w="100"/>
+            </w:tcMar>
+          </w:tcPr>
+          <w:p>
+            <w:pPr>
+              <w:keepNext w:val="false"/>
+              <w:spacing w:after="40" w:line="240"/>
+            </w:pPr>
+            <w:r>
+              <w:rPr>
+                <w:rFonts w:ascii="Verdana" w:cs="Verdana" w:eastAsia="Verdana" w:hAnsi="Verdana"/>
+                <w:sz w:val="15"/>
+                <w:szCs w:val="15"/>
+              </w:rPr>
+              <w:t xml:space="preserve">Number and strength of premium players, price competition, market growth, how easily customers switch</w:t>
+            </w:r>
+          </w:p>
+        </w:tc>
+      </w:tr>
+    </w:tbl>
+    <w:p>
+      <w:pPr>
+        <w:spacing w:after="120" w:before="100" w:line="252"/>
+      </w:pPr>
+      <w:r>
+        <w:rPr>
+          <w:rFonts w:ascii="Verdana" w:cs="Verdana" w:eastAsia="Verdana" w:hAnsi="Verdana"/>
+          <w:b/>
+          <w:bCs/>
+          <w:sz w:val="19"/>
+          <w:szCs w:val="19"/>
+        </w:rPr>
+        <w:t xml:space="preserve">Sources.</w:t>
+      </w:r>
+      <w:r>
+        <w:rPr>
+          <w:rFonts w:ascii="Verdana" w:cs="Verdana" w:eastAsia="Verdana" w:hAnsi="Verdana"/>
+          <w:sz w:val="19"/>
+          <w:szCs w:val="19"/>
+        </w:rPr>
+        <w:t xml:space="preserve"> USDA Foreign Agricultural Service annual coffee reports and International Coffee Organization statistics; Euromonitor Passport and Statista (WU library); UN Comtrade and ITC Trade Map for coffee trade (HS 0901); WKO AUSSENWIRTSCHAFT country reports; EU Access2Markets. A short online scan of brands and prices (cafés, supermarkets, online shops, hotels) gives evidence for the industry structure and also feeds your Part A indicator "competitive landscape". Record each observation with brand, channel, product, price and unit, URL and date.</w:t>
+      </w:r>
+    </w:p>
+    <w:p>
+      <w:pPr>
+        <w:spacing w:after="120" w:before="0" w:line="252"/>
+      </w:pPr>
+      <w:r>
+        <w:rPr>
+          <w:rFonts w:ascii="Verdana" w:cs="Verdana" w:eastAsia="Verdana" w:hAnsi="Verdana"/>
+          <w:b/>
+          <w:bCs/>
+          <w:sz w:val="19"/>
+          <w:szCs w:val="19"/>
+        </w:rPr>
+        <w:t xml:space="preserve">Hand in:</w:t>
+      </w:r>
+      <w:r>
+        <w:rPr>
+          <w:rFonts w:ascii="Verdana" w:cs="Verdana" w:eastAsia="Verdana" w:hAnsi="Verdana"/>
+          <w:sz w:val="19"/>
+          <w:szCs w:val="19"/>
+        </w:rPr>
+        <w:t xml:space="preserve"> the industry sheet in Excel (data, value-chain notes, five-forces ratings with evidence) and one or two slides: an industry snapshot (size, structure, value chain) and the five-forces summary. Close with the implication for Julius Meinl: where is there room for a Viennese coffee house brand, and where is none?</w:t>
       </w:r>
     </w:p>
     <w:p>
@@ -5101,7 +7878,7 @@
       </w:pPr>
       <w:r>
         <w:rPr>
-          <w:rFonts w:ascii="Arial" w:cs="Arial" w:eastAsia="Arial" w:hAnsi="Arial"/>
+          <w:rFonts w:ascii="Verdana" w:cs="Verdana" w:eastAsia="Verdana" w:hAnsi="Verdana"/>
         </w:rPr>
         <w:t xml:space="preserve">9  The Excel file</w:t>
       </w:r>
@@ -5113,9 +7890,9 @@
       </w:pPr>
       <w:r>
         <w:rPr>
-          <w:rFonts w:ascii="Arial" w:cs="Arial" w:eastAsia="Arial" w:hAnsi="Arial"/>
-          <w:sz w:val="22"/>
-          <w:szCs w:val="22"/>
+          <w:rFonts w:ascii="Verdana" w:cs="Verdana" w:eastAsia="Verdana" w:hAnsi="Verdana"/>
+          <w:sz w:val="19"/>
+          <w:szCs w:val="19"/>
         </w:rPr>
         <w:t xml:space="preserve">One workbook that someone else can follow without your presentation. Sheets:</w:t>
       </w:r>
@@ -5160,16 +7937,17 @@
           </w:tcPr>
           <w:p>
             <w:pPr>
-              <w:spacing w:after="40" w:line="240"/>
-            </w:pPr>
-            <w:r>
-              <w:rPr>
-                <w:rFonts w:ascii="Arial" w:cs="Arial" w:eastAsia="Arial" w:hAnsi="Arial"/>
+              <w:keepNext/>
+              <w:spacing w:after="40" w:line="240"/>
+            </w:pPr>
+            <w:r>
+              <w:rPr>
+                <w:rFonts w:ascii="Verdana" w:cs="Verdana" w:eastAsia="Verdana" w:hAnsi="Verdana"/>
                 <w:b/>
                 <w:bCs/>
                 <w:color w:val="FFFFFF"/>
-                <w:sz w:val="18"/>
-                <w:szCs w:val="18"/>
+                <w:sz w:val="16"/>
+                <w:szCs w:val="16"/>
               </w:rPr>
               <w:t xml:space="preserve">Sheet</w:t>
             </w:r>
@@ -5194,16 +7972,17 @@
           </w:tcPr>
           <w:p>
             <w:pPr>
-              <w:spacing w:after="40" w:line="240"/>
-            </w:pPr>
-            <w:r>
-              <w:rPr>
-                <w:rFonts w:ascii="Arial" w:cs="Arial" w:eastAsia="Arial" w:hAnsi="Arial"/>
+              <w:keepNext/>
+              <w:spacing w:after="40" w:line="240"/>
+            </w:pPr>
+            <w:r>
+              <w:rPr>
+                <w:rFonts w:ascii="Verdana" w:cs="Verdana" w:eastAsia="Verdana" w:hAnsi="Verdana"/>
                 <w:b/>
                 <w:bCs/>
                 <w:color w:val="FFFFFF"/>
-                <w:sz w:val="18"/>
-                <w:szCs w:val="18"/>
+                <w:sz w:val="16"/>
+                <w:szCs w:val="16"/>
               </w:rPr>
               <w:t xml:space="preserve">Content</w:t>
             </w:r>
@@ -5232,15 +8011,16 @@
           </w:tcPr>
           <w:p>
             <w:pPr>
-              <w:spacing w:after="40" w:line="240"/>
-            </w:pPr>
-            <w:r>
-              <w:rPr>
-                <w:rFonts w:ascii="Arial" w:cs="Arial" w:eastAsia="Arial" w:hAnsi="Arial"/>
+              <w:keepNext/>
+              <w:spacing w:after="40" w:line="240"/>
+            </w:pPr>
+            <w:r>
+              <w:rPr>
+                <w:rFonts w:ascii="Verdana" w:cs="Verdana" w:eastAsia="Verdana" w:hAnsi="Verdana"/>
                 <w:b/>
                 <w:bCs/>
-                <w:sz w:val="18"/>
-                <w:szCs w:val="18"/>
+                <w:sz w:val="16"/>
+                <w:szCs w:val="16"/>
               </w:rPr>
               <w:t xml:space="preserve">1 README</w:t>
             </w:r>
@@ -5264,13 +8044,14 @@
           </w:tcPr>
           <w:p>
             <w:pPr>
-              <w:spacing w:after="40" w:line="240"/>
-            </w:pPr>
-            <w:r>
-              <w:rPr>
-                <w:rFonts w:ascii="Arial" w:cs="Arial" w:eastAsia="Arial" w:hAnsi="Arial"/>
-                <w:sz w:val="18"/>
-                <w:szCs w:val="18"/>
+              <w:keepNext/>
+              <w:spacing w:after="40" w:line="240"/>
+            </w:pPr>
+            <w:r>
+              <w:rPr>
+                <w:rFonts w:ascii="Verdana" w:cs="Verdana" w:eastAsia="Verdana" w:hAnsi="Verdana"/>
+                <w:sz w:val="16"/>
+                <w:szCs w:val="16"/>
               </w:rPr>
               <w:t xml:space="preserve">Team, date, version, decision sentence, how to read the workbook, colour code</w:t>
             </w:r>
@@ -5300,15 +8081,16 @@
           </w:tcPr>
           <w:p>
             <w:pPr>
-              <w:spacing w:after="40" w:line="240"/>
-            </w:pPr>
-            <w:r>
-              <w:rPr>
-                <w:rFonts w:ascii="Arial" w:cs="Arial" w:eastAsia="Arial" w:hAnsi="Arial"/>
+              <w:keepNext/>
+              <w:spacing w:after="40" w:line="240"/>
+            </w:pPr>
+            <w:r>
+              <w:rPr>
+                <w:rFonts w:ascii="Verdana" w:cs="Verdana" w:eastAsia="Verdana" w:hAnsi="Verdana"/>
                 <w:b/>
                 <w:bCs/>
-                <w:sz w:val="18"/>
-                <w:szCs w:val="18"/>
+                <w:sz w:val="16"/>
+                <w:szCs w:val="16"/>
               </w:rPr>
               <w:t xml:space="preserve">2 Criteria</w:t>
             </w:r>
@@ -5333,15 +8115,16 @@
           </w:tcPr>
           <w:p>
             <w:pPr>
-              <w:spacing w:after="40" w:line="240"/>
-            </w:pPr>
-            <w:r>
-              <w:rPr>
-                <w:rFonts w:ascii="Arial" w:cs="Arial" w:eastAsia="Arial" w:hAnsi="Arial"/>
-                <w:sz w:val="18"/>
-                <w:szCs w:val="18"/>
-              </w:rPr>
-              <w:t xml:space="preserve">Indicator, Julius Meinl dimension, definition, direction, rationale, source</w:t>
+              <w:keepNext/>
+              <w:spacing w:after="40" w:line="240"/>
+            </w:pPr>
+            <w:r>
+              <w:rPr>
+                <w:rFonts w:ascii="Verdana" w:cs="Verdana" w:eastAsia="Verdana" w:hAnsi="Verdana"/>
+                <w:sz w:val="16"/>
+                <w:szCs w:val="16"/>
+              </w:rPr>
+              <w:t xml:space="preserve">The common indicators with Julius Meinl dimension, definition, direction and your rationale</w:t>
             </w:r>
           </w:p>
         </w:tc>
@@ -5368,15 +8151,16 @@
           </w:tcPr>
           <w:p>
             <w:pPr>
-              <w:spacing w:after="40" w:line="240"/>
-            </w:pPr>
-            <w:r>
-              <w:rPr>
-                <w:rFonts w:ascii="Arial" w:cs="Arial" w:eastAsia="Arial" w:hAnsi="Arial"/>
+              <w:keepNext/>
+              <w:spacing w:after="40" w:line="240"/>
+            </w:pPr>
+            <w:r>
+              <w:rPr>
+                <w:rFonts w:ascii="Verdana" w:cs="Verdana" w:eastAsia="Verdana" w:hAnsi="Verdana"/>
                 <w:b/>
                 <w:bCs/>
-                <w:sz w:val="18"/>
-                <w:szCs w:val="18"/>
+                <w:sz w:val="16"/>
+                <w:szCs w:val="16"/>
               </w:rPr>
               <w:t xml:space="preserve">3 Data</w:t>
             </w:r>
@@ -5400,15 +8184,16 @@
           </w:tcPr>
           <w:p>
             <w:pPr>
-              <w:spacing w:after="40" w:line="240"/>
-            </w:pPr>
-            <w:r>
-              <w:rPr>
-                <w:rFonts w:ascii="Arial" w:cs="Arial" w:eastAsia="Arial" w:hAnsi="Arial"/>
-                <w:sz w:val="18"/>
-                <w:szCs w:val="18"/>
-              </w:rPr>
-              <w:t xml:space="preserve">Raw values (rows: countries; columns: indicators) with unit and year above each column; qualitative scores with rubric</w:t>
+              <w:keepNext/>
+              <w:spacing w:after="40" w:line="240"/>
+            </w:pPr>
+            <w:r>
+              <w:rPr>
+                <w:rFonts w:ascii="Verdana" w:cs="Verdana" w:eastAsia="Verdana" w:hAnsi="Verdana"/>
+                <w:sz w:val="16"/>
+                <w:szCs w:val="16"/>
+              </w:rPr>
+              <w:t xml:space="preserve">Raw values of all six countries (rows: countries; columns: indicators) with unit and year; your own country's values marked</w:t>
             </w:r>
           </w:p>
         </w:tc>
@@ -5436,15 +8221,16 @@
           </w:tcPr>
           <w:p>
             <w:pPr>
-              <w:spacing w:after="40" w:line="240"/>
-            </w:pPr>
-            <w:r>
-              <w:rPr>
-                <w:rFonts w:ascii="Arial" w:cs="Arial" w:eastAsia="Arial" w:hAnsi="Arial"/>
+              <w:keepNext/>
+              <w:spacing w:after="40" w:line="240"/>
+            </w:pPr>
+            <w:r>
+              <w:rPr>
+                <w:rFonts w:ascii="Verdana" w:cs="Verdana" w:eastAsia="Verdana" w:hAnsi="Verdana"/>
                 <w:b/>
                 <w:bCs/>
-                <w:sz w:val="18"/>
-                <w:szCs w:val="18"/>
+                <w:sz w:val="16"/>
+                <w:szCs w:val="16"/>
               </w:rPr>
               <w:t xml:space="preserve">4 Normalised</w:t>
             </w:r>
@@ -5469,13 +8255,14 @@
           </w:tcPr>
           <w:p>
             <w:pPr>
-              <w:spacing w:after="40" w:line="240"/>
-            </w:pPr>
-            <w:r>
-              <w:rPr>
-                <w:rFonts w:ascii="Arial" w:cs="Arial" w:eastAsia="Arial" w:hAnsi="Arial"/>
-                <w:sz w:val="18"/>
-                <w:szCs w:val="18"/>
+              <w:keepNext/>
+              <w:spacing w:after="40" w:line="240"/>
+            </w:pPr>
+            <w:r>
+              <w:rPr>
+                <w:rFonts w:ascii="Verdana" w:cs="Verdana" w:eastAsia="Verdana" w:hAnsi="Verdana"/>
+                <w:sz w:val="16"/>
+                <w:szCs w:val="16"/>
               </w:rPr>
               <w:t xml:space="preserve">Normalised scores by formula; the second variant</w:t>
             </w:r>
@@ -5504,15 +8291,16 @@
           </w:tcPr>
           <w:p>
             <w:pPr>
-              <w:spacing w:after="40" w:line="240"/>
-            </w:pPr>
-            <w:r>
-              <w:rPr>
-                <w:rFonts w:ascii="Arial" w:cs="Arial" w:eastAsia="Arial" w:hAnsi="Arial"/>
+              <w:keepNext/>
+              <w:spacing w:after="40" w:line="240"/>
+            </w:pPr>
+            <w:r>
+              <w:rPr>
+                <w:rFonts w:ascii="Verdana" w:cs="Verdana" w:eastAsia="Verdana" w:hAnsi="Verdana"/>
                 <w:b/>
                 <w:bCs/>
-                <w:sz w:val="18"/>
-                <w:szCs w:val="18"/>
+                <w:sz w:val="16"/>
+                <w:szCs w:val="16"/>
               </w:rPr>
               <w:t xml:space="preserve">5 Weights</w:t>
             </w:r>
@@ -5536,13 +8324,14 @@
           </w:tcPr>
           <w:p>
             <w:pPr>
-              <w:spacing w:after="40" w:line="240"/>
-            </w:pPr>
-            <w:r>
-              <w:rPr>
-                <w:rFonts w:ascii="Arial" w:cs="Arial" w:eastAsia="Arial" w:hAnsi="Arial"/>
-                <w:sz w:val="18"/>
-                <w:szCs w:val="18"/>
+              <w:keepNext/>
+              <w:spacing w:after="40" w:line="240"/>
+            </w:pPr>
+            <w:r>
+              <w:rPr>
+                <w:rFonts w:ascii="Verdana" w:cs="Verdana" w:eastAsia="Verdana" w:hAnsi="Verdana"/>
+                <w:sz w:val="16"/>
+                <w:szCs w:val="16"/>
               </w:rPr>
               <w:t xml:space="preserve">Method, judgements, resulting weights (sum 100), consistency check</w:t>
             </w:r>
@@ -5572,15 +8361,16 @@
           </w:tcPr>
           <w:p>
             <w:pPr>
-              <w:spacing w:after="40" w:line="240"/>
-            </w:pPr>
-            <w:r>
-              <w:rPr>
-                <w:rFonts w:ascii="Arial" w:cs="Arial" w:eastAsia="Arial" w:hAnsi="Arial"/>
+              <w:keepNext/>
+              <w:spacing w:after="40" w:line="240"/>
+            </w:pPr>
+            <w:r>
+              <w:rPr>
+                <w:rFonts w:ascii="Verdana" w:cs="Verdana" w:eastAsia="Verdana" w:hAnsi="Verdana"/>
                 <w:b/>
                 <w:bCs/>
-                <w:sz w:val="18"/>
-                <w:szCs w:val="18"/>
+                <w:sz w:val="16"/>
+                <w:szCs w:val="16"/>
               </w:rPr>
               <w:t xml:space="preserve">6 Scores</w:t>
             </w:r>
@@ -5605,13 +8395,14 @@
           </w:tcPr>
           <w:p>
             <w:pPr>
-              <w:spacing w:after="40" w:line="240"/>
-            </w:pPr>
-            <w:r>
-              <w:rPr>
-                <w:rFonts w:ascii="Arial" w:cs="Arial" w:eastAsia="Arial" w:hAnsi="Arial"/>
-                <w:sz w:val="18"/>
-                <w:szCs w:val="18"/>
+              <w:keepNext/>
+              <w:spacing w:after="40" w:line="240"/>
+            </w:pPr>
+            <w:r>
+              <w:rPr>
+                <w:rFonts w:ascii="Verdana" w:cs="Verdana" w:eastAsia="Verdana" w:hAnsi="Verdana"/>
+                <w:sz w:val="16"/>
+                <w:szCs w:val="16"/>
               </w:rPr>
               <w:t xml:space="preserve">Weighted scores by SUMPRODUCT, ranking by RANK; scores by dimension</w:t>
             </w:r>
@@ -5640,15 +8431,16 @@
           </w:tcPr>
           <w:p>
             <w:pPr>
-              <w:spacing w:after="40" w:line="240"/>
-            </w:pPr>
-            <w:r>
-              <w:rPr>
-                <w:rFonts w:ascii="Arial" w:cs="Arial" w:eastAsia="Arial" w:hAnsi="Arial"/>
+              <w:keepNext/>
+              <w:spacing w:after="40" w:line="240"/>
+            </w:pPr>
+            <w:r>
+              <w:rPr>
+                <w:rFonts w:ascii="Verdana" w:cs="Verdana" w:eastAsia="Verdana" w:hAnsi="Verdana"/>
                 <w:b/>
                 <w:bCs/>
-                <w:sz w:val="18"/>
-                <w:szCs w:val="18"/>
+                <w:sz w:val="16"/>
+                <w:szCs w:val="16"/>
               </w:rPr>
               <w:t xml:space="preserve">7 Robustness</w:t>
             </w:r>
@@ -5672,15 +8464,16 @@
           </w:tcPr>
           <w:p>
             <w:pPr>
-              <w:spacing w:after="40" w:line="240"/>
-            </w:pPr>
-            <w:r>
-              <w:rPr>
-                <w:rFonts w:ascii="Arial" w:cs="Arial" w:eastAsia="Arial" w:hAnsi="Arial"/>
-                <w:sz w:val="18"/>
-                <w:szCs w:val="18"/>
-              </w:rPr>
-              <w:t xml:space="preserve">Tests and the resulting ranks for each country</w:t>
+              <w:keepNext/>
+              <w:spacing w:after="40" w:line="240"/>
+            </w:pPr>
+            <w:r>
+              <w:rPr>
+                <w:rFonts w:ascii="Verdana" w:cs="Verdana" w:eastAsia="Verdana" w:hAnsi="Verdana"/>
+                <w:sz w:val="16"/>
+                <w:szCs w:val="16"/>
+              </w:rPr>
+              <w:t xml:space="preserve">The four alternative weight sets and the resulting scores and ranks for each country</w:t>
             </w:r>
           </w:p>
         </w:tc>
@@ -5708,17 +8501,18 @@
           </w:tcPr>
           <w:p>
             <w:pPr>
-              <w:spacing w:after="40" w:line="240"/>
-            </w:pPr>
-            <w:r>
-              <w:rPr>
-                <w:rFonts w:ascii="Arial" w:cs="Arial" w:eastAsia="Arial" w:hAnsi="Arial"/>
+              <w:keepNext/>
+              <w:spacing w:after="40" w:line="240"/>
+            </w:pPr>
+            <w:r>
+              <w:rPr>
+                <w:rFonts w:ascii="Verdana" w:cs="Verdana" w:eastAsia="Verdana" w:hAnsi="Verdana"/>
                 <w:b/>
                 <w:bCs/>
-                <w:sz w:val="18"/>
-                <w:szCs w:val="18"/>
-              </w:rPr>
-              <w:t xml:space="preserve">8 Competitors</w:t>
+                <w:sz w:val="16"/>
+                <w:szCs w:val="16"/>
+              </w:rPr>
+              <w:t xml:space="preserve">8 Industry</w:t>
             </w:r>
           </w:p>
         </w:tc>
@@ -5741,15 +8535,16 @@
           </w:tcPr>
           <w:p>
             <w:pPr>
-              <w:spacing w:after="40" w:line="240"/>
-            </w:pPr>
-            <w:r>
-              <w:rPr>
-                <w:rFonts w:ascii="Arial" w:cs="Arial" w:eastAsia="Arial" w:hAnsi="Arial"/>
-                <w:sz w:val="18"/>
-                <w:szCs w:val="18"/>
-              </w:rPr>
-              <w:t xml:space="preserve">Competitor table for Part B</w:t>
+              <w:keepNext/>
+              <w:spacing w:after="40" w:line="240"/>
+            </w:pPr>
+            <w:r>
+              <w:rPr>
+                <w:rFonts w:ascii="Verdana" w:cs="Verdana" w:eastAsia="Verdana" w:hAnsi="Verdana"/>
+                <w:sz w:val="16"/>
+                <w:szCs w:val="16"/>
+              </w:rPr>
+              <w:t xml:space="preserve">Part B: industry data, value-chain notes, five-forces ratings with evidence, brand and price scan</w:t>
             </w:r>
           </w:p>
         </w:tc>
@@ -5776,15 +8571,16 @@
           </w:tcPr>
           <w:p>
             <w:pPr>
-              <w:spacing w:after="40" w:line="240"/>
-            </w:pPr>
-            <w:r>
-              <w:rPr>
-                <w:rFonts w:ascii="Arial" w:cs="Arial" w:eastAsia="Arial" w:hAnsi="Arial"/>
+              <w:keepNext w:val="false"/>
+              <w:spacing w:after="40" w:line="240"/>
+            </w:pPr>
+            <w:r>
+              <w:rPr>
+                <w:rFonts w:ascii="Verdana" w:cs="Verdana" w:eastAsia="Verdana" w:hAnsi="Verdana"/>
                 <w:b/>
                 <w:bCs/>
-                <w:sz w:val="18"/>
-                <w:szCs w:val="18"/>
+                <w:sz w:val="16"/>
+                <w:szCs w:val="16"/>
               </w:rPr>
               <w:t xml:space="preserve">9 Sources</w:t>
             </w:r>
@@ -5808,13 +8604,14 @@
           </w:tcPr>
           <w:p>
             <w:pPr>
-              <w:spacing w:after="40" w:line="240"/>
-            </w:pPr>
-            <w:r>
-              <w:rPr>
-                <w:rFonts w:ascii="Arial" w:cs="Arial" w:eastAsia="Arial" w:hAnsi="Arial"/>
-                <w:sz w:val="18"/>
-                <w:szCs w:val="18"/>
+              <w:keepNext w:val="false"/>
+              <w:spacing w:after="40" w:line="240"/>
+            </w:pPr>
+            <w:r>
+              <w:rPr>
+                <w:rFonts w:ascii="Verdana" w:cs="Verdana" w:eastAsia="Verdana" w:hAnsi="Verdana"/>
+                <w:sz w:val="16"/>
+                <w:szCs w:val="16"/>
               </w:rPr>
               <w:t xml:space="preserve">Every source with URL, date accessed, who collected it</w:t>
             </w:r>
@@ -5828,9 +8625,9 @@
       </w:pPr>
       <w:r>
         <w:rPr>
-          <w:rFonts w:ascii="Arial" w:cs="Arial" w:eastAsia="Arial" w:hAnsi="Arial"/>
-          <w:sz w:val="22"/>
-          <w:szCs w:val="22"/>
+          <w:rFonts w:ascii="Verdana" w:cs="Verdana" w:eastAsia="Verdana" w:hAnsi="Verdana"/>
+          <w:sz w:val="19"/>
+          <w:szCs w:val="19"/>
         </w:rPr>
         <w:t xml:space="preserve">Rules: results are produced by formulas, not pasted values; inputs and formulas are visibly different (for example blue input cells); no hidden sheets or hard-coded numbers in the score sheet.</w:t>
       </w:r>
@@ -5842,7 +8639,7 @@
       </w:pPr>
       <w:r>
         <w:rPr>
-          <w:rFonts w:ascii="Arial" w:cs="Arial" w:eastAsia="Arial" w:hAnsi="Arial"/>
+          <w:rFonts w:ascii="Verdana" w:cs="Verdana" w:eastAsia="Verdana" w:hAnsi="Verdana"/>
         </w:rPr>
         <w:t xml:space="preserve">10  Use of AI</w:t>
       </w:r>
@@ -5854,9 +8651,9 @@
       </w:pPr>
       <w:r>
         <w:rPr>
-          <w:rFonts w:ascii="Arial" w:cs="Arial" w:eastAsia="Arial" w:hAnsi="Arial"/>
-          <w:sz w:val="22"/>
-          <w:szCs w:val="22"/>
+          <w:rFonts w:ascii="Verdana" w:cs="Verdana" w:eastAsia="Verdana" w:hAnsi="Verdana"/>
+          <w:sz w:val="19"/>
+          <w:szCs w:val="19"/>
         </w:rPr>
         <w:t xml:space="preserve">You are explicitly encouraged to use (generative) AI tools, for example to find and summarise sources, explain a method, write Excel formulas or Python/R code, check your model for errors, or draft slides. Rules:</w:t>
       </w:r>
@@ -5872,27 +8669,27 @@
       </w:pPr>
       <w:r>
         <w:rPr>
-          <w:rFonts w:ascii="Arial" w:cs="Arial" w:eastAsia="Arial" w:hAnsi="Arial"/>
-          <w:sz w:val="22"/>
-          <w:szCs w:val="22"/>
+          <w:rFonts w:ascii="Verdana" w:cs="Verdana" w:eastAsia="Verdana" w:hAnsi="Verdana"/>
+          <w:sz w:val="19"/>
+          <w:szCs w:val="19"/>
         </w:rPr>
         <w:t xml:space="preserve">An AI answer is </w:t>
       </w:r>
       <w:r>
         <w:rPr>
-          <w:rFonts w:ascii="Arial" w:cs="Arial" w:eastAsia="Arial" w:hAnsi="Arial"/>
+          <w:rFonts w:ascii="Verdana" w:cs="Verdana" w:eastAsia="Verdana" w:hAnsi="Verdana"/>
           <w:b/>
           <w:bCs/>
-          <w:sz w:val="22"/>
-          <w:szCs w:val="22"/>
+          <w:sz w:val="19"/>
+          <w:szCs w:val="19"/>
         </w:rPr>
         <w:t xml:space="preserve">not a source</w:t>
       </w:r>
       <w:r>
         <w:rPr>
-          <w:rFonts w:ascii="Arial" w:cs="Arial" w:eastAsia="Arial" w:hAnsi="Arial"/>
-          <w:sz w:val="22"/>
-          <w:szCs w:val="22"/>
+          <w:rFonts w:ascii="Verdana" w:cs="Verdana" w:eastAsia="Verdana" w:hAnsi="Verdana"/>
+          <w:sz w:val="19"/>
+          <w:szCs w:val="19"/>
         </w:rPr>
         <w:t xml:space="preserve">. Every figure must be traceable to a primary source with URL and date. Verify every number an AI tool gives you.</w:t>
       </w:r>
@@ -5908,9 +8705,9 @@
       </w:pPr>
       <w:r>
         <w:rPr>
-          <w:rFonts w:ascii="Arial" w:cs="Arial" w:eastAsia="Arial" w:hAnsi="Arial"/>
-          <w:sz w:val="22"/>
-          <w:szCs w:val="22"/>
+          <w:rFonts w:ascii="Verdana" w:cs="Verdana" w:eastAsia="Verdana" w:hAnsi="Verdana"/>
+          <w:sz w:val="19"/>
+          <w:szCs w:val="19"/>
         </w:rPr>
         <w:t xml:space="preserve">Be honest: list all tools you used and what you used them for (README sheet and last slide).</w:t>
       </w:r>
@@ -5926,9 +8723,9 @@
       </w:pPr>
       <w:r>
         <w:rPr>
-          <w:rFonts w:ascii="Arial" w:cs="Arial" w:eastAsia="Arial" w:hAnsi="Arial"/>
-          <w:sz w:val="22"/>
-          <w:szCs w:val="22"/>
+          <w:rFonts w:ascii="Verdana" w:cs="Verdana" w:eastAsia="Verdana" w:hAnsi="Verdana"/>
+          <w:sz w:val="19"/>
+          <w:szCs w:val="19"/>
         </w:rPr>
         <w:t xml:space="preserve">You are responsible for the content. Be ready to explain every choice in your model.</w:t>
       </w:r>
@@ -5944,9 +8741,9 @@
       </w:pPr>
       <w:r>
         <w:rPr>
-          <w:rFonts w:ascii="Arial" w:cs="Arial" w:eastAsia="Arial" w:hAnsi="Arial"/>
-          <w:sz w:val="22"/>
-          <w:szCs w:val="22"/>
+          <w:rFonts w:ascii="Verdana" w:cs="Verdana" w:eastAsia="Verdana" w:hAnsi="Verdana"/>
+          <w:sz w:val="19"/>
+          <w:szCs w:val="19"/>
         </w:rPr>
         <w:t xml:space="preserve">As in the syllabus, you are graded on the quality, innovativeness and variety of your sources.</w:t>
       </w:r>
@@ -5958,37 +8755,38 @@
       </w:pPr>
       <w:r>
         <w:rPr>
-          <w:rFonts w:ascii="Arial" w:cs="Arial" w:eastAsia="Arial" w:hAnsi="Arial"/>
+          <w:rFonts w:ascii="Verdana" w:cs="Verdana" w:eastAsia="Verdana" w:hAnsi="Verdana"/>
         </w:rPr>
         <w:t xml:space="preserve">11  How the midterm is assessed</w:t>
       </w:r>
     </w:p>
     <w:p>
       <w:pPr>
+        <w:keepNext/>
         <w:spacing w:after="100" w:before="0" w:line="252"/>
       </w:pPr>
       <w:r>
         <w:rPr>
-          <w:rFonts w:ascii="Arial" w:cs="Arial" w:eastAsia="Arial" w:hAnsi="Arial"/>
-          <w:sz w:val="22"/>
-          <w:szCs w:val="22"/>
+          <w:rFonts w:ascii="Verdana" w:cs="Verdana" w:eastAsia="Verdana" w:hAnsi="Verdana"/>
+          <w:sz w:val="19"/>
+          <w:szCs w:val="19"/>
         </w:rPr>
         <w:t xml:space="preserve">The midterm is graded as a group and counts 30 % of the course grade. Indicative weighting of the criteria: </w:t>
       </w:r>
       <w:r>
         <w:rPr>
-          <w:rFonts w:ascii="Arial" w:cs="Arial" w:eastAsia="Arial" w:hAnsi="Arial"/>
-          <w:sz w:val="22"/>
-          <w:szCs w:val="22"/>
+          <w:rFonts w:ascii="Verdana" w:cs="Verdana" w:eastAsia="Verdana" w:hAnsi="Verdana"/>
+          <w:sz w:val="19"/>
+          <w:szCs w:val="19"/>
           <w:highlight w:val="yellow"/>
         </w:rPr>
         <w:t xml:space="preserve">[to be confirmed]</w:t>
       </w:r>
       <w:r>
         <w:rPr>
-          <w:rFonts w:ascii="Arial" w:cs="Arial" w:eastAsia="Arial" w:hAnsi="Arial"/>
-          <w:sz w:val="22"/>
-          <w:szCs w:val="22"/>
+          <w:rFonts w:ascii="Verdana" w:cs="Verdana" w:eastAsia="Verdana" w:hAnsi="Verdana"/>
+          <w:sz w:val="19"/>
+          <w:szCs w:val="19"/>
         </w:rPr>
         <w:t xml:space="preserve">.</w:t>
       </w:r>
@@ -6034,16 +8832,17 @@
           </w:tcPr>
           <w:p>
             <w:pPr>
-              <w:spacing w:after="40" w:line="240"/>
-            </w:pPr>
-            <w:r>
-              <w:rPr>
-                <w:rFonts w:ascii="Arial" w:cs="Arial" w:eastAsia="Arial" w:hAnsi="Arial"/>
+              <w:keepNext/>
+              <w:spacing w:after="40" w:line="240"/>
+            </w:pPr>
+            <w:r>
+              <w:rPr>
+                <w:rFonts w:ascii="Verdana" w:cs="Verdana" w:eastAsia="Verdana" w:hAnsi="Verdana"/>
                 <w:b/>
                 <w:bCs/>
                 <w:color w:val="FFFFFF"/>
-                <w:sz w:val="18"/>
-                <w:szCs w:val="18"/>
+                <w:sz w:val="16"/>
+                <w:szCs w:val="16"/>
               </w:rPr>
               <w:t xml:space="preserve">Criterion</w:t>
             </w:r>
@@ -6068,16 +8867,17 @@
           </w:tcPr>
           <w:p>
             <w:pPr>
-              <w:spacing w:after="40" w:line="240"/>
-            </w:pPr>
-            <w:r>
-              <w:rPr>
-                <w:rFonts w:ascii="Arial" w:cs="Arial" w:eastAsia="Arial" w:hAnsi="Arial"/>
+              <w:keepNext/>
+              <w:spacing w:after="40" w:line="240"/>
+            </w:pPr>
+            <w:r>
+              <w:rPr>
+                <w:rFonts w:ascii="Verdana" w:cs="Verdana" w:eastAsia="Verdana" w:hAnsi="Verdana"/>
                 <w:b/>
                 <w:bCs/>
                 <w:color w:val="FFFFFF"/>
-                <w:sz w:val="18"/>
-                <w:szCs w:val="18"/>
+                <w:sz w:val="16"/>
+                <w:szCs w:val="16"/>
               </w:rPr>
               <w:t xml:space="preserve">What we look for</w:t>
             </w:r>
@@ -6102,16 +8902,17 @@
           </w:tcPr>
           <w:p>
             <w:pPr>
-              <w:spacing w:after="40" w:line="240"/>
-            </w:pPr>
-            <w:r>
-              <w:rPr>
-                <w:rFonts w:ascii="Arial" w:cs="Arial" w:eastAsia="Arial" w:hAnsi="Arial"/>
+              <w:keepNext/>
+              <w:spacing w:after="40" w:line="240"/>
+            </w:pPr>
+            <w:r>
+              <w:rPr>
+                <w:rFonts w:ascii="Verdana" w:cs="Verdana" w:eastAsia="Verdana" w:hAnsi="Verdana"/>
                 <w:b/>
                 <w:bCs/>
                 <w:color w:val="FFFFFF"/>
-                <w:sz w:val="18"/>
-                <w:szCs w:val="18"/>
+                <w:sz w:val="16"/>
+                <w:szCs w:val="16"/>
               </w:rPr>
               <w:t xml:space="preserve">Weight</w:t>
             </w:r>
@@ -6140,15 +8941,16 @@
           </w:tcPr>
           <w:p>
             <w:pPr>
-              <w:spacing w:after="40" w:line="240"/>
-            </w:pPr>
-            <w:r>
-              <w:rPr>
-                <w:rFonts w:ascii="Arial" w:cs="Arial" w:eastAsia="Arial" w:hAnsi="Arial"/>
+              <w:keepNext/>
+              <w:spacing w:after="40" w:line="240"/>
+            </w:pPr>
+            <w:r>
+              <w:rPr>
+                <w:rFonts w:ascii="Verdana" w:cs="Verdana" w:eastAsia="Verdana" w:hAnsi="Verdana"/>
                 <w:b/>
                 <w:bCs/>
-                <w:sz w:val="18"/>
-                <w:szCs w:val="18"/>
+                <w:sz w:val="16"/>
+                <w:szCs w:val="16"/>
               </w:rPr>
               <w:t xml:space="preserve">Fit to the case</w:t>
             </w:r>
@@ -6172,15 +8974,16 @@
           </w:tcPr>
           <w:p>
             <w:pPr>
-              <w:spacing w:after="40" w:line="240"/>
-            </w:pPr>
-            <w:r>
-              <w:rPr>
-                <w:rFonts w:ascii="Arial" w:cs="Arial" w:eastAsia="Arial" w:hAnsi="Arial"/>
-                <w:sz w:val="18"/>
-                <w:szCs w:val="18"/>
-              </w:rPr>
-              <w:t xml:space="preserve">Criteria derived from Julius Meinl's dimensions; the view from Vienna; the hard question is addressed</w:t>
+              <w:keepNext/>
+              <w:spacing w:after="40" w:line="240"/>
+            </w:pPr>
+            <w:r>
+              <w:rPr>
+                <w:rFonts w:ascii="Verdana" w:cs="Verdana" w:eastAsia="Verdana" w:hAnsi="Verdana"/>
+                <w:sz w:val="16"/>
+                <w:szCs w:val="16"/>
+              </w:rPr>
+              <w:t xml:space="preserve">Common criteria applied unchanged; the view from Vienna; the hard question is addressed</w:t>
             </w:r>
           </w:p>
         </w:tc>
@@ -6202,13 +9005,14 @@
           </w:tcPr>
           <w:p>
             <w:pPr>
-              <w:spacing w:after="40" w:line="240"/>
-            </w:pPr>
-            <w:r>
-              <w:rPr>
-                <w:rFonts w:ascii="Arial" w:cs="Arial" w:eastAsia="Arial" w:hAnsi="Arial"/>
-                <w:sz w:val="18"/>
-                <w:szCs w:val="18"/>
+              <w:keepNext/>
+              <w:spacing w:after="40" w:line="240"/>
+            </w:pPr>
+            <w:r>
+              <w:rPr>
+                <w:rFonts w:ascii="Verdana" w:cs="Verdana" w:eastAsia="Verdana" w:hAnsi="Verdana"/>
+                <w:sz w:val="16"/>
+                <w:szCs w:val="16"/>
               </w:rPr>
               <w:t xml:space="preserve">15 %</w:t>
             </w:r>
@@ -6238,15 +9042,16 @@
           </w:tcPr>
           <w:p>
             <w:pPr>
-              <w:spacing w:after="40" w:line="240"/>
-            </w:pPr>
-            <w:r>
-              <w:rPr>
-                <w:rFonts w:ascii="Arial" w:cs="Arial" w:eastAsia="Arial" w:hAnsi="Arial"/>
+              <w:keepNext/>
+              <w:spacing w:after="40" w:line="240"/>
+            </w:pPr>
+            <w:r>
+              <w:rPr>
+                <w:rFonts w:ascii="Verdana" w:cs="Verdana" w:eastAsia="Verdana" w:hAnsi="Verdana"/>
                 <w:b/>
                 <w:bCs/>
-                <w:sz w:val="18"/>
-                <w:szCs w:val="18"/>
+                <w:sz w:val="16"/>
+                <w:szCs w:val="16"/>
               </w:rPr>
               <w:t xml:space="preserve">Data quality and documentation</w:t>
             </w:r>
@@ -6271,13 +9076,14 @@
           </w:tcPr>
           <w:p>
             <w:pPr>
-              <w:spacing w:after="40" w:line="240"/>
-            </w:pPr>
-            <w:r>
-              <w:rPr>
-                <w:rFonts w:ascii="Arial" w:cs="Arial" w:eastAsia="Arial" w:hAnsi="Arial"/>
-                <w:sz w:val="18"/>
-                <w:szCs w:val="18"/>
+              <w:keepNext/>
+              <w:spacing w:after="40" w:line="240"/>
+            </w:pPr>
+            <w:r>
+              <w:rPr>
+                <w:rFonts w:ascii="Verdana" w:cs="Verdana" w:eastAsia="Verdana" w:hAnsi="Verdana"/>
+                <w:sz w:val="16"/>
+                <w:szCs w:val="16"/>
               </w:rPr>
               <w:t xml:space="preserve">Named sources, years and units; missing data handled openly; everything traceable</w:t>
             </w:r>
@@ -6302,13 +9108,14 @@
           </w:tcPr>
           <w:p>
             <w:pPr>
-              <w:spacing w:after="40" w:line="240"/>
-            </w:pPr>
-            <w:r>
-              <w:rPr>
-                <w:rFonts w:ascii="Arial" w:cs="Arial" w:eastAsia="Arial" w:hAnsi="Arial"/>
-                <w:sz w:val="18"/>
-                <w:szCs w:val="18"/>
+              <w:keepNext/>
+              <w:spacing w:after="40" w:line="240"/>
+            </w:pPr>
+            <w:r>
+              <w:rPr>
+                <w:rFonts w:ascii="Verdana" w:cs="Verdana" w:eastAsia="Verdana" w:hAnsi="Verdana"/>
+                <w:sz w:val="16"/>
+                <w:szCs w:val="16"/>
               </w:rPr>
               <w:t xml:space="preserve">15 %</w:t>
             </w:r>
@@ -6337,15 +9144,16 @@
           </w:tcPr>
           <w:p>
             <w:pPr>
-              <w:spacing w:after="40" w:line="240"/>
-            </w:pPr>
-            <w:r>
-              <w:rPr>
-                <w:rFonts w:ascii="Arial" w:cs="Arial" w:eastAsia="Arial" w:hAnsi="Arial"/>
+              <w:keepNext/>
+              <w:spacing w:after="40" w:line="240"/>
+            </w:pPr>
+            <w:r>
+              <w:rPr>
+                <w:rFonts w:ascii="Verdana" w:cs="Verdana" w:eastAsia="Verdana" w:hAnsi="Verdana"/>
                 <w:b/>
                 <w:bCs/>
-                <w:sz w:val="18"/>
-                <w:szCs w:val="18"/>
+                <w:sz w:val="16"/>
+                <w:szCs w:val="16"/>
               </w:rPr>
               <w:t xml:space="preserve">Method</w:t>
             </w:r>
@@ -6369,13 +9177,14 @@
           </w:tcPr>
           <w:p>
             <w:pPr>
-              <w:spacing w:after="40" w:line="240"/>
-            </w:pPr>
-            <w:r>
-              <w:rPr>
-                <w:rFonts w:ascii="Arial" w:cs="Arial" w:eastAsia="Arial" w:hAnsi="Arial"/>
-                <w:sz w:val="18"/>
-                <w:szCs w:val="18"/>
+              <w:keepNext/>
+              <w:spacing w:after="40" w:line="240"/>
+            </w:pPr>
+            <w:r>
+              <w:rPr>
+                <w:rFonts w:ascii="Verdana" w:cs="Verdana" w:eastAsia="Verdana" w:hAnsi="Verdana"/>
+                <w:sz w:val="16"/>
+                <w:szCs w:val="16"/>
               </w:rPr>
               <w:t xml:space="preserve">Tool from Presentation 1 applied correctly; normalisation and weights justified; model reproducible in Excel</w:t>
             </w:r>
@@ -6399,13 +9208,14 @@
           </w:tcPr>
           <w:p>
             <w:pPr>
-              <w:spacing w:after="40" w:line="240"/>
-            </w:pPr>
-            <w:r>
-              <w:rPr>
-                <w:rFonts w:ascii="Arial" w:cs="Arial" w:eastAsia="Arial" w:hAnsi="Arial"/>
-                <w:sz w:val="18"/>
-                <w:szCs w:val="18"/>
+              <w:keepNext/>
+              <w:spacing w:after="40" w:line="240"/>
+            </w:pPr>
+            <w:r>
+              <w:rPr>
+                <w:rFonts w:ascii="Verdana" w:cs="Verdana" w:eastAsia="Verdana" w:hAnsi="Verdana"/>
+                <w:sz w:val="16"/>
+                <w:szCs w:val="16"/>
               </w:rPr>
               <w:t xml:space="preserve">20 %</w:t>
             </w:r>
@@ -6435,15 +9245,16 @@
           </w:tcPr>
           <w:p>
             <w:pPr>
-              <w:spacing w:after="40" w:line="240"/>
-            </w:pPr>
-            <w:r>
-              <w:rPr>
-                <w:rFonts w:ascii="Arial" w:cs="Arial" w:eastAsia="Arial" w:hAnsi="Arial"/>
+              <w:keepNext/>
+              <w:spacing w:after="40" w:line="240"/>
+            </w:pPr>
+            <w:r>
+              <w:rPr>
+                <w:rFonts w:ascii="Verdana" w:cs="Verdana" w:eastAsia="Verdana" w:hAnsi="Verdana"/>
                 <w:b/>
                 <w:bCs/>
-                <w:sz w:val="18"/>
-                <w:szCs w:val="18"/>
+                <w:sz w:val="16"/>
+                <w:szCs w:val="16"/>
               </w:rPr>
               <w:t xml:space="preserve">Robustness</w:t>
             </w:r>
@@ -6468,15 +9279,16 @@
           </w:tcPr>
           <w:p>
             <w:pPr>
-              <w:spacing w:after="40" w:line="240"/>
-            </w:pPr>
-            <w:r>
-              <w:rPr>
-                <w:rFonts w:ascii="Arial" w:cs="Arial" w:eastAsia="Arial" w:hAnsi="Arial"/>
-                <w:sz w:val="18"/>
-                <w:szCs w:val="18"/>
-              </w:rPr>
-              <w:t xml:space="preserve">At least three tests; honest reading of what they show</w:t>
+              <w:keepNext/>
+              <w:spacing w:after="40" w:line="240"/>
+            </w:pPr>
+            <w:r>
+              <w:rPr>
+                <w:rFonts w:ascii="Verdana" w:cs="Verdana" w:eastAsia="Verdana" w:hAnsi="Verdana"/>
+                <w:sz w:val="16"/>
+                <w:szCs w:val="16"/>
+              </w:rPr>
+              <w:t xml:space="preserve">All four alternative weight sets run correctly; honest reading of what they show</w:t>
             </w:r>
           </w:p>
         </w:tc>
@@ -6499,13 +9311,14 @@
           </w:tcPr>
           <w:p>
             <w:pPr>
-              <w:spacing w:after="40" w:line="240"/>
-            </w:pPr>
-            <w:r>
-              <w:rPr>
-                <w:rFonts w:ascii="Arial" w:cs="Arial" w:eastAsia="Arial" w:hAnsi="Arial"/>
-                <w:sz w:val="18"/>
-                <w:szCs w:val="18"/>
+              <w:keepNext/>
+              <w:spacing w:after="40" w:line="240"/>
+            </w:pPr>
+            <w:r>
+              <w:rPr>
+                <w:rFonts w:ascii="Verdana" w:cs="Verdana" w:eastAsia="Verdana" w:hAnsi="Verdana"/>
+                <w:sz w:val="16"/>
+                <w:szCs w:val="16"/>
               </w:rPr>
               <w:t xml:space="preserve">15 %</w:t>
             </w:r>
@@ -6534,15 +9347,16 @@
           </w:tcPr>
           <w:p>
             <w:pPr>
-              <w:spacing w:after="40" w:line="240"/>
-            </w:pPr>
-            <w:r>
-              <w:rPr>
-                <w:rFonts w:ascii="Arial" w:cs="Arial" w:eastAsia="Arial" w:hAnsi="Arial"/>
+              <w:keepNext/>
+              <w:spacing w:after="40" w:line="240"/>
+            </w:pPr>
+            <w:r>
+              <w:rPr>
+                <w:rFonts w:ascii="Verdana" w:cs="Verdana" w:eastAsia="Verdana" w:hAnsi="Verdana"/>
                 <w:b/>
                 <w:bCs/>
-                <w:sz w:val="18"/>
-                <w:szCs w:val="18"/>
+                <w:sz w:val="16"/>
+                <w:szCs w:val="16"/>
               </w:rPr>
               <w:t xml:space="preserve">Insight and recommendation</w:t>
             </w:r>
@@ -6566,15 +9380,16 @@
           </w:tcPr>
           <w:p>
             <w:pPr>
-              <w:spacing w:after="40" w:line="240"/>
-            </w:pPr>
-            <w:r>
-              <w:rPr>
-                <w:rFonts w:ascii="Arial" w:cs="Arial" w:eastAsia="Arial" w:hAnsi="Arial"/>
-                <w:sz w:val="18"/>
-                <w:szCs w:val="18"/>
-              </w:rPr>
-              <w:t xml:space="preserve">Clear and actionable; says what not to do; states uncertainty; Part B adds real competitor insight</w:t>
+              <w:keepNext/>
+              <w:spacing w:after="40" w:line="240"/>
+            </w:pPr>
+            <w:r>
+              <w:rPr>
+                <w:rFonts w:ascii="Verdana" w:cs="Verdana" w:eastAsia="Verdana" w:hAnsi="Verdana"/>
+                <w:sz w:val="16"/>
+                <w:szCs w:val="16"/>
+              </w:rPr>
+              <w:t xml:space="preserve">Clear recommendation for your country; says what not to do; states uncertainty; Part B adds real industry insight</w:t>
             </w:r>
           </w:p>
         </w:tc>
@@ -6596,13 +9411,14 @@
           </w:tcPr>
           <w:p>
             <w:pPr>
-              <w:spacing w:after="40" w:line="240"/>
-            </w:pPr>
-            <w:r>
-              <w:rPr>
-                <w:rFonts w:ascii="Arial" w:cs="Arial" w:eastAsia="Arial" w:hAnsi="Arial"/>
-                <w:sz w:val="18"/>
-                <w:szCs w:val="18"/>
+              <w:keepNext/>
+              <w:spacing w:after="40" w:line="240"/>
+            </w:pPr>
+            <w:r>
+              <w:rPr>
+                <w:rFonts w:ascii="Verdana" w:cs="Verdana" w:eastAsia="Verdana" w:hAnsi="Verdana"/>
+                <w:sz w:val="16"/>
+                <w:szCs w:val="16"/>
               </w:rPr>
               <w:t xml:space="preserve">20 %</w:t>
             </w:r>
@@ -6632,15 +9448,16 @@
           </w:tcPr>
           <w:p>
             <w:pPr>
-              <w:spacing w:after="40" w:line="240"/>
-            </w:pPr>
-            <w:r>
-              <w:rPr>
-                <w:rFonts w:ascii="Arial" w:cs="Arial" w:eastAsia="Arial" w:hAnsi="Arial"/>
+              <w:keepNext w:val="false"/>
+              <w:spacing w:after="40" w:line="240"/>
+            </w:pPr>
+            <w:r>
+              <w:rPr>
+                <w:rFonts w:ascii="Verdana" w:cs="Verdana" w:eastAsia="Verdana" w:hAnsi="Verdana"/>
                 <w:b/>
                 <w:bCs/>
-                <w:sz w:val="18"/>
-                <w:szCs w:val="18"/>
+                <w:sz w:val="16"/>
+                <w:szCs w:val="16"/>
               </w:rPr>
               <w:t xml:space="preserve">Presentation and Excel</w:t>
             </w:r>
@@ -6665,13 +9482,14 @@
           </w:tcPr>
           <w:p>
             <w:pPr>
-              <w:spacing w:after="40" w:line="240"/>
-            </w:pPr>
-            <w:r>
-              <w:rPr>
-                <w:rFonts w:ascii="Arial" w:cs="Arial" w:eastAsia="Arial" w:hAnsi="Arial"/>
-                <w:sz w:val="18"/>
-                <w:szCs w:val="18"/>
+              <w:keepNext w:val="false"/>
+              <w:spacing w:after="40" w:line="240"/>
+            </w:pPr>
+            <w:r>
+              <w:rPr>
+                <w:rFonts w:ascii="Verdana" w:cs="Verdana" w:eastAsia="Verdana" w:hAnsi="Verdana"/>
+                <w:sz w:val="16"/>
+                <w:szCs w:val="16"/>
               </w:rPr>
               <w:t xml:space="preserve">Structure, timing, visuals, answers to questions; clear workbook</w:t>
             </w:r>
@@ -6696,13 +9514,14 @@
           </w:tcPr>
           <w:p>
             <w:pPr>
-              <w:spacing w:after="40" w:line="240"/>
-            </w:pPr>
-            <w:r>
-              <w:rPr>
-                <w:rFonts w:ascii="Arial" w:cs="Arial" w:eastAsia="Arial" w:hAnsi="Arial"/>
-                <w:sz w:val="18"/>
-                <w:szCs w:val="18"/>
+              <w:keepNext w:val="false"/>
+              <w:spacing w:after="40" w:line="240"/>
+            </w:pPr>
+            <w:r>
+              <w:rPr>
+                <w:rFonts w:ascii="Verdana" w:cs="Verdana" w:eastAsia="Verdana" w:hAnsi="Verdana"/>
+                <w:sz w:val="16"/>
+                <w:szCs w:val="16"/>
               </w:rPr>
               <w:t xml:space="preserve">15 %</w:t>
             </w:r>
@@ -6717,7 +9536,7 @@
       </w:pPr>
       <w:r>
         <w:rPr>
-          <w:rFonts w:ascii="Arial" w:cs="Arial" w:eastAsia="Arial" w:hAnsi="Arial"/>
+          <w:rFonts w:ascii="Verdana" w:cs="Verdana" w:eastAsia="Verdana" w:hAnsi="Verdana"/>
         </w:rPr>
         <w:t xml:space="preserve">12  Timeline and coaching</w:t>
       </w:r>
@@ -6762,16 +9581,17 @@
           </w:tcPr>
           <w:p>
             <w:pPr>
-              <w:spacing w:after="40" w:line="240"/>
-            </w:pPr>
-            <w:r>
-              <w:rPr>
-                <w:rFonts w:ascii="Arial" w:cs="Arial" w:eastAsia="Arial" w:hAnsi="Arial"/>
+              <w:keepNext/>
+              <w:spacing w:after="40" w:line="240"/>
+            </w:pPr>
+            <w:r>
+              <w:rPr>
+                <w:rFonts w:ascii="Verdana" w:cs="Verdana" w:eastAsia="Verdana" w:hAnsi="Verdana"/>
                 <w:b/>
                 <w:bCs/>
                 <w:color w:val="FFFFFF"/>
-                <w:sz w:val="18"/>
-                <w:szCs w:val="18"/>
+                <w:sz w:val="16"/>
+                <w:szCs w:val="16"/>
               </w:rPr>
               <w:t xml:space="preserve">When</w:t>
             </w:r>
@@ -6796,16 +9616,17 @@
           </w:tcPr>
           <w:p>
             <w:pPr>
-              <w:spacing w:after="40" w:line="240"/>
-            </w:pPr>
-            <w:r>
-              <w:rPr>
-                <w:rFonts w:ascii="Arial" w:cs="Arial" w:eastAsia="Arial" w:hAnsi="Arial"/>
+              <w:keepNext/>
+              <w:spacing w:after="40" w:line="240"/>
+            </w:pPr>
+            <w:r>
+              <w:rPr>
+                <w:rFonts w:ascii="Verdana" w:cs="Verdana" w:eastAsia="Verdana" w:hAnsi="Verdana"/>
                 <w:b/>
                 <w:bCs/>
                 <w:color w:val="FFFFFF"/>
-                <w:sz w:val="18"/>
-                <w:szCs w:val="18"/>
+                <w:sz w:val="16"/>
+                <w:szCs w:val="16"/>
               </w:rPr>
               <w:t xml:space="preserve">What</w:t>
             </w:r>
@@ -6834,15 +9655,16 @@
           </w:tcPr>
           <w:p>
             <w:pPr>
-              <w:spacing w:after="40" w:line="240"/>
-            </w:pPr>
-            <w:r>
-              <w:rPr>
-                <w:rFonts w:ascii="Arial" w:cs="Arial" w:eastAsia="Arial" w:hAnsi="Arial"/>
+              <w:keepNext/>
+              <w:spacing w:after="40" w:line="240"/>
+            </w:pPr>
+            <w:r>
+              <w:rPr>
+                <w:rFonts w:ascii="Verdana" w:cs="Verdana" w:eastAsia="Verdana" w:hAnsi="Verdana"/>
                 <w:b/>
                 <w:bCs/>
-                <w:sz w:val="18"/>
-                <w:szCs w:val="18"/>
+                <w:sz w:val="16"/>
+                <w:szCs w:val="16"/>
               </w:rPr>
               <w:t xml:space="preserve">Before session 3</w:t>
             </w:r>
@@ -6866,15 +9688,16 @@
           </w:tcPr>
           <w:p>
             <w:pPr>
-              <w:spacing w:after="40" w:line="240"/>
-            </w:pPr>
-            <w:r>
-              <w:rPr>
-                <w:rFonts w:ascii="Arial" w:cs="Arial" w:eastAsia="Arial" w:hAnsi="Arial"/>
-                <w:sz w:val="18"/>
-                <w:szCs w:val="18"/>
-              </w:rPr>
-              <w:t xml:space="preserve">Draft criteria framework; data plan; first data for at least three indicators; weighting method chosen</w:t>
+              <w:keepNext/>
+              <w:spacing w:after="40" w:line="240"/>
+            </w:pPr>
+            <w:r>
+              <w:rPr>
+                <w:rFonts w:ascii="Verdana" w:cs="Verdana" w:eastAsia="Verdana" w:hAnsi="Verdana"/>
+                <w:sz w:val="16"/>
+                <w:szCs w:val="16"/>
+              </w:rPr>
+              <w:t xml:space="preserve">PESTEL indicator sheet with shortlist; data plan for your country; weighting method chosen</w:t>
             </w:r>
           </w:p>
         </w:tc>
@@ -6902,15 +9725,16 @@
           </w:tcPr>
           <w:p>
             <w:pPr>
-              <w:spacing w:after="40" w:line="240"/>
-            </w:pPr>
-            <w:r>
-              <w:rPr>
-                <w:rFonts w:ascii="Arial" w:cs="Arial" w:eastAsia="Arial" w:hAnsi="Arial"/>
+              <w:keepNext/>
+              <w:spacing w:after="40" w:line="240"/>
+            </w:pPr>
+            <w:r>
+              <w:rPr>
+                <w:rFonts w:ascii="Verdana" w:cs="Verdana" w:eastAsia="Verdana" w:hAnsi="Verdana"/>
                 <w:b/>
                 <w:bCs/>
-                <w:sz w:val="18"/>
-                <w:szCs w:val="18"/>
+                <w:sz w:val="16"/>
+                <w:szCs w:val="16"/>
               </w:rPr>
               <w:t xml:space="preserve">Session 3</w:t>
             </w:r>
@@ -6935,15 +9759,16 @@
           </w:tcPr>
           <w:p>
             <w:pPr>
-              <w:spacing w:after="40" w:line="240"/>
-            </w:pPr>
-            <w:r>
-              <w:rPr>
-                <w:rFonts w:ascii="Arial" w:cs="Arial" w:eastAsia="Arial" w:hAnsi="Arial"/>
-                <w:sz w:val="18"/>
-                <w:szCs w:val="18"/>
-              </w:rPr>
-              <w:t xml:space="preserve">Progress report (about 5 minutes): criteria, data status, open questions</w:t>
+              <w:keepNext/>
+              <w:spacing w:after="40" w:line="240"/>
+            </w:pPr>
+            <w:r>
+              <w:rPr>
+                <w:rFonts w:ascii="Verdana" w:cs="Verdana" w:eastAsia="Verdana" w:hAnsi="Verdana"/>
+                <w:sz w:val="16"/>
+                <w:szCs w:val="16"/>
+              </w:rPr>
+              <w:t xml:space="preserve">Online Zoom coaching (20 minutes per group): criteria, data status, open questions</w:t>
             </w:r>
           </w:p>
         </w:tc>
@@ -6970,17 +9795,18 @@
           </w:tcPr>
           <w:p>
             <w:pPr>
-              <w:spacing w:after="40" w:line="240"/>
-            </w:pPr>
-            <w:r>
-              <w:rPr>
-                <w:rFonts w:ascii="Arial" w:cs="Arial" w:eastAsia="Arial" w:hAnsi="Arial"/>
+              <w:keepNext/>
+              <w:spacing w:after="40" w:line="240"/>
+            </w:pPr>
+            <w:r>
+              <w:rPr>
+                <w:rFonts w:ascii="Verdana" w:cs="Verdana" w:eastAsia="Verdana" w:hAnsi="Verdana"/>
                 <w:b/>
                 <w:bCs/>
-                <w:sz w:val="18"/>
-                <w:szCs w:val="18"/>
-              </w:rPr>
-              <w:t xml:space="preserve">Before session 4</w:t>
+                <w:sz w:val="16"/>
+                <w:szCs w:val="16"/>
+              </w:rPr>
+              <w:t xml:space="preserve">After session 3</w:t>
             </w:r>
           </w:p>
         </w:tc>
@@ -7002,15 +9828,25 @@
           </w:tcPr>
           <w:p>
             <w:pPr>
-              <w:spacing w:after="40" w:line="240"/>
-            </w:pPr>
-            <w:r>
-              <w:rPr>
-                <w:rFonts w:ascii="Arial" w:cs="Arial" w:eastAsia="Arial" w:hAnsi="Arial"/>
-                <w:sz w:val="18"/>
-                <w:szCs w:val="18"/>
-              </w:rPr>
-              <w:t xml:space="preserve">Complete data, normalisation, weights, first ranking</w:t>
+              <w:keepNext/>
+              <w:spacing w:after="40" w:line="240"/>
+            </w:pPr>
+            <w:r>
+              <w:rPr>
+                <w:rFonts w:ascii="Verdana" w:cs="Verdana" w:eastAsia="Verdana" w:hAnsi="Verdana"/>
+                <w:sz w:val="16"/>
+                <w:szCs w:val="16"/>
+              </w:rPr>
+              <w:t xml:space="preserve">Instructor publishes the common criteria and the shared data file </w:t>
+            </w:r>
+            <w:r>
+              <w:rPr>
+                <w:rFonts w:ascii="Verdana" w:cs="Verdana" w:eastAsia="Verdana" w:hAnsi="Verdana"/>
+                <w:sz w:val="16"/>
+                <w:szCs w:val="16"/>
+                <w:highlight w:val="yellow"/>
+              </w:rPr>
+              <w:t xml:space="preserve">[date]</w:t>
             </w:r>
           </w:p>
         </w:tc>
@@ -7038,17 +9874,18 @@
           </w:tcPr>
           <w:p>
             <w:pPr>
-              <w:spacing w:after="40" w:line="240"/>
-            </w:pPr>
-            <w:r>
-              <w:rPr>
-                <w:rFonts w:ascii="Arial" w:cs="Arial" w:eastAsia="Arial" w:hAnsi="Arial"/>
+              <w:keepNext/>
+              <w:spacing w:after="40" w:line="240"/>
+            </w:pPr>
+            <w:r>
+              <w:rPr>
+                <w:rFonts w:ascii="Verdana" w:cs="Verdana" w:eastAsia="Verdana" w:hAnsi="Verdana"/>
                 <w:b/>
                 <w:bCs/>
-                <w:sz w:val="18"/>
-                <w:szCs w:val="18"/>
-              </w:rPr>
-              <w:t xml:space="preserve">Session 4</w:t>
+                <w:sz w:val="16"/>
+                <w:szCs w:val="16"/>
+              </w:rPr>
+              <w:t xml:space="preserve">Before session 4</w:t>
             </w:r>
           </w:p>
         </w:tc>
@@ -7071,15 +9908,16 @@
           </w:tcPr>
           <w:p>
             <w:pPr>
-              <w:spacing w:after="40" w:line="240"/>
-            </w:pPr>
-            <w:r>
-              <w:rPr>
-                <w:rFonts w:ascii="Arial" w:cs="Arial" w:eastAsia="Arial" w:hAnsi="Arial"/>
-                <w:sz w:val="18"/>
-                <w:szCs w:val="18"/>
-              </w:rPr>
-              <w:t xml:space="preserve">Progress report (about 5 minutes): results and first robustness checks</w:t>
+              <w:keepNext/>
+              <w:spacing w:after="40" w:line="240"/>
+            </w:pPr>
+            <w:r>
+              <w:rPr>
+                <w:rFonts w:ascii="Verdana" w:cs="Verdana" w:eastAsia="Verdana" w:hAnsi="Verdana"/>
+                <w:sz w:val="16"/>
+                <w:szCs w:val="16"/>
+              </w:rPr>
+              <w:t xml:space="preserve">Your country's data entered in the shared file; then normalisation, weights, first scores</w:t>
             </w:r>
           </w:p>
         </w:tc>
@@ -7106,17 +9944,18 @@
           </w:tcPr>
           <w:p>
             <w:pPr>
-              <w:spacing w:after="40" w:line="240"/>
-            </w:pPr>
-            <w:r>
-              <w:rPr>
-                <w:rFonts w:ascii="Arial" w:cs="Arial" w:eastAsia="Arial" w:hAnsi="Arial"/>
+              <w:keepNext/>
+              <w:spacing w:after="40" w:line="240"/>
+            </w:pPr>
+            <w:r>
+              <w:rPr>
+                <w:rFonts w:ascii="Verdana" w:cs="Verdana" w:eastAsia="Verdana" w:hAnsi="Verdana"/>
                 <w:b/>
                 <w:bCs/>
-                <w:sz w:val="18"/>
-                <w:szCs w:val="18"/>
-              </w:rPr>
-              <w:t xml:space="preserve">Between sessions 4 and 5</w:t>
+                <w:sz w:val="16"/>
+                <w:szCs w:val="16"/>
+              </w:rPr>
+              <w:t xml:space="preserve">Session 4</w:t>
             </w:r>
           </w:p>
         </w:tc>
@@ -7138,24 +9977,16 @@
           </w:tcPr>
           <w:p>
             <w:pPr>
-              <w:spacing w:after="40" w:line="240"/>
-            </w:pPr>
-            <w:r>
-              <w:rPr>
-                <w:rFonts w:ascii="Arial" w:cs="Arial" w:eastAsia="Arial" w:hAnsi="Arial"/>
-                <w:sz w:val="18"/>
-                <w:szCs w:val="18"/>
-              </w:rPr>
-              <w:t xml:space="preserve">Finish robustness and recommendation; Part B; rehearse; submit the files by </w:t>
-            </w:r>
-            <w:r>
-              <w:rPr>
-                <w:rFonts w:ascii="Arial" w:cs="Arial" w:eastAsia="Arial" w:hAnsi="Arial"/>
-                <w:sz w:val="18"/>
-                <w:szCs w:val="18"/>
-                <w:highlight w:val="yellow"/>
-              </w:rPr>
-              <w:t xml:space="preserve">[deadline]</w:t>
+              <w:keepNext/>
+              <w:spacing w:after="40" w:line="240"/>
+            </w:pPr>
+            <w:r>
+              <w:rPr>
+                <w:rFonts w:ascii="Verdana" w:cs="Verdana" w:eastAsia="Verdana" w:hAnsi="Verdana"/>
+                <w:sz w:val="16"/>
+                <w:szCs w:val="16"/>
+              </w:rPr>
+              <w:t xml:space="preserve">Online Zoom coaching (20 minutes per group): results and first robustness checks</w:t>
             </w:r>
           </w:p>
         </w:tc>
@@ -7183,15 +10014,95 @@
           </w:tcPr>
           <w:p>
             <w:pPr>
-              <w:spacing w:after="40" w:line="240"/>
-            </w:pPr>
-            <w:r>
-              <w:rPr>
-                <w:rFonts w:ascii="Arial" w:cs="Arial" w:eastAsia="Arial" w:hAnsi="Arial"/>
+              <w:keepNext/>
+              <w:spacing w:after="40" w:line="240"/>
+            </w:pPr>
+            <w:r>
+              <w:rPr>
+                <w:rFonts w:ascii="Verdana" w:cs="Verdana" w:eastAsia="Verdana" w:hAnsi="Verdana"/>
                 <w:b/>
                 <w:bCs/>
-                <w:sz w:val="18"/>
-                <w:szCs w:val="18"/>
+                <w:sz w:val="16"/>
+                <w:szCs w:val="16"/>
+              </w:rPr>
+              <w:t xml:space="preserve">Between sessions 4 and 5</w:t>
+            </w:r>
+          </w:p>
+        </w:tc>
+        <w:tc>
+          <w:tcPr>
+            <w:tcW w:type="dxa" w:w="6772"/>
+            <w:tcBorders>
+              <w:top w:val="single" w:color="BFBFBF" w:sz="4"/>
+              <w:left w:val="single" w:color="BFBFBF" w:sz="4"/>
+              <w:bottom w:val="single" w:color="BFBFBF" w:sz="4"/>
+              <w:right w:val="single" w:color="BFBFBF" w:sz="4"/>
+            </w:tcBorders>
+            <w:shd w:fill="F2F2F2" w:color="auto" w:val="clear"/>
+            <w:tcMar>
+              <w:top w:type="dxa" w:w="60"/>
+              <w:left w:type="dxa" w:w="100"/>
+              <w:bottom w:type="dxa" w:w="40"/>
+              <w:right w:type="dxa" w:w="100"/>
+            </w:tcMar>
+          </w:tcPr>
+          <w:p>
+            <w:pPr>
+              <w:keepNext/>
+              <w:spacing w:after="40" w:line="240"/>
+            </w:pPr>
+            <w:r>
+              <w:rPr>
+                <w:rFonts w:ascii="Verdana" w:cs="Verdana" w:eastAsia="Verdana" w:hAnsi="Verdana"/>
+                <w:sz w:val="16"/>
+                <w:szCs w:val="16"/>
+              </w:rPr>
+              <w:t xml:space="preserve">Finish robustness and your recommendation; Part B; rehearse; submit the files by </w:t>
+            </w:r>
+            <w:r>
+              <w:rPr>
+                <w:rFonts w:ascii="Verdana" w:cs="Verdana" w:eastAsia="Verdana" w:hAnsi="Verdana"/>
+                <w:sz w:val="16"/>
+                <w:szCs w:val="16"/>
+                <w:highlight w:val="yellow"/>
+              </w:rPr>
+              <w:t xml:space="preserve">[deadline]</w:t>
+            </w:r>
+          </w:p>
+        </w:tc>
+      </w:tr>
+      <w:tr>
+        <w:trPr>
+          <w:cantSplit/>
+        </w:trPr>
+        <w:tc>
+          <w:tcPr>
+            <w:tcW w:type="dxa" w:w="2300"/>
+            <w:tcBorders>
+              <w:top w:val="single" w:color="BFBFBF" w:sz="4"/>
+              <w:left w:val="single" w:color="BFBFBF" w:sz="4"/>
+              <w:bottom w:val="single" w:color="BFBFBF" w:sz="4"/>
+              <w:right w:val="single" w:color="BFBFBF" w:sz="4"/>
+            </w:tcBorders>
+            <w:tcMar>
+              <w:top w:type="dxa" w:w="60"/>
+              <w:left w:type="dxa" w:w="100"/>
+              <w:bottom w:type="dxa" w:w="40"/>
+              <w:right w:type="dxa" w:w="100"/>
+            </w:tcMar>
+          </w:tcPr>
+          <w:p>
+            <w:pPr>
+              <w:keepNext w:val="false"/>
+              <w:spacing w:after="40" w:line="240"/>
+            </w:pPr>
+            <w:r>
+              <w:rPr>
+                <w:rFonts w:ascii="Verdana" w:cs="Verdana" w:eastAsia="Verdana" w:hAnsi="Verdana"/>
+                <w:b/>
+                <w:bCs/>
+                <w:sz w:val="16"/>
+                <w:szCs w:val="16"/>
               </w:rPr>
               <w:t xml:space="preserve">Session 5</w:t>
             </w:r>
@@ -7206,23 +10117,23 @@
               <w:bottom w:val="single" w:color="BFBFBF" w:sz="4"/>
               <w:right w:val="single" w:color="BFBFBF" w:sz="4"/>
             </w:tcBorders>
-            <w:shd w:fill="F2F2F2" w:color="auto" w:val="clear"/>
-            <w:tcMar>
-              <w:top w:type="dxa" w:w="60"/>
-              <w:left w:type="dxa" w:w="100"/>
-              <w:bottom w:type="dxa" w:w="40"/>
-              <w:right w:type="dxa" w:w="100"/>
-            </w:tcMar>
-          </w:tcPr>
-          <w:p>
-            <w:pPr>
-              <w:spacing w:after="40" w:line="240"/>
-            </w:pPr>
-            <w:r>
-              <w:rPr>
-                <w:rFonts w:ascii="Arial" w:cs="Arial" w:eastAsia="Arial" w:hAnsi="Arial"/>
-                <w:sz w:val="18"/>
-                <w:szCs w:val="18"/>
+            <w:tcMar>
+              <w:top w:type="dxa" w:w="60"/>
+              <w:left w:type="dxa" w:w="100"/>
+              <w:bottom w:type="dxa" w:w="40"/>
+              <w:right w:type="dxa" w:w="100"/>
+            </w:tcMar>
+          </w:tcPr>
+          <w:p>
+            <w:pPr>
+              <w:keepNext w:val="false"/>
+              <w:spacing w:after="40" w:line="240"/>
+            </w:pPr>
+            <w:r>
+              <w:rPr>
+                <w:rFonts w:ascii="Verdana" w:cs="Verdana" w:eastAsia="Verdana" w:hAnsi="Verdana"/>
+                <w:sz w:val="16"/>
+                <w:szCs w:val="16"/>
               </w:rPr>
               <w:t xml:space="preserve">Midterm presentation</w:t>
             </w:r>
@@ -7237,7 +10148,7 @@
       </w:pPr>
       <w:r>
         <w:rPr>
-          <w:rFonts w:ascii="Arial" w:cs="Arial" w:eastAsia="Arial" w:hAnsi="Arial"/>
+          <w:rFonts w:ascii="Verdana" w:cs="Verdana" w:eastAsia="Verdana" w:hAnsi="Verdana"/>
         </w:rPr>
         <w:t xml:space="preserve">13  Common pitfalls</w:t>
       </w:r>
@@ -7253,21 +10164,21 @@
       </w:pPr>
       <w:r>
         <w:rPr>
-          <w:rFonts w:ascii="Arial" w:cs="Arial" w:eastAsia="Arial" w:hAnsi="Arial"/>
+          <w:rFonts w:ascii="Verdana" w:cs="Verdana" w:eastAsia="Verdana" w:hAnsi="Verdana"/>
           <w:b/>
           <w:bCs/>
-          <w:sz w:val="22"/>
-          <w:szCs w:val="22"/>
-        </w:rPr>
-        <w:t xml:space="preserve">Too many indicators.</w:t>
-      </w:r>
-      <w:r>
-        <w:rPr>
-          <w:rFonts w:ascii="Arial" w:cs="Arial" w:eastAsia="Arial" w:hAnsi="Arial"/>
-          <w:sz w:val="22"/>
-          <w:szCs w:val="22"/>
-        </w:rPr>
-        <w:t xml:space="preserve"> Twenty indicators hide what matters. Keep to 8 to 14.</w:t>
+          <w:sz w:val="19"/>
+          <w:szCs w:val="19"/>
+        </w:rPr>
+        <w:t xml:space="preserve">Changing the common criteria.</w:t>
+      </w:r>
+      <w:r>
+        <w:rPr>
+          <w:rFonts w:ascii="Verdana" w:cs="Verdana" w:eastAsia="Verdana" w:hAnsi="Verdana"/>
+          <w:sz w:val="19"/>
+          <w:szCs w:val="19"/>
+        </w:rPr>
+        <w:t xml:space="preserve"> Other groups depend on your data. Keep definitions, units and years as agreed.</w:t>
       </w:r>
     </w:p>
     <w:p>
@@ -7281,19 +10192,19 @@
       </w:pPr>
       <w:r>
         <w:rPr>
-          <w:rFonts w:ascii="Arial" w:cs="Arial" w:eastAsia="Arial" w:hAnsi="Arial"/>
+          <w:rFonts w:ascii="Verdana" w:cs="Verdana" w:eastAsia="Verdana" w:hAnsi="Verdana"/>
           <w:b/>
           <w:bCs/>
-          <w:sz w:val="22"/>
-          <w:szCs w:val="22"/>
+          <w:sz w:val="19"/>
+          <w:szCs w:val="19"/>
         </w:rPr>
         <w:t xml:space="preserve">Double counting.</w:t>
       </w:r>
       <w:r>
         <w:rPr>
-          <w:rFonts w:ascii="Arial" w:cs="Arial" w:eastAsia="Arial" w:hAnsi="Arial"/>
-          <w:sz w:val="22"/>
-          <w:szCs w:val="22"/>
+          <w:rFonts w:ascii="Verdana" w:cs="Verdana" w:eastAsia="Verdana" w:hAnsi="Verdana"/>
+          <w:sz w:val="19"/>
+          <w:szCs w:val="19"/>
         </w:rPr>
         <w:t xml:space="preserve"> GDP, population and imports are strongly correlated.</w:t>
       </w:r>
@@ -7309,19 +10220,19 @@
       </w:pPr>
       <w:r>
         <w:rPr>
-          <w:rFonts w:ascii="Arial" w:cs="Arial" w:eastAsia="Arial" w:hAnsi="Arial"/>
+          <w:rFonts w:ascii="Verdana" w:cs="Verdana" w:eastAsia="Verdana" w:hAnsi="Verdana"/>
           <w:b/>
           <w:bCs/>
-          <w:sz w:val="22"/>
-          <w:szCs w:val="22"/>
+          <w:sz w:val="19"/>
+          <w:szCs w:val="19"/>
         </w:rPr>
         <w:t xml:space="preserve">Min-max with six countries.</w:t>
       </w:r>
       <w:r>
         <w:rPr>
-          <w:rFonts w:ascii="Arial" w:cs="Arial" w:eastAsia="Arial" w:hAnsi="Arial"/>
-          <w:sz w:val="22"/>
-          <w:szCs w:val="22"/>
+          <w:rFonts w:ascii="Verdana" w:cs="Verdana" w:eastAsia="Verdana" w:hAnsi="Verdana"/>
+          <w:sz w:val="19"/>
+          <w:szCs w:val="19"/>
         </w:rPr>
         <w:t xml:space="preserve"> It stretches tiny differences. Show a second normalisation.</w:t>
       </w:r>
@@ -7337,19 +10248,19 @@
       </w:pPr>
       <w:r>
         <w:rPr>
-          <w:rFonts w:ascii="Arial" w:cs="Arial" w:eastAsia="Arial" w:hAnsi="Arial"/>
+          <w:rFonts w:ascii="Verdana" w:cs="Verdana" w:eastAsia="Verdana" w:hAnsi="Verdana"/>
           <w:b/>
           <w:bCs/>
-          <w:sz w:val="22"/>
-          <w:szCs w:val="22"/>
+          <w:sz w:val="19"/>
+          <w:szCs w:val="19"/>
         </w:rPr>
         <w:t xml:space="preserve">Mixed years, units or totals and per-capita values.</w:t>
       </w:r>
       <w:r>
         <w:rPr>
-          <w:rFonts w:ascii="Arial" w:cs="Arial" w:eastAsia="Arial" w:hAnsi="Arial"/>
-          <w:sz w:val="22"/>
-          <w:szCs w:val="22"/>
+          <w:rFonts w:ascii="Verdana" w:cs="Verdana" w:eastAsia="Verdana" w:hAnsi="Verdana"/>
+          <w:sz w:val="19"/>
+          <w:szCs w:val="19"/>
         </w:rPr>
         <w:t xml:space="preserve"> Fix them in the data sheet before scoring.</w:t>
       </w:r>
@@ -7365,21 +10276,21 @@
       </w:pPr>
       <w:r>
         <w:rPr>
-          <w:rFonts w:ascii="Arial" w:cs="Arial" w:eastAsia="Arial" w:hAnsi="Arial"/>
+          <w:rFonts w:ascii="Verdana" w:cs="Verdana" w:eastAsia="Verdana" w:hAnsi="Verdana"/>
           <w:b/>
           <w:bCs/>
-          <w:sz w:val="22"/>
-          <w:szCs w:val="22"/>
+          <w:sz w:val="19"/>
+          <w:szCs w:val="19"/>
         </w:rPr>
         <w:t xml:space="preserve">Weights that reproduce the ranking you expected.</w:t>
       </w:r>
       <w:r>
         <w:rPr>
-          <w:rFonts w:ascii="Arial" w:cs="Arial" w:eastAsia="Arial" w:hAnsi="Arial"/>
-          <w:sz w:val="22"/>
-          <w:szCs w:val="22"/>
-        </w:rPr>
-        <w:t xml:space="preserve"> Fix and document weights before you see results.</w:t>
+          <w:rFonts w:ascii="Verdana" w:cs="Verdana" w:eastAsia="Verdana" w:hAnsi="Verdana"/>
+          <w:sz w:val="19"/>
+          <w:szCs w:val="19"/>
+        </w:rPr>
+        <w:t xml:space="preserve"> Fix and document your weights before you see results.</w:t>
       </w:r>
     </w:p>
     <w:p>
@@ -7393,19 +10304,19 @@
       </w:pPr>
       <w:r>
         <w:rPr>
-          <w:rFonts w:ascii="Arial" w:cs="Arial" w:eastAsia="Arial" w:hAnsi="Arial"/>
+          <w:rFonts w:ascii="Verdana" w:cs="Verdana" w:eastAsia="Verdana" w:hAnsi="Verdana"/>
           <w:b/>
           <w:bCs/>
-          <w:sz w:val="22"/>
-          <w:szCs w:val="22"/>
+          <w:sz w:val="19"/>
+          <w:szCs w:val="19"/>
         </w:rPr>
         <w:t xml:space="preserve">Treating the ranking as the truth.</w:t>
       </w:r>
       <w:r>
         <w:rPr>
-          <w:rFonts w:ascii="Arial" w:cs="Arial" w:eastAsia="Arial" w:hAnsi="Arial"/>
-          <w:sz w:val="22"/>
-          <w:szCs w:val="22"/>
+          <w:rFonts w:ascii="Verdana" w:cs="Verdana" w:eastAsia="Verdana" w:hAnsi="Verdana"/>
+          <w:sz w:val="19"/>
+          <w:szCs w:val="19"/>
         </w:rPr>
         <w:t xml:space="preserve"> Report rank ranges and say what would change the order.</w:t>
       </w:r>
@@ -7421,19 +10332,19 @@
       </w:pPr>
       <w:r>
         <w:rPr>
-          <w:rFonts w:ascii="Arial" w:cs="Arial" w:eastAsia="Arial" w:hAnsi="Arial"/>
+          <w:rFonts w:ascii="Verdana" w:cs="Verdana" w:eastAsia="Verdana" w:hAnsi="Verdana"/>
           <w:b/>
           <w:bCs/>
-          <w:sz w:val="22"/>
-          <w:szCs w:val="22"/>
+          <w:sz w:val="19"/>
+          <w:szCs w:val="19"/>
         </w:rPr>
         <w:t xml:space="preserve">Ignoring Julius Meinl's model.</w:t>
       </w:r>
       <w:r>
         <w:rPr>
-          <w:rFonts w:ascii="Arial" w:cs="Arial" w:eastAsia="Arial" w:hAnsi="Arial"/>
-          <w:sz w:val="22"/>
-          <w:szCs w:val="22"/>
+          <w:rFonts w:ascii="Verdana" w:cs="Verdana" w:eastAsia="Verdana" w:hAnsi="Verdana"/>
+          <w:sz w:val="19"/>
+          <w:szCs w:val="19"/>
         </w:rPr>
         <w:t xml:space="preserve"> A big market without hotels, premium buyers or a feasible partner may not fit.</w:t>
       </w:r>
@@ -7449,11 +10360,11 @@
       </w:pPr>
       <w:r>
         <w:rPr>
-          <w:rFonts w:ascii="Arial" w:cs="Arial" w:eastAsia="Arial" w:hAnsi="Arial"/>
+          <w:rFonts w:ascii="Verdana" w:cs="Verdana" w:eastAsia="Verdana" w:hAnsi="Verdana"/>
           <w:b/>
           <w:bCs/>
-          <w:sz w:val="22"/>
-          <w:szCs w:val="22"/>
+          <w:sz w:val="19"/>
+          <w:szCs w:val="19"/>
         </w:rPr>
         <w:t xml:space="preserve">Unsourced or unchecked AI numbers.</w:t>
       </w:r>
@@ -7469,19 +10380,19 @@
       </w:pPr>
       <w:r>
         <w:rPr>
-          <w:rFonts w:ascii="Arial" w:cs="Arial" w:eastAsia="Arial" w:hAnsi="Arial"/>
+          <w:rFonts w:ascii="Verdana" w:cs="Verdana" w:eastAsia="Verdana" w:hAnsi="Verdana"/>
           <w:b/>
           <w:bCs/>
-          <w:sz w:val="22"/>
-          <w:szCs w:val="22"/>
+          <w:sz w:val="19"/>
+          <w:szCs w:val="19"/>
         </w:rPr>
         <w:t xml:space="preserve">No "what not to do".</w:t>
       </w:r>
       <w:r>
         <w:rPr>
-          <w:rFonts w:ascii="Arial" w:cs="Arial" w:eastAsia="Arial" w:hAnsi="Arial"/>
-          <w:sz w:val="22"/>
-          <w:szCs w:val="22"/>
+          <w:rFonts w:ascii="Verdana" w:cs="Verdana" w:eastAsia="Verdana" w:hAnsi="Verdana"/>
+          <w:sz w:val="19"/>
+          <w:szCs w:val="19"/>
         </w:rPr>
         <w:t xml:space="preserve"> A recommendation includes the countries you would not enter now.</w:t>
       </w:r>
@@ -7490,11 +10401,10 @@
       <w:pPr>
         <w:pStyle w:val="Heading1"/>
         <w:keepNext/>
-        <w:pageBreakBefore/>
-      </w:pPr>
-      <w:r>
-        <w:rPr>
-          <w:rFonts w:ascii="Arial" w:cs="Arial" w:eastAsia="Arial" w:hAnsi="Arial"/>
+      </w:pPr>
+      <w:r>
+        <w:rPr>
+          <w:rFonts w:ascii="Verdana" w:cs="Verdana" w:eastAsia="Verdana" w:hAnsi="Verdana"/>
         </w:rPr>
         <w:t xml:space="preserve">14  Starting resources</w:t>
       </w:r>
@@ -7505,9 +10415,9 @@
       </w:pPr>
       <w:r>
         <w:rPr>
-          <w:rFonts w:ascii="Arial" w:cs="Arial" w:eastAsia="Arial" w:hAnsi="Arial"/>
-          <w:sz w:val="22"/>
-          <w:szCs w:val="22"/>
+          <w:rFonts w:ascii="Verdana" w:cs="Verdana" w:eastAsia="Verdana" w:hAnsi="Verdana"/>
+          <w:sz w:val="19"/>
+          <w:szCs w:val="19"/>
         </w:rPr>
         <w:t xml:space="preserve">Selected from the instructor's background collection of 248 annotated sources: </w:t>
       </w:r>
@@ -7516,11 +10426,11 @@
       <w:pPr>
         <w:spacing w:after="140"/>
       </w:pPr>
-      <w:hyperlink w:history="1" r:id="rIdxv8kpnax2uw--00ubeefi">
+      <w:hyperlink w:history="1" r:id="rIdn1xu0br8ovtr-frc-avdx">
         <w:r>
           <w:rPr>
             <w:rStyle w:val="Hyperlink"/>
-            <w:rFonts w:ascii="Arial" w:cs="Arial" w:eastAsia="Arial" w:hAnsi="Arial"/>
+            <w:rFonts w:ascii="Verdana" w:cs="Verdana" w:eastAsia="Verdana" w:hAnsi="Verdana"/>
             <w:sz w:val="20"/>
             <w:szCs w:val="20"/>
           </w:rPr>
@@ -7531,11 +10441,11 @@
     <w:p>
       <w:pPr>
         <w:keepNext/>
-        <w:spacing w:after="40" w:before="100"/>
-      </w:pPr>
-      <w:r>
-        <w:rPr>
-          <w:rFonts w:ascii="Arial" w:cs="Arial" w:eastAsia="Arial" w:hAnsi="Arial"/>
+        <w:spacing w:after="30" w:before="70"/>
+      </w:pPr>
+      <w:r>
+        <w:rPr>
+          <w:rFonts w:ascii="Verdana" w:cs="Verdana" w:eastAsia="Verdana" w:hAnsi="Verdana"/>
           <w:b/>
           <w:bCs/>
           <w:color w:val="002350"/>
@@ -7552,23 +10462,23 @@
           <w:ilvl w:val="0"/>
           <w:numId w:val="2"/>
         </w:numPr>
-        <w:spacing w:after="30" w:line="240"/>
-      </w:pPr>
-      <w:r>
-        <w:rPr>
-          <w:rFonts w:ascii="Arial" w:cs="Arial" w:eastAsia="Arial" w:hAnsi="Arial"/>
-          <w:sz w:val="18"/>
-          <w:szCs w:val="18"/>
+        <w:spacing w:after="10" w:line="240"/>
+      </w:pPr>
+      <w:r>
+        <w:rPr>
+          <w:rFonts w:ascii="Verdana" w:cs="Verdana" w:eastAsia="Verdana" w:hAnsi="Verdana"/>
+          <w:sz w:val="15"/>
+          <w:szCs w:val="15"/>
         </w:rPr>
         <w:t xml:space="preserve">JRC: 10-step pocket guide to composite indicators (free): </w:t>
       </w:r>
-      <w:hyperlink w:history="1" r:id="rIdtzixxhvadvh5afufhd5qv">
+      <w:hyperlink w:history="1" r:id="rIdvnuzpxz_qb4vmztce-5pc">
         <w:r>
           <w:rPr>
             <w:rStyle w:val="Hyperlink"/>
-            <w:rFonts w:ascii="Arial" w:cs="Arial" w:eastAsia="Arial" w:hAnsi="Arial"/>
-            <w:sz w:val="16"/>
-            <w:szCs w:val="16"/>
+            <w:rFonts w:ascii="Verdana" w:cs="Verdana" w:eastAsia="Verdana" w:hAnsi="Verdana"/>
+            <w:sz w:val="13"/>
+            <w:szCs w:val="13"/>
           </w:rPr>
           <w:t xml:space="preserve">https://knowledge4policy.ec.europa.eu/composite-indicators/toolkit_en/your-10-step-pocket-guide-composite-indicators-scoreboards_en</w:t>
         </w:r>
@@ -7581,23 +10491,23 @@
           <w:ilvl w:val="0"/>
           <w:numId w:val="2"/>
         </w:numPr>
-        <w:spacing w:after="30" w:line="240"/>
-      </w:pPr>
-      <w:r>
-        <w:rPr>
-          <w:rFonts w:ascii="Arial" w:cs="Arial" w:eastAsia="Arial" w:hAnsi="Arial"/>
-          <w:sz w:val="18"/>
-          <w:szCs w:val="18"/>
+        <w:spacing w:after="10" w:line="240"/>
+      </w:pPr>
+      <w:r>
+        <w:rPr>
+          <w:rFonts w:ascii="Verdana" w:cs="Verdana" w:eastAsia="Verdana" w:hAnsi="Verdana"/>
+          <w:sz w:val="15"/>
+          <w:szCs w:val="15"/>
         </w:rPr>
         <w:t xml:space="preserve">OECD/JRC: Handbook on constructing composite indicators (free): </w:t>
       </w:r>
-      <w:hyperlink w:history="1" r:id="rId3dwo6u9iwgbkhqjz1xuto">
+      <w:hyperlink w:history="1" r:id="rIdqc2tor6uxtbepekx-9ivp">
         <w:r>
           <w:rPr>
             <w:rStyle w:val="Hyperlink"/>
-            <w:rFonts w:ascii="Arial" w:cs="Arial" w:eastAsia="Arial" w:hAnsi="Arial"/>
-            <w:sz w:val="16"/>
-            <w:szCs w:val="16"/>
+            <w:rFonts w:ascii="Verdana" w:cs="Verdana" w:eastAsia="Verdana" w:hAnsi="Verdana"/>
+            <w:sz w:val="13"/>
+            <w:szCs w:val="13"/>
           </w:rPr>
           <w:t xml:space="preserve">https://doi.org/10.1787/9789264043466-en</w:t>
         </w:r>
@@ -7610,23 +10520,23 @@
           <w:ilvl w:val="0"/>
           <w:numId w:val="2"/>
         </w:numPr>
-        <w:spacing w:after="30" w:line="240"/>
-      </w:pPr>
-      <w:r>
-        <w:rPr>
-          <w:rFonts w:ascii="Arial" w:cs="Arial" w:eastAsia="Arial" w:hAnsi="Arial"/>
-          <w:sz w:val="18"/>
-          <w:szCs w:val="18"/>
+        <w:spacing w:after="10" w:line="240"/>
+      </w:pPr>
+      <w:r>
+        <w:rPr>
+          <w:rFonts w:ascii="Verdana" w:cs="Verdana" w:eastAsia="Verdana" w:hAnsi="Verdana"/>
+          <w:sz w:val="15"/>
+          <w:szCs w:val="15"/>
         </w:rPr>
         <w:t xml:space="preserve">Greco et al. (2019): weighting and aggregation in composite indices (open access): </w:t>
       </w:r>
-      <w:hyperlink w:history="1" r:id="rIdbkigrqognzy2c-4nxevcb">
+      <w:hyperlink w:history="1" r:id="rIdj4qqwb-xapy-xuwhpr-mg">
         <w:r>
           <w:rPr>
             <w:rStyle w:val="Hyperlink"/>
-            <w:rFonts w:ascii="Arial" w:cs="Arial" w:eastAsia="Arial" w:hAnsi="Arial"/>
-            <w:sz w:val="16"/>
-            <w:szCs w:val="16"/>
+            <w:rFonts w:ascii="Verdana" w:cs="Verdana" w:eastAsia="Verdana" w:hAnsi="Verdana"/>
+            <w:sz w:val="13"/>
+            <w:szCs w:val="13"/>
           </w:rPr>
           <w:t xml:space="preserve">https://doi.org/10.1007/s11205-017-1832-9</w:t>
         </w:r>
@@ -7639,23 +10549,23 @@
           <w:ilvl w:val="0"/>
           <w:numId w:val="2"/>
         </w:numPr>
-        <w:spacing w:after="30" w:line="240"/>
-      </w:pPr>
-      <w:r>
-        <w:rPr>
-          <w:rFonts w:ascii="Arial" w:cs="Arial" w:eastAsia="Arial" w:hAnsi="Arial"/>
-          <w:sz w:val="18"/>
-          <w:szCs w:val="18"/>
+        <w:spacing w:after="10" w:line="240"/>
+      </w:pPr>
+      <w:r>
+        <w:rPr>
+          <w:rFonts w:ascii="Verdana" w:cs="Verdana" w:eastAsia="Verdana" w:hAnsi="Verdana"/>
+          <w:sz w:val="15"/>
+          <w:szCs w:val="15"/>
         </w:rPr>
         <w:t xml:space="preserve">BPMSG: AHP Excel template (free): </w:t>
       </w:r>
-      <w:hyperlink w:history="1" r:id="rIdrzjkfqh-t3mr1ljpgeksn">
+      <w:hyperlink w:history="1" r:id="rIdh1321gictnpdalwvlo4mj">
         <w:r>
           <w:rPr>
             <w:rStyle w:val="Hyperlink"/>
-            <w:rFonts w:ascii="Arial" w:cs="Arial" w:eastAsia="Arial" w:hAnsi="Arial"/>
-            <w:sz w:val="16"/>
-            <w:szCs w:val="16"/>
+            <w:rFonts w:ascii="Verdana" w:cs="Verdana" w:eastAsia="Verdana" w:hAnsi="Verdana"/>
+            <w:sz w:val="13"/>
+            <w:szCs w:val="13"/>
           </w:rPr>
           <w:t xml:space="preserve">https://bpmsg.com/new-ahp-excel-template-with-multiple-inputs/</w:t>
         </w:r>
@@ -7668,23 +10578,23 @@
           <w:ilvl w:val="0"/>
           <w:numId w:val="2"/>
         </w:numPr>
-        <w:spacing w:after="30" w:line="240"/>
-      </w:pPr>
-      <w:r>
-        <w:rPr>
-          <w:rFonts w:ascii="Arial" w:cs="Arial" w:eastAsia="Arial" w:hAnsi="Arial"/>
-          <w:sz w:val="18"/>
-          <w:szCs w:val="18"/>
+        <w:spacing w:after="10" w:line="240"/>
+      </w:pPr>
+      <w:r>
+        <w:rPr>
+          <w:rFonts w:ascii="Verdana" w:cs="Verdana" w:eastAsia="Verdana" w:hAnsi="Verdana"/>
+          <w:sz w:val="15"/>
+          <w:szCs w:val="15"/>
         </w:rPr>
         <w:t xml:space="preserve">Best-Worst Method solvers (free): </w:t>
       </w:r>
-      <w:hyperlink w:history="1" r:id="rId0udoprjyw3-jdd44pcfik">
+      <w:hyperlink w:history="1" r:id="rIdmf0ynl7xokxidua5zxzrp">
         <w:r>
           <w:rPr>
             <w:rStyle w:val="Hyperlink"/>
-            <w:rFonts w:ascii="Arial" w:cs="Arial" w:eastAsia="Arial" w:hAnsi="Arial"/>
-            <w:sz w:val="16"/>
-            <w:szCs w:val="16"/>
+            <w:rFonts w:ascii="Verdana" w:cs="Verdana" w:eastAsia="Verdana" w:hAnsi="Verdana"/>
+            <w:sz w:val="13"/>
+            <w:szCs w:val="13"/>
           </w:rPr>
           <w:t xml:space="preserve">https://bestworstmethod.com/</w:t>
         </w:r>
@@ -7697,23 +10607,23 @@
           <w:ilvl w:val="0"/>
           <w:numId w:val="2"/>
         </w:numPr>
-        <w:spacing w:after="30" w:line="240"/>
-      </w:pPr>
-      <w:r>
-        <w:rPr>
-          <w:rFonts w:ascii="Arial" w:cs="Arial" w:eastAsia="Arial" w:hAnsi="Arial"/>
-          <w:sz w:val="18"/>
-          <w:szCs w:val="18"/>
+        <w:spacing w:after="10" w:line="240"/>
+      </w:pPr>
+      <w:r>
+        <w:rPr>
+          <w:rFonts w:ascii="Verdana" w:cs="Verdana" w:eastAsia="Verdana" w:hAnsi="Verdana"/>
+          <w:sz w:val="15"/>
+          <w:szCs w:val="15"/>
         </w:rPr>
         <w:t xml:space="preserve">JRC COIN Tool, Excel composite indicators (free): </w:t>
       </w:r>
-      <w:hyperlink w:history="1" r:id="rId3he-lx0jlu3ecqn07fyy9">
+      <w:hyperlink w:history="1" r:id="rIdgnimuzxxvyfb1nady6xuf">
         <w:r>
           <w:rPr>
             <w:rStyle w:val="Hyperlink"/>
-            <w:rFonts w:ascii="Arial" w:cs="Arial" w:eastAsia="Arial" w:hAnsi="Arial"/>
-            <w:sz w:val="16"/>
-            <w:szCs w:val="16"/>
+            <w:rFonts w:ascii="Verdana" w:cs="Verdana" w:eastAsia="Verdana" w:hAnsi="Verdana"/>
+            <w:sz w:val="13"/>
+            <w:szCs w:val="13"/>
           </w:rPr>
           <w:t xml:space="preserve">https://knowledge4policy.ec.europa.eu/composite-indicators/coin-tool_en</w:t>
         </w:r>
@@ -7722,11 +10632,11 @@
     <w:p>
       <w:pPr>
         <w:keepNext/>
-        <w:spacing w:after="40" w:before="100"/>
-      </w:pPr>
-      <w:r>
-        <w:rPr>
-          <w:rFonts w:ascii="Arial" w:cs="Arial" w:eastAsia="Arial" w:hAnsi="Arial"/>
+        <w:spacing w:after="30" w:before="70"/>
+      </w:pPr>
+      <w:r>
+        <w:rPr>
+          <w:rFonts w:ascii="Verdana" w:cs="Verdana" w:eastAsia="Verdana" w:hAnsi="Verdana"/>
           <w:b/>
           <w:bCs/>
           <w:color w:val="002350"/>
@@ -7743,23 +10653,23 @@
           <w:ilvl w:val="0"/>
           <w:numId w:val="2"/>
         </w:numPr>
-        <w:spacing w:after="30" w:line="240"/>
-      </w:pPr>
-      <w:r>
-        <w:rPr>
-          <w:rFonts w:ascii="Arial" w:cs="Arial" w:eastAsia="Arial" w:hAnsi="Arial"/>
-          <w:sz w:val="18"/>
-          <w:szCs w:val="18"/>
+        <w:spacing w:after="10" w:line="240"/>
+      </w:pPr>
+      <w:r>
+        <w:rPr>
+          <w:rFonts w:ascii="Verdana" w:cs="Verdana" w:eastAsia="Verdana" w:hAnsi="Verdana"/>
+          <w:sz w:val="15"/>
+          <w:szCs w:val="15"/>
         </w:rPr>
         <w:t xml:space="preserve">globalEDGE Market Potential Index: eight dimensions with published weights (25, 15, 12.5, 12.5, 10, 10, 7.5, 7.5): </w:t>
       </w:r>
-      <w:hyperlink w:history="1" r:id="rIdt4bunf5ncy2_4f_ra6we9">
+      <w:hyperlink w:history="1" r:id="rIdjujfjlfjs3ar-j2r_oibo">
         <w:r>
           <w:rPr>
             <w:rStyle w:val="Hyperlink"/>
-            <w:rFonts w:ascii="Arial" w:cs="Arial" w:eastAsia="Arial" w:hAnsi="Arial"/>
-            <w:sz w:val="16"/>
-            <w:szCs w:val="16"/>
+            <w:rFonts w:ascii="Verdana" w:cs="Verdana" w:eastAsia="Verdana" w:hAnsi="Verdana"/>
+            <w:sz w:val="13"/>
+            <w:szCs w:val="13"/>
           </w:rPr>
           <w:t xml:space="preserve">https://globaledge.msu.edu/mpi</w:t>
         </w:r>
@@ -7772,23 +10682,23 @@
           <w:ilvl w:val="0"/>
           <w:numId w:val="2"/>
         </w:numPr>
-        <w:spacing w:after="30" w:line="240"/>
-      </w:pPr>
-      <w:r>
-        <w:rPr>
-          <w:rFonts w:ascii="Arial" w:cs="Arial" w:eastAsia="Arial" w:hAnsi="Arial"/>
-          <w:sz w:val="18"/>
-          <w:szCs w:val="18"/>
+        <w:spacing w:after="10" w:line="240"/>
+      </w:pPr>
+      <w:r>
+        <w:rPr>
+          <w:rFonts w:ascii="Verdana" w:cs="Verdana" w:eastAsia="Verdana" w:hAnsi="Verdana"/>
+          <w:sz w:val="15"/>
+          <w:szCs w:val="15"/>
         </w:rPr>
         <w:t xml:space="preserve">Cavusgil (1997): measuring the potential of emerging markets (WU library): </w:t>
       </w:r>
-      <w:hyperlink w:history="1" r:id="rIdhq1teb1g7-p8snriuucnv">
+      <w:hyperlink w:history="1" r:id="rId-yo8g7eryrer8uzhq5tsp">
         <w:r>
           <w:rPr>
             <w:rStyle w:val="Hyperlink"/>
-            <w:rFonts w:ascii="Arial" w:cs="Arial" w:eastAsia="Arial" w:hAnsi="Arial"/>
-            <w:sz w:val="16"/>
-            <w:szCs w:val="16"/>
+            <w:rFonts w:ascii="Verdana" w:cs="Verdana" w:eastAsia="Verdana" w:hAnsi="Verdana"/>
+            <w:sz w:val="13"/>
+            <w:szCs w:val="13"/>
           </w:rPr>
           <w:t xml:space="preserve">https://doi.org/10.1016/S0007-6813%2897%2990030-6</w:t>
         </w:r>
@@ -7801,23 +10711,23 @@
           <w:ilvl w:val="0"/>
           <w:numId w:val="2"/>
         </w:numPr>
-        <w:spacing w:after="30" w:line="240"/>
-      </w:pPr>
-      <w:r>
-        <w:rPr>
-          <w:rFonts w:ascii="Arial" w:cs="Arial" w:eastAsia="Arial" w:hAnsi="Arial"/>
-          <w:sz w:val="18"/>
-          <w:szCs w:val="18"/>
+        <w:spacing w:after="10" w:line="240"/>
+      </w:pPr>
+      <w:r>
+        <w:rPr>
+          <w:rFonts w:ascii="Verdana" w:cs="Verdana" w:eastAsia="Verdana" w:hAnsi="Verdana"/>
+          <w:sz w:val="15"/>
+          <w:szCs w:val="15"/>
         </w:rPr>
         <w:t xml:space="preserve">Ghemawat (2001): Distance still matters, the CAGE framework (WU library): </w:t>
       </w:r>
-      <w:hyperlink w:history="1" r:id="rIdab8p0fc53kflsltuwhghc">
+      <w:hyperlink w:history="1" r:id="rIdceyvnqtvnur78fnqxyj3x">
         <w:r>
           <w:rPr>
             <w:rStyle w:val="Hyperlink"/>
-            <w:rFonts w:ascii="Arial" w:cs="Arial" w:eastAsia="Arial" w:hAnsi="Arial"/>
-            <w:sz w:val="16"/>
-            <w:szCs w:val="16"/>
+            <w:rFonts w:ascii="Verdana" w:cs="Verdana" w:eastAsia="Verdana" w:hAnsi="Verdana"/>
+            <w:sz w:val="13"/>
+            <w:szCs w:val="13"/>
           </w:rPr>
           <w:t xml:space="preserve">https://hbr.org/2001/09/distance-still-matters-the-hard-reality-of-global-expansion</w:t>
         </w:r>
@@ -7830,23 +10740,23 @@
           <w:ilvl w:val="0"/>
           <w:numId w:val="2"/>
         </w:numPr>
-        <w:spacing w:after="30" w:line="240"/>
-      </w:pPr>
-      <w:r>
-        <w:rPr>
-          <w:rFonts w:ascii="Arial" w:cs="Arial" w:eastAsia="Arial" w:hAnsi="Arial"/>
-          <w:sz w:val="18"/>
-          <w:szCs w:val="18"/>
+        <w:spacing w:after="10" w:line="240"/>
+      </w:pPr>
+      <w:r>
+        <w:rPr>
+          <w:rFonts w:ascii="Verdana" w:cs="Verdana" w:eastAsia="Verdana" w:hAnsi="Verdana"/>
+          <w:sz w:val="15"/>
+          <w:szCs w:val="15"/>
         </w:rPr>
         <w:t xml:space="preserve">Musso and Francioni: how smaller firms select foreign markets (open access): </w:t>
       </w:r>
-      <w:hyperlink w:history="1" r:id="rId7jrjarrkbbtxr17ytsicn">
+      <w:hyperlink w:history="1" r:id="rIdxe2m_zurr4uvm8p4f4yja">
         <w:r>
           <w:rPr>
             <w:rStyle w:val="Hyperlink"/>
-            <w:rFonts w:ascii="Arial" w:cs="Arial" w:eastAsia="Arial" w:hAnsi="Arial"/>
-            <w:sz w:val="16"/>
-            <w:szCs w:val="16"/>
+            <w:rFonts w:ascii="Verdana" w:cs="Verdana" w:eastAsia="Verdana" w:hAnsi="Verdana"/>
+            <w:sz w:val="13"/>
+            <w:szCs w:val="13"/>
           </w:rPr>
           <w:t xml:space="preserve">https://doi.org/10.5539/ijms.v4n6p44</w:t>
         </w:r>
@@ -7859,23 +10769,23 @@
           <w:ilvl w:val="0"/>
           <w:numId w:val="2"/>
         </w:numPr>
-        <w:spacing w:after="30" w:line="240"/>
-      </w:pPr>
-      <w:r>
-        <w:rPr>
-          <w:rFonts w:ascii="Arial" w:cs="Arial" w:eastAsia="Arial" w:hAnsi="Arial"/>
-          <w:sz w:val="18"/>
-          <w:szCs w:val="18"/>
+        <w:spacing w:after="10" w:line="240"/>
+      </w:pPr>
+      <w:r>
+        <w:rPr>
+          <w:rFonts w:ascii="Verdana" w:cs="Verdana" w:eastAsia="Verdana" w:hAnsi="Verdana"/>
+          <w:sz w:val="15"/>
+          <w:szCs w:val="15"/>
         </w:rPr>
         <w:t xml:space="preserve">Pollesch and Dale (2016): normalisation choices (WU library): </w:t>
       </w:r>
-      <w:hyperlink w:history="1" r:id="rIdcrqk-tqo_eygzxojzpaye">
+      <w:hyperlink w:history="1" r:id="rIdvwcq9o9ndti8c1ptp3k0z">
         <w:r>
           <w:rPr>
             <w:rStyle w:val="Hyperlink"/>
-            <w:rFonts w:ascii="Arial" w:cs="Arial" w:eastAsia="Arial" w:hAnsi="Arial"/>
-            <w:sz w:val="16"/>
-            <w:szCs w:val="16"/>
+            <w:rFonts w:ascii="Verdana" w:cs="Verdana" w:eastAsia="Verdana" w:hAnsi="Verdana"/>
+            <w:sz w:val="13"/>
+            <w:szCs w:val="13"/>
           </w:rPr>
           <w:t xml:space="preserve">https://doi.org/10.1016/j.ecolecon.2016.06.018</w:t>
         </w:r>
@@ -7884,11 +10794,11 @@
     <w:p>
       <w:pPr>
         <w:keepNext/>
-        <w:spacing w:after="40" w:before="100"/>
-      </w:pPr>
-      <w:r>
-        <w:rPr>
-          <w:rFonts w:ascii="Arial" w:cs="Arial" w:eastAsia="Arial" w:hAnsi="Arial"/>
+        <w:spacing w:after="30" w:before="70"/>
+      </w:pPr>
+      <w:r>
+        <w:rPr>
+          <w:rFonts w:ascii="Verdana" w:cs="Verdana" w:eastAsia="Verdana" w:hAnsi="Verdana"/>
           <w:b/>
           <w:bCs/>
           <w:color w:val="002350"/>
@@ -7905,23 +10815,23 @@
           <w:ilvl w:val="0"/>
           <w:numId w:val="2"/>
         </w:numPr>
-        <w:spacing w:after="30" w:line="240"/>
-      </w:pPr>
-      <w:r>
-        <w:rPr>
-          <w:rFonts w:ascii="Arial" w:cs="Arial" w:eastAsia="Arial" w:hAnsi="Arial"/>
-          <w:sz w:val="18"/>
-          <w:szCs w:val="18"/>
+        <w:spacing w:after="10" w:line="240"/>
+      </w:pPr>
+      <w:r>
+        <w:rPr>
+          <w:rFonts w:ascii="Verdana" w:cs="Verdana" w:eastAsia="Verdana" w:hAnsi="Verdana"/>
+          <w:sz w:val="15"/>
+          <w:szCs w:val="15"/>
         </w:rPr>
         <w:t xml:space="preserve">ITC Export Potential Map, methodology (free): </w:t>
       </w:r>
-      <w:hyperlink w:history="1" r:id="rIdxvbxpdiaj4tjzkpub17hq">
+      <w:hyperlink w:history="1" r:id="rIdtsozufrdxdayqejoqhn1m">
         <w:r>
           <w:rPr>
             <w:rStyle w:val="Hyperlink"/>
-            <w:rFonts w:ascii="Arial" w:cs="Arial" w:eastAsia="Arial" w:hAnsi="Arial"/>
-            <w:sz w:val="16"/>
-            <w:szCs w:val="16"/>
+            <w:rFonts w:ascii="Verdana" w:cs="Verdana" w:eastAsia="Verdana" w:hAnsi="Verdana"/>
+            <w:sz w:val="13"/>
+            <w:szCs w:val="13"/>
           </w:rPr>
           <w:t xml:space="preserve">https://umbraco.exportpotential.intracen.org/media/cklh2pi5/epa-methodology_230627.pdf</w:t>
         </w:r>
@@ -7934,23 +10844,23 @@
           <w:ilvl w:val="0"/>
           <w:numId w:val="2"/>
         </w:numPr>
-        <w:spacing w:after="30" w:line="240"/>
-      </w:pPr>
-      <w:r>
-        <w:rPr>
-          <w:rFonts w:ascii="Arial" w:cs="Arial" w:eastAsia="Arial" w:hAnsi="Arial"/>
-          <w:sz w:val="18"/>
-          <w:szCs w:val="18"/>
+        <w:spacing w:after="10" w:line="240"/>
+      </w:pPr>
+      <w:r>
+        <w:rPr>
+          <w:rFonts w:ascii="Verdana" w:cs="Verdana" w:eastAsia="Verdana" w:hAnsi="Verdana"/>
+          <w:sz w:val="15"/>
+          <w:szCs w:val="15"/>
         </w:rPr>
         <w:t xml:space="preserve">Kearney Global Retail Development Index (free): </w:t>
       </w:r>
-      <w:hyperlink w:history="1" r:id="rIdx1ycg_ywu3lzjzt9nmibd">
+      <w:hyperlink w:history="1" r:id="rIdyrlay3n0d4acla9_gaysw">
         <w:r>
           <w:rPr>
             <w:rStyle w:val="Hyperlink"/>
-            <w:rFonts w:ascii="Arial" w:cs="Arial" w:eastAsia="Arial" w:hAnsi="Arial"/>
-            <w:sz w:val="16"/>
-            <w:szCs w:val="16"/>
+            <w:rFonts w:ascii="Verdana" w:cs="Verdana" w:eastAsia="Verdana" w:hAnsi="Verdana"/>
+            <w:sz w:val="13"/>
+            <w:szCs w:val="13"/>
           </w:rPr>
           <w:t xml:space="preserve">https://www.kearney.com/industry/consumer-retail/global-retail-development-index</w:t>
         </w:r>
@@ -7963,23 +10873,23 @@
           <w:ilvl w:val="0"/>
           <w:numId w:val="2"/>
         </w:numPr>
-        <w:spacing w:after="30" w:line="240"/>
-      </w:pPr>
-      <w:r>
-        <w:rPr>
-          <w:rFonts w:ascii="Arial" w:cs="Arial" w:eastAsia="Arial" w:hAnsi="Arial"/>
-          <w:sz w:val="18"/>
-          <w:szCs w:val="18"/>
+        <w:spacing w:after="10" w:line="240"/>
+      </w:pPr>
+      <w:r>
+        <w:rPr>
+          <w:rFonts w:ascii="Verdana" w:cs="Verdana" w:eastAsia="Verdana" w:hAnsi="Verdana"/>
+          <w:sz w:val="15"/>
+          <w:szCs w:val="15"/>
         </w:rPr>
         <w:t xml:space="preserve">Eurazeo: International Expansion Playbook (free): </w:t>
       </w:r>
-      <w:hyperlink w:history="1" r:id="rIdizlzb5lt8ixtxfejhtvho">
+      <w:hyperlink w:history="1" r:id="rId2dfu1qvevbtumcqtt5uyi">
         <w:r>
           <w:rPr>
             <w:rStyle w:val="Hyperlink"/>
-            <w:rFonts w:ascii="Arial" w:cs="Arial" w:eastAsia="Arial" w:hAnsi="Arial"/>
-            <w:sz w:val="16"/>
-            <w:szCs w:val="16"/>
+            <w:rFonts w:ascii="Verdana" w:cs="Verdana" w:eastAsia="Verdana" w:hAnsi="Verdana"/>
+            <w:sz w:val="13"/>
+            <w:szCs w:val="13"/>
           </w:rPr>
           <w:t xml:space="preserve">https://www.eurazeo.com/sites/default/files/2023-10/Eurazeo-International-Expansion-Playbook-GROWTH.pdf</w:t>
         </w:r>
@@ -7992,23 +10902,23 @@
           <w:ilvl w:val="0"/>
           <w:numId w:val="2"/>
         </w:numPr>
-        <w:spacing w:after="30" w:line="240"/>
-      </w:pPr>
-      <w:r>
-        <w:rPr>
-          <w:rFonts w:ascii="Arial" w:cs="Arial" w:eastAsia="Arial" w:hAnsi="Arial"/>
-          <w:sz w:val="18"/>
-          <w:szCs w:val="18"/>
+        <w:spacing w:after="10" w:line="240"/>
+      </w:pPr>
+      <w:r>
+        <w:rPr>
+          <w:rFonts w:ascii="Verdana" w:cs="Verdana" w:eastAsia="Verdana" w:hAnsi="Verdana"/>
+          <w:sz w:val="15"/>
+          <w:szCs w:val="15"/>
         </w:rPr>
         <w:t xml:space="preserve">Optional case about coffee: The Espresso Lane to Global Markets, illy (Ivey Publishing, paid): </w:t>
       </w:r>
-      <w:hyperlink w:history="1" r:id="rId8w6kexphz49yegrowuwlv">
+      <w:hyperlink w:history="1" r:id="rIdyzq_r4mnfwe6s8mfq-0jw">
         <w:r>
           <w:rPr>
             <w:rStyle w:val="Hyperlink"/>
-            <w:rFonts w:ascii="Arial" w:cs="Arial" w:eastAsia="Arial" w:hAnsi="Arial"/>
-            <w:sz w:val="16"/>
-            <w:szCs w:val="16"/>
+            <w:rFonts w:ascii="Verdana" w:cs="Verdana" w:eastAsia="Verdana" w:hAnsi="Verdana"/>
+            <w:sz w:val="13"/>
+            <w:szCs w:val="13"/>
           </w:rPr>
           <w:t xml:space="preserve">https://www.iveypublishing.ca/s/product/the-espresso-lane-to-global-markets/01t5c00000CwqzKAAR</w:t>
         </w:r>
@@ -8021,23 +10931,23 @@
           <w:ilvl w:val="0"/>
           <w:numId w:val="2"/>
         </w:numPr>
-        <w:spacing w:after="30" w:line="240"/>
-      </w:pPr>
-      <w:r>
-        <w:rPr>
-          <w:rFonts w:ascii="Arial" w:cs="Arial" w:eastAsia="Arial" w:hAnsi="Arial"/>
-          <w:sz w:val="18"/>
-          <w:szCs w:val="18"/>
+        <w:spacing w:after="10" w:line="240"/>
+      </w:pPr>
+      <w:r>
+        <w:rPr>
+          <w:rFonts w:ascii="Verdana" w:cs="Verdana" w:eastAsia="Verdana" w:hAnsi="Verdana"/>
+          <w:sz w:val="15"/>
+          <w:szCs w:val="15"/>
         </w:rPr>
         <w:t xml:space="preserve">IFC PAYG Market Attractiveness Index, an Excel tool with user guide (free): </w:t>
       </w:r>
-      <w:hyperlink w:history="1" r:id="rIdcs5hioc9oi8mgy5nmyrxi">
+      <w:hyperlink w:history="1" r:id="rIdetf2b67ugx3asz5ar3gct">
         <w:r>
           <w:rPr>
             <w:rStyle w:val="Hyperlink"/>
-            <w:rFonts w:ascii="Arial" w:cs="Arial" w:eastAsia="Arial" w:hAnsi="Arial"/>
-            <w:sz w:val="16"/>
-            <w:szCs w:val="16"/>
+            <w:rFonts w:ascii="Verdana" w:cs="Verdana" w:eastAsia="Verdana" w:hAnsi="Verdana"/>
+            <w:sz w:val="13"/>
+            <w:szCs w:val="13"/>
           </w:rPr>
           <w:t xml:space="preserve">https://www.lightingglobal.org/wp-content/uploads/2018/11/IFC-PAYG-market-attractiveness-index-USER-GUIDE-AND-DATA-1Oct2018.pdf</w:t>
         </w:r>
@@ -8046,11 +10956,11 @@
     <w:p>
       <w:pPr>
         <w:keepNext/>
-        <w:spacing w:after="40" w:before="100"/>
-      </w:pPr>
-      <w:r>
-        <w:rPr>
-          <w:rFonts w:ascii="Arial" w:cs="Arial" w:eastAsia="Arial" w:hAnsi="Arial"/>
+        <w:spacing w:after="30" w:before="70"/>
+      </w:pPr>
+      <w:r>
+        <w:rPr>
+          <w:rFonts w:ascii="Verdana" w:cs="Verdana" w:eastAsia="Verdana" w:hAnsi="Verdana"/>
           <w:b/>
           <w:bCs/>
           <w:color w:val="002350"/>
@@ -8067,23 +10977,23 @@
           <w:ilvl w:val="0"/>
           <w:numId w:val="2"/>
         </w:numPr>
-        <w:spacing w:after="30" w:line="240"/>
-      </w:pPr>
-      <w:r>
-        <w:rPr>
-          <w:rFonts w:ascii="Arial" w:cs="Arial" w:eastAsia="Arial" w:hAnsi="Arial"/>
-          <w:sz w:val="18"/>
-          <w:szCs w:val="18"/>
+        <w:spacing w:after="10" w:line="240"/>
+      </w:pPr>
+      <w:r>
+        <w:rPr>
+          <w:rFonts w:ascii="Verdana" w:cs="Verdana" w:eastAsia="Verdana" w:hAnsi="Verdana"/>
+          <w:sz w:val="15"/>
+          <w:szCs w:val="15"/>
         </w:rPr>
         <w:t xml:space="preserve">World Bank World Development Indicators: </w:t>
       </w:r>
-      <w:hyperlink w:history="1" r:id="rIdjem7luq9co9ok9xitxhey">
+      <w:hyperlink w:history="1" r:id="rIdgudtku7uod5b0xj8walyp">
         <w:r>
           <w:rPr>
             <w:rStyle w:val="Hyperlink"/>
-            <w:rFonts w:ascii="Arial" w:cs="Arial" w:eastAsia="Arial" w:hAnsi="Arial"/>
-            <w:sz w:val="16"/>
-            <w:szCs w:val="16"/>
+            <w:rFonts w:ascii="Verdana" w:cs="Verdana" w:eastAsia="Verdana" w:hAnsi="Verdana"/>
+            <w:sz w:val="13"/>
+            <w:szCs w:val="13"/>
           </w:rPr>
           <w:t xml:space="preserve">https://databank.worldbank.org/source/world-development-indicators</w:t>
         </w:r>
@@ -8096,23 +11006,23 @@
           <w:ilvl w:val="0"/>
           <w:numId w:val="2"/>
         </w:numPr>
-        <w:spacing w:after="30" w:line="240"/>
-      </w:pPr>
-      <w:r>
-        <w:rPr>
-          <w:rFonts w:ascii="Arial" w:cs="Arial" w:eastAsia="Arial" w:hAnsi="Arial"/>
-          <w:sz w:val="18"/>
-          <w:szCs w:val="18"/>
+        <w:spacing w:after="10" w:line="240"/>
+      </w:pPr>
+      <w:r>
+        <w:rPr>
+          <w:rFonts w:ascii="Verdana" w:cs="Verdana" w:eastAsia="Verdana" w:hAnsi="Verdana"/>
+          <w:sz w:val="15"/>
+          <w:szCs w:val="15"/>
         </w:rPr>
         <w:t xml:space="preserve">IMF World Economic Outlook: </w:t>
       </w:r>
-      <w:hyperlink w:history="1" r:id="rId9zmuah30dwuk7xvcyfczk">
+      <w:hyperlink w:history="1" r:id="rIdsucjajgl7vaosgifltvdi">
         <w:r>
           <w:rPr>
             <w:rStyle w:val="Hyperlink"/>
-            <w:rFonts w:ascii="Arial" w:cs="Arial" w:eastAsia="Arial" w:hAnsi="Arial"/>
-            <w:sz w:val="16"/>
-            <w:szCs w:val="16"/>
+            <w:rFonts w:ascii="Verdana" w:cs="Verdana" w:eastAsia="Verdana" w:hAnsi="Verdana"/>
+            <w:sz w:val="13"/>
+            <w:szCs w:val="13"/>
           </w:rPr>
           <w:t xml:space="preserve">https://data.imf.org/datasets/WEO</w:t>
         </w:r>
@@ -8125,23 +11035,23 @@
           <w:ilvl w:val="0"/>
           <w:numId w:val="2"/>
         </w:numPr>
-        <w:spacing w:after="30" w:line="240"/>
-      </w:pPr>
-      <w:r>
-        <w:rPr>
-          <w:rFonts w:ascii="Arial" w:cs="Arial" w:eastAsia="Arial" w:hAnsi="Arial"/>
-          <w:sz w:val="18"/>
-          <w:szCs w:val="18"/>
+        <w:spacing w:after="10" w:line="240"/>
+      </w:pPr>
+      <w:r>
+        <w:rPr>
+          <w:rFonts w:ascii="Verdana" w:cs="Verdana" w:eastAsia="Verdana" w:hAnsi="Verdana"/>
+          <w:sz w:val="15"/>
+          <w:szCs w:val="15"/>
         </w:rPr>
         <w:t xml:space="preserve">World Bank Worldwide Governance Indicators: </w:t>
       </w:r>
-      <w:hyperlink w:history="1" r:id="rIdjokjzni3swhqknbcm9ncz">
+      <w:hyperlink w:history="1" r:id="rIdwqlthiauighxwqykbfntd">
         <w:r>
           <w:rPr>
             <w:rStyle w:val="Hyperlink"/>
-            <w:rFonts w:ascii="Arial" w:cs="Arial" w:eastAsia="Arial" w:hAnsi="Arial"/>
-            <w:sz w:val="16"/>
-            <w:szCs w:val="16"/>
+            <w:rFonts w:ascii="Verdana" w:cs="Verdana" w:eastAsia="Verdana" w:hAnsi="Verdana"/>
+            <w:sz w:val="13"/>
+            <w:szCs w:val="13"/>
           </w:rPr>
           <w:t xml:space="preserve">https://www.worldbank.org/en/publication/worldwide-governance-indicators</w:t>
         </w:r>
@@ -8154,23 +11064,23 @@
           <w:ilvl w:val="0"/>
           <w:numId w:val="2"/>
         </w:numPr>
-        <w:spacing w:after="30" w:line="240"/>
-      </w:pPr>
-      <w:r>
-        <w:rPr>
-          <w:rFonts w:ascii="Arial" w:cs="Arial" w:eastAsia="Arial" w:hAnsi="Arial"/>
-          <w:sz w:val="18"/>
-          <w:szCs w:val="18"/>
+        <w:spacing w:after="10" w:line="240"/>
+      </w:pPr>
+      <w:r>
+        <w:rPr>
+          <w:rFonts w:ascii="Verdana" w:cs="Verdana" w:eastAsia="Verdana" w:hAnsi="Verdana"/>
+          <w:sz w:val="15"/>
+          <w:szCs w:val="15"/>
         </w:rPr>
         <w:t xml:space="preserve">EU Access2Markets (tariffs, requirements, rules of origin for EU exporters): </w:t>
       </w:r>
-      <w:hyperlink w:history="1" r:id="rIdnaqgftwagszms1lewtejy">
+      <w:hyperlink w:history="1" r:id="rId6_mjt_09_xkalom-mbgvl">
         <w:r>
           <w:rPr>
             <w:rStyle w:val="Hyperlink"/>
-            <w:rFonts w:ascii="Arial" w:cs="Arial" w:eastAsia="Arial" w:hAnsi="Arial"/>
-            <w:sz w:val="16"/>
-            <w:szCs w:val="16"/>
+            <w:rFonts w:ascii="Verdana" w:cs="Verdana" w:eastAsia="Verdana" w:hAnsi="Verdana"/>
+            <w:sz w:val="13"/>
+            <w:szCs w:val="13"/>
           </w:rPr>
           <w:t xml:space="preserve">https://trade.ec.europa.eu/access-to-markets/en/content/what-access2markets-0</w:t>
         </w:r>
@@ -8183,23 +11093,23 @@
           <w:ilvl w:val="0"/>
           <w:numId w:val="2"/>
         </w:numPr>
-        <w:spacing w:after="30" w:line="240"/>
-      </w:pPr>
-      <w:r>
-        <w:rPr>
-          <w:rFonts w:ascii="Arial" w:cs="Arial" w:eastAsia="Arial" w:hAnsi="Arial"/>
-          <w:sz w:val="18"/>
-          <w:szCs w:val="18"/>
+        <w:spacing w:after="10" w:line="240"/>
+      </w:pPr>
+      <w:r>
+        <w:rPr>
+          <w:rFonts w:ascii="Verdana" w:cs="Verdana" w:eastAsia="Verdana" w:hAnsi="Verdana"/>
+          <w:sz w:val="15"/>
+          <w:szCs w:val="15"/>
         </w:rPr>
         <w:t xml:space="preserve">WTO tariff and trade data: </w:t>
       </w:r>
-      <w:hyperlink w:history="1" r:id="rId5i3hxhrzro_iux78sm82w">
+      <w:hyperlink w:history="1" r:id="rIdvr2rfeq1yjpp0aw_l-nn0">
         <w:r>
           <w:rPr>
             <w:rStyle w:val="Hyperlink"/>
-            <w:rFonts w:ascii="Arial" w:cs="Arial" w:eastAsia="Arial" w:hAnsi="Arial"/>
-            <w:sz w:val="16"/>
-            <w:szCs w:val="16"/>
+            <w:rFonts w:ascii="Verdana" w:cs="Verdana" w:eastAsia="Verdana" w:hAnsi="Verdana"/>
+            <w:sz w:val="13"/>
+            <w:szCs w:val="13"/>
           </w:rPr>
           <w:t xml:space="preserve">https://stats.wto.org/</w:t>
         </w:r>
@@ -8212,23 +11122,23 @@
           <w:ilvl w:val="0"/>
           <w:numId w:val="2"/>
         </w:numPr>
-        <w:spacing w:after="30" w:line="240"/>
-      </w:pPr>
-      <w:r>
-        <w:rPr>
-          <w:rFonts w:ascii="Arial" w:cs="Arial" w:eastAsia="Arial" w:hAnsi="Arial"/>
-          <w:sz w:val="18"/>
-          <w:szCs w:val="18"/>
+        <w:spacing w:after="10" w:line="240"/>
+      </w:pPr>
+      <w:r>
+        <w:rPr>
+          <w:rFonts w:ascii="Verdana" w:cs="Verdana" w:eastAsia="Verdana" w:hAnsi="Verdana"/>
+          <w:sz w:val="15"/>
+          <w:szCs w:val="15"/>
         </w:rPr>
         <w:t xml:space="preserve">CEPII Gravity database (distance, language; free login): </w:t>
       </w:r>
-      <w:hyperlink w:history="1" r:id="rIdppcjkxgzqyisepxxpxscy">
+      <w:hyperlink w:history="1" r:id="rId8wm5imrjaho3yrzlshwmc">
         <w:r>
           <w:rPr>
             <w:rStyle w:val="Hyperlink"/>
-            <w:rFonts w:ascii="Arial" w:cs="Arial" w:eastAsia="Arial" w:hAnsi="Arial"/>
-            <w:sz w:val="16"/>
-            <w:szCs w:val="16"/>
+            <w:rFonts w:ascii="Verdana" w:cs="Verdana" w:eastAsia="Verdana" w:hAnsi="Verdana"/>
+            <w:sz w:val="13"/>
+            <w:szCs w:val="13"/>
           </w:rPr>
           <w:t xml:space="preserve">https://www.cepii.fr/CEPII/en/bdd_modele/bdd_modele_item.asp?id=8</w:t>
         </w:r>
@@ -8241,23 +11151,23 @@
           <w:ilvl w:val="0"/>
           <w:numId w:val="2"/>
         </w:numPr>
-        <w:spacing w:after="30" w:line="240"/>
-      </w:pPr>
-      <w:r>
-        <w:rPr>
-          <w:rFonts w:ascii="Arial" w:cs="Arial" w:eastAsia="Arial" w:hAnsi="Arial"/>
-          <w:sz w:val="18"/>
-          <w:szCs w:val="18"/>
+        <w:spacing w:after="10" w:line="240"/>
+      </w:pPr>
+      <w:r>
+        <w:rPr>
+          <w:rFonts w:ascii="Verdana" w:cs="Verdana" w:eastAsia="Verdana" w:hAnsi="Verdana"/>
+          <w:sz w:val="15"/>
+          <w:szCs w:val="15"/>
         </w:rPr>
         <w:t xml:space="preserve">Hofstede dimension data matrix: </w:t>
       </w:r>
-      <w:hyperlink w:history="1" r:id="rIde94rar_aq1mlvbzr_fnap">
+      <w:hyperlink w:history="1" r:id="rId5be6kk0qox4oujqoqdetp">
         <w:r>
           <w:rPr>
             <w:rStyle w:val="Hyperlink"/>
-            <w:rFonts w:ascii="Arial" w:cs="Arial" w:eastAsia="Arial" w:hAnsi="Arial"/>
-            <w:sz w:val="16"/>
-            <w:szCs w:val="16"/>
+            <w:rFonts w:ascii="Verdana" w:cs="Verdana" w:eastAsia="Verdana" w:hAnsi="Verdana"/>
+            <w:sz w:val="13"/>
+            <w:szCs w:val="13"/>
           </w:rPr>
           <w:t xml:space="preserve">https://geerthofstede.com/research-and-vsm/dimension-data-matrix/</w:t>
         </w:r>
@@ -8270,23 +11180,23 @@
           <w:ilvl w:val="0"/>
           <w:numId w:val="2"/>
         </w:numPr>
-        <w:spacing w:after="30" w:line="240"/>
-      </w:pPr>
-      <w:r>
-        <w:rPr>
-          <w:rFonts w:ascii="Arial" w:cs="Arial" w:eastAsia="Arial" w:hAnsi="Arial"/>
-          <w:sz w:val="18"/>
-          <w:szCs w:val="18"/>
+        <w:spacing w:after="10" w:line="240"/>
+      </w:pPr>
+      <w:r>
+        <w:rPr>
+          <w:rFonts w:ascii="Verdana" w:cs="Verdana" w:eastAsia="Verdana" w:hAnsi="Verdana"/>
+          <w:sz w:val="15"/>
+          <w:szCs w:val="15"/>
         </w:rPr>
         <w:t xml:space="preserve">Coface country risk assessments: </w:t>
       </w:r>
-      <w:hyperlink w:history="1" r:id="rIdnkhrlz8lttrxrffa__d9a">
+      <w:hyperlink w:history="1" r:id="rIdzn6qunxv7f7yqzpf8rlc-">
         <w:r>
           <w:rPr>
             <w:rStyle w:val="Hyperlink"/>
-            <w:rFonts w:ascii="Arial" w:cs="Arial" w:eastAsia="Arial" w:hAnsi="Arial"/>
-            <w:sz w:val="16"/>
-            <w:szCs w:val="16"/>
+            <w:rFonts w:ascii="Verdana" w:cs="Verdana" w:eastAsia="Verdana" w:hAnsi="Verdana"/>
+            <w:sz w:val="13"/>
+            <w:szCs w:val="13"/>
           </w:rPr>
           <w:t xml:space="preserve">https://www.coface.com/news-economy-and-insights/business-risk-dashboard/country-risk-files</w:t>
         </w:r>
@@ -8299,23 +11209,23 @@
           <w:ilvl w:val="0"/>
           <w:numId w:val="2"/>
         </w:numPr>
-        <w:spacing w:after="30" w:line="240"/>
-      </w:pPr>
-      <w:r>
-        <w:rPr>
-          <w:rFonts w:ascii="Arial" w:cs="Arial" w:eastAsia="Arial" w:hAnsi="Arial"/>
-          <w:sz w:val="18"/>
-          <w:szCs w:val="18"/>
-        </w:rPr>
-        <w:t xml:space="preserve">Euromonitor Passport (WU library): </w:t>
-      </w:r>
-      <w:hyperlink w:history="1" r:id="rIdddrhlahtzaq78wt9kuqmc">
+        <w:spacing w:after="10" w:line="240"/>
+      </w:pPr>
+      <w:r>
+        <w:rPr>
+          <w:rFonts w:ascii="Verdana" w:cs="Verdana" w:eastAsia="Verdana" w:hAnsi="Verdana"/>
+          <w:sz w:val="15"/>
+          <w:szCs w:val="15"/>
+        </w:rPr>
+        <w:t xml:space="preserve">Euromonitor Passport and Statista (WU library; statista.com): </w:t>
+      </w:r>
+      <w:hyperlink w:history="1" r:id="rIdyyz2u7cwtwhm1pj7fl84q">
         <w:r>
           <w:rPr>
             <w:rStyle w:val="Hyperlink"/>
-            <w:rFonts w:ascii="Arial" w:cs="Arial" w:eastAsia="Arial" w:hAnsi="Arial"/>
-            <w:sz w:val="16"/>
-            <w:szCs w:val="16"/>
+            <w:rFonts w:ascii="Verdana" w:cs="Verdana" w:eastAsia="Verdana" w:hAnsi="Verdana"/>
+            <w:sz w:val="13"/>
+            <w:szCs w:val="13"/>
           </w:rPr>
           <w:t xml:space="preserve">https://www.euromonitor.com/our-expertise/passport</w:t>
         </w:r>
@@ -8328,25 +11238,25 @@
           <w:ilvl w:val="0"/>
           <w:numId w:val="2"/>
         </w:numPr>
-        <w:spacing w:after="30" w:line="240"/>
-      </w:pPr>
-      <w:r>
-        <w:rPr>
-          <w:rFonts w:ascii="Arial" w:cs="Arial" w:eastAsia="Arial" w:hAnsi="Arial"/>
-          <w:sz w:val="18"/>
-          <w:szCs w:val="18"/>
-        </w:rPr>
-        <w:t xml:space="preserve">Statista (WU library): </w:t>
-      </w:r>
-      <w:hyperlink w:history="1" r:id="rIdanzpr2pjoke8ahz5bgtt8">
+        <w:spacing w:after="10" w:line="240"/>
+      </w:pPr>
+      <w:r>
+        <w:rPr>
+          <w:rFonts w:ascii="Verdana" w:cs="Verdana" w:eastAsia="Verdana" w:hAnsi="Verdana"/>
+          <w:sz w:val="15"/>
+          <w:szCs w:val="15"/>
+        </w:rPr>
+        <w:t xml:space="preserve">International Coffee Organization: coffee statistics: </w:t>
+      </w:r>
+      <w:hyperlink w:history="1" r:id="rIdkubongksykr9klhgg7xqc">
         <w:r>
           <w:rPr>
             <w:rStyle w:val="Hyperlink"/>
-            <w:rFonts w:ascii="Arial" w:cs="Arial" w:eastAsia="Arial" w:hAnsi="Arial"/>
-            <w:sz w:val="16"/>
-            <w:szCs w:val="16"/>
+            <w:rFonts w:ascii="Verdana" w:cs="Verdana" w:eastAsia="Verdana" w:hAnsi="Verdana"/>
+            <w:sz w:val="13"/>
+            <w:szCs w:val="13"/>
           </w:rPr>
-          <w:t xml:space="preserve">https://www.statista.com/</w:t>
+          <w:t xml:space="preserve">https://www.ico.org/</w:t>
         </w:r>
       </w:hyperlink>
     </w:p>
@@ -8357,25 +11267,83 @@
           <w:ilvl w:val="0"/>
           <w:numId w:val="2"/>
         </w:numPr>
-        <w:spacing w:after="30" w:line="240"/>
-      </w:pPr>
-      <w:r>
-        <w:rPr>
-          <w:rFonts w:ascii="Arial" w:cs="Arial" w:eastAsia="Arial" w:hAnsi="Arial"/>
-          <w:sz w:val="18"/>
-          <w:szCs w:val="18"/>
-        </w:rPr>
-        <w:t xml:space="preserve">International Coffee Organization (coffee statistics) and USDA Foreign Agricultural Service (annual coffee reports by country): search the two sites for your countries: </w:t>
-      </w:r>
-      <w:hyperlink w:history="1" r:id="rIdebqr8z-qd0eptznvrexdt">
+        <w:spacing w:after="10" w:line="240"/>
+      </w:pPr>
+      <w:r>
+        <w:rPr>
+          <w:rFonts w:ascii="Verdana" w:cs="Verdana" w:eastAsia="Verdana" w:hAnsi="Verdana"/>
+          <w:sz w:val="15"/>
+          <w:szCs w:val="15"/>
+        </w:rPr>
+        <w:t xml:space="preserve">USDA Foreign Agricultural Service: annual coffee reports by country (search for your countries): </w:t>
+      </w:r>
+      <w:hyperlink w:history="1" r:id="rIdzk2hvh9-ifiyopcqvzdr-">
         <w:r>
           <w:rPr>
             <w:rStyle w:val="Hyperlink"/>
-            <w:rFonts w:ascii="Arial" w:cs="Arial" w:eastAsia="Arial" w:hAnsi="Arial"/>
-            <w:sz w:val="16"/>
-            <w:szCs w:val="16"/>
+            <w:rFonts w:ascii="Verdana" w:cs="Verdana" w:eastAsia="Verdana" w:hAnsi="Verdana"/>
+            <w:sz w:val="13"/>
+            <w:szCs w:val="13"/>
           </w:rPr>
-          <w:t xml:space="preserve">https://www.ico.org/</w:t>
+          <w:t xml:space="preserve">https://www.fas.usda.gov/</w:t>
+        </w:r>
+      </w:hyperlink>
+    </w:p>
+    <w:p>
+      <w:pPr>
+        <w:pStyle w:val="ListParagraph"/>
+        <w:numPr>
+          <w:ilvl w:val="0"/>
+          <w:numId w:val="2"/>
+        </w:numPr>
+        <w:spacing w:after="10" w:line="240"/>
+      </w:pPr>
+      <w:r>
+        <w:rPr>
+          <w:rFonts w:ascii="Verdana" w:cs="Verdana" w:eastAsia="Verdana" w:hAnsi="Verdana"/>
+          <w:sz w:val="15"/>
+          <w:szCs w:val="15"/>
+        </w:rPr>
+        <w:t xml:space="preserve">UN Comtrade (comtradeplus.un.org) and ITC Trade Map (free login): coffee trade flows and tariffs, HS 0901: </w:t>
+      </w:r>
+      <w:hyperlink w:history="1" r:id="rIdsgq5knp2ly-ljas_w-tau">
+        <w:r>
+          <w:rPr>
+            <w:rStyle w:val="Hyperlink"/>
+            <w:rFonts w:ascii="Verdana" w:cs="Verdana" w:eastAsia="Verdana" w:hAnsi="Verdana"/>
+            <w:sz w:val="13"/>
+            <w:szCs w:val="13"/>
+          </w:rPr>
+          <w:t xml:space="preserve">https://www.trademap.org/</w:t>
+        </w:r>
+      </w:hyperlink>
+    </w:p>
+    <w:p>
+      <w:pPr>
+        <w:pStyle w:val="ListParagraph"/>
+        <w:numPr>
+          <w:ilvl w:val="0"/>
+          <w:numId w:val="2"/>
+        </w:numPr>
+        <w:spacing w:after="10" w:line="240"/>
+      </w:pPr>
+      <w:r>
+        <w:rPr>
+          <w:rFonts w:ascii="Verdana" w:cs="Verdana" w:eastAsia="Verdana" w:hAnsi="Verdana"/>
+          <w:sz w:val="15"/>
+          <w:szCs w:val="15"/>
+        </w:rPr>
+        <w:t xml:space="preserve">WKO AUSSENWIRTSCHAFT: reports and country profiles: </w:t>
+      </w:r>
+      <w:hyperlink w:history="1" r:id="rId-iwsccpfchdelulxx5y4l">
+        <w:r>
+          <w:rPr>
+            <w:rStyle w:val="Hyperlink"/>
+            <w:rFonts w:ascii="Verdana" w:cs="Verdana" w:eastAsia="Verdana" w:hAnsi="Verdana"/>
+            <w:sz w:val="13"/>
+            <w:szCs w:val="13"/>
+          </w:rPr>
+          <w:t xml:space="preserve">https://www.wko.at/aussenwirtschaft/berichte</w:t>
         </w:r>
       </w:hyperlink>
     </w:p>
@@ -8435,7 +11403,7 @@
     </w:pPr>
     <w:r>
       <w:rPr>
-        <w:rFonts w:ascii="Arial" w:cs="Arial" w:eastAsia="Arial" w:hAnsi="Arial"/>
+        <w:rFonts w:ascii="Verdana" w:cs="Verdana" w:eastAsia="Verdana" w:hAnsi="Verdana"/>
         <w:color w:val="595959"/>
         <w:sz w:val="16"/>
         <w:szCs w:val="16"/>
@@ -8614,9 +11582,9 @@
   <w:docDefaults>
     <w:rPrDefault>
       <w:rPr>
-        <w:rFonts w:ascii="Arial" w:cs="Arial" w:eastAsia="Arial" w:hAnsi="Arial"/>
-        <w:sz w:val="22"/>
-        <w:szCs w:val="22"/>
+        <w:rFonts w:ascii="Verdana" w:cs="Verdana" w:eastAsia="Verdana" w:hAnsi="Verdana"/>
+        <w:sz w:val="19"/>
+        <w:szCs w:val="19"/>
       </w:rPr>
     </w:rPrDefault>
     <w:pPrDefault/>
@@ -8786,16 +11754,16 @@
     <w:qFormat/>
     <w:pPr>
       <w:keepNext/>
-      <w:spacing w:after="100" w:before="220"/>
+      <w:spacing w:after="80" w:before="180"/>
       <w:outlineLvl w:val="0"/>
     </w:pPr>
     <w:rPr>
-      <w:rFonts w:ascii="Arial" w:cs="Arial" w:eastAsia="Arial" w:hAnsi="Arial"/>
+      <w:rFonts w:ascii="Verdana" w:cs="Verdana" w:eastAsia="Verdana" w:hAnsi="Verdana"/>
       <w:b/>
       <w:bCs/>
       <w:color w:val="002350"/>
-      <w:sz w:val="28"/>
-      <w:szCs w:val="28"/>
+      <w:sz w:val="26"/>
+      <w:szCs w:val="26"/>
     </w:rPr>
   </w:style>
   <w:style w:type="paragraph" w:styleId="Heading2">
@@ -8809,12 +11777,12 @@
       <w:outlineLvl w:val="1"/>
     </w:pPr>
     <w:rPr>
-      <w:rFonts w:ascii="Arial" w:cs="Arial" w:eastAsia="Arial" w:hAnsi="Arial"/>
+      <w:rFonts w:ascii="Verdana" w:cs="Verdana" w:eastAsia="Verdana" w:hAnsi="Verdana"/>
       <w:b/>
       <w:bCs/>
       <w:color w:val="0096D3"/>
-      <w:sz w:val="23"/>
-      <w:szCs w:val="23"/>
+      <w:sz w:val="21"/>
+      <w:szCs w:val="21"/>
     </w:rPr>
   </w:style>
   <w:style w:type="character" w:styleId="Hyperlink">

--- a/WT26-27/Student Brief Midterm Presentation WT26-27.docx
+++ b/WT26-27/Student Brief Midterm Presentation WT26-27.docx
@@ -307,7 +307,7 @@
                 <w:sz w:val="16"/>
                 <w:szCs w:val="16"/>
               </w:rPr>
-              <w:t xml:space="preserve">Group presentation of 20 minutes plus one Excel file with your model. Discussion time: </w:t>
+              <w:t xml:space="preserve">Group presentation of 20 minutes plus one Excel file with your data and industry analysis. Discussion time: </w:t>
             </w:r>
             <w:r>
               <w:rPr>
@@ -537,7 +537,7 @@
                 <w:sz w:val="16"/>
                 <w:szCs w:val="16"/>
               </w:rPr>
-              <w:t xml:space="preserve"> on Canvas: one presentation file and one Excel file, named GroupX_Midterm and GroupX_Midterm_Model.</w:t>
+              <w:t xml:space="preserve"> on Canvas: one presentation file and one Excel file, named GroupX_Midterm and GroupX_Midterm_Data; your country's data are due in the shared Google Sheet earlier (Step 3).</w:t>
             </w:r>
           </w:p>
         </w:tc>
@@ -673,7 +673,7 @@
                 <w:sz w:val="16"/>
                 <w:szCs w:val="16"/>
               </w:rPr>
-              <w:t xml:space="preserve">The scoring tool you recommended in your content presentation (Presentation 1).</w:t>
+              <w:t xml:space="preserve">The content presentation (Presentation 1) on market selection tools and weighting methods.</w:t>
             </w:r>
           </w:p>
         </w:tc>
@@ -2485,7 +2485,7 @@
         <w:rPr>
           <w:rFonts w:ascii="Verdana" w:cs="Verdana" w:eastAsia="Verdana" w:hAnsi="Verdana"/>
         </w:rPr>
-        <w:t xml:space="preserve">4  Part A (scoring method) in eight steps</w:t>
+        <w:t xml:space="preserve">4  Part A (scoring method) in eight steps, along PESTEL</w:t>
       </w:r>
     </w:p>
     <w:p>
@@ -2498,7 +2498,42 @@
           <w:sz w:val="19"/>
           <w:szCs w:val="19"/>
         </w:rPr>
-        <w:t xml:space="preserve">The steps follow the standard logic of composite indicators and weighted scoring (OECD/JRC, Cavusgil). Each step lists what to hand in; the Excel file in section 9 mirrors these steps.</w:t>
+        <w:t xml:space="preserve">The steps follow the standard logic of composite indicators and weighted scoring (OECD/JRC, Cavusgil), organised along the six </w:t>
+      </w:r>
+      <w:r>
+        <w:rPr>
+          <w:rFonts w:ascii="Verdana" w:cs="Verdana" w:eastAsia="Verdana" w:hAnsi="Verdana"/>
+          <w:b/>
+          <w:bCs/>
+          <w:sz w:val="19"/>
+          <w:szCs w:val="19"/>
+        </w:rPr>
+        <w:t xml:space="preserve">PESTEL dimensions</w:t>
+      </w:r>
+      <w:r>
+        <w:rPr>
+          <w:rFonts w:ascii="Verdana" w:cs="Verdana" w:eastAsia="Verdana" w:hAnsi="Verdana"/>
+          <w:sz w:val="19"/>
+          <w:szCs w:val="19"/>
+        </w:rPr>
+        <w:t xml:space="preserve"> (political, economic, social, technological, environmental, legal). Each step lists what to hand in. The shared Google Sheet "Country scoring model" </w:t>
+      </w:r>
+      <w:r>
+        <w:rPr>
+          <w:rFonts w:ascii="Verdana" w:cs="Verdana" w:eastAsia="Verdana" w:hAnsi="Verdana"/>
+          <w:sz w:val="19"/>
+          <w:szCs w:val="19"/>
+          <w:highlight w:val="yellow"/>
+        </w:rPr>
+        <w:t xml:space="preserve">[link to be added]</w:t>
+      </w:r>
+      <w:r>
+        <w:rPr>
+          <w:rFonts w:ascii="Verdana" w:cs="Verdana" w:eastAsia="Verdana" w:hAnsi="Verdana"/>
+          <w:sz w:val="19"/>
+          <w:szCs w:val="19"/>
+        </w:rPr>
+        <w:t xml:space="preserve"> mirrors the steps (section 9).</w:t>
       </w:r>
     </w:p>
     <w:p>
@@ -2510,7 +2545,7 @@
         <w:rPr>
           <w:rFonts w:ascii="Verdana" w:cs="Verdana" w:eastAsia="Verdana" w:hAnsi="Verdana"/>
         </w:rPr>
-        <w:t xml:space="preserve">Step 1  Search indicators (PESTEL)</w:t>
+        <w:t xml:space="preserve">Step 1  Search indicators for each PESTEL dimension</w:t>
       </w:r>
     </w:p>
     <w:p>
@@ -2523,7 +2558,7 @@
           <w:sz w:val="19"/>
           <w:szCs w:val="19"/>
         </w:rPr>
-        <w:t xml:space="preserve">Start broad. All groups search for the same six countries. Your group receives a copy of the Google Sheet "PESTEL indicator search" </w:t>
+        <w:t xml:space="preserve">Your group receives a copy of the Google Sheet "PESTEL indicator search" </w:t>
       </w:r>
       <w:r>
         <w:rPr>
@@ -2540,7 +2575,7 @@
           <w:sz w:val="19"/>
           <w:szCs w:val="19"/>
         </w:rPr>
-        <w:t xml:space="preserve">. For each PESTEL dimension (political, economic, social, technological, environmental, legal) search for indicators that could matter for Julius Meinl, check whether data exist for all six countries, name the source and the latest year, and shortlist the best ones. Questions about the sheet go to arne.floh@wu.ac.at. </w:t>
+        <w:t xml:space="preserve">. For each PESTEL dimension search for indicators that could matter for Julius Meinl, check whether data exist for all six countries, name the source and the latest year, and shortlist the best ones. Questions about the sheet go to arne.floh@wu.ac.at. </w:t>
       </w:r>
       <w:r>
         <w:rPr>
@@ -2558,7 +2593,24 @@
           <w:sz w:val="19"/>
           <w:szCs w:val="19"/>
         </w:rPr>
-        <w:t xml:space="preserve"> your completed copy of the sheet (the instructor consolidates the shortlists of all groups into the common criteria in Step 2).</w:t>
+        <w:t xml:space="preserve"> your completed copy of the sheet. The instructor uses the shortlists to confirm or adjust the common indicator set in section 5 </w:t>
+      </w:r>
+      <w:r>
+        <w:rPr>
+          <w:rFonts w:ascii="Verdana" w:cs="Verdana" w:eastAsia="Verdana" w:hAnsi="Verdana"/>
+          <w:sz w:val="19"/>
+          <w:szCs w:val="19"/>
+          <w:highlight w:val="yellow"/>
+        </w:rPr>
+        <w:t xml:space="preserve">[date]</w:t>
+      </w:r>
+      <w:r>
+        <w:rPr>
+          <w:rFonts w:ascii="Verdana" w:cs="Verdana" w:eastAsia="Verdana" w:hAnsi="Verdana"/>
+          <w:sz w:val="19"/>
+          <w:szCs w:val="19"/>
+        </w:rPr>
+        <w:t xml:space="preserve">.</w:t>
       </w:r>
     </w:p>
     <w:p>
@@ -2575,15 +2627,16 @@
     </w:p>
     <w:p>
       <w:pPr>
-        <w:spacing w:after="120" w:before="0" w:line="252"/>
-      </w:pPr>
-      <w:r>
-        <w:rPr>
-          <w:rFonts w:ascii="Verdana" w:cs="Verdana" w:eastAsia="Verdana" w:hAnsi="Verdana"/>
-          <w:sz w:val="19"/>
-          <w:szCs w:val="19"/>
-        </w:rPr>
-        <w:t xml:space="preserve">Write one sentence that says what your model decides, for example: "Which of the six countries offers Julius Meinl the best prospects for launching a premium coffee brand through local partners in hospitality and retail?" State your time horizon and that the unit is the country. </w:t>
+        <w:keepNext/>
+        <w:spacing w:after="60" w:before="0" w:line="252"/>
+      </w:pPr>
+      <w:r>
+        <w:rPr>
+          <w:rFonts w:ascii="Verdana" w:cs="Verdana" w:eastAsia="Verdana" w:hAnsi="Verdana"/>
+          <w:sz w:val="19"/>
+          <w:szCs w:val="19"/>
+        </w:rPr>
+        <w:t xml:space="preserve">Write one sentence that says what your model decides, for example: "Which of the six countries offers Julius Meinl the best prospects for launching a premium coffee brand through local partners in hospitality and retail?" Then apply the </w:t>
       </w:r>
       <w:r>
         <w:rPr>
@@ -2593,29 +2646,15 @@
           <w:sz w:val="19"/>
           <w:szCs w:val="19"/>
         </w:rPr>
-        <w:t xml:space="preserve">Hand in:</w:t>
-      </w:r>
-      <w:r>
-        <w:rPr>
-          <w:rFonts w:ascii="Verdana" w:cs="Verdana" w:eastAsia="Verdana" w:hAnsi="Verdana"/>
-          <w:sz w:val="19"/>
-          <w:szCs w:val="19"/>
-        </w:rPr>
-        <w:t xml:space="preserve"> the decision sentence (Excel README sheet and slide 2).</w:t>
-      </w:r>
-    </w:p>
-    <w:p>
-      <w:pPr>
-        <w:keepNext/>
-        <w:spacing w:after="60" w:before="0" w:line="252"/>
-      </w:pPr>
-      <w:r>
-        <w:rPr>
-          <w:rFonts w:ascii="Verdana" w:cs="Verdana" w:eastAsia="Verdana" w:hAnsi="Verdana"/>
-          <w:sz w:val="19"/>
-          <w:szCs w:val="19"/>
-        </w:rPr>
-        <w:t xml:space="preserve">After the PESTEL search the instructor publishes </w:t>
+        <w:t xml:space="preserve">common criteria</w:t>
+      </w:r>
+      <w:r>
+        <w:rPr>
+          <w:rFonts w:ascii="Verdana" w:cs="Verdana" w:eastAsia="Verdana" w:hAnsi="Verdana"/>
+          <w:sz w:val="19"/>
+          <w:szCs w:val="19"/>
+        </w:rPr>
+        <w:t xml:space="preserve">: 14 indicators grouped under the six PESTEL dimensions (section 5). </w:t>
       </w:r>
       <w:r>
         <w:rPr>
@@ -2625,50 +2664,15 @@
           <w:sz w:val="19"/>
           <w:szCs w:val="19"/>
         </w:rPr>
-        <w:t xml:space="preserve">one common set of criteria and indicators</w:t>
-      </w:r>
-      <w:r>
-        <w:rPr>
-          <w:rFonts w:ascii="Verdana" w:cs="Verdana" w:eastAsia="Verdana" w:hAnsi="Verdana"/>
-          <w:sz w:val="19"/>
-          <w:szCs w:val="19"/>
-        </w:rPr>
-        <w:t xml:space="preserve"> </w:t>
-      </w:r>
-      <w:r>
-        <w:rPr>
-          <w:rFonts w:ascii="Verdana" w:cs="Verdana" w:eastAsia="Verdana" w:hAnsi="Verdana"/>
-          <w:sz w:val="19"/>
-          <w:szCs w:val="19"/>
-          <w:highlight w:val="yellow"/>
-        </w:rPr>
-        <w:t xml:space="preserve">[release date and format to be confirmed]</w:t>
-      </w:r>
-      <w:r>
-        <w:rPr>
-          <w:rFonts w:ascii="Verdana" w:cs="Verdana" w:eastAsia="Verdana" w:hAnsi="Verdana"/>
-          <w:sz w:val="19"/>
-          <w:szCs w:val="19"/>
-        </w:rPr>
-        <w:t xml:space="preserve">, built from the group shortlists and Julius Meinl's six dimensions (section 5). </w:t>
-      </w:r>
-      <w:r>
-        <w:rPr>
-          <w:rFonts w:ascii="Verdana" w:cs="Verdana" w:eastAsia="Verdana" w:hAnsi="Verdana"/>
-          <w:b/>
-          <w:bCs/>
-          <w:sz w:val="19"/>
-          <w:szCs w:val="19"/>
-        </w:rPr>
-        <w:t xml:space="preserve">All groups use this set unchanged</w:t>
-      </w:r>
-      <w:r>
-        <w:rPr>
-          <w:rFonts w:ascii="Verdana" w:cs="Verdana" w:eastAsia="Verdana" w:hAnsi="Verdana"/>
-          <w:sz w:val="19"/>
-          <w:szCs w:val="19"/>
-        </w:rPr>
-        <w:t xml:space="preserve">, so that the results are comparable. You may add an extra indicator of your own, but label it clearly as an extra and keep it out of the common score. Rules for the common set:</w:t>
+        <w:t xml:space="preserve">All groups use the same criteria unchanged</w:t>
+      </w:r>
+      <w:r>
+        <w:rPr>
+          <w:rFonts w:ascii="Verdana" w:cs="Verdana" w:eastAsia="Verdana" w:hAnsi="Verdana"/>
+          <w:sz w:val="19"/>
+          <w:szCs w:val="19"/>
+        </w:rPr>
+        <w:t xml:space="preserve">, so the six country results are comparable. Rules:</w:t>
       </w:r>
     </w:p>
     <w:p>
@@ -2686,24 +2690,7 @@
           <w:sz w:val="19"/>
           <w:szCs w:val="19"/>
         </w:rPr>
-        <w:t xml:space="preserve">About 8 to 14 indicators in total </w:t>
-      </w:r>
-      <w:r>
-        <w:rPr>
-          <w:rFonts w:ascii="Verdana" w:cs="Verdana" w:eastAsia="Verdana" w:hAnsi="Verdana"/>
-          <w:sz w:val="19"/>
-          <w:szCs w:val="19"/>
-          <w:highlight w:val="yellow"/>
-        </w:rPr>
-        <w:t xml:space="preserve">[final number to be confirmed]</w:t>
-      </w:r>
-      <w:r>
-        <w:rPr>
-          <w:rFonts w:ascii="Verdana" w:cs="Verdana" w:eastAsia="Verdana" w:hAnsi="Verdana"/>
-          <w:sz w:val="19"/>
-          <w:szCs w:val="19"/>
-        </w:rPr>
-        <w:t xml:space="preserve">, each available for all six countries.</w:t>
+        <w:t xml:space="preserve">Every indicator has a fixed definition, unit and direction (higher is better or lower is better). Do not change them.</w:t>
       </w:r>
     </w:p>
     <w:p>
@@ -2721,8 +2708,31 @@
           <w:sz w:val="19"/>
           <w:szCs w:val="19"/>
         </w:rPr>
-        <w:t xml:space="preserve">Cover </w:t>
-      </w:r>
+        <w:t xml:space="preserve">Qualitative criteria use the same rubric in every group (anchors on the Rubrics sheet). Two team members score independently, then agree and write down the reason.</w:t>
+      </w:r>
+    </w:p>
+    <w:p>
+      <w:pPr>
+        <w:pStyle w:val="ListParagraph"/>
+        <w:numPr>
+          <w:ilvl w:val="0"/>
+          <w:numId w:val="2"/>
+        </w:numPr>
+        <w:spacing w:after="100" w:line="252"/>
+      </w:pPr>
+      <w:r>
+        <w:rPr>
+          <w:rFonts w:ascii="Verdana" w:cs="Verdana" w:eastAsia="Verdana" w:hAnsi="Verdana"/>
+          <w:sz w:val="19"/>
+          <w:szCs w:val="19"/>
+        </w:rPr>
+        <w:t xml:space="preserve">You may add an extra indicator of your own, but label it clearly as an extra: it stays out of the common score.</w:t>
+      </w:r>
+    </w:p>
+    <w:p>
+      <w:pPr>
+        <w:spacing w:after="120" w:before="0" w:line="252"/>
+      </w:pPr>
       <w:r>
         <w:rPr>
           <w:rFonts w:ascii="Verdana" w:cs="Verdana" w:eastAsia="Verdana" w:hAnsi="Verdana"/>
@@ -2731,15 +2741,57 @@
           <w:sz w:val="19"/>
           <w:szCs w:val="19"/>
         </w:rPr>
-        <w:t xml:space="preserve">attractiveness</w:t>
-      </w:r>
-      <w:r>
-        <w:rPr>
-          <w:rFonts w:ascii="Verdana" w:cs="Verdana" w:eastAsia="Verdana" w:hAnsi="Verdana"/>
-          <w:sz w:val="19"/>
-          <w:szCs w:val="19"/>
-        </w:rPr>
-        <w:t xml:space="preserve"> (size, growth, spending power) and </w:t>
+        <w:t xml:space="preserve">Hand in:</w:t>
+      </w:r>
+      <w:r>
+        <w:rPr>
+          <w:rFonts w:ascii="Verdana" w:cs="Verdana" w:eastAsia="Verdana" w:hAnsi="Verdana"/>
+          <w:sz w:val="19"/>
+          <w:szCs w:val="19"/>
+        </w:rPr>
+        <w:t xml:space="preserve"> the decision sentence (slide 2) and a short rationale for each PESTEL dimension: why it matters for Julius Meinl.</w:t>
+      </w:r>
+    </w:p>
+    <w:p>
+      <w:pPr>
+        <w:pStyle w:val="Heading2"/>
+        <w:keepNext/>
+      </w:pPr>
+      <w:r>
+        <w:rPr>
+          <w:rFonts w:ascii="Verdana" w:cs="Verdana" w:eastAsia="Verdana" w:hAnsi="Verdana"/>
+        </w:rPr>
+        <w:t xml:space="preserve">Step 3  Collect the data for your country</w:t>
+      </w:r>
+    </w:p>
+    <w:p>
+      <w:pPr>
+        <w:spacing w:after="120" w:before="0" w:line="252"/>
+      </w:pPr>
+      <w:r>
+        <w:rPr>
+          <w:rFonts w:ascii="Verdana" w:cs="Verdana" w:eastAsia="Verdana" w:hAnsi="Verdana"/>
+          <w:sz w:val="19"/>
+          <w:szCs w:val="19"/>
+        </w:rPr>
+        <w:t xml:space="preserve">Collect the values of your allocated country for all 14 indicators and enter them in the yellow cells of your country on the Data sheet of the shared Google Sheet. Use the latest year available and record the year and source (name and link) for every number. If a value is missing, substitute a comparable indicator with the instructor's agreement </w:t>
+      </w:r>
+      <w:r>
+        <w:rPr>
+          <w:rFonts w:ascii="Verdana" w:cs="Verdana" w:eastAsia="Verdana" w:hAnsi="Verdana"/>
+          <w:sz w:val="19"/>
+          <w:szCs w:val="19"/>
+          <w:highlight w:val="yellow"/>
+        </w:rPr>
+        <w:t xml:space="preserve">[process to be confirmed]</w:t>
+      </w:r>
+      <w:r>
+        <w:rPr>
+          <w:rFonts w:ascii="Verdana" w:cs="Verdana" w:eastAsia="Verdana" w:hAnsi="Verdana"/>
+          <w:sz w:val="19"/>
+          <w:szCs w:val="19"/>
+        </w:rPr>
+        <w:t xml:space="preserve"> and document it. Follow the definitions exactly: the other groups use your numbers. </w:t>
       </w:r>
       <w:r>
         <w:rPr>
@@ -2749,15 +2801,58 @@
           <w:sz w:val="19"/>
           <w:szCs w:val="19"/>
         </w:rPr>
-        <w:t xml:space="preserve">accessibility</w:t>
-      </w:r>
-      <w:r>
-        <w:rPr>
-          <w:rFonts w:ascii="Verdana" w:cs="Verdana" w:eastAsia="Verdana" w:hAnsi="Verdana"/>
-          <w:sz w:val="19"/>
-          <w:szCs w:val="19"/>
-        </w:rPr>
-        <w:t xml:space="preserve"> (distance, import conditions, risk). Attractive markets that are hard to reach are a classic trap (Papadopoulos et al.).</w:t>
+        <w:t xml:space="preserve">Hand in:</w:t>
+      </w:r>
+      <w:r>
+        <w:rPr>
+          <w:rFonts w:ascii="Verdana" w:cs="Verdana" w:eastAsia="Verdana" w:hAnsi="Verdana"/>
+          <w:sz w:val="19"/>
+          <w:szCs w:val="19"/>
+        </w:rPr>
+        <w:t xml:space="preserve"> your country's data and sources, entered by </w:t>
+      </w:r>
+      <w:r>
+        <w:rPr>
+          <w:rFonts w:ascii="Verdana" w:cs="Verdana" w:eastAsia="Verdana" w:hAnsi="Verdana"/>
+          <w:sz w:val="19"/>
+          <w:szCs w:val="19"/>
+          <w:highlight w:val="yellow"/>
+        </w:rPr>
+        <w:t xml:space="preserve">[deadline]</w:t>
+      </w:r>
+      <w:r>
+        <w:rPr>
+          <w:rFonts w:ascii="Verdana" w:cs="Verdana" w:eastAsia="Verdana" w:hAnsi="Verdana"/>
+          <w:sz w:val="19"/>
+          <w:szCs w:val="19"/>
+        </w:rPr>
+        <w:t xml:space="preserve">. The sheet shows scores and ranks as soon as all six countries are complete.</w:t>
+      </w:r>
+    </w:p>
+    <w:p>
+      <w:pPr>
+        <w:pStyle w:val="Heading2"/>
+        <w:keepNext/>
+      </w:pPr>
+      <w:r>
+        <w:rPr>
+          <w:rFonts w:ascii="Verdana" w:cs="Verdana" w:eastAsia="Verdana" w:hAnsi="Verdana"/>
+        </w:rPr>
+        <w:t xml:space="preserve">Step 4  Normalise (standardise)</w:t>
+      </w:r>
+    </w:p>
+    <w:p>
+      <w:pPr>
+        <w:keepNext/>
+        <w:spacing w:after="60" w:before="0" w:line="252"/>
+      </w:pPr>
+      <w:r>
+        <w:rPr>
+          <w:rFonts w:ascii="Verdana" w:cs="Verdana" w:eastAsia="Verdana" w:hAnsi="Verdana"/>
+          <w:sz w:val="19"/>
+          <w:szCs w:val="19"/>
+        </w:rPr>
+        <w:t xml:space="preserve">Indicators come in different units (US dollars, percent, index points), so subtracting the mean (centering) alone is not enough: it fixes the zero point but not the unit. The sheet therefore rescales every indicator across the six countries to 0 to 100 (min-max, direction respected):</w:t>
       </w:r>
     </w:p>
     <w:p>
@@ -2775,43 +2870,7 @@
           <w:sz w:val="19"/>
           <w:szCs w:val="19"/>
         </w:rPr>
-        <w:t xml:space="preserve">Avoid double counting: GDP, population and imports move together. Use one indicator per idea or group them.</w:t>
-      </w:r>
-    </w:p>
-    <w:p>
-      <w:pPr>
-        <w:pStyle w:val="ListParagraph"/>
-        <w:numPr>
-          <w:ilvl w:val="0"/>
-          <w:numId w:val="2"/>
-        </w:numPr>
-        <w:spacing w:after="60" w:line="252"/>
-      </w:pPr>
-      <w:r>
-        <w:rPr>
-          <w:rFonts w:ascii="Verdana" w:cs="Verdana" w:eastAsia="Verdana" w:hAnsi="Verdana"/>
-          <w:sz w:val="19"/>
-          <w:szCs w:val="19"/>
-        </w:rPr>
-        <w:t xml:space="preserve">Fix the </w:t>
-      </w:r>
-      <w:r>
-        <w:rPr>
-          <w:rFonts w:ascii="Verdana" w:cs="Verdana" w:eastAsia="Verdana" w:hAnsi="Verdana"/>
-          <w:b/>
-          <w:bCs/>
-          <w:sz w:val="19"/>
-          <w:szCs w:val="19"/>
-        </w:rPr>
-        <w:t xml:space="preserve">direction</w:t>
-      </w:r>
-      <w:r>
-        <w:rPr>
-          <w:rFonts w:ascii="Verdana" w:cs="Verdana" w:eastAsia="Verdana" w:hAnsi="Verdana"/>
-          <w:sz w:val="19"/>
-          <w:szCs w:val="19"/>
-        </w:rPr>
-        <w:t xml:space="preserve"> of every indicator (higher is better or worse).</w:t>
+        <w:t xml:space="preserve">Higher is better: score = 100 x (x - min) / (max - min)</w:t>
       </w:r>
     </w:p>
     <w:p>
@@ -2829,7 +2888,7 @@
           <w:sz w:val="19"/>
           <w:szCs w:val="19"/>
         </w:rPr>
-        <w:t xml:space="preserve">Qualitative criteria (coffee culture, competition) use the same scoring rubric in every group, with defined anchors, for example 1 to 5 with a sentence per level. Two team members score independently, then agree.</w:t>
+        <w:t xml:space="preserve">Lower is better: score = 100 x (max - x) / (max - min)</w:t>
       </w:r>
     </w:p>
     <w:p>
@@ -2844,6 +2903,42 @@
           <w:sz w:val="19"/>
           <w:szCs w:val="19"/>
         </w:rPr>
+        <w:t xml:space="preserve">Caution with six countries:</w:t>
+      </w:r>
+      <w:r>
+        <w:rPr>
+          <w:rFonts w:ascii="Verdana" w:cs="Verdana" w:eastAsia="Verdana" w:hAnsi="Verdana"/>
+          <w:sz w:val="19"/>
+          <w:szCs w:val="19"/>
+        </w:rPr>
+        <w:t xml:space="preserve"> min-max scaling gives the best country 100 and the weakest 0 on every indicator, even if the real gap is tiny. The sheet therefore also shows </w:t>
+      </w:r>
+      <w:r>
+        <w:rPr>
+          <w:rFonts w:ascii="Verdana" w:cs="Verdana" w:eastAsia="Verdana" w:hAnsi="Verdana"/>
+          <w:b/>
+          <w:bCs/>
+          <w:sz w:val="19"/>
+          <w:szCs w:val="19"/>
+        </w:rPr>
+        <w:t xml:space="preserve">z-scores</w:t>
+      </w:r>
+      <w:r>
+        <w:rPr>
+          <w:rFonts w:ascii="Verdana" w:cs="Verdana" w:eastAsia="Verdana" w:hAnsi="Verdana"/>
+          <w:sz w:val="19"/>
+          <w:szCs w:val="19"/>
+        </w:rPr>
+        <w:t xml:space="preserve"> (centering plus scaling: subtract the mean, divide by the standard deviation), which keep the distances in the data. Compare the two for your country and explain where they differ (Pollesch and Dale; JRC pocket guide). </w:t>
+      </w:r>
+      <w:r>
+        <w:rPr>
+          <w:rFonts w:ascii="Verdana" w:cs="Verdana" w:eastAsia="Verdana" w:hAnsi="Verdana"/>
+          <w:b/>
+          <w:bCs/>
+          <w:sz w:val="19"/>
+          <w:szCs w:val="19"/>
+        </w:rPr>
         <w:t xml:space="preserve">Hand in:</w:t>
       </w:r>
       <w:r>
@@ -2852,7 +2947,7 @@
           <w:sz w:val="19"/>
           <w:szCs w:val="19"/>
         </w:rPr>
-        <w:t xml:space="preserve"> the decision sentence and the criteria sheet (copy of the common set with the direction of each indicator and your rationale).</w:t>
+        <w:t xml:space="preserve"> one slide with the normalised scores of your country and a comment.</w:t>
       </w:r>
     </w:p>
     <w:p>
@@ -2864,7 +2959,7 @@
         <w:rPr>
           <w:rFonts w:ascii="Verdana" w:cs="Verdana" w:eastAsia="Verdana" w:hAnsi="Verdana"/>
         </w:rPr>
-        <w:t xml:space="preserve">Step 3  Collect the data for your country</w:t>
+        <w:t xml:space="preserve">Step 5  Weights: fixed upfront</w:t>
       </w:r>
     </w:p>
     <w:p>
@@ -2877,24 +2972,7 @@
           <w:sz w:val="19"/>
           <w:szCs w:val="19"/>
         </w:rPr>
-        <w:t xml:space="preserve">Collect the values for your allocated country only and enter them in the shared data file </w:t>
-      </w:r>
-      <w:r>
-        <w:rPr>
-          <w:rFonts w:ascii="Verdana" w:cs="Verdana" w:eastAsia="Verdana" w:hAnsi="Verdana"/>
-          <w:sz w:val="19"/>
-          <w:szCs w:val="19"/>
-          <w:highlight w:val="yellow"/>
-        </w:rPr>
-        <w:t xml:space="preserve">[link to be added]</w:t>
-      </w:r>
-      <w:r>
-        <w:rPr>
-          <w:rFonts w:ascii="Verdana" w:cs="Verdana" w:eastAsia="Verdana" w:hAnsi="Verdana"/>
-          <w:sz w:val="19"/>
-          <w:szCs w:val="19"/>
-        </w:rPr>
-        <w:t xml:space="preserve">. Use the latest year available and note it. Record unit, year, URL and date of access for every number. Decide how to treat missing values (substitute a comparable indicator, drop the indicator, or impute) and document it. Follow the indicator definitions exactly, because the other groups use your numbers for their comparison. Size effects: Brazil and Mexico are very large, Uruguay is small, so the common set prefers per-capita and share indicators. </w:t>
+        <w:t xml:space="preserve">The weights are </w:t>
       </w:r>
       <w:r>
         <w:rPr>
@@ -2904,6 +2982,24 @@
           <w:sz w:val="19"/>
           <w:szCs w:val="19"/>
         </w:rPr>
+        <w:t xml:space="preserve">set by the instructor before data collection</w:t>
+      </w:r>
+      <w:r>
+        <w:rPr>
+          <w:rFonts w:ascii="Verdana" w:cs="Verdana" w:eastAsia="Verdana" w:hAnsi="Verdana"/>
+          <w:sz w:val="19"/>
+          <w:szCs w:val="19"/>
+        </w:rPr>
+        <w:t xml:space="preserve"> and are the same for all groups (sheet Weights, section 6). They are not part of your model choices, so nobody can tune them to a preferred ranking. Understand them: explain on one slide why each PESTEL dimension has the weight it has, using Julius Meinl's priorities, and say whether you would weigh differently and why. </w:t>
+      </w:r>
+      <w:r>
+        <w:rPr>
+          <w:rFonts w:ascii="Verdana" w:cs="Verdana" w:eastAsia="Verdana" w:hAnsi="Verdana"/>
+          <w:b/>
+          <w:bCs/>
+          <w:sz w:val="19"/>
+          <w:szCs w:val="19"/>
+        </w:rPr>
         <w:t xml:space="preserve">Hand in:</w:t>
       </w:r>
       <w:r>
@@ -2912,41 +3008,7 @@
           <w:sz w:val="19"/>
           <w:szCs w:val="19"/>
         </w:rPr>
-        <w:t xml:space="preserve"> your country's data and sources, entered by </w:t>
-      </w:r>
-      <w:r>
-        <w:rPr>
-          <w:rFonts w:ascii="Verdana" w:cs="Verdana" w:eastAsia="Verdana" w:hAnsi="Verdana"/>
-          <w:sz w:val="19"/>
-          <w:szCs w:val="19"/>
-          <w:highlight w:val="yellow"/>
-        </w:rPr>
-        <w:t xml:space="preserve">[deadline]</w:t>
-      </w:r>
-      <w:r>
-        <w:rPr>
-          <w:rFonts w:ascii="Verdana" w:cs="Verdana" w:eastAsia="Verdana" w:hAnsi="Verdana"/>
-          <w:sz w:val="19"/>
-          <w:szCs w:val="19"/>
-        </w:rPr>
-        <w:t xml:space="preserve">. The instructor releases the complete six-country data file to all groups </w:t>
-      </w:r>
-      <w:r>
-        <w:rPr>
-          <w:rFonts w:ascii="Verdana" w:cs="Verdana" w:eastAsia="Verdana" w:hAnsi="Verdana"/>
-          <w:sz w:val="19"/>
-          <w:szCs w:val="19"/>
-          <w:highlight w:val="yellow"/>
-        </w:rPr>
-        <w:t xml:space="preserve">[date]</w:t>
-      </w:r>
-      <w:r>
-        <w:rPr>
-          <w:rFonts w:ascii="Verdana" w:cs="Verdana" w:eastAsia="Verdana" w:hAnsi="Verdana"/>
-          <w:sz w:val="19"/>
-          <w:szCs w:val="19"/>
-        </w:rPr>
-        <w:t xml:space="preserve">.</w:t>
+        <w:t xml:space="preserve"> the explanation slide.</w:t>
       </w:r>
     </w:p>
     <w:p>
@@ -2958,63 +3020,21 @@
         <w:rPr>
           <w:rFonts w:ascii="Verdana" w:cs="Verdana" w:eastAsia="Verdana" w:hAnsi="Verdana"/>
         </w:rPr>
-        <w:t xml:space="preserve">Step 4  Normalise (standardise)</w:t>
-      </w:r>
-    </w:p>
-    <w:p>
-      <w:pPr>
-        <w:keepNext/>
-        <w:spacing w:after="60" w:before="0" w:line="252"/>
-      </w:pPr>
-      <w:r>
-        <w:rPr>
-          <w:rFonts w:ascii="Verdana" w:cs="Verdana" w:eastAsia="Verdana" w:hAnsi="Verdana"/>
-          <w:sz w:val="19"/>
-          <w:szCs w:val="19"/>
-        </w:rPr>
-        <w:t xml:space="preserve">Indicators come in different units (US dollars, percent, number of hotels), so subtracting the mean (centering) alone is not enough: it fixes the zero point but not the unit. You must also rescale. Use the complete six-country data file and bring all indicators to the same 0 to 100 scale, reversing those where lower is better:</w:t>
-      </w:r>
-    </w:p>
-    <w:p>
-      <w:pPr>
-        <w:pStyle w:val="ListParagraph"/>
-        <w:numPr>
-          <w:ilvl w:val="0"/>
-          <w:numId w:val="2"/>
-        </w:numPr>
-        <w:spacing w:after="60" w:line="252"/>
-      </w:pPr>
-      <w:r>
-        <w:rPr>
-          <w:rFonts w:ascii="Verdana" w:cs="Verdana" w:eastAsia="Verdana" w:hAnsi="Verdana"/>
-          <w:sz w:val="19"/>
-          <w:szCs w:val="19"/>
-        </w:rPr>
-        <w:t xml:space="preserve">Higher is better: score = 100 x (x - min) / (max - min)</w:t>
-      </w:r>
-    </w:p>
-    <w:p>
-      <w:pPr>
-        <w:pStyle w:val="ListParagraph"/>
-        <w:numPr>
-          <w:ilvl w:val="0"/>
-          <w:numId w:val="2"/>
-        </w:numPr>
-        <w:spacing w:after="100" w:line="252"/>
-      </w:pPr>
-      <w:r>
-        <w:rPr>
-          <w:rFonts w:ascii="Verdana" w:cs="Verdana" w:eastAsia="Verdana" w:hAnsi="Verdana"/>
-          <w:sz w:val="19"/>
-          <w:szCs w:val="19"/>
-        </w:rPr>
-        <w:t xml:space="preserve">Lower is better: score = 100 x (max - x) / (max - min)</w:t>
+        <w:t xml:space="preserve">Step 6  Aggregate</w:t>
       </w:r>
     </w:p>
     <w:p>
       <w:pPr>
         <w:spacing w:after="120" w:before="0" w:line="252"/>
       </w:pPr>
+      <w:r>
+        <w:rPr>
+          <w:rFonts w:ascii="Verdana" w:cs="Verdana" w:eastAsia="Verdana" w:hAnsi="Verdana"/>
+          <w:sz w:val="19"/>
+          <w:szCs w:val="19"/>
+        </w:rPr>
+        <w:t xml:space="preserve">Score(country) = sum of weight x normalised score (weighted sum), calculated by the sheet. Note what the weighted sum implies: a large market can offset a poor business climate (full compensation). If some conditions are knock-outs for Julius Meinl (for example, import barriers that make premium pricing impossible), say so: this is where a non-compensatory filter would apply (screening funnel, Cavusgil 1985). </w:t>
+      </w:r>
       <w:r>
         <w:rPr>
           <w:rFonts w:ascii="Verdana" w:cs="Verdana" w:eastAsia="Verdana" w:hAnsi="Verdana"/>
@@ -3023,16 +3043,1653 @@
           <w:sz w:val="19"/>
           <w:szCs w:val="19"/>
         </w:rPr>
-        <w:t xml:space="preserve">Caution with six countries:</w:t>
-      </w:r>
-      <w:r>
-        <w:rPr>
-          <w:rFonts w:ascii="Verdana" w:cs="Verdana" w:eastAsia="Verdana" w:hAnsi="Verdana"/>
-          <w:sz w:val="19"/>
-          <w:szCs w:val="19"/>
-        </w:rPr>
-        <w:t xml:space="preserve"> min-max scaling gives the best country 100 and the weakest 0 on every indicator, even if the real gap is tiny. This exaggerates small differences. Therefore show a second variant. The standard alternative is the </w:t>
-      </w:r>
+        <w:t xml:space="preserve">Hand in:</w:t>
+      </w:r>
+      <w:r>
+        <w:rPr>
+          <w:rFonts w:ascii="Verdana" w:cs="Verdana" w:eastAsia="Verdana" w:hAnsi="Verdana"/>
+          <w:sz w:val="19"/>
+          <w:szCs w:val="19"/>
+        </w:rPr>
+        <w:t xml:space="preserve"> the score and rank of your country, with the scores by PESTEL dimension (sheet Scores, block C), on one slide.</w:t>
+      </w:r>
+    </w:p>
+    <w:p>
+      <w:pPr>
+        <w:pStyle w:val="Heading2"/>
+        <w:keepNext/>
+      </w:pPr>
+      <w:r>
+        <w:rPr>
+          <w:rFonts w:ascii="Verdana" w:cs="Verdana" w:eastAsia="Verdana" w:hAnsi="Verdana"/>
+        </w:rPr>
+        <w:t xml:space="preserve">Step 7  Test robustness: other weights (required)</w:t>
+      </w:r>
+    </w:p>
+    <w:p>
+      <w:pPr>
+        <w:keepNext/>
+        <w:spacing w:after="80" w:before="0" w:line="252"/>
+      </w:pPr>
+      <w:r>
+        <w:rPr>
+          <w:rFonts w:ascii="Verdana" w:cs="Verdana" w:eastAsia="Verdana" w:hAnsi="Verdana"/>
+          <w:sz w:val="19"/>
+          <w:szCs w:val="19"/>
+        </w:rPr>
+        <w:t xml:space="preserve">A ranking is decision support, not truth. The required test is the same for every group: look at the scores and ranks that the sheet recalculates with four alternative weight sets (sheet Scores, blocks A and B), next to the fixed baseline. Weights are per PESTEL dimension (sum 100) and split equally among the indicators of the dimension.</w:t>
+      </w:r>
+    </w:p>
+    <w:tbl>
+      <w:tblPr>
+        <w:tblW w:type="dxa" w:w="8522"/>
+        <w:tblBorders>
+          <w:top w:val="single" w:color="auto" w:sz="4"/>
+          <w:left w:val="single" w:color="auto" w:sz="4"/>
+          <w:bottom w:val="single" w:color="auto" w:sz="4"/>
+          <w:right w:val="single" w:color="auto" w:sz="4"/>
+          <w:insideH w:val="single" w:color="auto" w:sz="4"/>
+          <w:insideV w:val="single" w:color="auto" w:sz="4"/>
+        </w:tblBorders>
+      </w:tblPr>
+      <w:tblGrid>
+        <w:gridCol w:w="2472"/>
+        <w:gridCol w:w="1150"/>
+        <w:gridCol w:w="1150"/>
+        <w:gridCol w:w="1250"/>
+        <w:gridCol w:w="1250"/>
+        <w:gridCol w:w="1250"/>
+      </w:tblGrid>
+      <w:tr>
+        <w:trPr>
+          <w:cantSplit/>
+          <w:tblHeader/>
+        </w:trPr>
+        <w:tc>
+          <w:tcPr>
+            <w:tcW w:type="dxa" w:w="2472"/>
+            <w:tcBorders>
+              <w:top w:val="single" w:color="BFBFBF" w:sz="4"/>
+              <w:left w:val="single" w:color="BFBFBF" w:sz="4"/>
+              <w:bottom w:val="single" w:color="BFBFBF" w:sz="4"/>
+              <w:right w:val="single" w:color="BFBFBF" w:sz="4"/>
+            </w:tcBorders>
+            <w:shd w:fill="002350" w:color="auto" w:val="clear"/>
+            <w:tcMar>
+              <w:top w:type="dxa" w:w="60"/>
+              <w:left w:type="dxa" w:w="100"/>
+              <w:bottom w:type="dxa" w:w="40"/>
+              <w:right w:type="dxa" w:w="100"/>
+            </w:tcMar>
+          </w:tcPr>
+          <w:p>
+            <w:pPr>
+              <w:keepNext/>
+              <w:spacing w:after="40" w:line="240"/>
+            </w:pPr>
+            <w:r>
+              <w:rPr>
+                <w:rFonts w:ascii="Verdana" w:cs="Verdana" w:eastAsia="Verdana" w:hAnsi="Verdana"/>
+                <w:b/>
+                <w:bCs/>
+                <w:color w:val="FFFFFF"/>
+                <w:sz w:val="15"/>
+                <w:szCs w:val="15"/>
+              </w:rPr>
+              <w:t xml:space="preserve">PESTEL dimension</w:t>
+            </w:r>
+          </w:p>
+        </w:tc>
+        <w:tc>
+          <w:tcPr>
+            <w:tcW w:type="dxa" w:w="1150"/>
+            <w:tcBorders>
+              <w:top w:val="single" w:color="BFBFBF" w:sz="4"/>
+              <w:left w:val="single" w:color="BFBFBF" w:sz="4"/>
+              <w:bottom w:val="single" w:color="BFBFBF" w:sz="4"/>
+              <w:right w:val="single" w:color="BFBFBF" w:sz="4"/>
+            </w:tcBorders>
+            <w:shd w:fill="002350" w:color="auto" w:val="clear"/>
+            <w:tcMar>
+              <w:top w:type="dxa" w:w="60"/>
+              <w:left w:type="dxa" w:w="100"/>
+              <w:bottom w:type="dxa" w:w="40"/>
+              <w:right w:type="dxa" w:w="100"/>
+            </w:tcMar>
+          </w:tcPr>
+          <w:p>
+            <w:pPr>
+              <w:keepNext/>
+              <w:spacing w:after="40" w:line="240"/>
+            </w:pPr>
+            <w:r>
+              <w:rPr>
+                <w:rFonts w:ascii="Verdana" w:cs="Verdana" w:eastAsia="Verdana" w:hAnsi="Verdana"/>
+                <w:b/>
+                <w:bCs/>
+                <w:color w:val="FFFFFF"/>
+                <w:sz w:val="15"/>
+                <w:szCs w:val="15"/>
+              </w:rPr>
+              <w:t xml:space="preserve">Baseline</w:t>
+            </w:r>
+          </w:p>
+        </w:tc>
+        <w:tc>
+          <w:tcPr>
+            <w:tcW w:type="dxa" w:w="1150"/>
+            <w:tcBorders>
+              <w:top w:val="single" w:color="BFBFBF" w:sz="4"/>
+              <w:left w:val="single" w:color="BFBFBF" w:sz="4"/>
+              <w:bottom w:val="single" w:color="BFBFBF" w:sz="4"/>
+              <w:right w:val="single" w:color="BFBFBF" w:sz="4"/>
+            </w:tcBorders>
+            <w:shd w:fill="002350" w:color="auto" w:val="clear"/>
+            <w:tcMar>
+              <w:top w:type="dxa" w:w="60"/>
+              <w:left w:type="dxa" w:w="100"/>
+              <w:bottom w:type="dxa" w:w="40"/>
+              <w:right w:type="dxa" w:w="100"/>
+            </w:tcMar>
+          </w:tcPr>
+          <w:p>
+            <w:pPr>
+              <w:keepNext/>
+              <w:spacing w:after="40" w:line="240"/>
+            </w:pPr>
+            <w:r>
+              <w:rPr>
+                <w:rFonts w:ascii="Verdana" w:cs="Verdana" w:eastAsia="Verdana" w:hAnsi="Verdana"/>
+                <w:b/>
+                <w:bCs/>
+                <w:color w:val="FFFFFF"/>
+                <w:sz w:val="15"/>
+                <w:szCs w:val="15"/>
+              </w:rPr>
+              <w:t xml:space="preserve">Equal</w:t>
+            </w:r>
+          </w:p>
+        </w:tc>
+        <w:tc>
+          <w:tcPr>
+            <w:tcW w:type="dxa" w:w="1250"/>
+            <w:tcBorders>
+              <w:top w:val="single" w:color="BFBFBF" w:sz="4"/>
+              <w:left w:val="single" w:color="BFBFBF" w:sz="4"/>
+              <w:bottom w:val="single" w:color="BFBFBF" w:sz="4"/>
+              <w:right w:val="single" w:color="BFBFBF" w:sz="4"/>
+            </w:tcBorders>
+            <w:shd w:fill="002350" w:color="auto" w:val="clear"/>
+            <w:tcMar>
+              <w:top w:type="dxa" w:w="60"/>
+              <w:left w:type="dxa" w:w="100"/>
+              <w:bottom w:type="dxa" w:w="40"/>
+              <w:right w:type="dxa" w:w="100"/>
+            </w:tcMar>
+          </w:tcPr>
+          <w:p>
+            <w:pPr>
+              <w:keepNext/>
+              <w:spacing w:after="40" w:line="240"/>
+            </w:pPr>
+            <w:r>
+              <w:rPr>
+                <w:rFonts w:ascii="Verdana" w:cs="Verdana" w:eastAsia="Verdana" w:hAnsi="Verdana"/>
+                <w:b/>
+                <w:bCs/>
+                <w:color w:val="FFFFFF"/>
+                <w:sz w:val="15"/>
+                <w:szCs w:val="15"/>
+              </w:rPr>
+              <w:t xml:space="preserve">Economy-led</w:t>
+            </w:r>
+          </w:p>
+        </w:tc>
+        <w:tc>
+          <w:tcPr>
+            <w:tcW w:type="dxa" w:w="1250"/>
+            <w:tcBorders>
+              <w:top w:val="single" w:color="BFBFBF" w:sz="4"/>
+              <w:left w:val="single" w:color="BFBFBF" w:sz="4"/>
+              <w:bottom w:val="single" w:color="BFBFBF" w:sz="4"/>
+              <w:right w:val="single" w:color="BFBFBF" w:sz="4"/>
+            </w:tcBorders>
+            <w:shd w:fill="002350" w:color="auto" w:val="clear"/>
+            <w:tcMar>
+              <w:top w:type="dxa" w:w="60"/>
+              <w:left w:type="dxa" w:w="100"/>
+              <w:bottom w:type="dxa" w:w="40"/>
+              <w:right w:type="dxa" w:w="100"/>
+            </w:tcMar>
+          </w:tcPr>
+          <w:p>
+            <w:pPr>
+              <w:keepNext/>
+              <w:spacing w:after="40" w:line="240"/>
+            </w:pPr>
+            <w:r>
+              <w:rPr>
+                <w:rFonts w:ascii="Verdana" w:cs="Verdana" w:eastAsia="Verdana" w:hAnsi="Verdana"/>
+                <w:b/>
+                <w:bCs/>
+                <w:color w:val="FFFFFF"/>
+                <w:sz w:val="15"/>
+                <w:szCs w:val="15"/>
+              </w:rPr>
+              <w:t xml:space="preserve">Access-led</w:t>
+            </w:r>
+          </w:p>
+        </w:tc>
+        <w:tc>
+          <w:tcPr>
+            <w:tcW w:type="dxa" w:w="1250"/>
+            <w:tcBorders>
+              <w:top w:val="single" w:color="BFBFBF" w:sz="4"/>
+              <w:left w:val="single" w:color="BFBFBF" w:sz="4"/>
+              <w:bottom w:val="single" w:color="BFBFBF" w:sz="4"/>
+              <w:right w:val="single" w:color="BFBFBF" w:sz="4"/>
+            </w:tcBorders>
+            <w:shd w:fill="002350" w:color="auto" w:val="clear"/>
+            <w:tcMar>
+              <w:top w:type="dxa" w:w="60"/>
+              <w:left w:type="dxa" w:w="100"/>
+              <w:bottom w:type="dxa" w:w="40"/>
+              <w:right w:type="dxa" w:w="100"/>
+            </w:tcMar>
+          </w:tcPr>
+          <w:p>
+            <w:pPr>
+              <w:keepNext/>
+              <w:spacing w:after="40" w:line="240"/>
+            </w:pPr>
+            <w:r>
+              <w:rPr>
+                <w:rFonts w:ascii="Verdana" w:cs="Verdana" w:eastAsia="Verdana" w:hAnsi="Verdana"/>
+                <w:b/>
+                <w:bCs/>
+                <w:color w:val="FFFFFF"/>
+                <w:sz w:val="15"/>
+                <w:szCs w:val="15"/>
+              </w:rPr>
+              <w:t xml:space="preserve">Society-led</w:t>
+            </w:r>
+          </w:p>
+        </w:tc>
+      </w:tr>
+      <w:tr>
+        <w:trPr>
+          <w:cantSplit/>
+        </w:trPr>
+        <w:tc>
+          <w:tcPr>
+            <w:tcW w:type="dxa" w:w="2472"/>
+            <w:tcBorders>
+              <w:top w:val="single" w:color="BFBFBF" w:sz="4"/>
+              <w:left w:val="single" w:color="BFBFBF" w:sz="4"/>
+              <w:bottom w:val="single" w:color="BFBFBF" w:sz="4"/>
+              <w:right w:val="single" w:color="BFBFBF" w:sz="4"/>
+            </w:tcBorders>
+            <w:tcMar>
+              <w:top w:type="dxa" w:w="60"/>
+              <w:left w:type="dxa" w:w="100"/>
+              <w:bottom w:type="dxa" w:w="40"/>
+              <w:right w:type="dxa" w:w="100"/>
+            </w:tcMar>
+          </w:tcPr>
+          <w:p>
+            <w:pPr>
+              <w:keepNext/>
+              <w:spacing w:after="40" w:line="240"/>
+            </w:pPr>
+            <w:r>
+              <w:rPr>
+                <w:rFonts w:ascii="Verdana" w:cs="Verdana" w:eastAsia="Verdana" w:hAnsi="Verdana"/>
+                <w:b/>
+                <w:bCs/>
+                <w:sz w:val="15"/>
+                <w:szCs w:val="15"/>
+              </w:rPr>
+              <w:t xml:space="preserve">Political</w:t>
+            </w:r>
+          </w:p>
+        </w:tc>
+        <w:tc>
+          <w:tcPr>
+            <w:tcW w:type="dxa" w:w="1150"/>
+            <w:tcBorders>
+              <w:top w:val="single" w:color="BFBFBF" w:sz="4"/>
+              <w:left w:val="single" w:color="BFBFBF" w:sz="4"/>
+              <w:bottom w:val="single" w:color="BFBFBF" w:sz="4"/>
+              <w:right w:val="single" w:color="BFBFBF" w:sz="4"/>
+            </w:tcBorders>
+            <w:tcMar>
+              <w:top w:type="dxa" w:w="60"/>
+              <w:left w:type="dxa" w:w="100"/>
+              <w:bottom w:type="dxa" w:w="40"/>
+              <w:right w:type="dxa" w:w="100"/>
+            </w:tcMar>
+          </w:tcPr>
+          <w:p>
+            <w:pPr>
+              <w:keepNext/>
+              <w:spacing w:after="40" w:line="240"/>
+            </w:pPr>
+            <w:r>
+              <w:rPr>
+                <w:rFonts w:ascii="Verdana" w:cs="Verdana" w:eastAsia="Verdana" w:hAnsi="Verdana"/>
+                <w:sz w:val="15"/>
+                <w:szCs w:val="15"/>
+              </w:rPr>
+              <w:t xml:space="preserve">15</w:t>
+            </w:r>
+          </w:p>
+        </w:tc>
+        <w:tc>
+          <w:tcPr>
+            <w:tcW w:type="dxa" w:w="1150"/>
+            <w:tcBorders>
+              <w:top w:val="single" w:color="BFBFBF" w:sz="4"/>
+              <w:left w:val="single" w:color="BFBFBF" w:sz="4"/>
+              <w:bottom w:val="single" w:color="BFBFBF" w:sz="4"/>
+              <w:right w:val="single" w:color="BFBFBF" w:sz="4"/>
+            </w:tcBorders>
+            <w:tcMar>
+              <w:top w:type="dxa" w:w="60"/>
+              <w:left w:type="dxa" w:w="100"/>
+              <w:bottom w:type="dxa" w:w="40"/>
+              <w:right w:type="dxa" w:w="100"/>
+            </w:tcMar>
+          </w:tcPr>
+          <w:p>
+            <w:pPr>
+              <w:keepNext/>
+              <w:spacing w:after="40" w:line="240"/>
+            </w:pPr>
+            <w:r>
+              <w:rPr>
+                <w:rFonts w:ascii="Verdana" w:cs="Verdana" w:eastAsia="Verdana" w:hAnsi="Verdana"/>
+                <w:sz w:val="15"/>
+                <w:szCs w:val="15"/>
+              </w:rPr>
+              <w:t xml:space="preserve">17</w:t>
+            </w:r>
+          </w:p>
+        </w:tc>
+        <w:tc>
+          <w:tcPr>
+            <w:tcW w:type="dxa" w:w="1250"/>
+            <w:tcBorders>
+              <w:top w:val="single" w:color="BFBFBF" w:sz="4"/>
+              <w:left w:val="single" w:color="BFBFBF" w:sz="4"/>
+              <w:bottom w:val="single" w:color="BFBFBF" w:sz="4"/>
+              <w:right w:val="single" w:color="BFBFBF" w:sz="4"/>
+            </w:tcBorders>
+            <w:tcMar>
+              <w:top w:type="dxa" w:w="60"/>
+              <w:left w:type="dxa" w:w="100"/>
+              <w:bottom w:type="dxa" w:w="40"/>
+              <w:right w:type="dxa" w:w="100"/>
+            </w:tcMar>
+          </w:tcPr>
+          <w:p>
+            <w:pPr>
+              <w:keepNext/>
+              <w:spacing w:after="40" w:line="240"/>
+            </w:pPr>
+            <w:r>
+              <w:rPr>
+                <w:rFonts w:ascii="Verdana" w:cs="Verdana" w:eastAsia="Verdana" w:hAnsi="Verdana"/>
+                <w:sz w:val="15"/>
+                <w:szCs w:val="15"/>
+              </w:rPr>
+              <w:t xml:space="preserve">10</w:t>
+            </w:r>
+          </w:p>
+        </w:tc>
+        <w:tc>
+          <w:tcPr>
+            <w:tcW w:type="dxa" w:w="1250"/>
+            <w:tcBorders>
+              <w:top w:val="single" w:color="BFBFBF" w:sz="4"/>
+              <w:left w:val="single" w:color="BFBFBF" w:sz="4"/>
+              <w:bottom w:val="single" w:color="BFBFBF" w:sz="4"/>
+              <w:right w:val="single" w:color="BFBFBF" w:sz="4"/>
+            </w:tcBorders>
+            <w:tcMar>
+              <w:top w:type="dxa" w:w="60"/>
+              <w:left w:type="dxa" w:w="100"/>
+              <w:bottom w:type="dxa" w:w="40"/>
+              <w:right w:type="dxa" w:w="100"/>
+            </w:tcMar>
+          </w:tcPr>
+          <w:p>
+            <w:pPr>
+              <w:keepNext/>
+              <w:spacing w:after="40" w:line="240"/>
+            </w:pPr>
+            <w:r>
+              <w:rPr>
+                <w:rFonts w:ascii="Verdana" w:cs="Verdana" w:eastAsia="Verdana" w:hAnsi="Verdana"/>
+                <w:sz w:val="15"/>
+                <w:szCs w:val="15"/>
+              </w:rPr>
+              <w:t xml:space="preserve">20</w:t>
+            </w:r>
+          </w:p>
+        </w:tc>
+        <w:tc>
+          <w:tcPr>
+            <w:tcW w:type="dxa" w:w="1250"/>
+            <w:tcBorders>
+              <w:top w:val="single" w:color="BFBFBF" w:sz="4"/>
+              <w:left w:val="single" w:color="BFBFBF" w:sz="4"/>
+              <w:bottom w:val="single" w:color="BFBFBF" w:sz="4"/>
+              <w:right w:val="single" w:color="BFBFBF" w:sz="4"/>
+            </w:tcBorders>
+            <w:tcMar>
+              <w:top w:type="dxa" w:w="60"/>
+              <w:left w:type="dxa" w:w="100"/>
+              <w:bottom w:type="dxa" w:w="40"/>
+              <w:right w:type="dxa" w:w="100"/>
+            </w:tcMar>
+          </w:tcPr>
+          <w:p>
+            <w:pPr>
+              <w:keepNext/>
+              <w:spacing w:after="40" w:line="240"/>
+            </w:pPr>
+            <w:r>
+              <w:rPr>
+                <w:rFonts w:ascii="Verdana" w:cs="Verdana" w:eastAsia="Verdana" w:hAnsi="Verdana"/>
+                <w:sz w:val="15"/>
+                <w:szCs w:val="15"/>
+              </w:rPr>
+              <w:t xml:space="preserve">10</w:t>
+            </w:r>
+          </w:p>
+        </w:tc>
+      </w:tr>
+      <w:tr>
+        <w:trPr>
+          <w:cantSplit/>
+        </w:trPr>
+        <w:tc>
+          <w:tcPr>
+            <w:tcW w:type="dxa" w:w="2472"/>
+            <w:tcBorders>
+              <w:top w:val="single" w:color="BFBFBF" w:sz="4"/>
+              <w:left w:val="single" w:color="BFBFBF" w:sz="4"/>
+              <w:bottom w:val="single" w:color="BFBFBF" w:sz="4"/>
+              <w:right w:val="single" w:color="BFBFBF" w:sz="4"/>
+            </w:tcBorders>
+            <w:shd w:fill="F2F2F2" w:color="auto" w:val="clear"/>
+            <w:tcMar>
+              <w:top w:type="dxa" w:w="60"/>
+              <w:left w:type="dxa" w:w="100"/>
+              <w:bottom w:type="dxa" w:w="40"/>
+              <w:right w:type="dxa" w:w="100"/>
+            </w:tcMar>
+          </w:tcPr>
+          <w:p>
+            <w:pPr>
+              <w:keepNext/>
+              <w:spacing w:after="40" w:line="240"/>
+            </w:pPr>
+            <w:r>
+              <w:rPr>
+                <w:rFonts w:ascii="Verdana" w:cs="Verdana" w:eastAsia="Verdana" w:hAnsi="Verdana"/>
+                <w:b/>
+                <w:bCs/>
+                <w:sz w:val="15"/>
+                <w:szCs w:val="15"/>
+              </w:rPr>
+              <w:t xml:space="preserve">Economic</w:t>
+            </w:r>
+          </w:p>
+        </w:tc>
+        <w:tc>
+          <w:tcPr>
+            <w:tcW w:type="dxa" w:w="1150"/>
+            <w:tcBorders>
+              <w:top w:val="single" w:color="BFBFBF" w:sz="4"/>
+              <w:left w:val="single" w:color="BFBFBF" w:sz="4"/>
+              <w:bottom w:val="single" w:color="BFBFBF" w:sz="4"/>
+              <w:right w:val="single" w:color="BFBFBF" w:sz="4"/>
+            </w:tcBorders>
+            <w:shd w:fill="F2F2F2" w:color="auto" w:val="clear"/>
+            <w:tcMar>
+              <w:top w:type="dxa" w:w="60"/>
+              <w:left w:type="dxa" w:w="100"/>
+              <w:bottom w:type="dxa" w:w="40"/>
+              <w:right w:type="dxa" w:w="100"/>
+            </w:tcMar>
+          </w:tcPr>
+          <w:p>
+            <w:pPr>
+              <w:keepNext/>
+              <w:spacing w:after="40" w:line="240"/>
+            </w:pPr>
+            <w:r>
+              <w:rPr>
+                <w:rFonts w:ascii="Verdana" w:cs="Verdana" w:eastAsia="Verdana" w:hAnsi="Verdana"/>
+                <w:sz w:val="15"/>
+                <w:szCs w:val="15"/>
+              </w:rPr>
+              <w:t xml:space="preserve">25</w:t>
+            </w:r>
+          </w:p>
+        </w:tc>
+        <w:tc>
+          <w:tcPr>
+            <w:tcW w:type="dxa" w:w="1150"/>
+            <w:tcBorders>
+              <w:top w:val="single" w:color="BFBFBF" w:sz="4"/>
+              <w:left w:val="single" w:color="BFBFBF" w:sz="4"/>
+              <w:bottom w:val="single" w:color="BFBFBF" w:sz="4"/>
+              <w:right w:val="single" w:color="BFBFBF" w:sz="4"/>
+            </w:tcBorders>
+            <w:shd w:fill="F2F2F2" w:color="auto" w:val="clear"/>
+            <w:tcMar>
+              <w:top w:type="dxa" w:w="60"/>
+              <w:left w:type="dxa" w:w="100"/>
+              <w:bottom w:type="dxa" w:w="40"/>
+              <w:right w:type="dxa" w:w="100"/>
+            </w:tcMar>
+          </w:tcPr>
+          <w:p>
+            <w:pPr>
+              <w:keepNext/>
+              <w:spacing w:after="40" w:line="240"/>
+            </w:pPr>
+            <w:r>
+              <w:rPr>
+                <w:rFonts w:ascii="Verdana" w:cs="Verdana" w:eastAsia="Verdana" w:hAnsi="Verdana"/>
+                <w:sz w:val="15"/>
+                <w:szCs w:val="15"/>
+              </w:rPr>
+              <w:t xml:space="preserve">17</w:t>
+            </w:r>
+          </w:p>
+        </w:tc>
+        <w:tc>
+          <w:tcPr>
+            <w:tcW w:type="dxa" w:w="1250"/>
+            <w:tcBorders>
+              <w:top w:val="single" w:color="BFBFBF" w:sz="4"/>
+              <w:left w:val="single" w:color="BFBFBF" w:sz="4"/>
+              <w:bottom w:val="single" w:color="BFBFBF" w:sz="4"/>
+              <w:right w:val="single" w:color="BFBFBF" w:sz="4"/>
+            </w:tcBorders>
+            <w:shd w:fill="F2F2F2" w:color="auto" w:val="clear"/>
+            <w:tcMar>
+              <w:top w:type="dxa" w:w="60"/>
+              <w:left w:type="dxa" w:w="100"/>
+              <w:bottom w:type="dxa" w:w="40"/>
+              <w:right w:type="dxa" w:w="100"/>
+            </w:tcMar>
+          </w:tcPr>
+          <w:p>
+            <w:pPr>
+              <w:keepNext/>
+              <w:spacing w:after="40" w:line="240"/>
+            </w:pPr>
+            <w:r>
+              <w:rPr>
+                <w:rFonts w:ascii="Verdana" w:cs="Verdana" w:eastAsia="Verdana" w:hAnsi="Verdana"/>
+                <w:sz w:val="15"/>
+                <w:szCs w:val="15"/>
+              </w:rPr>
+              <w:t xml:space="preserve">40</w:t>
+            </w:r>
+          </w:p>
+        </w:tc>
+        <w:tc>
+          <w:tcPr>
+            <w:tcW w:type="dxa" w:w="1250"/>
+            <w:tcBorders>
+              <w:top w:val="single" w:color="BFBFBF" w:sz="4"/>
+              <w:left w:val="single" w:color="BFBFBF" w:sz="4"/>
+              <w:bottom w:val="single" w:color="BFBFBF" w:sz="4"/>
+              <w:right w:val="single" w:color="BFBFBF" w:sz="4"/>
+            </w:tcBorders>
+            <w:shd w:fill="F2F2F2" w:color="auto" w:val="clear"/>
+            <w:tcMar>
+              <w:top w:type="dxa" w:w="60"/>
+              <w:left w:type="dxa" w:w="100"/>
+              <w:bottom w:type="dxa" w:w="40"/>
+              <w:right w:type="dxa" w:w="100"/>
+            </w:tcMar>
+          </w:tcPr>
+          <w:p>
+            <w:pPr>
+              <w:keepNext/>
+              <w:spacing w:after="40" w:line="240"/>
+            </w:pPr>
+            <w:r>
+              <w:rPr>
+                <w:rFonts w:ascii="Verdana" w:cs="Verdana" w:eastAsia="Verdana" w:hAnsi="Verdana"/>
+                <w:sz w:val="15"/>
+                <w:szCs w:val="15"/>
+              </w:rPr>
+              <w:t xml:space="preserve">15</w:t>
+            </w:r>
+          </w:p>
+        </w:tc>
+        <w:tc>
+          <w:tcPr>
+            <w:tcW w:type="dxa" w:w="1250"/>
+            <w:tcBorders>
+              <w:top w:val="single" w:color="BFBFBF" w:sz="4"/>
+              <w:left w:val="single" w:color="BFBFBF" w:sz="4"/>
+              <w:bottom w:val="single" w:color="BFBFBF" w:sz="4"/>
+              <w:right w:val="single" w:color="BFBFBF" w:sz="4"/>
+            </w:tcBorders>
+            <w:shd w:fill="F2F2F2" w:color="auto" w:val="clear"/>
+            <w:tcMar>
+              <w:top w:type="dxa" w:w="60"/>
+              <w:left w:type="dxa" w:w="100"/>
+              <w:bottom w:type="dxa" w:w="40"/>
+              <w:right w:type="dxa" w:w="100"/>
+            </w:tcMar>
+          </w:tcPr>
+          <w:p>
+            <w:pPr>
+              <w:keepNext/>
+              <w:spacing w:after="40" w:line="240"/>
+            </w:pPr>
+            <w:r>
+              <w:rPr>
+                <w:rFonts w:ascii="Verdana" w:cs="Verdana" w:eastAsia="Verdana" w:hAnsi="Verdana"/>
+                <w:sz w:val="15"/>
+                <w:szCs w:val="15"/>
+              </w:rPr>
+              <w:t xml:space="preserve">20</w:t>
+            </w:r>
+          </w:p>
+        </w:tc>
+      </w:tr>
+      <w:tr>
+        <w:trPr>
+          <w:cantSplit/>
+        </w:trPr>
+        <w:tc>
+          <w:tcPr>
+            <w:tcW w:type="dxa" w:w="2472"/>
+            <w:tcBorders>
+              <w:top w:val="single" w:color="BFBFBF" w:sz="4"/>
+              <w:left w:val="single" w:color="BFBFBF" w:sz="4"/>
+              <w:bottom w:val="single" w:color="BFBFBF" w:sz="4"/>
+              <w:right w:val="single" w:color="BFBFBF" w:sz="4"/>
+            </w:tcBorders>
+            <w:tcMar>
+              <w:top w:type="dxa" w:w="60"/>
+              <w:left w:type="dxa" w:w="100"/>
+              <w:bottom w:type="dxa" w:w="40"/>
+              <w:right w:type="dxa" w:w="100"/>
+            </w:tcMar>
+          </w:tcPr>
+          <w:p>
+            <w:pPr>
+              <w:keepNext/>
+              <w:spacing w:after="40" w:line="240"/>
+            </w:pPr>
+            <w:r>
+              <w:rPr>
+                <w:rFonts w:ascii="Verdana" w:cs="Verdana" w:eastAsia="Verdana" w:hAnsi="Verdana"/>
+                <w:b/>
+                <w:bCs/>
+                <w:sz w:val="15"/>
+                <w:szCs w:val="15"/>
+              </w:rPr>
+              <w:t xml:space="preserve">Social</w:t>
+            </w:r>
+          </w:p>
+        </w:tc>
+        <w:tc>
+          <w:tcPr>
+            <w:tcW w:type="dxa" w:w="1150"/>
+            <w:tcBorders>
+              <w:top w:val="single" w:color="BFBFBF" w:sz="4"/>
+              <w:left w:val="single" w:color="BFBFBF" w:sz="4"/>
+              <w:bottom w:val="single" w:color="BFBFBF" w:sz="4"/>
+              <w:right w:val="single" w:color="BFBFBF" w:sz="4"/>
+            </w:tcBorders>
+            <w:tcMar>
+              <w:top w:type="dxa" w:w="60"/>
+              <w:left w:type="dxa" w:w="100"/>
+              <w:bottom w:type="dxa" w:w="40"/>
+              <w:right w:type="dxa" w:w="100"/>
+            </w:tcMar>
+          </w:tcPr>
+          <w:p>
+            <w:pPr>
+              <w:keepNext/>
+              <w:spacing w:after="40" w:line="240"/>
+            </w:pPr>
+            <w:r>
+              <w:rPr>
+                <w:rFonts w:ascii="Verdana" w:cs="Verdana" w:eastAsia="Verdana" w:hAnsi="Verdana"/>
+                <w:sz w:val="15"/>
+                <w:szCs w:val="15"/>
+              </w:rPr>
+              <w:t xml:space="preserve">25</w:t>
+            </w:r>
+          </w:p>
+        </w:tc>
+        <w:tc>
+          <w:tcPr>
+            <w:tcW w:type="dxa" w:w="1150"/>
+            <w:tcBorders>
+              <w:top w:val="single" w:color="BFBFBF" w:sz="4"/>
+              <w:left w:val="single" w:color="BFBFBF" w:sz="4"/>
+              <w:bottom w:val="single" w:color="BFBFBF" w:sz="4"/>
+              <w:right w:val="single" w:color="BFBFBF" w:sz="4"/>
+            </w:tcBorders>
+            <w:tcMar>
+              <w:top w:type="dxa" w:w="60"/>
+              <w:left w:type="dxa" w:w="100"/>
+              <w:bottom w:type="dxa" w:w="40"/>
+              <w:right w:type="dxa" w:w="100"/>
+            </w:tcMar>
+          </w:tcPr>
+          <w:p>
+            <w:pPr>
+              <w:keepNext/>
+              <w:spacing w:after="40" w:line="240"/>
+            </w:pPr>
+            <w:r>
+              <w:rPr>
+                <w:rFonts w:ascii="Verdana" w:cs="Verdana" w:eastAsia="Verdana" w:hAnsi="Verdana"/>
+                <w:sz w:val="15"/>
+                <w:szCs w:val="15"/>
+              </w:rPr>
+              <w:t xml:space="preserve">17</w:t>
+            </w:r>
+          </w:p>
+        </w:tc>
+        <w:tc>
+          <w:tcPr>
+            <w:tcW w:type="dxa" w:w="1250"/>
+            <w:tcBorders>
+              <w:top w:val="single" w:color="BFBFBF" w:sz="4"/>
+              <w:left w:val="single" w:color="BFBFBF" w:sz="4"/>
+              <w:bottom w:val="single" w:color="BFBFBF" w:sz="4"/>
+              <w:right w:val="single" w:color="BFBFBF" w:sz="4"/>
+            </w:tcBorders>
+            <w:tcMar>
+              <w:top w:type="dxa" w:w="60"/>
+              <w:left w:type="dxa" w:w="100"/>
+              <w:bottom w:type="dxa" w:w="40"/>
+              <w:right w:type="dxa" w:w="100"/>
+            </w:tcMar>
+          </w:tcPr>
+          <w:p>
+            <w:pPr>
+              <w:keepNext/>
+              <w:spacing w:after="40" w:line="240"/>
+            </w:pPr>
+            <w:r>
+              <w:rPr>
+                <w:rFonts w:ascii="Verdana" w:cs="Verdana" w:eastAsia="Verdana" w:hAnsi="Verdana"/>
+                <w:sz w:val="15"/>
+                <w:szCs w:val="15"/>
+              </w:rPr>
+              <w:t xml:space="preserve">20</w:t>
+            </w:r>
+          </w:p>
+        </w:tc>
+        <w:tc>
+          <w:tcPr>
+            <w:tcW w:type="dxa" w:w="1250"/>
+            <w:tcBorders>
+              <w:top w:val="single" w:color="BFBFBF" w:sz="4"/>
+              <w:left w:val="single" w:color="BFBFBF" w:sz="4"/>
+              <w:bottom w:val="single" w:color="BFBFBF" w:sz="4"/>
+              <w:right w:val="single" w:color="BFBFBF" w:sz="4"/>
+            </w:tcBorders>
+            <w:tcMar>
+              <w:top w:type="dxa" w:w="60"/>
+              <w:left w:type="dxa" w:w="100"/>
+              <w:bottom w:type="dxa" w:w="40"/>
+              <w:right w:type="dxa" w:w="100"/>
+            </w:tcMar>
+          </w:tcPr>
+          <w:p>
+            <w:pPr>
+              <w:keepNext/>
+              <w:spacing w:after="40" w:line="240"/>
+            </w:pPr>
+            <w:r>
+              <w:rPr>
+                <w:rFonts w:ascii="Verdana" w:cs="Verdana" w:eastAsia="Verdana" w:hAnsi="Verdana"/>
+                <w:sz w:val="15"/>
+                <w:szCs w:val="15"/>
+              </w:rPr>
+              <w:t xml:space="preserve">15</w:t>
+            </w:r>
+          </w:p>
+        </w:tc>
+        <w:tc>
+          <w:tcPr>
+            <w:tcW w:type="dxa" w:w="1250"/>
+            <w:tcBorders>
+              <w:top w:val="single" w:color="BFBFBF" w:sz="4"/>
+              <w:left w:val="single" w:color="BFBFBF" w:sz="4"/>
+              <w:bottom w:val="single" w:color="BFBFBF" w:sz="4"/>
+              <w:right w:val="single" w:color="BFBFBF" w:sz="4"/>
+            </w:tcBorders>
+            <w:tcMar>
+              <w:top w:type="dxa" w:w="60"/>
+              <w:left w:type="dxa" w:w="100"/>
+              <w:bottom w:type="dxa" w:w="40"/>
+              <w:right w:type="dxa" w:w="100"/>
+            </w:tcMar>
+          </w:tcPr>
+          <w:p>
+            <w:pPr>
+              <w:keepNext/>
+              <w:spacing w:after="40" w:line="240"/>
+            </w:pPr>
+            <w:r>
+              <w:rPr>
+                <w:rFonts w:ascii="Verdana" w:cs="Verdana" w:eastAsia="Verdana" w:hAnsi="Verdana"/>
+                <w:sz w:val="15"/>
+                <w:szCs w:val="15"/>
+              </w:rPr>
+              <w:t xml:space="preserve">40</w:t>
+            </w:r>
+          </w:p>
+        </w:tc>
+      </w:tr>
+      <w:tr>
+        <w:trPr>
+          <w:cantSplit/>
+        </w:trPr>
+        <w:tc>
+          <w:tcPr>
+            <w:tcW w:type="dxa" w:w="2472"/>
+            <w:tcBorders>
+              <w:top w:val="single" w:color="BFBFBF" w:sz="4"/>
+              <w:left w:val="single" w:color="BFBFBF" w:sz="4"/>
+              <w:bottom w:val="single" w:color="BFBFBF" w:sz="4"/>
+              <w:right w:val="single" w:color="BFBFBF" w:sz="4"/>
+            </w:tcBorders>
+            <w:shd w:fill="F2F2F2" w:color="auto" w:val="clear"/>
+            <w:tcMar>
+              <w:top w:type="dxa" w:w="60"/>
+              <w:left w:type="dxa" w:w="100"/>
+              <w:bottom w:type="dxa" w:w="40"/>
+              <w:right w:type="dxa" w:w="100"/>
+            </w:tcMar>
+          </w:tcPr>
+          <w:p>
+            <w:pPr>
+              <w:keepNext/>
+              <w:spacing w:after="40" w:line="240"/>
+            </w:pPr>
+            <w:r>
+              <w:rPr>
+                <w:rFonts w:ascii="Verdana" w:cs="Verdana" w:eastAsia="Verdana" w:hAnsi="Verdana"/>
+                <w:b/>
+                <w:bCs/>
+                <w:sz w:val="15"/>
+                <w:szCs w:val="15"/>
+              </w:rPr>
+              <w:t xml:space="preserve">Technological</w:t>
+            </w:r>
+          </w:p>
+        </w:tc>
+        <w:tc>
+          <w:tcPr>
+            <w:tcW w:type="dxa" w:w="1150"/>
+            <w:tcBorders>
+              <w:top w:val="single" w:color="BFBFBF" w:sz="4"/>
+              <w:left w:val="single" w:color="BFBFBF" w:sz="4"/>
+              <w:bottom w:val="single" w:color="BFBFBF" w:sz="4"/>
+              <w:right w:val="single" w:color="BFBFBF" w:sz="4"/>
+            </w:tcBorders>
+            <w:shd w:fill="F2F2F2" w:color="auto" w:val="clear"/>
+            <w:tcMar>
+              <w:top w:type="dxa" w:w="60"/>
+              <w:left w:type="dxa" w:w="100"/>
+              <w:bottom w:type="dxa" w:w="40"/>
+              <w:right w:type="dxa" w:w="100"/>
+            </w:tcMar>
+          </w:tcPr>
+          <w:p>
+            <w:pPr>
+              <w:keepNext/>
+              <w:spacing w:after="40" w:line="240"/>
+            </w:pPr>
+            <w:r>
+              <w:rPr>
+                <w:rFonts w:ascii="Verdana" w:cs="Verdana" w:eastAsia="Verdana" w:hAnsi="Verdana"/>
+                <w:sz w:val="15"/>
+                <w:szCs w:val="15"/>
+              </w:rPr>
+              <w:t xml:space="preserve">10</w:t>
+            </w:r>
+          </w:p>
+        </w:tc>
+        <w:tc>
+          <w:tcPr>
+            <w:tcW w:type="dxa" w:w="1150"/>
+            <w:tcBorders>
+              <w:top w:val="single" w:color="BFBFBF" w:sz="4"/>
+              <w:left w:val="single" w:color="BFBFBF" w:sz="4"/>
+              <w:bottom w:val="single" w:color="BFBFBF" w:sz="4"/>
+              <w:right w:val="single" w:color="BFBFBF" w:sz="4"/>
+            </w:tcBorders>
+            <w:shd w:fill="F2F2F2" w:color="auto" w:val="clear"/>
+            <w:tcMar>
+              <w:top w:type="dxa" w:w="60"/>
+              <w:left w:type="dxa" w:w="100"/>
+              <w:bottom w:type="dxa" w:w="40"/>
+              <w:right w:type="dxa" w:w="100"/>
+            </w:tcMar>
+          </w:tcPr>
+          <w:p>
+            <w:pPr>
+              <w:keepNext/>
+              <w:spacing w:after="40" w:line="240"/>
+            </w:pPr>
+            <w:r>
+              <w:rPr>
+                <w:rFonts w:ascii="Verdana" w:cs="Verdana" w:eastAsia="Verdana" w:hAnsi="Verdana"/>
+                <w:sz w:val="15"/>
+                <w:szCs w:val="15"/>
+              </w:rPr>
+              <w:t xml:space="preserve">17</w:t>
+            </w:r>
+          </w:p>
+        </w:tc>
+        <w:tc>
+          <w:tcPr>
+            <w:tcW w:type="dxa" w:w="1250"/>
+            <w:tcBorders>
+              <w:top w:val="single" w:color="BFBFBF" w:sz="4"/>
+              <w:left w:val="single" w:color="BFBFBF" w:sz="4"/>
+              <w:bottom w:val="single" w:color="BFBFBF" w:sz="4"/>
+              <w:right w:val="single" w:color="BFBFBF" w:sz="4"/>
+            </w:tcBorders>
+            <w:shd w:fill="F2F2F2" w:color="auto" w:val="clear"/>
+            <w:tcMar>
+              <w:top w:type="dxa" w:w="60"/>
+              <w:left w:type="dxa" w:w="100"/>
+              <w:bottom w:type="dxa" w:w="40"/>
+              <w:right w:type="dxa" w:w="100"/>
+            </w:tcMar>
+          </w:tcPr>
+          <w:p>
+            <w:pPr>
+              <w:keepNext/>
+              <w:spacing w:after="40" w:line="240"/>
+            </w:pPr>
+            <w:r>
+              <w:rPr>
+                <w:rFonts w:ascii="Verdana" w:cs="Verdana" w:eastAsia="Verdana" w:hAnsi="Verdana"/>
+                <w:sz w:val="15"/>
+                <w:szCs w:val="15"/>
+              </w:rPr>
+              <w:t xml:space="preserve">10</w:t>
+            </w:r>
+          </w:p>
+        </w:tc>
+        <w:tc>
+          <w:tcPr>
+            <w:tcW w:type="dxa" w:w="1250"/>
+            <w:tcBorders>
+              <w:top w:val="single" w:color="BFBFBF" w:sz="4"/>
+              <w:left w:val="single" w:color="BFBFBF" w:sz="4"/>
+              <w:bottom w:val="single" w:color="BFBFBF" w:sz="4"/>
+              <w:right w:val="single" w:color="BFBFBF" w:sz="4"/>
+            </w:tcBorders>
+            <w:shd w:fill="F2F2F2" w:color="auto" w:val="clear"/>
+            <w:tcMar>
+              <w:top w:type="dxa" w:w="60"/>
+              <w:left w:type="dxa" w:w="100"/>
+              <w:bottom w:type="dxa" w:w="40"/>
+              <w:right w:type="dxa" w:w="100"/>
+            </w:tcMar>
+          </w:tcPr>
+          <w:p>
+            <w:pPr>
+              <w:keepNext/>
+              <w:spacing w:after="40" w:line="240"/>
+            </w:pPr>
+            <w:r>
+              <w:rPr>
+                <w:rFonts w:ascii="Verdana" w:cs="Verdana" w:eastAsia="Verdana" w:hAnsi="Verdana"/>
+                <w:sz w:val="15"/>
+                <w:szCs w:val="15"/>
+              </w:rPr>
+              <w:t xml:space="preserve">5</w:t>
+            </w:r>
+          </w:p>
+        </w:tc>
+        <w:tc>
+          <w:tcPr>
+            <w:tcW w:type="dxa" w:w="1250"/>
+            <w:tcBorders>
+              <w:top w:val="single" w:color="BFBFBF" w:sz="4"/>
+              <w:left w:val="single" w:color="BFBFBF" w:sz="4"/>
+              <w:bottom w:val="single" w:color="BFBFBF" w:sz="4"/>
+              <w:right w:val="single" w:color="BFBFBF" w:sz="4"/>
+            </w:tcBorders>
+            <w:shd w:fill="F2F2F2" w:color="auto" w:val="clear"/>
+            <w:tcMar>
+              <w:top w:type="dxa" w:w="60"/>
+              <w:left w:type="dxa" w:w="100"/>
+              <w:bottom w:type="dxa" w:w="40"/>
+              <w:right w:type="dxa" w:w="100"/>
+            </w:tcMar>
+          </w:tcPr>
+          <w:p>
+            <w:pPr>
+              <w:keepNext/>
+              <w:spacing w:after="40" w:line="240"/>
+            </w:pPr>
+            <w:r>
+              <w:rPr>
+                <w:rFonts w:ascii="Verdana" w:cs="Verdana" w:eastAsia="Verdana" w:hAnsi="Verdana"/>
+                <w:sz w:val="15"/>
+                <w:szCs w:val="15"/>
+              </w:rPr>
+              <w:t xml:space="preserve">10</w:t>
+            </w:r>
+          </w:p>
+        </w:tc>
+      </w:tr>
+      <w:tr>
+        <w:trPr>
+          <w:cantSplit/>
+        </w:trPr>
+        <w:tc>
+          <w:tcPr>
+            <w:tcW w:type="dxa" w:w="2472"/>
+            <w:tcBorders>
+              <w:top w:val="single" w:color="BFBFBF" w:sz="4"/>
+              <w:left w:val="single" w:color="BFBFBF" w:sz="4"/>
+              <w:bottom w:val="single" w:color="BFBFBF" w:sz="4"/>
+              <w:right w:val="single" w:color="BFBFBF" w:sz="4"/>
+            </w:tcBorders>
+            <w:tcMar>
+              <w:top w:type="dxa" w:w="60"/>
+              <w:left w:type="dxa" w:w="100"/>
+              <w:bottom w:type="dxa" w:w="40"/>
+              <w:right w:type="dxa" w:w="100"/>
+            </w:tcMar>
+          </w:tcPr>
+          <w:p>
+            <w:pPr>
+              <w:keepNext/>
+              <w:spacing w:after="40" w:line="240"/>
+            </w:pPr>
+            <w:r>
+              <w:rPr>
+                <w:rFonts w:ascii="Verdana" w:cs="Verdana" w:eastAsia="Verdana" w:hAnsi="Verdana"/>
+                <w:b/>
+                <w:bCs/>
+                <w:sz w:val="15"/>
+                <w:szCs w:val="15"/>
+              </w:rPr>
+              <w:t xml:space="preserve">Environmental</w:t>
+            </w:r>
+          </w:p>
+        </w:tc>
+        <w:tc>
+          <w:tcPr>
+            <w:tcW w:type="dxa" w:w="1150"/>
+            <w:tcBorders>
+              <w:top w:val="single" w:color="BFBFBF" w:sz="4"/>
+              <w:left w:val="single" w:color="BFBFBF" w:sz="4"/>
+              <w:bottom w:val="single" w:color="BFBFBF" w:sz="4"/>
+              <w:right w:val="single" w:color="BFBFBF" w:sz="4"/>
+            </w:tcBorders>
+            <w:tcMar>
+              <w:top w:type="dxa" w:w="60"/>
+              <w:left w:type="dxa" w:w="100"/>
+              <w:bottom w:type="dxa" w:w="40"/>
+              <w:right w:type="dxa" w:w="100"/>
+            </w:tcMar>
+          </w:tcPr>
+          <w:p>
+            <w:pPr>
+              <w:keepNext/>
+              <w:spacing w:after="40" w:line="240"/>
+            </w:pPr>
+            <w:r>
+              <w:rPr>
+                <w:rFonts w:ascii="Verdana" w:cs="Verdana" w:eastAsia="Verdana" w:hAnsi="Verdana"/>
+                <w:sz w:val="15"/>
+                <w:szCs w:val="15"/>
+              </w:rPr>
+              <w:t xml:space="preserve">5</w:t>
+            </w:r>
+          </w:p>
+        </w:tc>
+        <w:tc>
+          <w:tcPr>
+            <w:tcW w:type="dxa" w:w="1150"/>
+            <w:tcBorders>
+              <w:top w:val="single" w:color="BFBFBF" w:sz="4"/>
+              <w:left w:val="single" w:color="BFBFBF" w:sz="4"/>
+              <w:bottom w:val="single" w:color="BFBFBF" w:sz="4"/>
+              <w:right w:val="single" w:color="BFBFBF" w:sz="4"/>
+            </w:tcBorders>
+            <w:tcMar>
+              <w:top w:type="dxa" w:w="60"/>
+              <w:left w:type="dxa" w:w="100"/>
+              <w:bottom w:type="dxa" w:w="40"/>
+              <w:right w:type="dxa" w:w="100"/>
+            </w:tcMar>
+          </w:tcPr>
+          <w:p>
+            <w:pPr>
+              <w:keepNext/>
+              <w:spacing w:after="40" w:line="240"/>
+            </w:pPr>
+            <w:r>
+              <w:rPr>
+                <w:rFonts w:ascii="Verdana" w:cs="Verdana" w:eastAsia="Verdana" w:hAnsi="Verdana"/>
+                <w:sz w:val="15"/>
+                <w:szCs w:val="15"/>
+              </w:rPr>
+              <w:t xml:space="preserve">16</w:t>
+            </w:r>
+          </w:p>
+        </w:tc>
+        <w:tc>
+          <w:tcPr>
+            <w:tcW w:type="dxa" w:w="1250"/>
+            <w:tcBorders>
+              <w:top w:val="single" w:color="BFBFBF" w:sz="4"/>
+              <w:left w:val="single" w:color="BFBFBF" w:sz="4"/>
+              <w:bottom w:val="single" w:color="BFBFBF" w:sz="4"/>
+              <w:right w:val="single" w:color="BFBFBF" w:sz="4"/>
+            </w:tcBorders>
+            <w:tcMar>
+              <w:top w:type="dxa" w:w="60"/>
+              <w:left w:type="dxa" w:w="100"/>
+              <w:bottom w:type="dxa" w:w="40"/>
+              <w:right w:type="dxa" w:w="100"/>
+            </w:tcMar>
+          </w:tcPr>
+          <w:p>
+            <w:pPr>
+              <w:keepNext/>
+              <w:spacing w:after="40" w:line="240"/>
+            </w:pPr>
+            <w:r>
+              <w:rPr>
+                <w:rFonts w:ascii="Verdana" w:cs="Verdana" w:eastAsia="Verdana" w:hAnsi="Verdana"/>
+                <w:sz w:val="15"/>
+                <w:szCs w:val="15"/>
+              </w:rPr>
+              <w:t xml:space="preserve">5</w:t>
+            </w:r>
+          </w:p>
+        </w:tc>
+        <w:tc>
+          <w:tcPr>
+            <w:tcW w:type="dxa" w:w="1250"/>
+            <w:tcBorders>
+              <w:top w:val="single" w:color="BFBFBF" w:sz="4"/>
+              <w:left w:val="single" w:color="BFBFBF" w:sz="4"/>
+              <w:bottom w:val="single" w:color="BFBFBF" w:sz="4"/>
+              <w:right w:val="single" w:color="BFBFBF" w:sz="4"/>
+            </w:tcBorders>
+            <w:tcMar>
+              <w:top w:type="dxa" w:w="60"/>
+              <w:left w:type="dxa" w:w="100"/>
+              <w:bottom w:type="dxa" w:w="40"/>
+              <w:right w:type="dxa" w:w="100"/>
+            </w:tcMar>
+          </w:tcPr>
+          <w:p>
+            <w:pPr>
+              <w:keepNext/>
+              <w:spacing w:after="40" w:line="240"/>
+            </w:pPr>
+            <w:r>
+              <w:rPr>
+                <w:rFonts w:ascii="Verdana" w:cs="Verdana" w:eastAsia="Verdana" w:hAnsi="Verdana"/>
+                <w:sz w:val="15"/>
+                <w:szCs w:val="15"/>
+              </w:rPr>
+              <w:t xml:space="preserve">5</w:t>
+            </w:r>
+          </w:p>
+        </w:tc>
+        <w:tc>
+          <w:tcPr>
+            <w:tcW w:type="dxa" w:w="1250"/>
+            <w:tcBorders>
+              <w:top w:val="single" w:color="BFBFBF" w:sz="4"/>
+              <w:left w:val="single" w:color="BFBFBF" w:sz="4"/>
+              <w:bottom w:val="single" w:color="BFBFBF" w:sz="4"/>
+              <w:right w:val="single" w:color="BFBFBF" w:sz="4"/>
+            </w:tcBorders>
+            <w:tcMar>
+              <w:top w:type="dxa" w:w="60"/>
+              <w:left w:type="dxa" w:w="100"/>
+              <w:bottom w:type="dxa" w:w="40"/>
+              <w:right w:type="dxa" w:w="100"/>
+            </w:tcMar>
+          </w:tcPr>
+          <w:p>
+            <w:pPr>
+              <w:keepNext/>
+              <w:spacing w:after="40" w:line="240"/>
+            </w:pPr>
+            <w:r>
+              <w:rPr>
+                <w:rFonts w:ascii="Verdana" w:cs="Verdana" w:eastAsia="Verdana" w:hAnsi="Verdana"/>
+                <w:sz w:val="15"/>
+                <w:szCs w:val="15"/>
+              </w:rPr>
+              <w:t xml:space="preserve">5</w:t>
+            </w:r>
+          </w:p>
+        </w:tc>
+      </w:tr>
+      <w:tr>
+        <w:trPr>
+          <w:cantSplit/>
+        </w:trPr>
+        <w:tc>
+          <w:tcPr>
+            <w:tcW w:type="dxa" w:w="2472"/>
+            <w:tcBorders>
+              <w:top w:val="single" w:color="BFBFBF" w:sz="4"/>
+              <w:left w:val="single" w:color="BFBFBF" w:sz="4"/>
+              <w:bottom w:val="single" w:color="BFBFBF" w:sz="4"/>
+              <w:right w:val="single" w:color="BFBFBF" w:sz="4"/>
+            </w:tcBorders>
+            <w:shd w:fill="F2F2F2" w:color="auto" w:val="clear"/>
+            <w:tcMar>
+              <w:top w:type="dxa" w:w="60"/>
+              <w:left w:type="dxa" w:w="100"/>
+              <w:bottom w:type="dxa" w:w="40"/>
+              <w:right w:type="dxa" w:w="100"/>
+            </w:tcMar>
+          </w:tcPr>
+          <w:p>
+            <w:pPr>
+              <w:keepNext/>
+              <w:spacing w:after="40" w:line="240"/>
+            </w:pPr>
+            <w:r>
+              <w:rPr>
+                <w:rFonts w:ascii="Verdana" w:cs="Verdana" w:eastAsia="Verdana" w:hAnsi="Verdana"/>
+                <w:b/>
+                <w:bCs/>
+                <w:sz w:val="15"/>
+                <w:szCs w:val="15"/>
+              </w:rPr>
+              <w:t xml:space="preserve">Legal</w:t>
+            </w:r>
+          </w:p>
+        </w:tc>
+        <w:tc>
+          <w:tcPr>
+            <w:tcW w:type="dxa" w:w="1150"/>
+            <w:tcBorders>
+              <w:top w:val="single" w:color="BFBFBF" w:sz="4"/>
+              <w:left w:val="single" w:color="BFBFBF" w:sz="4"/>
+              <w:bottom w:val="single" w:color="BFBFBF" w:sz="4"/>
+              <w:right w:val="single" w:color="BFBFBF" w:sz="4"/>
+            </w:tcBorders>
+            <w:shd w:fill="F2F2F2" w:color="auto" w:val="clear"/>
+            <w:tcMar>
+              <w:top w:type="dxa" w:w="60"/>
+              <w:left w:type="dxa" w:w="100"/>
+              <w:bottom w:type="dxa" w:w="40"/>
+              <w:right w:type="dxa" w:w="100"/>
+            </w:tcMar>
+          </w:tcPr>
+          <w:p>
+            <w:pPr>
+              <w:keepNext/>
+              <w:spacing w:after="40" w:line="240"/>
+            </w:pPr>
+            <w:r>
+              <w:rPr>
+                <w:rFonts w:ascii="Verdana" w:cs="Verdana" w:eastAsia="Verdana" w:hAnsi="Verdana"/>
+                <w:sz w:val="15"/>
+                <w:szCs w:val="15"/>
+              </w:rPr>
+              <w:t xml:space="preserve">20</w:t>
+            </w:r>
+          </w:p>
+        </w:tc>
+        <w:tc>
+          <w:tcPr>
+            <w:tcW w:type="dxa" w:w="1150"/>
+            <w:tcBorders>
+              <w:top w:val="single" w:color="BFBFBF" w:sz="4"/>
+              <w:left w:val="single" w:color="BFBFBF" w:sz="4"/>
+              <w:bottom w:val="single" w:color="BFBFBF" w:sz="4"/>
+              <w:right w:val="single" w:color="BFBFBF" w:sz="4"/>
+            </w:tcBorders>
+            <w:shd w:fill="F2F2F2" w:color="auto" w:val="clear"/>
+            <w:tcMar>
+              <w:top w:type="dxa" w:w="60"/>
+              <w:left w:type="dxa" w:w="100"/>
+              <w:bottom w:type="dxa" w:w="40"/>
+              <w:right w:type="dxa" w:w="100"/>
+            </w:tcMar>
+          </w:tcPr>
+          <w:p>
+            <w:pPr>
+              <w:keepNext/>
+              <w:spacing w:after="40" w:line="240"/>
+            </w:pPr>
+            <w:r>
+              <w:rPr>
+                <w:rFonts w:ascii="Verdana" w:cs="Verdana" w:eastAsia="Verdana" w:hAnsi="Verdana"/>
+                <w:sz w:val="15"/>
+                <w:szCs w:val="15"/>
+              </w:rPr>
+              <w:t xml:space="preserve">16</w:t>
+            </w:r>
+          </w:p>
+        </w:tc>
+        <w:tc>
+          <w:tcPr>
+            <w:tcW w:type="dxa" w:w="1250"/>
+            <w:tcBorders>
+              <w:top w:val="single" w:color="BFBFBF" w:sz="4"/>
+              <w:left w:val="single" w:color="BFBFBF" w:sz="4"/>
+              <w:bottom w:val="single" w:color="BFBFBF" w:sz="4"/>
+              <w:right w:val="single" w:color="BFBFBF" w:sz="4"/>
+            </w:tcBorders>
+            <w:shd w:fill="F2F2F2" w:color="auto" w:val="clear"/>
+            <w:tcMar>
+              <w:top w:type="dxa" w:w="60"/>
+              <w:left w:type="dxa" w:w="100"/>
+              <w:bottom w:type="dxa" w:w="40"/>
+              <w:right w:type="dxa" w:w="100"/>
+            </w:tcMar>
+          </w:tcPr>
+          <w:p>
+            <w:pPr>
+              <w:keepNext/>
+              <w:spacing w:after="40" w:line="240"/>
+            </w:pPr>
+            <w:r>
+              <w:rPr>
+                <w:rFonts w:ascii="Verdana" w:cs="Verdana" w:eastAsia="Verdana" w:hAnsi="Verdana"/>
+                <w:sz w:val="15"/>
+                <w:szCs w:val="15"/>
+              </w:rPr>
+              <w:t xml:space="preserve">15</w:t>
+            </w:r>
+          </w:p>
+        </w:tc>
+        <w:tc>
+          <w:tcPr>
+            <w:tcW w:type="dxa" w:w="1250"/>
+            <w:tcBorders>
+              <w:top w:val="single" w:color="BFBFBF" w:sz="4"/>
+              <w:left w:val="single" w:color="BFBFBF" w:sz="4"/>
+              <w:bottom w:val="single" w:color="BFBFBF" w:sz="4"/>
+              <w:right w:val="single" w:color="BFBFBF" w:sz="4"/>
+            </w:tcBorders>
+            <w:shd w:fill="F2F2F2" w:color="auto" w:val="clear"/>
+            <w:tcMar>
+              <w:top w:type="dxa" w:w="60"/>
+              <w:left w:type="dxa" w:w="100"/>
+              <w:bottom w:type="dxa" w:w="40"/>
+              <w:right w:type="dxa" w:w="100"/>
+            </w:tcMar>
+          </w:tcPr>
+          <w:p>
+            <w:pPr>
+              <w:keepNext/>
+              <w:spacing w:after="40" w:line="240"/>
+            </w:pPr>
+            <w:r>
+              <w:rPr>
+                <w:rFonts w:ascii="Verdana" w:cs="Verdana" w:eastAsia="Verdana" w:hAnsi="Verdana"/>
+                <w:sz w:val="15"/>
+                <w:szCs w:val="15"/>
+              </w:rPr>
+              <w:t xml:space="preserve">40</w:t>
+            </w:r>
+          </w:p>
+        </w:tc>
+        <w:tc>
+          <w:tcPr>
+            <w:tcW w:type="dxa" w:w="1250"/>
+            <w:tcBorders>
+              <w:top w:val="single" w:color="BFBFBF" w:sz="4"/>
+              <w:left w:val="single" w:color="BFBFBF" w:sz="4"/>
+              <w:bottom w:val="single" w:color="BFBFBF" w:sz="4"/>
+              <w:right w:val="single" w:color="BFBFBF" w:sz="4"/>
+            </w:tcBorders>
+            <w:shd w:fill="F2F2F2" w:color="auto" w:val="clear"/>
+            <w:tcMar>
+              <w:top w:type="dxa" w:w="60"/>
+              <w:left w:type="dxa" w:w="100"/>
+              <w:bottom w:type="dxa" w:w="40"/>
+              <w:right w:type="dxa" w:w="100"/>
+            </w:tcMar>
+          </w:tcPr>
+          <w:p>
+            <w:pPr>
+              <w:keepNext/>
+              <w:spacing w:after="40" w:line="240"/>
+            </w:pPr>
+            <w:r>
+              <w:rPr>
+                <w:rFonts w:ascii="Verdana" w:cs="Verdana" w:eastAsia="Verdana" w:hAnsi="Verdana"/>
+                <w:sz w:val="15"/>
+                <w:szCs w:val="15"/>
+              </w:rPr>
+              <w:t xml:space="preserve">15</w:t>
+            </w:r>
+          </w:p>
+        </w:tc>
+      </w:tr>
+      <w:tr>
+        <w:trPr>
+          <w:cantSplit/>
+        </w:trPr>
+        <w:tc>
+          <w:tcPr>
+            <w:tcW w:type="dxa" w:w="2472"/>
+            <w:tcBorders>
+              <w:top w:val="single" w:color="BFBFBF" w:sz="4"/>
+              <w:left w:val="single" w:color="BFBFBF" w:sz="4"/>
+              <w:bottom w:val="single" w:color="BFBFBF" w:sz="4"/>
+              <w:right w:val="single" w:color="BFBFBF" w:sz="4"/>
+            </w:tcBorders>
+            <w:tcMar>
+              <w:top w:type="dxa" w:w="60"/>
+              <w:left w:type="dxa" w:w="100"/>
+              <w:bottom w:type="dxa" w:w="40"/>
+              <w:right w:type="dxa" w:w="100"/>
+            </w:tcMar>
+          </w:tcPr>
+          <w:p>
+            <w:pPr>
+              <w:keepNext w:val="false"/>
+              <w:spacing w:after="40" w:line="240"/>
+            </w:pPr>
+            <w:r>
+              <w:rPr>
+                <w:rFonts w:ascii="Verdana" w:cs="Verdana" w:eastAsia="Verdana" w:hAnsi="Verdana"/>
+                <w:b/>
+                <w:bCs/>
+                <w:sz w:val="15"/>
+                <w:szCs w:val="15"/>
+              </w:rPr>
+              <w:t xml:space="preserve">Sum</w:t>
+            </w:r>
+          </w:p>
+        </w:tc>
+        <w:tc>
+          <w:tcPr>
+            <w:tcW w:type="dxa" w:w="1150"/>
+            <w:tcBorders>
+              <w:top w:val="single" w:color="BFBFBF" w:sz="4"/>
+              <w:left w:val="single" w:color="BFBFBF" w:sz="4"/>
+              <w:bottom w:val="single" w:color="BFBFBF" w:sz="4"/>
+              <w:right w:val="single" w:color="BFBFBF" w:sz="4"/>
+            </w:tcBorders>
+            <w:tcMar>
+              <w:top w:type="dxa" w:w="60"/>
+              <w:left w:type="dxa" w:w="100"/>
+              <w:bottom w:type="dxa" w:w="40"/>
+              <w:right w:type="dxa" w:w="100"/>
+            </w:tcMar>
+          </w:tcPr>
+          <w:p>
+            <w:pPr>
+              <w:keepNext w:val="false"/>
+              <w:spacing w:after="40" w:line="240"/>
+            </w:pPr>
+            <w:r>
+              <w:rPr>
+                <w:rFonts w:ascii="Verdana" w:cs="Verdana" w:eastAsia="Verdana" w:hAnsi="Verdana"/>
+                <w:sz w:val="15"/>
+                <w:szCs w:val="15"/>
+              </w:rPr>
+              <w:t xml:space="preserve">100</w:t>
+            </w:r>
+          </w:p>
+        </w:tc>
+        <w:tc>
+          <w:tcPr>
+            <w:tcW w:type="dxa" w:w="1150"/>
+            <w:tcBorders>
+              <w:top w:val="single" w:color="BFBFBF" w:sz="4"/>
+              <w:left w:val="single" w:color="BFBFBF" w:sz="4"/>
+              <w:bottom w:val="single" w:color="BFBFBF" w:sz="4"/>
+              <w:right w:val="single" w:color="BFBFBF" w:sz="4"/>
+            </w:tcBorders>
+            <w:tcMar>
+              <w:top w:type="dxa" w:w="60"/>
+              <w:left w:type="dxa" w:w="100"/>
+              <w:bottom w:type="dxa" w:w="40"/>
+              <w:right w:type="dxa" w:w="100"/>
+            </w:tcMar>
+          </w:tcPr>
+          <w:p>
+            <w:pPr>
+              <w:keepNext w:val="false"/>
+              <w:spacing w:after="40" w:line="240"/>
+            </w:pPr>
+            <w:r>
+              <w:rPr>
+                <w:rFonts w:ascii="Verdana" w:cs="Verdana" w:eastAsia="Verdana" w:hAnsi="Verdana"/>
+                <w:sz w:val="15"/>
+                <w:szCs w:val="15"/>
+              </w:rPr>
+              <w:t xml:space="preserve">100</w:t>
+            </w:r>
+          </w:p>
+        </w:tc>
+        <w:tc>
+          <w:tcPr>
+            <w:tcW w:type="dxa" w:w="1250"/>
+            <w:tcBorders>
+              <w:top w:val="single" w:color="BFBFBF" w:sz="4"/>
+              <w:left w:val="single" w:color="BFBFBF" w:sz="4"/>
+              <w:bottom w:val="single" w:color="BFBFBF" w:sz="4"/>
+              <w:right w:val="single" w:color="BFBFBF" w:sz="4"/>
+            </w:tcBorders>
+            <w:tcMar>
+              <w:top w:type="dxa" w:w="60"/>
+              <w:left w:type="dxa" w:w="100"/>
+              <w:bottom w:type="dxa" w:w="40"/>
+              <w:right w:type="dxa" w:w="100"/>
+            </w:tcMar>
+          </w:tcPr>
+          <w:p>
+            <w:pPr>
+              <w:keepNext w:val="false"/>
+              <w:spacing w:after="40" w:line="240"/>
+            </w:pPr>
+            <w:r>
+              <w:rPr>
+                <w:rFonts w:ascii="Verdana" w:cs="Verdana" w:eastAsia="Verdana" w:hAnsi="Verdana"/>
+                <w:sz w:val="15"/>
+                <w:szCs w:val="15"/>
+              </w:rPr>
+              <w:t xml:space="preserve">100</w:t>
+            </w:r>
+          </w:p>
+        </w:tc>
+        <w:tc>
+          <w:tcPr>
+            <w:tcW w:type="dxa" w:w="1250"/>
+            <w:tcBorders>
+              <w:top w:val="single" w:color="BFBFBF" w:sz="4"/>
+              <w:left w:val="single" w:color="BFBFBF" w:sz="4"/>
+              <w:bottom w:val="single" w:color="BFBFBF" w:sz="4"/>
+              <w:right w:val="single" w:color="BFBFBF" w:sz="4"/>
+            </w:tcBorders>
+            <w:tcMar>
+              <w:top w:type="dxa" w:w="60"/>
+              <w:left w:type="dxa" w:w="100"/>
+              <w:bottom w:type="dxa" w:w="40"/>
+              <w:right w:type="dxa" w:w="100"/>
+            </w:tcMar>
+          </w:tcPr>
+          <w:p>
+            <w:pPr>
+              <w:keepNext w:val="false"/>
+              <w:spacing w:after="40" w:line="240"/>
+            </w:pPr>
+            <w:r>
+              <w:rPr>
+                <w:rFonts w:ascii="Verdana" w:cs="Verdana" w:eastAsia="Verdana" w:hAnsi="Verdana"/>
+                <w:sz w:val="15"/>
+                <w:szCs w:val="15"/>
+              </w:rPr>
+              <w:t xml:space="preserve">100</w:t>
+            </w:r>
+          </w:p>
+        </w:tc>
+        <w:tc>
+          <w:tcPr>
+            <w:tcW w:type="dxa" w:w="1250"/>
+            <w:tcBorders>
+              <w:top w:val="single" w:color="BFBFBF" w:sz="4"/>
+              <w:left w:val="single" w:color="BFBFBF" w:sz="4"/>
+              <w:bottom w:val="single" w:color="BFBFBF" w:sz="4"/>
+              <w:right w:val="single" w:color="BFBFBF" w:sz="4"/>
+            </w:tcBorders>
+            <w:tcMar>
+              <w:top w:type="dxa" w:w="60"/>
+              <w:left w:type="dxa" w:w="100"/>
+              <w:bottom w:type="dxa" w:w="40"/>
+              <w:right w:type="dxa" w:w="100"/>
+            </w:tcMar>
+          </w:tcPr>
+          <w:p>
+            <w:pPr>
+              <w:keepNext w:val="false"/>
+              <w:spacing w:after="40" w:line="240"/>
+            </w:pPr>
+            <w:r>
+              <w:rPr>
+                <w:rFonts w:ascii="Verdana" w:cs="Verdana" w:eastAsia="Verdana" w:hAnsi="Verdana"/>
+                <w:sz w:val="15"/>
+                <w:szCs w:val="15"/>
+              </w:rPr>
+              <w:t xml:space="preserve">100</w:t>
+            </w:r>
+          </w:p>
+        </w:tc>
+      </w:tr>
+    </w:tbl>
+    <w:p>
+      <w:pPr>
+        <w:spacing w:after="120" w:before="100" w:line="252"/>
+      </w:pPr>
       <w:r>
         <w:rPr>
           <w:rFonts w:ascii="Verdana" w:cs="Verdana" w:eastAsia="Verdana" w:hAnsi="Verdana"/>
@@ -3041,15 +4698,15 @@
           <w:sz w:val="19"/>
           <w:szCs w:val="19"/>
         </w:rPr>
-        <w:t xml:space="preserve">z-score</w:t>
-      </w:r>
-      <w:r>
-        <w:rPr>
-          <w:rFonts w:ascii="Verdana" w:cs="Verdana" w:eastAsia="Verdana" w:hAnsi="Verdana"/>
-          <w:sz w:val="19"/>
-          <w:szCs w:val="19"/>
-        </w:rPr>
-        <w:t xml:space="preserve"> (centering plus scaling: subtract the mean, divide by the standard deviation), which keeps the distances in the data but has no fixed 0 to 100 range. Other options are fixed "goalposts" (min and max taken from a wider reference set such as all Latin American countries), ranks, and explain which you chose (Pollesch and Dale; JRC pocket guide). </w:t>
+        <w:t xml:space="preserve">Baseline</w:t>
+      </w:r>
+      <w:r>
+        <w:rPr>
+          <w:rFonts w:ascii="Verdana" w:cs="Verdana" w:eastAsia="Verdana" w:hAnsi="Verdana"/>
+          <w:sz w:val="19"/>
+          <w:szCs w:val="19"/>
+        </w:rPr>
+        <w:t xml:space="preserve"> reflects Julius Meinl's priorities. </w:t>
       </w:r>
       <w:r>
         <w:rPr>
@@ -3059,6 +4716,78 @@
           <w:sz w:val="19"/>
           <w:szCs w:val="19"/>
         </w:rPr>
+        <w:t xml:space="preserve">Equal</w:t>
+      </w:r>
+      <w:r>
+        <w:rPr>
+          <w:rFonts w:ascii="Verdana" w:cs="Verdana" w:eastAsia="Verdana" w:hAnsi="Verdana"/>
+          <w:sz w:val="19"/>
+          <w:szCs w:val="19"/>
+        </w:rPr>
+        <w:t xml:space="preserve"> is the neutral benchmark. </w:t>
+      </w:r>
+      <w:r>
+        <w:rPr>
+          <w:rFonts w:ascii="Verdana" w:cs="Verdana" w:eastAsia="Verdana" w:hAnsi="Verdana"/>
+          <w:b/>
+          <w:bCs/>
+          <w:sz w:val="19"/>
+          <w:szCs w:val="19"/>
+        </w:rPr>
+        <w:t xml:space="preserve">Economy-led</w:t>
+      </w:r>
+      <w:r>
+        <w:rPr>
+          <w:rFonts w:ascii="Verdana" w:cs="Verdana" w:eastAsia="Verdana" w:hAnsi="Verdana"/>
+          <w:sz w:val="19"/>
+          <w:szCs w:val="19"/>
+        </w:rPr>
+        <w:t xml:space="preserve"> puts purchasing power and market size first. </w:t>
+      </w:r>
+      <w:r>
+        <w:rPr>
+          <w:rFonts w:ascii="Verdana" w:cs="Verdana" w:eastAsia="Verdana" w:hAnsi="Verdana"/>
+          <w:b/>
+          <w:bCs/>
+          <w:sz w:val="19"/>
+          <w:szCs w:val="19"/>
+        </w:rPr>
+        <w:t xml:space="preserve">Access-led</w:t>
+      </w:r>
+      <w:r>
+        <w:rPr>
+          <w:rFonts w:ascii="Verdana" w:cs="Verdana" w:eastAsia="Verdana" w:hAnsi="Verdana"/>
+          <w:sz w:val="19"/>
+          <w:szCs w:val="19"/>
+        </w:rPr>
+        <w:t xml:space="preserve"> puts regulation, import conditions and political risk first, for a company without a sales organisation abroad. </w:t>
+      </w:r>
+      <w:r>
+        <w:rPr>
+          <w:rFonts w:ascii="Verdana" w:cs="Verdana" w:eastAsia="Verdana" w:hAnsi="Verdana"/>
+          <w:b/>
+          <w:bCs/>
+          <w:sz w:val="19"/>
+          <w:szCs w:val="19"/>
+        </w:rPr>
+        <w:t xml:space="preserve">Society-led</w:t>
+      </w:r>
+      <w:r>
+        <w:rPr>
+          <w:rFonts w:ascii="Verdana" w:cs="Verdana" w:eastAsia="Verdana" w:hAnsi="Verdana"/>
+          <w:sz w:val="19"/>
+          <w:szCs w:val="19"/>
+        </w:rPr>
+        <w:t xml:space="preserve"> puts coffee culture and tourism first. Report the result in one table or chart: the rank and score of each country under each weight set. Answer in words: Is your country's rank stable? Which weights change the order, and why? </w:t>
+      </w:r>
+      <w:r>
+        <w:rPr>
+          <w:rFonts w:ascii="Verdana" w:cs="Verdana" w:eastAsia="Verdana" w:hAnsi="Verdana"/>
+          <w:b/>
+          <w:bCs/>
+          <w:sz w:val="19"/>
+          <w:szCs w:val="19"/>
+        </w:rPr>
         <w:t xml:space="preserve">Hand in:</w:t>
       </w:r>
       <w:r>
@@ -3067,7 +4796,7 @@
           <w:sz w:val="19"/>
           <w:szCs w:val="19"/>
         </w:rPr>
-        <w:t xml:space="preserve"> normalised sheet with live formulas.</w:t>
+        <w:t xml:space="preserve"> robustness sheet and one slide.</w:t>
       </w:r>
     </w:p>
     <w:p>
@@ -3079,7 +4808,7 @@
         <w:rPr>
           <w:rFonts w:ascii="Verdana" w:cs="Verdana" w:eastAsia="Verdana" w:hAnsi="Verdana"/>
         </w:rPr>
-        <w:t xml:space="preserve">Step 5  Set the weights</w:t>
+        <w:t xml:space="preserve">Step 8  Interpret and recommend</w:t>
       </w:r>
     </w:p>
     <w:p>
@@ -3092,7 +4821,7 @@
           <w:sz w:val="19"/>
           <w:szCs w:val="19"/>
         </w:rPr>
-        <w:t xml:space="preserve">The criteria are common, the weights are yours. The criteria are common, the weights are yours. Use the weighting approach you recommended in Presentation 1 and justify it with the case: Julius Meinl says, for example, that hotels matter most, that it targets premium buyers, and that success depends on the local partner. Section 6 compares the main methods. Document who judged, how the individual judgements were combined, and (for AHP) the consistency ratio. Set your weights </w:t>
+        <w:t xml:space="preserve">Turn the results into a decision about </w:t>
       </w:r>
       <w:r>
         <w:rPr>
@@ -3102,15 +4831,15 @@
           <w:sz w:val="19"/>
           <w:szCs w:val="19"/>
         </w:rPr>
-        <w:t xml:space="preserve">before</w:t>
-      </w:r>
-      <w:r>
-        <w:rPr>
-          <w:rFonts w:ascii="Verdana" w:cs="Verdana" w:eastAsia="Verdana" w:hAnsi="Verdana"/>
-          <w:sz w:val="19"/>
-          <w:szCs w:val="19"/>
-        </w:rPr>
-        <w:t xml:space="preserve"> you look at the ranking and write them down. </w:t>
+        <w:t xml:space="preserve">your country</w:t>
+      </w:r>
+      <w:r>
+        <w:rPr>
+          <w:rFonts w:ascii="Verdana" w:cs="Verdana" w:eastAsia="Verdana" w:hAnsi="Verdana"/>
+          <w:sz w:val="19"/>
+          <w:szCs w:val="19"/>
+        </w:rPr>
+        <w:t xml:space="preserve">: how it ranks among the six, its strengths and risks by dimension, whether you recommend entering now, later or not at all, under which conditions, what you would </w:t>
       </w:r>
       <w:r>
         <w:rPr>
@@ -3120,40 +4849,15 @@
           <w:sz w:val="19"/>
           <w:szCs w:val="19"/>
         </w:rPr>
-        <w:t xml:space="preserve">Hand in:</w:t>
-      </w:r>
-      <w:r>
-        <w:rPr>
-          <w:rFonts w:ascii="Verdana" w:cs="Verdana" w:eastAsia="Verdana" w:hAnsi="Verdana"/>
-          <w:sz w:val="19"/>
-          <w:szCs w:val="19"/>
-        </w:rPr>
-        <w:t xml:space="preserve"> weights sheet with method and derivation.</w:t>
-      </w:r>
-    </w:p>
-    <w:p>
-      <w:pPr>
-        <w:pStyle w:val="Heading2"/>
-        <w:keepNext/>
-      </w:pPr>
-      <w:r>
-        <w:rPr>
-          <w:rFonts w:ascii="Verdana" w:cs="Verdana" w:eastAsia="Verdana" w:hAnsi="Verdana"/>
-        </w:rPr>
-        <w:t xml:space="preserve">Step 6  Aggregate</w:t>
-      </w:r>
-    </w:p>
-    <w:p>
-      <w:pPr>
-        <w:spacing w:after="120" w:before="0" w:line="252"/>
-      </w:pPr>
-      <w:r>
-        <w:rPr>
-          <w:rFonts w:ascii="Verdana" w:cs="Verdana" w:eastAsia="Verdana" w:hAnsi="Verdana"/>
-          <w:sz w:val="19"/>
-          <w:szCs w:val="19"/>
-        </w:rPr>
-        <w:t xml:space="preserve">Baseline: weighted sum, Score(country) = sum of weight x normalised score. A large market can then offset a poor business climate (full compensation). If some conditions are knock-outs for Julius Meinl (for example, import barriers that make premium pricing impossible), add a non-compensatory filter first, as in the classic screening funnel (Cavusgil 1985): countries that fail the threshold are excluded before scoring. Explain your choice. </w:t>
+        <w:t xml:space="preserve">not</w:t>
+      </w:r>
+      <w:r>
+        <w:rPr>
+          <w:rFonts w:ascii="Verdana" w:cs="Verdana" w:eastAsia="Verdana" w:hAnsi="Verdana"/>
+          <w:sz w:val="19"/>
+          <w:szCs w:val="19"/>
+        </w:rPr>
+        <w:t xml:space="preserve"> do, and what would change your mind. Compare your result briefly with the ranking of the other countries. Connect the result to the hard question in section 2. Be open about limits: proxy indicators, data quality, subjective weights, and that Mexico is not in South America. Most indices were built for other exporters (the globalEDGE index, for example, takes a US perspective), so adapt to the view from Vienna: distance, EU import conditions and the Julius Meinl business model. </w:t>
       </w:r>
       <w:r>
         <w:rPr>
@@ -3171,33 +4875,32 @@
           <w:sz w:val="19"/>
           <w:szCs w:val="19"/>
         </w:rPr>
-        <w:t xml:space="preserve"> scores and ranking sheet (SUMPRODUCT and RANK formulas).</w:t>
-      </w:r>
-    </w:p>
-    <w:p>
-      <w:pPr>
-        <w:pStyle w:val="Heading2"/>
+        <w:t xml:space="preserve"> recommendation slide and limitations slide.</w:t>
+      </w:r>
+    </w:p>
+    <w:p>
+      <w:pPr>
+        <w:pStyle w:val="Heading1"/>
         <w:keepNext/>
       </w:pPr>
       <w:r>
         <w:rPr>
           <w:rFonts w:ascii="Verdana" w:cs="Verdana" w:eastAsia="Verdana" w:hAnsi="Verdana"/>
         </w:rPr>
-        <w:t xml:space="preserve">Step 7  Test robustness: other weights (required)</w:t>
-      </w:r>
-    </w:p>
-    <w:p>
-      <w:pPr>
-        <w:keepNext/>
-        <w:spacing w:after="80" w:before="0" w:line="252"/>
-      </w:pPr>
-      <w:r>
-        <w:rPr>
-          <w:rFonts w:ascii="Verdana" w:cs="Verdana" w:eastAsia="Verdana" w:hAnsi="Verdana"/>
-          <w:sz w:val="19"/>
-          <w:szCs w:val="19"/>
-        </w:rPr>
-        <w:t xml:space="preserve">A ranking is decision support, not truth. The required test is the same for every group: recompute the scores of all six countries with the four alternative weight sets below, in addition to your own. Weights are given per Julius Meinl dimension (sum 100); split each dimension's weight equally among its indicators.</w:t>
+        <w:t xml:space="preserve">5  The common criteria, grouped by PESTEL</w:t>
+      </w:r>
+    </w:p>
+    <w:p>
+      <w:pPr>
+        <w:spacing w:after="100" w:before="0" w:line="252"/>
+      </w:pPr>
+      <w:r>
+        <w:rPr>
+          <w:rFonts w:ascii="Verdana" w:cs="Verdana" w:eastAsia="Verdana" w:hAnsi="Verdana"/>
+          <w:sz w:val="19"/>
+          <w:szCs w:val="19"/>
+        </w:rPr>
+        <w:t xml:space="preserve">Fourteen indicators, the same for all groups (proposal; the instructor confirms the final set after Step 1). The second label shows which of Julius Meinl's six dimensions each indicator serves. Rubric scores follow the Rubrics sheet of the Google Sheet.</w:t>
       </w:r>
     </w:p>
     <w:tbl>
@@ -3213,12 +4916,10 @@
         </w:tblBorders>
       </w:tblPr>
       <w:tblGrid>
-        <w:gridCol w:w="2472"/>
-        <w:gridCol w:w="1150"/>
-        <w:gridCol w:w="1250"/>
         <w:gridCol w:w="1500"/>
-        <w:gridCol w:w="1350"/>
-        <w:gridCol w:w="1350"/>
+        <w:gridCol w:w="3722"/>
+        <w:gridCol w:w="1900"/>
+        <w:gridCol w:w="1950"/>
       </w:tblGrid>
       <w:tr>
         <w:trPr>
@@ -3227,7 +4928,7 @@
         </w:trPr>
         <w:tc>
           <w:tcPr>
-            <w:tcW w:type="dxa" w:w="2472"/>
+            <w:tcW w:type="dxa" w:w="1500"/>
             <w:tcBorders>
               <w:top w:val="single" w:color="BFBFBF" w:sz="4"/>
               <w:left w:val="single" w:color="BFBFBF" w:sz="4"/>
@@ -3244,7 +4945,6 @@
           </w:tcPr>
           <w:p>
             <w:pPr>
-              <w:keepNext/>
               <w:spacing w:after="40" w:line="240"/>
             </w:pPr>
             <w:r>
@@ -3256,13 +4956,13 @@
                 <w:sz w:val="15"/>
                 <w:szCs w:val="15"/>
               </w:rPr>
-              <w:t xml:space="preserve">Dimension</w:t>
-            </w:r>
-          </w:p>
-        </w:tc>
-        <w:tc>
-          <w:tcPr>
-            <w:tcW w:type="dxa" w:w="1150"/>
+              <w:t xml:space="preserve">PESTEL dimension and weight</w:t>
+            </w:r>
+          </w:p>
+        </w:tc>
+        <w:tc>
+          <w:tcPr>
+            <w:tcW w:type="dxa" w:w="3722"/>
             <w:tcBorders>
               <w:top w:val="single" w:color="BFBFBF" w:sz="4"/>
               <w:left w:val="single" w:color="BFBFBF" w:sz="4"/>
@@ -3279,7 +4979,6 @@
           </w:tcPr>
           <w:p>
             <w:pPr>
-              <w:keepNext/>
               <w:spacing w:after="40" w:line="240"/>
             </w:pPr>
             <w:r>
@@ -3291,13 +4990,13 @@
                 <w:sz w:val="15"/>
                 <w:szCs w:val="15"/>
               </w:rPr>
-              <w:t xml:space="preserve">Equal</w:t>
-            </w:r>
-          </w:p>
-        </w:tc>
-        <w:tc>
-          <w:tcPr>
-            <w:tcW w:type="dxa" w:w="1250"/>
+              <w:t xml:space="preserve">Indicators (unit)</w:t>
+            </w:r>
+          </w:p>
+        </w:tc>
+        <w:tc>
+          <w:tcPr>
+            <w:tcW w:type="dxa" w:w="1900"/>
             <w:tcBorders>
               <w:top w:val="single" w:color="BFBFBF" w:sz="4"/>
               <w:left w:val="single" w:color="BFBFBF" w:sz="4"/>
@@ -3314,7 +5013,6 @@
           </w:tcPr>
           <w:p>
             <w:pPr>
-              <w:keepNext/>
               <w:spacing w:after="40" w:line="240"/>
             </w:pPr>
             <w:r>
@@ -3326,13 +5024,13 @@
                 <w:sz w:val="15"/>
                 <w:szCs w:val="15"/>
               </w:rPr>
-              <w:t xml:space="preserve">Hotel-led</w:t>
-            </w:r>
-          </w:p>
-        </w:tc>
-        <w:tc>
-          <w:tcPr>
-            <w:tcW w:type="dxa" w:w="1500"/>
+              <w:t xml:space="preserve">Julius Meinl dimension</w:t>
+            </w:r>
+          </w:p>
+        </w:tc>
+        <w:tc>
+          <w:tcPr>
+            <w:tcW w:type="dxa" w:w="1950"/>
             <w:tcBorders>
               <w:top w:val="single" w:color="BFBFBF" w:sz="4"/>
               <w:left w:val="single" w:color="BFBFBF" w:sz="4"/>
@@ -3349,7 +5047,6 @@
           </w:tcPr>
           <w:p>
             <w:pPr>
-              <w:keepNext/>
               <w:spacing w:after="40" w:line="240"/>
             </w:pPr>
             <w:r>
@@ -3361,77 +5058,7 @@
                 <w:sz w:val="15"/>
                 <w:szCs w:val="15"/>
               </w:rPr>
-              <w:t xml:space="preserve">Consumer-led</w:t>
-            </w:r>
-          </w:p>
-        </w:tc>
-        <w:tc>
-          <w:tcPr>
-            <w:tcW w:type="dxa" w:w="1350"/>
-            <w:tcBorders>
-              <w:top w:val="single" w:color="BFBFBF" w:sz="4"/>
-              <w:left w:val="single" w:color="BFBFBF" w:sz="4"/>
-              <w:bottom w:val="single" w:color="BFBFBF" w:sz="4"/>
-              <w:right w:val="single" w:color="BFBFBF" w:sz="4"/>
-            </w:tcBorders>
-            <w:shd w:fill="002350" w:color="auto" w:val="clear"/>
-            <w:tcMar>
-              <w:top w:type="dxa" w:w="60"/>
-              <w:left w:type="dxa" w:w="100"/>
-              <w:bottom w:type="dxa" w:w="40"/>
-              <w:right w:type="dxa" w:w="100"/>
-            </w:tcMar>
-          </w:tcPr>
-          <w:p>
-            <w:pPr>
-              <w:keepNext/>
-              <w:spacing w:after="40" w:line="240"/>
-            </w:pPr>
-            <w:r>
-              <w:rPr>
-                <w:rFonts w:ascii="Verdana" w:cs="Verdana" w:eastAsia="Verdana" w:hAnsi="Verdana"/>
-                <w:b/>
-                <w:bCs/>
-                <w:color w:val="FFFFFF"/>
-                <w:sz w:val="15"/>
-                <w:szCs w:val="15"/>
-              </w:rPr>
-              <w:t xml:space="preserve">Easy entry</w:t>
-            </w:r>
-          </w:p>
-        </w:tc>
-        <w:tc>
-          <w:tcPr>
-            <w:tcW w:type="dxa" w:w="1350"/>
-            <w:tcBorders>
-              <w:top w:val="single" w:color="BFBFBF" w:sz="4"/>
-              <w:left w:val="single" w:color="BFBFBF" w:sz="4"/>
-              <w:bottom w:val="single" w:color="BFBFBF" w:sz="4"/>
-              <w:right w:val="single" w:color="BFBFBF" w:sz="4"/>
-            </w:tcBorders>
-            <w:shd w:fill="002350" w:color="auto" w:val="clear"/>
-            <w:tcMar>
-              <w:top w:type="dxa" w:w="60"/>
-              <w:left w:type="dxa" w:w="100"/>
-              <w:bottom w:type="dxa" w:w="40"/>
-              <w:right w:type="dxa" w:w="100"/>
-            </w:tcMar>
-          </w:tcPr>
-          <w:p>
-            <w:pPr>
-              <w:keepNext/>
-              <w:spacing w:after="40" w:line="240"/>
-            </w:pPr>
-            <w:r>
-              <w:rPr>
-                <w:rFonts w:ascii="Verdana" w:cs="Verdana" w:eastAsia="Verdana" w:hAnsi="Verdana"/>
-                <w:b/>
-                <w:bCs/>
-                <w:color w:val="FFFFFF"/>
-                <w:sz w:val="15"/>
-                <w:szCs w:val="15"/>
-              </w:rPr>
-              <w:t xml:space="preserve">Your own</w:t>
+              <w:t xml:space="preserve">Source</w:t>
             </w:r>
           </w:p>
         </w:tc>
@@ -3442,23 +5069,22 @@
         </w:trPr>
         <w:tc>
           <w:tcPr>
-            <w:tcW w:type="dxa" w:w="2472"/>
-            <w:tcBorders>
-              <w:top w:val="single" w:color="BFBFBF" w:sz="4"/>
-              <w:left w:val="single" w:color="BFBFBF" w:sz="4"/>
-              <w:bottom w:val="single" w:color="BFBFBF" w:sz="4"/>
-              <w:right w:val="single" w:color="BFBFBF" w:sz="4"/>
-            </w:tcBorders>
-            <w:tcMar>
-              <w:top w:type="dxa" w:w="60"/>
-              <w:left w:type="dxa" w:w="100"/>
-              <w:bottom w:type="dxa" w:w="40"/>
-              <w:right w:type="dxa" w:w="100"/>
-            </w:tcMar>
-          </w:tcPr>
-          <w:p>
-            <w:pPr>
-              <w:keepNext/>
+            <w:tcW w:type="dxa" w:w="1500"/>
+            <w:tcBorders>
+              <w:top w:val="single" w:color="BFBFBF" w:sz="4"/>
+              <w:left w:val="single" w:color="BFBFBF" w:sz="4"/>
+              <w:bottom w:val="single" w:color="BFBFBF" w:sz="4"/>
+              <w:right w:val="single" w:color="BFBFBF" w:sz="4"/>
+            </w:tcBorders>
+            <w:tcMar>
+              <w:top w:type="dxa" w:w="60"/>
+              <w:left w:type="dxa" w:w="100"/>
+              <w:bottom w:type="dxa" w:w="40"/>
+              <w:right w:type="dxa" w:w="100"/>
+            </w:tcMar>
+          </w:tcPr>
+          <w:p>
+            <w:pPr>
               <w:spacing w:after="40" w:line="240"/>
             </w:pPr>
             <w:r>
@@ -3469,155 +5095,145 @@
                 <w:sz w:val="15"/>
                 <w:szCs w:val="15"/>
               </w:rPr>
-              <w:t xml:space="preserve">Premium coffee segment</w:t>
-            </w:r>
-          </w:p>
-        </w:tc>
-        <w:tc>
-          <w:tcPr>
-            <w:tcW w:type="dxa" w:w="1150"/>
-            <w:tcBorders>
-              <w:top w:val="single" w:color="BFBFBF" w:sz="4"/>
-              <w:left w:val="single" w:color="BFBFBF" w:sz="4"/>
-              <w:bottom w:val="single" w:color="BFBFBF" w:sz="4"/>
-              <w:right w:val="single" w:color="BFBFBF" w:sz="4"/>
-            </w:tcBorders>
-            <w:tcMar>
-              <w:top w:type="dxa" w:w="60"/>
-              <w:left w:type="dxa" w:w="100"/>
-              <w:bottom w:type="dxa" w:w="40"/>
-              <w:right w:type="dxa" w:w="100"/>
-            </w:tcMar>
-          </w:tcPr>
-          <w:p>
-            <w:pPr>
-              <w:keepNext/>
-              <w:spacing w:after="40" w:line="240"/>
-            </w:pPr>
-            <w:r>
-              <w:rPr>
-                <w:rFonts w:ascii="Verdana" w:cs="Verdana" w:eastAsia="Verdana" w:hAnsi="Verdana"/>
-                <w:sz w:val="15"/>
-                <w:szCs w:val="15"/>
-              </w:rPr>
-              <w:t xml:space="preserve">17</w:t>
-            </w:r>
-          </w:p>
-        </w:tc>
-        <w:tc>
-          <w:tcPr>
-            <w:tcW w:type="dxa" w:w="1250"/>
-            <w:tcBorders>
-              <w:top w:val="single" w:color="BFBFBF" w:sz="4"/>
-              <w:left w:val="single" w:color="BFBFBF" w:sz="4"/>
-              <w:bottom w:val="single" w:color="BFBFBF" w:sz="4"/>
-              <w:right w:val="single" w:color="BFBFBF" w:sz="4"/>
-            </w:tcBorders>
-            <w:tcMar>
-              <w:top w:type="dxa" w:w="60"/>
-              <w:left w:type="dxa" w:w="100"/>
-              <w:bottom w:type="dxa" w:w="40"/>
-              <w:right w:type="dxa" w:w="100"/>
-            </w:tcMar>
-          </w:tcPr>
-          <w:p>
-            <w:pPr>
-              <w:keepNext/>
-              <w:spacing w:after="40" w:line="240"/>
-            </w:pPr>
-            <w:r>
-              <w:rPr>
-                <w:rFonts w:ascii="Verdana" w:cs="Verdana" w:eastAsia="Verdana" w:hAnsi="Verdana"/>
-                <w:sz w:val="15"/>
-                <w:szCs w:val="15"/>
-              </w:rPr>
-              <w:t xml:space="preserve">20</w:t>
-            </w:r>
-          </w:p>
-        </w:tc>
-        <w:tc>
-          <w:tcPr>
-            <w:tcW w:type="dxa" w:w="1500"/>
-            <w:tcBorders>
-              <w:top w:val="single" w:color="BFBFBF" w:sz="4"/>
-              <w:left w:val="single" w:color="BFBFBF" w:sz="4"/>
-              <w:bottom w:val="single" w:color="BFBFBF" w:sz="4"/>
-              <w:right w:val="single" w:color="BFBFBF" w:sz="4"/>
-            </w:tcBorders>
-            <w:tcMar>
-              <w:top w:type="dxa" w:w="60"/>
-              <w:left w:type="dxa" w:w="100"/>
-              <w:bottom w:type="dxa" w:w="40"/>
-              <w:right w:type="dxa" w:w="100"/>
-            </w:tcMar>
-          </w:tcPr>
-          <w:p>
-            <w:pPr>
-              <w:keepNext/>
-              <w:spacing w:after="40" w:line="240"/>
-            </w:pPr>
-            <w:r>
-              <w:rPr>
-                <w:rFonts w:ascii="Verdana" w:cs="Verdana" w:eastAsia="Verdana" w:hAnsi="Verdana"/>
-                <w:sz w:val="15"/>
-                <w:szCs w:val="15"/>
-              </w:rPr>
-              <w:t xml:space="preserve">25</w:t>
-            </w:r>
-          </w:p>
-        </w:tc>
-        <w:tc>
-          <w:tcPr>
-            <w:tcW w:type="dxa" w:w="1350"/>
-            <w:tcBorders>
-              <w:top w:val="single" w:color="BFBFBF" w:sz="4"/>
-              <w:left w:val="single" w:color="BFBFBF" w:sz="4"/>
-              <w:bottom w:val="single" w:color="BFBFBF" w:sz="4"/>
-              <w:right w:val="single" w:color="BFBFBF" w:sz="4"/>
-            </w:tcBorders>
-            <w:tcMar>
-              <w:top w:type="dxa" w:w="60"/>
-              <w:left w:type="dxa" w:w="100"/>
-              <w:bottom w:type="dxa" w:w="40"/>
-              <w:right w:type="dxa" w:w="100"/>
-            </w:tcMar>
-          </w:tcPr>
-          <w:p>
-            <w:pPr>
-              <w:keepNext/>
-              <w:spacing w:after="40" w:line="240"/>
-            </w:pPr>
-            <w:r>
-              <w:rPr>
-                <w:rFonts w:ascii="Verdana" w:cs="Verdana" w:eastAsia="Verdana" w:hAnsi="Verdana"/>
-                <w:sz w:val="15"/>
-                <w:szCs w:val="15"/>
-              </w:rPr>
-              <w:t xml:space="preserve">10</w:t>
-            </w:r>
-          </w:p>
-        </w:tc>
-        <w:tc>
-          <w:tcPr>
-            <w:tcW w:type="dxa" w:w="1350"/>
-            <w:tcBorders>
-              <w:top w:val="single" w:color="BFBFBF" w:sz="4"/>
-              <w:left w:val="single" w:color="BFBFBF" w:sz="4"/>
-              <w:bottom w:val="single" w:color="BFBFBF" w:sz="4"/>
-              <w:right w:val="single" w:color="BFBFBF" w:sz="4"/>
-            </w:tcBorders>
-            <w:tcMar>
-              <w:top w:type="dxa" w:w="60"/>
-              <w:left w:type="dxa" w:w="100"/>
-              <w:bottom w:type="dxa" w:w="40"/>
-              <w:right w:type="dxa" w:w="100"/>
-            </w:tcMar>
-          </w:tcPr>
-          <w:p>
-            <w:pPr>
-              <w:keepNext/>
-              <w:spacing w:after="40" w:line="240"/>
-            </w:pPr>
+              <w:t xml:space="preserve">Political</w:t>
+            </w:r>
+            <w:r>
+              <w:rPr>
+                <w:rFonts w:ascii="Verdana" w:cs="Verdana" w:eastAsia="Verdana" w:hAnsi="Verdana"/>
+                <w:sz w:val="15"/>
+                <w:szCs w:val="15"/>
+              </w:rPr>
+              <w:t xml:space="preserve"> (15)</w:t>
+            </w:r>
+          </w:p>
+        </w:tc>
+        <w:tc>
+          <w:tcPr>
+            <w:tcW w:type="dxa" w:w="3722"/>
+            <w:tcBorders>
+              <w:top w:val="single" w:color="BFBFBF" w:sz="4"/>
+              <w:left w:val="single" w:color="BFBFBF" w:sz="4"/>
+              <w:bottom w:val="single" w:color="BFBFBF" w:sz="4"/>
+              <w:right w:val="single" w:color="BFBFBF" w:sz="4"/>
+            </w:tcBorders>
+            <w:tcMar>
+              <w:top w:type="dxa" w:w="60"/>
+              <w:left w:type="dxa" w:w="100"/>
+              <w:bottom w:type="dxa" w:w="40"/>
+              <w:right w:type="dxa" w:w="100"/>
+            </w:tcMar>
+          </w:tcPr>
+          <w:p>
+            <w:pPr>
+              <w:spacing w:after="40" w:line="240"/>
+            </w:pPr>
+            <w:r>
+              <w:rPr>
+                <w:rFonts w:ascii="Verdana" w:cs="Verdana" w:eastAsia="Verdana" w:hAnsi="Verdana"/>
+                <w:sz w:val="15"/>
+                <w:szCs w:val="15"/>
+              </w:rPr>
+              <w:t xml:space="preserve">Political stability and absence of violence (WGI estimate)</w:t>
+            </w:r>
+          </w:p>
+          <w:p>
+            <w:pPr>
+              <w:spacing w:after="40" w:line="240"/>
+            </w:pPr>
+            <w:r>
+              <w:rPr>
+                <w:rFonts w:ascii="Verdana" w:cs="Verdana" w:eastAsia="Verdana" w:hAnsi="Verdana"/>
+                <w:sz w:val="15"/>
+                <w:szCs w:val="15"/>
+              </w:rPr>
+              <w:t xml:space="preserve">EU trade agreement with the country (rubric 1 to 5)</w:t>
+            </w:r>
+          </w:p>
+        </w:tc>
+        <w:tc>
+          <w:tcPr>
+            <w:tcW w:type="dxa" w:w="1900"/>
+            <w:tcBorders>
+              <w:top w:val="single" w:color="BFBFBF" w:sz="4"/>
+              <w:left w:val="single" w:color="BFBFBF" w:sz="4"/>
+              <w:bottom w:val="single" w:color="BFBFBF" w:sz="4"/>
+              <w:right w:val="single" w:color="BFBFBF" w:sz="4"/>
+            </w:tcBorders>
+            <w:tcMar>
+              <w:top w:type="dxa" w:w="60"/>
+              <w:left w:type="dxa" w:w="100"/>
+              <w:bottom w:type="dxa" w:w="40"/>
+              <w:right w:type="dxa" w:w="100"/>
+            </w:tcMar>
+          </w:tcPr>
+          <w:p>
+            <w:pPr>
+              <w:spacing w:after="40" w:line="240"/>
+            </w:pPr>
+            <w:r>
+              <w:rPr>
+                <w:rFonts w:ascii="Verdana" w:cs="Verdana" w:eastAsia="Verdana" w:hAnsi="Verdana"/>
+                <w:sz w:val="15"/>
+                <w:szCs w:val="15"/>
+              </w:rPr>
+              <w:t xml:space="preserve">Country risk</w:t>
+            </w:r>
+          </w:p>
+          <w:p>
+            <w:pPr>
+              <w:spacing w:after="40" w:line="240"/>
+            </w:pPr>
+            <w:r>
+              <w:rPr>
+                <w:rFonts w:ascii="Verdana" w:cs="Verdana" w:eastAsia="Verdana" w:hAnsi="Verdana"/>
+                <w:sz w:val="15"/>
+                <w:szCs w:val="15"/>
+              </w:rPr>
+              <w:t xml:space="preserve">Import and regulation</w:t>
+            </w:r>
+          </w:p>
+        </w:tc>
+        <w:tc>
+          <w:tcPr>
+            <w:tcW w:type="dxa" w:w="1950"/>
+            <w:tcBorders>
+              <w:top w:val="single" w:color="BFBFBF" w:sz="4"/>
+              <w:left w:val="single" w:color="BFBFBF" w:sz="4"/>
+              <w:bottom w:val="single" w:color="BFBFBF" w:sz="4"/>
+              <w:right w:val="single" w:color="BFBFBF" w:sz="4"/>
+            </w:tcBorders>
+            <w:tcMar>
+              <w:top w:type="dxa" w:w="60"/>
+              <w:left w:type="dxa" w:w="100"/>
+              <w:bottom w:type="dxa" w:w="40"/>
+              <w:right w:type="dxa" w:w="100"/>
+            </w:tcMar>
+          </w:tcPr>
+          <w:p>
+            <w:pPr>
+              <w:spacing w:after="40" w:line="240"/>
+            </w:pPr>
+            <w:r>
+              <w:rPr>
+                <w:rFonts w:ascii="Verdana" w:cs="Verdana" w:eastAsia="Verdana" w:hAnsi="Verdana"/>
+                <w:sz w:val="15"/>
+                <w:szCs w:val="15"/>
+              </w:rPr>
+              <w:t xml:space="preserve">World Bank WGI</w:t>
+            </w:r>
+          </w:p>
+          <w:p>
+            <w:pPr>
+              <w:spacing w:after="40" w:line="240"/>
+            </w:pPr>
+            <w:r>
+              <w:rPr>
+                <w:rFonts w:ascii="Verdana" w:cs="Verdana" w:eastAsia="Verdana" w:hAnsi="Verdana"/>
+                <w:sz w:val="15"/>
+                <w:szCs w:val="15"/>
+              </w:rPr>
+              <w:t xml:space="preserve">EU Access2Markets</w:t>
+            </w:r>
           </w:p>
         </w:tc>
       </w:tr>
@@ -3627,24 +5243,22 @@
         </w:trPr>
         <w:tc>
           <w:tcPr>
-            <w:tcW w:type="dxa" w:w="2472"/>
-            <w:tcBorders>
-              <w:top w:val="single" w:color="BFBFBF" w:sz="4"/>
-              <w:left w:val="single" w:color="BFBFBF" w:sz="4"/>
-              <w:bottom w:val="single" w:color="BFBFBF" w:sz="4"/>
-              <w:right w:val="single" w:color="BFBFBF" w:sz="4"/>
-            </w:tcBorders>
-            <w:shd w:fill="F2F2F2" w:color="auto" w:val="clear"/>
-            <w:tcMar>
-              <w:top w:type="dxa" w:w="60"/>
-              <w:left w:type="dxa" w:w="100"/>
-              <w:bottom w:type="dxa" w:w="40"/>
-              <w:right w:type="dxa" w:w="100"/>
-            </w:tcMar>
-          </w:tcPr>
-          <w:p>
-            <w:pPr>
-              <w:keepNext/>
+            <w:tcW w:type="dxa" w:w="1500"/>
+            <w:tcBorders>
+              <w:top w:val="single" w:color="BFBFBF" w:sz="4"/>
+              <w:left w:val="single" w:color="BFBFBF" w:sz="4"/>
+              <w:bottom w:val="single" w:color="BFBFBF" w:sz="4"/>
+              <w:right w:val="single" w:color="BFBFBF" w:sz="4"/>
+            </w:tcBorders>
+            <w:tcMar>
+              <w:top w:type="dxa" w:w="60"/>
+              <w:left w:type="dxa" w:w="100"/>
+              <w:bottom w:type="dxa" w:w="40"/>
+              <w:right w:type="dxa" w:w="100"/>
+            </w:tcMar>
+          </w:tcPr>
+          <w:p>
+            <w:pPr>
               <w:spacing w:after="40" w:line="240"/>
             </w:pPr>
             <w:r>
@@ -3655,160 +5269,223 @@
                 <w:sz w:val="15"/>
                 <w:szCs w:val="15"/>
               </w:rPr>
-              <w:t xml:space="preserve">Tourism and hotels</w:t>
-            </w:r>
-          </w:p>
-        </w:tc>
-        <w:tc>
-          <w:tcPr>
-            <w:tcW w:type="dxa" w:w="1150"/>
-            <w:tcBorders>
-              <w:top w:val="single" w:color="BFBFBF" w:sz="4"/>
-              <w:left w:val="single" w:color="BFBFBF" w:sz="4"/>
-              <w:bottom w:val="single" w:color="BFBFBF" w:sz="4"/>
-              <w:right w:val="single" w:color="BFBFBF" w:sz="4"/>
-            </w:tcBorders>
-            <w:shd w:fill="F2F2F2" w:color="auto" w:val="clear"/>
-            <w:tcMar>
-              <w:top w:type="dxa" w:w="60"/>
-              <w:left w:type="dxa" w:w="100"/>
-              <w:bottom w:type="dxa" w:w="40"/>
-              <w:right w:type="dxa" w:w="100"/>
-            </w:tcMar>
-          </w:tcPr>
-          <w:p>
-            <w:pPr>
-              <w:keepNext/>
-              <w:spacing w:after="40" w:line="240"/>
-            </w:pPr>
-            <w:r>
-              <w:rPr>
-                <w:rFonts w:ascii="Verdana" w:cs="Verdana" w:eastAsia="Verdana" w:hAnsi="Verdana"/>
-                <w:sz w:val="15"/>
-                <w:szCs w:val="15"/>
-              </w:rPr>
-              <w:t xml:space="preserve">17</w:t>
-            </w:r>
-          </w:p>
-        </w:tc>
-        <w:tc>
-          <w:tcPr>
-            <w:tcW w:type="dxa" w:w="1250"/>
-            <w:tcBorders>
-              <w:top w:val="single" w:color="BFBFBF" w:sz="4"/>
-              <w:left w:val="single" w:color="BFBFBF" w:sz="4"/>
-              <w:bottom w:val="single" w:color="BFBFBF" w:sz="4"/>
-              <w:right w:val="single" w:color="BFBFBF" w:sz="4"/>
-            </w:tcBorders>
-            <w:shd w:fill="F2F2F2" w:color="auto" w:val="clear"/>
-            <w:tcMar>
-              <w:top w:type="dxa" w:w="60"/>
-              <w:left w:type="dxa" w:w="100"/>
-              <w:bottom w:type="dxa" w:w="40"/>
-              <w:right w:type="dxa" w:w="100"/>
-            </w:tcMar>
-          </w:tcPr>
-          <w:p>
-            <w:pPr>
-              <w:keepNext/>
-              <w:spacing w:after="40" w:line="240"/>
-            </w:pPr>
-            <w:r>
-              <w:rPr>
-                <w:rFonts w:ascii="Verdana" w:cs="Verdana" w:eastAsia="Verdana" w:hAnsi="Verdana"/>
-                <w:sz w:val="15"/>
-                <w:szCs w:val="15"/>
-              </w:rPr>
-              <w:t xml:space="preserve">30</w:t>
-            </w:r>
-          </w:p>
-        </w:tc>
-        <w:tc>
-          <w:tcPr>
-            <w:tcW w:type="dxa" w:w="1500"/>
-            <w:tcBorders>
-              <w:top w:val="single" w:color="BFBFBF" w:sz="4"/>
-              <w:left w:val="single" w:color="BFBFBF" w:sz="4"/>
-              <w:bottom w:val="single" w:color="BFBFBF" w:sz="4"/>
-              <w:right w:val="single" w:color="BFBFBF" w:sz="4"/>
-            </w:tcBorders>
-            <w:shd w:fill="F2F2F2" w:color="auto" w:val="clear"/>
-            <w:tcMar>
-              <w:top w:type="dxa" w:w="60"/>
-              <w:left w:type="dxa" w:w="100"/>
-              <w:bottom w:type="dxa" w:w="40"/>
-              <w:right w:type="dxa" w:w="100"/>
-            </w:tcMar>
-          </w:tcPr>
-          <w:p>
-            <w:pPr>
-              <w:keepNext/>
-              <w:spacing w:after="40" w:line="240"/>
-            </w:pPr>
-            <w:r>
-              <w:rPr>
-                <w:rFonts w:ascii="Verdana" w:cs="Verdana" w:eastAsia="Verdana" w:hAnsi="Verdana"/>
-                <w:sz w:val="15"/>
-                <w:szCs w:val="15"/>
-              </w:rPr>
-              <w:t xml:space="preserve">10</w:t>
-            </w:r>
-          </w:p>
-        </w:tc>
-        <w:tc>
-          <w:tcPr>
-            <w:tcW w:type="dxa" w:w="1350"/>
-            <w:tcBorders>
-              <w:top w:val="single" w:color="BFBFBF" w:sz="4"/>
-              <w:left w:val="single" w:color="BFBFBF" w:sz="4"/>
-              <w:bottom w:val="single" w:color="BFBFBF" w:sz="4"/>
-              <w:right w:val="single" w:color="BFBFBF" w:sz="4"/>
-            </w:tcBorders>
-            <w:shd w:fill="F2F2F2" w:color="auto" w:val="clear"/>
-            <w:tcMar>
-              <w:top w:type="dxa" w:w="60"/>
-              <w:left w:type="dxa" w:w="100"/>
-              <w:bottom w:type="dxa" w:w="40"/>
-              <w:right w:type="dxa" w:w="100"/>
-            </w:tcMar>
-          </w:tcPr>
-          <w:p>
-            <w:pPr>
-              <w:keepNext/>
-              <w:spacing w:after="40" w:line="240"/>
-            </w:pPr>
-            <w:r>
-              <w:rPr>
-                <w:rFonts w:ascii="Verdana" w:cs="Verdana" w:eastAsia="Verdana" w:hAnsi="Verdana"/>
-                <w:sz w:val="15"/>
-                <w:szCs w:val="15"/>
-              </w:rPr>
-              <w:t xml:space="preserve">10</w:t>
-            </w:r>
-          </w:p>
-        </w:tc>
-        <w:tc>
-          <w:tcPr>
-            <w:tcW w:type="dxa" w:w="1350"/>
-            <w:tcBorders>
-              <w:top w:val="single" w:color="BFBFBF" w:sz="4"/>
-              <w:left w:val="single" w:color="BFBFBF" w:sz="4"/>
-              <w:bottom w:val="single" w:color="BFBFBF" w:sz="4"/>
-              <w:right w:val="single" w:color="BFBFBF" w:sz="4"/>
-            </w:tcBorders>
-            <w:shd w:fill="F2F2F2" w:color="auto" w:val="clear"/>
-            <w:tcMar>
-              <w:top w:type="dxa" w:w="60"/>
-              <w:left w:type="dxa" w:w="100"/>
-              <w:bottom w:type="dxa" w:w="40"/>
-              <w:right w:type="dxa" w:w="100"/>
-            </w:tcMar>
-          </w:tcPr>
-          <w:p>
-            <w:pPr>
-              <w:keepNext/>
-              <w:spacing w:after="40" w:line="240"/>
-            </w:pPr>
+              <w:t xml:space="preserve">Economic</w:t>
+            </w:r>
+            <w:r>
+              <w:rPr>
+                <w:rFonts w:ascii="Verdana" w:cs="Verdana" w:eastAsia="Verdana" w:hAnsi="Verdana"/>
+                <w:sz w:val="15"/>
+                <w:szCs w:val="15"/>
+              </w:rPr>
+              <w:t xml:space="preserve"> (25)</w:t>
+            </w:r>
+          </w:p>
+        </w:tc>
+        <w:tc>
+          <w:tcPr>
+            <w:tcW w:type="dxa" w:w="3722"/>
+            <w:tcBorders>
+              <w:top w:val="single" w:color="BFBFBF" w:sz="4"/>
+              <w:left w:val="single" w:color="BFBFBF" w:sz="4"/>
+              <w:bottom w:val="single" w:color="BFBFBF" w:sz="4"/>
+              <w:right w:val="single" w:color="BFBFBF" w:sz="4"/>
+            </w:tcBorders>
+            <w:tcMar>
+              <w:top w:type="dxa" w:w="60"/>
+              <w:left w:type="dxa" w:w="100"/>
+              <w:bottom w:type="dxa" w:w="40"/>
+              <w:right w:type="dxa" w:w="100"/>
+            </w:tcMar>
+          </w:tcPr>
+          <w:p>
+            <w:pPr>
+              <w:spacing w:after="40" w:line="240"/>
+            </w:pPr>
+            <w:r>
+              <w:rPr>
+                <w:rFonts w:ascii="Verdana" w:cs="Verdana" w:eastAsia="Verdana" w:hAnsi="Verdana"/>
+                <w:sz w:val="15"/>
+                <w:szCs w:val="15"/>
+              </w:rPr>
+              <w:t xml:space="preserve">GDP per capita, PPP (international dollars)</w:t>
+            </w:r>
+          </w:p>
+          <w:p>
+            <w:pPr>
+              <w:spacing w:after="40" w:line="240"/>
+            </w:pPr>
+            <w:r>
+              <w:rPr>
+                <w:rFonts w:ascii="Verdana" w:cs="Verdana" w:eastAsia="Verdana" w:hAnsi="Verdana"/>
+                <w:sz w:val="15"/>
+                <w:szCs w:val="15"/>
+              </w:rPr>
+              <w:t xml:space="preserve">Household consumption per capita (US dollars)</w:t>
+            </w:r>
+          </w:p>
+          <w:p>
+            <w:pPr>
+              <w:spacing w:after="40" w:line="240"/>
+            </w:pPr>
+            <w:r>
+              <w:rPr>
+                <w:rFonts w:ascii="Verdana" w:cs="Verdana" w:eastAsia="Verdana" w:hAnsi="Verdana"/>
+                <w:sz w:val="15"/>
+                <w:szCs w:val="15"/>
+              </w:rPr>
+              <w:t xml:space="preserve">Inflation (% per year; lower is better)</w:t>
+            </w:r>
+          </w:p>
+          <w:p>
+            <w:pPr>
+              <w:spacing w:after="40" w:line="240"/>
+            </w:pPr>
+            <w:r>
+              <w:rPr>
+                <w:rFonts w:ascii="Verdana" w:cs="Verdana" w:eastAsia="Verdana" w:hAnsi="Verdana"/>
+                <w:sz w:val="15"/>
+                <w:szCs w:val="15"/>
+              </w:rPr>
+              <w:t xml:space="preserve">Applied tariff on roasted coffee, HS 0901.21, EU origin (%; lower is better)</w:t>
+            </w:r>
+          </w:p>
+        </w:tc>
+        <w:tc>
+          <w:tcPr>
+            <w:tcW w:type="dxa" w:w="1900"/>
+            <w:tcBorders>
+              <w:top w:val="single" w:color="BFBFBF" w:sz="4"/>
+              <w:left w:val="single" w:color="BFBFBF" w:sz="4"/>
+              <w:bottom w:val="single" w:color="BFBFBF" w:sz="4"/>
+              <w:right w:val="single" w:color="BFBFBF" w:sz="4"/>
+            </w:tcBorders>
+            <w:tcMar>
+              <w:top w:type="dxa" w:w="60"/>
+              <w:left w:type="dxa" w:w="100"/>
+              <w:bottom w:type="dxa" w:w="40"/>
+              <w:right w:type="dxa" w:w="100"/>
+            </w:tcMar>
+          </w:tcPr>
+          <w:p>
+            <w:pPr>
+              <w:spacing w:after="40" w:line="240"/>
+            </w:pPr>
+            <w:r>
+              <w:rPr>
+                <w:rFonts w:ascii="Verdana" w:cs="Verdana" w:eastAsia="Verdana" w:hAnsi="Verdana"/>
+                <w:sz w:val="15"/>
+                <w:szCs w:val="15"/>
+              </w:rPr>
+              <w:t xml:space="preserve">Purchasing power</w:t>
+            </w:r>
+          </w:p>
+          <w:p>
+            <w:pPr>
+              <w:spacing w:after="40" w:line="240"/>
+            </w:pPr>
+            <w:r>
+              <w:rPr>
+                <w:rFonts w:ascii="Verdana" w:cs="Verdana" w:eastAsia="Verdana" w:hAnsi="Verdana"/>
+                <w:sz w:val="15"/>
+                <w:szCs w:val="15"/>
+              </w:rPr>
+              <w:t xml:space="preserve">Premium coffee segment</w:t>
+            </w:r>
+          </w:p>
+          <w:p>
+            <w:pPr>
+              <w:spacing w:after="40" w:line="240"/>
+            </w:pPr>
+            <w:r>
+              <w:rPr>
+                <w:rFonts w:ascii="Verdana" w:cs="Verdana" w:eastAsia="Verdana" w:hAnsi="Verdana"/>
+                <w:sz w:val="15"/>
+                <w:szCs w:val="15"/>
+              </w:rPr>
+              <w:t xml:space="preserve">Purchasing power</w:t>
+            </w:r>
+          </w:p>
+          <w:p>
+            <w:pPr>
+              <w:spacing w:after="40" w:line="240"/>
+            </w:pPr>
+            <w:r>
+              <w:rPr>
+                <w:rFonts w:ascii="Verdana" w:cs="Verdana" w:eastAsia="Verdana" w:hAnsi="Verdana"/>
+                <w:sz w:val="15"/>
+                <w:szCs w:val="15"/>
+              </w:rPr>
+              <w:t xml:space="preserve">Import and regulation</w:t>
+            </w:r>
+          </w:p>
+        </w:tc>
+        <w:tc>
+          <w:tcPr>
+            <w:tcW w:type="dxa" w:w="1950"/>
+            <w:tcBorders>
+              <w:top w:val="single" w:color="BFBFBF" w:sz="4"/>
+              <w:left w:val="single" w:color="BFBFBF" w:sz="4"/>
+              <w:bottom w:val="single" w:color="BFBFBF" w:sz="4"/>
+              <w:right w:val="single" w:color="BFBFBF" w:sz="4"/>
+            </w:tcBorders>
+            <w:tcMar>
+              <w:top w:type="dxa" w:w="60"/>
+              <w:left w:type="dxa" w:w="100"/>
+              <w:bottom w:type="dxa" w:w="40"/>
+              <w:right w:type="dxa" w:w="100"/>
+            </w:tcMar>
+          </w:tcPr>
+          <w:p>
+            <w:pPr>
+              <w:spacing w:after="40" w:line="240"/>
+            </w:pPr>
+            <w:r>
+              <w:rPr>
+                <w:rFonts w:ascii="Verdana" w:cs="Verdana" w:eastAsia="Verdana" w:hAnsi="Verdana"/>
+                <w:sz w:val="15"/>
+                <w:szCs w:val="15"/>
+              </w:rPr>
+              <w:t xml:space="preserve">World Bank WDI</w:t>
+            </w:r>
+          </w:p>
+          <w:p>
+            <w:pPr>
+              <w:spacing w:after="40" w:line="240"/>
+            </w:pPr>
+            <w:r>
+              <w:rPr>
+                <w:rFonts w:ascii="Verdana" w:cs="Verdana" w:eastAsia="Verdana" w:hAnsi="Verdana"/>
+                <w:sz w:val="15"/>
+                <w:szCs w:val="15"/>
+              </w:rPr>
+              <w:t xml:space="preserve">World Bank WDI</w:t>
+            </w:r>
+          </w:p>
+          <w:p>
+            <w:pPr>
+              <w:spacing w:after="40" w:line="240"/>
+            </w:pPr>
+            <w:r>
+              <w:rPr>
+                <w:rFonts w:ascii="Verdana" w:cs="Verdana" w:eastAsia="Verdana" w:hAnsi="Verdana"/>
+                <w:sz w:val="15"/>
+                <w:szCs w:val="15"/>
+              </w:rPr>
+              <w:t xml:space="preserve">World Bank WDI</w:t>
+            </w:r>
+          </w:p>
+          <w:p>
+            <w:pPr>
+              <w:spacing w:after="40" w:line="240"/>
+            </w:pPr>
+            <w:r>
+              <w:rPr>
+                <w:rFonts w:ascii="Verdana" w:cs="Verdana" w:eastAsia="Verdana" w:hAnsi="Verdana"/>
+                <w:sz w:val="15"/>
+                <w:szCs w:val="15"/>
+              </w:rPr>
+              <w:t xml:space="preserve">EU Access2Markets; WTO</w:t>
+            </w:r>
           </w:p>
         </w:tc>
       </w:tr>
@@ -3818,23 +5495,22 @@
         </w:trPr>
         <w:tc>
           <w:tcPr>
-            <w:tcW w:type="dxa" w:w="2472"/>
-            <w:tcBorders>
-              <w:top w:val="single" w:color="BFBFBF" w:sz="4"/>
-              <w:left w:val="single" w:color="BFBFBF" w:sz="4"/>
-              <w:bottom w:val="single" w:color="BFBFBF" w:sz="4"/>
-              <w:right w:val="single" w:color="BFBFBF" w:sz="4"/>
-            </w:tcBorders>
-            <w:tcMar>
-              <w:top w:type="dxa" w:w="60"/>
-              <w:left w:type="dxa" w:w="100"/>
-              <w:bottom w:type="dxa" w:w="40"/>
-              <w:right w:type="dxa" w:w="100"/>
-            </w:tcMar>
-          </w:tcPr>
-          <w:p>
-            <w:pPr>
-              <w:keepNext/>
+            <w:tcW w:type="dxa" w:w="1500"/>
+            <w:tcBorders>
+              <w:top w:val="single" w:color="BFBFBF" w:sz="4"/>
+              <w:left w:val="single" w:color="BFBFBF" w:sz="4"/>
+              <w:bottom w:val="single" w:color="BFBFBF" w:sz="4"/>
+              <w:right w:val="single" w:color="BFBFBF" w:sz="4"/>
+            </w:tcBorders>
+            <w:tcMar>
+              <w:top w:type="dxa" w:w="60"/>
+              <w:left w:type="dxa" w:w="100"/>
+              <w:bottom w:type="dxa" w:w="40"/>
+              <w:right w:type="dxa" w:w="100"/>
+            </w:tcMar>
+          </w:tcPr>
+          <w:p>
+            <w:pPr>
               <w:spacing w:after="40" w:line="240"/>
             </w:pPr>
             <w:r>
@@ -3845,155 +5521,184 @@
                 <w:sz w:val="15"/>
                 <w:szCs w:val="15"/>
               </w:rPr>
-              <w:t xml:space="preserve">Purchasing power</w:t>
-            </w:r>
-          </w:p>
-        </w:tc>
-        <w:tc>
-          <w:tcPr>
-            <w:tcW w:type="dxa" w:w="1150"/>
-            <w:tcBorders>
-              <w:top w:val="single" w:color="BFBFBF" w:sz="4"/>
-              <w:left w:val="single" w:color="BFBFBF" w:sz="4"/>
-              <w:bottom w:val="single" w:color="BFBFBF" w:sz="4"/>
-              <w:right w:val="single" w:color="BFBFBF" w:sz="4"/>
-            </w:tcBorders>
-            <w:tcMar>
-              <w:top w:type="dxa" w:w="60"/>
-              <w:left w:type="dxa" w:w="100"/>
-              <w:bottom w:type="dxa" w:w="40"/>
-              <w:right w:type="dxa" w:w="100"/>
-            </w:tcMar>
-          </w:tcPr>
-          <w:p>
-            <w:pPr>
-              <w:keepNext/>
-              <w:spacing w:after="40" w:line="240"/>
-            </w:pPr>
-            <w:r>
-              <w:rPr>
-                <w:rFonts w:ascii="Verdana" w:cs="Verdana" w:eastAsia="Verdana" w:hAnsi="Verdana"/>
-                <w:sz w:val="15"/>
-                <w:szCs w:val="15"/>
-              </w:rPr>
-              <w:t xml:space="preserve">17</w:t>
-            </w:r>
-          </w:p>
-        </w:tc>
-        <w:tc>
-          <w:tcPr>
-            <w:tcW w:type="dxa" w:w="1250"/>
-            <w:tcBorders>
-              <w:top w:val="single" w:color="BFBFBF" w:sz="4"/>
-              <w:left w:val="single" w:color="BFBFBF" w:sz="4"/>
-              <w:bottom w:val="single" w:color="BFBFBF" w:sz="4"/>
-              <w:right w:val="single" w:color="BFBFBF" w:sz="4"/>
-            </w:tcBorders>
-            <w:tcMar>
-              <w:top w:type="dxa" w:w="60"/>
-              <w:left w:type="dxa" w:w="100"/>
-              <w:bottom w:type="dxa" w:w="40"/>
-              <w:right w:type="dxa" w:w="100"/>
-            </w:tcMar>
-          </w:tcPr>
-          <w:p>
-            <w:pPr>
-              <w:keepNext/>
-              <w:spacing w:after="40" w:line="240"/>
-            </w:pPr>
-            <w:r>
-              <w:rPr>
-                <w:rFonts w:ascii="Verdana" w:cs="Verdana" w:eastAsia="Verdana" w:hAnsi="Verdana"/>
-                <w:sz w:val="15"/>
-                <w:szCs w:val="15"/>
-              </w:rPr>
-              <w:t xml:space="preserve">15</w:t>
-            </w:r>
-          </w:p>
-        </w:tc>
-        <w:tc>
-          <w:tcPr>
-            <w:tcW w:type="dxa" w:w="1500"/>
-            <w:tcBorders>
-              <w:top w:val="single" w:color="BFBFBF" w:sz="4"/>
-              <w:left w:val="single" w:color="BFBFBF" w:sz="4"/>
-              <w:bottom w:val="single" w:color="BFBFBF" w:sz="4"/>
-              <w:right w:val="single" w:color="BFBFBF" w:sz="4"/>
-            </w:tcBorders>
-            <w:tcMar>
-              <w:top w:type="dxa" w:w="60"/>
-              <w:left w:type="dxa" w:w="100"/>
-              <w:bottom w:type="dxa" w:w="40"/>
-              <w:right w:type="dxa" w:w="100"/>
-            </w:tcMar>
-          </w:tcPr>
-          <w:p>
-            <w:pPr>
-              <w:keepNext/>
-              <w:spacing w:after="40" w:line="240"/>
-            </w:pPr>
-            <w:r>
-              <w:rPr>
-                <w:rFonts w:ascii="Verdana" w:cs="Verdana" w:eastAsia="Verdana" w:hAnsi="Verdana"/>
-                <w:sz w:val="15"/>
-                <w:szCs w:val="15"/>
-              </w:rPr>
-              <w:t xml:space="preserve">25</w:t>
-            </w:r>
-          </w:p>
-        </w:tc>
-        <w:tc>
-          <w:tcPr>
-            <w:tcW w:type="dxa" w:w="1350"/>
-            <w:tcBorders>
-              <w:top w:val="single" w:color="BFBFBF" w:sz="4"/>
-              <w:left w:val="single" w:color="BFBFBF" w:sz="4"/>
-              <w:bottom w:val="single" w:color="BFBFBF" w:sz="4"/>
-              <w:right w:val="single" w:color="BFBFBF" w:sz="4"/>
-            </w:tcBorders>
-            <w:tcMar>
-              <w:top w:type="dxa" w:w="60"/>
-              <w:left w:type="dxa" w:w="100"/>
-              <w:bottom w:type="dxa" w:w="40"/>
-              <w:right w:type="dxa" w:w="100"/>
-            </w:tcMar>
-          </w:tcPr>
-          <w:p>
-            <w:pPr>
-              <w:keepNext/>
-              <w:spacing w:after="40" w:line="240"/>
-            </w:pPr>
-            <w:r>
-              <w:rPr>
-                <w:rFonts w:ascii="Verdana" w:cs="Verdana" w:eastAsia="Verdana" w:hAnsi="Verdana"/>
-                <w:sz w:val="15"/>
-                <w:szCs w:val="15"/>
-              </w:rPr>
-              <w:t xml:space="preserve">15</w:t>
-            </w:r>
-          </w:p>
-        </w:tc>
-        <w:tc>
-          <w:tcPr>
-            <w:tcW w:type="dxa" w:w="1350"/>
-            <w:tcBorders>
-              <w:top w:val="single" w:color="BFBFBF" w:sz="4"/>
-              <w:left w:val="single" w:color="BFBFBF" w:sz="4"/>
-              <w:bottom w:val="single" w:color="BFBFBF" w:sz="4"/>
-              <w:right w:val="single" w:color="BFBFBF" w:sz="4"/>
-            </w:tcBorders>
-            <w:tcMar>
-              <w:top w:type="dxa" w:w="60"/>
-              <w:left w:type="dxa" w:w="100"/>
-              <w:bottom w:type="dxa" w:w="40"/>
-              <w:right w:type="dxa" w:w="100"/>
-            </w:tcMar>
-          </w:tcPr>
-          <w:p>
-            <w:pPr>
-              <w:keepNext/>
-              <w:spacing w:after="40" w:line="240"/>
-            </w:pPr>
+              <w:t xml:space="preserve">Social</w:t>
+            </w:r>
+            <w:r>
+              <w:rPr>
+                <w:rFonts w:ascii="Verdana" w:cs="Verdana" w:eastAsia="Verdana" w:hAnsi="Verdana"/>
+                <w:sz w:val="15"/>
+                <w:szCs w:val="15"/>
+              </w:rPr>
+              <w:t xml:space="preserve"> (25)</w:t>
+            </w:r>
+          </w:p>
+        </w:tc>
+        <w:tc>
+          <w:tcPr>
+            <w:tcW w:type="dxa" w:w="3722"/>
+            <w:tcBorders>
+              <w:top w:val="single" w:color="BFBFBF" w:sz="4"/>
+              <w:left w:val="single" w:color="BFBFBF" w:sz="4"/>
+              <w:bottom w:val="single" w:color="BFBFBF" w:sz="4"/>
+              <w:right w:val="single" w:color="BFBFBF" w:sz="4"/>
+            </w:tcBorders>
+            <w:tcMar>
+              <w:top w:type="dxa" w:w="60"/>
+              <w:left w:type="dxa" w:w="100"/>
+              <w:bottom w:type="dxa" w:w="40"/>
+              <w:right w:type="dxa" w:w="100"/>
+            </w:tcMar>
+          </w:tcPr>
+          <w:p>
+            <w:pPr>
+              <w:spacing w:after="40" w:line="240"/>
+            </w:pPr>
+            <w:r>
+              <w:rPr>
+                <w:rFonts w:ascii="Verdana" w:cs="Verdana" w:eastAsia="Verdana" w:hAnsi="Verdana"/>
+                <w:sz w:val="15"/>
+                <w:szCs w:val="15"/>
+              </w:rPr>
+              <w:t xml:space="preserve">Coffee consumption per capita (kg)</w:t>
+            </w:r>
+          </w:p>
+          <w:p>
+            <w:pPr>
+              <w:spacing w:after="40" w:line="240"/>
+            </w:pPr>
+            <w:r>
+              <w:rPr>
+                <w:rFonts w:ascii="Verdana" w:cs="Verdana" w:eastAsia="Verdana" w:hAnsi="Verdana"/>
+                <w:sz w:val="15"/>
+                <w:szCs w:val="15"/>
+              </w:rPr>
+              <w:t xml:space="preserve">International tourist arrivals (number)</w:t>
+            </w:r>
+          </w:p>
+          <w:p>
+            <w:pPr>
+              <w:spacing w:after="40" w:line="240"/>
+            </w:pPr>
+            <w:r>
+              <w:rPr>
+                <w:rFonts w:ascii="Verdana" w:cs="Verdana" w:eastAsia="Verdana" w:hAnsi="Verdana"/>
+                <w:sz w:val="15"/>
+                <w:szCs w:val="15"/>
+              </w:rPr>
+              <w:t xml:space="preserve">Cafe culture (rubric 1 to 5)</w:t>
+            </w:r>
+          </w:p>
+        </w:tc>
+        <w:tc>
+          <w:tcPr>
+            <w:tcW w:type="dxa" w:w="1900"/>
+            <w:tcBorders>
+              <w:top w:val="single" w:color="BFBFBF" w:sz="4"/>
+              <w:left w:val="single" w:color="BFBFBF" w:sz="4"/>
+              <w:bottom w:val="single" w:color="BFBFBF" w:sz="4"/>
+              <w:right w:val="single" w:color="BFBFBF" w:sz="4"/>
+            </w:tcBorders>
+            <w:tcMar>
+              <w:top w:type="dxa" w:w="60"/>
+              <w:left w:type="dxa" w:w="100"/>
+              <w:bottom w:type="dxa" w:w="40"/>
+              <w:right w:type="dxa" w:w="100"/>
+            </w:tcMar>
+          </w:tcPr>
+          <w:p>
+            <w:pPr>
+              <w:spacing w:after="40" w:line="240"/>
+            </w:pPr>
+            <w:r>
+              <w:rPr>
+                <w:rFonts w:ascii="Verdana" w:cs="Verdana" w:eastAsia="Verdana" w:hAnsi="Verdana"/>
+                <w:sz w:val="15"/>
+                <w:szCs w:val="15"/>
+              </w:rPr>
+              <w:t xml:space="preserve">Coffee culture</w:t>
+            </w:r>
+          </w:p>
+          <w:p>
+            <w:pPr>
+              <w:spacing w:after="40" w:line="240"/>
+            </w:pPr>
+            <w:r>
+              <w:rPr>
+                <w:rFonts w:ascii="Verdana" w:cs="Verdana" w:eastAsia="Verdana" w:hAnsi="Verdana"/>
+                <w:sz w:val="15"/>
+                <w:szCs w:val="15"/>
+              </w:rPr>
+              <w:t xml:space="preserve">Tourism and hotels</w:t>
+            </w:r>
+          </w:p>
+          <w:p>
+            <w:pPr>
+              <w:spacing w:after="40" w:line="240"/>
+            </w:pPr>
+            <w:r>
+              <w:rPr>
+                <w:rFonts w:ascii="Verdana" w:cs="Verdana" w:eastAsia="Verdana" w:hAnsi="Verdana"/>
+                <w:sz w:val="15"/>
+                <w:szCs w:val="15"/>
+              </w:rPr>
+              <w:t xml:space="preserve">Coffee culture</w:t>
+            </w:r>
+          </w:p>
+        </w:tc>
+        <w:tc>
+          <w:tcPr>
+            <w:tcW w:type="dxa" w:w="1950"/>
+            <w:tcBorders>
+              <w:top w:val="single" w:color="BFBFBF" w:sz="4"/>
+              <w:left w:val="single" w:color="BFBFBF" w:sz="4"/>
+              <w:bottom w:val="single" w:color="BFBFBF" w:sz="4"/>
+              <w:right w:val="single" w:color="BFBFBF" w:sz="4"/>
+            </w:tcBorders>
+            <w:tcMar>
+              <w:top w:type="dxa" w:w="60"/>
+              <w:left w:type="dxa" w:w="100"/>
+              <w:bottom w:type="dxa" w:w="40"/>
+              <w:right w:type="dxa" w:w="100"/>
+            </w:tcMar>
+          </w:tcPr>
+          <w:p>
+            <w:pPr>
+              <w:spacing w:after="40" w:line="240"/>
+            </w:pPr>
+            <w:r>
+              <w:rPr>
+                <w:rFonts w:ascii="Verdana" w:cs="Verdana" w:eastAsia="Verdana" w:hAnsi="Verdana"/>
+                <w:sz w:val="15"/>
+                <w:szCs w:val="15"/>
+              </w:rPr>
+              <w:t xml:space="preserve">International Coffee Organization</w:t>
+            </w:r>
+          </w:p>
+          <w:p>
+            <w:pPr>
+              <w:spacing w:after="40" w:line="240"/>
+            </w:pPr>
+            <w:r>
+              <w:rPr>
+                <w:rFonts w:ascii="Verdana" w:cs="Verdana" w:eastAsia="Verdana" w:hAnsi="Verdana"/>
+                <w:sz w:val="15"/>
+                <w:szCs w:val="15"/>
+              </w:rPr>
+              <w:t xml:space="preserve">World Bank WDI (UN Tourism)</w:t>
+            </w:r>
+          </w:p>
+          <w:p>
+            <w:pPr>
+              <w:spacing w:after="40" w:line="240"/>
+            </w:pPr>
+            <w:r>
+              <w:rPr>
+                <w:rFonts w:ascii="Verdana" w:cs="Verdana" w:eastAsia="Verdana" w:hAnsi="Verdana"/>
+                <w:sz w:val="15"/>
+                <w:szCs w:val="15"/>
+              </w:rPr>
+              <w:t xml:space="preserve">Own assessment with sources</w:t>
+            </w:r>
           </w:p>
         </w:tc>
       </w:tr>
@@ -4003,24 +5708,22 @@
         </w:trPr>
         <w:tc>
           <w:tcPr>
-            <w:tcW w:type="dxa" w:w="2472"/>
-            <w:tcBorders>
-              <w:top w:val="single" w:color="BFBFBF" w:sz="4"/>
-              <w:left w:val="single" w:color="BFBFBF" w:sz="4"/>
-              <w:bottom w:val="single" w:color="BFBFBF" w:sz="4"/>
-              <w:right w:val="single" w:color="BFBFBF" w:sz="4"/>
-            </w:tcBorders>
-            <w:shd w:fill="F2F2F2" w:color="auto" w:val="clear"/>
-            <w:tcMar>
-              <w:top w:type="dxa" w:w="60"/>
-              <w:left w:type="dxa" w:w="100"/>
-              <w:bottom w:type="dxa" w:w="40"/>
-              <w:right w:type="dxa" w:w="100"/>
-            </w:tcMar>
-          </w:tcPr>
-          <w:p>
-            <w:pPr>
-              <w:keepNext/>
+            <w:tcW w:type="dxa" w:w="1500"/>
+            <w:tcBorders>
+              <w:top w:val="single" w:color="BFBFBF" w:sz="4"/>
+              <w:left w:val="single" w:color="BFBFBF" w:sz="4"/>
+              <w:bottom w:val="single" w:color="BFBFBF" w:sz="4"/>
+              <w:right w:val="single" w:color="BFBFBF" w:sz="4"/>
+            </w:tcBorders>
+            <w:tcMar>
+              <w:top w:type="dxa" w:w="60"/>
+              <w:left w:type="dxa" w:w="100"/>
+              <w:bottom w:type="dxa" w:w="40"/>
+              <w:right w:type="dxa" w:w="100"/>
+            </w:tcMar>
+          </w:tcPr>
+          <w:p>
+            <w:pPr>
               <w:spacing w:after="40" w:line="240"/>
             </w:pPr>
             <w:r>
@@ -4031,160 +5734,145 @@
                 <w:sz w:val="15"/>
                 <w:szCs w:val="15"/>
               </w:rPr>
-              <w:t xml:space="preserve">Competitive landscape</w:t>
-            </w:r>
-          </w:p>
-        </w:tc>
-        <w:tc>
-          <w:tcPr>
-            <w:tcW w:type="dxa" w:w="1150"/>
-            <w:tcBorders>
-              <w:top w:val="single" w:color="BFBFBF" w:sz="4"/>
-              <w:left w:val="single" w:color="BFBFBF" w:sz="4"/>
-              <w:bottom w:val="single" w:color="BFBFBF" w:sz="4"/>
-              <w:right w:val="single" w:color="BFBFBF" w:sz="4"/>
-            </w:tcBorders>
-            <w:shd w:fill="F2F2F2" w:color="auto" w:val="clear"/>
-            <w:tcMar>
-              <w:top w:type="dxa" w:w="60"/>
-              <w:left w:type="dxa" w:w="100"/>
-              <w:bottom w:type="dxa" w:w="40"/>
-              <w:right w:type="dxa" w:w="100"/>
-            </w:tcMar>
-          </w:tcPr>
-          <w:p>
-            <w:pPr>
-              <w:keepNext/>
-              <w:spacing w:after="40" w:line="240"/>
-            </w:pPr>
-            <w:r>
-              <w:rPr>
-                <w:rFonts w:ascii="Verdana" w:cs="Verdana" w:eastAsia="Verdana" w:hAnsi="Verdana"/>
-                <w:sz w:val="15"/>
-                <w:szCs w:val="15"/>
-              </w:rPr>
-              <w:t xml:space="preserve">16</w:t>
-            </w:r>
-          </w:p>
-        </w:tc>
-        <w:tc>
-          <w:tcPr>
-            <w:tcW w:type="dxa" w:w="1250"/>
-            <w:tcBorders>
-              <w:top w:val="single" w:color="BFBFBF" w:sz="4"/>
-              <w:left w:val="single" w:color="BFBFBF" w:sz="4"/>
-              <w:bottom w:val="single" w:color="BFBFBF" w:sz="4"/>
-              <w:right w:val="single" w:color="BFBFBF" w:sz="4"/>
-            </w:tcBorders>
-            <w:shd w:fill="F2F2F2" w:color="auto" w:val="clear"/>
-            <w:tcMar>
-              <w:top w:type="dxa" w:w="60"/>
-              <w:left w:type="dxa" w:w="100"/>
-              <w:bottom w:type="dxa" w:w="40"/>
-              <w:right w:type="dxa" w:w="100"/>
-            </w:tcMar>
-          </w:tcPr>
-          <w:p>
-            <w:pPr>
-              <w:keepNext/>
-              <w:spacing w:after="40" w:line="240"/>
-            </w:pPr>
-            <w:r>
-              <w:rPr>
-                <w:rFonts w:ascii="Verdana" w:cs="Verdana" w:eastAsia="Verdana" w:hAnsi="Verdana"/>
-                <w:sz w:val="15"/>
-                <w:szCs w:val="15"/>
-              </w:rPr>
-              <w:t xml:space="preserve">10</w:t>
-            </w:r>
-          </w:p>
-        </w:tc>
-        <w:tc>
-          <w:tcPr>
-            <w:tcW w:type="dxa" w:w="1500"/>
-            <w:tcBorders>
-              <w:top w:val="single" w:color="BFBFBF" w:sz="4"/>
-              <w:left w:val="single" w:color="BFBFBF" w:sz="4"/>
-              <w:bottom w:val="single" w:color="BFBFBF" w:sz="4"/>
-              <w:right w:val="single" w:color="BFBFBF" w:sz="4"/>
-            </w:tcBorders>
-            <w:shd w:fill="F2F2F2" w:color="auto" w:val="clear"/>
-            <w:tcMar>
-              <w:top w:type="dxa" w:w="60"/>
-              <w:left w:type="dxa" w:w="100"/>
-              <w:bottom w:type="dxa" w:w="40"/>
-              <w:right w:type="dxa" w:w="100"/>
-            </w:tcMar>
-          </w:tcPr>
-          <w:p>
-            <w:pPr>
-              <w:keepNext/>
-              <w:spacing w:after="40" w:line="240"/>
-            </w:pPr>
-            <w:r>
-              <w:rPr>
-                <w:rFonts w:ascii="Verdana" w:cs="Verdana" w:eastAsia="Verdana" w:hAnsi="Verdana"/>
-                <w:sz w:val="15"/>
-                <w:szCs w:val="15"/>
-              </w:rPr>
-              <w:t xml:space="preserve">10</w:t>
-            </w:r>
-          </w:p>
-        </w:tc>
-        <w:tc>
-          <w:tcPr>
-            <w:tcW w:type="dxa" w:w="1350"/>
-            <w:tcBorders>
-              <w:top w:val="single" w:color="BFBFBF" w:sz="4"/>
-              <w:left w:val="single" w:color="BFBFBF" w:sz="4"/>
-              <w:bottom w:val="single" w:color="BFBFBF" w:sz="4"/>
-              <w:right w:val="single" w:color="BFBFBF" w:sz="4"/>
-            </w:tcBorders>
-            <w:shd w:fill="F2F2F2" w:color="auto" w:val="clear"/>
-            <w:tcMar>
-              <w:top w:type="dxa" w:w="60"/>
-              <w:left w:type="dxa" w:w="100"/>
-              <w:bottom w:type="dxa" w:w="40"/>
-              <w:right w:type="dxa" w:w="100"/>
-            </w:tcMar>
-          </w:tcPr>
-          <w:p>
-            <w:pPr>
-              <w:keepNext/>
-              <w:spacing w:after="40" w:line="240"/>
-            </w:pPr>
-            <w:r>
-              <w:rPr>
-                <w:rFonts w:ascii="Verdana" w:cs="Verdana" w:eastAsia="Verdana" w:hAnsi="Verdana"/>
-                <w:sz w:val="15"/>
-                <w:szCs w:val="15"/>
-              </w:rPr>
-              <w:t xml:space="preserve">15</w:t>
-            </w:r>
-          </w:p>
-        </w:tc>
-        <w:tc>
-          <w:tcPr>
-            <w:tcW w:type="dxa" w:w="1350"/>
-            <w:tcBorders>
-              <w:top w:val="single" w:color="BFBFBF" w:sz="4"/>
-              <w:left w:val="single" w:color="BFBFBF" w:sz="4"/>
-              <w:bottom w:val="single" w:color="BFBFBF" w:sz="4"/>
-              <w:right w:val="single" w:color="BFBFBF" w:sz="4"/>
-            </w:tcBorders>
-            <w:shd w:fill="F2F2F2" w:color="auto" w:val="clear"/>
-            <w:tcMar>
-              <w:top w:type="dxa" w:w="60"/>
-              <w:left w:type="dxa" w:w="100"/>
-              <w:bottom w:type="dxa" w:w="40"/>
-              <w:right w:type="dxa" w:w="100"/>
-            </w:tcMar>
-          </w:tcPr>
-          <w:p>
-            <w:pPr>
-              <w:keepNext/>
-              <w:spacing w:after="40" w:line="240"/>
-            </w:pPr>
+              <w:t xml:space="preserve">Technological</w:t>
+            </w:r>
+            <w:r>
+              <w:rPr>
+                <w:rFonts w:ascii="Verdana" w:cs="Verdana" w:eastAsia="Verdana" w:hAnsi="Verdana"/>
+                <w:sz w:val="15"/>
+                <w:szCs w:val="15"/>
+              </w:rPr>
+              <w:t xml:space="preserve"> (10)</w:t>
+            </w:r>
+          </w:p>
+        </w:tc>
+        <w:tc>
+          <w:tcPr>
+            <w:tcW w:type="dxa" w:w="3722"/>
+            <w:tcBorders>
+              <w:top w:val="single" w:color="BFBFBF" w:sz="4"/>
+              <w:left w:val="single" w:color="BFBFBF" w:sz="4"/>
+              <w:bottom w:val="single" w:color="BFBFBF" w:sz="4"/>
+              <w:right w:val="single" w:color="BFBFBF" w:sz="4"/>
+            </w:tcBorders>
+            <w:tcMar>
+              <w:top w:type="dxa" w:w="60"/>
+              <w:left w:type="dxa" w:w="100"/>
+              <w:bottom w:type="dxa" w:w="40"/>
+              <w:right w:type="dxa" w:w="100"/>
+            </w:tcMar>
+          </w:tcPr>
+          <w:p>
+            <w:pPr>
+              <w:spacing w:after="40" w:line="240"/>
+            </w:pPr>
+            <w:r>
+              <w:rPr>
+                <w:rFonts w:ascii="Verdana" w:cs="Verdana" w:eastAsia="Verdana" w:hAnsi="Verdana"/>
+                <w:sz w:val="15"/>
+                <w:szCs w:val="15"/>
+              </w:rPr>
+              <w:t xml:space="preserve">Individuals using the Internet (% of population)</w:t>
+            </w:r>
+          </w:p>
+          <w:p>
+            <w:pPr>
+              <w:spacing w:after="40" w:line="240"/>
+            </w:pPr>
+            <w:r>
+              <w:rPr>
+                <w:rFonts w:ascii="Verdana" w:cs="Verdana" w:eastAsia="Verdana" w:hAnsi="Verdana"/>
+                <w:sz w:val="15"/>
+                <w:szCs w:val="15"/>
+              </w:rPr>
+              <w:t xml:space="preserve">Logistics Performance Index (1 to 5)</w:t>
+            </w:r>
+          </w:p>
+        </w:tc>
+        <w:tc>
+          <w:tcPr>
+            <w:tcW w:type="dxa" w:w="1900"/>
+            <w:tcBorders>
+              <w:top w:val="single" w:color="BFBFBF" w:sz="4"/>
+              <w:left w:val="single" w:color="BFBFBF" w:sz="4"/>
+              <w:bottom w:val="single" w:color="BFBFBF" w:sz="4"/>
+              <w:right w:val="single" w:color="BFBFBF" w:sz="4"/>
+            </w:tcBorders>
+            <w:tcMar>
+              <w:top w:type="dxa" w:w="60"/>
+              <w:left w:type="dxa" w:w="100"/>
+              <w:bottom w:type="dxa" w:w="40"/>
+              <w:right w:type="dxa" w:w="100"/>
+            </w:tcMar>
+          </w:tcPr>
+          <w:p>
+            <w:pPr>
+              <w:spacing w:after="40" w:line="240"/>
+            </w:pPr>
+            <w:r>
+              <w:rPr>
+                <w:rFonts w:ascii="Verdana" w:cs="Verdana" w:eastAsia="Verdana" w:hAnsi="Verdana"/>
+                <w:sz w:val="15"/>
+                <w:szCs w:val="15"/>
+              </w:rPr>
+              <w:t xml:space="preserve">Premium coffee segment</w:t>
+            </w:r>
+          </w:p>
+          <w:p>
+            <w:pPr>
+              <w:spacing w:after="40" w:line="240"/>
+            </w:pPr>
+            <w:r>
+              <w:rPr>
+                <w:rFonts w:ascii="Verdana" w:cs="Verdana" w:eastAsia="Verdana" w:hAnsi="Verdana"/>
+                <w:sz w:val="15"/>
+                <w:szCs w:val="15"/>
+              </w:rPr>
+              <w:t xml:space="preserve">Import and regulation</w:t>
+            </w:r>
+          </w:p>
+        </w:tc>
+        <w:tc>
+          <w:tcPr>
+            <w:tcW w:type="dxa" w:w="1950"/>
+            <w:tcBorders>
+              <w:top w:val="single" w:color="BFBFBF" w:sz="4"/>
+              <w:left w:val="single" w:color="BFBFBF" w:sz="4"/>
+              <w:bottom w:val="single" w:color="BFBFBF" w:sz="4"/>
+              <w:right w:val="single" w:color="BFBFBF" w:sz="4"/>
+            </w:tcBorders>
+            <w:tcMar>
+              <w:top w:type="dxa" w:w="60"/>
+              <w:left w:type="dxa" w:w="100"/>
+              <w:bottom w:type="dxa" w:w="40"/>
+              <w:right w:type="dxa" w:w="100"/>
+            </w:tcMar>
+          </w:tcPr>
+          <w:p>
+            <w:pPr>
+              <w:spacing w:after="40" w:line="240"/>
+            </w:pPr>
+            <w:r>
+              <w:rPr>
+                <w:rFonts w:ascii="Verdana" w:cs="Verdana" w:eastAsia="Verdana" w:hAnsi="Verdana"/>
+                <w:sz w:val="15"/>
+                <w:szCs w:val="15"/>
+              </w:rPr>
+              <w:t xml:space="preserve">World Bank WDI</w:t>
+            </w:r>
+          </w:p>
+          <w:p>
+            <w:pPr>
+              <w:spacing w:after="40" w:line="240"/>
+            </w:pPr>
+            <w:r>
+              <w:rPr>
+                <w:rFonts w:ascii="Verdana" w:cs="Verdana" w:eastAsia="Verdana" w:hAnsi="Verdana"/>
+                <w:sz w:val="15"/>
+                <w:szCs w:val="15"/>
+              </w:rPr>
+              <w:t xml:space="preserve">World Bank LPI</w:t>
+            </w:r>
           </w:p>
         </w:tc>
       </w:tr>
@@ -4194,23 +5882,22 @@
         </w:trPr>
         <w:tc>
           <w:tcPr>
-            <w:tcW w:type="dxa" w:w="2472"/>
-            <w:tcBorders>
-              <w:top w:val="single" w:color="BFBFBF" w:sz="4"/>
-              <w:left w:val="single" w:color="BFBFBF" w:sz="4"/>
-              <w:bottom w:val="single" w:color="BFBFBF" w:sz="4"/>
-              <w:right w:val="single" w:color="BFBFBF" w:sz="4"/>
-            </w:tcBorders>
-            <w:tcMar>
-              <w:top w:type="dxa" w:w="60"/>
-              <w:left w:type="dxa" w:w="100"/>
-              <w:bottom w:type="dxa" w:w="40"/>
-              <w:right w:type="dxa" w:w="100"/>
-            </w:tcMar>
-          </w:tcPr>
-          <w:p>
-            <w:pPr>
-              <w:keepNext/>
+            <w:tcW w:type="dxa" w:w="1500"/>
+            <w:tcBorders>
+              <w:top w:val="single" w:color="BFBFBF" w:sz="4"/>
+              <w:left w:val="single" w:color="BFBFBF" w:sz="4"/>
+              <w:bottom w:val="single" w:color="BFBFBF" w:sz="4"/>
+              <w:right w:val="single" w:color="BFBFBF" w:sz="4"/>
+            </w:tcBorders>
+            <w:tcMar>
+              <w:top w:type="dxa" w:w="60"/>
+              <w:left w:type="dxa" w:w="100"/>
+              <w:bottom w:type="dxa" w:w="40"/>
+              <w:right w:type="dxa" w:w="100"/>
+            </w:tcMar>
+          </w:tcPr>
+          <w:p>
+            <w:pPr>
               <w:spacing w:after="40" w:line="240"/>
             </w:pPr>
             <w:r>
@@ -4221,155 +5908,106 @@
                 <w:sz w:val="15"/>
                 <w:szCs w:val="15"/>
               </w:rPr>
-              <w:t xml:space="preserve">Import and regulation</w:t>
-            </w:r>
-          </w:p>
-        </w:tc>
-        <w:tc>
-          <w:tcPr>
-            <w:tcW w:type="dxa" w:w="1150"/>
-            <w:tcBorders>
-              <w:top w:val="single" w:color="BFBFBF" w:sz="4"/>
-              <w:left w:val="single" w:color="BFBFBF" w:sz="4"/>
-              <w:bottom w:val="single" w:color="BFBFBF" w:sz="4"/>
-              <w:right w:val="single" w:color="BFBFBF" w:sz="4"/>
-            </w:tcBorders>
-            <w:tcMar>
-              <w:top w:type="dxa" w:w="60"/>
-              <w:left w:type="dxa" w:w="100"/>
-              <w:bottom w:type="dxa" w:w="40"/>
-              <w:right w:type="dxa" w:w="100"/>
-            </w:tcMar>
-          </w:tcPr>
-          <w:p>
-            <w:pPr>
-              <w:keepNext/>
-              <w:spacing w:after="40" w:line="240"/>
-            </w:pPr>
-            <w:r>
-              <w:rPr>
-                <w:rFonts w:ascii="Verdana" w:cs="Verdana" w:eastAsia="Verdana" w:hAnsi="Verdana"/>
-                <w:sz w:val="15"/>
-                <w:szCs w:val="15"/>
-              </w:rPr>
-              <w:t xml:space="preserve">16</w:t>
-            </w:r>
-          </w:p>
-        </w:tc>
-        <w:tc>
-          <w:tcPr>
-            <w:tcW w:type="dxa" w:w="1250"/>
-            <w:tcBorders>
-              <w:top w:val="single" w:color="BFBFBF" w:sz="4"/>
-              <w:left w:val="single" w:color="BFBFBF" w:sz="4"/>
-              <w:bottom w:val="single" w:color="BFBFBF" w:sz="4"/>
-              <w:right w:val="single" w:color="BFBFBF" w:sz="4"/>
-            </w:tcBorders>
-            <w:tcMar>
-              <w:top w:type="dxa" w:w="60"/>
-              <w:left w:type="dxa" w:w="100"/>
-              <w:bottom w:type="dxa" w:w="40"/>
-              <w:right w:type="dxa" w:w="100"/>
-            </w:tcMar>
-          </w:tcPr>
-          <w:p>
-            <w:pPr>
-              <w:keepNext/>
-              <w:spacing w:after="40" w:line="240"/>
-            </w:pPr>
-            <w:r>
-              <w:rPr>
-                <w:rFonts w:ascii="Verdana" w:cs="Verdana" w:eastAsia="Verdana" w:hAnsi="Verdana"/>
-                <w:sz w:val="15"/>
-                <w:szCs w:val="15"/>
-              </w:rPr>
-              <w:t xml:space="preserve">10</w:t>
-            </w:r>
-          </w:p>
-        </w:tc>
-        <w:tc>
-          <w:tcPr>
-            <w:tcW w:type="dxa" w:w="1500"/>
-            <w:tcBorders>
-              <w:top w:val="single" w:color="BFBFBF" w:sz="4"/>
-              <w:left w:val="single" w:color="BFBFBF" w:sz="4"/>
-              <w:bottom w:val="single" w:color="BFBFBF" w:sz="4"/>
-              <w:right w:val="single" w:color="BFBFBF" w:sz="4"/>
-            </w:tcBorders>
-            <w:tcMar>
-              <w:top w:type="dxa" w:w="60"/>
-              <w:left w:type="dxa" w:w="100"/>
-              <w:bottom w:type="dxa" w:w="40"/>
-              <w:right w:type="dxa" w:w="100"/>
-            </w:tcMar>
-          </w:tcPr>
-          <w:p>
-            <w:pPr>
-              <w:keepNext/>
-              <w:spacing w:after="40" w:line="240"/>
-            </w:pPr>
-            <w:r>
-              <w:rPr>
-                <w:rFonts w:ascii="Verdana" w:cs="Verdana" w:eastAsia="Verdana" w:hAnsi="Verdana"/>
-                <w:sz w:val="15"/>
-                <w:szCs w:val="15"/>
-              </w:rPr>
-              <w:t xml:space="preserve">10</w:t>
-            </w:r>
-          </w:p>
-        </w:tc>
-        <w:tc>
-          <w:tcPr>
-            <w:tcW w:type="dxa" w:w="1350"/>
-            <w:tcBorders>
-              <w:top w:val="single" w:color="BFBFBF" w:sz="4"/>
-              <w:left w:val="single" w:color="BFBFBF" w:sz="4"/>
-              <w:bottom w:val="single" w:color="BFBFBF" w:sz="4"/>
-              <w:right w:val="single" w:color="BFBFBF" w:sz="4"/>
-            </w:tcBorders>
-            <w:tcMar>
-              <w:top w:type="dxa" w:w="60"/>
-              <w:left w:type="dxa" w:w="100"/>
-              <w:bottom w:type="dxa" w:w="40"/>
-              <w:right w:type="dxa" w:w="100"/>
-            </w:tcMar>
-          </w:tcPr>
-          <w:p>
-            <w:pPr>
-              <w:keepNext/>
-              <w:spacing w:after="40" w:line="240"/>
-            </w:pPr>
-            <w:r>
-              <w:rPr>
-                <w:rFonts w:ascii="Verdana" w:cs="Verdana" w:eastAsia="Verdana" w:hAnsi="Verdana"/>
-                <w:sz w:val="15"/>
-                <w:szCs w:val="15"/>
-              </w:rPr>
-              <w:t xml:space="preserve">35</w:t>
-            </w:r>
-          </w:p>
-        </w:tc>
-        <w:tc>
-          <w:tcPr>
-            <w:tcW w:type="dxa" w:w="1350"/>
-            <w:tcBorders>
-              <w:top w:val="single" w:color="BFBFBF" w:sz="4"/>
-              <w:left w:val="single" w:color="BFBFBF" w:sz="4"/>
-              <w:bottom w:val="single" w:color="BFBFBF" w:sz="4"/>
-              <w:right w:val="single" w:color="BFBFBF" w:sz="4"/>
-            </w:tcBorders>
-            <w:tcMar>
-              <w:top w:type="dxa" w:w="60"/>
-              <w:left w:type="dxa" w:w="100"/>
-              <w:bottom w:type="dxa" w:w="40"/>
-              <w:right w:type="dxa" w:w="100"/>
-            </w:tcMar>
-          </w:tcPr>
-          <w:p>
-            <w:pPr>
-              <w:keepNext/>
-              <w:spacing w:after="40" w:line="240"/>
-            </w:pPr>
+              <w:t xml:space="preserve">Environmental</w:t>
+            </w:r>
+            <w:r>
+              <w:rPr>
+                <w:rFonts w:ascii="Verdana" w:cs="Verdana" w:eastAsia="Verdana" w:hAnsi="Verdana"/>
+                <w:sz w:val="15"/>
+                <w:szCs w:val="15"/>
+              </w:rPr>
+              <w:t xml:space="preserve"> (5)</w:t>
+            </w:r>
+          </w:p>
+        </w:tc>
+        <w:tc>
+          <w:tcPr>
+            <w:tcW w:type="dxa" w:w="3722"/>
+            <w:tcBorders>
+              <w:top w:val="single" w:color="BFBFBF" w:sz="4"/>
+              <w:left w:val="single" w:color="BFBFBF" w:sz="4"/>
+              <w:bottom w:val="single" w:color="BFBFBF" w:sz="4"/>
+              <w:right w:val="single" w:color="BFBFBF" w:sz="4"/>
+            </w:tcBorders>
+            <w:tcMar>
+              <w:top w:type="dxa" w:w="60"/>
+              <w:left w:type="dxa" w:w="100"/>
+              <w:bottom w:type="dxa" w:w="40"/>
+              <w:right w:type="dxa" w:w="100"/>
+            </w:tcMar>
+          </w:tcPr>
+          <w:p>
+            <w:pPr>
+              <w:spacing w:after="40" w:line="240"/>
+            </w:pPr>
+            <w:r>
+              <w:rPr>
+                <w:rFonts w:ascii="Verdana" w:cs="Verdana" w:eastAsia="Verdana" w:hAnsi="Verdana"/>
+                <w:sz w:val="15"/>
+                <w:szCs w:val="15"/>
+              </w:rPr>
+              <w:t xml:space="preserve">Demand for certified and sustainable coffee (rubric 1 to 5)</w:t>
+            </w:r>
+          </w:p>
+        </w:tc>
+        <w:tc>
+          <w:tcPr>
+            <w:tcW w:type="dxa" w:w="1900"/>
+            <w:tcBorders>
+              <w:top w:val="single" w:color="BFBFBF" w:sz="4"/>
+              <w:left w:val="single" w:color="BFBFBF" w:sz="4"/>
+              <w:bottom w:val="single" w:color="BFBFBF" w:sz="4"/>
+              <w:right w:val="single" w:color="BFBFBF" w:sz="4"/>
+            </w:tcBorders>
+            <w:tcMar>
+              <w:top w:type="dxa" w:w="60"/>
+              <w:left w:type="dxa" w:w="100"/>
+              <w:bottom w:type="dxa" w:w="40"/>
+              <w:right w:type="dxa" w:w="100"/>
+            </w:tcMar>
+          </w:tcPr>
+          <w:p>
+            <w:pPr>
+              <w:spacing w:after="40" w:line="240"/>
+            </w:pPr>
+            <w:r>
+              <w:rPr>
+                <w:rFonts w:ascii="Verdana" w:cs="Verdana" w:eastAsia="Verdana" w:hAnsi="Verdana"/>
+                <w:sz w:val="15"/>
+                <w:szCs w:val="15"/>
+              </w:rPr>
+              <w:t xml:space="preserve">Premium coffee segment</w:t>
+            </w:r>
+          </w:p>
+        </w:tc>
+        <w:tc>
+          <w:tcPr>
+            <w:tcW w:type="dxa" w:w="1950"/>
+            <w:tcBorders>
+              <w:top w:val="single" w:color="BFBFBF" w:sz="4"/>
+              <w:left w:val="single" w:color="BFBFBF" w:sz="4"/>
+              <w:bottom w:val="single" w:color="BFBFBF" w:sz="4"/>
+              <w:right w:val="single" w:color="BFBFBF" w:sz="4"/>
+            </w:tcBorders>
+            <w:tcMar>
+              <w:top w:type="dxa" w:w="60"/>
+              <w:left w:type="dxa" w:w="100"/>
+              <w:bottom w:type="dxa" w:w="40"/>
+              <w:right w:type="dxa" w:w="100"/>
+            </w:tcMar>
+          </w:tcPr>
+          <w:p>
+            <w:pPr>
+              <w:spacing w:after="40" w:line="240"/>
+            </w:pPr>
+            <w:r>
+              <w:rPr>
+                <w:rFonts w:ascii="Verdana" w:cs="Verdana" w:eastAsia="Verdana" w:hAnsi="Verdana"/>
+                <w:sz w:val="15"/>
+                <w:szCs w:val="15"/>
+              </w:rPr>
+              <w:t xml:space="preserve">Industry reports, certification bodies</w:t>
+            </w:r>
           </w:p>
         </w:tc>
       </w:tr>
@@ -4379,24 +6017,22 @@
         </w:trPr>
         <w:tc>
           <w:tcPr>
-            <w:tcW w:type="dxa" w:w="2472"/>
-            <w:tcBorders>
-              <w:top w:val="single" w:color="BFBFBF" w:sz="4"/>
-              <w:left w:val="single" w:color="BFBFBF" w:sz="4"/>
-              <w:bottom w:val="single" w:color="BFBFBF" w:sz="4"/>
-              <w:right w:val="single" w:color="BFBFBF" w:sz="4"/>
-            </w:tcBorders>
-            <w:shd w:fill="F2F2F2" w:color="auto" w:val="clear"/>
-            <w:tcMar>
-              <w:top w:type="dxa" w:w="60"/>
-              <w:left w:type="dxa" w:w="100"/>
-              <w:bottom w:type="dxa" w:w="40"/>
-              <w:right w:type="dxa" w:w="100"/>
-            </w:tcMar>
-          </w:tcPr>
-          <w:p>
-            <w:pPr>
-              <w:keepNext/>
+            <w:tcW w:type="dxa" w:w="1500"/>
+            <w:tcBorders>
+              <w:top w:val="single" w:color="BFBFBF" w:sz="4"/>
+              <w:left w:val="single" w:color="BFBFBF" w:sz="4"/>
+              <w:bottom w:val="single" w:color="BFBFBF" w:sz="4"/>
+              <w:right w:val="single" w:color="BFBFBF" w:sz="4"/>
+            </w:tcBorders>
+            <w:tcMar>
+              <w:top w:type="dxa" w:w="60"/>
+              <w:left w:type="dxa" w:w="100"/>
+              <w:bottom w:type="dxa" w:w="40"/>
+              <w:right w:type="dxa" w:w="100"/>
+            </w:tcMar>
+          </w:tcPr>
+          <w:p>
+            <w:pPr>
               <w:spacing w:after="40" w:line="240"/>
             </w:pPr>
             <w:r>
@@ -4407,352 +6043,144 @@
                 <w:sz w:val="15"/>
                 <w:szCs w:val="15"/>
               </w:rPr>
-              <w:t xml:space="preserve">Coffee culture</w:t>
-            </w:r>
-          </w:p>
-        </w:tc>
-        <w:tc>
-          <w:tcPr>
-            <w:tcW w:type="dxa" w:w="1150"/>
-            <w:tcBorders>
-              <w:top w:val="single" w:color="BFBFBF" w:sz="4"/>
-              <w:left w:val="single" w:color="BFBFBF" w:sz="4"/>
-              <w:bottom w:val="single" w:color="BFBFBF" w:sz="4"/>
-              <w:right w:val="single" w:color="BFBFBF" w:sz="4"/>
-            </w:tcBorders>
-            <w:shd w:fill="F2F2F2" w:color="auto" w:val="clear"/>
-            <w:tcMar>
-              <w:top w:type="dxa" w:w="60"/>
-              <w:left w:type="dxa" w:w="100"/>
-              <w:bottom w:type="dxa" w:w="40"/>
-              <w:right w:type="dxa" w:w="100"/>
-            </w:tcMar>
-          </w:tcPr>
-          <w:p>
-            <w:pPr>
-              <w:keepNext/>
-              <w:spacing w:after="40" w:line="240"/>
-            </w:pPr>
-            <w:r>
-              <w:rPr>
-                <w:rFonts w:ascii="Verdana" w:cs="Verdana" w:eastAsia="Verdana" w:hAnsi="Verdana"/>
-                <w:sz w:val="15"/>
-                <w:szCs w:val="15"/>
-              </w:rPr>
-              <w:t xml:space="preserve">17</w:t>
-            </w:r>
-          </w:p>
-        </w:tc>
-        <w:tc>
-          <w:tcPr>
-            <w:tcW w:type="dxa" w:w="1250"/>
-            <w:tcBorders>
-              <w:top w:val="single" w:color="BFBFBF" w:sz="4"/>
-              <w:left w:val="single" w:color="BFBFBF" w:sz="4"/>
-              <w:bottom w:val="single" w:color="BFBFBF" w:sz="4"/>
-              <w:right w:val="single" w:color="BFBFBF" w:sz="4"/>
-            </w:tcBorders>
-            <w:shd w:fill="F2F2F2" w:color="auto" w:val="clear"/>
-            <w:tcMar>
-              <w:top w:type="dxa" w:w="60"/>
-              <w:left w:type="dxa" w:w="100"/>
-              <w:bottom w:type="dxa" w:w="40"/>
-              <w:right w:type="dxa" w:w="100"/>
-            </w:tcMar>
-          </w:tcPr>
-          <w:p>
-            <w:pPr>
-              <w:keepNext/>
-              <w:spacing w:after="40" w:line="240"/>
-            </w:pPr>
-            <w:r>
-              <w:rPr>
-                <w:rFonts w:ascii="Verdana" w:cs="Verdana" w:eastAsia="Verdana" w:hAnsi="Verdana"/>
-                <w:sz w:val="15"/>
-                <w:szCs w:val="15"/>
-              </w:rPr>
-              <w:t xml:space="preserve">15</w:t>
-            </w:r>
-          </w:p>
-        </w:tc>
-        <w:tc>
-          <w:tcPr>
-            <w:tcW w:type="dxa" w:w="1500"/>
-            <w:tcBorders>
-              <w:top w:val="single" w:color="BFBFBF" w:sz="4"/>
-              <w:left w:val="single" w:color="BFBFBF" w:sz="4"/>
-              <w:bottom w:val="single" w:color="BFBFBF" w:sz="4"/>
-              <w:right w:val="single" w:color="BFBFBF" w:sz="4"/>
-            </w:tcBorders>
-            <w:shd w:fill="F2F2F2" w:color="auto" w:val="clear"/>
-            <w:tcMar>
-              <w:top w:type="dxa" w:w="60"/>
-              <w:left w:type="dxa" w:w="100"/>
-              <w:bottom w:type="dxa" w:w="40"/>
-              <w:right w:type="dxa" w:w="100"/>
-            </w:tcMar>
-          </w:tcPr>
-          <w:p>
-            <w:pPr>
-              <w:keepNext/>
-              <w:spacing w:after="40" w:line="240"/>
-            </w:pPr>
-            <w:r>
-              <w:rPr>
-                <w:rFonts w:ascii="Verdana" w:cs="Verdana" w:eastAsia="Verdana" w:hAnsi="Verdana"/>
-                <w:sz w:val="15"/>
-                <w:szCs w:val="15"/>
-              </w:rPr>
-              <w:t xml:space="preserve">20</w:t>
-            </w:r>
-          </w:p>
-        </w:tc>
-        <w:tc>
-          <w:tcPr>
-            <w:tcW w:type="dxa" w:w="1350"/>
-            <w:tcBorders>
-              <w:top w:val="single" w:color="BFBFBF" w:sz="4"/>
-              <w:left w:val="single" w:color="BFBFBF" w:sz="4"/>
-              <w:bottom w:val="single" w:color="BFBFBF" w:sz="4"/>
-              <w:right w:val="single" w:color="BFBFBF" w:sz="4"/>
-            </w:tcBorders>
-            <w:shd w:fill="F2F2F2" w:color="auto" w:val="clear"/>
-            <w:tcMar>
-              <w:top w:type="dxa" w:w="60"/>
-              <w:left w:type="dxa" w:w="100"/>
-              <w:bottom w:type="dxa" w:w="40"/>
-              <w:right w:type="dxa" w:w="100"/>
-            </w:tcMar>
-          </w:tcPr>
-          <w:p>
-            <w:pPr>
-              <w:keepNext/>
-              <w:spacing w:after="40" w:line="240"/>
-            </w:pPr>
-            <w:r>
-              <w:rPr>
-                <w:rFonts w:ascii="Verdana" w:cs="Verdana" w:eastAsia="Verdana" w:hAnsi="Verdana"/>
-                <w:sz w:val="15"/>
-                <w:szCs w:val="15"/>
-              </w:rPr>
-              <w:t xml:space="preserve">15</w:t>
-            </w:r>
-          </w:p>
-        </w:tc>
-        <w:tc>
-          <w:tcPr>
-            <w:tcW w:type="dxa" w:w="1350"/>
-            <w:tcBorders>
-              <w:top w:val="single" w:color="BFBFBF" w:sz="4"/>
-              <w:left w:val="single" w:color="BFBFBF" w:sz="4"/>
-              <w:bottom w:val="single" w:color="BFBFBF" w:sz="4"/>
-              <w:right w:val="single" w:color="BFBFBF" w:sz="4"/>
-            </w:tcBorders>
-            <w:shd w:fill="F2F2F2" w:color="auto" w:val="clear"/>
-            <w:tcMar>
-              <w:top w:type="dxa" w:w="60"/>
-              <w:left w:type="dxa" w:w="100"/>
-              <w:bottom w:type="dxa" w:w="40"/>
-              <w:right w:type="dxa" w:w="100"/>
-            </w:tcMar>
-          </w:tcPr>
-          <w:p>
-            <w:pPr>
-              <w:keepNext/>
-              <w:spacing w:after="40" w:line="240"/>
-            </w:pPr>
-          </w:p>
-        </w:tc>
-      </w:tr>
-      <w:tr>
-        <w:trPr>
-          <w:cantSplit/>
-        </w:trPr>
-        <w:tc>
-          <w:tcPr>
-            <w:tcW w:type="dxa" w:w="2472"/>
-            <w:tcBorders>
-              <w:top w:val="single" w:color="BFBFBF" w:sz="4"/>
-              <w:left w:val="single" w:color="BFBFBF" w:sz="4"/>
-              <w:bottom w:val="single" w:color="BFBFBF" w:sz="4"/>
-              <w:right w:val="single" w:color="BFBFBF" w:sz="4"/>
-            </w:tcBorders>
-            <w:tcMar>
-              <w:top w:type="dxa" w:w="60"/>
-              <w:left w:type="dxa" w:w="100"/>
-              <w:bottom w:type="dxa" w:w="40"/>
-              <w:right w:type="dxa" w:w="100"/>
-            </w:tcMar>
-          </w:tcPr>
-          <w:p>
-            <w:pPr>
-              <w:keepNext w:val="false"/>
-              <w:spacing w:after="40" w:line="240"/>
-            </w:pPr>
-            <w:r>
-              <w:rPr>
-                <w:rFonts w:ascii="Verdana" w:cs="Verdana" w:eastAsia="Verdana" w:hAnsi="Verdana"/>
-                <w:b/>
-                <w:bCs/>
-                <w:sz w:val="15"/>
-                <w:szCs w:val="15"/>
-              </w:rPr>
-              <w:t xml:space="preserve">Sum</w:t>
-            </w:r>
-          </w:p>
-        </w:tc>
-        <w:tc>
-          <w:tcPr>
-            <w:tcW w:type="dxa" w:w="1150"/>
-            <w:tcBorders>
-              <w:top w:val="single" w:color="BFBFBF" w:sz="4"/>
-              <w:left w:val="single" w:color="BFBFBF" w:sz="4"/>
-              <w:bottom w:val="single" w:color="BFBFBF" w:sz="4"/>
-              <w:right w:val="single" w:color="BFBFBF" w:sz="4"/>
-            </w:tcBorders>
-            <w:tcMar>
-              <w:top w:type="dxa" w:w="60"/>
-              <w:left w:type="dxa" w:w="100"/>
-              <w:bottom w:type="dxa" w:w="40"/>
-              <w:right w:type="dxa" w:w="100"/>
-            </w:tcMar>
-          </w:tcPr>
-          <w:p>
-            <w:pPr>
-              <w:keepNext w:val="false"/>
-              <w:spacing w:after="40" w:line="240"/>
-            </w:pPr>
-            <w:r>
-              <w:rPr>
-                <w:rFonts w:ascii="Verdana" w:cs="Verdana" w:eastAsia="Verdana" w:hAnsi="Verdana"/>
-                <w:sz w:val="15"/>
-                <w:szCs w:val="15"/>
-              </w:rPr>
-              <w:t xml:space="preserve">100</w:t>
-            </w:r>
-          </w:p>
-        </w:tc>
-        <w:tc>
-          <w:tcPr>
-            <w:tcW w:type="dxa" w:w="1250"/>
-            <w:tcBorders>
-              <w:top w:val="single" w:color="BFBFBF" w:sz="4"/>
-              <w:left w:val="single" w:color="BFBFBF" w:sz="4"/>
-              <w:bottom w:val="single" w:color="BFBFBF" w:sz="4"/>
-              <w:right w:val="single" w:color="BFBFBF" w:sz="4"/>
-            </w:tcBorders>
-            <w:tcMar>
-              <w:top w:type="dxa" w:w="60"/>
-              <w:left w:type="dxa" w:w="100"/>
-              <w:bottom w:type="dxa" w:w="40"/>
-              <w:right w:type="dxa" w:w="100"/>
-            </w:tcMar>
-          </w:tcPr>
-          <w:p>
-            <w:pPr>
-              <w:keepNext w:val="false"/>
-              <w:spacing w:after="40" w:line="240"/>
-            </w:pPr>
-            <w:r>
-              <w:rPr>
-                <w:rFonts w:ascii="Verdana" w:cs="Verdana" w:eastAsia="Verdana" w:hAnsi="Verdana"/>
-                <w:sz w:val="15"/>
-                <w:szCs w:val="15"/>
-              </w:rPr>
-              <w:t xml:space="preserve">100</w:t>
-            </w:r>
-          </w:p>
-        </w:tc>
-        <w:tc>
-          <w:tcPr>
-            <w:tcW w:type="dxa" w:w="1500"/>
-            <w:tcBorders>
-              <w:top w:val="single" w:color="BFBFBF" w:sz="4"/>
-              <w:left w:val="single" w:color="BFBFBF" w:sz="4"/>
-              <w:bottom w:val="single" w:color="BFBFBF" w:sz="4"/>
-              <w:right w:val="single" w:color="BFBFBF" w:sz="4"/>
-            </w:tcBorders>
-            <w:tcMar>
-              <w:top w:type="dxa" w:w="60"/>
-              <w:left w:type="dxa" w:w="100"/>
-              <w:bottom w:type="dxa" w:w="40"/>
-              <w:right w:type="dxa" w:w="100"/>
-            </w:tcMar>
-          </w:tcPr>
-          <w:p>
-            <w:pPr>
-              <w:keepNext w:val="false"/>
-              <w:spacing w:after="40" w:line="240"/>
-            </w:pPr>
-            <w:r>
-              <w:rPr>
-                <w:rFonts w:ascii="Verdana" w:cs="Verdana" w:eastAsia="Verdana" w:hAnsi="Verdana"/>
-                <w:sz w:val="15"/>
-                <w:szCs w:val="15"/>
-              </w:rPr>
-              <w:t xml:space="preserve">100</w:t>
-            </w:r>
-          </w:p>
-        </w:tc>
-        <w:tc>
-          <w:tcPr>
-            <w:tcW w:type="dxa" w:w="1350"/>
-            <w:tcBorders>
-              <w:top w:val="single" w:color="BFBFBF" w:sz="4"/>
-              <w:left w:val="single" w:color="BFBFBF" w:sz="4"/>
-              <w:bottom w:val="single" w:color="BFBFBF" w:sz="4"/>
-              <w:right w:val="single" w:color="BFBFBF" w:sz="4"/>
-            </w:tcBorders>
-            <w:tcMar>
-              <w:top w:type="dxa" w:w="60"/>
-              <w:left w:type="dxa" w:w="100"/>
-              <w:bottom w:type="dxa" w:w="40"/>
-              <w:right w:type="dxa" w:w="100"/>
-            </w:tcMar>
-          </w:tcPr>
-          <w:p>
-            <w:pPr>
-              <w:keepNext w:val="false"/>
-              <w:spacing w:after="40" w:line="240"/>
-            </w:pPr>
-            <w:r>
-              <w:rPr>
-                <w:rFonts w:ascii="Verdana" w:cs="Verdana" w:eastAsia="Verdana" w:hAnsi="Verdana"/>
-                <w:sz w:val="15"/>
-                <w:szCs w:val="15"/>
-              </w:rPr>
-              <w:t xml:space="preserve">100</w:t>
-            </w:r>
-          </w:p>
-        </w:tc>
-        <w:tc>
-          <w:tcPr>
-            <w:tcW w:type="dxa" w:w="1350"/>
-            <w:tcBorders>
-              <w:top w:val="single" w:color="BFBFBF" w:sz="4"/>
-              <w:left w:val="single" w:color="BFBFBF" w:sz="4"/>
-              <w:bottom w:val="single" w:color="BFBFBF" w:sz="4"/>
-              <w:right w:val="single" w:color="BFBFBF" w:sz="4"/>
-            </w:tcBorders>
-            <w:tcMar>
-              <w:top w:type="dxa" w:w="60"/>
-              <w:left w:type="dxa" w:w="100"/>
-              <w:bottom w:type="dxa" w:w="40"/>
-              <w:right w:type="dxa" w:w="100"/>
-            </w:tcMar>
-          </w:tcPr>
-          <w:p>
-            <w:pPr>
-              <w:keepNext w:val="false"/>
-              <w:spacing w:after="40" w:line="240"/>
-            </w:pPr>
-            <w:r>
-              <w:rPr>
-                <w:rFonts w:ascii="Verdana" w:cs="Verdana" w:eastAsia="Verdana" w:hAnsi="Verdana"/>
-                <w:sz w:val="15"/>
-                <w:szCs w:val="15"/>
-              </w:rPr>
-              <w:t xml:space="preserve">100</w:t>
+              <w:t xml:space="preserve">Legal</w:t>
+            </w:r>
+            <w:r>
+              <w:rPr>
+                <w:rFonts w:ascii="Verdana" w:cs="Verdana" w:eastAsia="Verdana" w:hAnsi="Verdana"/>
+                <w:sz w:val="15"/>
+                <w:szCs w:val="15"/>
+              </w:rPr>
+              <w:t xml:space="preserve"> (20)</w:t>
+            </w:r>
+          </w:p>
+        </w:tc>
+        <w:tc>
+          <w:tcPr>
+            <w:tcW w:type="dxa" w:w="3722"/>
+            <w:tcBorders>
+              <w:top w:val="single" w:color="BFBFBF" w:sz="4"/>
+              <w:left w:val="single" w:color="BFBFBF" w:sz="4"/>
+              <w:bottom w:val="single" w:color="BFBFBF" w:sz="4"/>
+              <w:right w:val="single" w:color="BFBFBF" w:sz="4"/>
+            </w:tcBorders>
+            <w:tcMar>
+              <w:top w:type="dxa" w:w="60"/>
+              <w:left w:type="dxa" w:w="100"/>
+              <w:bottom w:type="dxa" w:w="40"/>
+              <w:right w:type="dxa" w:w="100"/>
+            </w:tcMar>
+          </w:tcPr>
+          <w:p>
+            <w:pPr>
+              <w:spacing w:after="40" w:line="240"/>
+            </w:pPr>
+            <w:r>
+              <w:rPr>
+                <w:rFonts w:ascii="Verdana" w:cs="Verdana" w:eastAsia="Verdana" w:hAnsi="Verdana"/>
+                <w:sz w:val="15"/>
+                <w:szCs w:val="15"/>
+              </w:rPr>
+              <w:t xml:space="preserve">Regulatory quality (WGI estimate)</w:t>
+            </w:r>
+          </w:p>
+          <w:p>
+            <w:pPr>
+              <w:spacing w:after="40" w:line="240"/>
+            </w:pPr>
+            <w:r>
+              <w:rPr>
+                <w:rFonts w:ascii="Verdana" w:cs="Verdana" w:eastAsia="Verdana" w:hAnsi="Verdana"/>
+                <w:sz w:val="15"/>
+                <w:szCs w:val="15"/>
+              </w:rPr>
+              <w:t xml:space="preserve">Product, labelling and certification requirements for coffee (rubric 1 to 5)</w:t>
+            </w:r>
+          </w:p>
+        </w:tc>
+        <w:tc>
+          <w:tcPr>
+            <w:tcW w:type="dxa" w:w="1900"/>
+            <w:tcBorders>
+              <w:top w:val="single" w:color="BFBFBF" w:sz="4"/>
+              <w:left w:val="single" w:color="BFBFBF" w:sz="4"/>
+              <w:bottom w:val="single" w:color="BFBFBF" w:sz="4"/>
+              <w:right w:val="single" w:color="BFBFBF" w:sz="4"/>
+            </w:tcBorders>
+            <w:tcMar>
+              <w:top w:type="dxa" w:w="60"/>
+              <w:left w:type="dxa" w:w="100"/>
+              <w:bottom w:type="dxa" w:w="40"/>
+              <w:right w:type="dxa" w:w="100"/>
+            </w:tcMar>
+          </w:tcPr>
+          <w:p>
+            <w:pPr>
+              <w:spacing w:after="40" w:line="240"/>
+            </w:pPr>
+            <w:r>
+              <w:rPr>
+                <w:rFonts w:ascii="Verdana" w:cs="Verdana" w:eastAsia="Verdana" w:hAnsi="Verdana"/>
+                <w:sz w:val="15"/>
+                <w:szCs w:val="15"/>
+              </w:rPr>
+              <w:t xml:space="preserve">Import and regulation</w:t>
+            </w:r>
+          </w:p>
+          <w:p>
+            <w:pPr>
+              <w:spacing w:after="40" w:line="240"/>
+            </w:pPr>
+            <w:r>
+              <w:rPr>
+                <w:rFonts w:ascii="Verdana" w:cs="Verdana" w:eastAsia="Verdana" w:hAnsi="Verdana"/>
+                <w:sz w:val="15"/>
+                <w:szCs w:val="15"/>
+              </w:rPr>
+              <w:t xml:space="preserve">Import and regulation</w:t>
+            </w:r>
+          </w:p>
+        </w:tc>
+        <w:tc>
+          <w:tcPr>
+            <w:tcW w:type="dxa" w:w="1950"/>
+            <w:tcBorders>
+              <w:top w:val="single" w:color="BFBFBF" w:sz="4"/>
+              <w:left w:val="single" w:color="BFBFBF" w:sz="4"/>
+              <w:bottom w:val="single" w:color="BFBFBF" w:sz="4"/>
+              <w:right w:val="single" w:color="BFBFBF" w:sz="4"/>
+            </w:tcBorders>
+            <w:tcMar>
+              <w:top w:type="dxa" w:w="60"/>
+              <w:left w:type="dxa" w:w="100"/>
+              <w:bottom w:type="dxa" w:w="40"/>
+              <w:right w:type="dxa" w:w="100"/>
+            </w:tcMar>
+          </w:tcPr>
+          <w:p>
+            <w:pPr>
+              <w:spacing w:after="40" w:line="240"/>
+            </w:pPr>
+            <w:r>
+              <w:rPr>
+                <w:rFonts w:ascii="Verdana" w:cs="Verdana" w:eastAsia="Verdana" w:hAnsi="Verdana"/>
+                <w:sz w:val="15"/>
+                <w:szCs w:val="15"/>
+              </w:rPr>
+              <w:t xml:space="preserve">World Bank WGI</w:t>
+            </w:r>
+          </w:p>
+          <w:p>
+            <w:pPr>
+              <w:spacing w:after="40" w:line="240"/>
+            </w:pPr>
+            <w:r>
+              <w:rPr>
+                <w:rFonts w:ascii="Verdana" w:cs="Verdana" w:eastAsia="Verdana" w:hAnsi="Verdana"/>
+                <w:sz w:val="15"/>
+                <w:szCs w:val="15"/>
+              </w:rPr>
+              <w:t xml:space="preserve">EU Access2Markets</w:t>
             </w:r>
           </w:p>
         </w:tc>
@@ -4765,171 +6193,10 @@
       <w:r>
         <w:rPr>
           <w:rFonts w:ascii="Verdana" w:cs="Verdana" w:eastAsia="Verdana" w:hAnsi="Verdana"/>
-          <w:b/>
-          <w:bCs/>
-          <w:sz w:val="19"/>
-          <w:szCs w:val="19"/>
-        </w:rPr>
-        <w:t xml:space="preserve">Equal</w:t>
-      </w:r>
-      <w:r>
-        <w:rPr>
-          <w:rFonts w:ascii="Verdana" w:cs="Verdana" w:eastAsia="Verdana" w:hAnsi="Verdana"/>
-          <w:sz w:val="19"/>
-          <w:szCs w:val="19"/>
-        </w:rPr>
-        <w:t xml:space="preserve"> is the neutral benchmark. </w:t>
-      </w:r>
-      <w:r>
-        <w:rPr>
-          <w:rFonts w:ascii="Verdana" w:cs="Verdana" w:eastAsia="Verdana" w:hAnsi="Verdana"/>
-          <w:b/>
-          <w:bCs/>
-          <w:sz w:val="19"/>
-          <w:szCs w:val="19"/>
-        </w:rPr>
-        <w:t xml:space="preserve">Hotel-led</w:t>
-      </w:r>
-      <w:r>
-        <w:rPr>
-          <w:rFonts w:ascii="Verdana" w:cs="Verdana" w:eastAsia="Verdana" w:hAnsi="Verdana"/>
-          <w:sz w:val="19"/>
-          <w:szCs w:val="19"/>
-        </w:rPr>
-        <w:t xml:space="preserve"> follows Julius Meinl's own emphasis on hotels and tourists. </w:t>
-      </w:r>
-      <w:r>
-        <w:rPr>
-          <w:rFonts w:ascii="Verdana" w:cs="Verdana" w:eastAsia="Verdana" w:hAnsi="Verdana"/>
-          <w:b/>
-          <w:bCs/>
-          <w:sz w:val="19"/>
-          <w:szCs w:val="19"/>
-        </w:rPr>
-        <w:t xml:space="preserve">Consumer-led</w:t>
-      </w:r>
-      <w:r>
-        <w:rPr>
-          <w:rFonts w:ascii="Verdana" w:cs="Verdana" w:eastAsia="Verdana" w:hAnsi="Verdana"/>
-          <w:sz w:val="19"/>
-          <w:szCs w:val="19"/>
-        </w:rPr>
-        <w:t xml:space="preserve"> assumes entry through retail and cafés for local premium buyers. </w:t>
-      </w:r>
-      <w:r>
-        <w:rPr>
-          <w:rFonts w:ascii="Verdana" w:cs="Verdana" w:eastAsia="Verdana" w:hAnsi="Verdana"/>
-          <w:b/>
-          <w:bCs/>
-          <w:sz w:val="19"/>
-          <w:szCs w:val="19"/>
-        </w:rPr>
-        <w:t xml:space="preserve">Easy entry</w:t>
-      </w:r>
-      <w:r>
-        <w:rPr>
-          <w:rFonts w:ascii="Verdana" w:cs="Verdana" w:eastAsia="Verdana" w:hAnsi="Verdana"/>
-          <w:sz w:val="19"/>
-          <w:szCs w:val="19"/>
-        </w:rPr>
-        <w:t xml:space="preserve"> puts import conditions first, for a company without a sales organisation abroad. Report the result in one table or chart: the rank and score of each country under each weight set. Answer in words: Is your country's rank stable? Which weights change the order, and why? </w:t>
-      </w:r>
-      <w:r>
-        <w:rPr>
-          <w:rFonts w:ascii="Verdana" w:cs="Verdana" w:eastAsia="Verdana" w:hAnsi="Verdana"/>
-          <w:b/>
-          <w:bCs/>
-          <w:sz w:val="19"/>
-          <w:szCs w:val="19"/>
-        </w:rPr>
-        <w:t xml:space="preserve">Hand in:</w:t>
-      </w:r>
-      <w:r>
-        <w:rPr>
-          <w:rFonts w:ascii="Verdana" w:cs="Verdana" w:eastAsia="Verdana" w:hAnsi="Verdana"/>
-          <w:sz w:val="19"/>
-          <w:szCs w:val="19"/>
-        </w:rPr>
-        <w:t xml:space="preserve"> robustness sheet and one slide.</w:t>
-      </w:r>
-    </w:p>
-    <w:p>
-      <w:pPr>
-        <w:pStyle w:val="Heading2"/>
-        <w:keepNext/>
-      </w:pPr>
-      <w:r>
-        <w:rPr>
-          <w:rFonts w:ascii="Verdana" w:cs="Verdana" w:eastAsia="Verdana" w:hAnsi="Verdana"/>
-        </w:rPr>
-        <w:t xml:space="preserve">Step 8  Interpret and recommend</w:t>
-      </w:r>
-    </w:p>
-    <w:p>
-      <w:pPr>
-        <w:spacing w:after="120" w:before="0" w:line="252"/>
-      </w:pPr>
-      <w:r>
-        <w:rPr>
-          <w:rFonts w:ascii="Verdana" w:cs="Verdana" w:eastAsia="Verdana" w:hAnsi="Verdana"/>
-          <w:sz w:val="19"/>
-          <w:szCs w:val="19"/>
-        </w:rPr>
-        <w:t xml:space="preserve">Turn the results into a decision about </w:t>
-      </w:r>
-      <w:r>
-        <w:rPr>
-          <w:rFonts w:ascii="Verdana" w:cs="Verdana" w:eastAsia="Verdana" w:hAnsi="Verdana"/>
-          <w:b/>
-          <w:bCs/>
-          <w:sz w:val="19"/>
-          <w:szCs w:val="19"/>
-        </w:rPr>
-        <w:t xml:space="preserve">your country</w:t>
-      </w:r>
-      <w:r>
-        <w:rPr>
-          <w:rFonts w:ascii="Verdana" w:cs="Verdana" w:eastAsia="Verdana" w:hAnsi="Verdana"/>
-          <w:sz w:val="19"/>
-          <w:szCs w:val="19"/>
-        </w:rPr>
-        <w:t xml:space="preserve">: how it ranks among the six, its strengths and risks by dimension, whether you recommend entering now, later or not at all, under which conditions, what you would </w:t>
-      </w:r>
-      <w:r>
-        <w:rPr>
-          <w:rFonts w:ascii="Verdana" w:cs="Verdana" w:eastAsia="Verdana" w:hAnsi="Verdana"/>
-          <w:b/>
-          <w:bCs/>
-          <w:sz w:val="19"/>
-          <w:szCs w:val="19"/>
-        </w:rPr>
-        <w:t xml:space="preserve">not</w:t>
-      </w:r>
-      <w:r>
-        <w:rPr>
-          <w:rFonts w:ascii="Verdana" w:cs="Verdana" w:eastAsia="Verdana" w:hAnsi="Verdana"/>
-          <w:sz w:val="19"/>
-          <w:szCs w:val="19"/>
-        </w:rPr>
-        <w:t xml:space="preserve"> do, and what would change your mind. Compare your result briefly with the ranking of the other countries. Connect the result to the hard question in section 2. Be open about limits: proxy indicators, data quality, subjective weights, and that Mexico is not in South America. Most indices were built for other exporters (the globalEDGE index, for example, takes a US perspective), so adapt to the view from Vienna: distance, EU import conditions and the Julius Meinl business model. </w:t>
-      </w:r>
-      <w:r>
-        <w:rPr>
-          <w:rFonts w:ascii="Verdana" w:cs="Verdana" w:eastAsia="Verdana" w:hAnsi="Verdana"/>
-          <w:b/>
-          <w:bCs/>
-          <w:sz w:val="19"/>
-          <w:szCs w:val="19"/>
-        </w:rPr>
-        <w:t xml:space="preserve">Hand in:</w:t>
-      </w:r>
-      <w:r>
-        <w:rPr>
-          <w:rFonts w:ascii="Verdana" w:cs="Verdana" w:eastAsia="Verdana" w:hAnsi="Verdana"/>
-          <w:sz w:val="19"/>
-          <w:szCs w:val="19"/>
-        </w:rPr>
-        <w:t xml:space="preserve"> recommendation slide and limitations slide.</w:t>
+          <w:sz w:val="20"/>
+          <w:szCs w:val="20"/>
+        </w:rPr>
+        <w:t xml:space="preserve">The competitive landscape and the hotel dimension are covered qualitatively in Part B (industry analysis) and in your recommendation. Look up the current status of trade agreements and tariffs and record the date. Links to the data portals are in section 14.</w:t>
       </w:r>
     </w:p>
     <w:p>
@@ -4941,7 +6208,7 @@
         <w:rPr>
           <w:rFonts w:ascii="Verdana" w:cs="Verdana" w:eastAsia="Verdana" w:hAnsi="Verdana"/>
         </w:rPr>
-        <w:t xml:space="preserve">5  From Julius Meinl's six dimensions to the common indicators</w:t>
+        <w:t xml:space="preserve">6  Weights and aggregation: fixed upfront</w:t>
       </w:r>
     </w:p>
     <w:p>
@@ -4954,1147 +6221,7 @@
           <w:sz w:val="19"/>
           <w:szCs w:val="19"/>
         </w:rPr>
-        <w:t xml:space="preserve">This table is the starting point for the PESTEL search and for the instructor's common set. Choose what you can measure for all six countries. Check each source for the latest edition.</w:t>
-      </w:r>
-    </w:p>
-    <w:tbl>
-      <w:tblPr>
-        <w:tblW w:type="dxa" w:w="9072"/>
-        <w:tblBorders>
-          <w:top w:val="single" w:color="auto" w:sz="4"/>
-          <w:left w:val="single" w:color="auto" w:sz="4"/>
-          <w:bottom w:val="single" w:color="auto" w:sz="4"/>
-          <w:right w:val="single" w:color="auto" w:sz="4"/>
-          <w:insideH w:val="single" w:color="auto" w:sz="4"/>
-          <w:insideV w:val="single" w:color="auto" w:sz="4"/>
-        </w:tblBorders>
-      </w:tblPr>
-      <w:tblGrid>
-        <w:gridCol w:w="1450"/>
-        <w:gridCol w:w="1700"/>
-        <w:gridCol w:w="3622"/>
-        <w:gridCol w:w="2300"/>
-      </w:tblGrid>
-      <w:tr>
-        <w:trPr>
-          <w:cantSplit/>
-          <w:tblHeader/>
-        </w:trPr>
-        <w:tc>
-          <w:tcPr>
-            <w:tcW w:type="dxa" w:w="1450"/>
-            <w:tcBorders>
-              <w:top w:val="single" w:color="BFBFBF" w:sz="4"/>
-              <w:left w:val="single" w:color="BFBFBF" w:sz="4"/>
-              <w:bottom w:val="single" w:color="BFBFBF" w:sz="4"/>
-              <w:right w:val="single" w:color="BFBFBF" w:sz="4"/>
-            </w:tcBorders>
-            <w:shd w:fill="002350" w:color="auto" w:val="clear"/>
-            <w:tcMar>
-              <w:top w:type="dxa" w:w="60"/>
-              <w:left w:type="dxa" w:w="100"/>
-              <w:bottom w:type="dxa" w:w="40"/>
-              <w:right w:type="dxa" w:w="100"/>
-            </w:tcMar>
-          </w:tcPr>
-          <w:p>
-            <w:pPr>
-              <w:spacing w:after="40" w:line="240"/>
-            </w:pPr>
-            <w:r>
-              <w:rPr>
-                <w:rFonts w:ascii="Verdana" w:cs="Verdana" w:eastAsia="Verdana" w:hAnsi="Verdana"/>
-                <w:b/>
-                <w:bCs/>
-                <w:color w:val="FFFFFF"/>
-                <w:sz w:val="15"/>
-                <w:szCs w:val="15"/>
-              </w:rPr>
-              <w:t xml:space="preserve">Dimension</w:t>
-            </w:r>
-          </w:p>
-        </w:tc>
-        <w:tc>
-          <w:tcPr>
-            <w:tcW w:type="dxa" w:w="1700"/>
-            <w:tcBorders>
-              <w:top w:val="single" w:color="BFBFBF" w:sz="4"/>
-              <w:left w:val="single" w:color="BFBFBF" w:sz="4"/>
-              <w:bottom w:val="single" w:color="BFBFBF" w:sz="4"/>
-              <w:right w:val="single" w:color="BFBFBF" w:sz="4"/>
-            </w:tcBorders>
-            <w:shd w:fill="002350" w:color="auto" w:val="clear"/>
-            <w:tcMar>
-              <w:top w:type="dxa" w:w="60"/>
-              <w:left w:type="dxa" w:w="100"/>
-              <w:bottom w:type="dxa" w:w="40"/>
-              <w:right w:type="dxa" w:w="100"/>
-            </w:tcMar>
-          </w:tcPr>
-          <w:p>
-            <w:pPr>
-              <w:spacing w:after="40" w:line="240"/>
-            </w:pPr>
-            <w:r>
-              <w:rPr>
-                <w:rFonts w:ascii="Verdana" w:cs="Verdana" w:eastAsia="Verdana" w:hAnsi="Verdana"/>
-                <w:b/>
-                <w:bCs/>
-                <w:color w:val="FFFFFF"/>
-                <w:sz w:val="15"/>
-                <w:szCs w:val="15"/>
-              </w:rPr>
-              <w:t xml:space="preserve">Julius Meinl asks</w:t>
-            </w:r>
-          </w:p>
-        </w:tc>
-        <w:tc>
-          <w:tcPr>
-            <w:tcW w:type="dxa" w:w="3622"/>
-            <w:tcBorders>
-              <w:top w:val="single" w:color="BFBFBF" w:sz="4"/>
-              <w:left w:val="single" w:color="BFBFBF" w:sz="4"/>
-              <w:bottom w:val="single" w:color="BFBFBF" w:sz="4"/>
-              <w:right w:val="single" w:color="BFBFBF" w:sz="4"/>
-            </w:tcBorders>
-            <w:shd w:fill="002350" w:color="auto" w:val="clear"/>
-            <w:tcMar>
-              <w:top w:type="dxa" w:w="60"/>
-              <w:left w:type="dxa" w:w="100"/>
-              <w:bottom w:type="dxa" w:w="40"/>
-              <w:right w:type="dxa" w:w="100"/>
-            </w:tcMar>
-          </w:tcPr>
-          <w:p>
-            <w:pPr>
-              <w:spacing w:after="40" w:line="240"/>
-            </w:pPr>
-            <w:r>
-              <w:rPr>
-                <w:rFonts w:ascii="Verdana" w:cs="Verdana" w:eastAsia="Verdana" w:hAnsi="Verdana"/>
-                <w:b/>
-                <w:bCs/>
-                <w:color w:val="FFFFFF"/>
-                <w:sz w:val="15"/>
-                <w:szCs w:val="15"/>
-              </w:rPr>
-              <w:t xml:space="preserve">Candidate indicators</w:t>
-            </w:r>
-          </w:p>
-        </w:tc>
-        <w:tc>
-          <w:tcPr>
-            <w:tcW w:type="dxa" w:w="2300"/>
-            <w:tcBorders>
-              <w:top w:val="single" w:color="BFBFBF" w:sz="4"/>
-              <w:left w:val="single" w:color="BFBFBF" w:sz="4"/>
-              <w:bottom w:val="single" w:color="BFBFBF" w:sz="4"/>
-              <w:right w:val="single" w:color="BFBFBF" w:sz="4"/>
-            </w:tcBorders>
-            <w:shd w:fill="002350" w:color="auto" w:val="clear"/>
-            <w:tcMar>
-              <w:top w:type="dxa" w:w="60"/>
-              <w:left w:type="dxa" w:w="100"/>
-              <w:bottom w:type="dxa" w:w="40"/>
-              <w:right w:type="dxa" w:w="100"/>
-            </w:tcMar>
-          </w:tcPr>
-          <w:p>
-            <w:pPr>
-              <w:spacing w:after="40" w:line="240"/>
-            </w:pPr>
-            <w:r>
-              <w:rPr>
-                <w:rFonts w:ascii="Verdana" w:cs="Verdana" w:eastAsia="Verdana" w:hAnsi="Verdana"/>
-                <w:b/>
-                <w:bCs/>
-                <w:color w:val="FFFFFF"/>
-                <w:sz w:val="15"/>
-                <w:szCs w:val="15"/>
-              </w:rPr>
-              <w:t xml:space="preserve">Possible sources</w:t>
-            </w:r>
-          </w:p>
-        </w:tc>
-      </w:tr>
-      <w:tr>
-        <w:trPr>
-          <w:cantSplit/>
-        </w:trPr>
-        <w:tc>
-          <w:tcPr>
-            <w:tcW w:type="dxa" w:w="1450"/>
-            <w:tcBorders>
-              <w:top w:val="single" w:color="BFBFBF" w:sz="4"/>
-              <w:left w:val="single" w:color="BFBFBF" w:sz="4"/>
-              <w:bottom w:val="single" w:color="BFBFBF" w:sz="4"/>
-              <w:right w:val="single" w:color="BFBFBF" w:sz="4"/>
-            </w:tcBorders>
-            <w:tcMar>
-              <w:top w:type="dxa" w:w="60"/>
-              <w:left w:type="dxa" w:w="100"/>
-              <w:bottom w:type="dxa" w:w="40"/>
-              <w:right w:type="dxa" w:w="100"/>
-            </w:tcMar>
-          </w:tcPr>
-          <w:p>
-            <w:pPr>
-              <w:spacing w:after="40" w:line="240"/>
-            </w:pPr>
-            <w:r>
-              <w:rPr>
-                <w:rFonts w:ascii="Verdana" w:cs="Verdana" w:eastAsia="Verdana" w:hAnsi="Verdana"/>
-                <w:b/>
-                <w:bCs/>
-                <w:sz w:val="15"/>
-                <w:szCs w:val="15"/>
-              </w:rPr>
-              <w:t xml:space="preserve">Premium coffee segment</w:t>
-            </w:r>
-          </w:p>
-        </w:tc>
-        <w:tc>
-          <w:tcPr>
-            <w:tcW w:type="dxa" w:w="1700"/>
-            <w:tcBorders>
-              <w:top w:val="single" w:color="BFBFBF" w:sz="4"/>
-              <w:left w:val="single" w:color="BFBFBF" w:sz="4"/>
-              <w:bottom w:val="single" w:color="BFBFBF" w:sz="4"/>
-              <w:right w:val="single" w:color="BFBFBF" w:sz="4"/>
-            </w:tcBorders>
-            <w:tcMar>
-              <w:top w:type="dxa" w:w="60"/>
-              <w:left w:type="dxa" w:w="100"/>
-              <w:bottom w:type="dxa" w:w="40"/>
-              <w:right w:type="dxa" w:w="100"/>
-            </w:tcMar>
-          </w:tcPr>
-          <w:p>
-            <w:pPr>
-              <w:spacing w:after="40" w:line="240"/>
-            </w:pPr>
-            <w:r>
-              <w:rPr>
-                <w:rFonts w:ascii="Verdana" w:cs="Verdana" w:eastAsia="Verdana" w:hAnsi="Verdana"/>
-                <w:sz w:val="15"/>
-                <w:szCs w:val="15"/>
-              </w:rPr>
-              <w:t xml:space="preserve">Size in hospitality and in retail</w:t>
-            </w:r>
-          </w:p>
-        </w:tc>
-        <w:tc>
-          <w:tcPr>
-            <w:tcW w:type="dxa" w:w="3622"/>
-            <w:tcBorders>
-              <w:top w:val="single" w:color="BFBFBF" w:sz="4"/>
-              <w:left w:val="single" w:color="BFBFBF" w:sz="4"/>
-              <w:bottom w:val="single" w:color="BFBFBF" w:sz="4"/>
-              <w:right w:val="single" w:color="BFBFBF" w:sz="4"/>
-            </w:tcBorders>
-            <w:tcMar>
-              <w:top w:type="dxa" w:w="60"/>
-              <w:left w:type="dxa" w:w="100"/>
-              <w:bottom w:type="dxa" w:w="40"/>
-              <w:right w:type="dxa" w:w="100"/>
-            </w:tcMar>
-          </w:tcPr>
-          <w:p>
-            <w:pPr>
-              <w:spacing w:after="40" w:line="240"/>
-            </w:pPr>
-            <w:r>
-              <w:rPr>
-                <w:rFonts w:ascii="Verdana" w:cs="Verdana" w:eastAsia="Verdana" w:hAnsi="Verdana"/>
-                <w:sz w:val="15"/>
-                <w:szCs w:val="15"/>
-              </w:rPr>
-              <w:t xml:space="preserve">Household consumption per capita; GDP per capita (PPP) as proxies</w:t>
-            </w:r>
-          </w:p>
-          <w:p>
-            <w:pPr>
-              <w:spacing w:after="40" w:line="240"/>
-            </w:pPr>
-            <w:r>
-              <w:rPr>
-                <w:rFonts w:ascii="Verdana" w:cs="Verdana" w:eastAsia="Verdana" w:hAnsi="Verdana"/>
-                <w:sz w:val="15"/>
-                <w:szCs w:val="15"/>
-              </w:rPr>
-              <w:t xml:space="preserve">Value and growth of the coffee category (retail and out-of-home) if available</w:t>
-            </w:r>
-          </w:p>
-          <w:p>
-            <w:pPr>
-              <w:spacing w:after="40" w:line="240"/>
-            </w:pPr>
-            <w:r>
-              <w:rPr>
-                <w:rFonts w:ascii="Verdana" w:cs="Verdana" w:eastAsia="Verdana" w:hAnsi="Verdana"/>
-                <w:sz w:val="15"/>
-                <w:szCs w:val="15"/>
-              </w:rPr>
-              <w:t xml:space="preserve">Number of specialty cafés in the capital and the two largest cities (own count, define the rule)</w:t>
-            </w:r>
-          </w:p>
-        </w:tc>
-        <w:tc>
-          <w:tcPr>
-            <w:tcW w:type="dxa" w:w="2300"/>
-            <w:tcBorders>
-              <w:top w:val="single" w:color="BFBFBF" w:sz="4"/>
-              <w:left w:val="single" w:color="BFBFBF" w:sz="4"/>
-              <w:bottom w:val="single" w:color="BFBFBF" w:sz="4"/>
-              <w:right w:val="single" w:color="BFBFBF" w:sz="4"/>
-            </w:tcBorders>
-            <w:tcMar>
-              <w:top w:type="dxa" w:w="60"/>
-              <w:left w:type="dxa" w:w="100"/>
-              <w:bottom w:type="dxa" w:w="40"/>
-              <w:right w:type="dxa" w:w="100"/>
-            </w:tcMar>
-          </w:tcPr>
-          <w:p>
-            <w:pPr>
-              <w:spacing w:after="40" w:line="240"/>
-            </w:pPr>
-            <w:r>
-              <w:rPr>
-                <w:rFonts w:ascii="Verdana" w:cs="Verdana" w:eastAsia="Verdana" w:hAnsi="Verdana"/>
-                <w:sz w:val="15"/>
-                <w:szCs w:val="15"/>
-              </w:rPr>
-              <w:t xml:space="preserve">World Bank WDI; Euromonitor Passport and Statista (WU library); USDA FAS coffee reports; own online count</w:t>
-            </w:r>
-          </w:p>
-        </w:tc>
-      </w:tr>
-      <w:tr>
-        <w:trPr>
-          <w:cantSplit/>
-        </w:trPr>
-        <w:tc>
-          <w:tcPr>
-            <w:tcW w:type="dxa" w:w="1450"/>
-            <w:tcBorders>
-              <w:top w:val="single" w:color="BFBFBF" w:sz="4"/>
-              <w:left w:val="single" w:color="BFBFBF" w:sz="4"/>
-              <w:bottom w:val="single" w:color="BFBFBF" w:sz="4"/>
-              <w:right w:val="single" w:color="BFBFBF" w:sz="4"/>
-            </w:tcBorders>
-            <w:tcMar>
-              <w:top w:type="dxa" w:w="60"/>
-              <w:left w:type="dxa" w:w="100"/>
-              <w:bottom w:type="dxa" w:w="40"/>
-              <w:right w:type="dxa" w:w="100"/>
-            </w:tcMar>
-          </w:tcPr>
-          <w:p>
-            <w:pPr>
-              <w:spacing w:after="40" w:line="240"/>
-            </w:pPr>
-            <w:r>
-              <w:rPr>
-                <w:rFonts w:ascii="Verdana" w:cs="Verdana" w:eastAsia="Verdana" w:hAnsi="Verdana"/>
-                <w:b/>
-                <w:bCs/>
-                <w:sz w:val="15"/>
-                <w:szCs w:val="15"/>
-              </w:rPr>
-              <w:t xml:space="preserve">Tourism and hotels</w:t>
-            </w:r>
-          </w:p>
-        </w:tc>
-        <w:tc>
-          <w:tcPr>
-            <w:tcW w:type="dxa" w:w="1700"/>
-            <w:tcBorders>
-              <w:top w:val="single" w:color="BFBFBF" w:sz="4"/>
-              <w:left w:val="single" w:color="BFBFBF" w:sz="4"/>
-              <w:bottom w:val="single" w:color="BFBFBF" w:sz="4"/>
-              <w:right w:val="single" w:color="BFBFBF" w:sz="4"/>
-            </w:tcBorders>
-            <w:tcMar>
-              <w:top w:type="dxa" w:w="60"/>
-              <w:left w:type="dxa" w:w="100"/>
-              <w:bottom w:type="dxa" w:w="40"/>
-              <w:right w:type="dxa" w:w="100"/>
-            </w:tcMar>
-          </w:tcPr>
-          <w:p>
-            <w:pPr>
-              <w:spacing w:after="40" w:line="240"/>
-            </w:pPr>
-            <w:r>
-              <w:rPr>
-                <w:rFonts w:ascii="Verdana" w:cs="Verdana" w:eastAsia="Verdana" w:hAnsi="Verdana"/>
-                <w:sz w:val="15"/>
-                <w:szCs w:val="15"/>
-              </w:rPr>
-              <w:t xml:space="preserve">Visitor volume, origin, international hotel groups</w:t>
-            </w:r>
-          </w:p>
-        </w:tc>
-        <w:tc>
-          <w:tcPr>
-            <w:tcW w:type="dxa" w:w="3622"/>
-            <w:tcBorders>
-              <w:top w:val="single" w:color="BFBFBF" w:sz="4"/>
-              <w:left w:val="single" w:color="BFBFBF" w:sz="4"/>
-              <w:bottom w:val="single" w:color="BFBFBF" w:sz="4"/>
-              <w:right w:val="single" w:color="BFBFBF" w:sz="4"/>
-            </w:tcBorders>
-            <w:tcMar>
-              <w:top w:type="dxa" w:w="60"/>
-              <w:left w:type="dxa" w:w="100"/>
-              <w:bottom w:type="dxa" w:w="40"/>
-              <w:right w:type="dxa" w:w="100"/>
-            </w:tcMar>
-          </w:tcPr>
-          <w:p>
-            <w:pPr>
-              <w:spacing w:after="40" w:line="240"/>
-            </w:pPr>
-            <w:r>
-              <w:rPr>
-                <w:rFonts w:ascii="Verdana" w:cs="Verdana" w:eastAsia="Verdana" w:hAnsi="Verdana"/>
-                <w:sz w:val="15"/>
-                <w:szCs w:val="15"/>
-              </w:rPr>
-              <w:t xml:space="preserve">International tourist arrivals and tourism receipts</w:t>
-            </w:r>
-          </w:p>
-          <w:p>
-            <w:pPr>
-              <w:spacing w:after="40" w:line="240"/>
-            </w:pPr>
-            <w:r>
-              <w:rPr>
-                <w:rFonts w:ascii="Verdana" w:cs="Verdana" w:eastAsia="Verdana" w:hAnsi="Verdana"/>
-                <w:sz w:val="15"/>
-                <w:szCs w:val="15"/>
-              </w:rPr>
-              <w:t xml:space="preserve">Share of visitors from Europe and North America, if available</w:t>
-            </w:r>
-          </w:p>
-          <w:p>
-            <w:pPr>
-              <w:spacing w:after="40" w:line="240"/>
-            </w:pPr>
-            <w:r>
-              <w:rPr>
-                <w:rFonts w:ascii="Verdana" w:cs="Verdana" w:eastAsia="Verdana" w:hAnsi="Verdana"/>
-                <w:sz w:val="15"/>
-                <w:szCs w:val="15"/>
-              </w:rPr>
-              <w:t xml:space="preserve">International-brand hotels in the capital (own count, define the rule)</w:t>
-            </w:r>
-          </w:p>
-        </w:tc>
-        <w:tc>
-          <w:tcPr>
-            <w:tcW w:type="dxa" w:w="2300"/>
-            <w:tcBorders>
-              <w:top w:val="single" w:color="BFBFBF" w:sz="4"/>
-              <w:left w:val="single" w:color="BFBFBF" w:sz="4"/>
-              <w:bottom w:val="single" w:color="BFBFBF" w:sz="4"/>
-              <w:right w:val="single" w:color="BFBFBF" w:sz="4"/>
-            </w:tcBorders>
-            <w:tcMar>
-              <w:top w:type="dxa" w:w="60"/>
-              <w:left w:type="dxa" w:w="100"/>
-              <w:bottom w:type="dxa" w:w="40"/>
-              <w:right w:type="dxa" w:w="100"/>
-            </w:tcMar>
-          </w:tcPr>
-          <w:p>
-            <w:pPr>
-              <w:spacing w:after="40" w:line="240"/>
-            </w:pPr>
-            <w:r>
-              <w:rPr>
-                <w:rFonts w:ascii="Verdana" w:cs="Verdana" w:eastAsia="Verdana" w:hAnsi="Verdana"/>
-                <w:sz w:val="15"/>
-                <w:szCs w:val="15"/>
-              </w:rPr>
-              <w:t xml:space="preserve">WDI (UN Tourism data); national tourism statistics; hotel group and booking websites (note date and method)</w:t>
-            </w:r>
-          </w:p>
-        </w:tc>
-      </w:tr>
-      <w:tr>
-        <w:trPr>
-          <w:cantSplit/>
-        </w:trPr>
-        <w:tc>
-          <w:tcPr>
-            <w:tcW w:type="dxa" w:w="1450"/>
-            <w:tcBorders>
-              <w:top w:val="single" w:color="BFBFBF" w:sz="4"/>
-              <w:left w:val="single" w:color="BFBFBF" w:sz="4"/>
-              <w:bottom w:val="single" w:color="BFBFBF" w:sz="4"/>
-              <w:right w:val="single" w:color="BFBFBF" w:sz="4"/>
-            </w:tcBorders>
-            <w:tcMar>
-              <w:top w:type="dxa" w:w="60"/>
-              <w:left w:type="dxa" w:w="100"/>
-              <w:bottom w:type="dxa" w:w="40"/>
-              <w:right w:type="dxa" w:w="100"/>
-            </w:tcMar>
-          </w:tcPr>
-          <w:p>
-            <w:pPr>
-              <w:spacing w:after="40" w:line="240"/>
-            </w:pPr>
-            <w:r>
-              <w:rPr>
-                <w:rFonts w:ascii="Verdana" w:cs="Verdana" w:eastAsia="Verdana" w:hAnsi="Verdana"/>
-                <w:b/>
-                <w:bCs/>
-                <w:sz w:val="15"/>
-                <w:szCs w:val="15"/>
-              </w:rPr>
-              <w:t xml:space="preserve">Purchasing power</w:t>
-            </w:r>
-          </w:p>
-        </w:tc>
-        <w:tc>
-          <w:tcPr>
-            <w:tcW w:type="dxa" w:w="1700"/>
-            <w:tcBorders>
-              <w:top w:val="single" w:color="BFBFBF" w:sz="4"/>
-              <w:left w:val="single" w:color="BFBFBF" w:sz="4"/>
-              <w:bottom w:val="single" w:color="BFBFBF" w:sz="4"/>
-              <w:right w:val="single" w:color="BFBFBF" w:sz="4"/>
-            </w:tcBorders>
-            <w:tcMar>
-              <w:top w:type="dxa" w:w="60"/>
-              <w:left w:type="dxa" w:w="100"/>
-              <w:bottom w:type="dxa" w:w="40"/>
-              <w:right w:type="dxa" w:w="100"/>
-            </w:tcMar>
-          </w:tcPr>
-          <w:p>
-            <w:pPr>
-              <w:spacing w:after="40" w:line="240"/>
-            </w:pPr>
-            <w:r>
-              <w:rPr>
-                <w:rFonts w:ascii="Verdana" w:cs="Verdana" w:eastAsia="Verdana" w:hAnsi="Verdana"/>
-                <w:sz w:val="15"/>
-                <w:szCs w:val="15"/>
-              </w:rPr>
-              <w:t xml:space="preserve">Economic development, who can pay a premium price</w:t>
-            </w:r>
-          </w:p>
-        </w:tc>
-        <w:tc>
-          <w:tcPr>
-            <w:tcW w:type="dxa" w:w="3622"/>
-            <w:tcBorders>
-              <w:top w:val="single" w:color="BFBFBF" w:sz="4"/>
-              <w:left w:val="single" w:color="BFBFBF" w:sz="4"/>
-              <w:bottom w:val="single" w:color="BFBFBF" w:sz="4"/>
-              <w:right w:val="single" w:color="BFBFBF" w:sz="4"/>
-            </w:tcBorders>
-            <w:tcMar>
-              <w:top w:type="dxa" w:w="60"/>
-              <w:left w:type="dxa" w:w="100"/>
-              <w:bottom w:type="dxa" w:w="40"/>
-              <w:right w:type="dxa" w:w="100"/>
-            </w:tcMar>
-          </w:tcPr>
-          <w:p>
-            <w:pPr>
-              <w:spacing w:after="40" w:line="240"/>
-            </w:pPr>
-            <w:r>
-              <w:rPr>
-                <w:rFonts w:ascii="Verdana" w:cs="Verdana" w:eastAsia="Verdana" w:hAnsi="Verdana"/>
-                <w:sz w:val="15"/>
-                <w:szCs w:val="15"/>
-              </w:rPr>
-              <w:t xml:space="preserve">GDP per capita (PPP); household consumption per capita</w:t>
-            </w:r>
-          </w:p>
-          <w:p>
-            <w:pPr>
-              <w:spacing w:after="40" w:line="240"/>
-            </w:pPr>
-            <w:r>
-              <w:rPr>
-                <w:rFonts w:ascii="Verdana" w:cs="Verdana" w:eastAsia="Verdana" w:hAnsi="Verdana"/>
-                <w:sz w:val="15"/>
-                <w:szCs w:val="15"/>
-              </w:rPr>
-              <w:t xml:space="preserve">Income inequality as a modifier</w:t>
-            </w:r>
-          </w:p>
-          <w:p>
-            <w:pPr>
-              <w:spacing w:after="40" w:line="240"/>
-            </w:pPr>
-            <w:r>
-              <w:rPr>
-                <w:rFonts w:ascii="Verdana" w:cs="Verdana" w:eastAsia="Verdana" w:hAnsi="Verdana"/>
-                <w:sz w:val="15"/>
-                <w:szCs w:val="15"/>
-              </w:rPr>
-              <w:t xml:space="preserve">Inflation and exchange-rate stability</w:t>
-            </w:r>
-          </w:p>
-        </w:tc>
-        <w:tc>
-          <w:tcPr>
-            <w:tcW w:type="dxa" w:w="2300"/>
-            <w:tcBorders>
-              <w:top w:val="single" w:color="BFBFBF" w:sz="4"/>
-              <w:left w:val="single" w:color="BFBFBF" w:sz="4"/>
-              <w:bottom w:val="single" w:color="BFBFBF" w:sz="4"/>
-              <w:right w:val="single" w:color="BFBFBF" w:sz="4"/>
-            </w:tcBorders>
-            <w:tcMar>
-              <w:top w:type="dxa" w:w="60"/>
-              <w:left w:type="dxa" w:w="100"/>
-              <w:bottom w:type="dxa" w:w="40"/>
-              <w:right w:type="dxa" w:w="100"/>
-            </w:tcMar>
-          </w:tcPr>
-          <w:p>
-            <w:pPr>
-              <w:spacing w:after="40" w:line="240"/>
-            </w:pPr>
-            <w:r>
-              <w:rPr>
-                <w:rFonts w:ascii="Verdana" w:cs="Verdana" w:eastAsia="Verdana" w:hAnsi="Verdana"/>
-                <w:sz w:val="15"/>
-                <w:szCs w:val="15"/>
-              </w:rPr>
-              <w:t xml:space="preserve">WDI; IMF World Economic Outlook</w:t>
-            </w:r>
-          </w:p>
-        </w:tc>
-      </w:tr>
-      <w:tr>
-        <w:trPr>
-          <w:cantSplit/>
-        </w:trPr>
-        <w:tc>
-          <w:tcPr>
-            <w:tcW w:type="dxa" w:w="1450"/>
-            <w:tcBorders>
-              <w:top w:val="single" w:color="BFBFBF" w:sz="4"/>
-              <w:left w:val="single" w:color="BFBFBF" w:sz="4"/>
-              <w:bottom w:val="single" w:color="BFBFBF" w:sz="4"/>
-              <w:right w:val="single" w:color="BFBFBF" w:sz="4"/>
-            </w:tcBorders>
-            <w:tcMar>
-              <w:top w:type="dxa" w:w="60"/>
-              <w:left w:type="dxa" w:w="100"/>
-              <w:bottom w:type="dxa" w:w="40"/>
-              <w:right w:type="dxa" w:w="100"/>
-            </w:tcMar>
-          </w:tcPr>
-          <w:p>
-            <w:pPr>
-              <w:spacing w:after="40" w:line="240"/>
-            </w:pPr>
-            <w:r>
-              <w:rPr>
-                <w:rFonts w:ascii="Verdana" w:cs="Verdana" w:eastAsia="Verdana" w:hAnsi="Verdana"/>
-                <w:b/>
-                <w:bCs/>
-                <w:sz w:val="15"/>
-                <w:szCs w:val="15"/>
-              </w:rPr>
-              <w:t xml:space="preserve">Competitive landscape</w:t>
-            </w:r>
-          </w:p>
-        </w:tc>
-        <w:tc>
-          <w:tcPr>
-            <w:tcW w:type="dxa" w:w="1700"/>
-            <w:tcBorders>
-              <w:top w:val="single" w:color="BFBFBF" w:sz="4"/>
-              <w:left w:val="single" w:color="BFBFBF" w:sz="4"/>
-              <w:bottom w:val="single" w:color="BFBFBF" w:sz="4"/>
-              <w:right w:val="single" w:color="BFBFBF" w:sz="4"/>
-            </w:tcBorders>
-            <w:tcMar>
-              <w:top w:type="dxa" w:w="60"/>
-              <w:left w:type="dxa" w:w="100"/>
-              <w:bottom w:type="dxa" w:w="40"/>
-              <w:right w:type="dxa" w:w="100"/>
-            </w:tcMar>
-          </w:tcPr>
-          <w:p>
-            <w:pPr>
-              <w:spacing w:after="40" w:line="240"/>
-            </w:pPr>
-            <w:r>
-              <w:rPr>
-                <w:rFonts w:ascii="Verdana" w:cs="Verdana" w:eastAsia="Verdana" w:hAnsi="Verdana"/>
-                <w:sz w:val="15"/>
-                <w:szCs w:val="15"/>
-              </w:rPr>
-              <w:t xml:space="preserve">Which premium brands, at what price</w:t>
-            </w:r>
-          </w:p>
-        </w:tc>
-        <w:tc>
-          <w:tcPr>
-            <w:tcW w:type="dxa" w:w="3622"/>
-            <w:tcBorders>
-              <w:top w:val="single" w:color="BFBFBF" w:sz="4"/>
-              <w:left w:val="single" w:color="BFBFBF" w:sz="4"/>
-              <w:bottom w:val="single" w:color="BFBFBF" w:sz="4"/>
-              <w:right w:val="single" w:color="BFBFBF" w:sz="4"/>
-            </w:tcBorders>
-            <w:tcMar>
-              <w:top w:type="dxa" w:w="60"/>
-              <w:left w:type="dxa" w:w="100"/>
-              <w:bottom w:type="dxa" w:w="40"/>
-              <w:right w:type="dxa" w:w="100"/>
-            </w:tcMar>
-          </w:tcPr>
-          <w:p>
-            <w:pPr>
-              <w:spacing w:after="40" w:line="240"/>
-            </w:pPr>
-            <w:r>
-              <w:rPr>
-                <w:rFonts w:ascii="Verdana" w:cs="Verdana" w:eastAsia="Verdana" w:hAnsi="Verdana"/>
-                <w:sz w:val="15"/>
-                <w:szCs w:val="15"/>
-              </w:rPr>
-              <w:t xml:space="preserve">Presence of international premium brands (supermarkets, online shops, hotels)</w:t>
-            </w:r>
-          </w:p>
-          <w:p>
-            <w:pPr>
-              <w:spacing w:after="40" w:line="240"/>
-            </w:pPr>
-            <w:r>
-              <w:rPr>
-                <w:rFonts w:ascii="Verdana" w:cs="Verdana" w:eastAsia="Verdana" w:hAnsi="Verdana"/>
-                <w:sz w:val="15"/>
-                <w:szCs w:val="15"/>
-              </w:rPr>
-              <w:t xml:space="preserve">Price of a premium 250 g pack; price of an espresso in premium cafés</w:t>
-            </w:r>
-          </w:p>
-          <w:p>
-            <w:pPr>
-              <w:spacing w:after="40" w:line="240"/>
-            </w:pPr>
-            <w:r>
-              <w:rPr>
-                <w:rFonts w:ascii="Verdana" w:cs="Verdana" w:eastAsia="Verdana" w:hAnsi="Verdana"/>
-                <w:sz w:val="15"/>
-                <w:szCs w:val="15"/>
-              </w:rPr>
-              <w:t xml:space="preserve">Strength of local roasters (qualitative rubric)</w:t>
-            </w:r>
-          </w:p>
-        </w:tc>
-        <w:tc>
-          <w:tcPr>
-            <w:tcW w:type="dxa" w:w="2300"/>
-            <w:tcBorders>
-              <w:top w:val="single" w:color="BFBFBF" w:sz="4"/>
-              <w:left w:val="single" w:color="BFBFBF" w:sz="4"/>
-              <w:bottom w:val="single" w:color="BFBFBF" w:sz="4"/>
-              <w:right w:val="single" w:color="BFBFBF" w:sz="4"/>
-            </w:tcBorders>
-            <w:tcMar>
-              <w:top w:type="dxa" w:w="60"/>
-              <w:left w:type="dxa" w:w="100"/>
-              <w:bottom w:type="dxa" w:w="40"/>
-              <w:right w:type="dxa" w:w="100"/>
-            </w:tcMar>
-          </w:tcPr>
-          <w:p>
-            <w:pPr>
-              <w:spacing w:after="40" w:line="240"/>
-            </w:pPr>
-            <w:r>
-              <w:rPr>
-                <w:rFonts w:ascii="Verdana" w:cs="Verdana" w:eastAsia="Verdana" w:hAnsi="Verdana"/>
-                <w:sz w:val="15"/>
-                <w:szCs w:val="15"/>
-              </w:rPr>
-              <w:t xml:space="preserve">Own online scan of brands and prices (section 8); Euromonitor company shares; USDA FAS</w:t>
-            </w:r>
-          </w:p>
-        </w:tc>
-      </w:tr>
-      <w:tr>
-        <w:trPr>
-          <w:cantSplit/>
-        </w:trPr>
-        <w:tc>
-          <w:tcPr>
-            <w:tcW w:type="dxa" w:w="1450"/>
-            <w:tcBorders>
-              <w:top w:val="single" w:color="BFBFBF" w:sz="4"/>
-              <w:left w:val="single" w:color="BFBFBF" w:sz="4"/>
-              <w:bottom w:val="single" w:color="BFBFBF" w:sz="4"/>
-              <w:right w:val="single" w:color="BFBFBF" w:sz="4"/>
-            </w:tcBorders>
-            <w:tcMar>
-              <w:top w:type="dxa" w:w="60"/>
-              <w:left w:type="dxa" w:w="100"/>
-              <w:bottom w:type="dxa" w:w="40"/>
-              <w:right w:type="dxa" w:w="100"/>
-            </w:tcMar>
-          </w:tcPr>
-          <w:p>
-            <w:pPr>
-              <w:spacing w:after="40" w:line="240"/>
-            </w:pPr>
-            <w:r>
-              <w:rPr>
-                <w:rFonts w:ascii="Verdana" w:cs="Verdana" w:eastAsia="Verdana" w:hAnsi="Verdana"/>
-                <w:b/>
-                <w:bCs/>
-                <w:sz w:val="15"/>
-                <w:szCs w:val="15"/>
-              </w:rPr>
-              <w:t xml:space="preserve">Import and regulation</w:t>
-            </w:r>
-          </w:p>
-        </w:tc>
-        <w:tc>
-          <w:tcPr>
-            <w:tcW w:type="dxa" w:w="1700"/>
-            <w:tcBorders>
-              <w:top w:val="single" w:color="BFBFBF" w:sz="4"/>
-              <w:left w:val="single" w:color="BFBFBF" w:sz="4"/>
-              <w:bottom w:val="single" w:color="BFBFBF" w:sz="4"/>
-              <w:right w:val="single" w:color="BFBFBF" w:sz="4"/>
-            </w:tcBorders>
-            <w:tcMar>
-              <w:top w:type="dxa" w:w="60"/>
-              <w:left w:type="dxa" w:w="100"/>
-              <w:bottom w:type="dxa" w:w="40"/>
-              <w:right w:type="dxa" w:w="100"/>
-            </w:tcMar>
-          </w:tcPr>
-          <w:p>
-            <w:pPr>
-              <w:spacing w:after="40" w:line="240"/>
-            </w:pPr>
-            <w:r>
-              <w:rPr>
-                <w:rFonts w:ascii="Verdana" w:cs="Verdana" w:eastAsia="Verdana" w:hAnsi="Verdana"/>
-                <w:sz w:val="15"/>
-                <w:szCs w:val="15"/>
-              </w:rPr>
-              <w:t xml:space="preserve">Tariffs, certification, what applies to EU goods</w:t>
-            </w:r>
-          </w:p>
-        </w:tc>
-        <w:tc>
-          <w:tcPr>
-            <w:tcW w:type="dxa" w:w="3622"/>
-            <w:tcBorders>
-              <w:top w:val="single" w:color="BFBFBF" w:sz="4"/>
-              <w:left w:val="single" w:color="BFBFBF" w:sz="4"/>
-              <w:bottom w:val="single" w:color="BFBFBF" w:sz="4"/>
-              <w:right w:val="single" w:color="BFBFBF" w:sz="4"/>
-            </w:tcBorders>
-            <w:tcMar>
-              <w:top w:type="dxa" w:w="60"/>
-              <w:left w:type="dxa" w:w="100"/>
-              <w:bottom w:type="dxa" w:w="40"/>
-              <w:right w:type="dxa" w:w="100"/>
-            </w:tcMar>
-          </w:tcPr>
-          <w:p>
-            <w:pPr>
-              <w:spacing w:after="40" w:line="240"/>
-            </w:pPr>
-            <w:r>
-              <w:rPr>
-                <w:rFonts w:ascii="Verdana" w:cs="Verdana" w:eastAsia="Verdana" w:hAnsi="Verdana"/>
-                <w:sz w:val="15"/>
-                <w:szCs w:val="15"/>
-              </w:rPr>
-              <w:t xml:space="preserve">Applied tariff for roasted coffee (HS 0901.21) for EU origin; trade agreement with the EU</w:t>
-            </w:r>
-          </w:p>
-          <w:p>
-            <w:pPr>
-              <w:spacing w:after="40" w:line="240"/>
-            </w:pPr>
-            <w:r>
-              <w:rPr>
-                <w:rFonts w:ascii="Verdana" w:cs="Verdana" w:eastAsia="Verdana" w:hAnsi="Verdana"/>
-                <w:sz w:val="15"/>
-                <w:szCs w:val="15"/>
-              </w:rPr>
-              <w:t xml:space="preserve">Product, labelling and certification requirements</w:t>
-            </w:r>
-          </w:p>
-          <w:p>
-            <w:pPr>
-              <w:spacing w:after="40" w:line="240"/>
-            </w:pPr>
-            <w:r>
-              <w:rPr>
-                <w:rFonts w:ascii="Verdana" w:cs="Verdana" w:eastAsia="Verdana" w:hAnsi="Verdana"/>
-                <w:sz w:val="15"/>
-                <w:szCs w:val="15"/>
-              </w:rPr>
-              <w:t xml:space="preserve">Logistics and regulatory quality</w:t>
-            </w:r>
-          </w:p>
-        </w:tc>
-        <w:tc>
-          <w:tcPr>
-            <w:tcW w:type="dxa" w:w="2300"/>
-            <w:tcBorders>
-              <w:top w:val="single" w:color="BFBFBF" w:sz="4"/>
-              <w:left w:val="single" w:color="BFBFBF" w:sz="4"/>
-              <w:bottom w:val="single" w:color="BFBFBF" w:sz="4"/>
-              <w:right w:val="single" w:color="BFBFBF" w:sz="4"/>
-            </w:tcBorders>
-            <w:tcMar>
-              <w:top w:type="dxa" w:w="60"/>
-              <w:left w:type="dxa" w:w="100"/>
-              <w:bottom w:type="dxa" w:w="40"/>
-              <w:right w:type="dxa" w:w="100"/>
-            </w:tcMar>
-          </w:tcPr>
-          <w:p>
-            <w:pPr>
-              <w:spacing w:after="40" w:line="240"/>
-            </w:pPr>
-            <w:r>
-              <w:rPr>
-                <w:rFonts w:ascii="Verdana" w:cs="Verdana" w:eastAsia="Verdana" w:hAnsi="Verdana"/>
-                <w:sz w:val="15"/>
-                <w:szCs w:val="15"/>
-              </w:rPr>
-              <w:t xml:space="preserve">EU Access2Markets; WTO tariff data; World Bank LPI and WGI; B-READY (check coverage)</w:t>
-            </w:r>
-          </w:p>
-        </w:tc>
-      </w:tr>
-      <w:tr>
-        <w:trPr>
-          <w:cantSplit/>
-        </w:trPr>
-        <w:tc>
-          <w:tcPr>
-            <w:tcW w:type="dxa" w:w="1450"/>
-            <w:tcBorders>
-              <w:top w:val="single" w:color="BFBFBF" w:sz="4"/>
-              <w:left w:val="single" w:color="BFBFBF" w:sz="4"/>
-              <w:bottom w:val="single" w:color="BFBFBF" w:sz="4"/>
-              <w:right w:val="single" w:color="BFBFBF" w:sz="4"/>
-            </w:tcBorders>
-            <w:tcMar>
-              <w:top w:type="dxa" w:w="60"/>
-              <w:left w:type="dxa" w:w="100"/>
-              <w:bottom w:type="dxa" w:w="40"/>
-              <w:right w:type="dxa" w:w="100"/>
-            </w:tcMar>
-          </w:tcPr>
-          <w:p>
-            <w:pPr>
-              <w:spacing w:after="40" w:line="240"/>
-            </w:pPr>
-            <w:r>
-              <w:rPr>
-                <w:rFonts w:ascii="Verdana" w:cs="Verdana" w:eastAsia="Verdana" w:hAnsi="Verdana"/>
-                <w:b/>
-                <w:bCs/>
-                <w:sz w:val="15"/>
-                <w:szCs w:val="15"/>
-              </w:rPr>
-              <w:t xml:space="preserve">Coffee culture</w:t>
-            </w:r>
-          </w:p>
-        </w:tc>
-        <w:tc>
-          <w:tcPr>
-            <w:tcW w:type="dxa" w:w="1700"/>
-            <w:tcBorders>
-              <w:top w:val="single" w:color="BFBFBF" w:sz="4"/>
-              <w:left w:val="single" w:color="BFBFBF" w:sz="4"/>
-              <w:bottom w:val="single" w:color="BFBFBF" w:sz="4"/>
-              <w:right w:val="single" w:color="BFBFBF" w:sz="4"/>
-            </w:tcBorders>
-            <w:tcMar>
-              <w:top w:type="dxa" w:w="60"/>
-              <w:left w:type="dxa" w:w="100"/>
-              <w:bottom w:type="dxa" w:w="40"/>
-              <w:right w:type="dxa" w:w="100"/>
-            </w:tcMar>
-          </w:tcPr>
-          <w:p>
-            <w:pPr>
-              <w:spacing w:after="40" w:line="240"/>
-            </w:pPr>
-            <w:r>
-              <w:rPr>
-                <w:rFonts w:ascii="Verdana" w:cs="Verdana" w:eastAsia="Verdana" w:hAnsi="Verdana"/>
-                <w:sz w:val="15"/>
-                <w:szCs w:val="15"/>
-              </w:rPr>
-              <w:t xml:space="preserve">How coffee is drunk and how much outside the home</w:t>
-            </w:r>
-          </w:p>
-        </w:tc>
-        <w:tc>
-          <w:tcPr>
-            <w:tcW w:type="dxa" w:w="3622"/>
-            <w:tcBorders>
-              <w:top w:val="single" w:color="BFBFBF" w:sz="4"/>
-              <w:left w:val="single" w:color="BFBFBF" w:sz="4"/>
-              <w:bottom w:val="single" w:color="BFBFBF" w:sz="4"/>
-              <w:right w:val="single" w:color="BFBFBF" w:sz="4"/>
-            </w:tcBorders>
-            <w:tcMar>
-              <w:top w:type="dxa" w:w="60"/>
-              <w:left w:type="dxa" w:w="100"/>
-              <w:bottom w:type="dxa" w:w="40"/>
-              <w:right w:type="dxa" w:w="100"/>
-            </w:tcMar>
-          </w:tcPr>
-          <w:p>
-            <w:pPr>
-              <w:spacing w:after="40" w:line="240"/>
-            </w:pPr>
-            <w:r>
-              <w:rPr>
-                <w:rFonts w:ascii="Verdana" w:cs="Verdana" w:eastAsia="Verdana" w:hAnsi="Verdana"/>
-                <w:sz w:val="15"/>
-                <w:szCs w:val="15"/>
-              </w:rPr>
-              <w:t xml:space="preserve">Domestic coffee consumption per capita</w:t>
-            </w:r>
-          </w:p>
-          <w:p>
-            <w:pPr>
-              <w:spacing w:after="40" w:line="240"/>
-            </w:pPr>
-            <w:r>
-              <w:rPr>
-                <w:rFonts w:ascii="Verdana" w:cs="Verdana" w:eastAsia="Verdana" w:hAnsi="Verdana"/>
-                <w:sz w:val="15"/>
-                <w:szCs w:val="15"/>
-              </w:rPr>
-              <w:t xml:space="preserve">Out-of-home and café culture (qualitative rubric)</w:t>
-            </w:r>
-          </w:p>
-          <w:p>
-            <w:pPr>
-              <w:spacing w:after="40" w:line="240"/>
-            </w:pPr>
-            <w:r>
-              <w:rPr>
-                <w:rFonts w:ascii="Verdana" w:cs="Verdana" w:eastAsia="Verdana" w:hAnsi="Verdana"/>
-                <w:sz w:val="15"/>
-                <w:szCs w:val="15"/>
-              </w:rPr>
-              <w:t xml:space="preserve">European influence (qualitative rubric)</w:t>
-            </w:r>
-          </w:p>
-          <w:p>
-            <w:pPr>
-              <w:spacing w:after="40" w:line="240"/>
-            </w:pPr>
-            <w:r>
-              <w:rPr>
-                <w:rFonts w:ascii="Verdana" w:cs="Verdana" w:eastAsia="Verdana" w:hAnsi="Verdana"/>
-                <w:sz w:val="15"/>
-                <w:szCs w:val="15"/>
-              </w:rPr>
-              <w:t xml:space="preserve">Domestic production (competition, but also affinity)</w:t>
-            </w:r>
-          </w:p>
-        </w:tc>
-        <w:tc>
-          <w:tcPr>
-            <w:tcW w:type="dxa" w:w="2300"/>
-            <w:tcBorders>
-              <w:top w:val="single" w:color="BFBFBF" w:sz="4"/>
-              <w:left w:val="single" w:color="BFBFBF" w:sz="4"/>
-              <w:bottom w:val="single" w:color="BFBFBF" w:sz="4"/>
-              <w:right w:val="single" w:color="BFBFBF" w:sz="4"/>
-            </w:tcBorders>
-            <w:tcMar>
-              <w:top w:type="dxa" w:w="60"/>
-              <w:left w:type="dxa" w:w="100"/>
-              <w:bottom w:type="dxa" w:w="40"/>
-              <w:right w:type="dxa" w:w="100"/>
-            </w:tcMar>
-          </w:tcPr>
-          <w:p>
-            <w:pPr>
-              <w:spacing w:after="40" w:line="240"/>
-            </w:pPr>
-            <w:r>
-              <w:rPr>
-                <w:rFonts w:ascii="Verdana" w:cs="Verdana" w:eastAsia="Verdana" w:hAnsi="Verdana"/>
-                <w:sz w:val="15"/>
-                <w:szCs w:val="15"/>
-              </w:rPr>
-              <w:t xml:space="preserve">International Coffee Organization statistics; USDA FAS; Euromonitor; industry and travel reports</w:t>
-            </w:r>
-          </w:p>
-        </w:tc>
-      </w:tr>
-    </w:tbl>
-    <w:p>
-      <w:pPr>
-        <w:spacing w:after="120" w:before="100" w:line="252"/>
-      </w:pPr>
-      <w:r>
-        <w:rPr>
-          <w:rFonts w:ascii="Verdana" w:cs="Verdana" w:eastAsia="Verdana" w:hAnsi="Verdana"/>
-          <w:b/>
-          <w:bCs/>
-          <w:sz w:val="20"/>
-          <w:szCs w:val="20"/>
-        </w:rPr>
-        <w:t xml:space="preserve">Candidates for the search</w:t>
-      </w:r>
-      <w:r>
-        <w:rPr>
-          <w:rFonts w:ascii="Verdana" w:cs="Verdana" w:eastAsia="Verdana" w:hAnsi="Verdana"/>
-          <w:sz w:val="20"/>
-          <w:szCs w:val="20"/>
-        </w:rPr>
-        <w:t xml:space="preserve"> (justify each): geographic, cultural and administrative distance from Austria (CAGE; CEPII Gravity, Hofstede with its validity critique), projected growth (IMF WEO), country risk (Coface or Allianz Trade, WGI). Links to the data portals are in section 14. Do not assume the current status of trade agreements or tariffs: look it up and record the date.</w:t>
-      </w:r>
-    </w:p>
-    <w:p>
-      <w:pPr>
-        <w:pStyle w:val="Heading1"/>
-        <w:keepNext/>
-      </w:pPr>
-      <w:r>
-        <w:rPr>
-          <w:rFonts w:ascii="Verdana" w:cs="Verdana" w:eastAsia="Verdana" w:hAnsi="Verdana"/>
-        </w:rPr>
-        <w:t xml:space="preserve">6  Weighting and aggregation: your toolbox</w:t>
-      </w:r>
-    </w:p>
-    <w:p>
-      <w:pPr>
-        <w:spacing w:after="100" w:before="0" w:line="252"/>
-      </w:pPr>
-      <w:r>
-        <w:rPr>
-          <w:rFonts w:ascii="Verdana" w:cs="Verdana" w:eastAsia="Verdana" w:hAnsi="Verdana"/>
-          <w:sz w:val="19"/>
-          <w:szCs w:val="19"/>
-        </w:rPr>
-        <w:t xml:space="preserve">Choose the method you recommended in Presentation 1. This table is a reminder, not a menu to copy from.</w:t>
+        <w:t xml:space="preserve">The instructor fixes the weights of the six PESTEL dimensions before the data are collected, so that all groups work with the same model and nobody can steer the ranking by choosing weights afterwards. The baseline weights follow Julius Meinl's priorities. Within a dimension every indicator has the same weight.</w:t>
       </w:r>
     </w:p>
     <w:tbl>
@@ -6111,9 +6238,8 @@
       </w:tblPr>
       <w:tblGrid>
         <w:gridCol w:w="1700"/>
-        <w:gridCol w:w="2900"/>
-        <w:gridCol w:w="2300"/>
-        <w:gridCol w:w="2172"/>
+        <w:gridCol w:w="1000"/>
+        <w:gridCol w:w="6372"/>
       </w:tblGrid>
       <w:tr>
         <w:trPr>
@@ -6139,6 +6265,7 @@
           </w:tcPr>
           <w:p>
             <w:pPr>
+              <w:keepNext/>
               <w:spacing w:after="40" w:line="240"/>
             </w:pPr>
             <w:r>
@@ -6150,13 +6277,13 @@
                 <w:sz w:val="15"/>
                 <w:szCs w:val="15"/>
               </w:rPr>
-              <w:t xml:space="preserve">Method</w:t>
-            </w:r>
-          </w:p>
-        </w:tc>
-        <w:tc>
-          <w:tcPr>
-            <w:tcW w:type="dxa" w:w="2900"/>
+              <w:t xml:space="preserve">PESTEL dimension</w:t>
+            </w:r>
+          </w:p>
+        </w:tc>
+        <w:tc>
+          <w:tcPr>
+            <w:tcW w:type="dxa" w:w="1000"/>
             <w:tcBorders>
               <w:top w:val="single" w:color="BFBFBF" w:sz="4"/>
               <w:left w:val="single" w:color="BFBFBF" w:sz="4"/>
@@ -6173,6 +6300,7 @@
           </w:tcPr>
           <w:p>
             <w:pPr>
+              <w:keepNext/>
               <w:spacing w:after="40" w:line="240"/>
             </w:pPr>
             <w:r>
@@ -6184,13 +6312,13 @@
                 <w:sz w:val="15"/>
                 <w:szCs w:val="15"/>
               </w:rPr>
-              <w:t xml:space="preserve">How the weights arise</w:t>
-            </w:r>
-          </w:p>
-        </w:tc>
-        <w:tc>
-          <w:tcPr>
-            <w:tcW w:type="dxa" w:w="2300"/>
+              <w:t xml:space="preserve">Weight</w:t>
+            </w:r>
+          </w:p>
+        </w:tc>
+        <w:tc>
+          <w:tcPr>
+            <w:tcW w:type="dxa" w:w="6372"/>
             <w:tcBorders>
               <w:top w:val="single" w:color="BFBFBF" w:sz="4"/>
               <w:left w:val="single" w:color="BFBFBF" w:sz="4"/>
@@ -6207,6 +6335,7 @@
           </w:tcPr>
           <w:p>
             <w:pPr>
+              <w:keepNext/>
               <w:spacing w:after="40" w:line="240"/>
             </w:pPr>
             <w:r>
@@ -6218,41 +6347,7 @@
                 <w:sz w:val="15"/>
                 <w:szCs w:val="15"/>
               </w:rPr>
-              <w:t xml:space="preserve">Good for</w:t>
-            </w:r>
-          </w:p>
-        </w:tc>
-        <w:tc>
-          <w:tcPr>
-            <w:tcW w:type="dxa" w:w="2172"/>
-            <w:tcBorders>
-              <w:top w:val="single" w:color="BFBFBF" w:sz="4"/>
-              <w:left w:val="single" w:color="BFBFBF" w:sz="4"/>
-              <w:bottom w:val="single" w:color="BFBFBF" w:sz="4"/>
-              <w:right w:val="single" w:color="BFBFBF" w:sz="4"/>
-            </w:tcBorders>
-            <w:shd w:fill="002350" w:color="auto" w:val="clear"/>
-            <w:tcMar>
-              <w:top w:type="dxa" w:w="60"/>
-              <w:left w:type="dxa" w:w="100"/>
-              <w:bottom w:type="dxa" w:w="40"/>
-              <w:right w:type="dxa" w:w="100"/>
-            </w:tcMar>
-          </w:tcPr>
-          <w:p>
-            <w:pPr>
-              <w:spacing w:after="40" w:line="240"/>
-            </w:pPr>
-            <w:r>
-              <w:rPr>
-                <w:rFonts w:ascii="Verdana" w:cs="Verdana" w:eastAsia="Verdana" w:hAnsi="Verdana"/>
-                <w:b/>
-                <w:bCs/>
-                <w:color w:val="FFFFFF"/>
-                <w:sz w:val="15"/>
-                <w:szCs w:val="15"/>
-              </w:rPr>
-              <w:t xml:space="preserve">Watch out</w:t>
+              <w:t xml:space="preserve">Why</w:t>
             </w:r>
           </w:p>
         </w:tc>
@@ -6279,6 +6374,7 @@
           </w:tcPr>
           <w:p>
             <w:pPr>
+              <w:keepNext/>
               <w:spacing w:after="40" w:line="240"/>
             </w:pPr>
             <w:r>
@@ -6289,97 +6385,69 @@
                 <w:sz w:val="15"/>
                 <w:szCs w:val="15"/>
               </w:rPr>
-              <w:t xml:space="preserve">Direct rating or point allocation</w:t>
-            </w:r>
-          </w:p>
-        </w:tc>
-        <w:tc>
-          <w:tcPr>
-            <w:tcW w:type="dxa" w:w="2900"/>
-            <w:tcBorders>
-              <w:top w:val="single" w:color="BFBFBF" w:sz="4"/>
-              <w:left w:val="single" w:color="BFBFBF" w:sz="4"/>
-              <w:bottom w:val="single" w:color="BFBFBF" w:sz="4"/>
-              <w:right w:val="single" w:color="BFBFBF" w:sz="4"/>
-            </w:tcBorders>
-            <w:tcMar>
-              <w:top w:type="dxa" w:w="60"/>
-              <w:left w:type="dxa" w:w="100"/>
-              <w:bottom w:type="dxa" w:w="40"/>
-              <w:right w:type="dxa" w:w="100"/>
-            </w:tcMar>
-          </w:tcPr>
-          <w:p>
-            <w:pPr>
-              <w:spacing w:after="40" w:line="240"/>
-            </w:pPr>
-            <w:r>
-              <w:rPr>
-                <w:rFonts w:ascii="Verdana" w:cs="Verdana" w:eastAsia="Verdana" w:hAnsi="Verdana"/>
-                <w:sz w:val="15"/>
-                <w:szCs w:val="15"/>
-              </w:rPr>
-              <w:t xml:space="preserve">Rate each criterion 0 to 100, or distribute 100 points (Bottomley and Doyle 2001). Anchor the most important criterion at 100.</w:t>
-            </w:r>
-          </w:p>
-        </w:tc>
-        <w:tc>
-          <w:tcPr>
-            <w:tcW w:type="dxa" w:w="2300"/>
-            <w:tcBorders>
-              <w:top w:val="single" w:color="BFBFBF" w:sz="4"/>
-              <w:left w:val="single" w:color="BFBFBF" w:sz="4"/>
-              <w:bottom w:val="single" w:color="BFBFBF" w:sz="4"/>
-              <w:right w:val="single" w:color="BFBFBF" w:sz="4"/>
-            </w:tcBorders>
-            <w:tcMar>
-              <w:top w:type="dxa" w:w="60"/>
-              <w:left w:type="dxa" w:w="100"/>
-              <w:bottom w:type="dxa" w:w="40"/>
-              <w:right w:type="dxa" w:w="100"/>
-            </w:tcMar>
-          </w:tcPr>
-          <w:p>
-            <w:pPr>
-              <w:spacing w:after="40" w:line="240"/>
-            </w:pPr>
-            <w:r>
-              <w:rPr>
-                <w:rFonts w:ascii="Verdana" w:cs="Verdana" w:eastAsia="Verdana" w:hAnsi="Verdana"/>
-                <w:sz w:val="15"/>
-                <w:szCs w:val="15"/>
-              </w:rPr>
-              <w:t xml:space="preserve">Fast, transparent start; team discussion</w:t>
-            </w:r>
-          </w:p>
-        </w:tc>
-        <w:tc>
-          <w:tcPr>
-            <w:tcW w:type="dxa" w:w="2172"/>
-            <w:tcBorders>
-              <w:top w:val="single" w:color="BFBFBF" w:sz="4"/>
-              <w:left w:val="single" w:color="BFBFBF" w:sz="4"/>
-              <w:bottom w:val="single" w:color="BFBFBF" w:sz="4"/>
-              <w:right w:val="single" w:color="BFBFBF" w:sz="4"/>
-            </w:tcBorders>
-            <w:tcMar>
-              <w:top w:type="dxa" w:w="60"/>
-              <w:left w:type="dxa" w:w="100"/>
-              <w:bottom w:type="dxa" w:w="40"/>
-              <w:right w:type="dxa" w:w="100"/>
-            </w:tcMar>
-          </w:tcPr>
-          <w:p>
-            <w:pPr>
-              <w:spacing w:after="40" w:line="240"/>
-            </w:pPr>
-            <w:r>
-              <w:rPr>
-                <w:rFonts w:ascii="Verdana" w:cs="Verdana" w:eastAsia="Verdana" w:hAnsi="Verdana"/>
-                <w:sz w:val="15"/>
-                <w:szCs w:val="15"/>
-              </w:rPr>
-              <w:t xml:space="preserve">States importance but no trade-offs</w:t>
+              <w:t xml:space="preserve">Political</w:t>
+            </w:r>
+          </w:p>
+        </w:tc>
+        <w:tc>
+          <w:tcPr>
+            <w:tcW w:type="dxa" w:w="1000"/>
+            <w:tcBorders>
+              <w:top w:val="single" w:color="BFBFBF" w:sz="4"/>
+              <w:left w:val="single" w:color="BFBFBF" w:sz="4"/>
+              <w:bottom w:val="single" w:color="BFBFBF" w:sz="4"/>
+              <w:right w:val="single" w:color="BFBFBF" w:sz="4"/>
+            </w:tcBorders>
+            <w:tcMar>
+              <w:top w:type="dxa" w:w="60"/>
+              <w:left w:type="dxa" w:w="100"/>
+              <w:bottom w:type="dxa" w:w="40"/>
+              <w:right w:type="dxa" w:w="100"/>
+            </w:tcMar>
+          </w:tcPr>
+          <w:p>
+            <w:pPr>
+              <w:keepNext/>
+              <w:spacing w:after="40" w:line="240"/>
+            </w:pPr>
+            <w:r>
+              <w:rPr>
+                <w:rFonts w:ascii="Verdana" w:cs="Verdana" w:eastAsia="Verdana" w:hAnsi="Verdana"/>
+                <w:sz w:val="15"/>
+                <w:szCs w:val="15"/>
+              </w:rPr>
+              <w:t xml:space="preserve">15</w:t>
+            </w:r>
+          </w:p>
+        </w:tc>
+        <w:tc>
+          <w:tcPr>
+            <w:tcW w:type="dxa" w:w="6372"/>
+            <w:tcBorders>
+              <w:top w:val="single" w:color="BFBFBF" w:sz="4"/>
+              <w:left w:val="single" w:color="BFBFBF" w:sz="4"/>
+              <w:bottom w:val="single" w:color="BFBFBF" w:sz="4"/>
+              <w:right w:val="single" w:color="BFBFBF" w:sz="4"/>
+            </w:tcBorders>
+            <w:tcMar>
+              <w:top w:type="dxa" w:w="60"/>
+              <w:left w:type="dxa" w:w="100"/>
+              <w:bottom w:type="dxa" w:w="40"/>
+              <w:right w:type="dxa" w:w="100"/>
+            </w:tcMar>
+          </w:tcPr>
+          <w:p>
+            <w:pPr>
+              <w:keepNext/>
+              <w:spacing w:after="40" w:line="240"/>
+            </w:pPr>
+            <w:r>
+              <w:rPr>
+                <w:rFonts w:ascii="Verdana" w:cs="Verdana" w:eastAsia="Verdana" w:hAnsi="Verdana"/>
+                <w:sz w:val="15"/>
+                <w:szCs w:val="15"/>
+              </w:rPr>
+              <w:t xml:space="preserve">Stability and a workable relationship with the EU matter for a long-term partner model, but Julius Meinl serves private buyers</w:t>
             </w:r>
           </w:p>
         </w:tc>
@@ -6397,15 +6465,17 @@
               <w:bottom w:val="single" w:color="BFBFBF" w:sz="4"/>
               <w:right w:val="single" w:color="BFBFBF" w:sz="4"/>
             </w:tcBorders>
-            <w:tcMar>
-              <w:top w:type="dxa" w:w="60"/>
-              <w:left w:type="dxa" w:w="100"/>
-              <w:bottom w:type="dxa" w:w="40"/>
-              <w:right w:type="dxa" w:w="100"/>
-            </w:tcMar>
-          </w:tcPr>
-          <w:p>
-            <w:pPr>
+            <w:shd w:fill="F2F2F2" w:color="auto" w:val="clear"/>
+            <w:tcMar>
+              <w:top w:type="dxa" w:w="60"/>
+              <w:left w:type="dxa" w:w="100"/>
+              <w:bottom w:type="dxa" w:w="40"/>
+              <w:right w:type="dxa" w:w="100"/>
+            </w:tcMar>
+          </w:tcPr>
+          <w:p>
+            <w:pPr>
+              <w:keepNext/>
               <w:spacing w:after="40" w:line="240"/>
             </w:pPr>
             <w:r>
@@ -6416,97 +6486,71 @@
                 <w:sz w:val="15"/>
                 <w:szCs w:val="15"/>
               </w:rPr>
-              <w:t xml:space="preserve">Rank-order centroid (ROC)</w:t>
-            </w:r>
-          </w:p>
-        </w:tc>
-        <w:tc>
-          <w:tcPr>
-            <w:tcW w:type="dxa" w:w="2900"/>
-            <w:tcBorders>
-              <w:top w:val="single" w:color="BFBFBF" w:sz="4"/>
-              <w:left w:val="single" w:color="BFBFBF" w:sz="4"/>
-              <w:bottom w:val="single" w:color="BFBFBF" w:sz="4"/>
-              <w:right w:val="single" w:color="BFBFBF" w:sz="4"/>
-            </w:tcBorders>
-            <w:tcMar>
-              <w:top w:type="dxa" w:w="60"/>
-              <w:left w:type="dxa" w:w="100"/>
-              <w:bottom w:type="dxa" w:w="40"/>
-              <w:right w:type="dxa" w:w="100"/>
-            </w:tcMar>
-          </w:tcPr>
-          <w:p>
-            <w:pPr>
-              <w:spacing w:after="40" w:line="240"/>
-            </w:pPr>
-            <w:r>
-              <w:rPr>
-                <w:rFonts w:ascii="Verdana" w:cs="Verdana" w:eastAsia="Verdana" w:hAnsi="Verdana"/>
-                <w:sz w:val="15"/>
-                <w:szCs w:val="15"/>
-              </w:rPr>
-              <w:t xml:space="preserve">The team only ranks the criteria. Weight of rank i among n criteria: (1/n) x sum of 1/k for k = i to n (Barron and Barrett 1996).</w:t>
-            </w:r>
-          </w:p>
-        </w:tc>
-        <w:tc>
-          <w:tcPr>
-            <w:tcW w:type="dxa" w:w="2300"/>
-            <w:tcBorders>
-              <w:top w:val="single" w:color="BFBFBF" w:sz="4"/>
-              <w:left w:val="single" w:color="BFBFBF" w:sz="4"/>
-              <w:bottom w:val="single" w:color="BFBFBF" w:sz="4"/>
-              <w:right w:val="single" w:color="BFBFBF" w:sz="4"/>
-            </w:tcBorders>
-            <w:tcMar>
-              <w:top w:type="dxa" w:w="60"/>
-              <w:left w:type="dxa" w:w="100"/>
-              <w:bottom w:type="dxa" w:w="40"/>
-              <w:right w:type="dxa" w:w="100"/>
-            </w:tcMar>
-          </w:tcPr>
-          <w:p>
-            <w:pPr>
-              <w:spacing w:after="40" w:line="240"/>
-            </w:pPr>
-            <w:r>
-              <w:rPr>
-                <w:rFonts w:ascii="Verdana" w:cs="Verdana" w:eastAsia="Verdana" w:hAnsi="Verdana"/>
-                <w:sz w:val="15"/>
-                <w:szCs w:val="15"/>
-              </w:rPr>
-              <w:t xml:space="preserve">A team that can rank but not quantify</w:t>
-            </w:r>
-          </w:p>
-        </w:tc>
-        <w:tc>
-          <w:tcPr>
-            <w:tcW w:type="dxa" w:w="2172"/>
-            <w:tcBorders>
-              <w:top w:val="single" w:color="BFBFBF" w:sz="4"/>
-              <w:left w:val="single" w:color="BFBFBF" w:sz="4"/>
-              <w:bottom w:val="single" w:color="BFBFBF" w:sz="4"/>
-              <w:right w:val="single" w:color="BFBFBF" w:sz="4"/>
-            </w:tcBorders>
-            <w:tcMar>
-              <w:top w:type="dxa" w:w="60"/>
-              <w:left w:type="dxa" w:w="100"/>
-              <w:bottom w:type="dxa" w:w="40"/>
-              <w:right w:type="dxa" w:w="100"/>
-            </w:tcMar>
-          </w:tcPr>
-          <w:p>
-            <w:pPr>
-              <w:spacing w:after="40" w:line="240"/>
-            </w:pPr>
-            <w:r>
-              <w:rPr>
-                <w:rFonts w:ascii="Verdana" w:cs="Verdana" w:eastAsia="Verdana" w:hAnsi="Verdana"/>
-                <w:sz w:val="15"/>
-                <w:szCs w:val="15"/>
-              </w:rPr>
-              <w:t xml:space="preserve">Steep weights: the top criterion dominates</w:t>
+              <w:t xml:space="preserve">Economic</w:t>
+            </w:r>
+          </w:p>
+        </w:tc>
+        <w:tc>
+          <w:tcPr>
+            <w:tcW w:type="dxa" w:w="1000"/>
+            <w:tcBorders>
+              <w:top w:val="single" w:color="BFBFBF" w:sz="4"/>
+              <w:left w:val="single" w:color="BFBFBF" w:sz="4"/>
+              <w:bottom w:val="single" w:color="BFBFBF" w:sz="4"/>
+              <w:right w:val="single" w:color="BFBFBF" w:sz="4"/>
+            </w:tcBorders>
+            <w:shd w:fill="F2F2F2" w:color="auto" w:val="clear"/>
+            <w:tcMar>
+              <w:top w:type="dxa" w:w="60"/>
+              <w:left w:type="dxa" w:w="100"/>
+              <w:bottom w:type="dxa" w:w="40"/>
+              <w:right w:type="dxa" w:w="100"/>
+            </w:tcMar>
+          </w:tcPr>
+          <w:p>
+            <w:pPr>
+              <w:keepNext/>
+              <w:spacing w:after="40" w:line="240"/>
+            </w:pPr>
+            <w:r>
+              <w:rPr>
+                <w:rFonts w:ascii="Verdana" w:cs="Verdana" w:eastAsia="Verdana" w:hAnsi="Verdana"/>
+                <w:sz w:val="15"/>
+                <w:szCs w:val="15"/>
+              </w:rPr>
+              <w:t xml:space="preserve">25</w:t>
+            </w:r>
+          </w:p>
+        </w:tc>
+        <w:tc>
+          <w:tcPr>
+            <w:tcW w:type="dxa" w:w="6372"/>
+            <w:tcBorders>
+              <w:top w:val="single" w:color="BFBFBF" w:sz="4"/>
+              <w:left w:val="single" w:color="BFBFBF" w:sz="4"/>
+              <w:bottom w:val="single" w:color="BFBFBF" w:sz="4"/>
+              <w:right w:val="single" w:color="BFBFBF" w:sz="4"/>
+            </w:tcBorders>
+            <w:shd w:fill="F2F2F2" w:color="auto" w:val="clear"/>
+            <w:tcMar>
+              <w:top w:type="dxa" w:w="60"/>
+              <w:left w:type="dxa" w:w="100"/>
+              <w:bottom w:type="dxa" w:w="40"/>
+              <w:right w:type="dxa" w:w="100"/>
+            </w:tcMar>
+          </w:tcPr>
+          <w:p>
+            <w:pPr>
+              <w:keepNext/>
+              <w:spacing w:after="40" w:line="240"/>
+            </w:pPr>
+            <w:r>
+              <w:rPr>
+                <w:rFonts w:ascii="Verdana" w:cs="Verdana" w:eastAsia="Verdana" w:hAnsi="Verdana"/>
+                <w:sz w:val="15"/>
+                <w:szCs w:val="15"/>
+              </w:rPr>
+              <w:t xml:space="preserve">Premium prices need purchasing power; Julius Meinl names it as a key dimension</w:t>
             </w:r>
           </w:p>
         </w:tc>
@@ -6533,6 +6577,7 @@
           </w:tcPr>
           <w:p>
             <w:pPr>
+              <w:keepNext/>
               <w:spacing w:after="40" w:line="240"/>
             </w:pPr>
             <w:r>
@@ -6543,97 +6588,69 @@
                 <w:sz w:val="15"/>
                 <w:szCs w:val="15"/>
               </w:rPr>
-              <w:t xml:space="preserve">AHP</w:t>
-            </w:r>
-          </w:p>
-        </w:tc>
-        <w:tc>
-          <w:tcPr>
-            <w:tcW w:type="dxa" w:w="2900"/>
-            <w:tcBorders>
-              <w:top w:val="single" w:color="BFBFBF" w:sz="4"/>
-              <w:left w:val="single" w:color="BFBFBF" w:sz="4"/>
-              <w:bottom w:val="single" w:color="BFBFBF" w:sz="4"/>
-              <w:right w:val="single" w:color="BFBFBF" w:sz="4"/>
-            </w:tcBorders>
-            <w:tcMar>
-              <w:top w:type="dxa" w:w="60"/>
-              <w:left w:type="dxa" w:w="100"/>
-              <w:bottom w:type="dxa" w:w="40"/>
-              <w:right w:type="dxa" w:w="100"/>
-            </w:tcMar>
-          </w:tcPr>
-          <w:p>
-            <w:pPr>
-              <w:spacing w:after="40" w:line="240"/>
-            </w:pPr>
-            <w:r>
-              <w:rPr>
-                <w:rFonts w:ascii="Verdana" w:cs="Verdana" w:eastAsia="Verdana" w:hAnsi="Verdana"/>
-                <w:sz w:val="15"/>
-                <w:szCs w:val="15"/>
-              </w:rPr>
-              <w:t xml:space="preserve">Pairwise comparisons on a 1 to 9 scale; weights from the eigenvector or geometric mean; consistency ratio below 0.10 (Saaty 1990).</w:t>
-            </w:r>
-          </w:p>
-        </w:tc>
-        <w:tc>
-          <w:tcPr>
-            <w:tcW w:type="dxa" w:w="2300"/>
-            <w:tcBorders>
-              <w:top w:val="single" w:color="BFBFBF" w:sz="4"/>
-              <w:left w:val="single" w:color="BFBFBF" w:sz="4"/>
-              <w:bottom w:val="single" w:color="BFBFBF" w:sz="4"/>
-              <w:right w:val="single" w:color="BFBFBF" w:sz="4"/>
-            </w:tcBorders>
-            <w:tcMar>
-              <w:top w:type="dxa" w:w="60"/>
-              <w:left w:type="dxa" w:w="100"/>
-              <w:bottom w:type="dxa" w:w="40"/>
-              <w:right w:type="dxa" w:w="100"/>
-            </w:tcMar>
-          </w:tcPr>
-          <w:p>
-            <w:pPr>
-              <w:spacing w:after="40" w:line="240"/>
-            </w:pPr>
-            <w:r>
-              <w:rPr>
-                <w:rFonts w:ascii="Verdana" w:cs="Verdana" w:eastAsia="Verdana" w:hAnsi="Verdana"/>
-                <w:sz w:val="15"/>
-                <w:szCs w:val="15"/>
-              </w:rPr>
-              <w:t xml:space="preserve">Hard-to-rank criteria; free Excel template</w:t>
-            </w:r>
-          </w:p>
-        </w:tc>
-        <w:tc>
-          <w:tcPr>
-            <w:tcW w:type="dxa" w:w="2172"/>
-            <w:tcBorders>
-              <w:top w:val="single" w:color="BFBFBF" w:sz="4"/>
-              <w:left w:val="single" w:color="BFBFBF" w:sz="4"/>
-              <w:bottom w:val="single" w:color="BFBFBF" w:sz="4"/>
-              <w:right w:val="single" w:color="BFBFBF" w:sz="4"/>
-            </w:tcBorders>
-            <w:tcMar>
-              <w:top w:type="dxa" w:w="60"/>
-              <w:left w:type="dxa" w:w="100"/>
-              <w:bottom w:type="dxa" w:w="40"/>
-              <w:right w:type="dxa" w:w="100"/>
-            </w:tcMar>
-          </w:tcPr>
-          <w:p>
-            <w:pPr>
-              <w:spacing w:after="40" w:line="240"/>
-            </w:pPr>
-            <w:r>
-              <w:rPr>
-                <w:rFonts w:ascii="Verdana" w:cs="Verdana" w:eastAsia="Verdana" w:hAnsi="Verdana"/>
-                <w:sz w:val="15"/>
-                <w:szCs w:val="15"/>
-              </w:rPr>
-              <w:t xml:space="preserve">n(n-1)/2 judgements: keep to about 7 criteria per level</w:t>
+              <w:t xml:space="preserve">Social</w:t>
+            </w:r>
+          </w:p>
+        </w:tc>
+        <w:tc>
+          <w:tcPr>
+            <w:tcW w:type="dxa" w:w="1000"/>
+            <w:tcBorders>
+              <w:top w:val="single" w:color="BFBFBF" w:sz="4"/>
+              <w:left w:val="single" w:color="BFBFBF" w:sz="4"/>
+              <w:bottom w:val="single" w:color="BFBFBF" w:sz="4"/>
+              <w:right w:val="single" w:color="BFBFBF" w:sz="4"/>
+            </w:tcBorders>
+            <w:tcMar>
+              <w:top w:type="dxa" w:w="60"/>
+              <w:left w:type="dxa" w:w="100"/>
+              <w:bottom w:type="dxa" w:w="40"/>
+              <w:right w:type="dxa" w:w="100"/>
+            </w:tcMar>
+          </w:tcPr>
+          <w:p>
+            <w:pPr>
+              <w:keepNext/>
+              <w:spacing w:after="40" w:line="240"/>
+            </w:pPr>
+            <w:r>
+              <w:rPr>
+                <w:rFonts w:ascii="Verdana" w:cs="Verdana" w:eastAsia="Verdana" w:hAnsi="Verdana"/>
+                <w:sz w:val="15"/>
+                <w:szCs w:val="15"/>
+              </w:rPr>
+              <w:t xml:space="preserve">25</w:t>
+            </w:r>
+          </w:p>
+        </w:tc>
+        <w:tc>
+          <w:tcPr>
+            <w:tcW w:type="dxa" w:w="6372"/>
+            <w:tcBorders>
+              <w:top w:val="single" w:color="BFBFBF" w:sz="4"/>
+              <w:left w:val="single" w:color="BFBFBF" w:sz="4"/>
+              <w:bottom w:val="single" w:color="BFBFBF" w:sz="4"/>
+              <w:right w:val="single" w:color="BFBFBF" w:sz="4"/>
+            </w:tcBorders>
+            <w:tcMar>
+              <w:top w:type="dxa" w:w="60"/>
+              <w:left w:type="dxa" w:w="100"/>
+              <w:bottom w:type="dxa" w:w="40"/>
+              <w:right w:type="dxa" w:w="100"/>
+            </w:tcMar>
+          </w:tcPr>
+          <w:p>
+            <w:pPr>
+              <w:keepNext/>
+              <w:spacing w:after="40" w:line="240"/>
+            </w:pPr>
+            <w:r>
+              <w:rPr>
+                <w:rFonts w:ascii="Verdana" w:cs="Verdana" w:eastAsia="Verdana" w:hAnsi="Verdana"/>
+                <w:sz w:val="15"/>
+                <w:szCs w:val="15"/>
+              </w:rPr>
+              <w:t xml:space="preserve">Coffee culture and tourism are the foundation of the Viennese coffee house idea</w:t>
             </w:r>
           </w:p>
         </w:tc>
@@ -6651,15 +6668,17 @@
               <w:bottom w:val="single" w:color="BFBFBF" w:sz="4"/>
               <w:right w:val="single" w:color="BFBFBF" w:sz="4"/>
             </w:tcBorders>
-            <w:tcMar>
-              <w:top w:type="dxa" w:w="60"/>
-              <w:left w:type="dxa" w:w="100"/>
-              <w:bottom w:type="dxa" w:w="40"/>
-              <w:right w:type="dxa" w:w="100"/>
-            </w:tcMar>
-          </w:tcPr>
-          <w:p>
-            <w:pPr>
+            <w:shd w:fill="F2F2F2" w:color="auto" w:val="clear"/>
+            <w:tcMar>
+              <w:top w:type="dxa" w:w="60"/>
+              <w:left w:type="dxa" w:w="100"/>
+              <w:bottom w:type="dxa" w:w="40"/>
+              <w:right w:type="dxa" w:w="100"/>
+            </w:tcMar>
+          </w:tcPr>
+          <w:p>
+            <w:pPr>
+              <w:keepNext/>
               <w:spacing w:after="40" w:line="240"/>
             </w:pPr>
             <w:r>
@@ -6670,97 +6689,71 @@
                 <w:sz w:val="15"/>
                 <w:szCs w:val="15"/>
               </w:rPr>
-              <w:t xml:space="preserve">Best-Worst Method</w:t>
-            </w:r>
-          </w:p>
-        </w:tc>
-        <w:tc>
-          <w:tcPr>
-            <w:tcW w:type="dxa" w:w="2900"/>
-            <w:tcBorders>
-              <w:top w:val="single" w:color="BFBFBF" w:sz="4"/>
-              <w:left w:val="single" w:color="BFBFBF" w:sz="4"/>
-              <w:bottom w:val="single" w:color="BFBFBF" w:sz="4"/>
-              <w:right w:val="single" w:color="BFBFBF" w:sz="4"/>
-            </w:tcBorders>
-            <w:tcMar>
-              <w:top w:type="dxa" w:w="60"/>
-              <w:left w:type="dxa" w:w="100"/>
-              <w:bottom w:type="dxa" w:w="40"/>
-              <w:right w:type="dxa" w:w="100"/>
-            </w:tcMar>
-          </w:tcPr>
-          <w:p>
-            <w:pPr>
-              <w:spacing w:after="40" w:line="240"/>
-            </w:pPr>
-            <w:r>
-              <w:rPr>
-                <w:rFonts w:ascii="Verdana" w:cs="Verdana" w:eastAsia="Verdana" w:hAnsi="Verdana"/>
-                <w:sz w:val="15"/>
-                <w:szCs w:val="15"/>
-              </w:rPr>
-              <w:t xml:space="preserve">Pick the best and the worst criterion and compare all others to them: 2n-3 comparisons (Rezaei 2015).</w:t>
-            </w:r>
-          </w:p>
-        </w:tc>
-        <w:tc>
-          <w:tcPr>
-            <w:tcW w:type="dxa" w:w="2300"/>
-            <w:tcBorders>
-              <w:top w:val="single" w:color="BFBFBF" w:sz="4"/>
-              <w:left w:val="single" w:color="BFBFBF" w:sz="4"/>
-              <w:bottom w:val="single" w:color="BFBFBF" w:sz="4"/>
-              <w:right w:val="single" w:color="BFBFBF" w:sz="4"/>
-            </w:tcBorders>
-            <w:tcMar>
-              <w:top w:type="dxa" w:w="60"/>
-              <w:left w:type="dxa" w:w="100"/>
-              <w:bottom w:type="dxa" w:w="40"/>
-              <w:right w:type="dxa" w:w="100"/>
-            </w:tcMar>
-          </w:tcPr>
-          <w:p>
-            <w:pPr>
-              <w:spacing w:after="40" w:line="240"/>
-            </w:pPr>
-            <w:r>
-              <w:rPr>
-                <w:rFonts w:ascii="Verdana" w:cs="Verdana" w:eastAsia="Verdana" w:hAnsi="Verdana"/>
-                <w:sz w:val="15"/>
-                <w:szCs w:val="15"/>
-              </w:rPr>
-              <w:t xml:space="preserve">Fewer judgements than AHP; Excel Solver</w:t>
-            </w:r>
-          </w:p>
-        </w:tc>
-        <w:tc>
-          <w:tcPr>
-            <w:tcW w:type="dxa" w:w="2172"/>
-            <w:tcBorders>
-              <w:top w:val="single" w:color="BFBFBF" w:sz="4"/>
-              <w:left w:val="single" w:color="BFBFBF" w:sz="4"/>
-              <w:bottom w:val="single" w:color="BFBFBF" w:sz="4"/>
-              <w:right w:val="single" w:color="BFBFBF" w:sz="4"/>
-            </w:tcBorders>
-            <w:tcMar>
-              <w:top w:type="dxa" w:w="60"/>
-              <w:left w:type="dxa" w:w="100"/>
-              <w:bottom w:type="dxa" w:w="40"/>
-              <w:right w:type="dxa" w:w="100"/>
-            </w:tcMar>
-          </w:tcPr>
-          <w:p>
-            <w:pPr>
-              <w:spacing w:after="40" w:line="240"/>
-            </w:pPr>
-            <w:r>
-              <w:rPr>
-                <w:rFonts w:ascii="Verdana" w:cs="Verdana" w:eastAsia="Verdana" w:hAnsi="Verdana"/>
-                <w:sz w:val="15"/>
-                <w:szCs w:val="15"/>
-              </w:rPr>
-              <w:t xml:space="preserve">Needs a solver; still subjective</w:t>
+              <w:t xml:space="preserve">Technological</w:t>
+            </w:r>
+          </w:p>
+        </w:tc>
+        <w:tc>
+          <w:tcPr>
+            <w:tcW w:type="dxa" w:w="1000"/>
+            <w:tcBorders>
+              <w:top w:val="single" w:color="BFBFBF" w:sz="4"/>
+              <w:left w:val="single" w:color="BFBFBF" w:sz="4"/>
+              <w:bottom w:val="single" w:color="BFBFBF" w:sz="4"/>
+              <w:right w:val="single" w:color="BFBFBF" w:sz="4"/>
+            </w:tcBorders>
+            <w:shd w:fill="F2F2F2" w:color="auto" w:val="clear"/>
+            <w:tcMar>
+              <w:top w:type="dxa" w:w="60"/>
+              <w:left w:type="dxa" w:w="100"/>
+              <w:bottom w:type="dxa" w:w="40"/>
+              <w:right w:type="dxa" w:w="100"/>
+            </w:tcMar>
+          </w:tcPr>
+          <w:p>
+            <w:pPr>
+              <w:keepNext/>
+              <w:spacing w:after="40" w:line="240"/>
+            </w:pPr>
+            <w:r>
+              <w:rPr>
+                <w:rFonts w:ascii="Verdana" w:cs="Verdana" w:eastAsia="Verdana" w:hAnsi="Verdana"/>
+                <w:sz w:val="15"/>
+                <w:szCs w:val="15"/>
+              </w:rPr>
+              <w:t xml:space="preserve">10</w:t>
+            </w:r>
+          </w:p>
+        </w:tc>
+        <w:tc>
+          <w:tcPr>
+            <w:tcW w:type="dxa" w:w="6372"/>
+            <w:tcBorders>
+              <w:top w:val="single" w:color="BFBFBF" w:sz="4"/>
+              <w:left w:val="single" w:color="BFBFBF" w:sz="4"/>
+              <w:bottom w:val="single" w:color="BFBFBF" w:sz="4"/>
+              <w:right w:val="single" w:color="BFBFBF" w:sz="4"/>
+            </w:tcBorders>
+            <w:shd w:fill="F2F2F2" w:color="auto" w:val="clear"/>
+            <w:tcMar>
+              <w:top w:type="dxa" w:w="60"/>
+              <w:left w:type="dxa" w:w="100"/>
+              <w:bottom w:type="dxa" w:w="40"/>
+              <w:right w:type="dxa" w:w="100"/>
+            </w:tcMar>
+          </w:tcPr>
+          <w:p>
+            <w:pPr>
+              <w:keepNext/>
+              <w:spacing w:after="40" w:line="240"/>
+            </w:pPr>
+            <w:r>
+              <w:rPr>
+                <w:rFonts w:ascii="Verdana" w:cs="Verdana" w:eastAsia="Verdana" w:hAnsi="Verdana"/>
+                <w:sz w:val="15"/>
+                <w:szCs w:val="15"/>
+              </w:rPr>
+              <w:t xml:space="preserve">Logistics and online reach support distribution, but are not decisive</w:t>
             </w:r>
           </w:p>
         </w:tc>
@@ -6787,6 +6780,7 @@
           </w:tcPr>
           <w:p>
             <w:pPr>
+              <w:keepNext/>
               <w:spacing w:after="40" w:line="240"/>
             </w:pPr>
             <w:r>
@@ -6797,97 +6791,69 @@
                 <w:sz w:val="15"/>
                 <w:szCs w:val="15"/>
               </w:rPr>
-              <w:t xml:space="preserve">Entropy or CRITIC</w:t>
-            </w:r>
-          </w:p>
-        </w:tc>
-        <w:tc>
-          <w:tcPr>
-            <w:tcW w:type="dxa" w:w="2900"/>
-            <w:tcBorders>
-              <w:top w:val="single" w:color="BFBFBF" w:sz="4"/>
-              <w:left w:val="single" w:color="BFBFBF" w:sz="4"/>
-              <w:bottom w:val="single" w:color="BFBFBF" w:sz="4"/>
-              <w:right w:val="single" w:color="BFBFBF" w:sz="4"/>
-            </w:tcBorders>
-            <w:tcMar>
-              <w:top w:type="dxa" w:w="60"/>
-              <w:left w:type="dxa" w:w="100"/>
-              <w:bottom w:type="dxa" w:w="40"/>
-              <w:right w:type="dxa" w:w="100"/>
-            </w:tcMar>
-          </w:tcPr>
-          <w:p>
-            <w:pPr>
-              <w:spacing w:after="40" w:line="240"/>
-            </w:pPr>
-            <w:r>
-              <w:rPr>
-                <w:rFonts w:ascii="Verdana" w:cs="Verdana" w:eastAsia="Verdana" w:hAnsi="Verdana"/>
-                <w:sz w:val="15"/>
-                <w:szCs w:val="15"/>
-              </w:rPr>
-              <w:t xml:space="preserve">Objective: weights from the variation in the data (entropy) or variation and correlation (CRITIC).</w:t>
-            </w:r>
-          </w:p>
-        </w:tc>
-        <w:tc>
-          <w:tcPr>
-            <w:tcW w:type="dxa" w:w="2300"/>
-            <w:tcBorders>
-              <w:top w:val="single" w:color="BFBFBF" w:sz="4"/>
-              <w:left w:val="single" w:color="BFBFBF" w:sz="4"/>
-              <w:bottom w:val="single" w:color="BFBFBF" w:sz="4"/>
-              <w:right w:val="single" w:color="BFBFBF" w:sz="4"/>
-            </w:tcBorders>
-            <w:tcMar>
-              <w:top w:type="dxa" w:w="60"/>
-              <w:left w:type="dxa" w:w="100"/>
-              <w:bottom w:type="dxa" w:w="40"/>
-              <w:right w:type="dxa" w:w="100"/>
-            </w:tcMar>
-          </w:tcPr>
-          <w:p>
-            <w:pPr>
-              <w:spacing w:after="40" w:line="240"/>
-            </w:pPr>
-            <w:r>
-              <w:rPr>
-                <w:rFonts w:ascii="Verdana" w:cs="Verdana" w:eastAsia="Verdana" w:hAnsi="Verdana"/>
-                <w:sz w:val="15"/>
-                <w:szCs w:val="15"/>
-              </w:rPr>
-              <w:t xml:space="preserve">A comparison against your own weights</w:t>
-            </w:r>
-          </w:p>
-        </w:tc>
-        <w:tc>
-          <w:tcPr>
-            <w:tcW w:type="dxa" w:w="2172"/>
-            <w:tcBorders>
-              <w:top w:val="single" w:color="BFBFBF" w:sz="4"/>
-              <w:left w:val="single" w:color="BFBFBF" w:sz="4"/>
-              <w:bottom w:val="single" w:color="BFBFBF" w:sz="4"/>
-              <w:right w:val="single" w:color="BFBFBF" w:sz="4"/>
-            </w:tcBorders>
-            <w:tcMar>
-              <w:top w:type="dxa" w:w="60"/>
-              <w:left w:type="dxa" w:w="100"/>
-              <w:bottom w:type="dxa" w:w="40"/>
-              <w:right w:type="dxa" w:w="100"/>
-            </w:tcMar>
-          </w:tcPr>
-          <w:p>
-            <w:pPr>
-              <w:spacing w:after="40" w:line="240"/>
-            </w:pPr>
-            <w:r>
-              <w:rPr>
-                <w:rFonts w:ascii="Verdana" w:cs="Verdana" w:eastAsia="Verdana" w:hAnsi="Verdana"/>
-                <w:sz w:val="15"/>
-                <w:szCs w:val="15"/>
-              </w:rPr>
-              <w:t xml:space="preserve">With six countries very unstable; use only as a check</w:t>
+              <w:t xml:space="preserve">Environmental</w:t>
+            </w:r>
+          </w:p>
+        </w:tc>
+        <w:tc>
+          <w:tcPr>
+            <w:tcW w:type="dxa" w:w="1000"/>
+            <w:tcBorders>
+              <w:top w:val="single" w:color="BFBFBF" w:sz="4"/>
+              <w:left w:val="single" w:color="BFBFBF" w:sz="4"/>
+              <w:bottom w:val="single" w:color="BFBFBF" w:sz="4"/>
+              <w:right w:val="single" w:color="BFBFBF" w:sz="4"/>
+            </w:tcBorders>
+            <w:tcMar>
+              <w:top w:type="dxa" w:w="60"/>
+              <w:left w:type="dxa" w:w="100"/>
+              <w:bottom w:type="dxa" w:w="40"/>
+              <w:right w:type="dxa" w:w="100"/>
+            </w:tcMar>
+          </w:tcPr>
+          <w:p>
+            <w:pPr>
+              <w:keepNext/>
+              <w:spacing w:after="40" w:line="240"/>
+            </w:pPr>
+            <w:r>
+              <w:rPr>
+                <w:rFonts w:ascii="Verdana" w:cs="Verdana" w:eastAsia="Verdana" w:hAnsi="Verdana"/>
+                <w:sz w:val="15"/>
+                <w:szCs w:val="15"/>
+              </w:rPr>
+              <w:t xml:space="preserve">5</w:t>
+            </w:r>
+          </w:p>
+        </w:tc>
+        <w:tc>
+          <w:tcPr>
+            <w:tcW w:type="dxa" w:w="6372"/>
+            <w:tcBorders>
+              <w:top w:val="single" w:color="BFBFBF" w:sz="4"/>
+              <w:left w:val="single" w:color="BFBFBF" w:sz="4"/>
+              <w:bottom w:val="single" w:color="BFBFBF" w:sz="4"/>
+              <w:right w:val="single" w:color="BFBFBF" w:sz="4"/>
+            </w:tcBorders>
+            <w:tcMar>
+              <w:top w:type="dxa" w:w="60"/>
+              <w:left w:type="dxa" w:w="100"/>
+              <w:bottom w:type="dxa" w:w="40"/>
+              <w:right w:type="dxa" w:w="100"/>
+            </w:tcMar>
+          </w:tcPr>
+          <w:p>
+            <w:pPr>
+              <w:keepNext/>
+              <w:spacing w:after="40" w:line="240"/>
+            </w:pPr>
+            <w:r>
+              <w:rPr>
+                <w:rFonts w:ascii="Verdana" w:cs="Verdana" w:eastAsia="Verdana" w:hAnsi="Verdana"/>
+                <w:sz w:val="15"/>
+                <w:szCs w:val="15"/>
+              </w:rPr>
+              <w:t xml:space="preserve">Sustainability demand is a niche factor for now</w:t>
             </w:r>
           </w:p>
         </w:tc>
@@ -6905,15 +6871,17 @@
               <w:bottom w:val="single" w:color="BFBFBF" w:sz="4"/>
               <w:right w:val="single" w:color="BFBFBF" w:sz="4"/>
             </w:tcBorders>
-            <w:tcMar>
-              <w:top w:type="dxa" w:w="60"/>
-              <w:left w:type="dxa" w:w="100"/>
-              <w:bottom w:type="dxa" w:w="40"/>
-              <w:right w:type="dxa" w:w="100"/>
-            </w:tcMar>
-          </w:tcPr>
-          <w:p>
-            <w:pPr>
+            <w:shd w:fill="F2F2F2" w:color="auto" w:val="clear"/>
+            <w:tcMar>
+              <w:top w:type="dxa" w:w="60"/>
+              <w:left w:type="dxa" w:w="100"/>
+              <w:bottom w:type="dxa" w:w="40"/>
+              <w:right w:type="dxa" w:w="100"/>
+            </w:tcMar>
+          </w:tcPr>
+          <w:p>
+            <w:pPr>
+              <w:keepNext w:val="false"/>
               <w:spacing w:after="40" w:line="240"/>
             </w:pPr>
             <w:r>
@@ -6924,97 +6892,71 @@
                 <w:sz w:val="15"/>
                 <w:szCs w:val="15"/>
               </w:rPr>
-              <w:t xml:space="preserve">Equal weights</w:t>
-            </w:r>
-          </w:p>
-        </w:tc>
-        <w:tc>
-          <w:tcPr>
-            <w:tcW w:type="dxa" w:w="2900"/>
-            <w:tcBorders>
-              <w:top w:val="single" w:color="BFBFBF" w:sz="4"/>
-              <w:left w:val="single" w:color="BFBFBF" w:sz="4"/>
-              <w:bottom w:val="single" w:color="BFBFBF" w:sz="4"/>
-              <w:right w:val="single" w:color="BFBFBF" w:sz="4"/>
-            </w:tcBorders>
-            <w:tcMar>
-              <w:top w:type="dxa" w:w="60"/>
-              <w:left w:type="dxa" w:w="100"/>
-              <w:bottom w:type="dxa" w:w="40"/>
-              <w:right w:type="dxa" w:w="100"/>
-            </w:tcMar>
-          </w:tcPr>
-          <w:p>
-            <w:pPr>
-              <w:spacing w:after="40" w:line="240"/>
-            </w:pPr>
-            <w:r>
-              <w:rPr>
-                <w:rFonts w:ascii="Verdana" w:cs="Verdana" w:eastAsia="Verdana" w:hAnsi="Verdana"/>
-                <w:sz w:val="15"/>
-                <w:szCs w:val="15"/>
-              </w:rPr>
-              <w:t xml:space="preserve">Every indicator the same.</w:t>
-            </w:r>
-          </w:p>
-        </w:tc>
-        <w:tc>
-          <w:tcPr>
-            <w:tcW w:type="dxa" w:w="2300"/>
-            <w:tcBorders>
-              <w:top w:val="single" w:color="BFBFBF" w:sz="4"/>
-              <w:left w:val="single" w:color="BFBFBF" w:sz="4"/>
-              <w:bottom w:val="single" w:color="BFBFBF" w:sz="4"/>
-              <w:right w:val="single" w:color="BFBFBF" w:sz="4"/>
-            </w:tcBorders>
-            <w:tcMar>
-              <w:top w:type="dxa" w:w="60"/>
-              <w:left w:type="dxa" w:w="100"/>
-              <w:bottom w:type="dxa" w:w="40"/>
-              <w:right w:type="dxa" w:w="100"/>
-            </w:tcMar>
-          </w:tcPr>
-          <w:p>
-            <w:pPr>
-              <w:spacing w:after="40" w:line="240"/>
-            </w:pPr>
-            <w:r>
-              <w:rPr>
-                <w:rFonts w:ascii="Verdana" w:cs="Verdana" w:eastAsia="Verdana" w:hAnsi="Verdana"/>
-                <w:sz w:val="15"/>
-                <w:szCs w:val="15"/>
-              </w:rPr>
-              <w:t xml:space="preserve">A benchmark in the robustness tests</w:t>
-            </w:r>
-          </w:p>
-        </w:tc>
-        <w:tc>
-          <w:tcPr>
-            <w:tcW w:type="dxa" w:w="2172"/>
-            <w:tcBorders>
-              <w:top w:val="single" w:color="BFBFBF" w:sz="4"/>
-              <w:left w:val="single" w:color="BFBFBF" w:sz="4"/>
-              <w:bottom w:val="single" w:color="BFBFBF" w:sz="4"/>
-              <w:right w:val="single" w:color="BFBFBF" w:sz="4"/>
-            </w:tcBorders>
-            <w:tcMar>
-              <w:top w:type="dxa" w:w="60"/>
-              <w:left w:type="dxa" w:w="100"/>
-              <w:bottom w:type="dxa" w:w="40"/>
-              <w:right w:type="dxa" w:w="100"/>
-            </w:tcMar>
-          </w:tcPr>
-          <w:p>
-            <w:pPr>
-              <w:spacing w:after="40" w:line="240"/>
-            </w:pPr>
-            <w:r>
-              <w:rPr>
-                <w:rFonts w:ascii="Verdana" w:cs="Verdana" w:eastAsia="Verdana" w:hAnsi="Verdana"/>
-                <w:sz w:val="15"/>
-                <w:szCs w:val="15"/>
-              </w:rPr>
-              <w:t xml:space="preserve">Not neutral: it implies trade-off rates (Decancq and Lugo 2013)</w:t>
+              <w:t xml:space="preserve">Legal</w:t>
+            </w:r>
+          </w:p>
+        </w:tc>
+        <w:tc>
+          <w:tcPr>
+            <w:tcW w:type="dxa" w:w="1000"/>
+            <w:tcBorders>
+              <w:top w:val="single" w:color="BFBFBF" w:sz="4"/>
+              <w:left w:val="single" w:color="BFBFBF" w:sz="4"/>
+              <w:bottom w:val="single" w:color="BFBFBF" w:sz="4"/>
+              <w:right w:val="single" w:color="BFBFBF" w:sz="4"/>
+            </w:tcBorders>
+            <w:shd w:fill="F2F2F2" w:color="auto" w:val="clear"/>
+            <w:tcMar>
+              <w:top w:type="dxa" w:w="60"/>
+              <w:left w:type="dxa" w:w="100"/>
+              <w:bottom w:type="dxa" w:w="40"/>
+              <w:right w:type="dxa" w:w="100"/>
+            </w:tcMar>
+          </w:tcPr>
+          <w:p>
+            <w:pPr>
+              <w:keepNext w:val="false"/>
+              <w:spacing w:after="40" w:line="240"/>
+            </w:pPr>
+            <w:r>
+              <w:rPr>
+                <w:rFonts w:ascii="Verdana" w:cs="Verdana" w:eastAsia="Verdana" w:hAnsi="Verdana"/>
+                <w:sz w:val="15"/>
+                <w:szCs w:val="15"/>
+              </w:rPr>
+              <w:t xml:space="preserve">20</w:t>
+            </w:r>
+          </w:p>
+        </w:tc>
+        <w:tc>
+          <w:tcPr>
+            <w:tcW w:type="dxa" w:w="6372"/>
+            <w:tcBorders>
+              <w:top w:val="single" w:color="BFBFBF" w:sz="4"/>
+              <w:left w:val="single" w:color="BFBFBF" w:sz="4"/>
+              <w:bottom w:val="single" w:color="BFBFBF" w:sz="4"/>
+              <w:right w:val="single" w:color="BFBFBF" w:sz="4"/>
+            </w:tcBorders>
+            <w:shd w:fill="F2F2F2" w:color="auto" w:val="clear"/>
+            <w:tcMar>
+              <w:top w:type="dxa" w:w="60"/>
+              <w:left w:type="dxa" w:w="100"/>
+              <w:bottom w:type="dxa" w:w="40"/>
+              <w:right w:type="dxa" w:w="100"/>
+            </w:tcMar>
+          </w:tcPr>
+          <w:p>
+            <w:pPr>
+              <w:keepNext w:val="false"/>
+              <w:spacing w:after="40" w:line="240"/>
+            </w:pPr>
+            <w:r>
+              <w:rPr>
+                <w:rFonts w:ascii="Verdana" w:cs="Verdana" w:eastAsia="Verdana" w:hAnsi="Verdana"/>
+                <w:sz w:val="15"/>
+                <w:szCs w:val="15"/>
+              </w:rPr>
+              <w:t xml:space="preserve">Import conditions and regulation decide whether premium pricing and a partner model are feasible</w:t>
             </w:r>
           </w:p>
         </w:tc>
@@ -7030,7 +6972,7 @@
           <w:sz w:val="19"/>
           <w:szCs w:val="19"/>
         </w:rPr>
-        <w:t xml:space="preserve">For aggregation, start with the weighted sum. Compare it with a weighted geometric mean (less compensation: a very weak dimension pulls the score down) or TOPSIS (distance to the best and worst country).</w:t>
+        <w:t xml:space="preserve">Aggregation is the weighted sum of the normalised indicator scores. Weighted sums let strengths offset weaknesses; the Access-led weight set in Step 7 shows how much your result depends on that. Other methods (AHP, best-worst, rank-order centroid, entropy) belong to the content presentation (Presentation 1); here the weights are given.</w:t>
       </w:r>
     </w:p>
     <w:p>
@@ -7136,7 +7078,7 @@
           <w:sz w:val="19"/>
           <w:szCs w:val="19"/>
         </w:rPr>
-        <w:t xml:space="preserve">Every number on a slide carries its source in a footnote (short name and year); the full reference is in the Excel sources sheet.</w:t>
+        <w:t xml:space="preserve">Every number on a slide carries its source in a footnote (short name and year); the full reference is in the Data sheet.</w:t>
       </w:r>
     </w:p>
     <w:p>
@@ -7880,7 +7822,7 @@
         <w:rPr>
           <w:rFonts w:ascii="Verdana" w:cs="Verdana" w:eastAsia="Verdana" w:hAnsi="Verdana"/>
         </w:rPr>
-        <w:t xml:space="preserve">9  The Excel file</w:t>
+        <w:t xml:space="preserve">9  The Google Sheet and your Excel file</w:t>
       </w:r>
     </w:p>
     <w:p>
@@ -7891,10 +7833,37 @@
       <w:r>
         <w:rPr>
           <w:rFonts w:ascii="Verdana" w:cs="Verdana" w:eastAsia="Verdana" w:hAnsi="Verdana"/>
-          <w:sz w:val="19"/>
-          <w:szCs w:val="19"/>
-        </w:rPr>
-        <w:t xml:space="preserve">One workbook that someone else can follow without your presentation. Sheets:</w:t>
+          <w:b/>
+          <w:bCs/>
+          <w:sz w:val="19"/>
+          <w:szCs w:val="19"/>
+        </w:rPr>
+        <w:t xml:space="preserve">Shared Google Sheet "Country scoring model"</w:t>
+      </w:r>
+      <w:r>
+        <w:rPr>
+          <w:rFonts w:ascii="Verdana" w:cs="Verdana" w:eastAsia="Verdana" w:hAnsi="Verdana"/>
+          <w:sz w:val="19"/>
+          <w:szCs w:val="19"/>
+        </w:rPr>
+        <w:t xml:space="preserve"> </w:t>
+      </w:r>
+      <w:r>
+        <w:rPr>
+          <w:rFonts w:ascii="Verdana" w:cs="Verdana" w:eastAsia="Verdana" w:hAnsi="Verdana"/>
+          <w:sz w:val="19"/>
+          <w:szCs w:val="19"/>
+          <w:highlight w:val="yellow"/>
+        </w:rPr>
+        <w:t xml:space="preserve">[link to be added]</w:t>
+      </w:r>
+      <w:r>
+        <w:rPr>
+          <w:rFonts w:ascii="Verdana" w:cs="Verdana" w:eastAsia="Verdana" w:hAnsi="Verdana"/>
+          <w:sz w:val="19"/>
+          <w:szCs w:val="19"/>
+        </w:rPr>
+        <w:t xml:space="preserve"> for all six groups. You enter data only in the yellow cells of your own country; the rest is formulas. Sheets:</w:t>
       </w:r>
     </w:p>
     <w:tbl>
@@ -8022,7 +7991,7 @@
                 <w:sz w:val="16"/>
                 <w:szCs w:val="16"/>
               </w:rPr>
-              <w:t xml:space="preserve">1 README</w:t>
+              <w:t xml:space="preserve">Instructions</w:t>
             </w:r>
           </w:p>
         </w:tc>
@@ -8053,7 +8022,7 @@
                 <w:sz w:val="16"/>
                 <w:szCs w:val="16"/>
               </w:rPr>
-              <w:t xml:space="preserve">Team, date, version, decision sentence, how to read the workbook, colour code</w:t>
+              <w:t xml:space="preserve">Purpose, rules, colour code, allocation of countries</w:t>
             </w:r>
           </w:p>
         </w:tc>
@@ -8092,7 +8061,7 @@
                 <w:sz w:val="16"/>
                 <w:szCs w:val="16"/>
               </w:rPr>
-              <w:t xml:space="preserve">2 Criteria</w:t>
+              <w:t xml:space="preserve">Weights</w:t>
             </w:r>
           </w:p>
         </w:tc>
@@ -8124,7 +8093,7 @@
                 <w:sz w:val="16"/>
                 <w:szCs w:val="16"/>
               </w:rPr>
-              <w:t xml:space="preserve">The common indicators with Julius Meinl dimension, definition, direction and your rationale</w:t>
+              <w:t xml:space="preserve">PESTEL weights (baseline and four alternatives), weight of each indicator. Fixed by the instructor</w:t>
             </w:r>
           </w:p>
         </w:tc>
@@ -8162,7 +8131,7 @@
                 <w:sz w:val="16"/>
                 <w:szCs w:val="16"/>
               </w:rPr>
-              <w:t xml:space="preserve">3 Data</w:t>
+              <w:t xml:space="preserve">Indicators</w:t>
             </w:r>
           </w:p>
         </w:tc>
@@ -8193,7 +8162,7 @@
                 <w:sz w:val="16"/>
                 <w:szCs w:val="16"/>
               </w:rPr>
-              <w:t xml:space="preserve">Raw values of all six countries (rows: countries; columns: indicators) with unit and year; your own country's values marked</w:t>
+              <w:t xml:space="preserve">The 14 common indicators grouped by PESTEL, with unit, direction and source</w:t>
             </w:r>
           </w:p>
         </w:tc>
@@ -8232,7 +8201,7 @@
                 <w:sz w:val="16"/>
                 <w:szCs w:val="16"/>
               </w:rPr>
-              <w:t xml:space="preserve">4 Normalised</w:t>
+              <w:t xml:space="preserve">Data</w:t>
             </w:r>
           </w:p>
         </w:tc>
@@ -8264,7 +8233,7 @@
                 <w:sz w:val="16"/>
                 <w:szCs w:val="16"/>
               </w:rPr>
-              <w:t xml:space="preserve">Normalised scores by formula; the second variant</w:t>
+              <w:t xml:space="preserve">Value, year and source for each country; your own country is entered by you</w:t>
             </w:r>
           </w:p>
         </w:tc>
@@ -8302,7 +8271,7 @@
                 <w:sz w:val="16"/>
                 <w:szCs w:val="16"/>
               </w:rPr>
-              <w:t xml:space="preserve">5 Weights</w:t>
+              <w:t xml:space="preserve">Normalised and Z-scores</w:t>
             </w:r>
           </w:p>
         </w:tc>
@@ -8333,7 +8302,7 @@
                 <w:sz w:val="16"/>
                 <w:szCs w:val="16"/>
               </w:rPr>
-              <w:t xml:space="preserve">Method, judgements, resulting weights (sum 100), consistency check</w:t>
+              <w:t xml:space="preserve">Two normalisations by formula</w:t>
             </w:r>
           </w:p>
         </w:tc>
@@ -8372,7 +8341,7 @@
                 <w:sz w:val="16"/>
                 <w:szCs w:val="16"/>
               </w:rPr>
-              <w:t xml:space="preserve">6 Scores</w:t>
+              <w:t xml:space="preserve">Scores</w:t>
             </w:r>
           </w:p>
         </w:tc>
@@ -8404,7 +8373,7 @@
                 <w:sz w:val="16"/>
                 <w:szCs w:val="16"/>
               </w:rPr>
-              <w:t xml:space="preserve">Weighted scores by SUMPRODUCT, ranking by RANK; scores by dimension</w:t>
+              <w:t xml:space="preserve">Weighted scores and ranks for all weight sets, score by PESTEL dimension, z-score check</w:t>
             </w:r>
           </w:p>
         </w:tc>
@@ -8431,7 +8400,7 @@
           </w:tcPr>
           <w:p>
             <w:pPr>
-              <w:keepNext/>
+              <w:keepNext w:val="false"/>
               <w:spacing w:after="40" w:line="240"/>
             </w:pPr>
             <w:r>
@@ -8442,7 +8411,7 @@
                 <w:sz w:val="16"/>
                 <w:szCs w:val="16"/>
               </w:rPr>
-              <w:t xml:space="preserve">7 Robustness</w:t>
+              <w:t xml:space="preserve">Rubrics</w:t>
             </w:r>
           </w:p>
         </w:tc>
@@ -8464,7 +8433,7 @@
           </w:tcPr>
           <w:p>
             <w:pPr>
-              <w:keepNext/>
+              <w:keepNext w:val="false"/>
               <w:spacing w:after="40" w:line="240"/>
             </w:pPr>
             <w:r>
@@ -8473,147 +8442,7 @@
                 <w:sz w:val="16"/>
                 <w:szCs w:val="16"/>
               </w:rPr>
-              <w:t xml:space="preserve">The four alternative weight sets and the resulting scores and ranks for each country</w:t>
-            </w:r>
-          </w:p>
-        </w:tc>
-      </w:tr>
-      <w:tr>
-        <w:trPr>
-          <w:cantSplit/>
-        </w:trPr>
-        <w:tc>
-          <w:tcPr>
-            <w:tcW w:type="dxa" w:w="2300"/>
-            <w:tcBorders>
-              <w:top w:val="single" w:color="BFBFBF" w:sz="4"/>
-              <w:left w:val="single" w:color="BFBFBF" w:sz="4"/>
-              <w:bottom w:val="single" w:color="BFBFBF" w:sz="4"/>
-              <w:right w:val="single" w:color="BFBFBF" w:sz="4"/>
-            </w:tcBorders>
-            <w:shd w:fill="F2F2F2" w:color="auto" w:val="clear"/>
-            <w:tcMar>
-              <w:top w:type="dxa" w:w="60"/>
-              <w:left w:type="dxa" w:w="100"/>
-              <w:bottom w:type="dxa" w:w="40"/>
-              <w:right w:type="dxa" w:w="100"/>
-            </w:tcMar>
-          </w:tcPr>
-          <w:p>
-            <w:pPr>
-              <w:keepNext/>
-              <w:spacing w:after="40" w:line="240"/>
-            </w:pPr>
-            <w:r>
-              <w:rPr>
-                <w:rFonts w:ascii="Verdana" w:cs="Verdana" w:eastAsia="Verdana" w:hAnsi="Verdana"/>
-                <w:b/>
-                <w:bCs/>
-                <w:sz w:val="16"/>
-                <w:szCs w:val="16"/>
-              </w:rPr>
-              <w:t xml:space="preserve">8 Industry</w:t>
-            </w:r>
-          </w:p>
-        </w:tc>
-        <w:tc>
-          <w:tcPr>
-            <w:tcW w:type="dxa" w:w="6772"/>
-            <w:tcBorders>
-              <w:top w:val="single" w:color="BFBFBF" w:sz="4"/>
-              <w:left w:val="single" w:color="BFBFBF" w:sz="4"/>
-              <w:bottom w:val="single" w:color="BFBFBF" w:sz="4"/>
-              <w:right w:val="single" w:color="BFBFBF" w:sz="4"/>
-            </w:tcBorders>
-            <w:shd w:fill="F2F2F2" w:color="auto" w:val="clear"/>
-            <w:tcMar>
-              <w:top w:type="dxa" w:w="60"/>
-              <w:left w:type="dxa" w:w="100"/>
-              <w:bottom w:type="dxa" w:w="40"/>
-              <w:right w:type="dxa" w:w="100"/>
-            </w:tcMar>
-          </w:tcPr>
-          <w:p>
-            <w:pPr>
-              <w:keepNext/>
-              <w:spacing w:after="40" w:line="240"/>
-            </w:pPr>
-            <w:r>
-              <w:rPr>
-                <w:rFonts w:ascii="Verdana" w:cs="Verdana" w:eastAsia="Verdana" w:hAnsi="Verdana"/>
-                <w:sz w:val="16"/>
-                <w:szCs w:val="16"/>
-              </w:rPr>
-              <w:t xml:space="preserve">Part B: industry data, value-chain notes, five-forces ratings with evidence, brand and price scan</w:t>
-            </w:r>
-          </w:p>
-        </w:tc>
-      </w:tr>
-      <w:tr>
-        <w:trPr>
-          <w:cantSplit/>
-        </w:trPr>
-        <w:tc>
-          <w:tcPr>
-            <w:tcW w:type="dxa" w:w="2300"/>
-            <w:tcBorders>
-              <w:top w:val="single" w:color="BFBFBF" w:sz="4"/>
-              <w:left w:val="single" w:color="BFBFBF" w:sz="4"/>
-              <w:bottom w:val="single" w:color="BFBFBF" w:sz="4"/>
-              <w:right w:val="single" w:color="BFBFBF" w:sz="4"/>
-            </w:tcBorders>
-            <w:tcMar>
-              <w:top w:type="dxa" w:w="60"/>
-              <w:left w:type="dxa" w:w="100"/>
-              <w:bottom w:type="dxa" w:w="40"/>
-              <w:right w:type="dxa" w:w="100"/>
-            </w:tcMar>
-          </w:tcPr>
-          <w:p>
-            <w:pPr>
-              <w:keepNext w:val="false"/>
-              <w:spacing w:after="40" w:line="240"/>
-            </w:pPr>
-            <w:r>
-              <w:rPr>
-                <w:rFonts w:ascii="Verdana" w:cs="Verdana" w:eastAsia="Verdana" w:hAnsi="Verdana"/>
-                <w:b/>
-                <w:bCs/>
-                <w:sz w:val="16"/>
-                <w:szCs w:val="16"/>
-              </w:rPr>
-              <w:t xml:space="preserve">9 Sources</w:t>
-            </w:r>
-          </w:p>
-        </w:tc>
-        <w:tc>
-          <w:tcPr>
-            <w:tcW w:type="dxa" w:w="6772"/>
-            <w:tcBorders>
-              <w:top w:val="single" w:color="BFBFBF" w:sz="4"/>
-              <w:left w:val="single" w:color="BFBFBF" w:sz="4"/>
-              <w:bottom w:val="single" w:color="BFBFBF" w:sz="4"/>
-              <w:right w:val="single" w:color="BFBFBF" w:sz="4"/>
-            </w:tcBorders>
-            <w:tcMar>
-              <w:top w:type="dxa" w:w="60"/>
-              <w:left w:type="dxa" w:w="100"/>
-              <w:bottom w:type="dxa" w:w="40"/>
-              <w:right w:type="dxa" w:w="100"/>
-            </w:tcMar>
-          </w:tcPr>
-          <w:p>
-            <w:pPr>
-              <w:keepNext w:val="false"/>
-              <w:spacing w:after="40" w:line="240"/>
-            </w:pPr>
-            <w:r>
-              <w:rPr>
-                <w:rFonts w:ascii="Verdana" w:cs="Verdana" w:eastAsia="Verdana" w:hAnsi="Verdana"/>
-                <w:sz w:val="16"/>
-                <w:szCs w:val="16"/>
-              </w:rPr>
-              <w:t xml:space="preserve">Every source with URL, date accessed, who collected it</w:t>
+              <w:t xml:space="preserve">Anchors for the four qualitative indicators</w:t>
             </w:r>
           </w:p>
         </w:tc>
@@ -8626,10 +8455,20 @@
       <w:r>
         <w:rPr>
           <w:rFonts w:ascii="Verdana" w:cs="Verdana" w:eastAsia="Verdana" w:hAnsi="Verdana"/>
-          <w:sz w:val="19"/>
-          <w:szCs w:val="19"/>
-        </w:rPr>
-        <w:t xml:space="preserve">Rules: results are produced by formulas, not pasted values; inputs and formulas are visibly different (for example blue input cells); no hidden sheets or hard-coded numbers in the score sheet.</w:t>
+          <w:b/>
+          <w:bCs/>
+          <w:sz w:val="19"/>
+          <w:szCs w:val="19"/>
+        </w:rPr>
+        <w:t xml:space="preserve">Your Excel file</w:t>
+      </w:r>
+      <w:r>
+        <w:rPr>
+          <w:rFonts w:ascii="Verdana" w:cs="Verdana" w:eastAsia="Verdana" w:hAnsi="Verdana"/>
+          <w:sz w:val="19"/>
+          <w:szCs w:val="19"/>
+        </w:rPr>
+        <w:t xml:space="preserve"> (hand-in): a short workbook with (1) a copy of your country's data and sources, (2) the Part B industry sheet (data, value-chain notes, five-forces ratings with evidence, brand and price scan) and (3) a list of the AI tools you used. Sources need URL, date accessed and who collected the data. Results come from formulas, not pasted values; inputs and formulas are visibly different.</w:t>
       </w:r>
     </w:p>
     <w:p>
@@ -9186,7 +9025,7 @@
                 <w:sz w:val="16"/>
                 <w:szCs w:val="16"/>
               </w:rPr>
-              <w:t xml:space="preserve">Tool from Presentation 1 applied correctly; normalisation and weights justified; model reproducible in Excel</w:t>
+              <w:t xml:space="preserve">Data collected and documented correctly; normalisation, weights and results explained; rubric scores justified</w:t>
             </w:r>
           </w:p>
         </w:tc>
@@ -10234,7 +10073,7 @@
           <w:sz w:val="19"/>
           <w:szCs w:val="19"/>
         </w:rPr>
-        <w:t xml:space="preserve"> It stretches tiny differences. Show a second normalisation.</w:t>
+        <w:t xml:space="preserve"> It stretches tiny differences. Compare it with the z-scores.</w:t>
       </w:r>
     </w:p>
     <w:p>
@@ -10282,15 +10121,15 @@
           <w:sz w:val="19"/>
           <w:szCs w:val="19"/>
         </w:rPr>
-        <w:t xml:space="preserve">Weights that reproduce the ranking you expected.</w:t>
-      </w:r>
-      <w:r>
-        <w:rPr>
-          <w:rFonts w:ascii="Verdana" w:cs="Verdana" w:eastAsia="Verdana" w:hAnsi="Verdana"/>
-          <w:sz w:val="19"/>
-          <w:szCs w:val="19"/>
-        </w:rPr>
-        <w:t xml:space="preserve"> Fix and document your weights before you see results.</w:t>
+        <w:t xml:space="preserve">Treating the fixed weights as the truth.</w:t>
+      </w:r>
+      <w:r>
+        <w:rPr>
+          <w:rFonts w:ascii="Verdana" w:cs="Verdana" w:eastAsia="Verdana" w:hAnsi="Verdana"/>
+          <w:sz w:val="19"/>
+          <w:szCs w:val="19"/>
+        </w:rPr>
+        <w:t xml:space="preserve"> They are a baseline; report what the other weight sets show.</w:t>
       </w:r>
     </w:p>
     <w:p>
@@ -10426,7 +10265,7 @@
       <w:pPr>
         <w:spacing w:after="140"/>
       </w:pPr>
-      <w:hyperlink w:history="1" r:id="rIdn1xu0br8ovtr-frc-avdx">
+      <w:hyperlink w:history="1" r:id="rId_alaagr_tq1okr4yqtcty">
         <w:r>
           <w:rPr>
             <w:rStyle w:val="Hyperlink"/>
@@ -10472,7 +10311,7 @@
         </w:rPr>
         <w:t xml:space="preserve">JRC: 10-step pocket guide to composite indicators (free): </w:t>
       </w:r>
-      <w:hyperlink w:history="1" r:id="rIdvnuzpxz_qb4vmztce-5pc">
+      <w:hyperlink w:history="1" r:id="rIdylfl0k4jm_slnghu2aoer">
         <w:r>
           <w:rPr>
             <w:rStyle w:val="Hyperlink"/>
@@ -10501,7 +10340,7 @@
         </w:rPr>
         <w:t xml:space="preserve">OECD/JRC: Handbook on constructing composite indicators (free): </w:t>
       </w:r>
-      <w:hyperlink w:history="1" r:id="rIdqc2tor6uxtbepekx-9ivp">
+      <w:hyperlink w:history="1" r:id="rId-0bdqn7yqixwg_g0jqds-">
         <w:r>
           <w:rPr>
             <w:rStyle w:val="Hyperlink"/>
@@ -10530,7 +10369,7 @@
         </w:rPr>
         <w:t xml:space="preserve">Greco et al. (2019): weighting and aggregation in composite indices (open access): </w:t>
       </w:r>
-      <w:hyperlink w:history="1" r:id="rIdj4qqwb-xapy-xuwhpr-mg">
+      <w:hyperlink w:history="1" r:id="rIdeizwxbcp6dlnicxhompvv">
         <w:r>
           <w:rPr>
             <w:rStyle w:val="Hyperlink"/>
@@ -10559,7 +10398,7 @@
         </w:rPr>
         <w:t xml:space="preserve">BPMSG: AHP Excel template (free): </w:t>
       </w:r>
-      <w:hyperlink w:history="1" r:id="rIdh1321gictnpdalwvlo4mj">
+      <w:hyperlink w:history="1" r:id="rIdcd_abrll5m9vv8mpwfzhk">
         <w:r>
           <w:rPr>
             <w:rStyle w:val="Hyperlink"/>
@@ -10588,7 +10427,7 @@
         </w:rPr>
         <w:t xml:space="preserve">Best-Worst Method solvers (free): </w:t>
       </w:r>
-      <w:hyperlink w:history="1" r:id="rIdmf0ynl7xokxidua5zxzrp">
+      <w:hyperlink w:history="1" r:id="rIdni3xazc5b0evrsetxwbki">
         <w:r>
           <w:rPr>
             <w:rStyle w:val="Hyperlink"/>
@@ -10617,7 +10456,7 @@
         </w:rPr>
         <w:t xml:space="preserve">JRC COIN Tool, Excel composite indicators (free): </w:t>
       </w:r>
-      <w:hyperlink w:history="1" r:id="rIdgnimuzxxvyfb1nady6xuf">
+      <w:hyperlink w:history="1" r:id="rIdjyp3ml1-qf4d1tz382f3w">
         <w:r>
           <w:rPr>
             <w:rStyle w:val="Hyperlink"/>
@@ -10663,7 +10502,7 @@
         </w:rPr>
         <w:t xml:space="preserve">globalEDGE Market Potential Index: eight dimensions with published weights (25, 15, 12.5, 12.5, 10, 10, 7.5, 7.5): </w:t>
       </w:r>
-      <w:hyperlink w:history="1" r:id="rIdjujfjlfjs3ar-j2r_oibo">
+      <w:hyperlink w:history="1" r:id="rIdfwghugsuhu3ul_ngvxmd6">
         <w:r>
           <w:rPr>
             <w:rStyle w:val="Hyperlink"/>
@@ -10692,7 +10531,7 @@
         </w:rPr>
         <w:t xml:space="preserve">Cavusgil (1997): measuring the potential of emerging markets (WU library): </w:t>
       </w:r>
-      <w:hyperlink w:history="1" r:id="rId-yo8g7eryrer8uzhq5tsp">
+      <w:hyperlink w:history="1" r:id="rIdisyhpsod4q_vcj4ufipk1">
         <w:r>
           <w:rPr>
             <w:rStyle w:val="Hyperlink"/>
@@ -10721,7 +10560,7 @@
         </w:rPr>
         <w:t xml:space="preserve">Ghemawat (2001): Distance still matters, the CAGE framework (WU library): </w:t>
       </w:r>
-      <w:hyperlink w:history="1" r:id="rIdceyvnqtvnur78fnqxyj3x">
+      <w:hyperlink w:history="1" r:id="rIdi3fx6ge2dg9b0xuufuvwd">
         <w:r>
           <w:rPr>
             <w:rStyle w:val="Hyperlink"/>
@@ -10750,7 +10589,7 @@
         </w:rPr>
         <w:t xml:space="preserve">Musso and Francioni: how smaller firms select foreign markets (open access): </w:t>
       </w:r>
-      <w:hyperlink w:history="1" r:id="rIdxe2m_zurr4uvm8p4f4yja">
+      <w:hyperlink w:history="1" r:id="rId3qvgmwjq_6onofpv44rp6">
         <w:r>
           <w:rPr>
             <w:rStyle w:val="Hyperlink"/>
@@ -10779,7 +10618,7 @@
         </w:rPr>
         <w:t xml:space="preserve">Pollesch and Dale (2016): normalisation choices (WU library): </w:t>
       </w:r>
-      <w:hyperlink w:history="1" r:id="rIdvwcq9o9ndti8c1ptp3k0z">
+      <w:hyperlink w:history="1" r:id="rIdhnxyh2qwr2d0r6-xrmy9p">
         <w:r>
           <w:rPr>
             <w:rStyle w:val="Hyperlink"/>
@@ -10825,7 +10664,7 @@
         </w:rPr>
         <w:t xml:space="preserve">ITC Export Potential Map, methodology (free): </w:t>
       </w:r>
-      <w:hyperlink w:history="1" r:id="rIdtsozufrdxdayqejoqhn1m">
+      <w:hyperlink w:history="1" r:id="rIdpi_fqlqo2fdtk3rhcvyqb">
         <w:r>
           <w:rPr>
             <w:rStyle w:val="Hyperlink"/>
@@ -10854,7 +10693,7 @@
         </w:rPr>
         <w:t xml:space="preserve">Kearney Global Retail Development Index (free): </w:t>
       </w:r>
-      <w:hyperlink w:history="1" r:id="rIdyrlay3n0d4acla9_gaysw">
+      <w:hyperlink w:history="1" r:id="rId1wns4if33xaq7q4mbi7io">
         <w:r>
           <w:rPr>
             <w:rStyle w:val="Hyperlink"/>
@@ -10883,7 +10722,7 @@
         </w:rPr>
         <w:t xml:space="preserve">Eurazeo: International Expansion Playbook (free): </w:t>
       </w:r>
-      <w:hyperlink w:history="1" r:id="rId2dfu1qvevbtumcqtt5uyi">
+      <w:hyperlink w:history="1" r:id="rIdhjryrustyc_isrxfvqdlf">
         <w:r>
           <w:rPr>
             <w:rStyle w:val="Hyperlink"/>
@@ -10912,7 +10751,7 @@
         </w:rPr>
         <w:t xml:space="preserve">Optional case about coffee: The Espresso Lane to Global Markets, illy (Ivey Publishing, paid): </w:t>
       </w:r>
-      <w:hyperlink w:history="1" r:id="rIdyzq_r4mnfwe6s8mfq-0jw">
+      <w:hyperlink w:history="1" r:id="rIdcrpv_febdrfywueh4fuum">
         <w:r>
           <w:rPr>
             <w:rStyle w:val="Hyperlink"/>
@@ -10941,7 +10780,7 @@
         </w:rPr>
         <w:t xml:space="preserve">IFC PAYG Market Attractiveness Index, an Excel tool with user guide (free): </w:t>
       </w:r>
-      <w:hyperlink w:history="1" r:id="rIdetf2b67ugx3asz5ar3gct">
+      <w:hyperlink w:history="1" r:id="rIdakyk4b33qmzltyow5ed8u">
         <w:r>
           <w:rPr>
             <w:rStyle w:val="Hyperlink"/>
@@ -10987,7 +10826,7 @@
         </w:rPr>
         <w:t xml:space="preserve">World Bank World Development Indicators: </w:t>
       </w:r>
-      <w:hyperlink w:history="1" r:id="rIdgudtku7uod5b0xj8walyp">
+      <w:hyperlink w:history="1" r:id="rIdd0zaeu-7gx_glpxr4f8i1">
         <w:r>
           <w:rPr>
             <w:rStyle w:val="Hyperlink"/>
@@ -11016,7 +10855,7 @@
         </w:rPr>
         <w:t xml:space="preserve">IMF World Economic Outlook: </w:t>
       </w:r>
-      <w:hyperlink w:history="1" r:id="rIdsucjajgl7vaosgifltvdi">
+      <w:hyperlink w:history="1" r:id="rIdwrhpvt8844nfwg_ymxvny">
         <w:r>
           <w:rPr>
             <w:rStyle w:val="Hyperlink"/>
@@ -11045,7 +10884,7 @@
         </w:rPr>
         <w:t xml:space="preserve">World Bank Worldwide Governance Indicators: </w:t>
       </w:r>
-      <w:hyperlink w:history="1" r:id="rIdwqlthiauighxwqykbfntd">
+      <w:hyperlink w:history="1" r:id="rId8_dzuw2pmum9b_cotcjxg">
         <w:r>
           <w:rPr>
             <w:rStyle w:val="Hyperlink"/>
@@ -11074,7 +10913,7 @@
         </w:rPr>
         <w:t xml:space="preserve">EU Access2Markets (tariffs, requirements, rules of origin for EU exporters): </w:t>
       </w:r>
-      <w:hyperlink w:history="1" r:id="rId6_mjt_09_xkalom-mbgvl">
+      <w:hyperlink w:history="1" r:id="rIdxikqrg-niqvxloj4-t7w7">
         <w:r>
           <w:rPr>
             <w:rStyle w:val="Hyperlink"/>
@@ -11103,7 +10942,7 @@
         </w:rPr>
         <w:t xml:space="preserve">WTO tariff and trade data: </w:t>
       </w:r>
-      <w:hyperlink w:history="1" r:id="rIdvr2rfeq1yjpp0aw_l-nn0">
+      <w:hyperlink w:history="1" r:id="rIdjf8vaga7hetdu1meq78_-">
         <w:r>
           <w:rPr>
             <w:rStyle w:val="Hyperlink"/>
@@ -11132,7 +10971,7 @@
         </w:rPr>
         <w:t xml:space="preserve">CEPII Gravity database (distance, language; free login): </w:t>
       </w:r>
-      <w:hyperlink w:history="1" r:id="rId8wm5imrjaho3yrzlshwmc">
+      <w:hyperlink w:history="1" r:id="rId9emnrugli75a3vpjwbzph">
         <w:r>
           <w:rPr>
             <w:rStyle w:val="Hyperlink"/>
@@ -11161,7 +11000,7 @@
         </w:rPr>
         <w:t xml:space="preserve">Hofstede dimension data matrix: </w:t>
       </w:r>
-      <w:hyperlink w:history="1" r:id="rId5be6kk0qox4oujqoqdetp">
+      <w:hyperlink w:history="1" r:id="rIdxkcvhunpuahjleoasr-vb">
         <w:r>
           <w:rPr>
             <w:rStyle w:val="Hyperlink"/>
@@ -11190,7 +11029,7 @@
         </w:rPr>
         <w:t xml:space="preserve">Coface country risk assessments: </w:t>
       </w:r>
-      <w:hyperlink w:history="1" r:id="rIdzn6qunxv7f7yqzpf8rlc-">
+      <w:hyperlink w:history="1" r:id="rId-fvcsy5fxjx-zjhvz3zp0">
         <w:r>
           <w:rPr>
             <w:rStyle w:val="Hyperlink"/>
@@ -11219,7 +11058,7 @@
         </w:rPr>
         <w:t xml:space="preserve">Euromonitor Passport and Statista (WU library; statista.com): </w:t>
       </w:r>
-      <w:hyperlink w:history="1" r:id="rIdyyz2u7cwtwhm1pj7fl84q">
+      <w:hyperlink w:history="1" r:id="rIdaf-aqrpktpywivnb6jv9v">
         <w:r>
           <w:rPr>
             <w:rStyle w:val="Hyperlink"/>
@@ -11248,7 +11087,7 @@
         </w:rPr>
         <w:t xml:space="preserve">International Coffee Organization: coffee statistics: </w:t>
       </w:r>
-      <w:hyperlink w:history="1" r:id="rIdkubongksykr9klhgg7xqc">
+      <w:hyperlink w:history="1" r:id="rIdatyev3c79d07cgybofygp">
         <w:r>
           <w:rPr>
             <w:rStyle w:val="Hyperlink"/>
@@ -11277,7 +11116,7 @@
         </w:rPr>
         <w:t xml:space="preserve">USDA Foreign Agricultural Service: annual coffee reports by country (search for your countries): </w:t>
       </w:r>
-      <w:hyperlink w:history="1" r:id="rIdzk2hvh9-ifiyopcqvzdr-">
+      <w:hyperlink w:history="1" r:id="rIdp6lc6xwtp7mkaqroumkuk">
         <w:r>
           <w:rPr>
             <w:rStyle w:val="Hyperlink"/>
@@ -11306,7 +11145,7 @@
         </w:rPr>
         <w:t xml:space="preserve">UN Comtrade (comtradeplus.un.org) and ITC Trade Map (free login): coffee trade flows and tariffs, HS 0901: </w:t>
       </w:r>
-      <w:hyperlink w:history="1" r:id="rIdsgq5knp2ly-ljas_w-tau">
+      <w:hyperlink w:history="1" r:id="rIdmyk41z4fwjb6vdwjkaro_">
         <w:r>
           <w:rPr>
             <w:rStyle w:val="Hyperlink"/>
@@ -11335,7 +11174,7 @@
         </w:rPr>
         <w:t xml:space="preserve">WKO AUSSENWIRTSCHAFT: reports and country profiles: </w:t>
       </w:r>
-      <w:hyperlink w:history="1" r:id="rId-iwsccpfchdelulxx5y4l">
+      <w:hyperlink w:history="1" r:id="rId0d_mnwnfdoemzh6by_z4r">
         <w:r>
           <w:rPr>
             <w:rStyle w:val="Hyperlink"/>

--- a/WT26-27/Student Brief Midterm Presentation WT26-27.docx
+++ b/WT26-27/Student Brief Midterm Presentation WT26-27.docx
@@ -2921,15 +2921,15 @@
           <w:sz w:val="19"/>
           <w:szCs w:val="19"/>
         </w:rPr>
-        <w:t xml:space="preserve">z-scores</w:t>
-      </w:r>
-      <w:r>
-        <w:rPr>
-          <w:rFonts w:ascii="Verdana" w:cs="Verdana" w:eastAsia="Verdana" w:hAnsi="Verdana"/>
-          <w:sz w:val="19"/>
-          <w:szCs w:val="19"/>
-        </w:rPr>
-        <w:t xml:space="preserve"> (centering plus scaling: subtract the mean, divide by the standard deviation), which keep the distances in the data. Compare the two for your country and explain where they differ (Pollesch and Dale; JRC pocket guide). </w:t>
+        <w:t xml:space="preserve">T-scores</w:t>
+      </w:r>
+      <w:r>
+        <w:rPr>
+          <w:rFonts w:ascii="Verdana" w:cs="Verdana" w:eastAsia="Verdana" w:hAnsi="Verdana"/>
+          <w:sz w:val="19"/>
+          <w:szCs w:val="19"/>
+        </w:rPr>
+        <w:t xml:space="preserve">: first the z-score (centering plus scaling: subtract the mean, divide by the standard deviation), then T = 50 + 10 x z. A T-score of 50 is the average of the six countries and 60 is one standard deviation better. T-scores keep the distances in the data and are not capped at 0 and 100. Compare both scales for your country and explain where they differ (Pollesch and Dale; JRC pocket guide). </w:t>
       </w:r>
       <w:r>
         <w:rPr>
@@ -8271,7 +8271,7 @@
                 <w:sz w:val="16"/>
                 <w:szCs w:val="16"/>
               </w:rPr>
-              <w:t xml:space="preserve">Normalised and Z-scores</w:t>
+              <w:t xml:space="preserve">Normalised and T-scores</w:t>
             </w:r>
           </w:p>
         </w:tc>
@@ -8302,7 +8302,7 @@
                 <w:sz w:val="16"/>
                 <w:szCs w:val="16"/>
               </w:rPr>
-              <w:t xml:space="preserve">Two normalisations by formula</w:t>
+              <w:t xml:space="preserve">Two normalisations by formula: min-max (0 to 100) and T-score (50 + 10 x z)</w:t>
             </w:r>
           </w:p>
         </w:tc>
@@ -8373,7 +8373,7 @@
                 <w:sz w:val="16"/>
                 <w:szCs w:val="16"/>
               </w:rPr>
-              <w:t xml:space="preserve">Weighted scores and ranks for all weight sets, score by PESTEL dimension, z-score check</w:t>
+              <w:t xml:space="preserve">Weighted scores and ranks for all weight sets, score by PESTEL dimension, T-score check</w:t>
             </w:r>
           </w:p>
         </w:tc>
@@ -10265,7 +10265,7 @@
       <w:pPr>
         <w:spacing w:after="140"/>
       </w:pPr>
-      <w:hyperlink w:history="1" r:id="rId_alaagr_tq1okr4yqtcty">
+      <w:hyperlink w:history="1" r:id="rIdnnmk11dxru0_oszoh2gjx">
         <w:r>
           <w:rPr>
             <w:rStyle w:val="Hyperlink"/>
@@ -10311,7 +10311,7 @@
         </w:rPr>
         <w:t xml:space="preserve">JRC: 10-step pocket guide to composite indicators (free): </w:t>
       </w:r>
-      <w:hyperlink w:history="1" r:id="rIdylfl0k4jm_slnghu2aoer">
+      <w:hyperlink w:history="1" r:id="rIdmpeotfdc7cvalu4q0cr5f">
         <w:r>
           <w:rPr>
             <w:rStyle w:val="Hyperlink"/>
@@ -10340,7 +10340,7 @@
         </w:rPr>
         <w:t xml:space="preserve">OECD/JRC: Handbook on constructing composite indicators (free): </w:t>
       </w:r>
-      <w:hyperlink w:history="1" r:id="rId-0bdqn7yqixwg_g0jqds-">
+      <w:hyperlink w:history="1" r:id="rId8lcewn06tm0kmb3imbrh4">
         <w:r>
           <w:rPr>
             <w:rStyle w:val="Hyperlink"/>
@@ -10369,7 +10369,7 @@
         </w:rPr>
         <w:t xml:space="preserve">Greco et al. (2019): weighting and aggregation in composite indices (open access): </w:t>
       </w:r>
-      <w:hyperlink w:history="1" r:id="rIdeizwxbcp6dlnicxhompvv">
+      <w:hyperlink w:history="1" r:id="rIdk--crpasr54opls0mxxap">
         <w:r>
           <w:rPr>
             <w:rStyle w:val="Hyperlink"/>
@@ -10398,7 +10398,7 @@
         </w:rPr>
         <w:t xml:space="preserve">BPMSG: AHP Excel template (free): </w:t>
       </w:r>
-      <w:hyperlink w:history="1" r:id="rIdcd_abrll5m9vv8mpwfzhk">
+      <w:hyperlink w:history="1" r:id="rIdhwuggwjkgiozid_3crtmb">
         <w:r>
           <w:rPr>
             <w:rStyle w:val="Hyperlink"/>
@@ -10427,7 +10427,7 @@
         </w:rPr>
         <w:t xml:space="preserve">Best-Worst Method solvers (free): </w:t>
       </w:r>
-      <w:hyperlink w:history="1" r:id="rIdni3xazc5b0evrsetxwbki">
+      <w:hyperlink w:history="1" r:id="rIdnanzdpuclpwmraxapi_vn">
         <w:r>
           <w:rPr>
             <w:rStyle w:val="Hyperlink"/>
@@ -10456,7 +10456,7 @@
         </w:rPr>
         <w:t xml:space="preserve">JRC COIN Tool, Excel composite indicators (free): </w:t>
       </w:r>
-      <w:hyperlink w:history="1" r:id="rIdjyp3ml1-qf4d1tz382f3w">
+      <w:hyperlink w:history="1" r:id="rIdguph01pallxv5qeiwyhvk">
         <w:r>
           <w:rPr>
             <w:rStyle w:val="Hyperlink"/>
@@ -10502,7 +10502,7 @@
         </w:rPr>
         <w:t xml:space="preserve">globalEDGE Market Potential Index: eight dimensions with published weights (25, 15, 12.5, 12.5, 10, 10, 7.5, 7.5): </w:t>
       </w:r>
-      <w:hyperlink w:history="1" r:id="rIdfwghugsuhu3ul_ngvxmd6">
+      <w:hyperlink w:history="1" r:id="rIdpgxp3mstcphal0mp78trl">
         <w:r>
           <w:rPr>
             <w:rStyle w:val="Hyperlink"/>
@@ -10531,7 +10531,7 @@
         </w:rPr>
         <w:t xml:space="preserve">Cavusgil (1997): measuring the potential of emerging markets (WU library): </w:t>
       </w:r>
-      <w:hyperlink w:history="1" r:id="rIdisyhpsod4q_vcj4ufipk1">
+      <w:hyperlink w:history="1" r:id="rId7tfm_6fttnrolymzkbs2_">
         <w:r>
           <w:rPr>
             <w:rStyle w:val="Hyperlink"/>
@@ -10560,7 +10560,7 @@
         </w:rPr>
         <w:t xml:space="preserve">Ghemawat (2001): Distance still matters, the CAGE framework (WU library): </w:t>
       </w:r>
-      <w:hyperlink w:history="1" r:id="rIdi3fx6ge2dg9b0xuufuvwd">
+      <w:hyperlink w:history="1" r:id="rIdj_vfkmclmploch1moeip8">
         <w:r>
           <w:rPr>
             <w:rStyle w:val="Hyperlink"/>
@@ -10589,7 +10589,7 @@
         </w:rPr>
         <w:t xml:space="preserve">Musso and Francioni: how smaller firms select foreign markets (open access): </w:t>
       </w:r>
-      <w:hyperlink w:history="1" r:id="rId3qvgmwjq_6onofpv44rp6">
+      <w:hyperlink w:history="1" r:id="rIdn4ysbglt4dz0ut1cmxqb-">
         <w:r>
           <w:rPr>
             <w:rStyle w:val="Hyperlink"/>
@@ -10618,7 +10618,7 @@
         </w:rPr>
         <w:t xml:space="preserve">Pollesch and Dale (2016): normalisation choices (WU library): </w:t>
       </w:r>
-      <w:hyperlink w:history="1" r:id="rIdhnxyh2qwr2d0r6-xrmy9p">
+      <w:hyperlink w:history="1" r:id="rId-rlqtdigsibiherszrle_">
         <w:r>
           <w:rPr>
             <w:rStyle w:val="Hyperlink"/>
@@ -10664,7 +10664,7 @@
         </w:rPr>
         <w:t xml:space="preserve">ITC Export Potential Map, methodology (free): </w:t>
       </w:r>
-      <w:hyperlink w:history="1" r:id="rIdpi_fqlqo2fdtk3rhcvyqb">
+      <w:hyperlink w:history="1" r:id="rIdfoydlkflpyqvu7p6fn62m">
         <w:r>
           <w:rPr>
             <w:rStyle w:val="Hyperlink"/>
@@ -10693,7 +10693,7 @@
         </w:rPr>
         <w:t xml:space="preserve">Kearney Global Retail Development Index (free): </w:t>
       </w:r>
-      <w:hyperlink w:history="1" r:id="rId1wns4if33xaq7q4mbi7io">
+      <w:hyperlink w:history="1" r:id="rIdfycvswm-nez3xq-iw1dpx">
         <w:r>
           <w:rPr>
             <w:rStyle w:val="Hyperlink"/>
@@ -10722,7 +10722,7 @@
         </w:rPr>
         <w:t xml:space="preserve">Eurazeo: International Expansion Playbook (free): </w:t>
       </w:r>
-      <w:hyperlink w:history="1" r:id="rIdhjryrustyc_isrxfvqdlf">
+      <w:hyperlink w:history="1" r:id="rIdkzhrv9ermh2hcn9qlxy2a">
         <w:r>
           <w:rPr>
             <w:rStyle w:val="Hyperlink"/>
@@ -10751,7 +10751,7 @@
         </w:rPr>
         <w:t xml:space="preserve">Optional case about coffee: The Espresso Lane to Global Markets, illy (Ivey Publishing, paid): </w:t>
       </w:r>
-      <w:hyperlink w:history="1" r:id="rIdcrpv_febdrfywueh4fuum">
+      <w:hyperlink w:history="1" r:id="rIdo5u6sqgkqd1zb1feffody">
         <w:r>
           <w:rPr>
             <w:rStyle w:val="Hyperlink"/>
@@ -10780,7 +10780,7 @@
         </w:rPr>
         <w:t xml:space="preserve">IFC PAYG Market Attractiveness Index, an Excel tool with user guide (free): </w:t>
       </w:r>
-      <w:hyperlink w:history="1" r:id="rIdakyk4b33qmzltyow5ed8u">
+      <w:hyperlink w:history="1" r:id="rIdnlljenxk7nbpsgwgy_occ">
         <w:r>
           <w:rPr>
             <w:rStyle w:val="Hyperlink"/>
@@ -10826,7 +10826,7 @@
         </w:rPr>
         <w:t xml:space="preserve">World Bank World Development Indicators: </w:t>
       </w:r>
-      <w:hyperlink w:history="1" r:id="rIdd0zaeu-7gx_glpxr4f8i1">
+      <w:hyperlink w:history="1" r:id="rId4ag2-ocbdl7qa5j-gega3">
         <w:r>
           <w:rPr>
             <w:rStyle w:val="Hyperlink"/>
@@ -10855,7 +10855,7 @@
         </w:rPr>
         <w:t xml:space="preserve">IMF World Economic Outlook: </w:t>
       </w:r>
-      <w:hyperlink w:history="1" r:id="rIdwrhpvt8844nfwg_ymxvny">
+      <w:hyperlink w:history="1" r:id="rIduxyxqhoxntzparbygz51f">
         <w:r>
           <w:rPr>
             <w:rStyle w:val="Hyperlink"/>
@@ -10884,7 +10884,7 @@
         </w:rPr>
         <w:t xml:space="preserve">World Bank Worldwide Governance Indicators: </w:t>
       </w:r>
-      <w:hyperlink w:history="1" r:id="rId8_dzuw2pmum9b_cotcjxg">
+      <w:hyperlink w:history="1" r:id="rIdebkjfr7w7aaenuxqezxcf">
         <w:r>
           <w:rPr>
             <w:rStyle w:val="Hyperlink"/>
@@ -10913,7 +10913,7 @@
         </w:rPr>
         <w:t xml:space="preserve">EU Access2Markets (tariffs, requirements, rules of origin for EU exporters): </w:t>
       </w:r>
-      <w:hyperlink w:history="1" r:id="rIdxikqrg-niqvxloj4-t7w7">
+      <w:hyperlink w:history="1" r:id="rIdcjghy5nmklwevfgydw-q3">
         <w:r>
           <w:rPr>
             <w:rStyle w:val="Hyperlink"/>
@@ -10942,7 +10942,7 @@
         </w:rPr>
         <w:t xml:space="preserve">WTO tariff and trade data: </w:t>
       </w:r>
-      <w:hyperlink w:history="1" r:id="rIdjf8vaga7hetdu1meq78_-">
+      <w:hyperlink w:history="1" r:id="rIdi4ilpqxfwob0jb-fwp8bp">
         <w:r>
           <w:rPr>
             <w:rStyle w:val="Hyperlink"/>
@@ -10971,7 +10971,7 @@
         </w:rPr>
         <w:t xml:space="preserve">CEPII Gravity database (distance, language; free login): </w:t>
       </w:r>
-      <w:hyperlink w:history="1" r:id="rId9emnrugli75a3vpjwbzph">
+      <w:hyperlink w:history="1" r:id="rIdzjxhxyhyutzhcegpviqrw">
         <w:r>
           <w:rPr>
             <w:rStyle w:val="Hyperlink"/>
@@ -11000,7 +11000,7 @@
         </w:rPr>
         <w:t xml:space="preserve">Hofstede dimension data matrix: </w:t>
       </w:r>
-      <w:hyperlink w:history="1" r:id="rIdxkcvhunpuahjleoasr-vb">
+      <w:hyperlink w:history="1" r:id="rIdgjruogk2ulj7c_9zeb_s-">
         <w:r>
           <w:rPr>
             <w:rStyle w:val="Hyperlink"/>
@@ -11029,7 +11029,7 @@
         </w:rPr>
         <w:t xml:space="preserve">Coface country risk assessments: </w:t>
       </w:r>
-      <w:hyperlink w:history="1" r:id="rId-fvcsy5fxjx-zjhvz3zp0">
+      <w:hyperlink w:history="1" r:id="rIdleqggmvv6xsazocximqcf">
         <w:r>
           <w:rPr>
             <w:rStyle w:val="Hyperlink"/>
@@ -11058,7 +11058,7 @@
         </w:rPr>
         <w:t xml:space="preserve">Euromonitor Passport and Statista (WU library; statista.com): </w:t>
       </w:r>
-      <w:hyperlink w:history="1" r:id="rIdaf-aqrpktpywivnb6jv9v">
+      <w:hyperlink w:history="1" r:id="rId4puoqp-_9p1dlbmkqpedr">
         <w:r>
           <w:rPr>
             <w:rStyle w:val="Hyperlink"/>
@@ -11087,7 +11087,7 @@
         </w:rPr>
         <w:t xml:space="preserve">International Coffee Organization: coffee statistics: </w:t>
       </w:r>
-      <w:hyperlink w:history="1" r:id="rIdatyev3c79d07cgybofygp">
+      <w:hyperlink w:history="1" r:id="rIduh-scxedr6bxtec2sb16q">
         <w:r>
           <w:rPr>
             <w:rStyle w:val="Hyperlink"/>
@@ -11116,7 +11116,7 @@
         </w:rPr>
         <w:t xml:space="preserve">USDA Foreign Agricultural Service: annual coffee reports by country (search for your countries): </w:t>
       </w:r>
-      <w:hyperlink w:history="1" r:id="rIdp6lc6xwtp7mkaqroumkuk">
+      <w:hyperlink w:history="1" r:id="rIdb5ptfb5yshrabcqivnpw6">
         <w:r>
           <w:rPr>
             <w:rStyle w:val="Hyperlink"/>
@@ -11145,7 +11145,7 @@
         </w:rPr>
         <w:t xml:space="preserve">UN Comtrade (comtradeplus.un.org) and ITC Trade Map (free login): coffee trade flows and tariffs, HS 0901: </w:t>
       </w:r>
-      <w:hyperlink w:history="1" r:id="rIdmyk41z4fwjb6vdwjkaro_">
+      <w:hyperlink w:history="1" r:id="rIdem0cfv3qjsk7j2kcgkpil">
         <w:r>
           <w:rPr>
             <w:rStyle w:val="Hyperlink"/>
@@ -11174,7 +11174,7 @@
         </w:rPr>
         <w:t xml:space="preserve">WKO AUSSENWIRTSCHAFT: reports and country profiles: </w:t>
       </w:r>
-      <w:hyperlink w:history="1" r:id="rId0d_mnwnfdoemzh6by_z4r">
+      <w:hyperlink w:history="1" r:id="rIdgie16zbvgzgcpvltagbcp">
         <w:r>
           <w:rPr>
             <w:rStyle w:val="Hyperlink"/>

--- a/WT26-27/Student Brief Midterm Presentation WT26-27.docx
+++ b/WT26-27/Student Brief Midterm Presentation WT26-27.docx
@@ -10073,7 +10073,7 @@
           <w:sz w:val="19"/>
           <w:szCs w:val="19"/>
         </w:rPr>
-        <w:t xml:space="preserve"> It stretches tiny differences. Compare it with the z-scores.</w:t>
+        <w:t xml:space="preserve"> It stretches tiny differences. Compare it with the T-scores.</w:t>
       </w:r>
     </w:p>
     <w:p>
@@ -10265,7 +10265,7 @@
       <w:pPr>
         <w:spacing w:after="140"/>
       </w:pPr>
-      <w:hyperlink w:history="1" r:id="rIdnnmk11dxru0_oszoh2gjx">
+      <w:hyperlink w:history="1" r:id="rIdijgpp-cybvq_6zfwswa2j">
         <w:r>
           <w:rPr>
             <w:rStyle w:val="Hyperlink"/>
@@ -10311,7 +10311,7 @@
         </w:rPr>
         <w:t xml:space="preserve">JRC: 10-step pocket guide to composite indicators (free): </w:t>
       </w:r>
-      <w:hyperlink w:history="1" r:id="rIdmpeotfdc7cvalu4q0cr5f">
+      <w:hyperlink w:history="1" r:id="rIdavgutl6yc7fkxen_akyu6">
         <w:r>
           <w:rPr>
             <w:rStyle w:val="Hyperlink"/>
@@ -10340,7 +10340,7 @@
         </w:rPr>
         <w:t xml:space="preserve">OECD/JRC: Handbook on constructing composite indicators (free): </w:t>
       </w:r>
-      <w:hyperlink w:history="1" r:id="rId8lcewn06tm0kmb3imbrh4">
+      <w:hyperlink w:history="1" r:id="rIdhbmzvahkmbivbpz6ljfku">
         <w:r>
           <w:rPr>
             <w:rStyle w:val="Hyperlink"/>
@@ -10369,7 +10369,7 @@
         </w:rPr>
         <w:t xml:space="preserve">Greco et al. (2019): weighting and aggregation in composite indices (open access): </w:t>
       </w:r>
-      <w:hyperlink w:history="1" r:id="rIdk--crpasr54opls0mxxap">
+      <w:hyperlink w:history="1" r:id="rIdgcmnsejfx0sujhabhhwxm">
         <w:r>
           <w:rPr>
             <w:rStyle w:val="Hyperlink"/>
@@ -10398,7 +10398,7 @@
         </w:rPr>
         <w:t xml:space="preserve">BPMSG: AHP Excel template (free): </w:t>
       </w:r>
-      <w:hyperlink w:history="1" r:id="rIdhwuggwjkgiozid_3crtmb">
+      <w:hyperlink w:history="1" r:id="rIduurgb-5lnunfbpkkpke26">
         <w:r>
           <w:rPr>
             <w:rStyle w:val="Hyperlink"/>
@@ -10427,7 +10427,7 @@
         </w:rPr>
         <w:t xml:space="preserve">Best-Worst Method solvers (free): </w:t>
       </w:r>
-      <w:hyperlink w:history="1" r:id="rIdnanzdpuclpwmraxapi_vn">
+      <w:hyperlink w:history="1" r:id="rIdq46kjsmtezjnwqkwdyedz">
         <w:r>
           <w:rPr>
             <w:rStyle w:val="Hyperlink"/>
@@ -10456,7 +10456,7 @@
         </w:rPr>
         <w:t xml:space="preserve">JRC COIN Tool, Excel composite indicators (free): </w:t>
       </w:r>
-      <w:hyperlink w:history="1" r:id="rIdguph01pallxv5qeiwyhvk">
+      <w:hyperlink w:history="1" r:id="rIdvd8iscy80okingg1k72ej">
         <w:r>
           <w:rPr>
             <w:rStyle w:val="Hyperlink"/>
@@ -10502,7 +10502,7 @@
         </w:rPr>
         <w:t xml:space="preserve">globalEDGE Market Potential Index: eight dimensions with published weights (25, 15, 12.5, 12.5, 10, 10, 7.5, 7.5): </w:t>
       </w:r>
-      <w:hyperlink w:history="1" r:id="rIdpgxp3mstcphal0mp78trl">
+      <w:hyperlink w:history="1" r:id="rIdsrhwl-lhtd0otgrzonrtj">
         <w:r>
           <w:rPr>
             <w:rStyle w:val="Hyperlink"/>
@@ -10531,7 +10531,7 @@
         </w:rPr>
         <w:t xml:space="preserve">Cavusgil (1997): measuring the potential of emerging markets (WU library): </w:t>
       </w:r>
-      <w:hyperlink w:history="1" r:id="rId7tfm_6fttnrolymzkbs2_">
+      <w:hyperlink w:history="1" r:id="rIdvh3-gnwq2uorgjw_tq9ia">
         <w:r>
           <w:rPr>
             <w:rStyle w:val="Hyperlink"/>
@@ -10560,7 +10560,7 @@
         </w:rPr>
         <w:t xml:space="preserve">Ghemawat (2001): Distance still matters, the CAGE framework (WU library): </w:t>
       </w:r>
-      <w:hyperlink w:history="1" r:id="rIdj_vfkmclmploch1moeip8">
+      <w:hyperlink w:history="1" r:id="rId5p3oof45glly3pkl6nhxi">
         <w:r>
           <w:rPr>
             <w:rStyle w:val="Hyperlink"/>
@@ -10589,7 +10589,7 @@
         </w:rPr>
         <w:t xml:space="preserve">Musso and Francioni: how smaller firms select foreign markets (open access): </w:t>
       </w:r>
-      <w:hyperlink w:history="1" r:id="rIdn4ysbglt4dz0ut1cmxqb-">
+      <w:hyperlink w:history="1" r:id="rIdpmnw5yyukuofjimx8y5_4">
         <w:r>
           <w:rPr>
             <w:rStyle w:val="Hyperlink"/>
@@ -10618,7 +10618,7 @@
         </w:rPr>
         <w:t xml:space="preserve">Pollesch and Dale (2016): normalisation choices (WU library): </w:t>
       </w:r>
-      <w:hyperlink w:history="1" r:id="rId-rlqtdigsibiherszrle_">
+      <w:hyperlink w:history="1" r:id="rIda9rwohoxe3omtjpljuude">
         <w:r>
           <w:rPr>
             <w:rStyle w:val="Hyperlink"/>
@@ -10664,7 +10664,7 @@
         </w:rPr>
         <w:t xml:space="preserve">ITC Export Potential Map, methodology (free): </w:t>
       </w:r>
-      <w:hyperlink w:history="1" r:id="rIdfoydlkflpyqvu7p6fn62m">
+      <w:hyperlink w:history="1" r:id="rIdd4-rwgbmb-2cfhnzcqjyo">
         <w:r>
           <w:rPr>
             <w:rStyle w:val="Hyperlink"/>
@@ -10693,7 +10693,7 @@
         </w:rPr>
         <w:t xml:space="preserve">Kearney Global Retail Development Index (free): </w:t>
       </w:r>
-      <w:hyperlink w:history="1" r:id="rIdfycvswm-nez3xq-iw1dpx">
+      <w:hyperlink w:history="1" r:id="rIdqrsiwce9_zrqz5akyg5_d">
         <w:r>
           <w:rPr>
             <w:rStyle w:val="Hyperlink"/>
@@ -10722,7 +10722,7 @@
         </w:rPr>
         <w:t xml:space="preserve">Eurazeo: International Expansion Playbook (free): </w:t>
       </w:r>
-      <w:hyperlink w:history="1" r:id="rIdkzhrv9ermh2hcn9qlxy2a">
+      <w:hyperlink w:history="1" r:id="rIdu6d10bkzme0crsghvkz_2">
         <w:r>
           <w:rPr>
             <w:rStyle w:val="Hyperlink"/>
@@ -10751,7 +10751,7 @@
         </w:rPr>
         <w:t xml:space="preserve">Optional case about coffee: The Espresso Lane to Global Markets, illy (Ivey Publishing, paid): </w:t>
       </w:r>
-      <w:hyperlink w:history="1" r:id="rIdo5u6sqgkqd1zb1feffody">
+      <w:hyperlink w:history="1" r:id="rIdyxxfg4bhxv5kydttdouux">
         <w:r>
           <w:rPr>
             <w:rStyle w:val="Hyperlink"/>
@@ -10780,7 +10780,7 @@
         </w:rPr>
         <w:t xml:space="preserve">IFC PAYG Market Attractiveness Index, an Excel tool with user guide (free): </w:t>
       </w:r>
-      <w:hyperlink w:history="1" r:id="rIdnlljenxk7nbpsgwgy_occ">
+      <w:hyperlink w:history="1" r:id="rId4llinet1l4wcxev-j-m4w">
         <w:r>
           <w:rPr>
             <w:rStyle w:val="Hyperlink"/>
@@ -10826,7 +10826,7 @@
         </w:rPr>
         <w:t xml:space="preserve">World Bank World Development Indicators: </w:t>
       </w:r>
-      <w:hyperlink w:history="1" r:id="rId4ag2-ocbdl7qa5j-gega3">
+      <w:hyperlink w:history="1" r:id="rIduimlmb6qsyenhurt4g39w">
         <w:r>
           <w:rPr>
             <w:rStyle w:val="Hyperlink"/>
@@ -10855,7 +10855,7 @@
         </w:rPr>
         <w:t xml:space="preserve">IMF World Economic Outlook: </w:t>
       </w:r>
-      <w:hyperlink w:history="1" r:id="rIduxyxqhoxntzparbygz51f">
+      <w:hyperlink w:history="1" r:id="rIdruqy9k5lkho9tz0wrgorn">
         <w:r>
           <w:rPr>
             <w:rStyle w:val="Hyperlink"/>
@@ -10884,7 +10884,7 @@
         </w:rPr>
         <w:t xml:space="preserve">World Bank Worldwide Governance Indicators: </w:t>
       </w:r>
-      <w:hyperlink w:history="1" r:id="rIdebkjfr7w7aaenuxqezxcf">
+      <w:hyperlink w:history="1" r:id="rId6ca7xzw3g5twtgnw-xjjg">
         <w:r>
           <w:rPr>
             <w:rStyle w:val="Hyperlink"/>
@@ -10913,7 +10913,7 @@
         </w:rPr>
         <w:t xml:space="preserve">EU Access2Markets (tariffs, requirements, rules of origin for EU exporters): </w:t>
       </w:r>
-      <w:hyperlink w:history="1" r:id="rIdcjghy5nmklwevfgydw-q3">
+      <w:hyperlink w:history="1" r:id="rIdxcex8wobolcxyyip-zx34">
         <w:r>
           <w:rPr>
             <w:rStyle w:val="Hyperlink"/>
@@ -10942,7 +10942,7 @@
         </w:rPr>
         <w:t xml:space="preserve">WTO tariff and trade data: </w:t>
       </w:r>
-      <w:hyperlink w:history="1" r:id="rIdi4ilpqxfwob0jb-fwp8bp">
+      <w:hyperlink w:history="1" r:id="rId4my0wylmqqlqf_sxx3u3q">
         <w:r>
           <w:rPr>
             <w:rStyle w:val="Hyperlink"/>
@@ -10971,7 +10971,7 @@
         </w:rPr>
         <w:t xml:space="preserve">CEPII Gravity database (distance, language; free login): </w:t>
       </w:r>
-      <w:hyperlink w:history="1" r:id="rIdzjxhxyhyutzhcegpviqrw">
+      <w:hyperlink w:history="1" r:id="rIdhi4xeg0s9fwiyz_q8ial4">
         <w:r>
           <w:rPr>
             <w:rStyle w:val="Hyperlink"/>
@@ -11000,7 +11000,7 @@
         </w:rPr>
         <w:t xml:space="preserve">Hofstede dimension data matrix: </w:t>
       </w:r>
-      <w:hyperlink w:history="1" r:id="rIdgjruogk2ulj7c_9zeb_s-">
+      <w:hyperlink w:history="1" r:id="rIdczlq2ffeqbmb1ne452n5q">
         <w:r>
           <w:rPr>
             <w:rStyle w:val="Hyperlink"/>
@@ -11029,7 +11029,7 @@
         </w:rPr>
         <w:t xml:space="preserve">Coface country risk assessments: </w:t>
       </w:r>
-      <w:hyperlink w:history="1" r:id="rIdleqggmvv6xsazocximqcf">
+      <w:hyperlink w:history="1" r:id="rIdywpox1qnrp-mm5i-6knxr">
         <w:r>
           <w:rPr>
             <w:rStyle w:val="Hyperlink"/>
@@ -11058,7 +11058,7 @@
         </w:rPr>
         <w:t xml:space="preserve">Euromonitor Passport and Statista (WU library; statista.com): </w:t>
       </w:r>
-      <w:hyperlink w:history="1" r:id="rId4puoqp-_9p1dlbmkqpedr">
+      <w:hyperlink w:history="1" r:id="rIdcclxnckhsfwpgtnfo2blb">
         <w:r>
           <w:rPr>
             <w:rStyle w:val="Hyperlink"/>
@@ -11087,7 +11087,7 @@
         </w:rPr>
         <w:t xml:space="preserve">International Coffee Organization: coffee statistics: </w:t>
       </w:r>
-      <w:hyperlink w:history="1" r:id="rIduh-scxedr6bxtec2sb16q">
+      <w:hyperlink w:history="1" r:id="rIdtbzynv0qdib-bituklg1q">
         <w:r>
           <w:rPr>
             <w:rStyle w:val="Hyperlink"/>
@@ -11116,7 +11116,7 @@
         </w:rPr>
         <w:t xml:space="preserve">USDA Foreign Agricultural Service: annual coffee reports by country (search for your countries): </w:t>
       </w:r>
-      <w:hyperlink w:history="1" r:id="rIdb5ptfb5yshrabcqivnpw6">
+      <w:hyperlink w:history="1" r:id="rIdc4dmhmuvz7nsgcehn9xjm">
         <w:r>
           <w:rPr>
             <w:rStyle w:val="Hyperlink"/>
@@ -11145,7 +11145,7 @@
         </w:rPr>
         <w:t xml:space="preserve">UN Comtrade (comtradeplus.un.org) and ITC Trade Map (free login): coffee trade flows and tariffs, HS 0901: </w:t>
       </w:r>
-      <w:hyperlink w:history="1" r:id="rIdem0cfv3qjsk7j2kcgkpil">
+      <w:hyperlink w:history="1" r:id="rId9hbugltl6vcddfzjp7q3o">
         <w:r>
           <w:rPr>
             <w:rStyle w:val="Hyperlink"/>
@@ -11174,7 +11174,7 @@
         </w:rPr>
         <w:t xml:space="preserve">WKO AUSSENWIRTSCHAFT: reports and country profiles: </w:t>
       </w:r>
-      <w:hyperlink w:history="1" r:id="rIdgie16zbvgzgcpvltagbcp">
+      <w:hyperlink w:history="1" r:id="rIdtfmf4tqkwgfwthfblxyyd">
         <w:r>
           <w:rPr>
             <w:rStyle w:val="Hyperlink"/>

--- a/WT26-27/Student Brief Midterm Presentation WT26-27.docx
+++ b/WT26-27/Student Brief Midterm Presentation WT26-27.docx
@@ -307,24 +307,7 @@
                 <w:sz w:val="16"/>
                 <w:szCs w:val="16"/>
               </w:rPr>
-              <w:t xml:space="preserve">Group presentation of 20 minutes plus one Excel file with your data and industry analysis. Discussion time: </w:t>
-            </w:r>
-            <w:r>
-              <w:rPr>
-                <w:rFonts w:ascii="Verdana" w:cs="Verdana" w:eastAsia="Verdana" w:hAnsi="Verdana"/>
-                <w:sz w:val="16"/>
-                <w:szCs w:val="16"/>
-                <w:highlight w:val="yellow"/>
-              </w:rPr>
-              <w:t xml:space="preserve">[x minutes]</w:t>
-            </w:r>
-            <w:r>
-              <w:rPr>
-                <w:rFonts w:ascii="Verdana" w:cs="Verdana" w:eastAsia="Verdana" w:hAnsi="Verdana"/>
-                <w:sz w:val="16"/>
-                <w:szCs w:val="16"/>
-              </w:rPr>
-              <w:t xml:space="preserve">.</w:t>
+              <w:t xml:space="preserve">Group presentation of 20 minutes plus one Excel file with your data and industry analysis. Discussion time: 10 minutes.</w:t>
             </w:r>
           </w:p>
         </w:tc>
@@ -527,17 +510,8 @@
                 <w:rFonts w:ascii="Verdana" w:cs="Verdana" w:eastAsia="Verdana" w:hAnsi="Verdana"/>
                 <w:sz w:val="16"/>
                 <w:szCs w:val="16"/>
-                <w:highlight w:val="yellow"/>
-              </w:rPr>
-              <w:t xml:space="preserve">[date and time]</w:t>
-            </w:r>
-            <w:r>
-              <w:rPr>
-                <w:rFonts w:ascii="Verdana" w:cs="Verdana" w:eastAsia="Verdana" w:hAnsi="Verdana"/>
-                <w:sz w:val="16"/>
-                <w:szCs w:val="16"/>
-              </w:rPr>
-              <w:t xml:space="preserve"> on Canvas: one presentation file and one Excel file, named GroupX_Midterm and GroupX_Midterm_Data; your country's data are due in the shared Google Sheet earlier (Step 3).</w:t>
+              </w:rPr>
+              <w:t xml:space="preserve">Monday 16 November 2026, 08:00 on Canvas: one presentation file and one Excel file, named GroupX_Midterm and GroupX_Midterm_Data; your country's data are due in the shared Google Sheet earlier (Step 3).</w:t>
             </w:r>
           </w:p>
         </w:tc>
@@ -7025,7 +6999,7 @@
           <w:sz w:val="19"/>
           <w:szCs w:val="19"/>
         </w:rPr>
-        <w:t xml:space="preserve">20 minutes. Rehearse to time. Slide limit: </w:t>
+        <w:t xml:space="preserve">20 minutes plus 10 minutes of discussion. Rehearse to time. Slide limit: </w:t>
       </w:r>
       <w:r>
         <w:rPr>
@@ -9896,16 +9870,7 @@
                 <w:sz w:val="16"/>
                 <w:szCs w:val="16"/>
               </w:rPr>
-              <w:t xml:space="preserve">Finish robustness and your recommendation; Part B; rehearse; submit the files by </w:t>
-            </w:r>
-            <w:r>
-              <w:rPr>
-                <w:rFonts w:ascii="Verdana" w:cs="Verdana" w:eastAsia="Verdana" w:hAnsi="Verdana"/>
-                <w:sz w:val="16"/>
-                <w:szCs w:val="16"/>
-                <w:highlight w:val="yellow"/>
-              </w:rPr>
-              <w:t xml:space="preserve">[deadline]</w:t>
+              <w:t xml:space="preserve">Finish robustness and your recommendation; Part B; rehearse; submit the files on Canvas by Monday 16 November 2026, 08:00</w:t>
             </w:r>
           </w:p>
         </w:tc>
@@ -10265,7 +10230,7 @@
       <w:pPr>
         <w:spacing w:after="140"/>
       </w:pPr>
-      <w:hyperlink w:history="1" r:id="rIdijgpp-cybvq_6zfwswa2j">
+      <w:hyperlink w:history="1" r:id="rIdgiphmnpee8j4stsieah1g">
         <w:r>
           <w:rPr>
             <w:rStyle w:val="Hyperlink"/>
@@ -10311,7 +10276,7 @@
         </w:rPr>
         <w:t xml:space="preserve">JRC: 10-step pocket guide to composite indicators (free): </w:t>
       </w:r>
-      <w:hyperlink w:history="1" r:id="rIdavgutl6yc7fkxen_akyu6">
+      <w:hyperlink w:history="1" r:id="rId35ckwkirdkes110rnfzte">
         <w:r>
           <w:rPr>
             <w:rStyle w:val="Hyperlink"/>
@@ -10340,7 +10305,7 @@
         </w:rPr>
         <w:t xml:space="preserve">OECD/JRC: Handbook on constructing composite indicators (free): </w:t>
       </w:r>
-      <w:hyperlink w:history="1" r:id="rIdhbmzvahkmbivbpz6ljfku">
+      <w:hyperlink w:history="1" r:id="rIdgpa_u4lewlp8k6zdlc8vs">
         <w:r>
           <w:rPr>
             <w:rStyle w:val="Hyperlink"/>
@@ -10369,7 +10334,7 @@
         </w:rPr>
         <w:t xml:space="preserve">Greco et al. (2019): weighting and aggregation in composite indices (open access): </w:t>
       </w:r>
-      <w:hyperlink w:history="1" r:id="rIdgcmnsejfx0sujhabhhwxm">
+      <w:hyperlink w:history="1" r:id="rIdrpfjeq7udnqm1nitc2vc4">
         <w:r>
           <w:rPr>
             <w:rStyle w:val="Hyperlink"/>
@@ -10398,7 +10363,7 @@
         </w:rPr>
         <w:t xml:space="preserve">BPMSG: AHP Excel template (free): </w:t>
       </w:r>
-      <w:hyperlink w:history="1" r:id="rIduurgb-5lnunfbpkkpke26">
+      <w:hyperlink w:history="1" r:id="rIdcwshbylpop9-ru5xeaccu">
         <w:r>
           <w:rPr>
             <w:rStyle w:val="Hyperlink"/>
@@ -10427,7 +10392,7 @@
         </w:rPr>
         <w:t xml:space="preserve">Best-Worst Method solvers (free): </w:t>
       </w:r>
-      <w:hyperlink w:history="1" r:id="rIdq46kjsmtezjnwqkwdyedz">
+      <w:hyperlink w:history="1" r:id="rIdeixolidbvj6v6k3jqeb-y">
         <w:r>
           <w:rPr>
             <w:rStyle w:val="Hyperlink"/>
@@ -10456,7 +10421,7 @@
         </w:rPr>
         <w:t xml:space="preserve">JRC COIN Tool, Excel composite indicators (free): </w:t>
       </w:r>
-      <w:hyperlink w:history="1" r:id="rIdvd8iscy80okingg1k72ej">
+      <w:hyperlink w:history="1" r:id="rId2pqgfggftrhvt2eh7sm3a">
         <w:r>
           <w:rPr>
             <w:rStyle w:val="Hyperlink"/>
@@ -10502,7 +10467,7 @@
         </w:rPr>
         <w:t xml:space="preserve">globalEDGE Market Potential Index: eight dimensions with published weights (25, 15, 12.5, 12.5, 10, 10, 7.5, 7.5): </w:t>
       </w:r>
-      <w:hyperlink w:history="1" r:id="rIdsrhwl-lhtd0otgrzonrtj">
+      <w:hyperlink w:history="1" r:id="rIdzmqvnmdh7yxxftaonhjus">
         <w:r>
           <w:rPr>
             <w:rStyle w:val="Hyperlink"/>
@@ -10531,7 +10496,7 @@
         </w:rPr>
         <w:t xml:space="preserve">Cavusgil (1997): measuring the potential of emerging markets (WU library): </w:t>
       </w:r>
-      <w:hyperlink w:history="1" r:id="rIdvh3-gnwq2uorgjw_tq9ia">
+      <w:hyperlink w:history="1" r:id="rIdlmoijbgx2kjz2j33fxc1r">
         <w:r>
           <w:rPr>
             <w:rStyle w:val="Hyperlink"/>
@@ -10560,7 +10525,7 @@
         </w:rPr>
         <w:t xml:space="preserve">Ghemawat (2001): Distance still matters, the CAGE framework (WU library): </w:t>
       </w:r>
-      <w:hyperlink w:history="1" r:id="rId5p3oof45glly3pkl6nhxi">
+      <w:hyperlink w:history="1" r:id="rIdnnqbzdyum86w4ntkmjrbq">
         <w:r>
           <w:rPr>
             <w:rStyle w:val="Hyperlink"/>
@@ -10589,7 +10554,7 @@
         </w:rPr>
         <w:t xml:space="preserve">Musso and Francioni: how smaller firms select foreign markets (open access): </w:t>
       </w:r>
-      <w:hyperlink w:history="1" r:id="rIdpmnw5yyukuofjimx8y5_4">
+      <w:hyperlink w:history="1" r:id="rIdfuo_kg-sgmsygk_gt1u3v">
         <w:r>
           <w:rPr>
             <w:rStyle w:val="Hyperlink"/>
@@ -10618,7 +10583,7 @@
         </w:rPr>
         <w:t xml:space="preserve">Pollesch and Dale (2016): normalisation choices (WU library): </w:t>
       </w:r>
-      <w:hyperlink w:history="1" r:id="rIda9rwohoxe3omtjpljuude">
+      <w:hyperlink w:history="1" r:id="rIdw82jcph6c0eg6555eb_vz">
         <w:r>
           <w:rPr>
             <w:rStyle w:val="Hyperlink"/>
@@ -10664,7 +10629,7 @@
         </w:rPr>
         <w:t xml:space="preserve">ITC Export Potential Map, methodology (free): </w:t>
       </w:r>
-      <w:hyperlink w:history="1" r:id="rIdd4-rwgbmb-2cfhnzcqjyo">
+      <w:hyperlink w:history="1" r:id="rIdgbesqko-wdzwctoxiat_t">
         <w:r>
           <w:rPr>
             <w:rStyle w:val="Hyperlink"/>
@@ -10693,7 +10658,7 @@
         </w:rPr>
         <w:t xml:space="preserve">Kearney Global Retail Development Index (free): </w:t>
       </w:r>
-      <w:hyperlink w:history="1" r:id="rIdqrsiwce9_zrqz5akyg5_d">
+      <w:hyperlink w:history="1" r:id="rIdhd3lfzk_g-suyyau6iyfg">
         <w:r>
           <w:rPr>
             <w:rStyle w:val="Hyperlink"/>
@@ -10722,7 +10687,7 @@
         </w:rPr>
         <w:t xml:space="preserve">Eurazeo: International Expansion Playbook (free): </w:t>
       </w:r>
-      <w:hyperlink w:history="1" r:id="rIdu6d10bkzme0crsghvkz_2">
+      <w:hyperlink w:history="1" r:id="rIdqt3-vpn2rmu4r1evq1alv">
         <w:r>
           <w:rPr>
             <w:rStyle w:val="Hyperlink"/>
@@ -10751,7 +10716,7 @@
         </w:rPr>
         <w:t xml:space="preserve">Optional case about coffee: The Espresso Lane to Global Markets, illy (Ivey Publishing, paid): </w:t>
       </w:r>
-      <w:hyperlink w:history="1" r:id="rIdyxxfg4bhxv5kydttdouux">
+      <w:hyperlink w:history="1" r:id="rIdtyg5mw0mfuuzna5sbycin">
         <w:r>
           <w:rPr>
             <w:rStyle w:val="Hyperlink"/>
@@ -10780,7 +10745,7 @@
         </w:rPr>
         <w:t xml:space="preserve">IFC PAYG Market Attractiveness Index, an Excel tool with user guide (free): </w:t>
       </w:r>
-      <w:hyperlink w:history="1" r:id="rId4llinet1l4wcxev-j-m4w">
+      <w:hyperlink w:history="1" r:id="rIdxap9ipjpfudegdvp1asiw">
         <w:r>
           <w:rPr>
             <w:rStyle w:val="Hyperlink"/>
@@ -10826,7 +10791,7 @@
         </w:rPr>
         <w:t xml:space="preserve">World Bank World Development Indicators: </w:t>
       </w:r>
-      <w:hyperlink w:history="1" r:id="rIduimlmb6qsyenhurt4g39w">
+      <w:hyperlink w:history="1" r:id="rIdb7mmsx6yzqatytf0xoypk">
         <w:r>
           <w:rPr>
             <w:rStyle w:val="Hyperlink"/>
@@ -10855,7 +10820,7 @@
         </w:rPr>
         <w:t xml:space="preserve">IMF World Economic Outlook: </w:t>
       </w:r>
-      <w:hyperlink w:history="1" r:id="rIdruqy9k5lkho9tz0wrgorn">
+      <w:hyperlink w:history="1" r:id="rIdkvpr1at58g1ber7lvh3ml">
         <w:r>
           <w:rPr>
             <w:rStyle w:val="Hyperlink"/>
@@ -10884,7 +10849,7 @@
         </w:rPr>
         <w:t xml:space="preserve">World Bank Worldwide Governance Indicators: </w:t>
       </w:r>
-      <w:hyperlink w:history="1" r:id="rId6ca7xzw3g5twtgnw-xjjg">
+      <w:hyperlink w:history="1" r:id="rIdnxxqus1yeictjjyqjeuns">
         <w:r>
           <w:rPr>
             <w:rStyle w:val="Hyperlink"/>
@@ -10913,7 +10878,7 @@
         </w:rPr>
         <w:t xml:space="preserve">EU Access2Markets (tariffs, requirements, rules of origin for EU exporters): </w:t>
       </w:r>
-      <w:hyperlink w:history="1" r:id="rIdxcex8wobolcxyyip-zx34">
+      <w:hyperlink w:history="1" r:id="rIduirpfv5w8hr2osvmwxafh">
         <w:r>
           <w:rPr>
             <w:rStyle w:val="Hyperlink"/>
@@ -10942,7 +10907,7 @@
         </w:rPr>
         <w:t xml:space="preserve">WTO tariff and trade data: </w:t>
       </w:r>
-      <w:hyperlink w:history="1" r:id="rId4my0wylmqqlqf_sxx3u3q">
+      <w:hyperlink w:history="1" r:id="rIdo2vp8htvw0xtnysuprvlk">
         <w:r>
           <w:rPr>
             <w:rStyle w:val="Hyperlink"/>
@@ -10971,7 +10936,7 @@
         </w:rPr>
         <w:t xml:space="preserve">CEPII Gravity database (distance, language; free login): </w:t>
       </w:r>
-      <w:hyperlink w:history="1" r:id="rIdhi4xeg0s9fwiyz_q8ial4">
+      <w:hyperlink w:history="1" r:id="rIdntjk4kolsn-sousqhwdo8">
         <w:r>
           <w:rPr>
             <w:rStyle w:val="Hyperlink"/>
@@ -11000,7 +10965,7 @@
         </w:rPr>
         <w:t xml:space="preserve">Hofstede dimension data matrix: </w:t>
       </w:r>
-      <w:hyperlink w:history="1" r:id="rIdczlq2ffeqbmb1ne452n5q">
+      <w:hyperlink w:history="1" r:id="rIdmkcghbbawewh1lfob-t2-">
         <w:r>
           <w:rPr>
             <w:rStyle w:val="Hyperlink"/>
@@ -11029,7 +10994,7 @@
         </w:rPr>
         <w:t xml:space="preserve">Coface country risk assessments: </w:t>
       </w:r>
-      <w:hyperlink w:history="1" r:id="rIdywpox1qnrp-mm5i-6knxr">
+      <w:hyperlink w:history="1" r:id="rIdcs2rbkzzxfl7njc6gpiav">
         <w:r>
           <w:rPr>
             <w:rStyle w:val="Hyperlink"/>
@@ -11058,7 +11023,7 @@
         </w:rPr>
         <w:t xml:space="preserve">Euromonitor Passport and Statista (WU library; statista.com): </w:t>
       </w:r>
-      <w:hyperlink w:history="1" r:id="rIdcclxnckhsfwpgtnfo2blb">
+      <w:hyperlink w:history="1" r:id="rIdy2yvncpyqwpg2cfmhey_z">
         <w:r>
           <w:rPr>
             <w:rStyle w:val="Hyperlink"/>
@@ -11087,7 +11052,7 @@
         </w:rPr>
         <w:t xml:space="preserve">International Coffee Organization: coffee statistics: </w:t>
       </w:r>
-      <w:hyperlink w:history="1" r:id="rIdtbzynv0qdib-bituklg1q">
+      <w:hyperlink w:history="1" r:id="rId4vojajgyfxeiz5oxo3_w4">
         <w:r>
           <w:rPr>
             <w:rStyle w:val="Hyperlink"/>
@@ -11116,7 +11081,7 @@
         </w:rPr>
         <w:t xml:space="preserve">USDA Foreign Agricultural Service: annual coffee reports by country (search for your countries): </w:t>
       </w:r>
-      <w:hyperlink w:history="1" r:id="rIdc4dmhmuvz7nsgcehn9xjm">
+      <w:hyperlink w:history="1" r:id="rIdncp8mrf5ovtpzadpbwqun">
         <w:r>
           <w:rPr>
             <w:rStyle w:val="Hyperlink"/>
@@ -11145,7 +11110,7 @@
         </w:rPr>
         <w:t xml:space="preserve">UN Comtrade (comtradeplus.un.org) and ITC Trade Map (free login): coffee trade flows and tariffs, HS 0901: </w:t>
       </w:r>
-      <w:hyperlink w:history="1" r:id="rId9hbugltl6vcddfzjp7q3o">
+      <w:hyperlink w:history="1" r:id="rIdk_utbtiv4tt3ztlphhndc">
         <w:r>
           <w:rPr>
             <w:rStyle w:val="Hyperlink"/>
@@ -11174,7 +11139,7 @@
         </w:rPr>
         <w:t xml:space="preserve">WKO AUSSENWIRTSCHAFT: reports and country profiles: </w:t>
       </w:r>
-      <w:hyperlink w:history="1" r:id="rIdtfmf4tqkwgfwthfblxyyd">
+      <w:hyperlink w:history="1" r:id="rIdyg_6jeb1ylzwqsgvodbc5">
         <w:r>
           <w:rPr>
             <w:rStyle w:val="Hyperlink"/>

--- a/WT26-27/Student Brief Midterm Presentation WT26-27.docx
+++ b/WT26-27/Student Brief Midterm Presentation WT26-27.docx
@@ -985,7 +985,8 @@
     </w:p>
     <w:p>
       <w:pPr>
-        <w:spacing w:after="120" w:before="0" w:line="252"/>
+        <w:keepNext/>
+        <w:spacing w:after="80" w:before="0" w:line="252"/>
       </w:pPr>
       <w:r>
         <w:rPr>
@@ -995,15 +996,15 @@
           <w:sz w:val="19"/>
           <w:szCs w:val="19"/>
         </w:rPr>
-        <w:t xml:space="preserve">Part A: scoring method (the core of the midterm).</w:t>
-      </w:r>
-      <w:r>
-        <w:rPr>
-          <w:rFonts w:ascii="Verdana" w:cs="Verdana" w:eastAsia="Verdana" w:hAnsi="Verdana"/>
-          <w:sz w:val="19"/>
-          <w:szCs w:val="19"/>
-        </w:rPr>
-        <w:t xml:space="preserve"> All groups apply the </w:t>
+        <w:t xml:space="preserve">Country allocation</w:t>
+      </w:r>
+      <w:r>
+        <w:rPr>
+          <w:rFonts w:ascii="Verdana" w:cs="Verdana" w:eastAsia="Verdana" w:hAnsi="Verdana"/>
+          <w:sz w:val="19"/>
+          <w:szCs w:val="19"/>
+        </w:rPr>
+        <w:t xml:space="preserve"> (one country per group, drawn at random). Your allocated country is the country you present in </w:t>
       </w:r>
       <w:r>
         <w:rPr>
@@ -1013,62 +1014,15 @@
           <w:sz w:val="19"/>
           <w:szCs w:val="19"/>
         </w:rPr>
-        <w:t xml:space="preserve">same criteria and indicators</w:t>
-      </w:r>
-      <w:r>
-        <w:rPr>
-          <w:rFonts w:ascii="Verdana" w:cs="Verdana" w:eastAsia="Verdana" w:hAnsi="Verdana"/>
-          <w:sz w:val="19"/>
-          <w:szCs w:val="19"/>
-        </w:rPr>
-        <w:t xml:space="preserve">, so the six country results can be compared. Your group collects the data for its allocated country, scores it, and shows how it ranks against the other five, how stable that rank is, and what you recommend for Julius Meinl regarding this country.</w:t>
-      </w:r>
-    </w:p>
-    <w:p>
-      <w:pPr>
-        <w:spacing w:after="80" w:before="0" w:line="252"/>
-      </w:pPr>
-      <w:r>
-        <w:rPr>
-          <w:rFonts w:ascii="Verdana" w:cs="Verdana" w:eastAsia="Verdana" w:hAnsi="Verdana"/>
-          <w:b/>
-          <w:bCs/>
-          <w:sz w:val="19"/>
-          <w:szCs w:val="19"/>
-        </w:rPr>
-        <w:t xml:space="preserve">Part B: industry analysis.</w:t>
-      </w:r>
-      <w:r>
-        <w:rPr>
-          <w:rFonts w:ascii="Verdana" w:cs="Verdana" w:eastAsia="Verdana" w:hAnsi="Verdana"/>
-          <w:sz w:val="19"/>
-          <w:szCs w:val="19"/>
-        </w:rPr>
-        <w:t xml:space="preserve"> A focused analysis of the coffee industry in one country, its structure and its attractiveness for a premium newcomer from Vienna, in your allocated country. Section 8 describes the content.</w:t>
-      </w:r>
-    </w:p>
-    <w:p>
-      <w:pPr>
-        <w:keepNext/>
-        <w:spacing w:after="80" w:before="0" w:line="252"/>
-      </w:pPr>
-      <w:r>
-        <w:rPr>
-          <w:rFonts w:ascii="Verdana" w:cs="Verdana" w:eastAsia="Verdana" w:hAnsi="Verdana"/>
-          <w:b/>
-          <w:bCs/>
-          <w:sz w:val="19"/>
-          <w:szCs w:val="19"/>
-        </w:rPr>
-        <w:t xml:space="preserve">Country allocation for Part B</w:t>
-      </w:r>
-      <w:r>
-        <w:rPr>
-          <w:rFonts w:ascii="Verdana" w:cs="Verdana" w:eastAsia="Verdana" w:hAnsi="Verdana"/>
-          <w:sz w:val="19"/>
-          <w:szCs w:val="19"/>
-        </w:rPr>
-        <w:t xml:space="preserve"> (one country per group, drawn at random):</w:t>
+        <w:t xml:space="preserve">both</w:t>
+      </w:r>
+      <w:r>
+        <w:rPr>
+          <w:rFonts w:ascii="Verdana" w:cs="Verdana" w:eastAsia="Verdana" w:hAnsi="Verdana"/>
+          <w:sz w:val="19"/>
+          <w:szCs w:val="19"/>
+        </w:rPr>
+        <w:t xml:space="preserve"> Part A and Part B:</w:t>
       </w:r>
     </w:p>
     <w:tbl>
@@ -1158,7 +1112,7 @@
                 <w:sz w:val="16"/>
                 <w:szCs w:val="16"/>
               </w:rPr>
-              <w:t xml:space="preserve">Country for Part B</w:t>
+              <w:t xml:space="preserve">Your country (Parts A and B)</w:t>
             </w:r>
           </w:p>
         </w:tc>
@@ -1588,6 +1542,70 @@
       <w:pPr>
         <w:spacing w:after="80"/>
       </w:pPr>
+    </w:p>
+    <w:p>
+      <w:pPr>
+        <w:spacing w:after="120" w:before="0" w:line="252"/>
+      </w:pPr>
+      <w:r>
+        <w:rPr>
+          <w:rFonts w:ascii="Verdana" w:cs="Verdana" w:eastAsia="Verdana" w:hAnsi="Verdana"/>
+          <w:b/>
+          <w:bCs/>
+          <w:sz w:val="19"/>
+          <w:szCs w:val="19"/>
+        </w:rPr>
+        <w:t xml:space="preserve">Part A: scoring method (the core of the midterm).</w:t>
+      </w:r>
+      <w:r>
+        <w:rPr>
+          <w:rFonts w:ascii="Verdana" w:cs="Verdana" w:eastAsia="Verdana" w:hAnsi="Verdana"/>
+          <w:sz w:val="19"/>
+          <w:szCs w:val="19"/>
+        </w:rPr>
+        <w:t xml:space="preserve"> All groups apply the </w:t>
+      </w:r>
+      <w:r>
+        <w:rPr>
+          <w:rFonts w:ascii="Verdana" w:cs="Verdana" w:eastAsia="Verdana" w:hAnsi="Verdana"/>
+          <w:b/>
+          <w:bCs/>
+          <w:sz w:val="19"/>
+          <w:szCs w:val="19"/>
+        </w:rPr>
+        <w:t xml:space="preserve">same criteria and indicators</w:t>
+      </w:r>
+      <w:r>
+        <w:rPr>
+          <w:rFonts w:ascii="Verdana" w:cs="Verdana" w:eastAsia="Verdana" w:hAnsi="Verdana"/>
+          <w:sz w:val="19"/>
+          <w:szCs w:val="19"/>
+        </w:rPr>
+        <w:t xml:space="preserve">, so the six country results can be compared. Your group collects the data for its allocated country, scores it, and shows how it ranks against the other five, how stable that rank is, and what you recommend for Julius Meinl regarding this country.</w:t>
+      </w:r>
+    </w:p>
+    <w:p>
+      <w:pPr>
+        <w:spacing w:after="80" w:before="0" w:line="252"/>
+      </w:pPr>
+      <w:r>
+        <w:rPr>
+          <w:rFonts w:ascii="Verdana" w:cs="Verdana" w:eastAsia="Verdana" w:hAnsi="Verdana"/>
+          <w:b/>
+          <w:bCs/>
+          <w:sz w:val="19"/>
+          <w:szCs w:val="19"/>
+        </w:rPr>
+        <w:t xml:space="preserve">Part B: industry analysis.</w:t>
+      </w:r>
+      <w:r>
+        <w:rPr>
+          <w:rFonts w:ascii="Verdana" w:cs="Verdana" w:eastAsia="Verdana" w:hAnsi="Verdana"/>
+          <w:sz w:val="19"/>
+          <w:szCs w:val="19"/>
+        </w:rPr>
+        <w:t xml:space="preserve"> A focused analysis of the coffee industry in one country, its structure and its attractiveness for a premium newcomer from Vienna, in your allocated country (see the allocation table). Section 8 describes the content.</w:t>
+      </w:r>
     </w:p>
     <w:p>
       <w:pPr>
@@ -10230,7 +10248,7 @@
       <w:pPr>
         <w:spacing w:after="140"/>
       </w:pPr>
-      <w:hyperlink w:history="1" r:id="rIdgiphmnpee8j4stsieah1g">
+      <w:hyperlink w:history="1" r:id="rIdnnjgxuuemcld9l6llmacz">
         <w:r>
           <w:rPr>
             <w:rStyle w:val="Hyperlink"/>
@@ -10276,7 +10294,7 @@
         </w:rPr>
         <w:t xml:space="preserve">JRC: 10-step pocket guide to composite indicators (free): </w:t>
       </w:r>
-      <w:hyperlink w:history="1" r:id="rId35ckwkirdkes110rnfzte">
+      <w:hyperlink w:history="1" r:id="rIdccgksyxvglqd1lposamgx">
         <w:r>
           <w:rPr>
             <w:rStyle w:val="Hyperlink"/>
@@ -10305,7 +10323,7 @@
         </w:rPr>
         <w:t xml:space="preserve">OECD/JRC: Handbook on constructing composite indicators (free): </w:t>
       </w:r>
-      <w:hyperlink w:history="1" r:id="rIdgpa_u4lewlp8k6zdlc8vs">
+      <w:hyperlink w:history="1" r:id="rId2bwkxlkfggm4aasmatqr3">
         <w:r>
           <w:rPr>
             <w:rStyle w:val="Hyperlink"/>
@@ -10334,7 +10352,7 @@
         </w:rPr>
         <w:t xml:space="preserve">Greco et al. (2019): weighting and aggregation in composite indices (open access): </w:t>
       </w:r>
-      <w:hyperlink w:history="1" r:id="rIdrpfjeq7udnqm1nitc2vc4">
+      <w:hyperlink w:history="1" r:id="rIdlm6oebkrzyha6srlnqelx">
         <w:r>
           <w:rPr>
             <w:rStyle w:val="Hyperlink"/>
@@ -10363,7 +10381,7 @@
         </w:rPr>
         <w:t xml:space="preserve">BPMSG: AHP Excel template (free): </w:t>
       </w:r>
-      <w:hyperlink w:history="1" r:id="rIdcwshbylpop9-ru5xeaccu">
+      <w:hyperlink w:history="1" r:id="rIdvtci79yipo-wbmura8n0x">
         <w:r>
           <w:rPr>
             <w:rStyle w:val="Hyperlink"/>
@@ -10392,7 +10410,7 @@
         </w:rPr>
         <w:t xml:space="preserve">Best-Worst Method solvers (free): </w:t>
       </w:r>
-      <w:hyperlink w:history="1" r:id="rIdeixolidbvj6v6k3jqeb-y">
+      <w:hyperlink w:history="1" r:id="rIdv_w8gmsb9oayju42gjbd3">
         <w:r>
           <w:rPr>
             <w:rStyle w:val="Hyperlink"/>
@@ -10421,7 +10439,7 @@
         </w:rPr>
         <w:t xml:space="preserve">JRC COIN Tool, Excel composite indicators (free): </w:t>
       </w:r>
-      <w:hyperlink w:history="1" r:id="rId2pqgfggftrhvt2eh7sm3a">
+      <w:hyperlink w:history="1" r:id="rIdea3bkpe3dvm7mtqussswb">
         <w:r>
           <w:rPr>
             <w:rStyle w:val="Hyperlink"/>
@@ -10467,7 +10485,7 @@
         </w:rPr>
         <w:t xml:space="preserve">globalEDGE Market Potential Index: eight dimensions with published weights (25, 15, 12.5, 12.5, 10, 10, 7.5, 7.5): </w:t>
       </w:r>
-      <w:hyperlink w:history="1" r:id="rIdzmqvnmdh7yxxftaonhjus">
+      <w:hyperlink w:history="1" r:id="rIdjcgzi-jfp4dqevuw7tpbo">
         <w:r>
           <w:rPr>
             <w:rStyle w:val="Hyperlink"/>
@@ -10496,7 +10514,7 @@
         </w:rPr>
         <w:t xml:space="preserve">Cavusgil (1997): measuring the potential of emerging markets (WU library): </w:t>
       </w:r>
-      <w:hyperlink w:history="1" r:id="rIdlmoijbgx2kjz2j33fxc1r">
+      <w:hyperlink w:history="1" r:id="rIdvzmxqit3b6ilk6b6ykkt3">
         <w:r>
           <w:rPr>
             <w:rStyle w:val="Hyperlink"/>
@@ -10525,7 +10543,7 @@
         </w:rPr>
         <w:t xml:space="preserve">Ghemawat (2001): Distance still matters, the CAGE framework (WU library): </w:t>
       </w:r>
-      <w:hyperlink w:history="1" r:id="rIdnnqbzdyum86w4ntkmjrbq">
+      <w:hyperlink w:history="1" r:id="rIdip010mzmkm7iobvewafa8">
         <w:r>
           <w:rPr>
             <w:rStyle w:val="Hyperlink"/>
@@ -10554,7 +10572,7 @@
         </w:rPr>
         <w:t xml:space="preserve">Musso and Francioni: how smaller firms select foreign markets (open access): </w:t>
       </w:r>
-      <w:hyperlink w:history="1" r:id="rIdfuo_kg-sgmsygk_gt1u3v">
+      <w:hyperlink w:history="1" r:id="rIdad-ust2z4omawle_s6rlm">
         <w:r>
           <w:rPr>
             <w:rStyle w:val="Hyperlink"/>
@@ -10583,7 +10601,7 @@
         </w:rPr>
         <w:t xml:space="preserve">Pollesch and Dale (2016): normalisation choices (WU library): </w:t>
       </w:r>
-      <w:hyperlink w:history="1" r:id="rIdw82jcph6c0eg6555eb_vz">
+      <w:hyperlink w:history="1" r:id="rIdqmvxd5ubgqecv7gxdgggg">
         <w:r>
           <w:rPr>
             <w:rStyle w:val="Hyperlink"/>
@@ -10629,7 +10647,7 @@
         </w:rPr>
         <w:t xml:space="preserve">ITC Export Potential Map, methodology (free): </w:t>
       </w:r>
-      <w:hyperlink w:history="1" r:id="rIdgbesqko-wdzwctoxiat_t">
+      <w:hyperlink w:history="1" r:id="rIdhtsdvtdnu43yjh5p5kiol">
         <w:r>
           <w:rPr>
             <w:rStyle w:val="Hyperlink"/>
@@ -10658,7 +10676,7 @@
         </w:rPr>
         <w:t xml:space="preserve">Kearney Global Retail Development Index (free): </w:t>
       </w:r>
-      <w:hyperlink w:history="1" r:id="rIdhd3lfzk_g-suyyau6iyfg">
+      <w:hyperlink w:history="1" r:id="rIdzjo2imyesyestyedkhpgu">
         <w:r>
           <w:rPr>
             <w:rStyle w:val="Hyperlink"/>
@@ -10687,7 +10705,7 @@
         </w:rPr>
         <w:t xml:space="preserve">Eurazeo: International Expansion Playbook (free): </w:t>
       </w:r>
-      <w:hyperlink w:history="1" r:id="rIdqt3-vpn2rmu4r1evq1alv">
+      <w:hyperlink w:history="1" r:id="rId44aa-ockgembdsjhqcxn7">
         <w:r>
           <w:rPr>
             <w:rStyle w:val="Hyperlink"/>
@@ -10716,7 +10734,7 @@
         </w:rPr>
         <w:t xml:space="preserve">Optional case about coffee: The Espresso Lane to Global Markets, illy (Ivey Publishing, paid): </w:t>
       </w:r>
-      <w:hyperlink w:history="1" r:id="rIdtyg5mw0mfuuzna5sbycin">
+      <w:hyperlink w:history="1" r:id="rIdfwipp6k0a1b5u79s7ey8w">
         <w:r>
           <w:rPr>
             <w:rStyle w:val="Hyperlink"/>
@@ -10745,7 +10763,7 @@
         </w:rPr>
         <w:t xml:space="preserve">IFC PAYG Market Attractiveness Index, an Excel tool with user guide (free): </w:t>
       </w:r>
-      <w:hyperlink w:history="1" r:id="rIdxap9ipjpfudegdvp1asiw">
+      <w:hyperlink w:history="1" r:id="rIds8vvxonddmqga58-4jsoi">
         <w:r>
           <w:rPr>
             <w:rStyle w:val="Hyperlink"/>
@@ -10791,7 +10809,7 @@
         </w:rPr>
         <w:t xml:space="preserve">World Bank World Development Indicators: </w:t>
       </w:r>
-      <w:hyperlink w:history="1" r:id="rIdb7mmsx6yzqatytf0xoypk">
+      <w:hyperlink w:history="1" r:id="rId-uqoe_7uafwmq0biv6hla">
         <w:r>
           <w:rPr>
             <w:rStyle w:val="Hyperlink"/>
@@ -10820,7 +10838,7 @@
         </w:rPr>
         <w:t xml:space="preserve">IMF World Economic Outlook: </w:t>
       </w:r>
-      <w:hyperlink w:history="1" r:id="rIdkvpr1at58g1ber7lvh3ml">
+      <w:hyperlink w:history="1" r:id="rIdeunbt9hqtkhm6sdu_7gjf">
         <w:r>
           <w:rPr>
             <w:rStyle w:val="Hyperlink"/>
@@ -10849,7 +10867,7 @@
         </w:rPr>
         <w:t xml:space="preserve">World Bank Worldwide Governance Indicators: </w:t>
       </w:r>
-      <w:hyperlink w:history="1" r:id="rIdnxxqus1yeictjjyqjeuns">
+      <w:hyperlink w:history="1" r:id="rId759i42lz37ii66cld7xct">
         <w:r>
           <w:rPr>
             <w:rStyle w:val="Hyperlink"/>
@@ -10878,7 +10896,7 @@
         </w:rPr>
         <w:t xml:space="preserve">EU Access2Markets (tariffs, requirements, rules of origin for EU exporters): </w:t>
       </w:r>
-      <w:hyperlink w:history="1" r:id="rIduirpfv5w8hr2osvmwxafh">
+      <w:hyperlink w:history="1" r:id="rIdic1qwsrijcpn1b5z-jezk">
         <w:r>
           <w:rPr>
             <w:rStyle w:val="Hyperlink"/>
@@ -10907,7 +10925,7 @@
         </w:rPr>
         <w:t xml:space="preserve">WTO tariff and trade data: </w:t>
       </w:r>
-      <w:hyperlink w:history="1" r:id="rIdo2vp8htvw0xtnysuprvlk">
+      <w:hyperlink w:history="1" r:id="rIdhgbpxezspfotpelk7fwni">
         <w:r>
           <w:rPr>
             <w:rStyle w:val="Hyperlink"/>
@@ -10936,7 +10954,7 @@
         </w:rPr>
         <w:t xml:space="preserve">CEPII Gravity database (distance, language; free login): </w:t>
       </w:r>
-      <w:hyperlink w:history="1" r:id="rIdntjk4kolsn-sousqhwdo8">
+      <w:hyperlink w:history="1" r:id="rIdyaqcdh-9p_5latctz_ola">
         <w:r>
           <w:rPr>
             <w:rStyle w:val="Hyperlink"/>
@@ -10965,7 +10983,7 @@
         </w:rPr>
         <w:t xml:space="preserve">Hofstede dimension data matrix: </w:t>
       </w:r>
-      <w:hyperlink w:history="1" r:id="rIdmkcghbbawewh1lfob-t2-">
+      <w:hyperlink w:history="1" r:id="rIdgrtbumjxlsll_ikzpqlqm">
         <w:r>
           <w:rPr>
             <w:rStyle w:val="Hyperlink"/>
@@ -10994,7 +11012,7 @@
         </w:rPr>
         <w:t xml:space="preserve">Coface country risk assessments: </w:t>
       </w:r>
-      <w:hyperlink w:history="1" r:id="rIdcs2rbkzzxfl7njc6gpiav">
+      <w:hyperlink w:history="1" r:id="rIdsdd59ygaobd0mb74hfhww">
         <w:r>
           <w:rPr>
             <w:rStyle w:val="Hyperlink"/>
@@ -11023,7 +11041,7 @@
         </w:rPr>
         <w:t xml:space="preserve">Euromonitor Passport and Statista (WU library; statista.com): </w:t>
       </w:r>
-      <w:hyperlink w:history="1" r:id="rIdy2yvncpyqwpg2cfmhey_z">
+      <w:hyperlink w:history="1" r:id="rId9hscxrkbjwjtxuyqrucbp">
         <w:r>
           <w:rPr>
             <w:rStyle w:val="Hyperlink"/>
@@ -11052,7 +11070,7 @@
         </w:rPr>
         <w:t xml:space="preserve">International Coffee Organization: coffee statistics: </w:t>
       </w:r>
-      <w:hyperlink w:history="1" r:id="rId4vojajgyfxeiz5oxo3_w4">
+      <w:hyperlink w:history="1" r:id="rIdalw_okbpekblbzl7uotio">
         <w:r>
           <w:rPr>
             <w:rStyle w:val="Hyperlink"/>
@@ -11081,7 +11099,7 @@
         </w:rPr>
         <w:t xml:space="preserve">USDA Foreign Agricultural Service: annual coffee reports by country (search for your countries): </w:t>
       </w:r>
-      <w:hyperlink w:history="1" r:id="rIdncp8mrf5ovtpzadpbwqun">
+      <w:hyperlink w:history="1" r:id="rIdpttac1huiinv-8s6egfi0">
         <w:r>
           <w:rPr>
             <w:rStyle w:val="Hyperlink"/>
@@ -11110,7 +11128,7 @@
         </w:rPr>
         <w:t xml:space="preserve">UN Comtrade (comtradeplus.un.org) and ITC Trade Map (free login): coffee trade flows and tariffs, HS 0901: </w:t>
       </w:r>
-      <w:hyperlink w:history="1" r:id="rIdk_utbtiv4tt3ztlphhndc">
+      <w:hyperlink w:history="1" r:id="rIdj0pprrrxsulkemmbjj-ob">
         <w:r>
           <w:rPr>
             <w:rStyle w:val="Hyperlink"/>
@@ -11139,7 +11157,7 @@
         </w:rPr>
         <w:t xml:space="preserve">WKO AUSSENWIRTSCHAFT: reports and country profiles: </w:t>
       </w:r>
-      <w:hyperlink w:history="1" r:id="rIdyg_6jeb1ylzwqsgvodbc5">
+      <w:hyperlink w:history="1" r:id="rIdsb3xd9ycq52fbissg5hgl">
         <w:r>
           <w:rPr>
             <w:rStyle w:val="Hyperlink"/>

--- a/WT26-27/Student Brief Midterm Presentation WT26-27.docx
+++ b/WT26-27/Student Brief Midterm Presentation WT26-27.docx
@@ -2766,24 +2766,7 @@
           <w:sz w:val="19"/>
           <w:szCs w:val="19"/>
         </w:rPr>
-        <w:t xml:space="preserve">Collect the values of your allocated country for all 14 indicators and enter them in the yellow cells of your country on the Data sheet of the shared Google Sheet. Use the latest year available and record the year and source (name and link) for every number. If a value is missing, substitute a comparable indicator with the instructor's agreement </w:t>
-      </w:r>
-      <w:r>
-        <w:rPr>
-          <w:rFonts w:ascii="Verdana" w:cs="Verdana" w:eastAsia="Verdana" w:hAnsi="Verdana"/>
-          <w:sz w:val="19"/>
-          <w:szCs w:val="19"/>
-          <w:highlight w:val="yellow"/>
-        </w:rPr>
-        <w:t xml:space="preserve">[process to be confirmed]</w:t>
-      </w:r>
-      <w:r>
-        <w:rPr>
-          <w:rFonts w:ascii="Verdana" w:cs="Verdana" w:eastAsia="Verdana" w:hAnsi="Verdana"/>
-          <w:sz w:val="19"/>
-          <w:szCs w:val="19"/>
-        </w:rPr>
-        <w:t xml:space="preserve"> and document it. Follow the definitions exactly: the other groups use your numbers. </w:t>
+        <w:t xml:space="preserve">Collect the values of your allocated country for all 14 indicators and enter them in the yellow cells of your country on the Data sheet of the shared Google Sheet. </w:t>
       </w:r>
       <w:r>
         <w:rPr>
@@ -2793,6 +2776,41 @@
           <w:sz w:val="19"/>
           <w:szCs w:val="19"/>
         </w:rPr>
+        <w:t xml:space="preserve">You only enter the numbers</w:t>
+      </w:r>
+      <w:r>
+        <w:rPr>
+          <w:rFonts w:ascii="Verdana" w:cs="Verdana" w:eastAsia="Verdana" w:hAnsi="Verdana"/>
+          <w:sz w:val="19"/>
+          <w:szCs w:val="19"/>
+        </w:rPr>
+        <w:t xml:space="preserve"> (rubric indicators: a whole number from 1 to 5); the sheet does everything else. Use the latest year available and record the year and source (name and link) for every number. If a value is missing, substitute a comparable indicator with the instructor's agreement </w:t>
+      </w:r>
+      <w:r>
+        <w:rPr>
+          <w:rFonts w:ascii="Verdana" w:cs="Verdana" w:eastAsia="Verdana" w:hAnsi="Verdana"/>
+          <w:sz w:val="19"/>
+          <w:szCs w:val="19"/>
+          <w:highlight w:val="yellow"/>
+        </w:rPr>
+        <w:t xml:space="preserve">[process to be confirmed]</w:t>
+      </w:r>
+      <w:r>
+        <w:rPr>
+          <w:rFonts w:ascii="Verdana" w:cs="Verdana" w:eastAsia="Verdana" w:hAnsi="Verdana"/>
+          <w:sz w:val="19"/>
+          <w:szCs w:val="19"/>
+        </w:rPr>
+        <w:t xml:space="preserve"> and document it. Follow the definitions exactly: the other groups use your numbers. </w:t>
+      </w:r>
+      <w:r>
+        <w:rPr>
+          <w:rFonts w:ascii="Verdana" w:cs="Verdana" w:eastAsia="Verdana" w:hAnsi="Verdana"/>
+          <w:b/>
+          <w:bCs/>
+          <w:sz w:val="19"/>
+          <w:szCs w:val="19"/>
+        </w:rPr>
         <w:t xml:space="preserve">Hand in:</w:t>
       </w:r>
       <w:r>
@@ -2818,7 +2836,7 @@
           <w:sz w:val="19"/>
           <w:szCs w:val="19"/>
         </w:rPr>
-        <w:t xml:space="preserve">. The sheet shows scores and ranks as soon as all six countries are complete.</w:t>
+        <w:t xml:space="preserve">. Normalisation, scores, ranks and the weight-set comparison appear automatically as soon as all six countries are complete; the other sheets are locked.</w:t>
       </w:r>
     </w:p>
     <w:p>
@@ -2830,7 +2848,7 @@
         <w:rPr>
           <w:rFonts w:ascii="Verdana" w:cs="Verdana" w:eastAsia="Verdana" w:hAnsi="Verdana"/>
         </w:rPr>
-        <w:t xml:space="preserve">Step 4  Normalise (standardise)</w:t>
+        <w:t xml:space="preserve">Step 4  Normalisation: automatic, you interpret</w:t>
       </w:r>
     </w:p>
     <w:p>
@@ -2844,7 +2862,7 @@
           <w:sz w:val="19"/>
           <w:szCs w:val="19"/>
         </w:rPr>
-        <w:t xml:space="preserve">Indicators come in different units (US dollars, percent, index points), so subtracting the mean (centering) alone is not enough: it fixes the zero point but not the unit. The sheet therefore rescales every indicator across the six countries to 0 to 100 (min-max, direction respected):</w:t>
+        <w:t xml:space="preserve">You do not normalise anything yourself. As soon as all six countries are entered, the Google Sheet rescales every indicator across the six countries and applies the direction (higher or lower is better) automatically. Indicators come in different units (US dollars, percent, index points), so subtracting the mean (centering) alone would not be enough: it fixes the zero point but not the unit. The sheet therefore gives two normalised scores:</w:t>
       </w:r>
     </w:p>
     <w:p>
@@ -2859,10 +2877,20 @@
       <w:r>
         <w:rPr>
           <w:rFonts w:ascii="Verdana" w:cs="Verdana" w:eastAsia="Verdana" w:hAnsi="Verdana"/>
-          <w:sz w:val="19"/>
-          <w:szCs w:val="19"/>
-        </w:rPr>
-        <w:t xml:space="preserve">Higher is better: score = 100 x (x - min) / (max - min)</w:t>
+          <w:b/>
+          <w:bCs/>
+          <w:sz w:val="19"/>
+          <w:szCs w:val="19"/>
+        </w:rPr>
+        <w:t xml:space="preserve">Normalised sheet (min-max, 0 to 100):</w:t>
+      </w:r>
+      <w:r>
+        <w:rPr>
+          <w:rFonts w:ascii="Verdana" w:cs="Verdana" w:eastAsia="Verdana" w:hAnsi="Verdana"/>
+          <w:sz w:val="19"/>
+          <w:szCs w:val="19"/>
+        </w:rPr>
+        <w:t xml:space="preserve"> the best country scores 100 and the weakest 0 on each indicator.</w:t>
       </w:r>
     </w:p>
     <w:p>
@@ -2877,34 +2905,26 @@
       <w:r>
         <w:rPr>
           <w:rFonts w:ascii="Verdana" w:cs="Verdana" w:eastAsia="Verdana" w:hAnsi="Verdana"/>
-          <w:sz w:val="19"/>
-          <w:szCs w:val="19"/>
-        </w:rPr>
-        <w:t xml:space="preserve">Lower is better: score = 100 x (max - x) / (max - min)</w:t>
-      </w:r>
-    </w:p>
-    <w:p>
-      <w:pPr>
-        <w:spacing w:after="120" w:before="0" w:line="252"/>
-      </w:pPr>
-      <w:r>
-        <w:rPr>
-          <w:rFonts w:ascii="Verdana" w:cs="Verdana" w:eastAsia="Verdana" w:hAnsi="Verdana"/>
           <w:b/>
           <w:bCs/>
           <w:sz w:val="19"/>
           <w:szCs w:val="19"/>
         </w:rPr>
-        <w:t xml:space="preserve">Caution with six countries:</w:t>
-      </w:r>
-      <w:r>
-        <w:rPr>
-          <w:rFonts w:ascii="Verdana" w:cs="Verdana" w:eastAsia="Verdana" w:hAnsi="Verdana"/>
-          <w:sz w:val="19"/>
-          <w:szCs w:val="19"/>
-        </w:rPr>
-        <w:t xml:space="preserve"> min-max scaling gives the best country 100 and the weakest 0 on every indicator, even if the real gap is tiny. The sheet therefore also shows </w:t>
-      </w:r>
+        <w:t xml:space="preserve">T-scores sheet:</w:t>
+      </w:r>
+      <w:r>
+        <w:rPr>
+          <w:rFonts w:ascii="Verdana" w:cs="Verdana" w:eastAsia="Verdana" w:hAnsi="Verdana"/>
+          <w:sz w:val="19"/>
+          <w:szCs w:val="19"/>
+        </w:rPr>
+        <w:t xml:space="preserve"> z-score (subtract the mean, divide by the standard deviation), then T = 50 + 10 x z. A T-score of 50 is the average of the six countries and 60 is one standard deviation better.</w:t>
+      </w:r>
+    </w:p>
+    <w:p>
+      <w:pPr>
+        <w:spacing w:after="120" w:before="0" w:line="252"/>
+      </w:pPr>
       <w:r>
         <w:rPr>
           <w:rFonts w:ascii="Verdana" w:cs="Verdana" w:eastAsia="Verdana" w:hAnsi="Verdana"/>
@@ -2913,15 +2933,15 @@
           <w:sz w:val="19"/>
           <w:szCs w:val="19"/>
         </w:rPr>
-        <w:t xml:space="preserve">T-scores</w:t>
-      </w:r>
-      <w:r>
-        <w:rPr>
-          <w:rFonts w:ascii="Verdana" w:cs="Verdana" w:eastAsia="Verdana" w:hAnsi="Verdana"/>
-          <w:sz w:val="19"/>
-          <w:szCs w:val="19"/>
-        </w:rPr>
-        <w:t xml:space="preserve">: first the z-score (centering plus scaling: subtract the mean, divide by the standard deviation), then T = 50 + 10 x z. A T-score of 50 is the average of the six countries and 60 is one standard deviation better. T-scores keep the distances in the data and are not capped at 0 and 100. Compare both scales for your country and explain where they differ (Pollesch and Dale; JRC pocket guide). </w:t>
+        <w:t xml:space="preserve">Caution with six countries:</w:t>
+      </w:r>
+      <w:r>
+        <w:rPr>
+          <w:rFonts w:ascii="Verdana" w:cs="Verdana" w:eastAsia="Verdana" w:hAnsi="Verdana"/>
+          <w:sz w:val="19"/>
+          <w:szCs w:val="19"/>
+        </w:rPr>
+        <w:t xml:space="preserve"> min-max scaling exaggerates small differences, because it stretches the weakest and the best country to 0 and 100 even if the real gap is tiny. T-scores keep the distances in the data and are not capped. Compare both for your country and explain where they differ (Pollesch and Dale; JRC pocket guide). </w:t>
       </w:r>
       <w:r>
         <w:rPr>
@@ -2939,7 +2959,7 @@
           <w:sz w:val="19"/>
           <w:szCs w:val="19"/>
         </w:rPr>
-        <w:t xml:space="preserve"> one slide with the normalised scores of your country and a comment.</w:t>
+        <w:t xml:space="preserve"> one slide with the normalised scores of your country and your comment.</w:t>
       </w:r>
     </w:p>
     <w:p>
@@ -6969,29 +6989,6 @@
     </w:p>
     <w:p>
       <w:pPr>
-        <w:spacing w:after="120" w:before="0" w:line="252"/>
-      </w:pPr>
-      <w:r>
-        <w:rPr>
-          <w:rFonts w:ascii="Verdana" w:cs="Verdana" w:eastAsia="Verdana" w:hAnsi="Verdana"/>
-          <w:b/>
-          <w:bCs/>
-          <w:sz w:val="19"/>
-          <w:szCs w:val="19"/>
-        </w:rPr>
-        <w:t xml:space="preserve">Worked mini-example of the weighted sum.</w:t>
-      </w:r>
-      <w:r>
-        <w:rPr>
-          <w:rFonts w:ascii="Verdana" w:cs="Verdana" w:eastAsia="Verdana" w:hAnsi="Verdana"/>
-          <w:sz w:val="19"/>
-          <w:szCs w:val="19"/>
-        </w:rPr>
-        <w:t xml:space="preserve"> Three indicators with weights 50, 30 and 20. Country X scores 80, 40 and 60, country Y scores 50, 90 and 70. X: 0.5 x 80 + 0.3 x 40 + 0.2 x 60 = 64. Y: 0.5 x 50 + 0.3 x 90 + 0.2 x 70 = 66. Y wins by 2 points. If the weights were 60, 20 and 20, X would score 68 and Y 62: the ranking flips. This is why Step 7 tests other weights.</w:t>
-      </w:r>
-    </w:p>
-    <w:p>
-      <w:pPr>
         <w:pStyle w:val="Heading1"/>
         <w:keepNext/>
       </w:pPr>
@@ -7855,7 +7852,7 @@
           <w:sz w:val="19"/>
           <w:szCs w:val="19"/>
         </w:rPr>
-        <w:t xml:space="preserve"> for all six groups. You enter data only in the yellow cells of your own country; the rest is formulas. Sheets:</w:t>
+        <w:t xml:space="preserve"> for all six groups. You enter data only in the yellow cells of your own country (the numbers, with year and source for documentation); the rest is automatic and locked. Sheets:</w:t>
       </w:r>
     </w:p>
     <w:tbl>
@@ -8294,7 +8291,7 @@
                 <w:sz w:val="16"/>
                 <w:szCs w:val="16"/>
               </w:rPr>
-              <w:t xml:space="preserve">Two normalisations by formula: min-max (0 to 100) and T-score (50 + 10 x z)</w:t>
+              <w:t xml:space="preserve">Automatic: two normalisations by formula, min-max (0 to 100) and T-score (50 + 10 x z). Nothing to enter</w:t>
             </w:r>
           </w:p>
         </w:tc>
@@ -10248,7 +10245,7 @@
       <w:pPr>
         <w:spacing w:after="140"/>
       </w:pPr>
-      <w:hyperlink w:history="1" r:id="rIdnnjgxuuemcld9l6llmacz">
+      <w:hyperlink w:history="1" r:id="rIddoc4qq4pqo0nv_x3khmjx">
         <w:r>
           <w:rPr>
             <w:rStyle w:val="Hyperlink"/>
@@ -10294,7 +10291,7 @@
         </w:rPr>
         <w:t xml:space="preserve">JRC: 10-step pocket guide to composite indicators (free): </w:t>
       </w:r>
-      <w:hyperlink w:history="1" r:id="rIdccgksyxvglqd1lposamgx">
+      <w:hyperlink w:history="1" r:id="rIdb-_meedf8vmtxyri1hcso">
         <w:r>
           <w:rPr>
             <w:rStyle w:val="Hyperlink"/>
@@ -10323,7 +10320,7 @@
         </w:rPr>
         <w:t xml:space="preserve">OECD/JRC: Handbook on constructing composite indicators (free): </w:t>
       </w:r>
-      <w:hyperlink w:history="1" r:id="rId2bwkxlkfggm4aasmatqr3">
+      <w:hyperlink w:history="1" r:id="rIddo4afqffvaqk_9lv-qtii">
         <w:r>
           <w:rPr>
             <w:rStyle w:val="Hyperlink"/>
@@ -10352,7 +10349,7 @@
         </w:rPr>
         <w:t xml:space="preserve">Greco et al. (2019): weighting and aggregation in composite indices (open access): </w:t>
       </w:r>
-      <w:hyperlink w:history="1" r:id="rIdlm6oebkrzyha6srlnqelx">
+      <w:hyperlink w:history="1" r:id="rIdy5aj0suwhebqx-wxexwcd">
         <w:r>
           <w:rPr>
             <w:rStyle w:val="Hyperlink"/>
@@ -10381,7 +10378,7 @@
         </w:rPr>
         <w:t xml:space="preserve">BPMSG: AHP Excel template (free): </w:t>
       </w:r>
-      <w:hyperlink w:history="1" r:id="rIdvtci79yipo-wbmura8n0x">
+      <w:hyperlink w:history="1" r:id="rIdfakcgxygyisnsjhmc7gx1">
         <w:r>
           <w:rPr>
             <w:rStyle w:val="Hyperlink"/>
@@ -10410,7 +10407,7 @@
         </w:rPr>
         <w:t xml:space="preserve">Best-Worst Method solvers (free): </w:t>
       </w:r>
-      <w:hyperlink w:history="1" r:id="rIdv_w8gmsb9oayju42gjbd3">
+      <w:hyperlink w:history="1" r:id="rIdpn1af7jvqwfxyaatbfyfx">
         <w:r>
           <w:rPr>
             <w:rStyle w:val="Hyperlink"/>
@@ -10439,7 +10436,7 @@
         </w:rPr>
         <w:t xml:space="preserve">JRC COIN Tool, Excel composite indicators (free): </w:t>
       </w:r>
-      <w:hyperlink w:history="1" r:id="rIdea3bkpe3dvm7mtqussswb">
+      <w:hyperlink w:history="1" r:id="rIddebmioacxkini6yvl98kl">
         <w:r>
           <w:rPr>
             <w:rStyle w:val="Hyperlink"/>
@@ -10485,7 +10482,7 @@
         </w:rPr>
         <w:t xml:space="preserve">globalEDGE Market Potential Index: eight dimensions with published weights (25, 15, 12.5, 12.5, 10, 10, 7.5, 7.5): </w:t>
       </w:r>
-      <w:hyperlink w:history="1" r:id="rIdjcgzi-jfp4dqevuw7tpbo">
+      <w:hyperlink w:history="1" r:id="rIdgq1nchm1xqipagyziqy0k">
         <w:r>
           <w:rPr>
             <w:rStyle w:val="Hyperlink"/>
@@ -10514,7 +10511,7 @@
         </w:rPr>
         <w:t xml:space="preserve">Cavusgil (1997): measuring the potential of emerging markets (WU library): </w:t>
       </w:r>
-      <w:hyperlink w:history="1" r:id="rIdvzmxqit3b6ilk6b6ykkt3">
+      <w:hyperlink w:history="1" r:id="rIdndmtijvrehblckjnfeia-">
         <w:r>
           <w:rPr>
             <w:rStyle w:val="Hyperlink"/>
@@ -10543,7 +10540,7 @@
         </w:rPr>
         <w:t xml:space="preserve">Ghemawat (2001): Distance still matters, the CAGE framework (WU library): </w:t>
       </w:r>
-      <w:hyperlink w:history="1" r:id="rIdip010mzmkm7iobvewafa8">
+      <w:hyperlink w:history="1" r:id="rId0ptlofnr6emxobjs0zwcb">
         <w:r>
           <w:rPr>
             <w:rStyle w:val="Hyperlink"/>
@@ -10572,7 +10569,7 @@
         </w:rPr>
         <w:t xml:space="preserve">Musso and Francioni: how smaller firms select foreign markets (open access): </w:t>
       </w:r>
-      <w:hyperlink w:history="1" r:id="rIdad-ust2z4omawle_s6rlm">
+      <w:hyperlink w:history="1" r:id="rIdjagnfpztt3d9ukyeb4qvi">
         <w:r>
           <w:rPr>
             <w:rStyle w:val="Hyperlink"/>
@@ -10601,7 +10598,7 @@
         </w:rPr>
         <w:t xml:space="preserve">Pollesch and Dale (2016): normalisation choices (WU library): </w:t>
       </w:r>
-      <w:hyperlink w:history="1" r:id="rIdqmvxd5ubgqecv7gxdgggg">
+      <w:hyperlink w:history="1" r:id="rIdsanky7w2vn6vebcvlper6">
         <w:r>
           <w:rPr>
             <w:rStyle w:val="Hyperlink"/>
@@ -10647,7 +10644,7 @@
         </w:rPr>
         <w:t xml:space="preserve">ITC Export Potential Map, methodology (free): </w:t>
       </w:r>
-      <w:hyperlink w:history="1" r:id="rIdhtsdvtdnu43yjh5p5kiol">
+      <w:hyperlink w:history="1" r:id="rIdylbhaktcrrv9tpcrsi0lp">
         <w:r>
           <w:rPr>
             <w:rStyle w:val="Hyperlink"/>
@@ -10676,7 +10673,7 @@
         </w:rPr>
         <w:t xml:space="preserve">Kearney Global Retail Development Index (free): </w:t>
       </w:r>
-      <w:hyperlink w:history="1" r:id="rIdzjo2imyesyestyedkhpgu">
+      <w:hyperlink w:history="1" r:id="rIdzzt-yqsj1wi0lcbnwonlc">
         <w:r>
           <w:rPr>
             <w:rStyle w:val="Hyperlink"/>
@@ -10705,7 +10702,7 @@
         </w:rPr>
         <w:t xml:space="preserve">Eurazeo: International Expansion Playbook (free): </w:t>
       </w:r>
-      <w:hyperlink w:history="1" r:id="rId44aa-ockgembdsjhqcxn7">
+      <w:hyperlink w:history="1" r:id="rIdcqdnadyjzhup6qa2crxw5">
         <w:r>
           <w:rPr>
             <w:rStyle w:val="Hyperlink"/>
@@ -10734,7 +10731,7 @@
         </w:rPr>
         <w:t xml:space="preserve">Optional case about coffee: The Espresso Lane to Global Markets, illy (Ivey Publishing, paid): </w:t>
       </w:r>
-      <w:hyperlink w:history="1" r:id="rIdfwipp6k0a1b5u79s7ey8w">
+      <w:hyperlink w:history="1" r:id="rIdraptvgrctsvge2nqu21n5">
         <w:r>
           <w:rPr>
             <w:rStyle w:val="Hyperlink"/>
@@ -10763,7 +10760,7 @@
         </w:rPr>
         <w:t xml:space="preserve">IFC PAYG Market Attractiveness Index, an Excel tool with user guide (free): </w:t>
       </w:r>
-      <w:hyperlink w:history="1" r:id="rIds8vvxonddmqga58-4jsoi">
+      <w:hyperlink w:history="1" r:id="rIdx2s1ljtvjriufr1pzd-vc">
         <w:r>
           <w:rPr>
             <w:rStyle w:val="Hyperlink"/>
@@ -10809,7 +10806,7 @@
         </w:rPr>
         <w:t xml:space="preserve">World Bank World Development Indicators: </w:t>
       </w:r>
-      <w:hyperlink w:history="1" r:id="rId-uqoe_7uafwmq0biv6hla">
+      <w:hyperlink w:history="1" r:id="rIdz5e-heetqd3k615amagws">
         <w:r>
           <w:rPr>
             <w:rStyle w:val="Hyperlink"/>
@@ -10838,7 +10835,7 @@
         </w:rPr>
         <w:t xml:space="preserve">IMF World Economic Outlook: </w:t>
       </w:r>
-      <w:hyperlink w:history="1" r:id="rIdeunbt9hqtkhm6sdu_7gjf">
+      <w:hyperlink w:history="1" r:id="rIdpqwjsdrr02l4pz6rs93w5">
         <w:r>
           <w:rPr>
             <w:rStyle w:val="Hyperlink"/>
@@ -10867,7 +10864,7 @@
         </w:rPr>
         <w:t xml:space="preserve">World Bank Worldwide Governance Indicators: </w:t>
       </w:r>
-      <w:hyperlink w:history="1" r:id="rId759i42lz37ii66cld7xct">
+      <w:hyperlink w:history="1" r:id="rId7l-xewjqeyrlgtfpywy2z">
         <w:r>
           <w:rPr>
             <w:rStyle w:val="Hyperlink"/>
@@ -10896,7 +10893,7 @@
         </w:rPr>
         <w:t xml:space="preserve">EU Access2Markets (tariffs, requirements, rules of origin for EU exporters): </w:t>
       </w:r>
-      <w:hyperlink w:history="1" r:id="rIdic1qwsrijcpn1b5z-jezk">
+      <w:hyperlink w:history="1" r:id="rIdy-gmticbdbjybb7oboaz8">
         <w:r>
           <w:rPr>
             <w:rStyle w:val="Hyperlink"/>
@@ -10925,7 +10922,7 @@
         </w:rPr>
         <w:t xml:space="preserve">WTO tariff and trade data: </w:t>
       </w:r>
-      <w:hyperlink w:history="1" r:id="rIdhgbpxezspfotpelk7fwni">
+      <w:hyperlink w:history="1" r:id="rIdy6yotnmmehatulgv0qggx">
         <w:r>
           <w:rPr>
             <w:rStyle w:val="Hyperlink"/>
@@ -10954,7 +10951,7 @@
         </w:rPr>
         <w:t xml:space="preserve">CEPII Gravity database (distance, language; free login): </w:t>
       </w:r>
-      <w:hyperlink w:history="1" r:id="rIdyaqcdh-9p_5latctz_ola">
+      <w:hyperlink w:history="1" r:id="rIdc-3jffonmmaew3hcbg_ub">
         <w:r>
           <w:rPr>
             <w:rStyle w:val="Hyperlink"/>
@@ -10983,7 +10980,7 @@
         </w:rPr>
         <w:t xml:space="preserve">Hofstede dimension data matrix: </w:t>
       </w:r>
-      <w:hyperlink w:history="1" r:id="rIdgrtbumjxlsll_ikzpqlqm">
+      <w:hyperlink w:history="1" r:id="rIdxqgoyvqn3bhto7spszjha">
         <w:r>
           <w:rPr>
             <w:rStyle w:val="Hyperlink"/>
@@ -11012,7 +11009,7 @@
         </w:rPr>
         <w:t xml:space="preserve">Coface country risk assessments: </w:t>
       </w:r>
-      <w:hyperlink w:history="1" r:id="rIdsdd59ygaobd0mb74hfhww">
+      <w:hyperlink w:history="1" r:id="rIdhqif7znm-lyvjeq32v87s">
         <w:r>
           <w:rPr>
             <w:rStyle w:val="Hyperlink"/>
@@ -11041,7 +11038,7 @@
         </w:rPr>
         <w:t xml:space="preserve">Euromonitor Passport and Statista (WU library; statista.com): </w:t>
       </w:r>
-      <w:hyperlink w:history="1" r:id="rId9hscxrkbjwjtxuyqrucbp">
+      <w:hyperlink w:history="1" r:id="rIdaf_dfzzl-xll4qjniagak">
         <w:r>
           <w:rPr>
             <w:rStyle w:val="Hyperlink"/>
@@ -11070,7 +11067,7 @@
         </w:rPr>
         <w:t xml:space="preserve">International Coffee Organization: coffee statistics: </w:t>
       </w:r>
-      <w:hyperlink w:history="1" r:id="rIdalw_okbpekblbzl7uotio">
+      <w:hyperlink w:history="1" r:id="rIdzmp9qgkqa2syasyxw2y4h">
         <w:r>
           <w:rPr>
             <w:rStyle w:val="Hyperlink"/>
@@ -11099,7 +11096,7 @@
         </w:rPr>
         <w:t xml:space="preserve">USDA Foreign Agricultural Service: annual coffee reports by country (search for your countries): </w:t>
       </w:r>
-      <w:hyperlink w:history="1" r:id="rIdpttac1huiinv-8s6egfi0">
+      <w:hyperlink w:history="1" r:id="rIdqyzmsfsbrbmunxwqssej2">
         <w:r>
           <w:rPr>
             <w:rStyle w:val="Hyperlink"/>
@@ -11128,7 +11125,7 @@
         </w:rPr>
         <w:t xml:space="preserve">UN Comtrade (comtradeplus.un.org) and ITC Trade Map (free login): coffee trade flows and tariffs, HS 0901: </w:t>
       </w:r>
-      <w:hyperlink w:history="1" r:id="rIdj0pprrrxsulkemmbjj-ob">
+      <w:hyperlink w:history="1" r:id="rIddrqs6m8tyij3cuewzgion">
         <w:r>
           <w:rPr>
             <w:rStyle w:val="Hyperlink"/>
@@ -11157,7 +11154,7 @@
         </w:rPr>
         <w:t xml:space="preserve">WKO AUSSENWIRTSCHAFT: reports and country profiles: </w:t>
       </w:r>
-      <w:hyperlink w:history="1" r:id="rIdsb3xd9ycq52fbissg5hgl">
+      <w:hyperlink w:history="1" r:id="rIdtmbxx6eimlzjtirnwindr">
         <w:r>
           <w:rPr>
             <w:rStyle w:val="Hyperlink"/>

--- a/WT26-27/Student Brief Midterm Presentation WT26-27.docx
+++ b/WT26-27/Student Brief Midterm Presentation WT26-27.docx
@@ -2646,7 +2646,7 @@
           <w:sz w:val="19"/>
           <w:szCs w:val="19"/>
         </w:rPr>
-        <w:t xml:space="preserve">: 14 indicators grouped under the six PESTEL dimensions (section 5). </w:t>
+        <w:t xml:space="preserve">: 45 indicators grouped under the six PESTEL dimensions (section 5). </w:t>
       </w:r>
       <w:r>
         <w:rPr>
@@ -2766,7 +2766,7 @@
           <w:sz w:val="19"/>
           <w:szCs w:val="19"/>
         </w:rPr>
-        <w:t xml:space="preserve">Collect the values of your allocated country for all 14 indicators and enter them in the yellow cells of your country on the Data sheet of the shared Google Sheet. </w:t>
+        <w:t xml:space="preserve">Collect the values of your allocated country for all 45 indicators and enter them in the yellow cells of your country on the Data sheet of the shared Google Sheet. </w:t>
       </w:r>
       <w:r>
         <w:rPr>
@@ -4912,7 +4912,7 @@
           <w:sz w:val="19"/>
           <w:szCs w:val="19"/>
         </w:rPr>
-        <w:t xml:space="preserve">Fourteen indicators, the same for all groups (proposal; the instructor confirms the final set after Step 1). The second label shows which of Julius Meinl's six dimensions each indicator serves. Rubric scores follow the Rubrics sheet of the Google Sheet.</w:t>
+        <w:t xml:space="preserve">Forty-five indicators in total, the same for all groups (proposal; the instructor confirms the final set after Step 1). The weight of a dimension is split equally among its indicators. Units, definitions and sources are on the Indicators sheet of the Google Sheet; rubric scores (R) follow the Rubrics sheet.</w:t>
       </w:r>
     </w:p>
     <w:tbl>
@@ -4928,10 +4928,8 @@
         </w:tblBorders>
       </w:tblPr>
       <w:tblGrid>
-        <w:gridCol w:w="1500"/>
-        <w:gridCol w:w="3722"/>
-        <w:gridCol w:w="1900"/>
-        <w:gridCol w:w="1950"/>
+        <w:gridCol w:w="1700"/>
+        <w:gridCol w:w="7372"/>
       </w:tblGrid>
       <w:tr>
         <w:trPr>
@@ -4940,7 +4938,7 @@
         </w:trPr>
         <w:tc>
           <w:tcPr>
-            <w:tcW w:type="dxa" w:w="1500"/>
+            <w:tcW w:type="dxa" w:w="1700"/>
             <w:tcBorders>
               <w:top w:val="single" w:color="BFBFBF" w:sz="4"/>
               <w:left w:val="single" w:color="BFBFBF" w:sz="4"/>
@@ -4968,13 +4966,13 @@
                 <w:sz w:val="15"/>
                 <w:szCs w:val="15"/>
               </w:rPr>
-              <w:t xml:space="preserve">PESTEL dimension and weight</w:t>
-            </w:r>
-          </w:p>
-        </w:tc>
-        <w:tc>
-          <w:tcPr>
-            <w:tcW w:type="dxa" w:w="3722"/>
+              <w:t xml:space="preserve">PESTEL dimension</w:t>
+            </w:r>
+          </w:p>
+        </w:tc>
+        <w:tc>
+          <w:tcPr>
+            <w:tcW w:type="dxa" w:w="7372"/>
             <w:tcBorders>
               <w:top w:val="single" w:color="BFBFBF" w:sz="4"/>
               <w:left w:val="single" w:color="BFBFBF" w:sz="4"/>
@@ -5002,75 +5000,7 @@
                 <w:sz w:val="15"/>
                 <w:szCs w:val="15"/>
               </w:rPr>
-              <w:t xml:space="preserve">Indicators (unit)</w:t>
-            </w:r>
-          </w:p>
-        </w:tc>
-        <w:tc>
-          <w:tcPr>
-            <w:tcW w:type="dxa" w:w="1900"/>
-            <w:tcBorders>
-              <w:top w:val="single" w:color="BFBFBF" w:sz="4"/>
-              <w:left w:val="single" w:color="BFBFBF" w:sz="4"/>
-              <w:bottom w:val="single" w:color="BFBFBF" w:sz="4"/>
-              <w:right w:val="single" w:color="BFBFBF" w:sz="4"/>
-            </w:tcBorders>
-            <w:shd w:fill="002350" w:color="auto" w:val="clear"/>
-            <w:tcMar>
-              <w:top w:type="dxa" w:w="60"/>
-              <w:left w:type="dxa" w:w="100"/>
-              <w:bottom w:type="dxa" w:w="40"/>
-              <w:right w:type="dxa" w:w="100"/>
-            </w:tcMar>
-          </w:tcPr>
-          <w:p>
-            <w:pPr>
-              <w:spacing w:after="40" w:line="240"/>
-            </w:pPr>
-            <w:r>
-              <w:rPr>
-                <w:rFonts w:ascii="Verdana" w:cs="Verdana" w:eastAsia="Verdana" w:hAnsi="Verdana"/>
-                <w:b/>
-                <w:bCs/>
-                <w:color w:val="FFFFFF"/>
-                <w:sz w:val="15"/>
-                <w:szCs w:val="15"/>
-              </w:rPr>
-              <w:t xml:space="preserve">Julius Meinl dimension</w:t>
-            </w:r>
-          </w:p>
-        </w:tc>
-        <w:tc>
-          <w:tcPr>
-            <w:tcW w:type="dxa" w:w="1950"/>
-            <w:tcBorders>
-              <w:top w:val="single" w:color="BFBFBF" w:sz="4"/>
-              <w:left w:val="single" w:color="BFBFBF" w:sz="4"/>
-              <w:bottom w:val="single" w:color="BFBFBF" w:sz="4"/>
-              <w:right w:val="single" w:color="BFBFBF" w:sz="4"/>
-            </w:tcBorders>
-            <w:shd w:fill="002350" w:color="auto" w:val="clear"/>
-            <w:tcMar>
-              <w:top w:type="dxa" w:w="60"/>
-              <w:left w:type="dxa" w:w="100"/>
-              <w:bottom w:type="dxa" w:w="40"/>
-              <w:right w:type="dxa" w:w="100"/>
-            </w:tcMar>
-          </w:tcPr>
-          <w:p>
-            <w:pPr>
-              <w:spacing w:after="40" w:line="240"/>
-            </w:pPr>
-            <w:r>
-              <w:rPr>
-                <w:rFonts w:ascii="Verdana" w:cs="Verdana" w:eastAsia="Verdana" w:hAnsi="Verdana"/>
-                <w:b/>
-                <w:bCs/>
-                <w:color w:val="FFFFFF"/>
-                <w:sz w:val="15"/>
-                <w:szCs w:val="15"/>
-              </w:rPr>
-              <w:t xml:space="preserve">Source</w:t>
+              <w:t xml:space="preserve">Indicators</w:t>
             </w:r>
           </w:p>
         </w:tc>
@@ -5081,7 +5011,7 @@
         </w:trPr>
         <w:tc>
           <w:tcPr>
-            <w:tcW w:type="dxa" w:w="1500"/>
+            <w:tcW w:type="dxa" w:w="1700"/>
             <w:tcBorders>
               <w:top w:val="single" w:color="BFBFBF" w:sz="4"/>
               <w:left w:val="single" w:color="BFBFBF" w:sz="4"/>
@@ -5115,136 +5045,89 @@
                 <w:sz w:val="15"/>
                 <w:szCs w:val="15"/>
               </w:rPr>
-              <w:t xml:space="preserve"> (15)</w:t>
-            </w:r>
-          </w:p>
-        </w:tc>
-        <w:tc>
-          <w:tcPr>
-            <w:tcW w:type="dxa" w:w="3722"/>
-            <w:tcBorders>
-              <w:top w:val="single" w:color="BFBFBF" w:sz="4"/>
-              <w:left w:val="single" w:color="BFBFBF" w:sz="4"/>
-              <w:bottom w:val="single" w:color="BFBFBF" w:sz="4"/>
-              <w:right w:val="single" w:color="BFBFBF" w:sz="4"/>
-            </w:tcBorders>
-            <w:tcMar>
-              <w:top w:type="dxa" w:w="60"/>
-              <w:left w:type="dxa" w:w="100"/>
-              <w:bottom w:type="dxa" w:w="40"/>
-              <w:right w:type="dxa" w:w="100"/>
-            </w:tcMar>
-          </w:tcPr>
-          <w:p>
-            <w:pPr>
-              <w:spacing w:after="40" w:line="240"/>
-            </w:pPr>
-            <w:r>
-              <w:rPr>
-                <w:rFonts w:ascii="Verdana" w:cs="Verdana" w:eastAsia="Verdana" w:hAnsi="Verdana"/>
-                <w:sz w:val="15"/>
-                <w:szCs w:val="15"/>
-              </w:rPr>
-              <w:t xml:space="preserve">Political stability and absence of violence (WGI estimate)</w:t>
-            </w:r>
-          </w:p>
-          <w:p>
-            <w:pPr>
-              <w:spacing w:after="40" w:line="240"/>
-            </w:pPr>
-            <w:r>
-              <w:rPr>
-                <w:rFonts w:ascii="Verdana" w:cs="Verdana" w:eastAsia="Verdana" w:hAnsi="Verdana"/>
-                <w:sz w:val="15"/>
-                <w:szCs w:val="15"/>
-              </w:rPr>
-              <w:t xml:space="preserve">EU trade agreement with the country (rubric 1 to 5)</w:t>
-            </w:r>
-          </w:p>
-        </w:tc>
-        <w:tc>
-          <w:tcPr>
-            <w:tcW w:type="dxa" w:w="1900"/>
-            <w:tcBorders>
-              <w:top w:val="single" w:color="BFBFBF" w:sz="4"/>
-              <w:left w:val="single" w:color="BFBFBF" w:sz="4"/>
-              <w:bottom w:val="single" w:color="BFBFBF" w:sz="4"/>
-              <w:right w:val="single" w:color="BFBFBF" w:sz="4"/>
-            </w:tcBorders>
-            <w:tcMar>
-              <w:top w:type="dxa" w:w="60"/>
-              <w:left w:type="dxa" w:w="100"/>
-              <w:bottom w:type="dxa" w:w="40"/>
-              <w:right w:type="dxa" w:w="100"/>
-            </w:tcMar>
-          </w:tcPr>
-          <w:p>
-            <w:pPr>
-              <w:spacing w:after="40" w:line="240"/>
-            </w:pPr>
-            <w:r>
-              <w:rPr>
-                <w:rFonts w:ascii="Verdana" w:cs="Verdana" w:eastAsia="Verdana" w:hAnsi="Verdana"/>
-                <w:sz w:val="15"/>
-                <w:szCs w:val="15"/>
-              </w:rPr>
-              <w:t xml:space="preserve">Country risk</w:t>
-            </w:r>
-          </w:p>
-          <w:p>
-            <w:pPr>
-              <w:spacing w:after="40" w:line="240"/>
-            </w:pPr>
-            <w:r>
-              <w:rPr>
-                <w:rFonts w:ascii="Verdana" w:cs="Verdana" w:eastAsia="Verdana" w:hAnsi="Verdana"/>
-                <w:sz w:val="15"/>
-                <w:szCs w:val="15"/>
-              </w:rPr>
-              <w:t xml:space="preserve">Import and regulation</w:t>
-            </w:r>
-          </w:p>
-        </w:tc>
-        <w:tc>
-          <w:tcPr>
-            <w:tcW w:type="dxa" w:w="1950"/>
-            <w:tcBorders>
-              <w:top w:val="single" w:color="BFBFBF" w:sz="4"/>
-              <w:left w:val="single" w:color="BFBFBF" w:sz="4"/>
-              <w:bottom w:val="single" w:color="BFBFBF" w:sz="4"/>
-              <w:right w:val="single" w:color="BFBFBF" w:sz="4"/>
-            </w:tcBorders>
-            <w:tcMar>
-              <w:top w:type="dxa" w:w="60"/>
-              <w:left w:type="dxa" w:w="100"/>
-              <w:bottom w:type="dxa" w:w="40"/>
-              <w:right w:type="dxa" w:w="100"/>
-            </w:tcMar>
-          </w:tcPr>
-          <w:p>
-            <w:pPr>
-              <w:spacing w:after="40" w:line="240"/>
-            </w:pPr>
-            <w:r>
-              <w:rPr>
-                <w:rFonts w:ascii="Verdana" w:cs="Verdana" w:eastAsia="Verdana" w:hAnsi="Verdana"/>
-                <w:sz w:val="15"/>
-                <w:szCs w:val="15"/>
-              </w:rPr>
-              <w:t xml:space="preserve">World Bank WGI</w:t>
-            </w:r>
-          </w:p>
-          <w:p>
-            <w:pPr>
-              <w:spacing w:after="40" w:line="240"/>
-            </w:pPr>
-            <w:r>
-              <w:rPr>
-                <w:rFonts w:ascii="Verdana" w:cs="Verdana" w:eastAsia="Verdana" w:hAnsi="Verdana"/>
-                <w:sz w:val="15"/>
-                <w:szCs w:val="15"/>
-              </w:rPr>
-              <w:t xml:space="preserve">EU Access2Markets</w:t>
+              <w:t xml:space="preserve"> (5 indicators, weight 15)</w:t>
+            </w:r>
+          </w:p>
+        </w:tc>
+        <w:tc>
+          <w:tcPr>
+            <w:tcW w:type="dxa" w:w="7372"/>
+            <w:tcBorders>
+              <w:top w:val="single" w:color="BFBFBF" w:sz="4"/>
+              <w:left w:val="single" w:color="BFBFBF" w:sz="4"/>
+              <w:bottom w:val="single" w:color="BFBFBF" w:sz="4"/>
+              <w:right w:val="single" w:color="BFBFBF" w:sz="4"/>
+            </w:tcBorders>
+            <w:tcMar>
+              <w:top w:type="dxa" w:w="60"/>
+              <w:left w:type="dxa" w:w="100"/>
+              <w:bottom w:type="dxa" w:w="40"/>
+              <w:right w:type="dxa" w:w="100"/>
+            </w:tcMar>
+          </w:tcPr>
+          <w:p>
+            <w:pPr>
+              <w:spacing w:after="40" w:line="240"/>
+            </w:pPr>
+            <w:r>
+              <w:rPr>
+                <w:rFonts w:ascii="Verdana" w:cs="Verdana" w:eastAsia="Verdana" w:hAnsi="Verdana"/>
+                <w:sz w:val="15"/>
+                <w:szCs w:val="15"/>
+              </w:rPr>
+              <w:t xml:space="preserve">Political stability and absence of violence (WGI)</w:t>
+            </w:r>
+          </w:p>
+          <w:p>
+            <w:pPr>
+              <w:spacing w:after="40" w:line="240"/>
+            </w:pPr>
+            <w:r>
+              <w:rPr>
+                <w:rFonts w:ascii="Verdana" w:cs="Verdana" w:eastAsia="Verdana" w:hAnsi="Verdana"/>
+                <w:sz w:val="15"/>
+                <w:szCs w:val="15"/>
+              </w:rPr>
+              <w:t xml:space="preserve">Government effectiveness (WGI)</w:t>
+            </w:r>
+          </w:p>
+          <w:p>
+            <w:pPr>
+              <w:spacing w:after="40" w:line="240"/>
+            </w:pPr>
+            <w:r>
+              <w:rPr>
+                <w:rFonts w:ascii="Verdana" w:cs="Verdana" w:eastAsia="Verdana" w:hAnsi="Verdana"/>
+                <w:sz w:val="15"/>
+                <w:szCs w:val="15"/>
+              </w:rPr>
+              <w:t xml:space="preserve">Corruption Perceptions Index</w:t>
+            </w:r>
+          </w:p>
+          <w:p>
+            <w:pPr>
+              <w:spacing w:after="40" w:line="240"/>
+            </w:pPr>
+            <w:r>
+              <w:rPr>
+                <w:rFonts w:ascii="Verdana" w:cs="Verdana" w:eastAsia="Verdana" w:hAnsi="Verdana"/>
+                <w:sz w:val="15"/>
+                <w:szCs w:val="15"/>
+              </w:rPr>
+              <w:t xml:space="preserve">Country risk rating (Coface)</w:t>
+            </w:r>
+          </w:p>
+          <w:p>
+            <w:pPr>
+              <w:spacing w:after="40" w:line="240"/>
+            </w:pPr>
+            <w:r>
+              <w:rPr>
+                <w:rFonts w:ascii="Verdana" w:cs="Verdana" w:eastAsia="Verdana" w:hAnsi="Verdana"/>
+                <w:sz w:val="15"/>
+                <w:szCs w:val="15"/>
+              </w:rPr>
+              <w:t xml:space="preserve">EU trade agreement with the country (R)</w:t>
             </w:r>
           </w:p>
         </w:tc>
@@ -5255,7 +5138,7 @@
         </w:trPr>
         <w:tc>
           <w:tcPr>
-            <w:tcW w:type="dxa" w:w="1500"/>
+            <w:tcW w:type="dxa" w:w="1700"/>
             <w:tcBorders>
               <w:top w:val="single" w:color="BFBFBF" w:sz="4"/>
               <w:left w:val="single" w:color="BFBFBF" w:sz="4"/>
@@ -5289,214 +5172,154 @@
                 <w:sz w:val="15"/>
                 <w:szCs w:val="15"/>
               </w:rPr>
-              <w:t xml:space="preserve"> (25)</w:t>
-            </w:r>
-          </w:p>
-        </w:tc>
-        <w:tc>
-          <w:tcPr>
-            <w:tcW w:type="dxa" w:w="3722"/>
-            <w:tcBorders>
-              <w:top w:val="single" w:color="BFBFBF" w:sz="4"/>
-              <w:left w:val="single" w:color="BFBFBF" w:sz="4"/>
-              <w:bottom w:val="single" w:color="BFBFBF" w:sz="4"/>
-              <w:right w:val="single" w:color="BFBFBF" w:sz="4"/>
-            </w:tcBorders>
-            <w:tcMar>
-              <w:top w:type="dxa" w:w="60"/>
-              <w:left w:type="dxa" w:w="100"/>
-              <w:bottom w:type="dxa" w:w="40"/>
-              <w:right w:type="dxa" w:w="100"/>
-            </w:tcMar>
-          </w:tcPr>
-          <w:p>
-            <w:pPr>
-              <w:spacing w:after="40" w:line="240"/>
-            </w:pPr>
-            <w:r>
-              <w:rPr>
-                <w:rFonts w:ascii="Verdana" w:cs="Verdana" w:eastAsia="Verdana" w:hAnsi="Verdana"/>
-                <w:sz w:val="15"/>
-                <w:szCs w:val="15"/>
-              </w:rPr>
-              <w:t xml:space="preserve">GDP per capita, PPP (international dollars)</w:t>
-            </w:r>
-          </w:p>
-          <w:p>
-            <w:pPr>
-              <w:spacing w:after="40" w:line="240"/>
-            </w:pPr>
-            <w:r>
-              <w:rPr>
-                <w:rFonts w:ascii="Verdana" w:cs="Verdana" w:eastAsia="Verdana" w:hAnsi="Verdana"/>
-                <w:sz w:val="15"/>
-                <w:szCs w:val="15"/>
-              </w:rPr>
-              <w:t xml:space="preserve">Household consumption per capita (US dollars)</w:t>
-            </w:r>
-          </w:p>
-          <w:p>
-            <w:pPr>
-              <w:spacing w:after="40" w:line="240"/>
-            </w:pPr>
-            <w:r>
-              <w:rPr>
-                <w:rFonts w:ascii="Verdana" w:cs="Verdana" w:eastAsia="Verdana" w:hAnsi="Verdana"/>
-                <w:sz w:val="15"/>
-                <w:szCs w:val="15"/>
-              </w:rPr>
-              <w:t xml:space="preserve">Inflation (% per year; lower is better)</w:t>
-            </w:r>
-          </w:p>
-          <w:p>
-            <w:pPr>
-              <w:spacing w:after="40" w:line="240"/>
-            </w:pPr>
-            <w:r>
-              <w:rPr>
-                <w:rFonts w:ascii="Verdana" w:cs="Verdana" w:eastAsia="Verdana" w:hAnsi="Verdana"/>
-                <w:sz w:val="15"/>
-                <w:szCs w:val="15"/>
-              </w:rPr>
-              <w:t xml:space="preserve">Applied tariff on roasted coffee, HS 0901.21, EU origin (%; lower is better)</w:t>
-            </w:r>
-          </w:p>
-        </w:tc>
-        <w:tc>
-          <w:tcPr>
-            <w:tcW w:type="dxa" w:w="1900"/>
-            <w:tcBorders>
-              <w:top w:val="single" w:color="BFBFBF" w:sz="4"/>
-              <w:left w:val="single" w:color="BFBFBF" w:sz="4"/>
-              <w:bottom w:val="single" w:color="BFBFBF" w:sz="4"/>
-              <w:right w:val="single" w:color="BFBFBF" w:sz="4"/>
-            </w:tcBorders>
-            <w:tcMar>
-              <w:top w:type="dxa" w:w="60"/>
-              <w:left w:type="dxa" w:w="100"/>
-              <w:bottom w:type="dxa" w:w="40"/>
-              <w:right w:type="dxa" w:w="100"/>
-            </w:tcMar>
-          </w:tcPr>
-          <w:p>
-            <w:pPr>
-              <w:spacing w:after="40" w:line="240"/>
-            </w:pPr>
-            <w:r>
-              <w:rPr>
-                <w:rFonts w:ascii="Verdana" w:cs="Verdana" w:eastAsia="Verdana" w:hAnsi="Verdana"/>
-                <w:sz w:val="15"/>
-                <w:szCs w:val="15"/>
-              </w:rPr>
-              <w:t xml:space="preserve">Purchasing power</w:t>
-            </w:r>
-          </w:p>
-          <w:p>
-            <w:pPr>
-              <w:spacing w:after="40" w:line="240"/>
-            </w:pPr>
-            <w:r>
-              <w:rPr>
-                <w:rFonts w:ascii="Verdana" w:cs="Verdana" w:eastAsia="Verdana" w:hAnsi="Verdana"/>
-                <w:sz w:val="15"/>
-                <w:szCs w:val="15"/>
-              </w:rPr>
-              <w:t xml:space="preserve">Premium coffee segment</w:t>
-            </w:r>
-          </w:p>
-          <w:p>
-            <w:pPr>
-              <w:spacing w:after="40" w:line="240"/>
-            </w:pPr>
-            <w:r>
-              <w:rPr>
-                <w:rFonts w:ascii="Verdana" w:cs="Verdana" w:eastAsia="Verdana" w:hAnsi="Verdana"/>
-                <w:sz w:val="15"/>
-                <w:szCs w:val="15"/>
-              </w:rPr>
-              <w:t xml:space="preserve">Purchasing power</w:t>
-            </w:r>
-          </w:p>
-          <w:p>
-            <w:pPr>
-              <w:spacing w:after="40" w:line="240"/>
-            </w:pPr>
-            <w:r>
-              <w:rPr>
-                <w:rFonts w:ascii="Verdana" w:cs="Verdana" w:eastAsia="Verdana" w:hAnsi="Verdana"/>
-                <w:sz w:val="15"/>
-                <w:szCs w:val="15"/>
-              </w:rPr>
-              <w:t xml:space="preserve">Import and regulation</w:t>
-            </w:r>
-          </w:p>
-        </w:tc>
-        <w:tc>
-          <w:tcPr>
-            <w:tcW w:type="dxa" w:w="1950"/>
-            <w:tcBorders>
-              <w:top w:val="single" w:color="BFBFBF" w:sz="4"/>
-              <w:left w:val="single" w:color="BFBFBF" w:sz="4"/>
-              <w:bottom w:val="single" w:color="BFBFBF" w:sz="4"/>
-              <w:right w:val="single" w:color="BFBFBF" w:sz="4"/>
-            </w:tcBorders>
-            <w:tcMar>
-              <w:top w:type="dxa" w:w="60"/>
-              <w:left w:type="dxa" w:w="100"/>
-              <w:bottom w:type="dxa" w:w="40"/>
-              <w:right w:type="dxa" w:w="100"/>
-            </w:tcMar>
-          </w:tcPr>
-          <w:p>
-            <w:pPr>
-              <w:spacing w:after="40" w:line="240"/>
-            </w:pPr>
-            <w:r>
-              <w:rPr>
-                <w:rFonts w:ascii="Verdana" w:cs="Verdana" w:eastAsia="Verdana" w:hAnsi="Verdana"/>
-                <w:sz w:val="15"/>
-                <w:szCs w:val="15"/>
-              </w:rPr>
-              <w:t xml:space="preserve">World Bank WDI</w:t>
-            </w:r>
-          </w:p>
-          <w:p>
-            <w:pPr>
-              <w:spacing w:after="40" w:line="240"/>
-            </w:pPr>
-            <w:r>
-              <w:rPr>
-                <w:rFonts w:ascii="Verdana" w:cs="Verdana" w:eastAsia="Verdana" w:hAnsi="Verdana"/>
-                <w:sz w:val="15"/>
-                <w:szCs w:val="15"/>
-              </w:rPr>
-              <w:t xml:space="preserve">World Bank WDI</w:t>
-            </w:r>
-          </w:p>
-          <w:p>
-            <w:pPr>
-              <w:spacing w:after="40" w:line="240"/>
-            </w:pPr>
-            <w:r>
-              <w:rPr>
-                <w:rFonts w:ascii="Verdana" w:cs="Verdana" w:eastAsia="Verdana" w:hAnsi="Verdana"/>
-                <w:sz w:val="15"/>
-                <w:szCs w:val="15"/>
-              </w:rPr>
-              <w:t xml:space="preserve">World Bank WDI</w:t>
-            </w:r>
-          </w:p>
-          <w:p>
-            <w:pPr>
-              <w:spacing w:after="40" w:line="240"/>
-            </w:pPr>
-            <w:r>
-              <w:rPr>
-                <w:rFonts w:ascii="Verdana" w:cs="Verdana" w:eastAsia="Verdana" w:hAnsi="Verdana"/>
-                <w:sz w:val="15"/>
-                <w:szCs w:val="15"/>
-              </w:rPr>
-              <w:t xml:space="preserve">EU Access2Markets; WTO</w:t>
+              <w:t xml:space="preserve"> (10, weight 25)</w:t>
+            </w:r>
+          </w:p>
+        </w:tc>
+        <w:tc>
+          <w:tcPr>
+            <w:tcW w:type="dxa" w:w="7372"/>
+            <w:tcBorders>
+              <w:top w:val="single" w:color="BFBFBF" w:sz="4"/>
+              <w:left w:val="single" w:color="BFBFBF" w:sz="4"/>
+              <w:bottom w:val="single" w:color="BFBFBF" w:sz="4"/>
+              <w:right w:val="single" w:color="BFBFBF" w:sz="4"/>
+            </w:tcBorders>
+            <w:tcMar>
+              <w:top w:type="dxa" w:w="60"/>
+              <w:left w:type="dxa" w:w="100"/>
+              <w:bottom w:type="dxa" w:w="40"/>
+              <w:right w:type="dxa" w:w="100"/>
+            </w:tcMar>
+          </w:tcPr>
+          <w:p>
+            <w:pPr>
+              <w:spacing w:after="40" w:line="240"/>
+            </w:pPr>
+            <w:r>
+              <w:rPr>
+                <w:rFonts w:ascii="Verdana" w:cs="Verdana" w:eastAsia="Verdana" w:hAnsi="Verdana"/>
+                <w:sz w:val="15"/>
+                <w:szCs w:val="15"/>
+              </w:rPr>
+              <w:t xml:space="preserve">GDP per capita, PPP</w:t>
+            </w:r>
+          </w:p>
+          <w:p>
+            <w:pPr>
+              <w:spacing w:after="40" w:line="240"/>
+            </w:pPr>
+            <w:r>
+              <w:rPr>
+                <w:rFonts w:ascii="Verdana" w:cs="Verdana" w:eastAsia="Verdana" w:hAnsi="Verdana"/>
+                <w:sz w:val="15"/>
+                <w:szCs w:val="15"/>
+              </w:rPr>
+              <w:t xml:space="preserve">GDP growth, projected (IMF)</w:t>
+            </w:r>
+          </w:p>
+          <w:p>
+            <w:pPr>
+              <w:spacing w:after="40" w:line="240"/>
+            </w:pPr>
+            <w:r>
+              <w:rPr>
+                <w:rFonts w:ascii="Verdana" w:cs="Verdana" w:eastAsia="Verdana" w:hAnsi="Verdana"/>
+                <w:sz w:val="15"/>
+                <w:szCs w:val="15"/>
+              </w:rPr>
+              <w:t xml:space="preserve">Household consumption per capita</w:t>
+            </w:r>
+          </w:p>
+          <w:p>
+            <w:pPr>
+              <w:spacing w:after="40" w:line="240"/>
+            </w:pPr>
+            <w:r>
+              <w:rPr>
+                <w:rFonts w:ascii="Verdana" w:cs="Verdana" w:eastAsia="Verdana" w:hAnsi="Verdana"/>
+                <w:sz w:val="15"/>
+                <w:szCs w:val="15"/>
+              </w:rPr>
+              <w:t xml:space="preserve">Inflation (lower is better)</w:t>
+            </w:r>
+          </w:p>
+          <w:p>
+            <w:pPr>
+              <w:spacing w:after="40" w:line="240"/>
+            </w:pPr>
+            <w:r>
+              <w:rPr>
+                <w:rFonts w:ascii="Verdana" w:cs="Verdana" w:eastAsia="Verdana" w:hAnsi="Verdana"/>
+                <w:sz w:val="15"/>
+                <w:szCs w:val="15"/>
+              </w:rPr>
+              <w:t xml:space="preserve">Income inequality, Gini (lower is better)</w:t>
+            </w:r>
+          </w:p>
+          <w:p>
+            <w:pPr>
+              <w:spacing w:after="40" w:line="240"/>
+            </w:pPr>
+            <w:r>
+              <w:rPr>
+                <w:rFonts w:ascii="Verdana" w:cs="Verdana" w:eastAsia="Verdana" w:hAnsi="Verdana"/>
+                <w:sz w:val="15"/>
+                <w:szCs w:val="15"/>
+              </w:rPr>
+              <w:t xml:space="preserve">Exchange-rate change against the US dollar (lower is better)</w:t>
+            </w:r>
+          </w:p>
+          <w:p>
+            <w:pPr>
+              <w:spacing w:after="40" w:line="240"/>
+            </w:pPr>
+            <w:r>
+              <w:rPr>
+                <w:rFonts w:ascii="Verdana" w:cs="Verdana" w:eastAsia="Verdana" w:hAnsi="Verdana"/>
+                <w:sz w:val="15"/>
+                <w:szCs w:val="15"/>
+              </w:rPr>
+              <w:t xml:space="preserve">Population</w:t>
+            </w:r>
+          </w:p>
+          <w:p>
+            <w:pPr>
+              <w:spacing w:after="40" w:line="240"/>
+            </w:pPr>
+            <w:r>
+              <w:rPr>
+                <w:rFonts w:ascii="Verdana" w:cs="Verdana" w:eastAsia="Verdana" w:hAnsi="Verdana"/>
+                <w:sz w:val="15"/>
+                <w:szCs w:val="15"/>
+              </w:rPr>
+              <w:t xml:space="preserve">International tourism receipts</w:t>
+            </w:r>
+          </w:p>
+          <w:p>
+            <w:pPr>
+              <w:spacing w:after="40" w:line="240"/>
+            </w:pPr>
+            <w:r>
+              <w:rPr>
+                <w:rFonts w:ascii="Verdana" w:cs="Verdana" w:eastAsia="Verdana" w:hAnsi="Verdana"/>
+                <w:sz w:val="15"/>
+                <w:szCs w:val="15"/>
+              </w:rPr>
+              <w:t xml:space="preserve">Coffee imports, HS 0901</w:t>
+            </w:r>
+          </w:p>
+          <w:p>
+            <w:pPr>
+              <w:spacing w:after="40" w:line="240"/>
+            </w:pPr>
+            <w:r>
+              <w:rPr>
+                <w:rFonts w:ascii="Verdana" w:cs="Verdana" w:eastAsia="Verdana" w:hAnsi="Verdana"/>
+                <w:sz w:val="15"/>
+                <w:szCs w:val="15"/>
+              </w:rPr>
+              <w:t xml:space="preserve">Applied tariff on roasted coffee, HS 0901.21, EU origin (lower is better)</w:t>
             </w:r>
           </w:p>
         </w:tc>
@@ -5507,7 +5330,7 @@
         </w:trPr>
         <w:tc>
           <w:tcPr>
-            <w:tcW w:type="dxa" w:w="1500"/>
+            <w:tcW w:type="dxa" w:w="1700"/>
             <w:tcBorders>
               <w:top w:val="single" w:color="BFBFBF" w:sz="4"/>
               <w:left w:val="single" w:color="BFBFBF" w:sz="4"/>
@@ -5541,175 +5364,154 @@
                 <w:sz w:val="15"/>
                 <w:szCs w:val="15"/>
               </w:rPr>
-              <w:t xml:space="preserve"> (25)</w:t>
-            </w:r>
-          </w:p>
-        </w:tc>
-        <w:tc>
-          <w:tcPr>
-            <w:tcW w:type="dxa" w:w="3722"/>
-            <w:tcBorders>
-              <w:top w:val="single" w:color="BFBFBF" w:sz="4"/>
-              <w:left w:val="single" w:color="BFBFBF" w:sz="4"/>
-              <w:bottom w:val="single" w:color="BFBFBF" w:sz="4"/>
-              <w:right w:val="single" w:color="BFBFBF" w:sz="4"/>
-            </w:tcBorders>
-            <w:tcMar>
-              <w:top w:type="dxa" w:w="60"/>
-              <w:left w:type="dxa" w:w="100"/>
-              <w:bottom w:type="dxa" w:w="40"/>
-              <w:right w:type="dxa" w:w="100"/>
-            </w:tcMar>
-          </w:tcPr>
-          <w:p>
-            <w:pPr>
-              <w:spacing w:after="40" w:line="240"/>
-            </w:pPr>
-            <w:r>
-              <w:rPr>
-                <w:rFonts w:ascii="Verdana" w:cs="Verdana" w:eastAsia="Verdana" w:hAnsi="Verdana"/>
-                <w:sz w:val="15"/>
-                <w:szCs w:val="15"/>
-              </w:rPr>
-              <w:t xml:space="preserve">Coffee consumption per capita (kg)</w:t>
-            </w:r>
-          </w:p>
-          <w:p>
-            <w:pPr>
-              <w:spacing w:after="40" w:line="240"/>
-            </w:pPr>
-            <w:r>
-              <w:rPr>
-                <w:rFonts w:ascii="Verdana" w:cs="Verdana" w:eastAsia="Verdana" w:hAnsi="Verdana"/>
-                <w:sz w:val="15"/>
-                <w:szCs w:val="15"/>
-              </w:rPr>
-              <w:t xml:space="preserve">International tourist arrivals (number)</w:t>
-            </w:r>
-          </w:p>
-          <w:p>
-            <w:pPr>
-              <w:spacing w:after="40" w:line="240"/>
-            </w:pPr>
-            <w:r>
-              <w:rPr>
-                <w:rFonts w:ascii="Verdana" w:cs="Verdana" w:eastAsia="Verdana" w:hAnsi="Verdana"/>
-                <w:sz w:val="15"/>
-                <w:szCs w:val="15"/>
-              </w:rPr>
-              <w:t xml:space="preserve">Cafe culture (rubric 1 to 5)</w:t>
-            </w:r>
-          </w:p>
-        </w:tc>
-        <w:tc>
-          <w:tcPr>
-            <w:tcW w:type="dxa" w:w="1900"/>
-            <w:tcBorders>
-              <w:top w:val="single" w:color="BFBFBF" w:sz="4"/>
-              <w:left w:val="single" w:color="BFBFBF" w:sz="4"/>
-              <w:bottom w:val="single" w:color="BFBFBF" w:sz="4"/>
-              <w:right w:val="single" w:color="BFBFBF" w:sz="4"/>
-            </w:tcBorders>
-            <w:tcMar>
-              <w:top w:type="dxa" w:w="60"/>
-              <w:left w:type="dxa" w:w="100"/>
-              <w:bottom w:type="dxa" w:w="40"/>
-              <w:right w:type="dxa" w:w="100"/>
-            </w:tcMar>
-          </w:tcPr>
-          <w:p>
-            <w:pPr>
-              <w:spacing w:after="40" w:line="240"/>
-            </w:pPr>
-            <w:r>
-              <w:rPr>
-                <w:rFonts w:ascii="Verdana" w:cs="Verdana" w:eastAsia="Verdana" w:hAnsi="Verdana"/>
-                <w:sz w:val="15"/>
-                <w:szCs w:val="15"/>
-              </w:rPr>
-              <w:t xml:space="preserve">Coffee culture</w:t>
-            </w:r>
-          </w:p>
-          <w:p>
-            <w:pPr>
-              <w:spacing w:after="40" w:line="240"/>
-            </w:pPr>
-            <w:r>
-              <w:rPr>
-                <w:rFonts w:ascii="Verdana" w:cs="Verdana" w:eastAsia="Verdana" w:hAnsi="Verdana"/>
-                <w:sz w:val="15"/>
-                <w:szCs w:val="15"/>
-              </w:rPr>
-              <w:t xml:space="preserve">Tourism and hotels</w:t>
-            </w:r>
-          </w:p>
-          <w:p>
-            <w:pPr>
-              <w:spacing w:after="40" w:line="240"/>
-            </w:pPr>
-            <w:r>
-              <w:rPr>
-                <w:rFonts w:ascii="Verdana" w:cs="Verdana" w:eastAsia="Verdana" w:hAnsi="Verdana"/>
-                <w:sz w:val="15"/>
-                <w:szCs w:val="15"/>
-              </w:rPr>
-              <w:t xml:space="preserve">Coffee culture</w:t>
-            </w:r>
-          </w:p>
-        </w:tc>
-        <w:tc>
-          <w:tcPr>
-            <w:tcW w:type="dxa" w:w="1950"/>
-            <w:tcBorders>
-              <w:top w:val="single" w:color="BFBFBF" w:sz="4"/>
-              <w:left w:val="single" w:color="BFBFBF" w:sz="4"/>
-              <w:bottom w:val="single" w:color="BFBFBF" w:sz="4"/>
-              <w:right w:val="single" w:color="BFBFBF" w:sz="4"/>
-            </w:tcBorders>
-            <w:tcMar>
-              <w:top w:type="dxa" w:w="60"/>
-              <w:left w:type="dxa" w:w="100"/>
-              <w:bottom w:type="dxa" w:w="40"/>
-              <w:right w:type="dxa" w:w="100"/>
-            </w:tcMar>
-          </w:tcPr>
-          <w:p>
-            <w:pPr>
-              <w:spacing w:after="40" w:line="240"/>
-            </w:pPr>
-            <w:r>
-              <w:rPr>
-                <w:rFonts w:ascii="Verdana" w:cs="Verdana" w:eastAsia="Verdana" w:hAnsi="Verdana"/>
-                <w:sz w:val="15"/>
-                <w:szCs w:val="15"/>
-              </w:rPr>
-              <w:t xml:space="preserve">International Coffee Organization</w:t>
-            </w:r>
-          </w:p>
-          <w:p>
-            <w:pPr>
-              <w:spacing w:after="40" w:line="240"/>
-            </w:pPr>
-            <w:r>
-              <w:rPr>
-                <w:rFonts w:ascii="Verdana" w:cs="Verdana" w:eastAsia="Verdana" w:hAnsi="Verdana"/>
-                <w:sz w:val="15"/>
-                <w:szCs w:val="15"/>
-              </w:rPr>
-              <w:t xml:space="preserve">World Bank WDI (UN Tourism)</w:t>
-            </w:r>
-          </w:p>
-          <w:p>
-            <w:pPr>
-              <w:spacing w:after="40" w:line="240"/>
-            </w:pPr>
-            <w:r>
-              <w:rPr>
-                <w:rFonts w:ascii="Verdana" w:cs="Verdana" w:eastAsia="Verdana" w:hAnsi="Verdana"/>
-                <w:sz w:val="15"/>
-                <w:szCs w:val="15"/>
-              </w:rPr>
-              <w:t xml:space="preserve">Own assessment with sources</w:t>
+              <w:t xml:space="preserve"> (10, weight 25)</w:t>
+            </w:r>
+          </w:p>
+        </w:tc>
+        <w:tc>
+          <w:tcPr>
+            <w:tcW w:type="dxa" w:w="7372"/>
+            <w:tcBorders>
+              <w:top w:val="single" w:color="BFBFBF" w:sz="4"/>
+              <w:left w:val="single" w:color="BFBFBF" w:sz="4"/>
+              <w:bottom w:val="single" w:color="BFBFBF" w:sz="4"/>
+              <w:right w:val="single" w:color="BFBFBF" w:sz="4"/>
+            </w:tcBorders>
+            <w:tcMar>
+              <w:top w:type="dxa" w:w="60"/>
+              <w:left w:type="dxa" w:w="100"/>
+              <w:bottom w:type="dxa" w:w="40"/>
+              <w:right w:type="dxa" w:w="100"/>
+            </w:tcMar>
+          </w:tcPr>
+          <w:p>
+            <w:pPr>
+              <w:spacing w:after="40" w:line="240"/>
+            </w:pPr>
+            <w:r>
+              <w:rPr>
+                <w:rFonts w:ascii="Verdana" w:cs="Verdana" w:eastAsia="Verdana" w:hAnsi="Verdana"/>
+                <w:sz w:val="15"/>
+                <w:szCs w:val="15"/>
+              </w:rPr>
+              <w:t xml:space="preserve">Coffee consumption per capita</w:t>
+            </w:r>
+          </w:p>
+          <w:p>
+            <w:pPr>
+              <w:spacing w:after="40" w:line="240"/>
+            </w:pPr>
+            <w:r>
+              <w:rPr>
+                <w:rFonts w:ascii="Verdana" w:cs="Verdana" w:eastAsia="Verdana" w:hAnsi="Verdana"/>
+                <w:sz w:val="15"/>
+                <w:szCs w:val="15"/>
+              </w:rPr>
+              <w:t xml:space="preserve">International tourist arrivals</w:t>
+            </w:r>
+          </w:p>
+          <w:p>
+            <w:pPr>
+              <w:spacing w:after="40" w:line="240"/>
+            </w:pPr>
+            <w:r>
+              <w:rPr>
+                <w:rFonts w:ascii="Verdana" w:cs="Verdana" w:eastAsia="Verdana" w:hAnsi="Verdana"/>
+                <w:sz w:val="15"/>
+                <w:szCs w:val="15"/>
+              </w:rPr>
+              <w:t xml:space="preserve">Share of visitors from Europe</w:t>
+            </w:r>
+          </w:p>
+          <w:p>
+            <w:pPr>
+              <w:spacing w:after="40" w:line="240"/>
+            </w:pPr>
+            <w:r>
+              <w:rPr>
+                <w:rFonts w:ascii="Verdana" w:cs="Verdana" w:eastAsia="Verdana" w:hAnsi="Verdana"/>
+                <w:sz w:val="15"/>
+                <w:szCs w:val="15"/>
+              </w:rPr>
+              <w:t xml:space="preserve">Urban population share</w:t>
+            </w:r>
+          </w:p>
+          <w:p>
+            <w:pPr>
+              <w:spacing w:after="40" w:line="240"/>
+            </w:pPr>
+            <w:r>
+              <w:rPr>
+                <w:rFonts w:ascii="Verdana" w:cs="Verdana" w:eastAsia="Verdana" w:hAnsi="Verdana"/>
+                <w:sz w:val="15"/>
+                <w:szCs w:val="15"/>
+              </w:rPr>
+              <w:t xml:space="preserve">Cafe culture (R)</w:t>
+            </w:r>
+          </w:p>
+          <w:p>
+            <w:pPr>
+              <w:spacing w:after="40" w:line="240"/>
+            </w:pPr>
+            <w:r>
+              <w:rPr>
+                <w:rFonts w:ascii="Verdana" w:cs="Verdana" w:eastAsia="Verdana" w:hAnsi="Verdana"/>
+                <w:sz w:val="15"/>
+                <w:szCs w:val="15"/>
+              </w:rPr>
+              <w:t xml:space="preserve">European influence on coffee culture (R)</w:t>
+            </w:r>
+          </w:p>
+          <w:p>
+            <w:pPr>
+              <w:spacing w:after="40" w:line="240"/>
+            </w:pPr>
+            <w:r>
+              <w:rPr>
+                <w:rFonts w:ascii="Verdana" w:cs="Verdana" w:eastAsia="Verdana" w:hAnsi="Verdana"/>
+                <w:sz w:val="15"/>
+                <w:szCs w:val="15"/>
+              </w:rPr>
+              <w:t xml:space="preserve">Human Development Index</w:t>
+            </w:r>
+          </w:p>
+          <w:p>
+            <w:pPr>
+              <w:spacing w:after="40" w:line="240"/>
+            </w:pPr>
+            <w:r>
+              <w:rPr>
+                <w:rFonts w:ascii="Verdana" w:cs="Verdana" w:eastAsia="Verdana" w:hAnsi="Verdana"/>
+                <w:sz w:val="15"/>
+                <w:szCs w:val="15"/>
+              </w:rPr>
+              <w:t xml:space="preserve">Specialty cafes in the capital (own count)</w:t>
+            </w:r>
+          </w:p>
+          <w:p>
+            <w:pPr>
+              <w:spacing w:after="40" w:line="240"/>
+            </w:pPr>
+            <w:r>
+              <w:rPr>
+                <w:rFonts w:ascii="Verdana" w:cs="Verdana" w:eastAsia="Verdana" w:hAnsi="Verdana"/>
+                <w:sz w:val="15"/>
+                <w:szCs w:val="15"/>
+              </w:rPr>
+              <w:t xml:space="preserve">International-brand hotels in the capital (own count)</w:t>
+            </w:r>
+          </w:p>
+          <w:p>
+            <w:pPr>
+              <w:spacing w:after="40" w:line="240"/>
+            </w:pPr>
+            <w:r>
+              <w:rPr>
+                <w:rFonts w:ascii="Verdana" w:cs="Verdana" w:eastAsia="Verdana" w:hAnsi="Verdana"/>
+                <w:sz w:val="15"/>
+                <w:szCs w:val="15"/>
+              </w:rPr>
+              <w:t xml:space="preserve">Tertiary school enrolment</w:t>
             </w:r>
           </w:p>
         </w:tc>
@@ -5720,7 +5522,7 @@
         </w:trPr>
         <w:tc>
           <w:tcPr>
-            <w:tcW w:type="dxa" w:w="1500"/>
+            <w:tcW w:type="dxa" w:w="1700"/>
             <w:tcBorders>
               <w:top w:val="single" w:color="BFBFBF" w:sz="4"/>
               <w:left w:val="single" w:color="BFBFBF" w:sz="4"/>
@@ -5754,136 +5556,154 @@
                 <w:sz w:val="15"/>
                 <w:szCs w:val="15"/>
               </w:rPr>
-              <w:t xml:space="preserve"> (10)</w:t>
-            </w:r>
-          </w:p>
-        </w:tc>
-        <w:tc>
-          <w:tcPr>
-            <w:tcW w:type="dxa" w:w="3722"/>
-            <w:tcBorders>
-              <w:top w:val="single" w:color="BFBFBF" w:sz="4"/>
-              <w:left w:val="single" w:color="BFBFBF" w:sz="4"/>
-              <w:bottom w:val="single" w:color="BFBFBF" w:sz="4"/>
-              <w:right w:val="single" w:color="BFBFBF" w:sz="4"/>
-            </w:tcBorders>
-            <w:tcMar>
-              <w:top w:type="dxa" w:w="60"/>
-              <w:left w:type="dxa" w:w="100"/>
-              <w:bottom w:type="dxa" w:w="40"/>
-              <w:right w:type="dxa" w:w="100"/>
-            </w:tcMar>
-          </w:tcPr>
-          <w:p>
-            <w:pPr>
-              <w:spacing w:after="40" w:line="240"/>
-            </w:pPr>
-            <w:r>
-              <w:rPr>
-                <w:rFonts w:ascii="Verdana" w:cs="Verdana" w:eastAsia="Verdana" w:hAnsi="Verdana"/>
-                <w:sz w:val="15"/>
-                <w:szCs w:val="15"/>
-              </w:rPr>
-              <w:t xml:space="preserve">Individuals using the Internet (% of population)</w:t>
-            </w:r>
-          </w:p>
-          <w:p>
-            <w:pPr>
-              <w:spacing w:after="40" w:line="240"/>
-            </w:pPr>
-            <w:r>
-              <w:rPr>
-                <w:rFonts w:ascii="Verdana" w:cs="Verdana" w:eastAsia="Verdana" w:hAnsi="Verdana"/>
-                <w:sz w:val="15"/>
-                <w:szCs w:val="15"/>
-              </w:rPr>
-              <w:t xml:space="preserve">Logistics Performance Index (1 to 5)</w:t>
-            </w:r>
-          </w:p>
-        </w:tc>
-        <w:tc>
-          <w:tcPr>
-            <w:tcW w:type="dxa" w:w="1900"/>
-            <w:tcBorders>
-              <w:top w:val="single" w:color="BFBFBF" w:sz="4"/>
-              <w:left w:val="single" w:color="BFBFBF" w:sz="4"/>
-              <w:bottom w:val="single" w:color="BFBFBF" w:sz="4"/>
-              <w:right w:val="single" w:color="BFBFBF" w:sz="4"/>
-            </w:tcBorders>
-            <w:tcMar>
-              <w:top w:type="dxa" w:w="60"/>
-              <w:left w:type="dxa" w:w="100"/>
-              <w:bottom w:type="dxa" w:w="40"/>
-              <w:right w:type="dxa" w:w="100"/>
-            </w:tcMar>
-          </w:tcPr>
-          <w:p>
-            <w:pPr>
-              <w:spacing w:after="40" w:line="240"/>
-            </w:pPr>
-            <w:r>
-              <w:rPr>
-                <w:rFonts w:ascii="Verdana" w:cs="Verdana" w:eastAsia="Verdana" w:hAnsi="Verdana"/>
-                <w:sz w:val="15"/>
-                <w:szCs w:val="15"/>
-              </w:rPr>
-              <w:t xml:space="preserve">Premium coffee segment</w:t>
-            </w:r>
-          </w:p>
-          <w:p>
-            <w:pPr>
-              <w:spacing w:after="40" w:line="240"/>
-            </w:pPr>
-            <w:r>
-              <w:rPr>
-                <w:rFonts w:ascii="Verdana" w:cs="Verdana" w:eastAsia="Verdana" w:hAnsi="Verdana"/>
-                <w:sz w:val="15"/>
-                <w:szCs w:val="15"/>
-              </w:rPr>
-              <w:t xml:space="preserve">Import and regulation</w:t>
-            </w:r>
-          </w:p>
-        </w:tc>
-        <w:tc>
-          <w:tcPr>
-            <w:tcW w:type="dxa" w:w="1950"/>
-            <w:tcBorders>
-              <w:top w:val="single" w:color="BFBFBF" w:sz="4"/>
-              <w:left w:val="single" w:color="BFBFBF" w:sz="4"/>
-              <w:bottom w:val="single" w:color="BFBFBF" w:sz="4"/>
-              <w:right w:val="single" w:color="BFBFBF" w:sz="4"/>
-            </w:tcBorders>
-            <w:tcMar>
-              <w:top w:type="dxa" w:w="60"/>
-              <w:left w:type="dxa" w:w="100"/>
-              <w:bottom w:type="dxa" w:w="40"/>
-              <w:right w:type="dxa" w:w="100"/>
-            </w:tcMar>
-          </w:tcPr>
-          <w:p>
-            <w:pPr>
-              <w:spacing w:after="40" w:line="240"/>
-            </w:pPr>
-            <w:r>
-              <w:rPr>
-                <w:rFonts w:ascii="Verdana" w:cs="Verdana" w:eastAsia="Verdana" w:hAnsi="Verdana"/>
-                <w:sz w:val="15"/>
-                <w:szCs w:val="15"/>
-              </w:rPr>
-              <w:t xml:space="preserve">World Bank WDI</w:t>
-            </w:r>
-          </w:p>
-          <w:p>
-            <w:pPr>
-              <w:spacing w:after="40" w:line="240"/>
-            </w:pPr>
-            <w:r>
-              <w:rPr>
-                <w:rFonts w:ascii="Verdana" w:cs="Verdana" w:eastAsia="Verdana" w:hAnsi="Verdana"/>
-                <w:sz w:val="15"/>
-                <w:szCs w:val="15"/>
-              </w:rPr>
-              <w:t xml:space="preserve">World Bank LPI</w:t>
+              <w:t xml:space="preserve"> (10, weight 10)</w:t>
+            </w:r>
+          </w:p>
+        </w:tc>
+        <w:tc>
+          <w:tcPr>
+            <w:tcW w:type="dxa" w:w="7372"/>
+            <w:tcBorders>
+              <w:top w:val="single" w:color="BFBFBF" w:sz="4"/>
+              <w:left w:val="single" w:color="BFBFBF" w:sz="4"/>
+              <w:bottom w:val="single" w:color="BFBFBF" w:sz="4"/>
+              <w:right w:val="single" w:color="BFBFBF" w:sz="4"/>
+            </w:tcBorders>
+            <w:tcMar>
+              <w:top w:type="dxa" w:w="60"/>
+              <w:left w:type="dxa" w:w="100"/>
+              <w:bottom w:type="dxa" w:w="40"/>
+              <w:right w:type="dxa" w:w="100"/>
+            </w:tcMar>
+          </w:tcPr>
+          <w:p>
+            <w:pPr>
+              <w:spacing w:after="40" w:line="240"/>
+            </w:pPr>
+            <w:r>
+              <w:rPr>
+                <w:rFonts w:ascii="Verdana" w:cs="Verdana" w:eastAsia="Verdana" w:hAnsi="Verdana"/>
+                <w:sz w:val="15"/>
+                <w:szCs w:val="15"/>
+              </w:rPr>
+              <w:t xml:space="preserve">Individuals using the Internet</w:t>
+            </w:r>
+          </w:p>
+          <w:p>
+            <w:pPr>
+              <w:spacing w:after="40" w:line="240"/>
+            </w:pPr>
+            <w:r>
+              <w:rPr>
+                <w:rFonts w:ascii="Verdana" w:cs="Verdana" w:eastAsia="Verdana" w:hAnsi="Verdana"/>
+                <w:sz w:val="15"/>
+                <w:szCs w:val="15"/>
+              </w:rPr>
+              <w:t xml:space="preserve">Logistics Performance Index</w:t>
+            </w:r>
+          </w:p>
+          <w:p>
+            <w:pPr>
+              <w:spacing w:after="40" w:line="240"/>
+            </w:pPr>
+            <w:r>
+              <w:rPr>
+                <w:rFonts w:ascii="Verdana" w:cs="Verdana" w:eastAsia="Verdana" w:hAnsi="Verdana"/>
+                <w:sz w:val="15"/>
+                <w:szCs w:val="15"/>
+              </w:rPr>
+              <w:t xml:space="preserve">Global Innovation Index</w:t>
+            </w:r>
+          </w:p>
+          <w:p>
+            <w:pPr>
+              <w:spacing w:after="40" w:line="240"/>
+            </w:pPr>
+            <w:r>
+              <w:rPr>
+                <w:rFonts w:ascii="Verdana" w:cs="Verdana" w:eastAsia="Verdana" w:hAnsi="Verdana"/>
+                <w:sz w:val="15"/>
+                <w:szCs w:val="15"/>
+              </w:rPr>
+              <w:t xml:space="preserve">Online retail and food delivery share</w:t>
+            </w:r>
+          </w:p>
+          <w:p>
+            <w:pPr>
+              <w:spacing w:after="40" w:line="240"/>
+            </w:pPr>
+            <w:r>
+              <w:rPr>
+                <w:rFonts w:ascii="Verdana" w:cs="Verdana" w:eastAsia="Verdana" w:hAnsi="Verdana"/>
+                <w:sz w:val="15"/>
+                <w:szCs w:val="15"/>
+              </w:rPr>
+              <w:t xml:space="preserve">Account ownership, adults</w:t>
+            </w:r>
+          </w:p>
+          <w:p>
+            <w:pPr>
+              <w:spacing w:after="40" w:line="240"/>
+            </w:pPr>
+            <w:r>
+              <w:rPr>
+                <w:rFonts w:ascii="Verdana" w:cs="Verdana" w:eastAsia="Verdana" w:hAnsi="Verdana"/>
+                <w:sz w:val="15"/>
+                <w:szCs w:val="15"/>
+              </w:rPr>
+              <w:t xml:space="preserve">Mobile cellular subscriptions</w:t>
+            </w:r>
+          </w:p>
+          <w:p>
+            <w:pPr>
+              <w:spacing w:after="40" w:line="240"/>
+            </w:pPr>
+            <w:r>
+              <w:rPr>
+                <w:rFonts w:ascii="Verdana" w:cs="Verdana" w:eastAsia="Verdana" w:hAnsi="Verdana"/>
+                <w:sz w:val="15"/>
+                <w:szCs w:val="15"/>
+              </w:rPr>
+              <w:t xml:space="preserve">Fixed broadband subscriptions</w:t>
+            </w:r>
+          </w:p>
+          <w:p>
+            <w:pPr>
+              <w:spacing w:after="40" w:line="240"/>
+            </w:pPr>
+            <w:r>
+              <w:rPr>
+                <w:rFonts w:ascii="Verdana" w:cs="Verdana" w:eastAsia="Verdana" w:hAnsi="Verdana"/>
+                <w:sz w:val="15"/>
+                <w:szCs w:val="15"/>
+              </w:rPr>
+              <w:t xml:space="preserve">Secure Internet servers</w:t>
+            </w:r>
+          </w:p>
+          <w:p>
+            <w:pPr>
+              <w:spacing w:after="40" w:line="240"/>
+            </w:pPr>
+            <w:r>
+              <w:rPr>
+                <w:rFonts w:ascii="Verdana" w:cs="Verdana" w:eastAsia="Verdana" w:hAnsi="Verdana"/>
+                <w:sz w:val="15"/>
+                <w:szCs w:val="15"/>
+              </w:rPr>
+              <w:t xml:space="preserve">E-Government Development Index</w:t>
+            </w:r>
+          </w:p>
+          <w:p>
+            <w:pPr>
+              <w:spacing w:after="40" w:line="240"/>
+            </w:pPr>
+            <w:r>
+              <w:rPr>
+                <w:rFonts w:ascii="Verdana" w:cs="Verdana" w:eastAsia="Verdana" w:hAnsi="Verdana"/>
+                <w:sz w:val="15"/>
+                <w:szCs w:val="15"/>
+              </w:rPr>
+              <w:t xml:space="preserve">Container port traffic</w:t>
             </w:r>
           </w:p>
         </w:tc>
@@ -5894,7 +5714,7 @@
         </w:trPr>
         <w:tc>
           <w:tcPr>
-            <w:tcW w:type="dxa" w:w="1500"/>
+            <w:tcW w:type="dxa" w:w="1700"/>
             <w:tcBorders>
               <w:top w:val="single" w:color="BFBFBF" w:sz="4"/>
               <w:left w:val="single" w:color="BFBFBF" w:sz="4"/>
@@ -5928,97 +5748,89 @@
                 <w:sz w:val="15"/>
                 <w:szCs w:val="15"/>
               </w:rPr>
-              <w:t xml:space="preserve"> (5)</w:t>
-            </w:r>
-          </w:p>
-        </w:tc>
-        <w:tc>
-          <w:tcPr>
-            <w:tcW w:type="dxa" w:w="3722"/>
-            <w:tcBorders>
-              <w:top w:val="single" w:color="BFBFBF" w:sz="4"/>
-              <w:left w:val="single" w:color="BFBFBF" w:sz="4"/>
-              <w:bottom w:val="single" w:color="BFBFBF" w:sz="4"/>
-              <w:right w:val="single" w:color="BFBFBF" w:sz="4"/>
-            </w:tcBorders>
-            <w:tcMar>
-              <w:top w:type="dxa" w:w="60"/>
-              <w:left w:type="dxa" w:w="100"/>
-              <w:bottom w:type="dxa" w:w="40"/>
-              <w:right w:type="dxa" w:w="100"/>
-            </w:tcMar>
-          </w:tcPr>
-          <w:p>
-            <w:pPr>
-              <w:spacing w:after="40" w:line="240"/>
-            </w:pPr>
-            <w:r>
-              <w:rPr>
-                <w:rFonts w:ascii="Verdana" w:cs="Verdana" w:eastAsia="Verdana" w:hAnsi="Verdana"/>
-                <w:sz w:val="15"/>
-                <w:szCs w:val="15"/>
-              </w:rPr>
-              <w:t xml:space="preserve">Demand for certified and sustainable coffee (rubric 1 to 5)</w:t>
-            </w:r>
-          </w:p>
-        </w:tc>
-        <w:tc>
-          <w:tcPr>
-            <w:tcW w:type="dxa" w:w="1900"/>
-            <w:tcBorders>
-              <w:top w:val="single" w:color="BFBFBF" w:sz="4"/>
-              <w:left w:val="single" w:color="BFBFBF" w:sz="4"/>
-              <w:bottom w:val="single" w:color="BFBFBF" w:sz="4"/>
-              <w:right w:val="single" w:color="BFBFBF" w:sz="4"/>
-            </w:tcBorders>
-            <w:tcMar>
-              <w:top w:type="dxa" w:w="60"/>
-              <w:left w:type="dxa" w:w="100"/>
-              <w:bottom w:type="dxa" w:w="40"/>
-              <w:right w:type="dxa" w:w="100"/>
-            </w:tcMar>
-          </w:tcPr>
-          <w:p>
-            <w:pPr>
-              <w:spacing w:after="40" w:line="240"/>
-            </w:pPr>
-            <w:r>
-              <w:rPr>
-                <w:rFonts w:ascii="Verdana" w:cs="Verdana" w:eastAsia="Verdana" w:hAnsi="Verdana"/>
-                <w:sz w:val="15"/>
-                <w:szCs w:val="15"/>
-              </w:rPr>
-              <w:t xml:space="preserve">Premium coffee segment</w:t>
-            </w:r>
-          </w:p>
-        </w:tc>
-        <w:tc>
-          <w:tcPr>
-            <w:tcW w:type="dxa" w:w="1950"/>
-            <w:tcBorders>
-              <w:top w:val="single" w:color="BFBFBF" w:sz="4"/>
-              <w:left w:val="single" w:color="BFBFBF" w:sz="4"/>
-              <w:bottom w:val="single" w:color="BFBFBF" w:sz="4"/>
-              <w:right w:val="single" w:color="BFBFBF" w:sz="4"/>
-            </w:tcBorders>
-            <w:tcMar>
-              <w:top w:type="dxa" w:w="60"/>
-              <w:left w:type="dxa" w:w="100"/>
-              <w:bottom w:type="dxa" w:w="40"/>
-              <w:right w:type="dxa" w:w="100"/>
-            </w:tcMar>
-          </w:tcPr>
-          <w:p>
-            <w:pPr>
-              <w:spacing w:after="40" w:line="240"/>
-            </w:pPr>
-            <w:r>
-              <w:rPr>
-                <w:rFonts w:ascii="Verdana" w:cs="Verdana" w:eastAsia="Verdana" w:hAnsi="Verdana"/>
-                <w:sz w:val="15"/>
-                <w:szCs w:val="15"/>
-              </w:rPr>
-              <w:t xml:space="preserve">Industry reports, certification bodies</w:t>
+              <w:t xml:space="preserve"> (5, weight 5)</w:t>
+            </w:r>
+          </w:p>
+        </w:tc>
+        <w:tc>
+          <w:tcPr>
+            <w:tcW w:type="dxa" w:w="7372"/>
+            <w:tcBorders>
+              <w:top w:val="single" w:color="BFBFBF" w:sz="4"/>
+              <w:left w:val="single" w:color="BFBFBF" w:sz="4"/>
+              <w:bottom w:val="single" w:color="BFBFBF" w:sz="4"/>
+              <w:right w:val="single" w:color="BFBFBF" w:sz="4"/>
+            </w:tcBorders>
+            <w:tcMar>
+              <w:top w:type="dxa" w:w="60"/>
+              <w:left w:type="dxa" w:w="100"/>
+              <w:bottom w:type="dxa" w:w="40"/>
+              <w:right w:type="dxa" w:w="100"/>
+            </w:tcMar>
+          </w:tcPr>
+          <w:p>
+            <w:pPr>
+              <w:spacing w:after="40" w:line="240"/>
+            </w:pPr>
+            <w:r>
+              <w:rPr>
+                <w:rFonts w:ascii="Verdana" w:cs="Verdana" w:eastAsia="Verdana" w:hAnsi="Verdana"/>
+                <w:sz w:val="15"/>
+                <w:szCs w:val="15"/>
+              </w:rPr>
+              <w:t xml:space="preserve">Demand for certified and sustainable coffee (R)</w:t>
+            </w:r>
+          </w:p>
+          <w:p>
+            <w:pPr>
+              <w:spacing w:after="40" w:line="240"/>
+            </w:pPr>
+            <w:r>
+              <w:rPr>
+                <w:rFonts w:ascii="Verdana" w:cs="Verdana" w:eastAsia="Verdana" w:hAnsi="Verdana"/>
+                <w:sz w:val="15"/>
+                <w:szCs w:val="15"/>
+              </w:rPr>
+              <w:t xml:space="preserve">Environmental Performance Index</w:t>
+            </w:r>
+          </w:p>
+          <w:p>
+            <w:pPr>
+              <w:spacing w:after="40" w:line="240"/>
+            </w:pPr>
+            <w:r>
+              <w:rPr>
+                <w:rFonts w:ascii="Verdana" w:cs="Verdana" w:eastAsia="Verdana" w:hAnsi="Verdana"/>
+                <w:sz w:val="15"/>
+                <w:szCs w:val="15"/>
+              </w:rPr>
+              <w:t xml:space="preserve">Climate vulnerability and readiness (ND-GAIN)</w:t>
+            </w:r>
+          </w:p>
+          <w:p>
+            <w:pPr>
+              <w:spacing w:after="40" w:line="240"/>
+            </w:pPr>
+            <w:r>
+              <w:rPr>
+                <w:rFonts w:ascii="Verdana" w:cs="Verdana" w:eastAsia="Verdana" w:hAnsi="Verdana"/>
+                <w:sz w:val="15"/>
+                <w:szCs w:val="15"/>
+              </w:rPr>
+              <w:t xml:space="preserve">Domestic coffee production (lower is better: local competition)</w:t>
+            </w:r>
+          </w:p>
+          <w:p>
+            <w:pPr>
+              <w:spacing w:after="40" w:line="240"/>
+            </w:pPr>
+            <w:r>
+              <w:rPr>
+                <w:rFonts w:ascii="Verdana" w:cs="Verdana" w:eastAsia="Verdana" w:hAnsi="Verdana"/>
+                <w:sz w:val="15"/>
+                <w:szCs w:val="15"/>
+              </w:rPr>
+              <w:t xml:space="preserve">Packaging and waste rules for imported goods (R)</w:t>
             </w:r>
           </w:p>
         </w:tc>
@@ -6029,7 +5841,7 @@
         </w:trPr>
         <w:tc>
           <w:tcPr>
-            <w:tcW w:type="dxa" w:w="1500"/>
+            <w:tcW w:type="dxa" w:w="1700"/>
             <w:tcBorders>
               <w:top w:val="single" w:color="BFBFBF" w:sz="4"/>
               <w:left w:val="single" w:color="BFBFBF" w:sz="4"/>
@@ -6063,136 +5875,89 @@
                 <w:sz w:val="15"/>
                 <w:szCs w:val="15"/>
               </w:rPr>
-              <w:t xml:space="preserve"> (20)</w:t>
-            </w:r>
-          </w:p>
-        </w:tc>
-        <w:tc>
-          <w:tcPr>
-            <w:tcW w:type="dxa" w:w="3722"/>
-            <w:tcBorders>
-              <w:top w:val="single" w:color="BFBFBF" w:sz="4"/>
-              <w:left w:val="single" w:color="BFBFBF" w:sz="4"/>
-              <w:bottom w:val="single" w:color="BFBFBF" w:sz="4"/>
-              <w:right w:val="single" w:color="BFBFBF" w:sz="4"/>
-            </w:tcBorders>
-            <w:tcMar>
-              <w:top w:type="dxa" w:w="60"/>
-              <w:left w:type="dxa" w:w="100"/>
-              <w:bottom w:type="dxa" w:w="40"/>
-              <w:right w:type="dxa" w:w="100"/>
-            </w:tcMar>
-          </w:tcPr>
-          <w:p>
-            <w:pPr>
-              <w:spacing w:after="40" w:line="240"/>
-            </w:pPr>
-            <w:r>
-              <w:rPr>
-                <w:rFonts w:ascii="Verdana" w:cs="Verdana" w:eastAsia="Verdana" w:hAnsi="Verdana"/>
-                <w:sz w:val="15"/>
-                <w:szCs w:val="15"/>
-              </w:rPr>
-              <w:t xml:space="preserve">Regulatory quality (WGI estimate)</w:t>
-            </w:r>
-          </w:p>
-          <w:p>
-            <w:pPr>
-              <w:spacing w:after="40" w:line="240"/>
-            </w:pPr>
-            <w:r>
-              <w:rPr>
-                <w:rFonts w:ascii="Verdana" w:cs="Verdana" w:eastAsia="Verdana" w:hAnsi="Verdana"/>
-                <w:sz w:val="15"/>
-                <w:szCs w:val="15"/>
-              </w:rPr>
-              <w:t xml:space="preserve">Product, labelling and certification requirements for coffee (rubric 1 to 5)</w:t>
-            </w:r>
-          </w:p>
-        </w:tc>
-        <w:tc>
-          <w:tcPr>
-            <w:tcW w:type="dxa" w:w="1900"/>
-            <w:tcBorders>
-              <w:top w:val="single" w:color="BFBFBF" w:sz="4"/>
-              <w:left w:val="single" w:color="BFBFBF" w:sz="4"/>
-              <w:bottom w:val="single" w:color="BFBFBF" w:sz="4"/>
-              <w:right w:val="single" w:color="BFBFBF" w:sz="4"/>
-            </w:tcBorders>
-            <w:tcMar>
-              <w:top w:type="dxa" w:w="60"/>
-              <w:left w:type="dxa" w:w="100"/>
-              <w:bottom w:type="dxa" w:w="40"/>
-              <w:right w:type="dxa" w:w="100"/>
-            </w:tcMar>
-          </w:tcPr>
-          <w:p>
-            <w:pPr>
-              <w:spacing w:after="40" w:line="240"/>
-            </w:pPr>
-            <w:r>
-              <w:rPr>
-                <w:rFonts w:ascii="Verdana" w:cs="Verdana" w:eastAsia="Verdana" w:hAnsi="Verdana"/>
-                <w:sz w:val="15"/>
-                <w:szCs w:val="15"/>
-              </w:rPr>
-              <w:t xml:space="preserve">Import and regulation</w:t>
-            </w:r>
-          </w:p>
-          <w:p>
-            <w:pPr>
-              <w:spacing w:after="40" w:line="240"/>
-            </w:pPr>
-            <w:r>
-              <w:rPr>
-                <w:rFonts w:ascii="Verdana" w:cs="Verdana" w:eastAsia="Verdana" w:hAnsi="Verdana"/>
-                <w:sz w:val="15"/>
-                <w:szCs w:val="15"/>
-              </w:rPr>
-              <w:t xml:space="preserve">Import and regulation</w:t>
-            </w:r>
-          </w:p>
-        </w:tc>
-        <w:tc>
-          <w:tcPr>
-            <w:tcW w:type="dxa" w:w="1950"/>
-            <w:tcBorders>
-              <w:top w:val="single" w:color="BFBFBF" w:sz="4"/>
-              <w:left w:val="single" w:color="BFBFBF" w:sz="4"/>
-              <w:bottom w:val="single" w:color="BFBFBF" w:sz="4"/>
-              <w:right w:val="single" w:color="BFBFBF" w:sz="4"/>
-            </w:tcBorders>
-            <w:tcMar>
-              <w:top w:type="dxa" w:w="60"/>
-              <w:left w:type="dxa" w:w="100"/>
-              <w:bottom w:type="dxa" w:w="40"/>
-              <w:right w:type="dxa" w:w="100"/>
-            </w:tcMar>
-          </w:tcPr>
-          <w:p>
-            <w:pPr>
-              <w:spacing w:after="40" w:line="240"/>
-            </w:pPr>
-            <w:r>
-              <w:rPr>
-                <w:rFonts w:ascii="Verdana" w:cs="Verdana" w:eastAsia="Verdana" w:hAnsi="Verdana"/>
-                <w:sz w:val="15"/>
-                <w:szCs w:val="15"/>
-              </w:rPr>
-              <w:t xml:space="preserve">World Bank WGI</w:t>
-            </w:r>
-          </w:p>
-          <w:p>
-            <w:pPr>
-              <w:spacing w:after="40" w:line="240"/>
-            </w:pPr>
-            <w:r>
-              <w:rPr>
-                <w:rFonts w:ascii="Verdana" w:cs="Verdana" w:eastAsia="Verdana" w:hAnsi="Verdana"/>
-                <w:sz w:val="15"/>
-                <w:szCs w:val="15"/>
-              </w:rPr>
-              <w:t xml:space="preserve">EU Access2Markets</w:t>
+              <w:t xml:space="preserve"> (5, weight 20)</w:t>
+            </w:r>
+          </w:p>
+        </w:tc>
+        <w:tc>
+          <w:tcPr>
+            <w:tcW w:type="dxa" w:w="7372"/>
+            <w:tcBorders>
+              <w:top w:val="single" w:color="BFBFBF" w:sz="4"/>
+              <w:left w:val="single" w:color="BFBFBF" w:sz="4"/>
+              <w:bottom w:val="single" w:color="BFBFBF" w:sz="4"/>
+              <w:right w:val="single" w:color="BFBFBF" w:sz="4"/>
+            </w:tcBorders>
+            <w:tcMar>
+              <w:top w:type="dxa" w:w="60"/>
+              <w:left w:type="dxa" w:w="100"/>
+              <w:bottom w:type="dxa" w:w="40"/>
+              <w:right w:type="dxa" w:w="100"/>
+            </w:tcMar>
+          </w:tcPr>
+          <w:p>
+            <w:pPr>
+              <w:spacing w:after="40" w:line="240"/>
+            </w:pPr>
+            <w:r>
+              <w:rPr>
+                <w:rFonts w:ascii="Verdana" w:cs="Verdana" w:eastAsia="Verdana" w:hAnsi="Verdana"/>
+                <w:sz w:val="15"/>
+                <w:szCs w:val="15"/>
+              </w:rPr>
+              <w:t xml:space="preserve">Regulatory quality (WGI)</w:t>
+            </w:r>
+          </w:p>
+          <w:p>
+            <w:pPr>
+              <w:spacing w:after="40" w:line="240"/>
+            </w:pPr>
+            <w:r>
+              <w:rPr>
+                <w:rFonts w:ascii="Verdana" w:cs="Verdana" w:eastAsia="Verdana" w:hAnsi="Verdana"/>
+                <w:sz w:val="15"/>
+                <w:szCs w:val="15"/>
+              </w:rPr>
+              <w:t xml:space="preserve">Rule of law (WGI)</w:t>
+            </w:r>
+          </w:p>
+          <w:p>
+            <w:pPr>
+              <w:spacing w:after="40" w:line="240"/>
+            </w:pPr>
+            <w:r>
+              <w:rPr>
+                <w:rFonts w:ascii="Verdana" w:cs="Verdana" w:eastAsia="Verdana" w:hAnsi="Verdana"/>
+                <w:sz w:val="15"/>
+                <w:szCs w:val="15"/>
+              </w:rPr>
+              <w:t xml:space="preserve">Product, labelling and certification requirements for coffee (R)</w:t>
+            </w:r>
+          </w:p>
+          <w:p>
+            <w:pPr>
+              <w:spacing w:after="40" w:line="240"/>
+            </w:pPr>
+            <w:r>
+              <w:rPr>
+                <w:rFonts w:ascii="Verdana" w:cs="Verdana" w:eastAsia="Verdana" w:hAnsi="Verdana"/>
+                <w:sz w:val="15"/>
+                <w:szCs w:val="15"/>
+              </w:rPr>
+              <w:t xml:space="preserve">Trademark protection (R)</w:t>
+            </w:r>
+          </w:p>
+          <w:p>
+            <w:pPr>
+              <w:spacing w:after="40" w:line="240"/>
+            </w:pPr>
+            <w:r>
+              <w:rPr>
+                <w:rFonts w:ascii="Verdana" w:cs="Verdana" w:eastAsia="Verdana" w:hAnsi="Verdana"/>
+                <w:sz w:val="15"/>
+                <w:szCs w:val="15"/>
+              </w:rPr>
+              <w:t xml:space="preserve">Rules for ending a distribution agreement (R)</w:t>
             </w:r>
           </w:p>
         </w:tc>
@@ -7014,24 +6779,7 @@
           <w:sz w:val="19"/>
           <w:szCs w:val="19"/>
         </w:rPr>
-        <w:t xml:space="preserve">20 minutes plus 10 minutes of discussion. Rehearse to time. Slide limit: </w:t>
-      </w:r>
-      <w:r>
-        <w:rPr>
-          <w:rFonts w:ascii="Verdana" w:cs="Verdana" w:eastAsia="Verdana" w:hAnsi="Verdana"/>
-          <w:sz w:val="19"/>
-          <w:szCs w:val="19"/>
-          <w:highlight w:val="yellow"/>
-        </w:rPr>
-        <w:t xml:space="preserve">[to be confirmed, for example 20 slides plus appendix]</w:t>
-      </w:r>
-      <w:r>
-        <w:rPr>
-          <w:rFonts w:ascii="Verdana" w:cs="Verdana" w:eastAsia="Verdana" w:hAnsi="Verdana"/>
-          <w:sz w:val="19"/>
-          <w:szCs w:val="19"/>
-        </w:rPr>
-        <w:t xml:space="preserve">. Every slide has an action title that states its message.</w:t>
+        <w:t xml:space="preserve">20 minutes plus 10 minutes of discussion. Rehearse to time. Slide limit: 20 slides plus appendix. Every slide has an action title that states its message.</w:t>
       </w:r>
     </w:p>
     <w:p>
@@ -7292,8 +7040,7 @@
     </w:p>
     <w:p>
       <w:pPr>
-        <w:keepNext/>
-        <w:spacing w:after="80" w:before="0" w:line="252"/>
+        <w:spacing w:after="120" w:before="100" w:line="252"/>
       </w:pPr>
       <w:r>
         <w:rPr>
@@ -7303,462 +7050,20 @@
           <w:sz w:val="19"/>
           <w:szCs w:val="19"/>
         </w:rPr>
-        <w:t xml:space="preserve">Assess the industry with Porter's five forces</w:t>
-      </w:r>
-      <w:r>
-        <w:rPr>
-          <w:rFonts w:ascii="Verdana" w:cs="Verdana" w:eastAsia="Verdana" w:hAnsi="Verdana"/>
-          <w:sz w:val="19"/>
-          <w:szCs w:val="19"/>
-        </w:rPr>
-        <w:t xml:space="preserve">, adapted to a premium entrant from Vienna. Rate each force from 1 (weak, good for Julius Meinl) to 5 (strong, bad for Julius Meinl), give two or three pieces of evidence per force, and sum up industry attractiveness in one sentence.</w:t>
-      </w:r>
-    </w:p>
-    <w:tbl>
-      <w:tblPr>
-        <w:tblW w:type="dxa" w:w="9072"/>
-        <w:tblBorders>
-          <w:top w:val="single" w:color="auto" w:sz="4"/>
-          <w:left w:val="single" w:color="auto" w:sz="4"/>
-          <w:bottom w:val="single" w:color="auto" w:sz="4"/>
-          <w:right w:val="single" w:color="auto" w:sz="4"/>
-          <w:insideH w:val="single" w:color="auto" w:sz="4"/>
-          <w:insideV w:val="single" w:color="auto" w:sz="4"/>
-        </w:tblBorders>
-      </w:tblPr>
-      <w:tblGrid>
-        <w:gridCol w:w="2500"/>
-        <w:gridCol w:w="6572"/>
-      </w:tblGrid>
-      <w:tr>
-        <w:trPr>
-          <w:cantSplit/>
-          <w:tblHeader/>
-        </w:trPr>
-        <w:tc>
-          <w:tcPr>
-            <w:tcW w:type="dxa" w:w="2500"/>
-            <w:tcBorders>
-              <w:top w:val="single" w:color="BFBFBF" w:sz="4"/>
-              <w:left w:val="single" w:color="BFBFBF" w:sz="4"/>
-              <w:bottom w:val="single" w:color="BFBFBF" w:sz="4"/>
-              <w:right w:val="single" w:color="BFBFBF" w:sz="4"/>
-            </w:tcBorders>
-            <w:shd w:fill="002350" w:color="auto" w:val="clear"/>
-            <w:tcMar>
-              <w:top w:type="dxa" w:w="60"/>
-              <w:left w:type="dxa" w:w="100"/>
-              <w:bottom w:type="dxa" w:w="40"/>
-              <w:right w:type="dxa" w:w="100"/>
-            </w:tcMar>
-          </w:tcPr>
-          <w:p>
-            <w:pPr>
-              <w:keepNext/>
-              <w:spacing w:after="40" w:line="240"/>
-            </w:pPr>
-            <w:r>
-              <w:rPr>
-                <w:rFonts w:ascii="Verdana" w:cs="Verdana" w:eastAsia="Verdana" w:hAnsi="Verdana"/>
-                <w:b/>
-                <w:bCs/>
-                <w:color w:val="FFFFFF"/>
-                <w:sz w:val="15"/>
-                <w:szCs w:val="15"/>
-              </w:rPr>
-              <w:t xml:space="preserve">Force</w:t>
-            </w:r>
-          </w:p>
-        </w:tc>
-        <w:tc>
-          <w:tcPr>
-            <w:tcW w:type="dxa" w:w="6572"/>
-            <w:tcBorders>
-              <w:top w:val="single" w:color="BFBFBF" w:sz="4"/>
-              <w:left w:val="single" w:color="BFBFBF" w:sz="4"/>
-              <w:bottom w:val="single" w:color="BFBFBF" w:sz="4"/>
-              <w:right w:val="single" w:color="BFBFBF" w:sz="4"/>
-            </w:tcBorders>
-            <w:shd w:fill="002350" w:color="auto" w:val="clear"/>
-            <w:tcMar>
-              <w:top w:type="dxa" w:w="60"/>
-              <w:left w:type="dxa" w:w="100"/>
-              <w:bottom w:type="dxa" w:w="40"/>
-              <w:right w:type="dxa" w:w="100"/>
-            </w:tcMar>
-          </w:tcPr>
-          <w:p>
-            <w:pPr>
-              <w:keepNext/>
-              <w:spacing w:after="40" w:line="240"/>
-            </w:pPr>
-            <w:r>
-              <w:rPr>
-                <w:rFonts w:ascii="Verdana" w:cs="Verdana" w:eastAsia="Verdana" w:hAnsi="Verdana"/>
-                <w:b/>
-                <w:bCs/>
-                <w:color w:val="FFFFFF"/>
-                <w:sz w:val="15"/>
-                <w:szCs w:val="15"/>
-              </w:rPr>
-              <w:t xml:space="preserve">Questions to ask</w:t>
-            </w:r>
-          </w:p>
-        </w:tc>
-      </w:tr>
-      <w:tr>
-        <w:trPr>
-          <w:cantSplit/>
-        </w:trPr>
-        <w:tc>
-          <w:tcPr>
-            <w:tcW w:type="dxa" w:w="2500"/>
-            <w:tcBorders>
-              <w:top w:val="single" w:color="BFBFBF" w:sz="4"/>
-              <w:left w:val="single" w:color="BFBFBF" w:sz="4"/>
-              <w:bottom w:val="single" w:color="BFBFBF" w:sz="4"/>
-              <w:right w:val="single" w:color="BFBFBF" w:sz="4"/>
-            </w:tcBorders>
-            <w:tcMar>
-              <w:top w:type="dxa" w:w="60"/>
-              <w:left w:type="dxa" w:w="100"/>
-              <w:bottom w:type="dxa" w:w="40"/>
-              <w:right w:type="dxa" w:w="100"/>
-            </w:tcMar>
-          </w:tcPr>
-          <w:p>
-            <w:pPr>
-              <w:keepNext/>
-              <w:spacing w:after="40" w:line="240"/>
-            </w:pPr>
-            <w:r>
-              <w:rPr>
-                <w:rFonts w:ascii="Verdana" w:cs="Verdana" w:eastAsia="Verdana" w:hAnsi="Verdana"/>
-                <w:b/>
-                <w:bCs/>
-                <w:sz w:val="15"/>
-                <w:szCs w:val="15"/>
-              </w:rPr>
-              <w:t xml:space="preserve">Threat of new entrants</w:t>
-            </w:r>
-          </w:p>
-        </w:tc>
-        <w:tc>
-          <w:tcPr>
-            <w:tcW w:type="dxa" w:w="6572"/>
-            <w:tcBorders>
-              <w:top w:val="single" w:color="BFBFBF" w:sz="4"/>
-              <w:left w:val="single" w:color="BFBFBF" w:sz="4"/>
-              <w:bottom w:val="single" w:color="BFBFBF" w:sz="4"/>
-              <w:right w:val="single" w:color="BFBFBF" w:sz="4"/>
-            </w:tcBorders>
-            <w:tcMar>
-              <w:top w:type="dxa" w:w="60"/>
-              <w:left w:type="dxa" w:w="100"/>
-              <w:bottom w:type="dxa" w:w="40"/>
-              <w:right w:type="dxa" w:w="100"/>
-            </w:tcMar>
-          </w:tcPr>
-          <w:p>
-            <w:pPr>
-              <w:keepNext/>
-              <w:spacing w:after="40" w:line="240"/>
-            </w:pPr>
-            <w:r>
-              <w:rPr>
-                <w:rFonts w:ascii="Verdana" w:cs="Verdana" w:eastAsia="Verdana" w:hAnsi="Verdana"/>
-                <w:sz w:val="15"/>
-                <w:szCs w:val="15"/>
-              </w:rPr>
-              <w:t xml:space="preserve">Entry barriers: tariffs, certification, access to distribution, cost of building a brand, scale advantages of local roasters</w:t>
-            </w:r>
-          </w:p>
-        </w:tc>
-      </w:tr>
-      <w:tr>
-        <w:trPr>
-          <w:cantSplit/>
-        </w:trPr>
-        <w:tc>
-          <w:tcPr>
-            <w:tcW w:type="dxa" w:w="2500"/>
-            <w:tcBorders>
-              <w:top w:val="single" w:color="BFBFBF" w:sz="4"/>
-              <w:left w:val="single" w:color="BFBFBF" w:sz="4"/>
-              <w:bottom w:val="single" w:color="BFBFBF" w:sz="4"/>
-              <w:right w:val="single" w:color="BFBFBF" w:sz="4"/>
-            </w:tcBorders>
-            <w:shd w:fill="F2F2F2" w:color="auto" w:val="clear"/>
-            <w:tcMar>
-              <w:top w:type="dxa" w:w="60"/>
-              <w:left w:type="dxa" w:w="100"/>
-              <w:bottom w:type="dxa" w:w="40"/>
-              <w:right w:type="dxa" w:w="100"/>
-            </w:tcMar>
-          </w:tcPr>
-          <w:p>
-            <w:pPr>
-              <w:keepNext/>
-              <w:spacing w:after="40" w:line="240"/>
-            </w:pPr>
-            <w:r>
-              <w:rPr>
-                <w:rFonts w:ascii="Verdana" w:cs="Verdana" w:eastAsia="Verdana" w:hAnsi="Verdana"/>
-                <w:b/>
-                <w:bCs/>
-                <w:sz w:val="15"/>
-                <w:szCs w:val="15"/>
-              </w:rPr>
-              <w:t xml:space="preserve">Power of buyers</w:t>
-            </w:r>
-          </w:p>
-        </w:tc>
-        <w:tc>
-          <w:tcPr>
-            <w:tcW w:type="dxa" w:w="6572"/>
-            <w:tcBorders>
-              <w:top w:val="single" w:color="BFBFBF" w:sz="4"/>
-              <w:left w:val="single" w:color="BFBFBF" w:sz="4"/>
-              <w:bottom w:val="single" w:color="BFBFBF" w:sz="4"/>
-              <w:right w:val="single" w:color="BFBFBF" w:sz="4"/>
-            </w:tcBorders>
-            <w:shd w:fill="F2F2F2" w:color="auto" w:val="clear"/>
-            <w:tcMar>
-              <w:top w:type="dxa" w:w="60"/>
-              <w:left w:type="dxa" w:w="100"/>
-              <w:bottom w:type="dxa" w:w="40"/>
-              <w:right w:type="dxa" w:w="100"/>
-            </w:tcMar>
-          </w:tcPr>
-          <w:p>
-            <w:pPr>
-              <w:keepNext/>
-              <w:spacing w:after="40" w:line="240"/>
-            </w:pPr>
-            <w:r>
-              <w:rPr>
-                <w:rFonts w:ascii="Verdana" w:cs="Verdana" w:eastAsia="Verdana" w:hAnsi="Verdana"/>
-                <w:sz w:val="15"/>
-                <w:szCs w:val="15"/>
-              </w:rPr>
-              <w:t xml:space="preserve">Hotel groups, café chains, supermarket chains and importers: how concentrated and how price-driven are they?</w:t>
-            </w:r>
-          </w:p>
-        </w:tc>
-      </w:tr>
-      <w:tr>
-        <w:trPr>
-          <w:cantSplit/>
-        </w:trPr>
-        <w:tc>
-          <w:tcPr>
-            <w:tcW w:type="dxa" w:w="2500"/>
-            <w:tcBorders>
-              <w:top w:val="single" w:color="BFBFBF" w:sz="4"/>
-              <w:left w:val="single" w:color="BFBFBF" w:sz="4"/>
-              <w:bottom w:val="single" w:color="BFBFBF" w:sz="4"/>
-              <w:right w:val="single" w:color="BFBFBF" w:sz="4"/>
-            </w:tcBorders>
-            <w:tcMar>
-              <w:top w:type="dxa" w:w="60"/>
-              <w:left w:type="dxa" w:w="100"/>
-              <w:bottom w:type="dxa" w:w="40"/>
-              <w:right w:type="dxa" w:w="100"/>
-            </w:tcMar>
-          </w:tcPr>
-          <w:p>
-            <w:pPr>
-              <w:keepNext/>
-              <w:spacing w:after="40" w:line="240"/>
-            </w:pPr>
-            <w:r>
-              <w:rPr>
-                <w:rFonts w:ascii="Verdana" w:cs="Verdana" w:eastAsia="Verdana" w:hAnsi="Verdana"/>
-                <w:b/>
-                <w:bCs/>
-                <w:sz w:val="15"/>
-                <w:szCs w:val="15"/>
-              </w:rPr>
-              <w:t xml:space="preserve">Power of suppliers</w:t>
-            </w:r>
-          </w:p>
-        </w:tc>
-        <w:tc>
-          <w:tcPr>
-            <w:tcW w:type="dxa" w:w="6572"/>
-            <w:tcBorders>
-              <w:top w:val="single" w:color="BFBFBF" w:sz="4"/>
-              <w:left w:val="single" w:color="BFBFBF" w:sz="4"/>
-              <w:bottom w:val="single" w:color="BFBFBF" w:sz="4"/>
-              <w:right w:val="single" w:color="BFBFBF" w:sz="4"/>
-            </w:tcBorders>
-            <w:tcMar>
-              <w:top w:type="dxa" w:w="60"/>
-              <w:left w:type="dxa" w:w="100"/>
-              <w:bottom w:type="dxa" w:w="40"/>
-              <w:right w:type="dxa" w:w="100"/>
-            </w:tcMar>
-          </w:tcPr>
-          <w:p>
-            <w:pPr>
-              <w:keepNext/>
-              <w:spacing w:after="40" w:line="240"/>
-            </w:pPr>
-            <w:r>
-              <w:rPr>
-                <w:rFonts w:ascii="Verdana" w:cs="Verdana" w:eastAsia="Verdana" w:hAnsi="Verdana"/>
-                <w:sz w:val="15"/>
-                <w:szCs w:val="15"/>
-              </w:rPr>
-              <w:t xml:space="preserve">Green coffee, packaging and logistics; for local roasters, cheap domestic green coffee is an advantage over an importer</w:t>
-            </w:r>
-          </w:p>
-        </w:tc>
-      </w:tr>
-      <w:tr>
-        <w:trPr>
-          <w:cantSplit/>
-        </w:trPr>
-        <w:tc>
-          <w:tcPr>
-            <w:tcW w:type="dxa" w:w="2500"/>
-            <w:tcBorders>
-              <w:top w:val="single" w:color="BFBFBF" w:sz="4"/>
-              <w:left w:val="single" w:color="BFBFBF" w:sz="4"/>
-              <w:bottom w:val="single" w:color="BFBFBF" w:sz="4"/>
-              <w:right w:val="single" w:color="BFBFBF" w:sz="4"/>
-            </w:tcBorders>
-            <w:shd w:fill="F2F2F2" w:color="auto" w:val="clear"/>
-            <w:tcMar>
-              <w:top w:type="dxa" w:w="60"/>
-              <w:left w:type="dxa" w:w="100"/>
-              <w:bottom w:type="dxa" w:w="40"/>
-              <w:right w:type="dxa" w:w="100"/>
-            </w:tcMar>
-          </w:tcPr>
-          <w:p>
-            <w:pPr>
-              <w:keepNext/>
-              <w:spacing w:after="40" w:line="240"/>
-            </w:pPr>
-            <w:r>
-              <w:rPr>
-                <w:rFonts w:ascii="Verdana" w:cs="Verdana" w:eastAsia="Verdana" w:hAnsi="Verdana"/>
-                <w:b/>
-                <w:bCs/>
-                <w:sz w:val="15"/>
-                <w:szCs w:val="15"/>
-              </w:rPr>
-              <w:t xml:space="preserve">Threat of substitutes</w:t>
-            </w:r>
-          </w:p>
-        </w:tc>
-        <w:tc>
-          <w:tcPr>
-            <w:tcW w:type="dxa" w:w="6572"/>
-            <w:tcBorders>
-              <w:top w:val="single" w:color="BFBFBF" w:sz="4"/>
-              <w:left w:val="single" w:color="BFBFBF" w:sz="4"/>
-              <w:bottom w:val="single" w:color="BFBFBF" w:sz="4"/>
-              <w:right w:val="single" w:color="BFBFBF" w:sz="4"/>
-            </w:tcBorders>
-            <w:shd w:fill="F2F2F2" w:color="auto" w:val="clear"/>
-            <w:tcMar>
-              <w:top w:type="dxa" w:w="60"/>
-              <w:left w:type="dxa" w:w="100"/>
-              <w:bottom w:type="dxa" w:w="40"/>
-              <w:right w:type="dxa" w:w="100"/>
-            </w:tcMar>
-          </w:tcPr>
-          <w:p>
-            <w:pPr>
-              <w:keepNext/>
-              <w:spacing w:after="40" w:line="240"/>
-            </w:pPr>
-            <w:r>
-              <w:rPr>
-                <w:rFonts w:ascii="Verdana" w:cs="Verdana" w:eastAsia="Verdana" w:hAnsi="Verdana"/>
-                <w:sz w:val="15"/>
-                <w:szCs w:val="15"/>
-              </w:rPr>
-              <w:t xml:space="preserve">Tea and other drinks, capsule and home coffee, ready-to-drink coffee</w:t>
-            </w:r>
-          </w:p>
-        </w:tc>
-      </w:tr>
-      <w:tr>
-        <w:trPr>
-          <w:cantSplit/>
-        </w:trPr>
-        <w:tc>
-          <w:tcPr>
-            <w:tcW w:type="dxa" w:w="2500"/>
-            <w:tcBorders>
-              <w:top w:val="single" w:color="BFBFBF" w:sz="4"/>
-              <w:left w:val="single" w:color="BFBFBF" w:sz="4"/>
-              <w:bottom w:val="single" w:color="BFBFBF" w:sz="4"/>
-              <w:right w:val="single" w:color="BFBFBF" w:sz="4"/>
-            </w:tcBorders>
-            <w:tcMar>
-              <w:top w:type="dxa" w:w="60"/>
-              <w:left w:type="dxa" w:w="100"/>
-              <w:bottom w:type="dxa" w:w="40"/>
-              <w:right w:type="dxa" w:w="100"/>
-            </w:tcMar>
-          </w:tcPr>
-          <w:p>
-            <w:pPr>
-              <w:keepNext w:val="false"/>
-              <w:spacing w:after="40" w:line="240"/>
-            </w:pPr>
-            <w:r>
-              <w:rPr>
-                <w:rFonts w:ascii="Verdana" w:cs="Verdana" w:eastAsia="Verdana" w:hAnsi="Verdana"/>
-                <w:b/>
-                <w:bCs/>
-                <w:sz w:val="15"/>
-                <w:szCs w:val="15"/>
-              </w:rPr>
-              <w:t xml:space="preserve">Rivalry</w:t>
-            </w:r>
-          </w:p>
-        </w:tc>
-        <w:tc>
-          <w:tcPr>
-            <w:tcW w:type="dxa" w:w="6572"/>
-            <w:tcBorders>
-              <w:top w:val="single" w:color="BFBFBF" w:sz="4"/>
-              <w:left w:val="single" w:color="BFBFBF" w:sz="4"/>
-              <w:bottom w:val="single" w:color="BFBFBF" w:sz="4"/>
-              <w:right w:val="single" w:color="BFBFBF" w:sz="4"/>
-            </w:tcBorders>
-            <w:tcMar>
-              <w:top w:type="dxa" w:w="60"/>
-              <w:left w:type="dxa" w:w="100"/>
-              <w:bottom w:type="dxa" w:w="40"/>
-              <w:right w:type="dxa" w:w="100"/>
-            </w:tcMar>
-          </w:tcPr>
-          <w:p>
-            <w:pPr>
-              <w:keepNext w:val="false"/>
-              <w:spacing w:after="40" w:line="240"/>
-            </w:pPr>
-            <w:r>
-              <w:rPr>
-                <w:rFonts w:ascii="Verdana" w:cs="Verdana" w:eastAsia="Verdana" w:hAnsi="Verdana"/>
-                <w:sz w:val="15"/>
-                <w:szCs w:val="15"/>
-              </w:rPr>
-              <w:t xml:space="preserve">Number and strength of premium players, price competition, market growth, how easily customers switch</w:t>
-            </w:r>
-          </w:p>
-        </w:tc>
-      </w:tr>
-    </w:tbl>
-    <w:p>
-      <w:pPr>
-        <w:spacing w:after="120" w:before="100" w:line="252"/>
+        <w:t xml:space="preserve">Sources.</w:t>
+      </w:r>
+      <w:r>
+        <w:rPr>
+          <w:rFonts w:ascii="Verdana" w:cs="Verdana" w:eastAsia="Verdana" w:hAnsi="Verdana"/>
+          <w:sz w:val="19"/>
+          <w:szCs w:val="19"/>
+        </w:rPr>
+        <w:t xml:space="preserve"> USDA Foreign Agricultural Service annual coffee reports and International Coffee Organization statistics; Euromonitor Passport and Statista (WU library); UN Comtrade and ITC Trade Map for coffee trade (HS 0901); WKO AUSSENWIRTSCHAFT country reports; EU Access2Markets. A short online scan of brands and prices (cafés, supermarkets, online shops, hotels) gives evidence for the industry structure and also feeds your Part A indicator "competitive landscape". Record each observation with brand, channel, product, price and unit, URL and date.</w:t>
+      </w:r>
+    </w:p>
+    <w:p>
+      <w:pPr>
+        <w:spacing w:after="120" w:before="0" w:line="252"/>
       </w:pPr>
       <w:r>
         <w:rPr>
@@ -7768,29 +7073,6 @@
           <w:sz w:val="19"/>
           <w:szCs w:val="19"/>
         </w:rPr>
-        <w:t xml:space="preserve">Sources.</w:t>
-      </w:r>
-      <w:r>
-        <w:rPr>
-          <w:rFonts w:ascii="Verdana" w:cs="Verdana" w:eastAsia="Verdana" w:hAnsi="Verdana"/>
-          <w:sz w:val="19"/>
-          <w:szCs w:val="19"/>
-        </w:rPr>
-        <w:t xml:space="preserve"> USDA Foreign Agricultural Service annual coffee reports and International Coffee Organization statistics; Euromonitor Passport and Statista (WU library); UN Comtrade and ITC Trade Map for coffee trade (HS 0901); WKO AUSSENWIRTSCHAFT country reports; EU Access2Markets. A short online scan of brands and prices (cafés, supermarkets, online shops, hotels) gives evidence for the industry structure and also feeds your Part A indicator "competitive landscape". Record each observation with brand, channel, product, price and unit, URL and date.</w:t>
-      </w:r>
-    </w:p>
-    <w:p>
-      <w:pPr>
-        <w:spacing w:after="120" w:before="0" w:line="252"/>
-      </w:pPr>
-      <w:r>
-        <w:rPr>
-          <w:rFonts w:ascii="Verdana" w:cs="Verdana" w:eastAsia="Verdana" w:hAnsi="Verdana"/>
-          <w:b/>
-          <w:bCs/>
-          <w:sz w:val="19"/>
-          <w:szCs w:val="19"/>
-        </w:rPr>
         <w:t xml:space="preserve">Hand in:</w:t>
       </w:r>
       <w:r>
@@ -7799,7 +7081,7 @@
           <w:sz w:val="19"/>
           <w:szCs w:val="19"/>
         </w:rPr>
-        <w:t xml:space="preserve"> the industry sheet in Excel (data, value-chain notes, five-forces ratings with evidence) and one or two slides: an industry snapshot (size, structure, value chain) and the five-forces summary. Close with the implication for Julius Meinl: where is there room for a Viennese coffee house brand, and where is none?</w:t>
+        <w:t xml:space="preserve"> the industry sheet in Excel (data, value-chain notes, industry structure, sources) and one or two slides: an industry snapshot (size, growth, structure, value chain) and the main trends. Close with the implication for Julius Meinl: where is there room for a Viennese coffee house brand, and where is none?</w:t>
       </w:r>
     </w:p>
     <w:p>
@@ -8151,7 +7433,7 @@
                 <w:sz w:val="16"/>
                 <w:szCs w:val="16"/>
               </w:rPr>
-              <w:t xml:space="preserve">The 14 common indicators grouped by PESTEL, with unit, direction and source</w:t>
+              <w:t xml:space="preserve">The 45 common indicators grouped by PESTEL, with unit, direction and source</w:t>
             </w:r>
           </w:p>
         </w:tc>
@@ -8457,7 +7739,7 @@
           <w:sz w:val="19"/>
           <w:szCs w:val="19"/>
         </w:rPr>
-        <w:t xml:space="preserve"> (hand-in): a short workbook with (1) a copy of your country's data and sources, (2) the Part B industry sheet (data, value-chain notes, five-forces ratings with evidence, brand and price scan) and (3) a list of the AI tools you used. Sources need URL, date accessed and who collected the data. Results come from formulas, not pasted values; inputs and formulas are visibly different.</w:t>
+        <w:t xml:space="preserve"> (hand-in): a short workbook with (1) a copy of your country's data and sources, (2) the Part B industry sheet (data, value-chain notes, industry structure, brand and price scan) and (3) a list of the AI tools you used. Sources need URL, date accessed and who collected the data. Results come from formulas, not pasted values; inputs and formulas are visibly different.</w:t>
       </w:r>
     </w:p>
     <w:p>
@@ -10245,7 +9527,7 @@
       <w:pPr>
         <w:spacing w:after="140"/>
       </w:pPr>
-      <w:hyperlink w:history="1" r:id="rIddoc4qq4pqo0nv_x3khmjx">
+      <w:hyperlink w:history="1" r:id="rIdt9iob8rebj2l9ukr1qjkz">
         <w:r>
           <w:rPr>
             <w:rStyle w:val="Hyperlink"/>
@@ -10286,18 +9568,18 @@
       <w:r>
         <w:rPr>
           <w:rFonts w:ascii="Verdana" w:cs="Verdana" w:eastAsia="Verdana" w:hAnsi="Verdana"/>
-          <w:sz w:val="15"/>
-          <w:szCs w:val="15"/>
+          <w:sz w:val="14"/>
+          <w:szCs w:val="14"/>
         </w:rPr>
         <w:t xml:space="preserve">JRC: 10-step pocket guide to composite indicators (free): </w:t>
       </w:r>
-      <w:hyperlink w:history="1" r:id="rIdb-_meedf8vmtxyri1hcso">
+      <w:hyperlink w:history="1" r:id="rId5ssrum1dsklfizwld_xbm">
         <w:r>
           <w:rPr>
             <w:rStyle w:val="Hyperlink"/>
             <w:rFonts w:ascii="Verdana" w:cs="Verdana" w:eastAsia="Verdana" w:hAnsi="Verdana"/>
-            <w:sz w:val="13"/>
-            <w:szCs w:val="13"/>
+            <w:sz w:val="12"/>
+            <w:szCs w:val="12"/>
           </w:rPr>
           <w:t xml:space="preserve">https://knowledge4policy.ec.europa.eu/composite-indicators/toolkit_en/your-10-step-pocket-guide-composite-indicators-scoreboards_en</w:t>
         </w:r>
@@ -10315,18 +9597,18 @@
       <w:r>
         <w:rPr>
           <w:rFonts w:ascii="Verdana" w:cs="Verdana" w:eastAsia="Verdana" w:hAnsi="Verdana"/>
-          <w:sz w:val="15"/>
-          <w:szCs w:val="15"/>
+          <w:sz w:val="14"/>
+          <w:szCs w:val="14"/>
         </w:rPr>
         <w:t xml:space="preserve">OECD/JRC: Handbook on constructing composite indicators (free): </w:t>
       </w:r>
-      <w:hyperlink w:history="1" r:id="rIddo4afqffvaqk_9lv-qtii">
+      <w:hyperlink w:history="1" r:id="rIdptrifg17thd4cfwjcrz9n">
         <w:r>
           <w:rPr>
             <w:rStyle w:val="Hyperlink"/>
             <w:rFonts w:ascii="Verdana" w:cs="Verdana" w:eastAsia="Verdana" w:hAnsi="Verdana"/>
-            <w:sz w:val="13"/>
-            <w:szCs w:val="13"/>
+            <w:sz w:val="12"/>
+            <w:szCs w:val="12"/>
           </w:rPr>
           <w:t xml:space="preserve">https://doi.org/10.1787/9789264043466-en</w:t>
         </w:r>
@@ -10344,18 +9626,18 @@
       <w:r>
         <w:rPr>
           <w:rFonts w:ascii="Verdana" w:cs="Verdana" w:eastAsia="Verdana" w:hAnsi="Verdana"/>
-          <w:sz w:val="15"/>
-          <w:szCs w:val="15"/>
+          <w:sz w:val="14"/>
+          <w:szCs w:val="14"/>
         </w:rPr>
         <w:t xml:space="preserve">Greco et al. (2019): weighting and aggregation in composite indices (open access): </w:t>
       </w:r>
-      <w:hyperlink w:history="1" r:id="rIdy5aj0suwhebqx-wxexwcd">
+      <w:hyperlink w:history="1" r:id="rIdoe3skiusspiwlnt1kclte">
         <w:r>
           <w:rPr>
             <w:rStyle w:val="Hyperlink"/>
             <w:rFonts w:ascii="Verdana" w:cs="Verdana" w:eastAsia="Verdana" w:hAnsi="Verdana"/>
-            <w:sz w:val="13"/>
-            <w:szCs w:val="13"/>
+            <w:sz w:val="12"/>
+            <w:szCs w:val="12"/>
           </w:rPr>
           <w:t xml:space="preserve">https://doi.org/10.1007/s11205-017-1832-9</w:t>
         </w:r>
@@ -10373,18 +9655,18 @@
       <w:r>
         <w:rPr>
           <w:rFonts w:ascii="Verdana" w:cs="Verdana" w:eastAsia="Verdana" w:hAnsi="Verdana"/>
-          <w:sz w:val="15"/>
-          <w:szCs w:val="15"/>
+          <w:sz w:val="14"/>
+          <w:szCs w:val="14"/>
         </w:rPr>
         <w:t xml:space="preserve">BPMSG: AHP Excel template (free): </w:t>
       </w:r>
-      <w:hyperlink w:history="1" r:id="rIdfakcgxygyisnsjhmc7gx1">
+      <w:hyperlink w:history="1" r:id="rIdomhbqqouf_fu9q4apthio">
         <w:r>
           <w:rPr>
             <w:rStyle w:val="Hyperlink"/>
             <w:rFonts w:ascii="Verdana" w:cs="Verdana" w:eastAsia="Verdana" w:hAnsi="Verdana"/>
-            <w:sz w:val="13"/>
-            <w:szCs w:val="13"/>
+            <w:sz w:val="12"/>
+            <w:szCs w:val="12"/>
           </w:rPr>
           <w:t xml:space="preserve">https://bpmsg.com/new-ahp-excel-template-with-multiple-inputs/</w:t>
         </w:r>
@@ -10402,18 +9684,18 @@
       <w:r>
         <w:rPr>
           <w:rFonts w:ascii="Verdana" w:cs="Verdana" w:eastAsia="Verdana" w:hAnsi="Verdana"/>
-          <w:sz w:val="15"/>
-          <w:szCs w:val="15"/>
+          <w:sz w:val="14"/>
+          <w:szCs w:val="14"/>
         </w:rPr>
         <w:t xml:space="preserve">Best-Worst Method solvers (free): </w:t>
       </w:r>
-      <w:hyperlink w:history="1" r:id="rIdpn1af7jvqwfxyaatbfyfx">
+      <w:hyperlink w:history="1" r:id="rIdqhnavvr4tfi6k0lgumthz">
         <w:r>
           <w:rPr>
             <w:rStyle w:val="Hyperlink"/>
             <w:rFonts w:ascii="Verdana" w:cs="Verdana" w:eastAsia="Verdana" w:hAnsi="Verdana"/>
-            <w:sz w:val="13"/>
-            <w:szCs w:val="13"/>
+            <w:sz w:val="12"/>
+            <w:szCs w:val="12"/>
           </w:rPr>
           <w:t xml:space="preserve">https://bestworstmethod.com/</w:t>
         </w:r>
@@ -10431,18 +9713,18 @@
       <w:r>
         <w:rPr>
           <w:rFonts w:ascii="Verdana" w:cs="Verdana" w:eastAsia="Verdana" w:hAnsi="Verdana"/>
-          <w:sz w:val="15"/>
-          <w:szCs w:val="15"/>
+          <w:sz w:val="14"/>
+          <w:szCs w:val="14"/>
         </w:rPr>
         <w:t xml:space="preserve">JRC COIN Tool, Excel composite indicators (free): </w:t>
       </w:r>
-      <w:hyperlink w:history="1" r:id="rIddebmioacxkini6yvl98kl">
+      <w:hyperlink w:history="1" r:id="rIdytih1g2zayvls5ypu2tnf">
         <w:r>
           <w:rPr>
             <w:rStyle w:val="Hyperlink"/>
             <w:rFonts w:ascii="Verdana" w:cs="Verdana" w:eastAsia="Verdana" w:hAnsi="Verdana"/>
-            <w:sz w:val="13"/>
-            <w:szCs w:val="13"/>
+            <w:sz w:val="12"/>
+            <w:szCs w:val="12"/>
           </w:rPr>
           <w:t xml:space="preserve">https://knowledge4policy.ec.europa.eu/composite-indicators/coin-tool_en</w:t>
         </w:r>
@@ -10477,18 +9759,18 @@
       <w:r>
         <w:rPr>
           <w:rFonts w:ascii="Verdana" w:cs="Verdana" w:eastAsia="Verdana" w:hAnsi="Verdana"/>
-          <w:sz w:val="15"/>
-          <w:szCs w:val="15"/>
+          <w:sz w:val="14"/>
+          <w:szCs w:val="14"/>
         </w:rPr>
         <w:t xml:space="preserve">globalEDGE Market Potential Index: eight dimensions with published weights (25, 15, 12.5, 12.5, 10, 10, 7.5, 7.5): </w:t>
       </w:r>
-      <w:hyperlink w:history="1" r:id="rIdgq1nchm1xqipagyziqy0k">
+      <w:hyperlink w:history="1" r:id="rIdk5msak34zwiuqvevtmyev">
         <w:r>
           <w:rPr>
             <w:rStyle w:val="Hyperlink"/>
             <w:rFonts w:ascii="Verdana" w:cs="Verdana" w:eastAsia="Verdana" w:hAnsi="Verdana"/>
-            <w:sz w:val="13"/>
-            <w:szCs w:val="13"/>
+            <w:sz w:val="12"/>
+            <w:szCs w:val="12"/>
           </w:rPr>
           <w:t xml:space="preserve">https://globaledge.msu.edu/mpi</w:t>
         </w:r>
@@ -10506,18 +9788,18 @@
       <w:r>
         <w:rPr>
           <w:rFonts w:ascii="Verdana" w:cs="Verdana" w:eastAsia="Verdana" w:hAnsi="Verdana"/>
-          <w:sz w:val="15"/>
-          <w:szCs w:val="15"/>
+          <w:sz w:val="14"/>
+          <w:szCs w:val="14"/>
         </w:rPr>
         <w:t xml:space="preserve">Cavusgil (1997): measuring the potential of emerging markets (WU library): </w:t>
       </w:r>
-      <w:hyperlink w:history="1" r:id="rIdndmtijvrehblckjnfeia-">
+      <w:hyperlink w:history="1" r:id="rId1qxyhmt1sg9pupfp87mlg">
         <w:r>
           <w:rPr>
             <w:rStyle w:val="Hyperlink"/>
             <w:rFonts w:ascii="Verdana" w:cs="Verdana" w:eastAsia="Verdana" w:hAnsi="Verdana"/>
-            <w:sz w:val="13"/>
-            <w:szCs w:val="13"/>
+            <w:sz w:val="12"/>
+            <w:szCs w:val="12"/>
           </w:rPr>
           <w:t xml:space="preserve">https://doi.org/10.1016/S0007-6813%2897%2990030-6</w:t>
         </w:r>
@@ -10535,18 +9817,18 @@
       <w:r>
         <w:rPr>
           <w:rFonts w:ascii="Verdana" w:cs="Verdana" w:eastAsia="Verdana" w:hAnsi="Verdana"/>
-          <w:sz w:val="15"/>
-          <w:szCs w:val="15"/>
+          <w:sz w:val="14"/>
+          <w:szCs w:val="14"/>
         </w:rPr>
         <w:t xml:space="preserve">Ghemawat (2001): Distance still matters, the CAGE framework (WU library): </w:t>
       </w:r>
-      <w:hyperlink w:history="1" r:id="rId0ptlofnr6emxobjs0zwcb">
+      <w:hyperlink w:history="1" r:id="rIdvqh6kvy3wmbhzpkghhstc">
         <w:r>
           <w:rPr>
             <w:rStyle w:val="Hyperlink"/>
             <w:rFonts w:ascii="Verdana" w:cs="Verdana" w:eastAsia="Verdana" w:hAnsi="Verdana"/>
-            <w:sz w:val="13"/>
-            <w:szCs w:val="13"/>
+            <w:sz w:val="12"/>
+            <w:szCs w:val="12"/>
           </w:rPr>
           <w:t xml:space="preserve">https://hbr.org/2001/09/distance-still-matters-the-hard-reality-of-global-expansion</w:t>
         </w:r>
@@ -10564,18 +9846,18 @@
       <w:r>
         <w:rPr>
           <w:rFonts w:ascii="Verdana" w:cs="Verdana" w:eastAsia="Verdana" w:hAnsi="Verdana"/>
-          <w:sz w:val="15"/>
-          <w:szCs w:val="15"/>
+          <w:sz w:val="14"/>
+          <w:szCs w:val="14"/>
         </w:rPr>
         <w:t xml:space="preserve">Musso and Francioni: how smaller firms select foreign markets (open access): </w:t>
       </w:r>
-      <w:hyperlink w:history="1" r:id="rIdjagnfpztt3d9ukyeb4qvi">
+      <w:hyperlink w:history="1" r:id="rIdld0s4tgmyg4cbzc0pqn37">
         <w:r>
           <w:rPr>
             <w:rStyle w:val="Hyperlink"/>
             <w:rFonts w:ascii="Verdana" w:cs="Verdana" w:eastAsia="Verdana" w:hAnsi="Verdana"/>
-            <w:sz w:val="13"/>
-            <w:szCs w:val="13"/>
+            <w:sz w:val="12"/>
+            <w:szCs w:val="12"/>
           </w:rPr>
           <w:t xml:space="preserve">https://doi.org/10.5539/ijms.v4n6p44</w:t>
         </w:r>
@@ -10593,18 +9875,18 @@
       <w:r>
         <w:rPr>
           <w:rFonts w:ascii="Verdana" w:cs="Verdana" w:eastAsia="Verdana" w:hAnsi="Verdana"/>
-          <w:sz w:val="15"/>
-          <w:szCs w:val="15"/>
+          <w:sz w:val="14"/>
+          <w:szCs w:val="14"/>
         </w:rPr>
         <w:t xml:space="preserve">Pollesch and Dale (2016): normalisation choices (WU library): </w:t>
       </w:r>
-      <w:hyperlink w:history="1" r:id="rIdsanky7w2vn6vebcvlper6">
+      <w:hyperlink w:history="1" r:id="rIdgvlrpjpitgm9sfhu91zwq">
         <w:r>
           <w:rPr>
             <w:rStyle w:val="Hyperlink"/>
             <w:rFonts w:ascii="Verdana" w:cs="Verdana" w:eastAsia="Verdana" w:hAnsi="Verdana"/>
-            <w:sz w:val="13"/>
-            <w:szCs w:val="13"/>
+            <w:sz w:val="12"/>
+            <w:szCs w:val="12"/>
           </w:rPr>
           <w:t xml:space="preserve">https://doi.org/10.1016/j.ecolecon.2016.06.018</w:t>
         </w:r>
@@ -10639,18 +9921,18 @@
       <w:r>
         <w:rPr>
           <w:rFonts w:ascii="Verdana" w:cs="Verdana" w:eastAsia="Verdana" w:hAnsi="Verdana"/>
-          <w:sz w:val="15"/>
-          <w:szCs w:val="15"/>
+          <w:sz w:val="14"/>
+          <w:szCs w:val="14"/>
         </w:rPr>
         <w:t xml:space="preserve">ITC Export Potential Map, methodology (free): </w:t>
       </w:r>
-      <w:hyperlink w:history="1" r:id="rIdylbhaktcrrv9tpcrsi0lp">
+      <w:hyperlink w:history="1" r:id="rIdvcwoaakfznrjrqrrcppbz">
         <w:r>
           <w:rPr>
             <w:rStyle w:val="Hyperlink"/>
             <w:rFonts w:ascii="Verdana" w:cs="Verdana" w:eastAsia="Verdana" w:hAnsi="Verdana"/>
-            <w:sz w:val="13"/>
-            <w:szCs w:val="13"/>
+            <w:sz w:val="12"/>
+            <w:szCs w:val="12"/>
           </w:rPr>
           <w:t xml:space="preserve">https://umbraco.exportpotential.intracen.org/media/cklh2pi5/epa-methodology_230627.pdf</w:t>
         </w:r>
@@ -10668,18 +9950,18 @@
       <w:r>
         <w:rPr>
           <w:rFonts w:ascii="Verdana" w:cs="Verdana" w:eastAsia="Verdana" w:hAnsi="Verdana"/>
-          <w:sz w:val="15"/>
-          <w:szCs w:val="15"/>
+          <w:sz w:val="14"/>
+          <w:szCs w:val="14"/>
         </w:rPr>
         <w:t xml:space="preserve">Kearney Global Retail Development Index (free): </w:t>
       </w:r>
-      <w:hyperlink w:history="1" r:id="rIdzzt-yqsj1wi0lcbnwonlc">
+      <w:hyperlink w:history="1" r:id="rIdbr6ntpmvah00vjrb8o_9l">
         <w:r>
           <w:rPr>
             <w:rStyle w:val="Hyperlink"/>
             <w:rFonts w:ascii="Verdana" w:cs="Verdana" w:eastAsia="Verdana" w:hAnsi="Verdana"/>
-            <w:sz w:val="13"/>
-            <w:szCs w:val="13"/>
+            <w:sz w:val="12"/>
+            <w:szCs w:val="12"/>
           </w:rPr>
           <w:t xml:space="preserve">https://www.kearney.com/industry/consumer-retail/global-retail-development-index</w:t>
         </w:r>
@@ -10697,18 +9979,18 @@
       <w:r>
         <w:rPr>
           <w:rFonts w:ascii="Verdana" w:cs="Verdana" w:eastAsia="Verdana" w:hAnsi="Verdana"/>
-          <w:sz w:val="15"/>
-          <w:szCs w:val="15"/>
+          <w:sz w:val="14"/>
+          <w:szCs w:val="14"/>
         </w:rPr>
         <w:t xml:space="preserve">Eurazeo: International Expansion Playbook (free): </w:t>
       </w:r>
-      <w:hyperlink w:history="1" r:id="rIdcqdnadyjzhup6qa2crxw5">
+      <w:hyperlink w:history="1" r:id="rIdlxoqwyeweokdxg8tzt7ax">
         <w:r>
           <w:rPr>
             <w:rStyle w:val="Hyperlink"/>
             <w:rFonts w:ascii="Verdana" w:cs="Verdana" w:eastAsia="Verdana" w:hAnsi="Verdana"/>
-            <w:sz w:val="13"/>
-            <w:szCs w:val="13"/>
+            <w:sz w:val="12"/>
+            <w:szCs w:val="12"/>
           </w:rPr>
           <w:t xml:space="preserve">https://www.eurazeo.com/sites/default/files/2023-10/Eurazeo-International-Expansion-Playbook-GROWTH.pdf</w:t>
         </w:r>
@@ -10726,18 +10008,18 @@
       <w:r>
         <w:rPr>
           <w:rFonts w:ascii="Verdana" w:cs="Verdana" w:eastAsia="Verdana" w:hAnsi="Verdana"/>
-          <w:sz w:val="15"/>
-          <w:szCs w:val="15"/>
+          <w:sz w:val="14"/>
+          <w:szCs w:val="14"/>
         </w:rPr>
         <w:t xml:space="preserve">Optional case about coffee: The Espresso Lane to Global Markets, illy (Ivey Publishing, paid): </w:t>
       </w:r>
-      <w:hyperlink w:history="1" r:id="rIdraptvgrctsvge2nqu21n5">
+      <w:hyperlink w:history="1" r:id="rIdwruljdrah7t4pnoc5o7f-">
         <w:r>
           <w:rPr>
             <w:rStyle w:val="Hyperlink"/>
             <w:rFonts w:ascii="Verdana" w:cs="Verdana" w:eastAsia="Verdana" w:hAnsi="Verdana"/>
-            <w:sz w:val="13"/>
-            <w:szCs w:val="13"/>
+            <w:sz w:val="12"/>
+            <w:szCs w:val="12"/>
           </w:rPr>
           <w:t xml:space="preserve">https://www.iveypublishing.ca/s/product/the-espresso-lane-to-global-markets/01t5c00000CwqzKAAR</w:t>
         </w:r>
@@ -10755,18 +10037,18 @@
       <w:r>
         <w:rPr>
           <w:rFonts w:ascii="Verdana" w:cs="Verdana" w:eastAsia="Verdana" w:hAnsi="Verdana"/>
-          <w:sz w:val="15"/>
-          <w:szCs w:val="15"/>
+          <w:sz w:val="14"/>
+          <w:szCs w:val="14"/>
         </w:rPr>
         <w:t xml:space="preserve">IFC PAYG Market Attractiveness Index, an Excel tool with user guide (free): </w:t>
       </w:r>
-      <w:hyperlink w:history="1" r:id="rIdx2s1ljtvjriufr1pzd-vc">
+      <w:hyperlink w:history="1" r:id="rIdey5woavfdo1gbriznoksb">
         <w:r>
           <w:rPr>
             <w:rStyle w:val="Hyperlink"/>
             <w:rFonts w:ascii="Verdana" w:cs="Verdana" w:eastAsia="Verdana" w:hAnsi="Verdana"/>
-            <w:sz w:val="13"/>
-            <w:szCs w:val="13"/>
+            <w:sz w:val="12"/>
+            <w:szCs w:val="12"/>
           </w:rPr>
           <w:t xml:space="preserve">https://www.lightingglobal.org/wp-content/uploads/2018/11/IFC-PAYG-market-attractiveness-index-USER-GUIDE-AND-DATA-1Oct2018.pdf</w:t>
         </w:r>
@@ -10801,18 +10083,18 @@
       <w:r>
         <w:rPr>
           <w:rFonts w:ascii="Verdana" w:cs="Verdana" w:eastAsia="Verdana" w:hAnsi="Verdana"/>
-          <w:sz w:val="15"/>
-          <w:szCs w:val="15"/>
+          <w:sz w:val="14"/>
+          <w:szCs w:val="14"/>
         </w:rPr>
         <w:t xml:space="preserve">World Bank World Development Indicators: </w:t>
       </w:r>
-      <w:hyperlink w:history="1" r:id="rIdz5e-heetqd3k615amagws">
+      <w:hyperlink w:history="1" r:id="rIdi_7couo44ufentky2qe5r">
         <w:r>
           <w:rPr>
             <w:rStyle w:val="Hyperlink"/>
             <w:rFonts w:ascii="Verdana" w:cs="Verdana" w:eastAsia="Verdana" w:hAnsi="Verdana"/>
-            <w:sz w:val="13"/>
-            <w:szCs w:val="13"/>
+            <w:sz w:val="12"/>
+            <w:szCs w:val="12"/>
           </w:rPr>
           <w:t xml:space="preserve">https://databank.worldbank.org/source/world-development-indicators</w:t>
         </w:r>
@@ -10830,18 +10112,18 @@
       <w:r>
         <w:rPr>
           <w:rFonts w:ascii="Verdana" w:cs="Verdana" w:eastAsia="Verdana" w:hAnsi="Verdana"/>
-          <w:sz w:val="15"/>
-          <w:szCs w:val="15"/>
+          <w:sz w:val="14"/>
+          <w:szCs w:val="14"/>
         </w:rPr>
         <w:t xml:space="preserve">IMF World Economic Outlook: </w:t>
       </w:r>
-      <w:hyperlink w:history="1" r:id="rIdpqwjsdrr02l4pz6rs93w5">
+      <w:hyperlink w:history="1" r:id="rId-edxiz84q2xpo3tqywg5z">
         <w:r>
           <w:rPr>
             <w:rStyle w:val="Hyperlink"/>
             <w:rFonts w:ascii="Verdana" w:cs="Verdana" w:eastAsia="Verdana" w:hAnsi="Verdana"/>
-            <w:sz w:val="13"/>
-            <w:szCs w:val="13"/>
+            <w:sz w:val="12"/>
+            <w:szCs w:val="12"/>
           </w:rPr>
           <w:t xml:space="preserve">https://data.imf.org/datasets/WEO</w:t>
         </w:r>
@@ -10859,18 +10141,18 @@
       <w:r>
         <w:rPr>
           <w:rFonts w:ascii="Verdana" w:cs="Verdana" w:eastAsia="Verdana" w:hAnsi="Verdana"/>
-          <w:sz w:val="15"/>
-          <w:szCs w:val="15"/>
+          <w:sz w:val="14"/>
+          <w:szCs w:val="14"/>
         </w:rPr>
         <w:t xml:space="preserve">World Bank Worldwide Governance Indicators: </w:t>
       </w:r>
-      <w:hyperlink w:history="1" r:id="rId7l-xewjqeyrlgtfpywy2z">
+      <w:hyperlink w:history="1" r:id="rIdgoyc3pf5u1qu7xchwsnkh">
         <w:r>
           <w:rPr>
             <w:rStyle w:val="Hyperlink"/>
             <w:rFonts w:ascii="Verdana" w:cs="Verdana" w:eastAsia="Verdana" w:hAnsi="Verdana"/>
-            <w:sz w:val="13"/>
-            <w:szCs w:val="13"/>
+            <w:sz w:val="12"/>
+            <w:szCs w:val="12"/>
           </w:rPr>
           <w:t xml:space="preserve">https://www.worldbank.org/en/publication/worldwide-governance-indicators</w:t>
         </w:r>
@@ -10888,18 +10170,18 @@
       <w:r>
         <w:rPr>
           <w:rFonts w:ascii="Verdana" w:cs="Verdana" w:eastAsia="Verdana" w:hAnsi="Verdana"/>
-          <w:sz w:val="15"/>
-          <w:szCs w:val="15"/>
+          <w:sz w:val="14"/>
+          <w:szCs w:val="14"/>
         </w:rPr>
         <w:t xml:space="preserve">EU Access2Markets (tariffs, requirements, rules of origin for EU exporters): </w:t>
       </w:r>
-      <w:hyperlink w:history="1" r:id="rIdy-gmticbdbjybb7oboaz8">
+      <w:hyperlink w:history="1" r:id="rIdtmsg0qse3wdikvopemda8">
         <w:r>
           <w:rPr>
             <w:rStyle w:val="Hyperlink"/>
             <w:rFonts w:ascii="Verdana" w:cs="Verdana" w:eastAsia="Verdana" w:hAnsi="Verdana"/>
-            <w:sz w:val="13"/>
-            <w:szCs w:val="13"/>
+            <w:sz w:val="12"/>
+            <w:szCs w:val="12"/>
           </w:rPr>
           <w:t xml:space="preserve">https://trade.ec.europa.eu/access-to-markets/en/content/what-access2markets-0</w:t>
         </w:r>
@@ -10917,18 +10199,18 @@
       <w:r>
         <w:rPr>
           <w:rFonts w:ascii="Verdana" w:cs="Verdana" w:eastAsia="Verdana" w:hAnsi="Verdana"/>
-          <w:sz w:val="15"/>
-          <w:szCs w:val="15"/>
+          <w:sz w:val="14"/>
+          <w:szCs w:val="14"/>
         </w:rPr>
         <w:t xml:space="preserve">WTO tariff and trade data: </w:t>
       </w:r>
-      <w:hyperlink w:history="1" r:id="rIdy6yotnmmehatulgv0qggx">
+      <w:hyperlink w:history="1" r:id="rIdf1d_yg77ry0oc69myac_6">
         <w:r>
           <w:rPr>
             <w:rStyle w:val="Hyperlink"/>
             <w:rFonts w:ascii="Verdana" w:cs="Verdana" w:eastAsia="Verdana" w:hAnsi="Verdana"/>
-            <w:sz w:val="13"/>
-            <w:szCs w:val="13"/>
+            <w:sz w:val="12"/>
+            <w:szCs w:val="12"/>
           </w:rPr>
           <w:t xml:space="preserve">https://stats.wto.org/</w:t>
         </w:r>
@@ -10946,18 +10228,18 @@
       <w:r>
         <w:rPr>
           <w:rFonts w:ascii="Verdana" w:cs="Verdana" w:eastAsia="Verdana" w:hAnsi="Verdana"/>
-          <w:sz w:val="15"/>
-          <w:szCs w:val="15"/>
+          <w:sz w:val="14"/>
+          <w:szCs w:val="14"/>
         </w:rPr>
         <w:t xml:space="preserve">CEPII Gravity database (distance, language; free login): </w:t>
       </w:r>
-      <w:hyperlink w:history="1" r:id="rIdc-3jffonmmaew3hcbg_ub">
+      <w:hyperlink w:history="1" r:id="rIdatawouo3l754zppt-mxih">
         <w:r>
           <w:rPr>
             <w:rStyle w:val="Hyperlink"/>
             <w:rFonts w:ascii="Verdana" w:cs="Verdana" w:eastAsia="Verdana" w:hAnsi="Verdana"/>
-            <w:sz w:val="13"/>
-            <w:szCs w:val="13"/>
+            <w:sz w:val="12"/>
+            <w:szCs w:val="12"/>
           </w:rPr>
           <w:t xml:space="preserve">https://www.cepii.fr/CEPII/en/bdd_modele/bdd_modele_item.asp?id=8</w:t>
         </w:r>
@@ -10975,18 +10257,18 @@
       <w:r>
         <w:rPr>
           <w:rFonts w:ascii="Verdana" w:cs="Verdana" w:eastAsia="Verdana" w:hAnsi="Verdana"/>
-          <w:sz w:val="15"/>
-          <w:szCs w:val="15"/>
+          <w:sz w:val="14"/>
+          <w:szCs w:val="14"/>
         </w:rPr>
         <w:t xml:space="preserve">Hofstede dimension data matrix: </w:t>
       </w:r>
-      <w:hyperlink w:history="1" r:id="rIdxqgoyvqn3bhto7spszjha">
+      <w:hyperlink w:history="1" r:id="rIdn06lu06yg6rhnvk3zef3w">
         <w:r>
           <w:rPr>
             <w:rStyle w:val="Hyperlink"/>
             <w:rFonts w:ascii="Verdana" w:cs="Verdana" w:eastAsia="Verdana" w:hAnsi="Verdana"/>
-            <w:sz w:val="13"/>
-            <w:szCs w:val="13"/>
+            <w:sz w:val="12"/>
+            <w:szCs w:val="12"/>
           </w:rPr>
           <w:t xml:space="preserve">https://geerthofstede.com/research-and-vsm/dimension-data-matrix/</w:t>
         </w:r>
@@ -11004,18 +10286,18 @@
       <w:r>
         <w:rPr>
           <w:rFonts w:ascii="Verdana" w:cs="Verdana" w:eastAsia="Verdana" w:hAnsi="Verdana"/>
-          <w:sz w:val="15"/>
-          <w:szCs w:val="15"/>
+          <w:sz w:val="14"/>
+          <w:szCs w:val="14"/>
         </w:rPr>
         <w:t xml:space="preserve">Coface country risk assessments: </w:t>
       </w:r>
-      <w:hyperlink w:history="1" r:id="rIdhqif7znm-lyvjeq32v87s">
+      <w:hyperlink w:history="1" r:id="rIdr-unemad0aygtgz6eysjc">
         <w:r>
           <w:rPr>
             <w:rStyle w:val="Hyperlink"/>
             <w:rFonts w:ascii="Verdana" w:cs="Verdana" w:eastAsia="Verdana" w:hAnsi="Verdana"/>
-            <w:sz w:val="13"/>
-            <w:szCs w:val="13"/>
+            <w:sz w:val="12"/>
+            <w:szCs w:val="12"/>
           </w:rPr>
           <w:t xml:space="preserve">https://www.coface.com/news-economy-and-insights/business-risk-dashboard/country-risk-files</w:t>
         </w:r>
@@ -11033,18 +10315,18 @@
       <w:r>
         <w:rPr>
           <w:rFonts w:ascii="Verdana" w:cs="Verdana" w:eastAsia="Verdana" w:hAnsi="Verdana"/>
-          <w:sz w:val="15"/>
-          <w:szCs w:val="15"/>
+          <w:sz w:val="14"/>
+          <w:szCs w:val="14"/>
         </w:rPr>
         <w:t xml:space="preserve">Euromonitor Passport and Statista (WU library; statista.com): </w:t>
       </w:r>
-      <w:hyperlink w:history="1" r:id="rIdaf_dfzzl-xll4qjniagak">
+      <w:hyperlink w:history="1" r:id="rIdtqcelezvn3c6f5fhyysix">
         <w:r>
           <w:rPr>
             <w:rStyle w:val="Hyperlink"/>
             <w:rFonts w:ascii="Verdana" w:cs="Verdana" w:eastAsia="Verdana" w:hAnsi="Verdana"/>
-            <w:sz w:val="13"/>
-            <w:szCs w:val="13"/>
+            <w:sz w:val="12"/>
+            <w:szCs w:val="12"/>
           </w:rPr>
           <w:t xml:space="preserve">https://www.euromonitor.com/our-expertise/passport</w:t>
         </w:r>
@@ -11062,18 +10344,18 @@
       <w:r>
         <w:rPr>
           <w:rFonts w:ascii="Verdana" w:cs="Verdana" w:eastAsia="Verdana" w:hAnsi="Verdana"/>
-          <w:sz w:val="15"/>
-          <w:szCs w:val="15"/>
+          <w:sz w:val="14"/>
+          <w:szCs w:val="14"/>
         </w:rPr>
         <w:t xml:space="preserve">International Coffee Organization: coffee statistics: </w:t>
       </w:r>
-      <w:hyperlink w:history="1" r:id="rIdzmp9qgkqa2syasyxw2y4h">
+      <w:hyperlink w:history="1" r:id="rIdodrgxke6ejugwhxegtowj">
         <w:r>
           <w:rPr>
             <w:rStyle w:val="Hyperlink"/>
             <w:rFonts w:ascii="Verdana" w:cs="Verdana" w:eastAsia="Verdana" w:hAnsi="Verdana"/>
-            <w:sz w:val="13"/>
-            <w:szCs w:val="13"/>
+            <w:sz w:val="12"/>
+            <w:szCs w:val="12"/>
           </w:rPr>
           <w:t xml:space="preserve">https://www.ico.org/</w:t>
         </w:r>
@@ -11091,18 +10373,18 @@
       <w:r>
         <w:rPr>
           <w:rFonts w:ascii="Verdana" w:cs="Verdana" w:eastAsia="Verdana" w:hAnsi="Verdana"/>
-          <w:sz w:val="15"/>
-          <w:szCs w:val="15"/>
+          <w:sz w:val="14"/>
+          <w:szCs w:val="14"/>
         </w:rPr>
         <w:t xml:space="preserve">USDA Foreign Agricultural Service: annual coffee reports by country (search for your countries): </w:t>
       </w:r>
-      <w:hyperlink w:history="1" r:id="rIdqyzmsfsbrbmunxwqssej2">
+      <w:hyperlink w:history="1" r:id="rIdudsgmdp0hm7sygqx1g_xl">
         <w:r>
           <w:rPr>
             <w:rStyle w:val="Hyperlink"/>
             <w:rFonts w:ascii="Verdana" w:cs="Verdana" w:eastAsia="Verdana" w:hAnsi="Verdana"/>
-            <w:sz w:val="13"/>
-            <w:szCs w:val="13"/>
+            <w:sz w:val="12"/>
+            <w:szCs w:val="12"/>
           </w:rPr>
           <w:t xml:space="preserve">https://www.fas.usda.gov/</w:t>
         </w:r>
@@ -11120,18 +10402,18 @@
       <w:r>
         <w:rPr>
           <w:rFonts w:ascii="Verdana" w:cs="Verdana" w:eastAsia="Verdana" w:hAnsi="Verdana"/>
-          <w:sz w:val="15"/>
-          <w:szCs w:val="15"/>
+          <w:sz w:val="14"/>
+          <w:szCs w:val="14"/>
         </w:rPr>
         <w:t xml:space="preserve">UN Comtrade (comtradeplus.un.org) and ITC Trade Map (free login): coffee trade flows and tariffs, HS 0901: </w:t>
       </w:r>
-      <w:hyperlink w:history="1" r:id="rIddrqs6m8tyij3cuewzgion">
+      <w:hyperlink w:history="1" r:id="rIdgq5_v1fxzxd8rfxbkjsbi">
         <w:r>
           <w:rPr>
             <w:rStyle w:val="Hyperlink"/>
             <w:rFonts w:ascii="Verdana" w:cs="Verdana" w:eastAsia="Verdana" w:hAnsi="Verdana"/>
-            <w:sz w:val="13"/>
-            <w:szCs w:val="13"/>
+            <w:sz w:val="12"/>
+            <w:szCs w:val="12"/>
           </w:rPr>
           <w:t xml:space="preserve">https://www.trademap.org/</w:t>
         </w:r>
@@ -11149,18 +10431,18 @@
       <w:r>
         <w:rPr>
           <w:rFonts w:ascii="Verdana" w:cs="Verdana" w:eastAsia="Verdana" w:hAnsi="Verdana"/>
-          <w:sz w:val="15"/>
-          <w:szCs w:val="15"/>
+          <w:sz w:val="14"/>
+          <w:szCs w:val="14"/>
         </w:rPr>
         <w:t xml:space="preserve">WKO AUSSENWIRTSCHAFT: reports and country profiles: </w:t>
       </w:r>
-      <w:hyperlink w:history="1" r:id="rIdtmbxx6eimlzjtirnwindr">
+      <w:hyperlink w:history="1" r:id="rIdujviokfgins12cidlsrdv">
         <w:r>
           <w:rPr>
             <w:rStyle w:val="Hyperlink"/>
             <w:rFonts w:ascii="Verdana" w:cs="Verdana" w:eastAsia="Verdana" w:hAnsi="Verdana"/>
-            <w:sz w:val="13"/>
-            <w:szCs w:val="13"/>
+            <w:sz w:val="12"/>
+            <w:szCs w:val="12"/>
           </w:rPr>
           <w:t xml:space="preserve">https://www.wko.at/aussenwirtschaft/berichte</w:t>
         </w:r>

--- a/WT26-27/Student Brief Midterm Presentation WT26-27.docx
+++ b/WT26-27/Student Brief Midterm Presentation WT26-27.docx
@@ -1604,7 +1604,7 @@
           <w:sz w:val="19"/>
           <w:szCs w:val="19"/>
         </w:rPr>
-        <w:t xml:space="preserve"> A focused analysis of the coffee industry in one country, its structure and its attractiveness for a premium newcomer from Vienna, in your allocated country (see the allocation table). Section 8 describes the content.</w:t>
+        <w:t xml:space="preserve"> Search for statistics and facts on the coffee industry in your allocated country (hotels, restaurants, cafes, coffee stores and private end customers) and present them. Section 8 describes the content.</w:t>
       </w:r>
     </w:p>
     <w:p>
@@ -2319,7 +2319,7 @@
                 <w:sz w:val="16"/>
                 <w:szCs w:val="16"/>
               </w:rPr>
-              <w:t xml:space="preserve">Industry analysis of your country</w:t>
+              <w:t xml:space="preserve">Industry statistics of your country by segment</w:t>
             </w:r>
           </w:p>
         </w:tc>
@@ -6869,15 +6869,15 @@
     <w:p>
       <w:pPr>
         <w:keepNext/>
-        <w:spacing w:after="60" w:before="0" w:line="252"/>
-      </w:pPr>
-      <w:r>
-        <w:rPr>
-          <w:rFonts w:ascii="Verdana" w:cs="Verdana" w:eastAsia="Verdana" w:hAnsi="Verdana"/>
-          <w:sz w:val="19"/>
-          <w:szCs w:val="19"/>
-        </w:rPr>
-        <w:t xml:space="preserve">Part B looks at the </w:t>
+        <w:spacing w:after="80" w:before="0" w:line="252"/>
+      </w:pPr>
+      <w:r>
+        <w:rPr>
+          <w:rFonts w:ascii="Verdana" w:cs="Verdana" w:eastAsia="Verdana" w:hAnsi="Verdana"/>
+          <w:sz w:val="19"/>
+          <w:szCs w:val="19"/>
+        </w:rPr>
+        <w:t xml:space="preserve">Part B is about </w:t>
       </w:r>
       <w:r>
         <w:rPr>
@@ -6887,15 +6887,471 @@
           <w:sz w:val="19"/>
           <w:szCs w:val="19"/>
         </w:rPr>
-        <w:t xml:space="preserve">industry</w:t>
-      </w:r>
-      <w:r>
-        <w:rPr>
-          <w:rFonts w:ascii="Verdana" w:cs="Verdana" w:eastAsia="Verdana" w:hAnsi="Verdana"/>
-          <w:sz w:val="19"/>
-          <w:szCs w:val="19"/>
-        </w:rPr>
-        <w:t xml:space="preserve">, not at individual competitors: how is the coffee industry in one country structured, how attractive is it for a premium newcomer from Vienna, and what does that mean for Julius Meinl's entry? The country is the one allocated to your group in section 3. Focus on the segments Julius Meinl serves: premium coffee in hospitality (especially hotels) and in grocery retail. Cover five blocks:</w:t>
+        <w:t xml:space="preserve">facts and statistics</w:t>
+      </w:r>
+      <w:r>
+        <w:rPr>
+          <w:rFonts w:ascii="Verdana" w:cs="Verdana" w:eastAsia="Verdana" w:hAnsi="Verdana"/>
+          <w:sz w:val="19"/>
+          <w:szCs w:val="19"/>
+        </w:rPr>
+        <w:t xml:space="preserve">. Search for information and numbers on the coffee industry in your allocated country and present them, segment by segment, as an evidence base for Julius Meinl: how big is each segment, how is it structured, how is it developing, and what does that mean for a premium newcomer from Vienna? Focus on the customers of the segments Julius Meinl serves, plus private end customers:</w:t>
+      </w:r>
+    </w:p>
+    <w:tbl>
+      <w:tblPr>
+        <w:tblW w:type="dxa" w:w="9072"/>
+        <w:tblBorders>
+          <w:top w:val="single" w:color="auto" w:sz="4"/>
+          <w:left w:val="single" w:color="auto" w:sz="4"/>
+          <w:bottom w:val="single" w:color="auto" w:sz="4"/>
+          <w:right w:val="single" w:color="auto" w:sz="4"/>
+          <w:insideH w:val="single" w:color="auto" w:sz="4"/>
+          <w:insideV w:val="single" w:color="auto" w:sz="4"/>
+        </w:tblBorders>
+      </w:tblPr>
+      <w:tblGrid>
+        <w:gridCol w:w="2000"/>
+        <w:gridCol w:w="7072"/>
+      </w:tblGrid>
+      <w:tr>
+        <w:trPr>
+          <w:cantSplit/>
+          <w:tblHeader/>
+        </w:trPr>
+        <w:tc>
+          <w:tcPr>
+            <w:tcW w:type="dxa" w:w="2000"/>
+            <w:tcBorders>
+              <w:top w:val="single" w:color="BFBFBF" w:sz="4"/>
+              <w:left w:val="single" w:color="BFBFBF" w:sz="4"/>
+              <w:bottom w:val="single" w:color="BFBFBF" w:sz="4"/>
+              <w:right w:val="single" w:color="BFBFBF" w:sz="4"/>
+            </w:tcBorders>
+            <w:shd w:fill="002350" w:color="auto" w:val="clear"/>
+            <w:tcMar>
+              <w:top w:type="dxa" w:w="60"/>
+              <w:left w:type="dxa" w:w="100"/>
+              <w:bottom w:type="dxa" w:w="40"/>
+              <w:right w:type="dxa" w:w="100"/>
+            </w:tcMar>
+          </w:tcPr>
+          <w:p>
+            <w:pPr>
+              <w:keepNext/>
+              <w:spacing w:after="40" w:line="240"/>
+            </w:pPr>
+            <w:r>
+              <w:rPr>
+                <w:rFonts w:ascii="Verdana" w:cs="Verdana" w:eastAsia="Verdana" w:hAnsi="Verdana"/>
+                <w:b/>
+                <w:bCs/>
+                <w:color w:val="FFFFFF"/>
+                <w:sz w:val="15"/>
+                <w:szCs w:val="15"/>
+              </w:rPr>
+              <w:t xml:space="preserve">Segment</w:t>
+            </w:r>
+          </w:p>
+        </w:tc>
+        <w:tc>
+          <w:tcPr>
+            <w:tcW w:type="dxa" w:w="7072"/>
+            <w:tcBorders>
+              <w:top w:val="single" w:color="BFBFBF" w:sz="4"/>
+              <w:left w:val="single" w:color="BFBFBF" w:sz="4"/>
+              <w:bottom w:val="single" w:color="BFBFBF" w:sz="4"/>
+              <w:right w:val="single" w:color="BFBFBF" w:sz="4"/>
+            </w:tcBorders>
+            <w:shd w:fill="002350" w:color="auto" w:val="clear"/>
+            <w:tcMar>
+              <w:top w:type="dxa" w:w="60"/>
+              <w:left w:type="dxa" w:w="100"/>
+              <w:bottom w:type="dxa" w:w="40"/>
+              <w:right w:type="dxa" w:w="100"/>
+            </w:tcMar>
+          </w:tcPr>
+          <w:p>
+            <w:pPr>
+              <w:keepNext/>
+              <w:spacing w:after="40" w:line="240"/>
+            </w:pPr>
+            <w:r>
+              <w:rPr>
+                <w:rFonts w:ascii="Verdana" w:cs="Verdana" w:eastAsia="Verdana" w:hAnsi="Verdana"/>
+                <w:b/>
+                <w:bCs/>
+                <w:color w:val="FFFFFF"/>
+                <w:sz w:val="15"/>
+                <w:szCs w:val="15"/>
+              </w:rPr>
+              <w:t xml:space="preserve">Statistics to search for (examples)</w:t>
+            </w:r>
+          </w:p>
+        </w:tc>
+      </w:tr>
+      <w:tr>
+        <w:trPr>
+          <w:cantSplit/>
+        </w:trPr>
+        <w:tc>
+          <w:tcPr>
+            <w:tcW w:type="dxa" w:w="2000"/>
+            <w:tcBorders>
+              <w:top w:val="single" w:color="BFBFBF" w:sz="4"/>
+              <w:left w:val="single" w:color="BFBFBF" w:sz="4"/>
+              <w:bottom w:val="single" w:color="BFBFBF" w:sz="4"/>
+              <w:right w:val="single" w:color="BFBFBF" w:sz="4"/>
+            </w:tcBorders>
+            <w:tcMar>
+              <w:top w:type="dxa" w:w="60"/>
+              <w:left w:type="dxa" w:w="100"/>
+              <w:bottom w:type="dxa" w:w="40"/>
+              <w:right w:type="dxa" w:w="100"/>
+            </w:tcMar>
+          </w:tcPr>
+          <w:p>
+            <w:pPr>
+              <w:keepNext/>
+              <w:spacing w:after="40" w:line="240"/>
+            </w:pPr>
+            <w:r>
+              <w:rPr>
+                <w:rFonts w:ascii="Verdana" w:cs="Verdana" w:eastAsia="Verdana" w:hAnsi="Verdana"/>
+                <w:b/>
+                <w:bCs/>
+                <w:sz w:val="15"/>
+                <w:szCs w:val="15"/>
+              </w:rPr>
+              <w:t xml:space="preserve">Hotels</w:t>
+            </w:r>
+          </w:p>
+        </w:tc>
+        <w:tc>
+          <w:tcPr>
+            <w:tcW w:type="dxa" w:w="7072"/>
+            <w:tcBorders>
+              <w:top w:val="single" w:color="BFBFBF" w:sz="4"/>
+              <w:left w:val="single" w:color="BFBFBF" w:sz="4"/>
+              <w:bottom w:val="single" w:color="BFBFBF" w:sz="4"/>
+              <w:right w:val="single" w:color="BFBFBF" w:sz="4"/>
+            </w:tcBorders>
+            <w:tcMar>
+              <w:top w:type="dxa" w:w="60"/>
+              <w:left w:type="dxa" w:w="100"/>
+              <w:bottom w:type="dxa" w:w="40"/>
+              <w:right w:type="dxa" w:w="100"/>
+            </w:tcMar>
+          </w:tcPr>
+          <w:p>
+            <w:pPr>
+              <w:keepNext/>
+              <w:spacing w:after="40" w:line="240"/>
+            </w:pPr>
+            <w:r>
+              <w:rPr>
+                <w:rFonts w:ascii="Verdana" w:cs="Verdana" w:eastAsia="Verdana" w:hAnsi="Verdana"/>
+                <w:sz w:val="15"/>
+                <w:szCs w:val="15"/>
+              </w:rPr>
+              <w:t xml:space="preserve">Number of hotels and rooms by category; international hotel chains and brands; occupancy and overnight stays of international guests; food and beverage spending; coffee brands served in the top hotels</w:t>
+            </w:r>
+          </w:p>
+        </w:tc>
+      </w:tr>
+      <w:tr>
+        <w:trPr>
+          <w:cantSplit/>
+        </w:trPr>
+        <w:tc>
+          <w:tcPr>
+            <w:tcW w:type="dxa" w:w="2000"/>
+            <w:tcBorders>
+              <w:top w:val="single" w:color="BFBFBF" w:sz="4"/>
+              <w:left w:val="single" w:color="BFBFBF" w:sz="4"/>
+              <w:bottom w:val="single" w:color="BFBFBF" w:sz="4"/>
+              <w:right w:val="single" w:color="BFBFBF" w:sz="4"/>
+            </w:tcBorders>
+            <w:shd w:fill="F2F2F2" w:color="auto" w:val="clear"/>
+            <w:tcMar>
+              <w:top w:type="dxa" w:w="60"/>
+              <w:left w:type="dxa" w:w="100"/>
+              <w:bottom w:type="dxa" w:w="40"/>
+              <w:right w:type="dxa" w:w="100"/>
+            </w:tcMar>
+          </w:tcPr>
+          <w:p>
+            <w:pPr>
+              <w:keepNext/>
+              <w:spacing w:after="40" w:line="240"/>
+            </w:pPr>
+            <w:r>
+              <w:rPr>
+                <w:rFonts w:ascii="Verdana" w:cs="Verdana" w:eastAsia="Verdana" w:hAnsi="Verdana"/>
+                <w:b/>
+                <w:bCs/>
+                <w:sz w:val="15"/>
+                <w:szCs w:val="15"/>
+              </w:rPr>
+              <w:t xml:space="preserve">Restaurants</w:t>
+            </w:r>
+          </w:p>
+        </w:tc>
+        <w:tc>
+          <w:tcPr>
+            <w:tcW w:type="dxa" w:w="7072"/>
+            <w:tcBorders>
+              <w:top w:val="single" w:color="BFBFBF" w:sz="4"/>
+              <w:left w:val="single" w:color="BFBFBF" w:sz="4"/>
+              <w:bottom w:val="single" w:color="BFBFBF" w:sz="4"/>
+              <w:right w:val="single" w:color="BFBFBF" w:sz="4"/>
+            </w:tcBorders>
+            <w:shd w:fill="F2F2F2" w:color="auto" w:val="clear"/>
+            <w:tcMar>
+              <w:top w:type="dxa" w:w="60"/>
+              <w:left w:type="dxa" w:w="100"/>
+              <w:bottom w:type="dxa" w:w="40"/>
+              <w:right w:type="dxa" w:w="100"/>
+            </w:tcMar>
+          </w:tcPr>
+          <w:p>
+            <w:pPr>
+              <w:keepNext/>
+              <w:spacing w:after="40" w:line="240"/>
+            </w:pPr>
+            <w:r>
+              <w:rPr>
+                <w:rFonts w:ascii="Verdana" w:cs="Verdana" w:eastAsia="Verdana" w:hAnsi="Verdana"/>
+                <w:sz w:val="15"/>
+                <w:szCs w:val="15"/>
+              </w:rPr>
+              <w:t xml:space="preserve">Number of restaurants and sales, growth; chains versus independents; out-of-home spending on food and coffee; typical price of a coffee on the menu</w:t>
+            </w:r>
+          </w:p>
+        </w:tc>
+      </w:tr>
+      <w:tr>
+        <w:trPr>
+          <w:cantSplit/>
+        </w:trPr>
+        <w:tc>
+          <w:tcPr>
+            <w:tcW w:type="dxa" w:w="2000"/>
+            <w:tcBorders>
+              <w:top w:val="single" w:color="BFBFBF" w:sz="4"/>
+              <w:left w:val="single" w:color="BFBFBF" w:sz="4"/>
+              <w:bottom w:val="single" w:color="BFBFBF" w:sz="4"/>
+              <w:right w:val="single" w:color="BFBFBF" w:sz="4"/>
+            </w:tcBorders>
+            <w:tcMar>
+              <w:top w:type="dxa" w:w="60"/>
+              <w:left w:type="dxa" w:w="100"/>
+              <w:bottom w:type="dxa" w:w="40"/>
+              <w:right w:type="dxa" w:w="100"/>
+            </w:tcMar>
+          </w:tcPr>
+          <w:p>
+            <w:pPr>
+              <w:keepNext/>
+              <w:spacing w:after="40" w:line="240"/>
+            </w:pPr>
+            <w:r>
+              <w:rPr>
+                <w:rFonts w:ascii="Verdana" w:cs="Verdana" w:eastAsia="Verdana" w:hAnsi="Verdana"/>
+                <w:b/>
+                <w:bCs/>
+                <w:sz w:val="15"/>
+                <w:szCs w:val="15"/>
+              </w:rPr>
+              <w:t xml:space="preserve">Cafes</w:t>
+            </w:r>
+          </w:p>
+        </w:tc>
+        <w:tc>
+          <w:tcPr>
+            <w:tcW w:type="dxa" w:w="7072"/>
+            <w:tcBorders>
+              <w:top w:val="single" w:color="BFBFBF" w:sz="4"/>
+              <w:left w:val="single" w:color="BFBFBF" w:sz="4"/>
+              <w:bottom w:val="single" w:color="BFBFBF" w:sz="4"/>
+              <w:right w:val="single" w:color="BFBFBF" w:sz="4"/>
+            </w:tcBorders>
+            <w:tcMar>
+              <w:top w:type="dxa" w:w="60"/>
+              <w:left w:type="dxa" w:w="100"/>
+              <w:bottom w:type="dxa" w:w="40"/>
+              <w:right w:type="dxa" w:w="100"/>
+            </w:tcMar>
+          </w:tcPr>
+          <w:p>
+            <w:pPr>
+              <w:keepNext/>
+              <w:spacing w:after="40" w:line="240"/>
+            </w:pPr>
+            <w:r>
+              <w:rPr>
+                <w:rFonts w:ascii="Verdana" w:cs="Verdana" w:eastAsia="Verdana" w:hAnsi="Verdana"/>
+                <w:sz w:val="15"/>
+                <w:szCs w:val="15"/>
+              </w:rPr>
+              <w:t xml:space="preserve">Number of cafes and specialty cafes; chains versus independents; sales and growth; price of an espresso and a cappuccino in premium cafes; main roasters and brands used</w:t>
+            </w:r>
+          </w:p>
+        </w:tc>
+      </w:tr>
+      <w:tr>
+        <w:trPr>
+          <w:cantSplit/>
+        </w:trPr>
+        <w:tc>
+          <w:tcPr>
+            <w:tcW w:type="dxa" w:w="2000"/>
+            <w:tcBorders>
+              <w:top w:val="single" w:color="BFBFBF" w:sz="4"/>
+              <w:left w:val="single" w:color="BFBFBF" w:sz="4"/>
+              <w:bottom w:val="single" w:color="BFBFBF" w:sz="4"/>
+              <w:right w:val="single" w:color="BFBFBF" w:sz="4"/>
+            </w:tcBorders>
+            <w:shd w:fill="F2F2F2" w:color="auto" w:val="clear"/>
+            <w:tcMar>
+              <w:top w:type="dxa" w:w="60"/>
+              <w:left w:type="dxa" w:w="100"/>
+              <w:bottom w:type="dxa" w:w="40"/>
+              <w:right w:type="dxa" w:w="100"/>
+            </w:tcMar>
+          </w:tcPr>
+          <w:p>
+            <w:pPr>
+              <w:keepNext/>
+              <w:spacing w:after="40" w:line="240"/>
+            </w:pPr>
+            <w:r>
+              <w:rPr>
+                <w:rFonts w:ascii="Verdana" w:cs="Verdana" w:eastAsia="Verdana" w:hAnsi="Verdana"/>
+                <w:b/>
+                <w:bCs/>
+                <w:sz w:val="15"/>
+                <w:szCs w:val="15"/>
+              </w:rPr>
+              <w:t xml:space="preserve">Coffee stores and retail</w:t>
+            </w:r>
+          </w:p>
+        </w:tc>
+        <w:tc>
+          <w:tcPr>
+            <w:tcW w:type="dxa" w:w="7072"/>
+            <w:tcBorders>
+              <w:top w:val="single" w:color="BFBFBF" w:sz="4"/>
+              <w:left w:val="single" w:color="BFBFBF" w:sz="4"/>
+              <w:bottom w:val="single" w:color="BFBFBF" w:sz="4"/>
+              <w:right w:val="single" w:color="BFBFBF" w:sz="4"/>
+            </w:tcBorders>
+            <w:shd w:fill="F2F2F2" w:color="auto" w:val="clear"/>
+            <w:tcMar>
+              <w:top w:type="dxa" w:w="60"/>
+              <w:left w:type="dxa" w:w="100"/>
+              <w:bottom w:type="dxa" w:w="40"/>
+              <w:right w:type="dxa" w:w="100"/>
+            </w:tcMar>
+          </w:tcPr>
+          <w:p>
+            <w:pPr>
+              <w:keepNext/>
+              <w:spacing w:after="40" w:line="240"/>
+            </w:pPr>
+            <w:r>
+              <w:rPr>
+                <w:rFonts w:ascii="Verdana" w:cs="Verdana" w:eastAsia="Verdana" w:hAnsi="Verdana"/>
+                <w:sz w:val="15"/>
+                <w:szCs w:val="15"/>
+              </w:rPr>
+              <w:t xml:space="preserve">Retail sales of coffee by value and volume; split into roasted beans, ground, capsules and instant; shares of supermarkets, specialty shops and online; leading brands and shelf price of a premium 250 g pack</w:t>
+            </w:r>
+          </w:p>
+        </w:tc>
+      </w:tr>
+      <w:tr>
+        <w:trPr>
+          <w:cantSplit/>
+        </w:trPr>
+        <w:tc>
+          <w:tcPr>
+            <w:tcW w:type="dxa" w:w="2000"/>
+            <w:tcBorders>
+              <w:top w:val="single" w:color="BFBFBF" w:sz="4"/>
+              <w:left w:val="single" w:color="BFBFBF" w:sz="4"/>
+              <w:bottom w:val="single" w:color="BFBFBF" w:sz="4"/>
+              <w:right w:val="single" w:color="BFBFBF" w:sz="4"/>
+            </w:tcBorders>
+            <w:tcMar>
+              <w:top w:type="dxa" w:w="60"/>
+              <w:left w:type="dxa" w:w="100"/>
+              <w:bottom w:type="dxa" w:w="40"/>
+              <w:right w:type="dxa" w:w="100"/>
+            </w:tcMar>
+          </w:tcPr>
+          <w:p>
+            <w:pPr>
+              <w:keepNext w:val="false"/>
+              <w:spacing w:after="40" w:line="240"/>
+            </w:pPr>
+            <w:r>
+              <w:rPr>
+                <w:rFonts w:ascii="Verdana" w:cs="Verdana" w:eastAsia="Verdana" w:hAnsi="Verdana"/>
+                <w:b/>
+                <w:bCs/>
+                <w:sz w:val="15"/>
+                <w:szCs w:val="15"/>
+              </w:rPr>
+              <w:t xml:space="preserve">Private end customers</w:t>
+            </w:r>
+          </w:p>
+        </w:tc>
+        <w:tc>
+          <w:tcPr>
+            <w:tcW w:type="dxa" w:w="7072"/>
+            <w:tcBorders>
+              <w:top w:val="single" w:color="BFBFBF" w:sz="4"/>
+              <w:left w:val="single" w:color="BFBFBF" w:sz="4"/>
+              <w:bottom w:val="single" w:color="BFBFBF" w:sz="4"/>
+              <w:right w:val="single" w:color="BFBFBF" w:sz="4"/>
+            </w:tcBorders>
+            <w:tcMar>
+              <w:top w:type="dxa" w:w="60"/>
+              <w:left w:type="dxa" w:w="100"/>
+              <w:bottom w:type="dxa" w:w="40"/>
+              <w:right w:type="dxa" w:w="100"/>
+            </w:tcMar>
+          </w:tcPr>
+          <w:p>
+            <w:pPr>
+              <w:keepNext w:val="false"/>
+              <w:spacing w:after="40" w:line="240"/>
+            </w:pPr>
+            <w:r>
+              <w:rPr>
+                <w:rFonts w:ascii="Verdana" w:cs="Verdana" w:eastAsia="Verdana" w:hAnsi="Verdana"/>
+                <w:sz w:val="15"/>
+                <w:szCs w:val="15"/>
+              </w:rPr>
+              <w:t xml:space="preserve">Coffee consumption per capita; share of coffee at home versus out of home; household spending on coffee; who drinks premium and specialty coffee (age, income, city); buying habits and attitudes (sustainability, origin, convenience)</w:t>
+            </w:r>
+          </w:p>
+        </w:tc>
+      </w:tr>
+    </w:tbl>
+    <w:p>
+      <w:pPr>
+        <w:keepNext/>
+        <w:spacing w:after="60" w:before="100" w:line="252"/>
+      </w:pPr>
+      <w:r>
+        <w:rPr>
+          <w:rFonts w:ascii="Verdana" w:cs="Verdana" w:eastAsia="Verdana" w:hAnsi="Verdana"/>
+          <w:sz w:val="19"/>
+          <w:szCs w:val="19"/>
+        </w:rPr>
+        <w:t xml:space="preserve">Add three short blocks that frame the statistics:</w:t>
       </w:r>
     </w:p>
     <w:p>
@@ -6915,15 +7371,15 @@
           <w:sz w:val="19"/>
           <w:szCs w:val="19"/>
         </w:rPr>
-        <w:t xml:space="preserve">Size, growth and demand drivers.</w:t>
-      </w:r>
-      <w:r>
-        <w:rPr>
-          <w:rFonts w:ascii="Verdana" w:cs="Verdana" w:eastAsia="Verdana" w:hAnsi="Verdana"/>
-          <w:sz w:val="19"/>
-          <w:szCs w:val="19"/>
-        </w:rPr>
-        <w:t xml:space="preserve"> Value and volume of coffee consumption out of home and at home, growth, and what drives it (tourism, incomes, urbanisation, café culture, premiumisation).</w:t>
+        <w:t xml:space="preserve">Value chain.</w:t>
+      </w:r>
+      <w:r>
+        <w:rPr>
+          <w:rFonts w:ascii="Verdana" w:cs="Verdana" w:eastAsia="Verdana" w:hAnsi="Verdana"/>
+          <w:sz w:val="19"/>
+          <w:szCs w:val="19"/>
+        </w:rPr>
+        <w:t xml:space="preserve"> Production and green coffee trade (imports, domestic production), roasting, import and distribution, hospitality and retail. Mark where Julius Meinl would enter (it exports roasted coffee from Vienna) and which steps depend on a local partner.</w:t>
       </w:r>
     </w:p>
     <w:p>
@@ -6943,62 +7399,6 @@
           <w:sz w:val="19"/>
           <w:szCs w:val="19"/>
         </w:rPr>
-        <w:t xml:space="preserve">Value chain.</w:t>
-      </w:r>
-      <w:r>
-        <w:rPr>
-          <w:rFonts w:ascii="Verdana" w:cs="Verdana" w:eastAsia="Verdana" w:hAnsi="Verdana"/>
-          <w:sz w:val="19"/>
-          <w:szCs w:val="19"/>
-        </w:rPr>
-        <w:t xml:space="preserve"> Map the chain from green coffee to the consumer: production and green coffee trade, roasting, import and distribution, hospitality and retail. Mark where Julius Meinl would enter (it exports roasted coffee from Vienna) and which steps depend on a local partner.</w:t>
-      </w:r>
-    </w:p>
-    <w:p>
-      <w:pPr>
-        <w:pStyle w:val="ListParagraph"/>
-        <w:numPr>
-          <w:ilvl w:val="0"/>
-          <w:numId w:val="2"/>
-        </w:numPr>
-        <w:spacing w:after="60" w:line="252"/>
-      </w:pPr>
-      <w:r>
-        <w:rPr>
-          <w:rFonts w:ascii="Verdana" w:cs="Verdana" w:eastAsia="Verdana" w:hAnsi="Verdana"/>
-          <w:b/>
-          <w:bCs/>
-          <w:sz w:val="19"/>
-          <w:szCs w:val="19"/>
-        </w:rPr>
-        <w:t xml:space="preserve">Industry structure.</w:t>
-      </w:r>
-      <w:r>
-        <w:rPr>
-          <w:rFonts w:ascii="Verdana" w:cs="Verdana" w:eastAsia="Verdana" w:hAnsi="Verdana"/>
-          <w:sz w:val="19"/>
-          <w:szCs w:val="19"/>
-        </w:rPr>
-        <w:t xml:space="preserve"> The main types of players (domestic roasters, multinational brands, specialty roasters and café chains, importers and distributors), how concentrated the industry is, and how products and prices are positioned across segments. Profiles of individual companies are not required now; they come with positioning and pricing in the final presentation.</w:t>
-      </w:r>
-    </w:p>
-    <w:p>
-      <w:pPr>
-        <w:pStyle w:val="ListParagraph"/>
-        <w:numPr>
-          <w:ilvl w:val="0"/>
-          <w:numId w:val="2"/>
-        </w:numPr>
-        <w:spacing w:after="60" w:line="252"/>
-      </w:pPr>
-      <w:r>
-        <w:rPr>
-          <w:rFonts w:ascii="Verdana" w:cs="Verdana" w:eastAsia="Verdana" w:hAnsi="Verdana"/>
-          <w:b/>
-          <w:bCs/>
-          <w:sz w:val="19"/>
-          <w:szCs w:val="19"/>
-        </w:rPr>
         <w:t xml:space="preserve">Rules of the game.</w:t>
       </w:r>
       <w:r>
@@ -7050,15 +7450,15 @@
           <w:sz w:val="19"/>
           <w:szCs w:val="19"/>
         </w:rPr>
-        <w:t xml:space="preserve">Sources.</w:t>
-      </w:r>
-      <w:r>
-        <w:rPr>
-          <w:rFonts w:ascii="Verdana" w:cs="Verdana" w:eastAsia="Verdana" w:hAnsi="Verdana"/>
-          <w:sz w:val="19"/>
-          <w:szCs w:val="19"/>
-        </w:rPr>
-        <w:t xml:space="preserve"> USDA Foreign Agricultural Service annual coffee reports and International Coffee Organization statistics; Euromonitor Passport and Statista (WU library); UN Comtrade and ITC Trade Map for coffee trade (HS 0901); WKO AUSSENWIRTSCHAFT country reports; EU Access2Markets. A short online scan of brands and prices (cafés, supermarkets, online shops, hotels) gives evidence for the industry structure and also feeds your Part A indicator "competitive landscape". Record each observation with brand, channel, product, price and unit, URL and date.</w:t>
+        <w:t xml:space="preserve">Rules for the statistics.</w:t>
+      </w:r>
+      <w:r>
+        <w:rPr>
+          <w:rFonts w:ascii="Verdana" w:cs="Verdana" w:eastAsia="Verdana" w:hAnsi="Verdana"/>
+          <w:sz w:val="19"/>
+          <w:szCs w:val="19"/>
+        </w:rPr>
+        <w:t xml:space="preserve"> Every figure needs value, unit, year, source and link. Use the most recent year available. If no figure exists, say so and use a transparent estimate or proxy (for example Google Maps count of cafes in the capital, with date and method) and label it as an estimate. Compare sources when they disagree. Mark the quality of each figure (official statistic, industry report, own count or estimate).</w:t>
       </w:r>
     </w:p>
     <w:p>
@@ -7073,6 +7473,29 @@
           <w:sz w:val="19"/>
           <w:szCs w:val="19"/>
         </w:rPr>
+        <w:t xml:space="preserve">Sources.</w:t>
+      </w:r>
+      <w:r>
+        <w:rPr>
+          <w:rFonts w:ascii="Verdana" w:cs="Verdana" w:eastAsia="Verdana" w:hAnsi="Verdana"/>
+          <w:sz w:val="19"/>
+          <w:szCs w:val="19"/>
+        </w:rPr>
+        <w:t xml:space="preserve"> Euromonitor Passport and Statista (WU library); USDA Foreign Agricultural Service annual coffee reports and International Coffee Organization statistics; national statistics offices and tourism boards; hotel and restaurant associations; UN Comtrade and ITC Trade Map for coffee trade (HS 0901); WKO AUSSENWIRTSCHAFT country reports; EU Access2Markets. A short online scan of brands and prices (cafes, supermarkets, online shops, hotels) supplies prices and brand evidence. Record each observation with brand, channel, product, price and unit, URL and date.</w:t>
+      </w:r>
+    </w:p>
+    <w:p>
+      <w:pPr>
+        <w:spacing w:after="120" w:before="0" w:line="252"/>
+      </w:pPr>
+      <w:r>
+        <w:rPr>
+          <w:rFonts w:ascii="Verdana" w:cs="Verdana" w:eastAsia="Verdana" w:hAnsi="Verdana"/>
+          <w:b/>
+          <w:bCs/>
+          <w:sz w:val="19"/>
+          <w:szCs w:val="19"/>
+        </w:rPr>
         <w:t xml:space="preserve">Hand in:</w:t>
       </w:r>
       <w:r>
@@ -7081,7 +7504,7 @@
           <w:sz w:val="19"/>
           <w:szCs w:val="19"/>
         </w:rPr>
-        <w:t xml:space="preserve"> the industry sheet in Excel (data, value-chain notes, industry structure, sources) and one or two slides: an industry snapshot (size, growth, structure, value chain) and the main trends. Close with the implication for Julius Meinl: where is there room for a Viennese coffee house brand, and where is none?</w:t>
+        <w:t xml:space="preserve"> the industry sheet in Excel (one row per statistic: segment, statistic, value, unit, year, source and link, quality) and three to five slides: an overview of the industry, key figures per segment (use charts and tables), and the main trends. Close with the implication for Julius Meinl: where is there room for a Viennese coffee house brand, and where is none?</w:t>
       </w:r>
     </w:p>
     <w:p>
@@ -7739,7 +8162,7 @@
           <w:sz w:val="19"/>
           <w:szCs w:val="19"/>
         </w:rPr>
-        <w:t xml:space="preserve"> (hand-in): a short workbook with (1) a copy of your country's data and sources, (2) the Part B industry sheet (data, value-chain notes, industry structure, brand and price scan) and (3) a list of the AI tools you used. Sources need URL, date accessed and who collected the data. Results come from formulas, not pasted values; inputs and formulas are visibly different.</w:t>
+        <w:t xml:space="preserve"> (hand-in): a short workbook with (1) a copy of your country's data and sources, (2) the Part B industry sheet (statistics by segment with unit, year, source and link; value-chain notes; brand and price scan) and (3) a list of the AI tools you used. Sources need URL, date accessed and who collected the data. Results come from formulas, not pasted values; inputs and formulas are visibly different.</w:t>
       </w:r>
     </w:p>
     <w:p>
@@ -9527,7 +9950,7 @@
       <w:pPr>
         <w:spacing w:after="140"/>
       </w:pPr>
-      <w:hyperlink w:history="1" r:id="rIdt9iob8rebj2l9ukr1qjkz">
+      <w:hyperlink w:history="1" r:id="rIdliidmk13sekjzzughfqoy">
         <w:r>
           <w:rPr>
             <w:rStyle w:val="Hyperlink"/>
@@ -9573,7 +9996,7 @@
         </w:rPr>
         <w:t xml:space="preserve">JRC: 10-step pocket guide to composite indicators (free): </w:t>
       </w:r>
-      <w:hyperlink w:history="1" r:id="rId5ssrum1dsklfizwld_xbm">
+      <w:hyperlink w:history="1" r:id="rIdko_as5uw1pnfkhrfvhxdc">
         <w:r>
           <w:rPr>
             <w:rStyle w:val="Hyperlink"/>
@@ -9602,7 +10025,7 @@
         </w:rPr>
         <w:t xml:space="preserve">OECD/JRC: Handbook on constructing composite indicators (free): </w:t>
       </w:r>
-      <w:hyperlink w:history="1" r:id="rIdptrifg17thd4cfwjcrz9n">
+      <w:hyperlink w:history="1" r:id="rId1cwew4ppiin1rrldsv0kz">
         <w:r>
           <w:rPr>
             <w:rStyle w:val="Hyperlink"/>
@@ -9631,7 +10054,7 @@
         </w:rPr>
         <w:t xml:space="preserve">Greco et al. (2019): weighting and aggregation in composite indices (open access): </w:t>
       </w:r>
-      <w:hyperlink w:history="1" r:id="rIdoe3skiusspiwlnt1kclte">
+      <w:hyperlink w:history="1" r:id="rIdtgnf0rghndbntkg_6kjit">
         <w:r>
           <w:rPr>
             <w:rStyle w:val="Hyperlink"/>
@@ -9660,7 +10083,7 @@
         </w:rPr>
         <w:t xml:space="preserve">BPMSG: AHP Excel template (free): </w:t>
       </w:r>
-      <w:hyperlink w:history="1" r:id="rIdomhbqqouf_fu9q4apthio">
+      <w:hyperlink w:history="1" r:id="rIdtzjaqmedpjdxx-zch40xm">
         <w:r>
           <w:rPr>
             <w:rStyle w:val="Hyperlink"/>
@@ -9689,7 +10112,7 @@
         </w:rPr>
         <w:t xml:space="preserve">Best-Worst Method solvers (free): </w:t>
       </w:r>
-      <w:hyperlink w:history="1" r:id="rIdqhnavvr4tfi6k0lgumthz">
+      <w:hyperlink w:history="1" r:id="rIdifjza7yv_e8wk0zmjvioh">
         <w:r>
           <w:rPr>
             <w:rStyle w:val="Hyperlink"/>
@@ -9718,7 +10141,7 @@
         </w:rPr>
         <w:t xml:space="preserve">JRC COIN Tool, Excel composite indicators (free): </w:t>
       </w:r>
-      <w:hyperlink w:history="1" r:id="rIdytih1g2zayvls5ypu2tnf">
+      <w:hyperlink w:history="1" r:id="rIdn1u504mxwiqkkhnkedgjs">
         <w:r>
           <w:rPr>
             <w:rStyle w:val="Hyperlink"/>
@@ -9764,7 +10187,7 @@
         </w:rPr>
         <w:t xml:space="preserve">globalEDGE Market Potential Index: eight dimensions with published weights (25, 15, 12.5, 12.5, 10, 10, 7.5, 7.5): </w:t>
       </w:r>
-      <w:hyperlink w:history="1" r:id="rIdk5msak34zwiuqvevtmyev">
+      <w:hyperlink w:history="1" r:id="rId3iuscmkgd7lehc62nvi9b">
         <w:r>
           <w:rPr>
             <w:rStyle w:val="Hyperlink"/>
@@ -9793,7 +10216,7 @@
         </w:rPr>
         <w:t xml:space="preserve">Cavusgil (1997): measuring the potential of emerging markets (WU library): </w:t>
       </w:r>
-      <w:hyperlink w:history="1" r:id="rId1qxyhmt1sg9pupfp87mlg">
+      <w:hyperlink w:history="1" r:id="rIdxbhkxao4ba0ef3onnvjed">
         <w:r>
           <w:rPr>
             <w:rStyle w:val="Hyperlink"/>
@@ -9822,7 +10245,7 @@
         </w:rPr>
         <w:t xml:space="preserve">Ghemawat (2001): Distance still matters, the CAGE framework (WU library): </w:t>
       </w:r>
-      <w:hyperlink w:history="1" r:id="rIdvqh6kvy3wmbhzpkghhstc">
+      <w:hyperlink w:history="1" r:id="rId6l6lprkdh_edjimsmtgjg">
         <w:r>
           <w:rPr>
             <w:rStyle w:val="Hyperlink"/>
@@ -9851,7 +10274,7 @@
         </w:rPr>
         <w:t xml:space="preserve">Musso and Francioni: how smaller firms select foreign markets (open access): </w:t>
       </w:r>
-      <w:hyperlink w:history="1" r:id="rIdld0s4tgmyg4cbzc0pqn37">
+      <w:hyperlink w:history="1" r:id="rIduagzdi4nr1jzcd7vrenyw">
         <w:r>
           <w:rPr>
             <w:rStyle w:val="Hyperlink"/>
@@ -9880,7 +10303,7 @@
         </w:rPr>
         <w:t xml:space="preserve">Pollesch and Dale (2016): normalisation choices (WU library): </w:t>
       </w:r>
-      <w:hyperlink w:history="1" r:id="rIdgvlrpjpitgm9sfhu91zwq">
+      <w:hyperlink w:history="1" r:id="rIdnoeapnxvem18li0kudyzz">
         <w:r>
           <w:rPr>
             <w:rStyle w:val="Hyperlink"/>
@@ -9926,7 +10349,7 @@
         </w:rPr>
         <w:t xml:space="preserve">ITC Export Potential Map, methodology (free): </w:t>
       </w:r>
-      <w:hyperlink w:history="1" r:id="rIdvcwoaakfznrjrqrrcppbz">
+      <w:hyperlink w:history="1" r:id="rIdjepohymbu22nz_5m3dhnc">
         <w:r>
           <w:rPr>
             <w:rStyle w:val="Hyperlink"/>
@@ -9955,7 +10378,7 @@
         </w:rPr>
         <w:t xml:space="preserve">Kearney Global Retail Development Index (free): </w:t>
       </w:r>
-      <w:hyperlink w:history="1" r:id="rIdbr6ntpmvah00vjrb8o_9l">
+      <w:hyperlink w:history="1" r:id="rIdk7ubfncfpdbllw9sfx_vt">
         <w:r>
           <w:rPr>
             <w:rStyle w:val="Hyperlink"/>
@@ -9984,7 +10407,7 @@
         </w:rPr>
         <w:t xml:space="preserve">Eurazeo: International Expansion Playbook (free): </w:t>
       </w:r>
-      <w:hyperlink w:history="1" r:id="rIdlxoqwyeweokdxg8tzt7ax">
+      <w:hyperlink w:history="1" r:id="rIdvktbkh8axgupfutwosnjv">
         <w:r>
           <w:rPr>
             <w:rStyle w:val="Hyperlink"/>
@@ -10013,7 +10436,7 @@
         </w:rPr>
         <w:t xml:space="preserve">Optional case about coffee: The Espresso Lane to Global Markets, illy (Ivey Publishing, paid): </w:t>
       </w:r>
-      <w:hyperlink w:history="1" r:id="rIdwruljdrah7t4pnoc5o7f-">
+      <w:hyperlink w:history="1" r:id="rId_k3lyuf1wzwquvz0yfexu">
         <w:r>
           <w:rPr>
             <w:rStyle w:val="Hyperlink"/>
@@ -10042,7 +10465,7 @@
         </w:rPr>
         <w:t xml:space="preserve">IFC PAYG Market Attractiveness Index, an Excel tool with user guide (free): </w:t>
       </w:r>
-      <w:hyperlink w:history="1" r:id="rIdey5woavfdo1gbriznoksb">
+      <w:hyperlink w:history="1" r:id="rIdgzq-mrybj3b0a6y1aa3jm">
         <w:r>
           <w:rPr>
             <w:rStyle w:val="Hyperlink"/>
@@ -10088,7 +10511,7 @@
         </w:rPr>
         <w:t xml:space="preserve">World Bank World Development Indicators: </w:t>
       </w:r>
-      <w:hyperlink w:history="1" r:id="rIdi_7couo44ufentky2qe5r">
+      <w:hyperlink w:history="1" r:id="rIdcpo8o4zxdm2clvh4wstc-">
         <w:r>
           <w:rPr>
             <w:rStyle w:val="Hyperlink"/>
@@ -10117,7 +10540,7 @@
         </w:rPr>
         <w:t xml:space="preserve">IMF World Economic Outlook: </w:t>
       </w:r>
-      <w:hyperlink w:history="1" r:id="rId-edxiz84q2xpo3tqywg5z">
+      <w:hyperlink w:history="1" r:id="rIdtxq9fcuenbwokllinz1yk">
         <w:r>
           <w:rPr>
             <w:rStyle w:val="Hyperlink"/>
@@ -10146,7 +10569,7 @@
         </w:rPr>
         <w:t xml:space="preserve">World Bank Worldwide Governance Indicators: </w:t>
       </w:r>
-      <w:hyperlink w:history="1" r:id="rIdgoyc3pf5u1qu7xchwsnkh">
+      <w:hyperlink w:history="1" r:id="rIdy7jlcgaeafmp2rj6aahpn">
         <w:r>
           <w:rPr>
             <w:rStyle w:val="Hyperlink"/>
@@ -10175,7 +10598,7 @@
         </w:rPr>
         <w:t xml:space="preserve">EU Access2Markets (tariffs, requirements, rules of origin for EU exporters): </w:t>
       </w:r>
-      <w:hyperlink w:history="1" r:id="rIdtmsg0qse3wdikvopemda8">
+      <w:hyperlink w:history="1" r:id="rId11u5q8tuxvaexwtdmzpvb">
         <w:r>
           <w:rPr>
             <w:rStyle w:val="Hyperlink"/>
@@ -10204,7 +10627,7 @@
         </w:rPr>
         <w:t xml:space="preserve">WTO tariff and trade data: </w:t>
       </w:r>
-      <w:hyperlink w:history="1" r:id="rIdf1d_yg77ry0oc69myac_6">
+      <w:hyperlink w:history="1" r:id="rIde68aq5kxevpibfwskhi81">
         <w:r>
           <w:rPr>
             <w:rStyle w:val="Hyperlink"/>
@@ -10233,7 +10656,7 @@
         </w:rPr>
         <w:t xml:space="preserve">CEPII Gravity database (distance, language; free login): </w:t>
       </w:r>
-      <w:hyperlink w:history="1" r:id="rIdatawouo3l754zppt-mxih">
+      <w:hyperlink w:history="1" r:id="rIdqi1u_e0supvqi5oajbllj">
         <w:r>
           <w:rPr>
             <w:rStyle w:val="Hyperlink"/>
@@ -10262,7 +10685,7 @@
         </w:rPr>
         <w:t xml:space="preserve">Hofstede dimension data matrix: </w:t>
       </w:r>
-      <w:hyperlink w:history="1" r:id="rIdn06lu06yg6rhnvk3zef3w">
+      <w:hyperlink w:history="1" r:id="rIdugud_vvqol_ckmibqavqj">
         <w:r>
           <w:rPr>
             <w:rStyle w:val="Hyperlink"/>
@@ -10291,7 +10714,7 @@
         </w:rPr>
         <w:t xml:space="preserve">Coface country risk assessments: </w:t>
       </w:r>
-      <w:hyperlink w:history="1" r:id="rIdr-unemad0aygtgz6eysjc">
+      <w:hyperlink w:history="1" r:id="rIdp4buocseejkishxbc9t7f">
         <w:r>
           <w:rPr>
             <w:rStyle w:val="Hyperlink"/>
@@ -10320,7 +10743,7 @@
         </w:rPr>
         <w:t xml:space="preserve">Euromonitor Passport and Statista (WU library; statista.com): </w:t>
       </w:r>
-      <w:hyperlink w:history="1" r:id="rIdtqcelezvn3c6f5fhyysix">
+      <w:hyperlink w:history="1" r:id="rIdoisswmbreo4e9ygzysrgo">
         <w:r>
           <w:rPr>
             <w:rStyle w:val="Hyperlink"/>
@@ -10349,7 +10772,7 @@
         </w:rPr>
         <w:t xml:space="preserve">International Coffee Organization: coffee statistics: </w:t>
       </w:r>
-      <w:hyperlink w:history="1" r:id="rIdodrgxke6ejugwhxegtowj">
+      <w:hyperlink w:history="1" r:id="rIdili8u7lml1x4rwzbk4cof">
         <w:r>
           <w:rPr>
             <w:rStyle w:val="Hyperlink"/>
@@ -10378,7 +10801,7 @@
         </w:rPr>
         <w:t xml:space="preserve">USDA Foreign Agricultural Service: annual coffee reports by country (search for your countries): </w:t>
       </w:r>
-      <w:hyperlink w:history="1" r:id="rIdudsgmdp0hm7sygqx1g_xl">
+      <w:hyperlink w:history="1" r:id="rIds0wccaz-10ipxhn8a8dwq">
         <w:r>
           <w:rPr>
             <w:rStyle w:val="Hyperlink"/>
@@ -10407,7 +10830,7 @@
         </w:rPr>
         <w:t xml:space="preserve">UN Comtrade (comtradeplus.un.org) and ITC Trade Map (free login): coffee trade flows and tariffs, HS 0901: </w:t>
       </w:r>
-      <w:hyperlink w:history="1" r:id="rIdgq5_v1fxzxd8rfxbkjsbi">
+      <w:hyperlink w:history="1" r:id="rIdvyvolxple_dzfg40fktsr">
         <w:r>
           <w:rPr>
             <w:rStyle w:val="Hyperlink"/>
@@ -10436,7 +10859,7 @@
         </w:rPr>
         <w:t xml:space="preserve">WKO AUSSENWIRTSCHAFT: reports and country profiles: </w:t>
       </w:r>
-      <w:hyperlink w:history="1" r:id="rIdujviokfgins12cidlsrdv">
+      <w:hyperlink w:history="1" r:id="rIdycu7a2clk5-hcs1jqzauk">
         <w:r>
           <w:rPr>
             <w:rStyle w:val="Hyperlink"/>

--- a/WT26-27/Student Brief Midterm Presentation WT26-27.docx
+++ b/WT26-27/Student Brief Midterm Presentation WT26-27.docx
@@ -1604,7 +1604,7 @@
           <w:sz w:val="19"/>
           <w:szCs w:val="19"/>
         </w:rPr>
-        <w:t xml:space="preserve"> Search for statistics and facts on the coffee industry in your allocated country (hotels, restaurants, cafes, coffee stores and private end customers) and present them. Section 8 describes the content.</w:t>
+        <w:t xml:space="preserve"> Search for statistics and facts on the coffee industry in your allocated country (hotels, restaurants, cafes and private end customers) and present them. Section 8 describes the content.</w:t>
       </w:r>
     </w:p>
     <w:p>
@@ -6895,7 +6895,7 @@
           <w:sz w:val="19"/>
           <w:szCs w:val="19"/>
         </w:rPr>
-        <w:t xml:space="preserve">. Search for information and numbers on the coffee industry in your allocated country and present them, segment by segment, as an evidence base for Julius Meinl: how big is each segment, how is it structured, how is it developing, and what does that mean for a premium newcomer from Vienna? Focus on the customers of the segments Julius Meinl serves, plus private end customers:</w:t>
+        <w:t xml:space="preserve">. Search for information and numbers on the coffee industry in your allocated country and present them, segment by segment, as an evidence base for Julius Meinl: how big is each segment, how is it structured, how is it developing, and what does that mean for a premium newcomer from Vienna? Focus on the hospitality customers Julius Meinl serves, plus private end customers:</w:t>
       </w:r>
     </w:p>
     <w:tbl>
@@ -7222,7 +7222,7 @@
           </w:tcPr>
           <w:p>
             <w:pPr>
-              <w:keepNext/>
+              <w:keepNext w:val="false"/>
               <w:spacing w:after="40" w:line="240"/>
             </w:pPr>
             <w:r>
@@ -7233,7 +7233,7 @@
                 <w:sz w:val="15"/>
                 <w:szCs w:val="15"/>
               </w:rPr>
-              <w:t xml:space="preserve">Coffee stores and retail</w:t>
+              <w:t xml:space="preserve">Private end customers</w:t>
             </w:r>
           </w:p>
         </w:tc>
@@ -7247,75 +7247,6 @@
               <w:right w:val="single" w:color="BFBFBF" w:sz="4"/>
             </w:tcBorders>
             <w:shd w:fill="F2F2F2" w:color="auto" w:val="clear"/>
-            <w:tcMar>
-              <w:top w:type="dxa" w:w="60"/>
-              <w:left w:type="dxa" w:w="100"/>
-              <w:bottom w:type="dxa" w:w="40"/>
-              <w:right w:type="dxa" w:w="100"/>
-            </w:tcMar>
-          </w:tcPr>
-          <w:p>
-            <w:pPr>
-              <w:keepNext/>
-              <w:spacing w:after="40" w:line="240"/>
-            </w:pPr>
-            <w:r>
-              <w:rPr>
-                <w:rFonts w:ascii="Verdana" w:cs="Verdana" w:eastAsia="Verdana" w:hAnsi="Verdana"/>
-                <w:sz w:val="15"/>
-                <w:szCs w:val="15"/>
-              </w:rPr>
-              <w:t xml:space="preserve">Retail sales of coffee by value and volume; split into roasted beans, ground, capsules and instant; shares of supermarkets, specialty shops and online; leading brands and shelf price of a premium 250 g pack</w:t>
-            </w:r>
-          </w:p>
-        </w:tc>
-      </w:tr>
-      <w:tr>
-        <w:trPr>
-          <w:cantSplit/>
-        </w:trPr>
-        <w:tc>
-          <w:tcPr>
-            <w:tcW w:type="dxa" w:w="2000"/>
-            <w:tcBorders>
-              <w:top w:val="single" w:color="BFBFBF" w:sz="4"/>
-              <w:left w:val="single" w:color="BFBFBF" w:sz="4"/>
-              <w:bottom w:val="single" w:color="BFBFBF" w:sz="4"/>
-              <w:right w:val="single" w:color="BFBFBF" w:sz="4"/>
-            </w:tcBorders>
-            <w:tcMar>
-              <w:top w:type="dxa" w:w="60"/>
-              <w:left w:type="dxa" w:w="100"/>
-              <w:bottom w:type="dxa" w:w="40"/>
-              <w:right w:type="dxa" w:w="100"/>
-            </w:tcMar>
-          </w:tcPr>
-          <w:p>
-            <w:pPr>
-              <w:keepNext w:val="false"/>
-              <w:spacing w:after="40" w:line="240"/>
-            </w:pPr>
-            <w:r>
-              <w:rPr>
-                <w:rFonts w:ascii="Verdana" w:cs="Verdana" w:eastAsia="Verdana" w:hAnsi="Verdana"/>
-                <w:b/>
-                <w:bCs/>
-                <w:sz w:val="15"/>
-                <w:szCs w:val="15"/>
-              </w:rPr>
-              <w:t xml:space="preserve">Private end customers</w:t>
-            </w:r>
-          </w:p>
-        </w:tc>
-        <w:tc>
-          <w:tcPr>
-            <w:tcW w:type="dxa" w:w="7072"/>
-            <w:tcBorders>
-              <w:top w:val="single" w:color="BFBFBF" w:sz="4"/>
-              <w:left w:val="single" w:color="BFBFBF" w:sz="4"/>
-              <w:bottom w:val="single" w:color="BFBFBF" w:sz="4"/>
-              <w:right w:val="single" w:color="BFBFBF" w:sz="4"/>
-            </w:tcBorders>
             <w:tcMar>
               <w:top w:type="dxa" w:w="60"/>
               <w:left w:type="dxa" w:w="100"/>
@@ -7481,7 +7412,7 @@
           <w:sz w:val="19"/>
           <w:szCs w:val="19"/>
         </w:rPr>
-        <w:t xml:space="preserve"> Euromonitor Passport and Statista (WU library); USDA Foreign Agricultural Service annual coffee reports and International Coffee Organization statistics; national statistics offices and tourism boards; hotel and restaurant associations; UN Comtrade and ITC Trade Map for coffee trade (HS 0901); WKO AUSSENWIRTSCHAFT country reports; EU Access2Markets. A short online scan of brands and prices (cafes, supermarkets, online shops, hotels) supplies prices and brand evidence. Record each observation with brand, channel, product, price and unit, URL and date.</w:t>
+        <w:t xml:space="preserve"> Euromonitor Passport and Statista (WU library); USDA Foreign Agricultural Service annual coffee reports and International Coffee Organization statistics; national statistics offices and tourism boards; hotel and restaurant associations; UN Comtrade and ITC Trade Map for coffee trade (HS 0901); WKO AUSSENWIRTSCHAFT country reports; EU Access2Markets. A short online scan of brands and prices (cafes, restaurants, hotels) supplies prices and brand evidence. Record each observation with brand, channel, product, price and unit, URL and date.</w:t>
       </w:r>
     </w:p>
     <w:p>
@@ -9950,7 +9881,7 @@
       <w:pPr>
         <w:spacing w:after="140"/>
       </w:pPr>
-      <w:hyperlink w:history="1" r:id="rIdliidmk13sekjzzughfqoy">
+      <w:hyperlink w:history="1" r:id="rIdtieajn38ow9eqjksk3e9a">
         <w:r>
           <w:rPr>
             <w:rStyle w:val="Hyperlink"/>
@@ -9996,7 +9927,7 @@
         </w:rPr>
         <w:t xml:space="preserve">JRC: 10-step pocket guide to composite indicators (free): </w:t>
       </w:r>
-      <w:hyperlink w:history="1" r:id="rIdko_as5uw1pnfkhrfvhxdc">
+      <w:hyperlink w:history="1" r:id="rIdqf_fixkhfy_kgjk4jikyh">
         <w:r>
           <w:rPr>
             <w:rStyle w:val="Hyperlink"/>
@@ -10025,7 +9956,7 @@
         </w:rPr>
         <w:t xml:space="preserve">OECD/JRC: Handbook on constructing composite indicators (free): </w:t>
       </w:r>
-      <w:hyperlink w:history="1" r:id="rId1cwew4ppiin1rrldsv0kz">
+      <w:hyperlink w:history="1" r:id="rIdxutbqz5etme4aalnoppdp">
         <w:r>
           <w:rPr>
             <w:rStyle w:val="Hyperlink"/>
@@ -10054,7 +9985,7 @@
         </w:rPr>
         <w:t xml:space="preserve">Greco et al. (2019): weighting and aggregation in composite indices (open access): </w:t>
       </w:r>
-      <w:hyperlink w:history="1" r:id="rIdtgnf0rghndbntkg_6kjit">
+      <w:hyperlink w:history="1" r:id="rId9za9qxungllrc2r4h9vyz">
         <w:r>
           <w:rPr>
             <w:rStyle w:val="Hyperlink"/>
@@ -10083,7 +10014,7 @@
         </w:rPr>
         <w:t xml:space="preserve">BPMSG: AHP Excel template (free): </w:t>
       </w:r>
-      <w:hyperlink w:history="1" r:id="rIdtzjaqmedpjdxx-zch40xm">
+      <w:hyperlink w:history="1" r:id="rIdoprvpdgahftycgwymj03-">
         <w:r>
           <w:rPr>
             <w:rStyle w:val="Hyperlink"/>
@@ -10112,7 +10043,7 @@
         </w:rPr>
         <w:t xml:space="preserve">Best-Worst Method solvers (free): </w:t>
       </w:r>
-      <w:hyperlink w:history="1" r:id="rIdifjza7yv_e8wk0zmjvioh">
+      <w:hyperlink w:history="1" r:id="rIdmoij2cgh9tmam2zpvy_5x">
         <w:r>
           <w:rPr>
             <w:rStyle w:val="Hyperlink"/>
@@ -10141,7 +10072,7 @@
         </w:rPr>
         <w:t xml:space="preserve">JRC COIN Tool, Excel composite indicators (free): </w:t>
       </w:r>
-      <w:hyperlink w:history="1" r:id="rIdn1u504mxwiqkkhnkedgjs">
+      <w:hyperlink w:history="1" r:id="rIdppk4uaozdqfbeoibmcrk4">
         <w:r>
           <w:rPr>
             <w:rStyle w:val="Hyperlink"/>
@@ -10187,7 +10118,7 @@
         </w:rPr>
         <w:t xml:space="preserve">globalEDGE Market Potential Index: eight dimensions with published weights (25, 15, 12.5, 12.5, 10, 10, 7.5, 7.5): </w:t>
       </w:r>
-      <w:hyperlink w:history="1" r:id="rId3iuscmkgd7lehc62nvi9b">
+      <w:hyperlink w:history="1" r:id="rIdurm5vylaktfnkk24fu_7d">
         <w:r>
           <w:rPr>
             <w:rStyle w:val="Hyperlink"/>
@@ -10216,7 +10147,7 @@
         </w:rPr>
         <w:t xml:space="preserve">Cavusgil (1997): measuring the potential of emerging markets (WU library): </w:t>
       </w:r>
-      <w:hyperlink w:history="1" r:id="rIdxbhkxao4ba0ef3onnvjed">
+      <w:hyperlink w:history="1" r:id="rIdae8krv_5jkfxq7scjanzl">
         <w:r>
           <w:rPr>
             <w:rStyle w:val="Hyperlink"/>
@@ -10245,7 +10176,7 @@
         </w:rPr>
         <w:t xml:space="preserve">Ghemawat (2001): Distance still matters, the CAGE framework (WU library): </w:t>
       </w:r>
-      <w:hyperlink w:history="1" r:id="rId6l6lprkdh_edjimsmtgjg">
+      <w:hyperlink w:history="1" r:id="rId77iom5bl5xrqrickozxqf">
         <w:r>
           <w:rPr>
             <w:rStyle w:val="Hyperlink"/>
@@ -10274,7 +10205,7 @@
         </w:rPr>
         <w:t xml:space="preserve">Musso and Francioni: how smaller firms select foreign markets (open access): </w:t>
       </w:r>
-      <w:hyperlink w:history="1" r:id="rIduagzdi4nr1jzcd7vrenyw">
+      <w:hyperlink w:history="1" r:id="rId3qxs6ncnhkl6lqnnwclfq">
         <w:r>
           <w:rPr>
             <w:rStyle w:val="Hyperlink"/>
@@ -10303,7 +10234,7 @@
         </w:rPr>
         <w:t xml:space="preserve">Pollesch and Dale (2016): normalisation choices (WU library): </w:t>
       </w:r>
-      <w:hyperlink w:history="1" r:id="rIdnoeapnxvem18li0kudyzz">
+      <w:hyperlink w:history="1" r:id="rIdypy2za6aztvw7zalmpif7">
         <w:r>
           <w:rPr>
             <w:rStyle w:val="Hyperlink"/>
@@ -10349,7 +10280,7 @@
         </w:rPr>
         <w:t xml:space="preserve">ITC Export Potential Map, methodology (free): </w:t>
       </w:r>
-      <w:hyperlink w:history="1" r:id="rIdjepohymbu22nz_5m3dhnc">
+      <w:hyperlink w:history="1" r:id="rIdi8lfg85ka9xs7pjvbgn0h">
         <w:r>
           <w:rPr>
             <w:rStyle w:val="Hyperlink"/>
@@ -10378,7 +10309,7 @@
         </w:rPr>
         <w:t xml:space="preserve">Kearney Global Retail Development Index (free): </w:t>
       </w:r>
-      <w:hyperlink w:history="1" r:id="rIdk7ubfncfpdbllw9sfx_vt">
+      <w:hyperlink w:history="1" r:id="rId5dumjd_rhrjmt_3xqngqd">
         <w:r>
           <w:rPr>
             <w:rStyle w:val="Hyperlink"/>
@@ -10407,7 +10338,7 @@
         </w:rPr>
         <w:t xml:space="preserve">Eurazeo: International Expansion Playbook (free): </w:t>
       </w:r>
-      <w:hyperlink w:history="1" r:id="rIdvktbkh8axgupfutwosnjv">
+      <w:hyperlink w:history="1" r:id="rIdty4f_mwp4af3flv0xo5ie">
         <w:r>
           <w:rPr>
             <w:rStyle w:val="Hyperlink"/>
@@ -10436,7 +10367,7 @@
         </w:rPr>
         <w:t xml:space="preserve">Optional case about coffee: The Espresso Lane to Global Markets, illy (Ivey Publishing, paid): </w:t>
       </w:r>
-      <w:hyperlink w:history="1" r:id="rId_k3lyuf1wzwquvz0yfexu">
+      <w:hyperlink w:history="1" r:id="rIdpd0mhunhnu5nwsmkc2znt">
         <w:r>
           <w:rPr>
             <w:rStyle w:val="Hyperlink"/>
@@ -10465,7 +10396,7 @@
         </w:rPr>
         <w:t xml:space="preserve">IFC PAYG Market Attractiveness Index, an Excel tool with user guide (free): </w:t>
       </w:r>
-      <w:hyperlink w:history="1" r:id="rIdgzq-mrybj3b0a6y1aa3jm">
+      <w:hyperlink w:history="1" r:id="rId4ufiu7esbanak3vppx91x">
         <w:r>
           <w:rPr>
             <w:rStyle w:val="Hyperlink"/>
@@ -10511,7 +10442,7 @@
         </w:rPr>
         <w:t xml:space="preserve">World Bank World Development Indicators: </w:t>
       </w:r>
-      <w:hyperlink w:history="1" r:id="rIdcpo8o4zxdm2clvh4wstc-">
+      <w:hyperlink w:history="1" r:id="rId3_s-z3zkadfyeuuvjndhy">
         <w:r>
           <w:rPr>
             <w:rStyle w:val="Hyperlink"/>
@@ -10540,7 +10471,7 @@
         </w:rPr>
         <w:t xml:space="preserve">IMF World Economic Outlook: </w:t>
       </w:r>
-      <w:hyperlink w:history="1" r:id="rIdtxq9fcuenbwokllinz1yk">
+      <w:hyperlink w:history="1" r:id="rId8eli3p8oighttcxhgqem6">
         <w:r>
           <w:rPr>
             <w:rStyle w:val="Hyperlink"/>
@@ -10569,7 +10500,7 @@
         </w:rPr>
         <w:t xml:space="preserve">World Bank Worldwide Governance Indicators: </w:t>
       </w:r>
-      <w:hyperlink w:history="1" r:id="rIdy7jlcgaeafmp2rj6aahpn">
+      <w:hyperlink w:history="1" r:id="rId3twc3i3r0m3ywrjgeswqi">
         <w:r>
           <w:rPr>
             <w:rStyle w:val="Hyperlink"/>
@@ -10598,7 +10529,7 @@
         </w:rPr>
         <w:t xml:space="preserve">EU Access2Markets (tariffs, requirements, rules of origin for EU exporters): </w:t>
       </w:r>
-      <w:hyperlink w:history="1" r:id="rId11u5q8tuxvaexwtdmzpvb">
+      <w:hyperlink w:history="1" r:id="rIdv240xzyojmryfpajbehnl">
         <w:r>
           <w:rPr>
             <w:rStyle w:val="Hyperlink"/>
@@ -10627,7 +10558,7 @@
         </w:rPr>
         <w:t xml:space="preserve">WTO tariff and trade data: </w:t>
       </w:r>
-      <w:hyperlink w:history="1" r:id="rIde68aq5kxevpibfwskhi81">
+      <w:hyperlink w:history="1" r:id="rIdzbjahliwjld_-flm_ob7m">
         <w:r>
           <w:rPr>
             <w:rStyle w:val="Hyperlink"/>
@@ -10656,7 +10587,7 @@
         </w:rPr>
         <w:t xml:space="preserve">CEPII Gravity database (distance, language; free login): </w:t>
       </w:r>
-      <w:hyperlink w:history="1" r:id="rIdqi1u_e0supvqi5oajbllj">
+      <w:hyperlink w:history="1" r:id="rId2xg7udap3guhtiesgprmp">
         <w:r>
           <w:rPr>
             <w:rStyle w:val="Hyperlink"/>
@@ -10685,7 +10616,7 @@
         </w:rPr>
         <w:t xml:space="preserve">Hofstede dimension data matrix: </w:t>
       </w:r>
-      <w:hyperlink w:history="1" r:id="rIdugud_vvqol_ckmibqavqj">
+      <w:hyperlink w:history="1" r:id="rIdowq4dwyqyjafherhf6z-g">
         <w:r>
           <w:rPr>
             <w:rStyle w:val="Hyperlink"/>
@@ -10714,7 +10645,7 @@
         </w:rPr>
         <w:t xml:space="preserve">Coface country risk assessments: </w:t>
       </w:r>
-      <w:hyperlink w:history="1" r:id="rIdp4buocseejkishxbc9t7f">
+      <w:hyperlink w:history="1" r:id="rIdxsn2gx7suxc-ewgvafmu0">
         <w:r>
           <w:rPr>
             <w:rStyle w:val="Hyperlink"/>
@@ -10743,7 +10674,7 @@
         </w:rPr>
         <w:t xml:space="preserve">Euromonitor Passport and Statista (WU library; statista.com): </w:t>
       </w:r>
-      <w:hyperlink w:history="1" r:id="rIdoisswmbreo4e9ygzysrgo">
+      <w:hyperlink w:history="1" r:id="rId_ryycgbqjlqws7tyh8r8c">
         <w:r>
           <w:rPr>
             <w:rStyle w:val="Hyperlink"/>
@@ -10772,7 +10703,7 @@
         </w:rPr>
         <w:t xml:space="preserve">International Coffee Organization: coffee statistics: </w:t>
       </w:r>
-      <w:hyperlink w:history="1" r:id="rIdili8u7lml1x4rwzbk4cof">
+      <w:hyperlink w:history="1" r:id="rId6kik2scddzqsy7ompghlq">
         <w:r>
           <w:rPr>
             <w:rStyle w:val="Hyperlink"/>
@@ -10801,7 +10732,7 @@
         </w:rPr>
         <w:t xml:space="preserve">USDA Foreign Agricultural Service: annual coffee reports by country (search for your countries): </w:t>
       </w:r>
-      <w:hyperlink w:history="1" r:id="rIds0wccaz-10ipxhn8a8dwq">
+      <w:hyperlink w:history="1" r:id="rIdjyr9zfyfxuscjl8-ntehc">
         <w:r>
           <w:rPr>
             <w:rStyle w:val="Hyperlink"/>
@@ -10830,7 +10761,7 @@
         </w:rPr>
         <w:t xml:space="preserve">UN Comtrade (comtradeplus.un.org) and ITC Trade Map (free login): coffee trade flows and tariffs, HS 0901: </w:t>
       </w:r>
-      <w:hyperlink w:history="1" r:id="rIdvyvolxple_dzfg40fktsr">
+      <w:hyperlink w:history="1" r:id="rId2gakezouhv2jpcfoksnbb">
         <w:r>
           <w:rPr>
             <w:rStyle w:val="Hyperlink"/>
@@ -10859,7 +10790,7 @@
         </w:rPr>
         <w:t xml:space="preserve">WKO AUSSENWIRTSCHAFT: reports and country profiles: </w:t>
       </w:r>
-      <w:hyperlink w:history="1" r:id="rIdycu7a2clk5-hcs1jqzauk">
+      <w:hyperlink w:history="1" r:id="rIdg2umkt46a0izytarpzsjc">
         <w:r>
           <w:rPr>
             <w:rStyle w:val="Hyperlink"/>

--- a/WT26-27/Student Brief Midterm Presentation WT26-27.docx
+++ b/WT26-27/Student Brief Midterm Presentation WT26-27.docx
@@ -579,7 +579,7 @@
                 <w:sz w:val="16"/>
                 <w:szCs w:val="16"/>
               </w:rPr>
-              <w:t xml:space="preserve">Sessions 3 and 4: an online Zoom coaching session of 20 minutes per group (see section 12).</w:t>
+              <w:t xml:space="preserve">Session 3 (Mon 19 Oct) and session 4 (Mon 9 Nov): an online Zoom coaching session of 20 minutes per group (see section 12).</w:t>
             </w:r>
           </w:p>
         </w:tc>
@@ -2567,7 +2567,7 @@
           <w:sz w:val="19"/>
           <w:szCs w:val="19"/>
         </w:rPr>
-        <w:t xml:space="preserve">. For each PESTEL dimension search for indicators that could matter for Julius Meinl, check whether data exist for all six countries, name the source and the latest year, and shortlist the best ones. Questions about the sheet go to arne.floh@wu.ac.at. </w:t>
+        <w:t xml:space="preserve">. For each PESTEL dimension search for criteria (indicators) that could describe the six countries for Julius Meinl. For every criterion give the definition, unit, direction, the </w:t>
       </w:r>
       <w:r>
         <w:rPr>
@@ -2577,6 +2577,24 @@
           <w:sz w:val="19"/>
           <w:szCs w:val="19"/>
         </w:rPr>
+        <w:t xml:space="preserve">source name and a working link</w:t>
+      </w:r>
+      <w:r>
+        <w:rPr>
+          <w:rFonts w:ascii="Verdana" w:cs="Verdana" w:eastAsia="Verdana" w:hAnsi="Verdana"/>
+          <w:sz w:val="19"/>
+          <w:szCs w:val="19"/>
+        </w:rPr>
+        <w:t xml:space="preserve">, and the steps another group needs to find the data. Check that data exist for all six countries. The source is essential: if your criterion is selected, the groups of the other five countries must find the numbers for their countries with your instructions. Questions about the sheet go to arne.floh@wu.ac.at. </w:t>
+      </w:r>
+      <w:r>
+        <w:rPr>
+          <w:rFonts w:ascii="Verdana" w:cs="Verdana" w:eastAsia="Verdana" w:hAnsi="Verdana"/>
+          <w:b/>
+          <w:bCs/>
+          <w:sz w:val="19"/>
+          <w:szCs w:val="19"/>
+        </w:rPr>
         <w:t xml:space="preserve">Hand in:</w:t>
       </w:r>
       <w:r>
@@ -2585,7 +2603,7 @@
           <w:sz w:val="19"/>
           <w:szCs w:val="19"/>
         </w:rPr>
-        <w:t xml:space="preserve"> your completed copy of the sheet. The instructor uses the shortlists to confirm or adjust the common indicator set in section 5 </w:t>
+        <w:t xml:space="preserve"> your completed copy of the sheet by </w:t>
       </w:r>
       <w:r>
         <w:rPr>
@@ -2602,7 +2620,7 @@
           <w:sz w:val="19"/>
           <w:szCs w:val="19"/>
         </w:rPr>
-        <w:t xml:space="preserve">.</w:t>
+        <w:t xml:space="preserve">. The instructor merges the proposals of all groups and selects the final criteria: 5 political, 10 economic, 10 social, 10 technological, 5 environmental and 5 legal (section 5). Then the shared sheet "Country scoring model" is published with the selected criteria.</w:t>
       </w:r>
     </w:p>
     <w:p>
@@ -2646,7 +2664,7 @@
           <w:sz w:val="19"/>
           <w:szCs w:val="19"/>
         </w:rPr>
-        <w:t xml:space="preserve">: 45 indicators grouped under the six PESTEL dimensions (section 5). </w:t>
+        <w:t xml:space="preserve">: the 45 indicators the instructor selected from the group proposals, grouped under the six PESTEL dimensions (section 5). </w:t>
       </w:r>
       <w:r>
         <w:rPr>
@@ -4899,7 +4917,7 @@
         <w:rPr>
           <w:rFonts w:ascii="Verdana" w:cs="Verdana" w:eastAsia="Verdana" w:hAnsi="Verdana"/>
         </w:rPr>
-        <w:t xml:space="preserve">5  The common criteria, grouped by PESTEL</w:t>
+        <w:t xml:space="preserve">5  The common criteria, grouped by PESTEL (example list)</w:t>
       </w:r>
     </w:p>
     <w:p>
@@ -4912,7 +4930,7 @@
           <w:sz w:val="19"/>
           <w:szCs w:val="19"/>
         </w:rPr>
-        <w:t xml:space="preserve">Forty-five indicators in total, the same for all groups (proposal; the instructor confirms the final set after Step 1). The weight of a dimension is split equally among its indicators. Units, definitions and sources are on the Indicators sheet of the Google Sheet; rubric scores (R) follow the Rubrics sheet.</w:t>
+        <w:t xml:space="preserve">The final criteria are selected by the instructor from the proposals of all groups (Step 1): 5 political, 10 economic, 10 social, 10 technological, 5 environmental and 5 legal, 45 in total. The list below is the instructor's example list that starts the search; the selected list may differ. The weight of a dimension is split equally among its indicators. Units, definitions and sources are on the Indicators sheet of the Google Sheet; rubric scores (R) follow the Rubrics sheet.</w:t>
       </w:r>
     </w:p>
     <w:tbl>
@@ -7389,7 +7407,7 @@
           <w:sz w:val="19"/>
           <w:szCs w:val="19"/>
         </w:rPr>
-        <w:t xml:space="preserve"> Every figure needs value, unit, year, source and link. Use the most recent year available. If no figure exists, say so and use a transparent estimate or proxy (for example Google Maps count of cafes in the capital, with date and method) and label it as an estimate. Compare sources when they disagree. Mark the quality of each figure (official statistic, industry report, own count or estimate).</w:t>
+        <w:t xml:space="preserve"> Every figure needs value, unit, year, source and link. Use the most recent year available. If no figure exists, say so and use a transparent estimate or proxy (for example Google Maps count of cafes in the capital, with date and method) and label it as an estimate. Compare sources when they disagree. Mark the source type of each figure (official statistic, industry report, own count or estimate) in the source list.</w:t>
       </w:r>
     </w:p>
     <w:p>
@@ -7435,7 +7453,43 @@
           <w:sz w:val="19"/>
           <w:szCs w:val="19"/>
         </w:rPr>
-        <w:t xml:space="preserve"> the industry sheet in Excel (one row per statistic: segment, statistic, value, unit, year, source and link, quality) and three to five slides: an overview of the industry, key figures per segment (use charts and tables), and the main trends. Close with the implication for Julius Meinl: where is there room for a Viennese coffee house brand, and where is none?</w:t>
+        <w:t xml:space="preserve"> (1) the PowerPoint slides: </w:t>
+      </w:r>
+      <w:r>
+        <w:rPr>
+          <w:rFonts w:ascii="Verdana" w:cs="Verdana" w:eastAsia="Verdana" w:hAnsi="Verdana"/>
+          <w:b/>
+          <w:bCs/>
+          <w:sz w:val="19"/>
+          <w:szCs w:val="19"/>
+        </w:rPr>
+        <w:t xml:space="preserve">all numbers are presented in the slides</w:t>
+      </w:r>
+      <w:r>
+        <w:rPr>
+          <w:rFonts w:ascii="Verdana" w:cs="Verdana" w:eastAsia="Verdana" w:hAnsi="Verdana"/>
+          <w:sz w:val="19"/>
+          <w:szCs w:val="19"/>
+        </w:rPr>
+        <w:t xml:space="preserve">, three to five slides with an overview of the industry, key figures per segment (use charts and tables) and the main trends, closing with the implication for Julius Meinl (where is there room for a Viennese coffee house brand, and where is none?); (2) a </w:t>
+      </w:r>
+      <w:r>
+        <w:rPr>
+          <w:rFonts w:ascii="Verdana" w:cs="Verdana" w:eastAsia="Verdana" w:hAnsi="Verdana"/>
+          <w:b/>
+          <w:bCs/>
+          <w:sz w:val="19"/>
+          <w:szCs w:val="19"/>
+        </w:rPr>
+        <w:t xml:space="preserve">source list</w:t>
+      </w:r>
+      <w:r>
+        <w:rPr>
+          <w:rFonts w:ascii="Verdana" w:cs="Verdana" w:eastAsia="Verdana" w:hAnsi="Verdana"/>
+          <w:sz w:val="19"/>
+          <w:szCs w:val="19"/>
+        </w:rPr>
+        <w:t xml:space="preserve"> in Excel or Google Sheets (template "Industry sources") with one row per number or fact on your slides: segment, statistic, value, unit, year, source, source type, link, date accessed, slide number and quality.</w:t>
       </w:r>
     </w:p>
     <w:p>
@@ -8093,7 +8147,24 @@
           <w:sz w:val="19"/>
           <w:szCs w:val="19"/>
         </w:rPr>
-        <w:t xml:space="preserve"> (hand-in): a short workbook with (1) a copy of your country's data and sources, (2) the Part B industry sheet (statistics by segment with unit, year, source and link; value-chain notes; brand and price scan) and (3) a list of the AI tools you used. Sources need URL, date accessed and who collected the data. Results come from formulas, not pasted values; inputs and formulas are visibly different.</w:t>
+        <w:t xml:space="preserve"> (hand-in): a short workbook with (1) a copy of your country's data and sources, (2) the Part B source list (template "Industry sources" </w:t>
+      </w:r>
+      <w:r>
+        <w:rPr>
+          <w:rFonts w:ascii="Verdana" w:cs="Verdana" w:eastAsia="Verdana" w:hAnsi="Verdana"/>
+          <w:sz w:val="19"/>
+          <w:szCs w:val="19"/>
+          <w:highlight w:val="yellow"/>
+        </w:rPr>
+        <w:t xml:space="preserve">[link to be added]</w:t>
+      </w:r>
+      <w:r>
+        <w:rPr>
+          <w:rFonts w:ascii="Verdana" w:cs="Verdana" w:eastAsia="Verdana" w:hAnsi="Verdana"/>
+          <w:sz w:val="19"/>
+          <w:szCs w:val="19"/>
+        </w:rPr>
+        <w:t xml:space="preserve">): every source behind the numbers on your industry slides, and (3) a list of the AI tools you used. The industry numbers themselves are shown in the presentation. Sources need URL, date accessed and who collected the data. Results come from formulas, not pasted values; inputs and formulas are visibly different.</w:t>
       </w:r>
     </w:p>
     <w:p>
@@ -9161,7 +9232,24 @@
                 <w:sz w:val="16"/>
                 <w:szCs w:val="16"/>
               </w:rPr>
-              <w:t xml:space="preserve">PESTEL indicator sheet with shortlist; data plan for your country; weighting method chosen</w:t>
+              <w:t xml:space="preserve">PESTEL indicator sheet completed (proposed criteria with sources) by </w:t>
+            </w:r>
+            <w:r>
+              <w:rPr>
+                <w:rFonts w:ascii="Verdana" w:cs="Verdana" w:eastAsia="Verdana" w:hAnsi="Verdana"/>
+                <w:sz w:val="16"/>
+                <w:szCs w:val="16"/>
+                <w:highlight w:val="yellow"/>
+              </w:rPr>
+              <w:t xml:space="preserve">[date]</w:t>
+            </w:r>
+            <w:r>
+              <w:rPr>
+                <w:rFonts w:ascii="Verdana" w:cs="Verdana" w:eastAsia="Verdana" w:hAnsi="Verdana"/>
+                <w:sz w:val="16"/>
+                <w:szCs w:val="16"/>
+              </w:rPr>
+              <w:t xml:space="preserve">; data plan for your country</w:t>
             </w:r>
           </w:p>
         </w:tc>
@@ -9202,6 +9290,14 @@
               </w:rPr>
               <w:t xml:space="preserve">Session 3</w:t>
             </w:r>
+            <w:r>
+              <w:rPr>
+                <w:rFonts w:ascii="Verdana" w:cs="Verdana" w:eastAsia="Verdana" w:hAnsi="Verdana"/>
+                <w:sz w:val="16"/>
+                <w:szCs w:val="16"/>
+              </w:rPr>
+              <w:t xml:space="preserve"> (Mon 19 Oct)</w:t>
+            </w:r>
           </w:p>
         </w:tc>
         <w:tc>
@@ -9301,7 +9397,7 @@
                 <w:sz w:val="16"/>
                 <w:szCs w:val="16"/>
               </w:rPr>
-              <w:t xml:space="preserve">Instructor publishes the common criteria and the shared data file </w:t>
+              <w:t xml:space="preserve">Instructor merges the proposals, selects the final criteria and publishes the shared Country scoring model </w:t>
             </w:r>
             <w:r>
               <w:rPr>
@@ -9421,6 +9517,14 @@
               </w:rPr>
               <w:t xml:space="preserve">Session 4</w:t>
             </w:r>
+            <w:r>
+              <w:rPr>
+                <w:rFonts w:ascii="Verdana" w:cs="Verdana" w:eastAsia="Verdana" w:hAnsi="Verdana"/>
+                <w:sz w:val="16"/>
+                <w:szCs w:val="16"/>
+              </w:rPr>
+              <w:t xml:space="preserve"> (Mon 9 Nov)</w:t>
+            </w:r>
           </w:p>
         </w:tc>
         <w:tc>
@@ -9491,6 +9595,14 @@
               </w:rPr>
               <w:t xml:space="preserve">Between sessions 4 and 5</w:t>
             </w:r>
+            <w:r>
+              <w:rPr>
+                <w:rFonts w:ascii="Verdana" w:cs="Verdana" w:eastAsia="Verdana" w:hAnsi="Verdana"/>
+                <w:sz w:val="16"/>
+                <w:szCs w:val="16"/>
+              </w:rPr>
+              <w:t xml:space="preserve"> (9 to 16 Nov)</w:t>
+            </w:r>
           </w:p>
         </w:tc>
         <w:tc>
@@ -9560,6 +9672,14 @@
                 <w:szCs w:val="16"/>
               </w:rPr>
               <w:t xml:space="preserve">Session 5</w:t>
+            </w:r>
+            <w:r>
+              <w:rPr>
+                <w:rFonts w:ascii="Verdana" w:cs="Verdana" w:eastAsia="Verdana" w:hAnsi="Verdana"/>
+                <w:sz w:val="16"/>
+                <w:szCs w:val="16"/>
+              </w:rPr>
+              <w:t xml:space="preserve"> (Mon 16 Nov, 08:00)</w:t>
             </w:r>
           </w:p>
         </w:tc>
@@ -9881,7 +10001,7 @@
       <w:pPr>
         <w:spacing w:after="140"/>
       </w:pPr>
-      <w:hyperlink w:history="1" r:id="rIdtieajn38ow9eqjksk3e9a">
+      <w:hyperlink w:history="1" r:id="rIdim7dbjsr4crdgtmtnl2ey">
         <w:r>
           <w:rPr>
             <w:rStyle w:val="Hyperlink"/>
@@ -9927,7 +10047,7 @@
         </w:rPr>
         <w:t xml:space="preserve">JRC: 10-step pocket guide to composite indicators (free): </w:t>
       </w:r>
-      <w:hyperlink w:history="1" r:id="rIdqf_fixkhfy_kgjk4jikyh">
+      <w:hyperlink w:history="1" r:id="rIdwoy6cycpdaoslhuitbxja">
         <w:r>
           <w:rPr>
             <w:rStyle w:val="Hyperlink"/>
@@ -9956,7 +10076,7 @@
         </w:rPr>
         <w:t xml:space="preserve">OECD/JRC: Handbook on constructing composite indicators (free): </w:t>
       </w:r>
-      <w:hyperlink w:history="1" r:id="rIdxutbqz5etme4aalnoppdp">
+      <w:hyperlink w:history="1" r:id="rId25c-oq4tdsmwvzr8ckgo6">
         <w:r>
           <w:rPr>
             <w:rStyle w:val="Hyperlink"/>
@@ -9985,7 +10105,7 @@
         </w:rPr>
         <w:t xml:space="preserve">Greco et al. (2019): weighting and aggregation in composite indices (open access): </w:t>
       </w:r>
-      <w:hyperlink w:history="1" r:id="rId9za9qxungllrc2r4h9vyz">
+      <w:hyperlink w:history="1" r:id="rIdghs-a_u93mzlow26zyns4">
         <w:r>
           <w:rPr>
             <w:rStyle w:val="Hyperlink"/>
@@ -10014,7 +10134,7 @@
         </w:rPr>
         <w:t xml:space="preserve">BPMSG: AHP Excel template (free): </w:t>
       </w:r>
-      <w:hyperlink w:history="1" r:id="rIdoprvpdgahftycgwymj03-">
+      <w:hyperlink w:history="1" r:id="rIdamclggtyjcs2c7nds56fi">
         <w:r>
           <w:rPr>
             <w:rStyle w:val="Hyperlink"/>
@@ -10043,7 +10163,7 @@
         </w:rPr>
         <w:t xml:space="preserve">Best-Worst Method solvers (free): </w:t>
       </w:r>
-      <w:hyperlink w:history="1" r:id="rIdmoij2cgh9tmam2zpvy_5x">
+      <w:hyperlink w:history="1" r:id="rIdgdh9qvmiosmi9duqis9iu">
         <w:r>
           <w:rPr>
             <w:rStyle w:val="Hyperlink"/>
@@ -10072,7 +10192,7 @@
         </w:rPr>
         <w:t xml:space="preserve">JRC COIN Tool, Excel composite indicators (free): </w:t>
       </w:r>
-      <w:hyperlink w:history="1" r:id="rIdppk4uaozdqfbeoibmcrk4">
+      <w:hyperlink w:history="1" r:id="rId_u_q3uetjafu_hbsmsonw">
         <w:r>
           <w:rPr>
             <w:rStyle w:val="Hyperlink"/>
@@ -10118,7 +10238,7 @@
         </w:rPr>
         <w:t xml:space="preserve">globalEDGE Market Potential Index: eight dimensions with published weights (25, 15, 12.5, 12.5, 10, 10, 7.5, 7.5): </w:t>
       </w:r>
-      <w:hyperlink w:history="1" r:id="rIdurm5vylaktfnkk24fu_7d">
+      <w:hyperlink w:history="1" r:id="rIdun5ljxrmzwoinyffvcwh1">
         <w:r>
           <w:rPr>
             <w:rStyle w:val="Hyperlink"/>
@@ -10147,7 +10267,7 @@
         </w:rPr>
         <w:t xml:space="preserve">Cavusgil (1997): measuring the potential of emerging markets (WU library): </w:t>
       </w:r>
-      <w:hyperlink w:history="1" r:id="rIdae8krv_5jkfxq7scjanzl">
+      <w:hyperlink w:history="1" r:id="rIdrk1pavcyhbk29d1-s8sri">
         <w:r>
           <w:rPr>
             <w:rStyle w:val="Hyperlink"/>
@@ -10176,7 +10296,7 @@
         </w:rPr>
         <w:t xml:space="preserve">Ghemawat (2001): Distance still matters, the CAGE framework (WU library): </w:t>
       </w:r>
-      <w:hyperlink w:history="1" r:id="rId77iom5bl5xrqrickozxqf">
+      <w:hyperlink w:history="1" r:id="rIdswetbb_iro7-zhxw4vols">
         <w:r>
           <w:rPr>
             <w:rStyle w:val="Hyperlink"/>
@@ -10205,7 +10325,7 @@
         </w:rPr>
         <w:t xml:space="preserve">Musso and Francioni: how smaller firms select foreign markets (open access): </w:t>
       </w:r>
-      <w:hyperlink w:history="1" r:id="rId3qxs6ncnhkl6lqnnwclfq">
+      <w:hyperlink w:history="1" r:id="rIdyaxmyjkfv26vhq4jj-7jy">
         <w:r>
           <w:rPr>
             <w:rStyle w:val="Hyperlink"/>
@@ -10234,7 +10354,7 @@
         </w:rPr>
         <w:t xml:space="preserve">Pollesch and Dale (2016): normalisation choices (WU library): </w:t>
       </w:r>
-      <w:hyperlink w:history="1" r:id="rIdypy2za6aztvw7zalmpif7">
+      <w:hyperlink w:history="1" r:id="rIddtcrsk9vr2r06hjonxw7v">
         <w:r>
           <w:rPr>
             <w:rStyle w:val="Hyperlink"/>
@@ -10280,7 +10400,7 @@
         </w:rPr>
         <w:t xml:space="preserve">ITC Export Potential Map, methodology (free): </w:t>
       </w:r>
-      <w:hyperlink w:history="1" r:id="rIdi8lfg85ka9xs7pjvbgn0h">
+      <w:hyperlink w:history="1" r:id="rIdko46l4-olmx0p9d_ny4gc">
         <w:r>
           <w:rPr>
             <w:rStyle w:val="Hyperlink"/>
@@ -10309,7 +10429,7 @@
         </w:rPr>
         <w:t xml:space="preserve">Kearney Global Retail Development Index (free): </w:t>
       </w:r>
-      <w:hyperlink w:history="1" r:id="rId5dumjd_rhrjmt_3xqngqd">
+      <w:hyperlink w:history="1" r:id="rIdhgi198c7wmpfgs7ijlcte">
         <w:r>
           <w:rPr>
             <w:rStyle w:val="Hyperlink"/>
@@ -10338,7 +10458,7 @@
         </w:rPr>
         <w:t xml:space="preserve">Eurazeo: International Expansion Playbook (free): </w:t>
       </w:r>
-      <w:hyperlink w:history="1" r:id="rIdty4f_mwp4af3flv0xo5ie">
+      <w:hyperlink w:history="1" r:id="rIdljegwihwfmte2x06e9epm">
         <w:r>
           <w:rPr>
             <w:rStyle w:val="Hyperlink"/>
@@ -10367,7 +10487,7 @@
         </w:rPr>
         <w:t xml:space="preserve">Optional case about coffee: The Espresso Lane to Global Markets, illy (Ivey Publishing, paid): </w:t>
       </w:r>
-      <w:hyperlink w:history="1" r:id="rIdpd0mhunhnu5nwsmkc2znt">
+      <w:hyperlink w:history="1" r:id="rIdpmz0wet3i4qnx45ozwebs">
         <w:r>
           <w:rPr>
             <w:rStyle w:val="Hyperlink"/>
@@ -10396,7 +10516,7 @@
         </w:rPr>
         <w:t xml:space="preserve">IFC PAYG Market Attractiveness Index, an Excel tool with user guide (free): </w:t>
       </w:r>
-      <w:hyperlink w:history="1" r:id="rId4ufiu7esbanak3vppx91x">
+      <w:hyperlink w:history="1" r:id="rId5ikmuivpsntmtmtey6uxu">
         <w:r>
           <w:rPr>
             <w:rStyle w:val="Hyperlink"/>
@@ -10442,7 +10562,7 @@
         </w:rPr>
         <w:t xml:space="preserve">World Bank World Development Indicators: </w:t>
       </w:r>
-      <w:hyperlink w:history="1" r:id="rId3_s-z3zkadfyeuuvjndhy">
+      <w:hyperlink w:history="1" r:id="rIdy-hrsdl9yrqv6sk2gcjlh">
         <w:r>
           <w:rPr>
             <w:rStyle w:val="Hyperlink"/>
@@ -10471,7 +10591,7 @@
         </w:rPr>
         <w:t xml:space="preserve">IMF World Economic Outlook: </w:t>
       </w:r>
-      <w:hyperlink w:history="1" r:id="rId8eli3p8oighttcxhgqem6">
+      <w:hyperlink w:history="1" r:id="rIdzs5zxnwcxu-wacxqhvnfk">
         <w:r>
           <w:rPr>
             <w:rStyle w:val="Hyperlink"/>
@@ -10500,7 +10620,7 @@
         </w:rPr>
         <w:t xml:space="preserve">World Bank Worldwide Governance Indicators: </w:t>
       </w:r>
-      <w:hyperlink w:history="1" r:id="rId3twc3i3r0m3ywrjgeswqi">
+      <w:hyperlink w:history="1" r:id="rIdhketzxoaqavgqunz3j_2r">
         <w:r>
           <w:rPr>
             <w:rStyle w:val="Hyperlink"/>
@@ -10529,7 +10649,7 @@
         </w:rPr>
         <w:t xml:space="preserve">EU Access2Markets (tariffs, requirements, rules of origin for EU exporters): </w:t>
       </w:r>
-      <w:hyperlink w:history="1" r:id="rIdv240xzyojmryfpajbehnl">
+      <w:hyperlink w:history="1" r:id="rIdt8bgtlzc0s3-pe2_rzphn">
         <w:r>
           <w:rPr>
             <w:rStyle w:val="Hyperlink"/>
@@ -10558,7 +10678,7 @@
         </w:rPr>
         <w:t xml:space="preserve">WTO tariff and trade data: </w:t>
       </w:r>
-      <w:hyperlink w:history="1" r:id="rIdzbjahliwjld_-flm_ob7m">
+      <w:hyperlink w:history="1" r:id="rIdiuzeih4bfqmxu8khc9k7f">
         <w:r>
           <w:rPr>
             <w:rStyle w:val="Hyperlink"/>
@@ -10587,7 +10707,7 @@
         </w:rPr>
         <w:t xml:space="preserve">CEPII Gravity database (distance, language; free login): </w:t>
       </w:r>
-      <w:hyperlink w:history="1" r:id="rId2xg7udap3guhtiesgprmp">
+      <w:hyperlink w:history="1" r:id="rIdajtbbsh-r-nemsg_djm89">
         <w:r>
           <w:rPr>
             <w:rStyle w:val="Hyperlink"/>
@@ -10616,7 +10736,7 @@
         </w:rPr>
         <w:t xml:space="preserve">Hofstede dimension data matrix: </w:t>
       </w:r>
-      <w:hyperlink w:history="1" r:id="rIdowq4dwyqyjafherhf6z-g">
+      <w:hyperlink w:history="1" r:id="rIdvqnlrhsl9lpm6aravqxzs">
         <w:r>
           <w:rPr>
             <w:rStyle w:val="Hyperlink"/>
@@ -10645,7 +10765,7 @@
         </w:rPr>
         <w:t xml:space="preserve">Coface country risk assessments: </w:t>
       </w:r>
-      <w:hyperlink w:history="1" r:id="rIdxsn2gx7suxc-ewgvafmu0">
+      <w:hyperlink w:history="1" r:id="rIdaie1pe9ydkdfhngvjgmsw">
         <w:r>
           <w:rPr>
             <w:rStyle w:val="Hyperlink"/>
@@ -10674,7 +10794,7 @@
         </w:rPr>
         <w:t xml:space="preserve">Euromonitor Passport and Statista (WU library; statista.com): </w:t>
       </w:r>
-      <w:hyperlink w:history="1" r:id="rId_ryycgbqjlqws7tyh8r8c">
+      <w:hyperlink w:history="1" r:id="rIdjmshw6yelyosxmke9q4p8">
         <w:r>
           <w:rPr>
             <w:rStyle w:val="Hyperlink"/>
@@ -10703,7 +10823,7 @@
         </w:rPr>
         <w:t xml:space="preserve">International Coffee Organization: coffee statistics: </w:t>
       </w:r>
-      <w:hyperlink w:history="1" r:id="rId6kik2scddzqsy7ompghlq">
+      <w:hyperlink w:history="1" r:id="rIdufa6rnxbxrlopxkacmdv9">
         <w:r>
           <w:rPr>
             <w:rStyle w:val="Hyperlink"/>
@@ -10732,7 +10852,7 @@
         </w:rPr>
         <w:t xml:space="preserve">USDA Foreign Agricultural Service: annual coffee reports by country (search for your countries): </w:t>
       </w:r>
-      <w:hyperlink w:history="1" r:id="rIdjyr9zfyfxuscjl8-ntehc">
+      <w:hyperlink w:history="1" r:id="rIdiut959ot_8b70g5lvyet5">
         <w:r>
           <w:rPr>
             <w:rStyle w:val="Hyperlink"/>
@@ -10761,7 +10881,7 @@
         </w:rPr>
         <w:t xml:space="preserve">UN Comtrade (comtradeplus.un.org) and ITC Trade Map (free login): coffee trade flows and tariffs, HS 0901: </w:t>
       </w:r>
-      <w:hyperlink w:history="1" r:id="rId2gakezouhv2jpcfoksnbb">
+      <w:hyperlink w:history="1" r:id="rId5dehjnnglprqycdifhcty">
         <w:r>
           <w:rPr>
             <w:rStyle w:val="Hyperlink"/>
@@ -10790,7 +10910,7 @@
         </w:rPr>
         <w:t xml:space="preserve">WKO AUSSENWIRTSCHAFT: reports and country profiles: </w:t>
       </w:r>
-      <w:hyperlink w:history="1" r:id="rIdg2umkt46a0izytarpzsjc">
+      <w:hyperlink w:history="1" r:id="rIdldvj69_9y2lwypbg3sm9p">
         <w:r>
           <w:rPr>
             <w:rStyle w:val="Hyperlink"/>

--- a/WT26-27/Student Brief Midterm Presentation WT26-27.docx
+++ b/WT26-27/Student Brief Midterm Presentation WT26-27.docx
@@ -5991,7 +5991,7 @@
           <w:sz w:val="20"/>
           <w:szCs w:val="20"/>
         </w:rPr>
-        <w:t xml:space="preserve">The competitive landscape and the hotel dimension are covered qualitatively in Part B (industry analysis) and in your recommendation. Look up the current status of trade agreements and tariffs and record the date. Links to the data portals are in section 14.</w:t>
+        <w:t xml:space="preserve">The competitive landscape and the hotel dimension are covered qualitatively in Part B (industry analysis) and in your recommendation. Look up the current status of trade agreements and tariffs and record the date.</w:t>
       </w:r>
     </w:p>
     <w:p>
@@ -9971,956 +9971,6 @@
         </w:rPr>
         <w:t xml:space="preserve"> A recommendation includes the countries you would not enter now.</w:t>
       </w:r>
-    </w:p>
-    <w:p>
-      <w:pPr>
-        <w:pStyle w:val="Heading1"/>
-        <w:keepNext/>
-      </w:pPr>
-      <w:r>
-        <w:rPr>
-          <w:rFonts w:ascii="Verdana" w:cs="Verdana" w:eastAsia="Verdana" w:hAnsi="Verdana"/>
-        </w:rPr>
-        <w:t xml:space="preserve">14  Starting resources</w:t>
-      </w:r>
-    </w:p>
-    <w:p>
-      <w:pPr>
-        <w:spacing w:after="40" w:before="0" w:line="252"/>
-      </w:pPr>
-      <w:r>
-        <w:rPr>
-          <w:rFonts w:ascii="Verdana" w:cs="Verdana" w:eastAsia="Verdana" w:hAnsi="Verdana"/>
-          <w:sz w:val="19"/>
-          <w:szCs w:val="19"/>
-        </w:rPr>
-        <w:t xml:space="preserve">Selected from the instructor's background collection of 248 annotated sources: </w:t>
-      </w:r>
-    </w:p>
-    <w:p>
-      <w:pPr>
-        <w:spacing w:after="140"/>
-      </w:pPr>
-      <w:hyperlink w:history="1" r:id="rIdim7dbjsr4crdgtmtnl2ey">
-        <w:r>
-          <w:rPr>
-            <w:rStyle w:val="Hyperlink"/>
-            <w:rFonts w:ascii="Verdana" w:cs="Verdana" w:eastAsia="Verdana" w:hAnsi="Verdana"/>
-            <w:sz w:val="20"/>
-            <w:szCs w:val="20"/>
-          </w:rPr>
-          <w:t xml:space="preserve">github.com/arnefloh-wu/scoring-method-search</w:t>
-        </w:r>
-      </w:hyperlink>
-    </w:p>
-    <w:p>
-      <w:pPr>
-        <w:keepNext/>
-        <w:spacing w:after="30" w:before="70"/>
-      </w:pPr>
-      <w:r>
-        <w:rPr>
-          <w:rFonts w:ascii="Verdana" w:cs="Verdana" w:eastAsia="Verdana" w:hAnsi="Verdana"/>
-          <w:b/>
-          <w:bCs/>
-          <w:color w:val="002350"/>
-          <w:sz w:val="20"/>
-          <w:szCs w:val="20"/>
-        </w:rPr>
-        <w:t xml:space="preserve">Methods and guides</w:t>
-      </w:r>
-    </w:p>
-    <w:p>
-      <w:pPr>
-        <w:pStyle w:val="ListParagraph"/>
-        <w:numPr>
-          <w:ilvl w:val="0"/>
-          <w:numId w:val="2"/>
-        </w:numPr>
-        <w:spacing w:after="10" w:line="240"/>
-      </w:pPr>
-      <w:r>
-        <w:rPr>
-          <w:rFonts w:ascii="Verdana" w:cs="Verdana" w:eastAsia="Verdana" w:hAnsi="Verdana"/>
-          <w:sz w:val="14"/>
-          <w:szCs w:val="14"/>
-        </w:rPr>
-        <w:t xml:space="preserve">JRC: 10-step pocket guide to composite indicators (free): </w:t>
-      </w:r>
-      <w:hyperlink w:history="1" r:id="rIdwoy6cycpdaoslhuitbxja">
-        <w:r>
-          <w:rPr>
-            <w:rStyle w:val="Hyperlink"/>
-            <w:rFonts w:ascii="Verdana" w:cs="Verdana" w:eastAsia="Verdana" w:hAnsi="Verdana"/>
-            <w:sz w:val="12"/>
-            <w:szCs w:val="12"/>
-          </w:rPr>
-          <w:t xml:space="preserve">https://knowledge4policy.ec.europa.eu/composite-indicators/toolkit_en/your-10-step-pocket-guide-composite-indicators-scoreboards_en</w:t>
-        </w:r>
-      </w:hyperlink>
-    </w:p>
-    <w:p>
-      <w:pPr>
-        <w:pStyle w:val="ListParagraph"/>
-        <w:numPr>
-          <w:ilvl w:val="0"/>
-          <w:numId w:val="2"/>
-        </w:numPr>
-        <w:spacing w:after="10" w:line="240"/>
-      </w:pPr>
-      <w:r>
-        <w:rPr>
-          <w:rFonts w:ascii="Verdana" w:cs="Verdana" w:eastAsia="Verdana" w:hAnsi="Verdana"/>
-          <w:sz w:val="14"/>
-          <w:szCs w:val="14"/>
-        </w:rPr>
-        <w:t xml:space="preserve">OECD/JRC: Handbook on constructing composite indicators (free): </w:t>
-      </w:r>
-      <w:hyperlink w:history="1" r:id="rId25c-oq4tdsmwvzr8ckgo6">
-        <w:r>
-          <w:rPr>
-            <w:rStyle w:val="Hyperlink"/>
-            <w:rFonts w:ascii="Verdana" w:cs="Verdana" w:eastAsia="Verdana" w:hAnsi="Verdana"/>
-            <w:sz w:val="12"/>
-            <w:szCs w:val="12"/>
-          </w:rPr>
-          <w:t xml:space="preserve">https://doi.org/10.1787/9789264043466-en</w:t>
-        </w:r>
-      </w:hyperlink>
-    </w:p>
-    <w:p>
-      <w:pPr>
-        <w:pStyle w:val="ListParagraph"/>
-        <w:numPr>
-          <w:ilvl w:val="0"/>
-          <w:numId w:val="2"/>
-        </w:numPr>
-        <w:spacing w:after="10" w:line="240"/>
-      </w:pPr>
-      <w:r>
-        <w:rPr>
-          <w:rFonts w:ascii="Verdana" w:cs="Verdana" w:eastAsia="Verdana" w:hAnsi="Verdana"/>
-          <w:sz w:val="14"/>
-          <w:szCs w:val="14"/>
-        </w:rPr>
-        <w:t xml:space="preserve">Greco et al. (2019): weighting and aggregation in composite indices (open access): </w:t>
-      </w:r>
-      <w:hyperlink w:history="1" r:id="rIdghs-a_u93mzlow26zyns4">
-        <w:r>
-          <w:rPr>
-            <w:rStyle w:val="Hyperlink"/>
-            <w:rFonts w:ascii="Verdana" w:cs="Verdana" w:eastAsia="Verdana" w:hAnsi="Verdana"/>
-            <w:sz w:val="12"/>
-            <w:szCs w:val="12"/>
-          </w:rPr>
-          <w:t xml:space="preserve">https://doi.org/10.1007/s11205-017-1832-9</w:t>
-        </w:r>
-      </w:hyperlink>
-    </w:p>
-    <w:p>
-      <w:pPr>
-        <w:pStyle w:val="ListParagraph"/>
-        <w:numPr>
-          <w:ilvl w:val="0"/>
-          <w:numId w:val="2"/>
-        </w:numPr>
-        <w:spacing w:after="10" w:line="240"/>
-      </w:pPr>
-      <w:r>
-        <w:rPr>
-          <w:rFonts w:ascii="Verdana" w:cs="Verdana" w:eastAsia="Verdana" w:hAnsi="Verdana"/>
-          <w:sz w:val="14"/>
-          <w:szCs w:val="14"/>
-        </w:rPr>
-        <w:t xml:space="preserve">BPMSG: AHP Excel template (free): </w:t>
-      </w:r>
-      <w:hyperlink w:history="1" r:id="rIdamclggtyjcs2c7nds56fi">
-        <w:r>
-          <w:rPr>
-            <w:rStyle w:val="Hyperlink"/>
-            <w:rFonts w:ascii="Verdana" w:cs="Verdana" w:eastAsia="Verdana" w:hAnsi="Verdana"/>
-            <w:sz w:val="12"/>
-            <w:szCs w:val="12"/>
-          </w:rPr>
-          <w:t xml:space="preserve">https://bpmsg.com/new-ahp-excel-template-with-multiple-inputs/</w:t>
-        </w:r>
-      </w:hyperlink>
-    </w:p>
-    <w:p>
-      <w:pPr>
-        <w:pStyle w:val="ListParagraph"/>
-        <w:numPr>
-          <w:ilvl w:val="0"/>
-          <w:numId w:val="2"/>
-        </w:numPr>
-        <w:spacing w:after="10" w:line="240"/>
-      </w:pPr>
-      <w:r>
-        <w:rPr>
-          <w:rFonts w:ascii="Verdana" w:cs="Verdana" w:eastAsia="Verdana" w:hAnsi="Verdana"/>
-          <w:sz w:val="14"/>
-          <w:szCs w:val="14"/>
-        </w:rPr>
-        <w:t xml:space="preserve">Best-Worst Method solvers (free): </w:t>
-      </w:r>
-      <w:hyperlink w:history="1" r:id="rIdgdh9qvmiosmi9duqis9iu">
-        <w:r>
-          <w:rPr>
-            <w:rStyle w:val="Hyperlink"/>
-            <w:rFonts w:ascii="Verdana" w:cs="Verdana" w:eastAsia="Verdana" w:hAnsi="Verdana"/>
-            <w:sz w:val="12"/>
-            <w:szCs w:val="12"/>
-          </w:rPr>
-          <w:t xml:space="preserve">https://bestworstmethod.com/</w:t>
-        </w:r>
-      </w:hyperlink>
-    </w:p>
-    <w:p>
-      <w:pPr>
-        <w:pStyle w:val="ListParagraph"/>
-        <w:numPr>
-          <w:ilvl w:val="0"/>
-          <w:numId w:val="2"/>
-        </w:numPr>
-        <w:spacing w:after="10" w:line="240"/>
-      </w:pPr>
-      <w:r>
-        <w:rPr>
-          <w:rFonts w:ascii="Verdana" w:cs="Verdana" w:eastAsia="Verdana" w:hAnsi="Verdana"/>
-          <w:sz w:val="14"/>
-          <w:szCs w:val="14"/>
-        </w:rPr>
-        <w:t xml:space="preserve">JRC COIN Tool, Excel composite indicators (free): </w:t>
-      </w:r>
-      <w:hyperlink w:history="1" r:id="rId_u_q3uetjafu_hbsmsonw">
-        <w:r>
-          <w:rPr>
-            <w:rStyle w:val="Hyperlink"/>
-            <w:rFonts w:ascii="Verdana" w:cs="Verdana" w:eastAsia="Verdana" w:hAnsi="Verdana"/>
-            <w:sz w:val="12"/>
-            <w:szCs w:val="12"/>
-          </w:rPr>
-          <w:t xml:space="preserve">https://knowledge4policy.ec.europa.eu/composite-indicators/coin-tool_en</w:t>
-        </w:r>
-      </w:hyperlink>
-    </w:p>
-    <w:p>
-      <w:pPr>
-        <w:keepNext/>
-        <w:spacing w:after="30" w:before="70"/>
-      </w:pPr>
-      <w:r>
-        <w:rPr>
-          <w:rFonts w:ascii="Verdana" w:cs="Verdana" w:eastAsia="Verdana" w:hAnsi="Verdana"/>
-          <w:b/>
-          <w:bCs/>
-          <w:color w:val="002350"/>
-          <w:sz w:val="20"/>
-          <w:szCs w:val="20"/>
-        </w:rPr>
-        <w:t xml:space="preserve">Market selection logic</w:t>
-      </w:r>
-    </w:p>
-    <w:p>
-      <w:pPr>
-        <w:pStyle w:val="ListParagraph"/>
-        <w:numPr>
-          <w:ilvl w:val="0"/>
-          <w:numId w:val="2"/>
-        </w:numPr>
-        <w:spacing w:after="10" w:line="240"/>
-      </w:pPr>
-      <w:r>
-        <w:rPr>
-          <w:rFonts w:ascii="Verdana" w:cs="Verdana" w:eastAsia="Verdana" w:hAnsi="Verdana"/>
-          <w:sz w:val="14"/>
-          <w:szCs w:val="14"/>
-        </w:rPr>
-        <w:t xml:space="preserve">globalEDGE Market Potential Index: eight dimensions with published weights (25, 15, 12.5, 12.5, 10, 10, 7.5, 7.5): </w:t>
-      </w:r>
-      <w:hyperlink w:history="1" r:id="rIdun5ljxrmzwoinyffvcwh1">
-        <w:r>
-          <w:rPr>
-            <w:rStyle w:val="Hyperlink"/>
-            <w:rFonts w:ascii="Verdana" w:cs="Verdana" w:eastAsia="Verdana" w:hAnsi="Verdana"/>
-            <w:sz w:val="12"/>
-            <w:szCs w:val="12"/>
-          </w:rPr>
-          <w:t xml:space="preserve">https://globaledge.msu.edu/mpi</w:t>
-        </w:r>
-      </w:hyperlink>
-    </w:p>
-    <w:p>
-      <w:pPr>
-        <w:pStyle w:val="ListParagraph"/>
-        <w:numPr>
-          <w:ilvl w:val="0"/>
-          <w:numId w:val="2"/>
-        </w:numPr>
-        <w:spacing w:after="10" w:line="240"/>
-      </w:pPr>
-      <w:r>
-        <w:rPr>
-          <w:rFonts w:ascii="Verdana" w:cs="Verdana" w:eastAsia="Verdana" w:hAnsi="Verdana"/>
-          <w:sz w:val="14"/>
-          <w:szCs w:val="14"/>
-        </w:rPr>
-        <w:t xml:space="preserve">Cavusgil (1997): measuring the potential of emerging markets (WU library): </w:t>
-      </w:r>
-      <w:hyperlink w:history="1" r:id="rIdrk1pavcyhbk29d1-s8sri">
-        <w:r>
-          <w:rPr>
-            <w:rStyle w:val="Hyperlink"/>
-            <w:rFonts w:ascii="Verdana" w:cs="Verdana" w:eastAsia="Verdana" w:hAnsi="Verdana"/>
-            <w:sz w:val="12"/>
-            <w:szCs w:val="12"/>
-          </w:rPr>
-          <w:t xml:space="preserve">https://doi.org/10.1016/S0007-6813%2897%2990030-6</w:t>
-        </w:r>
-      </w:hyperlink>
-    </w:p>
-    <w:p>
-      <w:pPr>
-        <w:pStyle w:val="ListParagraph"/>
-        <w:numPr>
-          <w:ilvl w:val="0"/>
-          <w:numId w:val="2"/>
-        </w:numPr>
-        <w:spacing w:after="10" w:line="240"/>
-      </w:pPr>
-      <w:r>
-        <w:rPr>
-          <w:rFonts w:ascii="Verdana" w:cs="Verdana" w:eastAsia="Verdana" w:hAnsi="Verdana"/>
-          <w:sz w:val="14"/>
-          <w:szCs w:val="14"/>
-        </w:rPr>
-        <w:t xml:space="preserve">Ghemawat (2001): Distance still matters, the CAGE framework (WU library): </w:t>
-      </w:r>
-      <w:hyperlink w:history="1" r:id="rIdswetbb_iro7-zhxw4vols">
-        <w:r>
-          <w:rPr>
-            <w:rStyle w:val="Hyperlink"/>
-            <w:rFonts w:ascii="Verdana" w:cs="Verdana" w:eastAsia="Verdana" w:hAnsi="Verdana"/>
-            <w:sz w:val="12"/>
-            <w:szCs w:val="12"/>
-          </w:rPr>
-          <w:t xml:space="preserve">https://hbr.org/2001/09/distance-still-matters-the-hard-reality-of-global-expansion</w:t>
-        </w:r>
-      </w:hyperlink>
-    </w:p>
-    <w:p>
-      <w:pPr>
-        <w:pStyle w:val="ListParagraph"/>
-        <w:numPr>
-          <w:ilvl w:val="0"/>
-          <w:numId w:val="2"/>
-        </w:numPr>
-        <w:spacing w:after="10" w:line="240"/>
-      </w:pPr>
-      <w:r>
-        <w:rPr>
-          <w:rFonts w:ascii="Verdana" w:cs="Verdana" w:eastAsia="Verdana" w:hAnsi="Verdana"/>
-          <w:sz w:val="14"/>
-          <w:szCs w:val="14"/>
-        </w:rPr>
-        <w:t xml:space="preserve">Musso and Francioni: how smaller firms select foreign markets (open access): </w:t>
-      </w:r>
-      <w:hyperlink w:history="1" r:id="rIdyaxmyjkfv26vhq4jj-7jy">
-        <w:r>
-          <w:rPr>
-            <w:rStyle w:val="Hyperlink"/>
-            <w:rFonts w:ascii="Verdana" w:cs="Verdana" w:eastAsia="Verdana" w:hAnsi="Verdana"/>
-            <w:sz w:val="12"/>
-            <w:szCs w:val="12"/>
-          </w:rPr>
-          <w:t xml:space="preserve">https://doi.org/10.5539/ijms.v4n6p44</w:t>
-        </w:r>
-      </w:hyperlink>
-    </w:p>
-    <w:p>
-      <w:pPr>
-        <w:pStyle w:val="ListParagraph"/>
-        <w:numPr>
-          <w:ilvl w:val="0"/>
-          <w:numId w:val="2"/>
-        </w:numPr>
-        <w:spacing w:after="10" w:line="240"/>
-      </w:pPr>
-      <w:r>
-        <w:rPr>
-          <w:rFonts w:ascii="Verdana" w:cs="Verdana" w:eastAsia="Verdana" w:hAnsi="Verdana"/>
-          <w:sz w:val="14"/>
-          <w:szCs w:val="14"/>
-        </w:rPr>
-        <w:t xml:space="preserve">Pollesch and Dale (2016): normalisation choices (WU library): </w:t>
-      </w:r>
-      <w:hyperlink w:history="1" r:id="rIddtcrsk9vr2r06hjonxw7v">
-        <w:r>
-          <w:rPr>
-            <w:rStyle w:val="Hyperlink"/>
-            <w:rFonts w:ascii="Verdana" w:cs="Verdana" w:eastAsia="Verdana" w:hAnsi="Verdana"/>
-            <w:sz w:val="12"/>
-            <w:szCs w:val="12"/>
-          </w:rPr>
-          <w:t xml:space="preserve">https://doi.org/10.1016/j.ecolecon.2016.06.018</w:t>
-        </w:r>
-      </w:hyperlink>
-    </w:p>
-    <w:p>
-      <w:pPr>
-        <w:keepNext/>
-        <w:spacing w:after="30" w:before="70"/>
-      </w:pPr>
-      <w:r>
-        <w:rPr>
-          <w:rFonts w:ascii="Verdana" w:cs="Verdana" w:eastAsia="Verdana" w:hAnsi="Verdana"/>
-          <w:b/>
-          <w:bCs/>
-          <w:color w:val="002350"/>
-          <w:sz w:val="20"/>
-          <w:szCs w:val="20"/>
-        </w:rPr>
-        <w:t xml:space="preserve">Benchmarks and examples</w:t>
-      </w:r>
-    </w:p>
-    <w:p>
-      <w:pPr>
-        <w:pStyle w:val="ListParagraph"/>
-        <w:numPr>
-          <w:ilvl w:val="0"/>
-          <w:numId w:val="2"/>
-        </w:numPr>
-        <w:spacing w:after="10" w:line="240"/>
-      </w:pPr>
-      <w:r>
-        <w:rPr>
-          <w:rFonts w:ascii="Verdana" w:cs="Verdana" w:eastAsia="Verdana" w:hAnsi="Verdana"/>
-          <w:sz w:val="14"/>
-          <w:szCs w:val="14"/>
-        </w:rPr>
-        <w:t xml:space="preserve">ITC Export Potential Map, methodology (free): </w:t>
-      </w:r>
-      <w:hyperlink w:history="1" r:id="rIdko46l4-olmx0p9d_ny4gc">
-        <w:r>
-          <w:rPr>
-            <w:rStyle w:val="Hyperlink"/>
-            <w:rFonts w:ascii="Verdana" w:cs="Verdana" w:eastAsia="Verdana" w:hAnsi="Verdana"/>
-            <w:sz w:val="12"/>
-            <w:szCs w:val="12"/>
-          </w:rPr>
-          <w:t xml:space="preserve">https://umbraco.exportpotential.intracen.org/media/cklh2pi5/epa-methodology_230627.pdf</w:t>
-        </w:r>
-      </w:hyperlink>
-    </w:p>
-    <w:p>
-      <w:pPr>
-        <w:pStyle w:val="ListParagraph"/>
-        <w:numPr>
-          <w:ilvl w:val="0"/>
-          <w:numId w:val="2"/>
-        </w:numPr>
-        <w:spacing w:after="10" w:line="240"/>
-      </w:pPr>
-      <w:r>
-        <w:rPr>
-          <w:rFonts w:ascii="Verdana" w:cs="Verdana" w:eastAsia="Verdana" w:hAnsi="Verdana"/>
-          <w:sz w:val="14"/>
-          <w:szCs w:val="14"/>
-        </w:rPr>
-        <w:t xml:space="preserve">Kearney Global Retail Development Index (free): </w:t>
-      </w:r>
-      <w:hyperlink w:history="1" r:id="rIdhgi198c7wmpfgs7ijlcte">
-        <w:r>
-          <w:rPr>
-            <w:rStyle w:val="Hyperlink"/>
-            <w:rFonts w:ascii="Verdana" w:cs="Verdana" w:eastAsia="Verdana" w:hAnsi="Verdana"/>
-            <w:sz w:val="12"/>
-            <w:szCs w:val="12"/>
-          </w:rPr>
-          <w:t xml:space="preserve">https://www.kearney.com/industry/consumer-retail/global-retail-development-index</w:t>
-        </w:r>
-      </w:hyperlink>
-    </w:p>
-    <w:p>
-      <w:pPr>
-        <w:pStyle w:val="ListParagraph"/>
-        <w:numPr>
-          <w:ilvl w:val="0"/>
-          <w:numId w:val="2"/>
-        </w:numPr>
-        <w:spacing w:after="10" w:line="240"/>
-      </w:pPr>
-      <w:r>
-        <w:rPr>
-          <w:rFonts w:ascii="Verdana" w:cs="Verdana" w:eastAsia="Verdana" w:hAnsi="Verdana"/>
-          <w:sz w:val="14"/>
-          <w:szCs w:val="14"/>
-        </w:rPr>
-        <w:t xml:space="preserve">Eurazeo: International Expansion Playbook (free): </w:t>
-      </w:r>
-      <w:hyperlink w:history="1" r:id="rIdljegwihwfmte2x06e9epm">
-        <w:r>
-          <w:rPr>
-            <w:rStyle w:val="Hyperlink"/>
-            <w:rFonts w:ascii="Verdana" w:cs="Verdana" w:eastAsia="Verdana" w:hAnsi="Verdana"/>
-            <w:sz w:val="12"/>
-            <w:szCs w:val="12"/>
-          </w:rPr>
-          <w:t xml:space="preserve">https://www.eurazeo.com/sites/default/files/2023-10/Eurazeo-International-Expansion-Playbook-GROWTH.pdf</w:t>
-        </w:r>
-      </w:hyperlink>
-    </w:p>
-    <w:p>
-      <w:pPr>
-        <w:pStyle w:val="ListParagraph"/>
-        <w:numPr>
-          <w:ilvl w:val="0"/>
-          <w:numId w:val="2"/>
-        </w:numPr>
-        <w:spacing w:after="10" w:line="240"/>
-      </w:pPr>
-      <w:r>
-        <w:rPr>
-          <w:rFonts w:ascii="Verdana" w:cs="Verdana" w:eastAsia="Verdana" w:hAnsi="Verdana"/>
-          <w:sz w:val="14"/>
-          <w:szCs w:val="14"/>
-        </w:rPr>
-        <w:t xml:space="preserve">Optional case about coffee: The Espresso Lane to Global Markets, illy (Ivey Publishing, paid): </w:t>
-      </w:r>
-      <w:hyperlink w:history="1" r:id="rIdpmz0wet3i4qnx45ozwebs">
-        <w:r>
-          <w:rPr>
-            <w:rStyle w:val="Hyperlink"/>
-            <w:rFonts w:ascii="Verdana" w:cs="Verdana" w:eastAsia="Verdana" w:hAnsi="Verdana"/>
-            <w:sz w:val="12"/>
-            <w:szCs w:val="12"/>
-          </w:rPr>
-          <w:t xml:space="preserve">https://www.iveypublishing.ca/s/product/the-espresso-lane-to-global-markets/01t5c00000CwqzKAAR</w:t>
-        </w:r>
-      </w:hyperlink>
-    </w:p>
-    <w:p>
-      <w:pPr>
-        <w:pStyle w:val="ListParagraph"/>
-        <w:numPr>
-          <w:ilvl w:val="0"/>
-          <w:numId w:val="2"/>
-        </w:numPr>
-        <w:spacing w:after="10" w:line="240"/>
-      </w:pPr>
-      <w:r>
-        <w:rPr>
-          <w:rFonts w:ascii="Verdana" w:cs="Verdana" w:eastAsia="Verdana" w:hAnsi="Verdana"/>
-          <w:sz w:val="14"/>
-          <w:szCs w:val="14"/>
-        </w:rPr>
-        <w:t xml:space="preserve">IFC PAYG Market Attractiveness Index, an Excel tool with user guide (free): </w:t>
-      </w:r>
-      <w:hyperlink w:history="1" r:id="rId5ikmuivpsntmtmtey6uxu">
-        <w:r>
-          <w:rPr>
-            <w:rStyle w:val="Hyperlink"/>
-            <w:rFonts w:ascii="Verdana" w:cs="Verdana" w:eastAsia="Verdana" w:hAnsi="Verdana"/>
-            <w:sz w:val="12"/>
-            <w:szCs w:val="12"/>
-          </w:rPr>
-          <w:t xml:space="preserve">https://www.lightingglobal.org/wp-content/uploads/2018/11/IFC-PAYG-market-attractiveness-index-USER-GUIDE-AND-DATA-1Oct2018.pdf</w:t>
-        </w:r>
-      </w:hyperlink>
-    </w:p>
-    <w:p>
-      <w:pPr>
-        <w:keepNext/>
-        <w:spacing w:after="30" w:before="70"/>
-      </w:pPr>
-      <w:r>
-        <w:rPr>
-          <w:rFonts w:ascii="Verdana" w:cs="Verdana" w:eastAsia="Verdana" w:hAnsi="Verdana"/>
-          <w:b/>
-          <w:bCs/>
-          <w:color w:val="002350"/>
-          <w:sz w:val="20"/>
-          <w:szCs w:val="20"/>
-        </w:rPr>
-        <w:t xml:space="preserve">Data</w:t>
-      </w:r>
-    </w:p>
-    <w:p>
-      <w:pPr>
-        <w:pStyle w:val="ListParagraph"/>
-        <w:numPr>
-          <w:ilvl w:val="0"/>
-          <w:numId w:val="2"/>
-        </w:numPr>
-        <w:spacing w:after="10" w:line="240"/>
-      </w:pPr>
-      <w:r>
-        <w:rPr>
-          <w:rFonts w:ascii="Verdana" w:cs="Verdana" w:eastAsia="Verdana" w:hAnsi="Verdana"/>
-          <w:sz w:val="14"/>
-          <w:szCs w:val="14"/>
-        </w:rPr>
-        <w:t xml:space="preserve">World Bank World Development Indicators: </w:t>
-      </w:r>
-      <w:hyperlink w:history="1" r:id="rIdy-hrsdl9yrqv6sk2gcjlh">
-        <w:r>
-          <w:rPr>
-            <w:rStyle w:val="Hyperlink"/>
-            <w:rFonts w:ascii="Verdana" w:cs="Verdana" w:eastAsia="Verdana" w:hAnsi="Verdana"/>
-            <w:sz w:val="12"/>
-            <w:szCs w:val="12"/>
-          </w:rPr>
-          <w:t xml:space="preserve">https://databank.worldbank.org/source/world-development-indicators</w:t>
-        </w:r>
-      </w:hyperlink>
-    </w:p>
-    <w:p>
-      <w:pPr>
-        <w:pStyle w:val="ListParagraph"/>
-        <w:numPr>
-          <w:ilvl w:val="0"/>
-          <w:numId w:val="2"/>
-        </w:numPr>
-        <w:spacing w:after="10" w:line="240"/>
-      </w:pPr>
-      <w:r>
-        <w:rPr>
-          <w:rFonts w:ascii="Verdana" w:cs="Verdana" w:eastAsia="Verdana" w:hAnsi="Verdana"/>
-          <w:sz w:val="14"/>
-          <w:szCs w:val="14"/>
-        </w:rPr>
-        <w:t xml:space="preserve">IMF World Economic Outlook: </w:t>
-      </w:r>
-      <w:hyperlink w:history="1" r:id="rIdzs5zxnwcxu-wacxqhvnfk">
-        <w:r>
-          <w:rPr>
-            <w:rStyle w:val="Hyperlink"/>
-            <w:rFonts w:ascii="Verdana" w:cs="Verdana" w:eastAsia="Verdana" w:hAnsi="Verdana"/>
-            <w:sz w:val="12"/>
-            <w:szCs w:val="12"/>
-          </w:rPr>
-          <w:t xml:space="preserve">https://data.imf.org/datasets/WEO</w:t>
-        </w:r>
-      </w:hyperlink>
-    </w:p>
-    <w:p>
-      <w:pPr>
-        <w:pStyle w:val="ListParagraph"/>
-        <w:numPr>
-          <w:ilvl w:val="0"/>
-          <w:numId w:val="2"/>
-        </w:numPr>
-        <w:spacing w:after="10" w:line="240"/>
-      </w:pPr>
-      <w:r>
-        <w:rPr>
-          <w:rFonts w:ascii="Verdana" w:cs="Verdana" w:eastAsia="Verdana" w:hAnsi="Verdana"/>
-          <w:sz w:val="14"/>
-          <w:szCs w:val="14"/>
-        </w:rPr>
-        <w:t xml:space="preserve">World Bank Worldwide Governance Indicators: </w:t>
-      </w:r>
-      <w:hyperlink w:history="1" r:id="rIdhketzxoaqavgqunz3j_2r">
-        <w:r>
-          <w:rPr>
-            <w:rStyle w:val="Hyperlink"/>
-            <w:rFonts w:ascii="Verdana" w:cs="Verdana" w:eastAsia="Verdana" w:hAnsi="Verdana"/>
-            <w:sz w:val="12"/>
-            <w:szCs w:val="12"/>
-          </w:rPr>
-          <w:t xml:space="preserve">https://www.worldbank.org/en/publication/worldwide-governance-indicators</w:t>
-        </w:r>
-      </w:hyperlink>
-    </w:p>
-    <w:p>
-      <w:pPr>
-        <w:pStyle w:val="ListParagraph"/>
-        <w:numPr>
-          <w:ilvl w:val="0"/>
-          <w:numId w:val="2"/>
-        </w:numPr>
-        <w:spacing w:after="10" w:line="240"/>
-      </w:pPr>
-      <w:r>
-        <w:rPr>
-          <w:rFonts w:ascii="Verdana" w:cs="Verdana" w:eastAsia="Verdana" w:hAnsi="Verdana"/>
-          <w:sz w:val="14"/>
-          <w:szCs w:val="14"/>
-        </w:rPr>
-        <w:t xml:space="preserve">EU Access2Markets (tariffs, requirements, rules of origin for EU exporters): </w:t>
-      </w:r>
-      <w:hyperlink w:history="1" r:id="rIdt8bgtlzc0s3-pe2_rzphn">
-        <w:r>
-          <w:rPr>
-            <w:rStyle w:val="Hyperlink"/>
-            <w:rFonts w:ascii="Verdana" w:cs="Verdana" w:eastAsia="Verdana" w:hAnsi="Verdana"/>
-            <w:sz w:val="12"/>
-            <w:szCs w:val="12"/>
-          </w:rPr>
-          <w:t xml:space="preserve">https://trade.ec.europa.eu/access-to-markets/en/content/what-access2markets-0</w:t>
-        </w:r>
-      </w:hyperlink>
-    </w:p>
-    <w:p>
-      <w:pPr>
-        <w:pStyle w:val="ListParagraph"/>
-        <w:numPr>
-          <w:ilvl w:val="0"/>
-          <w:numId w:val="2"/>
-        </w:numPr>
-        <w:spacing w:after="10" w:line="240"/>
-      </w:pPr>
-      <w:r>
-        <w:rPr>
-          <w:rFonts w:ascii="Verdana" w:cs="Verdana" w:eastAsia="Verdana" w:hAnsi="Verdana"/>
-          <w:sz w:val="14"/>
-          <w:szCs w:val="14"/>
-        </w:rPr>
-        <w:t xml:space="preserve">WTO tariff and trade data: </w:t>
-      </w:r>
-      <w:hyperlink w:history="1" r:id="rIdiuzeih4bfqmxu8khc9k7f">
-        <w:r>
-          <w:rPr>
-            <w:rStyle w:val="Hyperlink"/>
-            <w:rFonts w:ascii="Verdana" w:cs="Verdana" w:eastAsia="Verdana" w:hAnsi="Verdana"/>
-            <w:sz w:val="12"/>
-            <w:szCs w:val="12"/>
-          </w:rPr>
-          <w:t xml:space="preserve">https://stats.wto.org/</w:t>
-        </w:r>
-      </w:hyperlink>
-    </w:p>
-    <w:p>
-      <w:pPr>
-        <w:pStyle w:val="ListParagraph"/>
-        <w:numPr>
-          <w:ilvl w:val="0"/>
-          <w:numId w:val="2"/>
-        </w:numPr>
-        <w:spacing w:after="10" w:line="240"/>
-      </w:pPr>
-      <w:r>
-        <w:rPr>
-          <w:rFonts w:ascii="Verdana" w:cs="Verdana" w:eastAsia="Verdana" w:hAnsi="Verdana"/>
-          <w:sz w:val="14"/>
-          <w:szCs w:val="14"/>
-        </w:rPr>
-        <w:t xml:space="preserve">CEPII Gravity database (distance, language; free login): </w:t>
-      </w:r>
-      <w:hyperlink w:history="1" r:id="rIdajtbbsh-r-nemsg_djm89">
-        <w:r>
-          <w:rPr>
-            <w:rStyle w:val="Hyperlink"/>
-            <w:rFonts w:ascii="Verdana" w:cs="Verdana" w:eastAsia="Verdana" w:hAnsi="Verdana"/>
-            <w:sz w:val="12"/>
-            <w:szCs w:val="12"/>
-          </w:rPr>
-          <w:t xml:space="preserve">https://www.cepii.fr/CEPII/en/bdd_modele/bdd_modele_item.asp?id=8</w:t>
-        </w:r>
-      </w:hyperlink>
-    </w:p>
-    <w:p>
-      <w:pPr>
-        <w:pStyle w:val="ListParagraph"/>
-        <w:numPr>
-          <w:ilvl w:val="0"/>
-          <w:numId w:val="2"/>
-        </w:numPr>
-        <w:spacing w:after="10" w:line="240"/>
-      </w:pPr>
-      <w:r>
-        <w:rPr>
-          <w:rFonts w:ascii="Verdana" w:cs="Verdana" w:eastAsia="Verdana" w:hAnsi="Verdana"/>
-          <w:sz w:val="14"/>
-          <w:szCs w:val="14"/>
-        </w:rPr>
-        <w:t xml:space="preserve">Hofstede dimension data matrix: </w:t>
-      </w:r>
-      <w:hyperlink w:history="1" r:id="rIdvqnlrhsl9lpm6aravqxzs">
-        <w:r>
-          <w:rPr>
-            <w:rStyle w:val="Hyperlink"/>
-            <w:rFonts w:ascii="Verdana" w:cs="Verdana" w:eastAsia="Verdana" w:hAnsi="Verdana"/>
-            <w:sz w:val="12"/>
-            <w:szCs w:val="12"/>
-          </w:rPr>
-          <w:t xml:space="preserve">https://geerthofstede.com/research-and-vsm/dimension-data-matrix/</w:t>
-        </w:r>
-      </w:hyperlink>
-    </w:p>
-    <w:p>
-      <w:pPr>
-        <w:pStyle w:val="ListParagraph"/>
-        <w:numPr>
-          <w:ilvl w:val="0"/>
-          <w:numId w:val="2"/>
-        </w:numPr>
-        <w:spacing w:after="10" w:line="240"/>
-      </w:pPr>
-      <w:r>
-        <w:rPr>
-          <w:rFonts w:ascii="Verdana" w:cs="Verdana" w:eastAsia="Verdana" w:hAnsi="Verdana"/>
-          <w:sz w:val="14"/>
-          <w:szCs w:val="14"/>
-        </w:rPr>
-        <w:t xml:space="preserve">Coface country risk assessments: </w:t>
-      </w:r>
-      <w:hyperlink w:history="1" r:id="rIdaie1pe9ydkdfhngvjgmsw">
-        <w:r>
-          <w:rPr>
-            <w:rStyle w:val="Hyperlink"/>
-            <w:rFonts w:ascii="Verdana" w:cs="Verdana" w:eastAsia="Verdana" w:hAnsi="Verdana"/>
-            <w:sz w:val="12"/>
-            <w:szCs w:val="12"/>
-          </w:rPr>
-          <w:t xml:space="preserve">https://www.coface.com/news-economy-and-insights/business-risk-dashboard/country-risk-files</w:t>
-        </w:r>
-      </w:hyperlink>
-    </w:p>
-    <w:p>
-      <w:pPr>
-        <w:pStyle w:val="ListParagraph"/>
-        <w:numPr>
-          <w:ilvl w:val="0"/>
-          <w:numId w:val="2"/>
-        </w:numPr>
-        <w:spacing w:after="10" w:line="240"/>
-      </w:pPr>
-      <w:r>
-        <w:rPr>
-          <w:rFonts w:ascii="Verdana" w:cs="Verdana" w:eastAsia="Verdana" w:hAnsi="Verdana"/>
-          <w:sz w:val="14"/>
-          <w:szCs w:val="14"/>
-        </w:rPr>
-        <w:t xml:space="preserve">Euromonitor Passport and Statista (WU library; statista.com): </w:t>
-      </w:r>
-      <w:hyperlink w:history="1" r:id="rIdjmshw6yelyosxmke9q4p8">
-        <w:r>
-          <w:rPr>
-            <w:rStyle w:val="Hyperlink"/>
-            <w:rFonts w:ascii="Verdana" w:cs="Verdana" w:eastAsia="Verdana" w:hAnsi="Verdana"/>
-            <w:sz w:val="12"/>
-            <w:szCs w:val="12"/>
-          </w:rPr>
-          <w:t xml:space="preserve">https://www.euromonitor.com/our-expertise/passport</w:t>
-        </w:r>
-      </w:hyperlink>
-    </w:p>
-    <w:p>
-      <w:pPr>
-        <w:pStyle w:val="ListParagraph"/>
-        <w:numPr>
-          <w:ilvl w:val="0"/>
-          <w:numId w:val="2"/>
-        </w:numPr>
-        <w:spacing w:after="10" w:line="240"/>
-      </w:pPr>
-      <w:r>
-        <w:rPr>
-          <w:rFonts w:ascii="Verdana" w:cs="Verdana" w:eastAsia="Verdana" w:hAnsi="Verdana"/>
-          <w:sz w:val="14"/>
-          <w:szCs w:val="14"/>
-        </w:rPr>
-        <w:t xml:space="preserve">International Coffee Organization: coffee statistics: </w:t>
-      </w:r>
-      <w:hyperlink w:history="1" r:id="rIdufa6rnxbxrlopxkacmdv9">
-        <w:r>
-          <w:rPr>
-            <w:rStyle w:val="Hyperlink"/>
-            <w:rFonts w:ascii="Verdana" w:cs="Verdana" w:eastAsia="Verdana" w:hAnsi="Verdana"/>
-            <w:sz w:val="12"/>
-            <w:szCs w:val="12"/>
-          </w:rPr>
-          <w:t xml:space="preserve">https://www.ico.org/</w:t>
-        </w:r>
-      </w:hyperlink>
-    </w:p>
-    <w:p>
-      <w:pPr>
-        <w:pStyle w:val="ListParagraph"/>
-        <w:numPr>
-          <w:ilvl w:val="0"/>
-          <w:numId w:val="2"/>
-        </w:numPr>
-        <w:spacing w:after="10" w:line="240"/>
-      </w:pPr>
-      <w:r>
-        <w:rPr>
-          <w:rFonts w:ascii="Verdana" w:cs="Verdana" w:eastAsia="Verdana" w:hAnsi="Verdana"/>
-          <w:sz w:val="14"/>
-          <w:szCs w:val="14"/>
-        </w:rPr>
-        <w:t xml:space="preserve">USDA Foreign Agricultural Service: annual coffee reports by country (search for your countries): </w:t>
-      </w:r>
-      <w:hyperlink w:history="1" r:id="rIdiut959ot_8b70g5lvyet5">
-        <w:r>
-          <w:rPr>
-            <w:rStyle w:val="Hyperlink"/>
-            <w:rFonts w:ascii="Verdana" w:cs="Verdana" w:eastAsia="Verdana" w:hAnsi="Verdana"/>
-            <w:sz w:val="12"/>
-            <w:szCs w:val="12"/>
-          </w:rPr>
-          <w:t xml:space="preserve">https://www.fas.usda.gov/</w:t>
-        </w:r>
-      </w:hyperlink>
-    </w:p>
-    <w:p>
-      <w:pPr>
-        <w:pStyle w:val="ListParagraph"/>
-        <w:numPr>
-          <w:ilvl w:val="0"/>
-          <w:numId w:val="2"/>
-        </w:numPr>
-        <w:spacing w:after="10" w:line="240"/>
-      </w:pPr>
-      <w:r>
-        <w:rPr>
-          <w:rFonts w:ascii="Verdana" w:cs="Verdana" w:eastAsia="Verdana" w:hAnsi="Verdana"/>
-          <w:sz w:val="14"/>
-          <w:szCs w:val="14"/>
-        </w:rPr>
-        <w:t xml:space="preserve">UN Comtrade (comtradeplus.un.org) and ITC Trade Map (free login): coffee trade flows and tariffs, HS 0901: </w:t>
-      </w:r>
-      <w:hyperlink w:history="1" r:id="rId5dehjnnglprqycdifhcty">
-        <w:r>
-          <w:rPr>
-            <w:rStyle w:val="Hyperlink"/>
-            <w:rFonts w:ascii="Verdana" w:cs="Verdana" w:eastAsia="Verdana" w:hAnsi="Verdana"/>
-            <w:sz w:val="12"/>
-            <w:szCs w:val="12"/>
-          </w:rPr>
-          <w:t xml:space="preserve">https://www.trademap.org/</w:t>
-        </w:r>
-      </w:hyperlink>
-    </w:p>
-    <w:p>
-      <w:pPr>
-        <w:pStyle w:val="ListParagraph"/>
-        <w:numPr>
-          <w:ilvl w:val="0"/>
-          <w:numId w:val="2"/>
-        </w:numPr>
-        <w:spacing w:after="10" w:line="240"/>
-      </w:pPr>
-      <w:r>
-        <w:rPr>
-          <w:rFonts w:ascii="Verdana" w:cs="Verdana" w:eastAsia="Verdana" w:hAnsi="Verdana"/>
-          <w:sz w:val="14"/>
-          <w:szCs w:val="14"/>
-        </w:rPr>
-        <w:t xml:space="preserve">WKO AUSSENWIRTSCHAFT: reports and country profiles: </w:t>
-      </w:r>
-      <w:hyperlink w:history="1" r:id="rIdldvj69_9y2lwypbg3sm9p">
-        <w:r>
-          <w:rPr>
-            <w:rStyle w:val="Hyperlink"/>
-            <w:rFonts w:ascii="Verdana" w:cs="Verdana" w:eastAsia="Verdana" w:hAnsi="Verdana"/>
-            <w:sz w:val="12"/>
-            <w:szCs w:val="12"/>
-          </w:rPr>
-          <w:t xml:space="preserve">https://www.wko.at/aussenwirtschaft/berichte</w:t>
-        </w:r>
-      </w:hyperlink>
     </w:p>
     <w:sectPr>
       <w:footerReference w:type="default" r:id="rId6"/>

--- a/WT26-27/Student Brief Midterm Presentation WT26-27.docx
+++ b/WT26-27/Student Brief Midterm Presentation WT26-27.docx
@@ -9829,15 +9829,15 @@
           <w:sz w:val="19"/>
           <w:szCs w:val="19"/>
         </w:rPr>
-        <w:t xml:space="preserve">Mixed years, units or totals and per-capita values.</w:t>
-      </w:r>
-      <w:r>
-        <w:rPr>
-          <w:rFonts w:ascii="Verdana" w:cs="Verdana" w:eastAsia="Verdana" w:hAnsi="Verdana"/>
-          <w:sz w:val="19"/>
-          <w:szCs w:val="19"/>
-        </w:rPr>
-        <w:t xml:space="preserve"> Fix them in the data sheet before scoring.</w:t>
+        <w:t xml:space="preserve">Treating the fixed weights as the truth.</w:t>
+      </w:r>
+      <w:r>
+        <w:rPr>
+          <w:rFonts w:ascii="Verdana" w:cs="Verdana" w:eastAsia="Verdana" w:hAnsi="Verdana"/>
+          <w:sz w:val="19"/>
+          <w:szCs w:val="19"/>
+        </w:rPr>
+        <w:t xml:space="preserve"> They are a baseline; report what the other weight sets show.</w:t>
       </w:r>
     </w:p>
     <w:p>
@@ -9857,15 +9857,15 @@
           <w:sz w:val="19"/>
           <w:szCs w:val="19"/>
         </w:rPr>
-        <w:t xml:space="preserve">Treating the fixed weights as the truth.</w:t>
-      </w:r>
-      <w:r>
-        <w:rPr>
-          <w:rFonts w:ascii="Verdana" w:cs="Verdana" w:eastAsia="Verdana" w:hAnsi="Verdana"/>
-          <w:sz w:val="19"/>
-          <w:szCs w:val="19"/>
-        </w:rPr>
-        <w:t xml:space="preserve"> They are a baseline; report what the other weight sets show.</w:t>
+        <w:t xml:space="preserve">Treating the ranking as the truth.</w:t>
+      </w:r>
+      <w:r>
+        <w:rPr>
+          <w:rFonts w:ascii="Verdana" w:cs="Verdana" w:eastAsia="Verdana" w:hAnsi="Verdana"/>
+          <w:sz w:val="19"/>
+          <w:szCs w:val="19"/>
+        </w:rPr>
+        <w:t xml:space="preserve"> Report rank ranges and say what would change the order.</w:t>
       </w:r>
     </w:p>
     <w:p>
@@ -9885,34 +9885,6 @@
           <w:sz w:val="19"/>
           <w:szCs w:val="19"/>
         </w:rPr>
-        <w:t xml:space="preserve">Treating the ranking as the truth.</w:t>
-      </w:r>
-      <w:r>
-        <w:rPr>
-          <w:rFonts w:ascii="Verdana" w:cs="Verdana" w:eastAsia="Verdana" w:hAnsi="Verdana"/>
-          <w:sz w:val="19"/>
-          <w:szCs w:val="19"/>
-        </w:rPr>
-        <w:t xml:space="preserve"> Report rank ranges and say what would change the order.</w:t>
-      </w:r>
-    </w:p>
-    <w:p>
-      <w:pPr>
-        <w:pStyle w:val="ListParagraph"/>
-        <w:numPr>
-          <w:ilvl w:val="0"/>
-          <w:numId w:val="2"/>
-        </w:numPr>
-        <w:spacing w:after="60" w:line="252"/>
-      </w:pPr>
-      <w:r>
-        <w:rPr>
-          <w:rFonts w:ascii="Verdana" w:cs="Verdana" w:eastAsia="Verdana" w:hAnsi="Verdana"/>
-          <w:b/>
-          <w:bCs/>
-          <w:sz w:val="19"/>
-          <w:szCs w:val="19"/>
-        </w:rPr>
         <w:t xml:space="preserve">Ignoring Julius Meinl's model.</w:t>
       </w:r>
       <w:r>
@@ -9922,26 +9894,6 @@
           <w:szCs w:val="19"/>
         </w:rPr>
         <w:t xml:space="preserve"> A big market without hotels, premium buyers or a feasible partner may not fit.</w:t>
-      </w:r>
-    </w:p>
-    <w:p>
-      <w:pPr>
-        <w:pStyle w:val="ListParagraph"/>
-        <w:numPr>
-          <w:ilvl w:val="0"/>
-          <w:numId w:val="2"/>
-        </w:numPr>
-        <w:spacing w:after="60" w:line="252"/>
-      </w:pPr>
-      <w:r>
-        <w:rPr>
-          <w:rFonts w:ascii="Verdana" w:cs="Verdana" w:eastAsia="Verdana" w:hAnsi="Verdana"/>
-          <w:b/>
-          <w:bCs/>
-          <w:sz w:val="19"/>
-          <w:szCs w:val="19"/>
-        </w:rPr>
-        <w:t xml:space="preserve">Unsourced or unchecked AI numbers.</w:t>
       </w:r>
     </w:p>
     <w:p>

--- a/WT26-27/Student Brief Midterm Presentation WT26-27.docx
+++ b/WT26-27/Student Brief Midterm Presentation WT26-27.docx
@@ -2567,7 +2567,7 @@
           <w:sz w:val="19"/>
           <w:szCs w:val="19"/>
         </w:rPr>
-        <w:t xml:space="preserve">. For each PESTEL dimension search for criteria (indicators) that could describe the six countries for Julius Meinl. For every criterion give the definition, unit, direction, the </w:t>
+        <w:t xml:space="preserve">. </w:t>
       </w:r>
       <w:r>
         <w:rPr>
@@ -2577,15 +2577,15 @@
           <w:sz w:val="19"/>
           <w:szCs w:val="19"/>
         </w:rPr>
-        <w:t xml:space="preserve">source name and a working link</w:t>
-      </w:r>
-      <w:r>
-        <w:rPr>
-          <w:rFonts w:ascii="Verdana" w:cs="Verdana" w:eastAsia="Verdana" w:hAnsi="Verdana"/>
-          <w:sz w:val="19"/>
-          <w:szCs w:val="19"/>
-        </w:rPr>
-        <w:t xml:space="preserve">, and the steps another group needs to find the data. Check that data exist for all six countries. The source is essential: if your criterion is selected, the groups of the other five countries must find the numbers for their countries with your instructions. Questions about the sheet go to arne.floh@wu.ac.at. </w:t>
+        <w:t xml:space="preserve">Each group finds 45 criteria (indicators) by session 3 (Monday 19 October 2026)</w:t>
+      </w:r>
+      <w:r>
+        <w:rPr>
+          <w:rFonts w:ascii="Verdana" w:cs="Verdana" w:eastAsia="Verdana" w:hAnsi="Verdana"/>
+          <w:sz w:val="19"/>
+          <w:szCs w:val="19"/>
+        </w:rPr>
+        <w:t xml:space="preserve">: 5 political, 10 economic, 10 social, 10 technological, 5 environmental and 5 legal. They should describe the six countries for Julius Meinl. For every criterion give the definition, unit, direction, the </w:t>
       </w:r>
       <w:r>
         <w:rPr>
@@ -2595,6 +2595,24 @@
           <w:sz w:val="19"/>
           <w:szCs w:val="19"/>
         </w:rPr>
+        <w:t xml:space="preserve">source name and a working link</w:t>
+      </w:r>
+      <w:r>
+        <w:rPr>
+          <w:rFonts w:ascii="Verdana" w:cs="Verdana" w:eastAsia="Verdana" w:hAnsi="Verdana"/>
+          <w:sz w:val="19"/>
+          <w:szCs w:val="19"/>
+        </w:rPr>
+        <w:t xml:space="preserve">, and the steps another group needs to find the data. Check that data exist for all six countries. The source is essential: if your criterion is selected, the groups of the other five countries must find the numbers for their countries with your instructions. Questions about the sheet go to arne.floh@wu.ac.at. </w:t>
+      </w:r>
+      <w:r>
+        <w:rPr>
+          <w:rFonts w:ascii="Verdana" w:cs="Verdana" w:eastAsia="Verdana" w:hAnsi="Verdana"/>
+          <w:b/>
+          <w:bCs/>
+          <w:sz w:val="19"/>
+          <w:szCs w:val="19"/>
+        </w:rPr>
         <w:t xml:space="preserve">Hand in:</w:t>
       </w:r>
       <w:r>
@@ -2603,7 +2621,7 @@
           <w:sz w:val="19"/>
           <w:szCs w:val="19"/>
         </w:rPr>
-        <w:t xml:space="preserve"> your completed copy of the sheet by </w:t>
+        <w:t xml:space="preserve"> your completed copy of the sheet by session 3. The instructor merges the proposals of all groups and preselects the final criteria, again 5 political, 10 economic, 10 social, 10 technological, 5 environmental and 5 legal (section 5). Then the shared sheet "Country scoring model" is published with the selected criteria </w:t>
       </w:r>
       <w:r>
         <w:rPr>
@@ -2620,7 +2638,7 @@
           <w:sz w:val="19"/>
           <w:szCs w:val="19"/>
         </w:rPr>
-        <w:t xml:space="preserve">. The instructor merges the proposals of all groups and selects the final criteria: 5 political, 10 economic, 10 social, 10 technological, 5 environmental and 5 legal (section 5). Then the shared sheet "Country scoring model" is published with the selected criteria.</w:t>
+        <w:t xml:space="preserve">.</w:t>
       </w:r>
     </w:p>
     <w:p>
@@ -9232,24 +9250,7 @@
                 <w:sz w:val="16"/>
                 <w:szCs w:val="16"/>
               </w:rPr>
-              <w:t xml:space="preserve">PESTEL indicator sheet completed (proposed criteria with sources) by </w:t>
-            </w:r>
-            <w:r>
-              <w:rPr>
-                <w:rFonts w:ascii="Verdana" w:cs="Verdana" w:eastAsia="Verdana" w:hAnsi="Verdana"/>
-                <w:sz w:val="16"/>
-                <w:szCs w:val="16"/>
-                <w:highlight w:val="yellow"/>
-              </w:rPr>
-              <w:t xml:space="preserve">[date]</w:t>
-            </w:r>
-            <w:r>
-              <w:rPr>
-                <w:rFonts w:ascii="Verdana" w:cs="Verdana" w:eastAsia="Verdana" w:hAnsi="Verdana"/>
-                <w:sz w:val="16"/>
-                <w:szCs w:val="16"/>
-              </w:rPr>
-              <w:t xml:space="preserve">; data plan for your country</w:t>
+              <w:t xml:space="preserve">PESTEL indicator sheet completed: 45 proposed criteria with sources, handed in at session 3; data plan for your country</w:t>
             </w:r>
           </w:p>
         </w:tc>

--- a/WT26-27/Student Brief Midterm Presentation WT26-27.docx
+++ b/WT26-27/Student Brief Midterm Presentation WT26-27.docx
@@ -2621,24 +2621,7 @@
           <w:sz w:val="19"/>
           <w:szCs w:val="19"/>
         </w:rPr>
-        <w:t xml:space="preserve"> your completed copy of the sheet by session 3. The instructor merges the proposals of all groups and preselects the final criteria, again 5 political, 10 economic, 10 social, 10 technological, 5 environmental and 5 legal (section 5). Then the shared sheet "Country scoring model" is published with the selected criteria </w:t>
-      </w:r>
-      <w:r>
-        <w:rPr>
-          <w:rFonts w:ascii="Verdana" w:cs="Verdana" w:eastAsia="Verdana" w:hAnsi="Verdana"/>
-          <w:sz w:val="19"/>
-          <w:szCs w:val="19"/>
-          <w:highlight w:val="yellow"/>
-        </w:rPr>
-        <w:t xml:space="preserve">[date]</w:t>
-      </w:r>
-      <w:r>
-        <w:rPr>
-          <w:rFonts w:ascii="Verdana" w:cs="Verdana" w:eastAsia="Verdana" w:hAnsi="Verdana"/>
-          <w:sz w:val="19"/>
-          <w:szCs w:val="19"/>
-        </w:rPr>
-        <w:t xml:space="preserve">.</w:t>
+        <w:t xml:space="preserve"> your completed copy of the sheet by session 3. The instructor merges the proposals of all groups and preselects the final criteria, again 5 political, 10 economic, 10 social, 10 technological, 5 environmental and 5 legal (section 5). Then the shared sheet "Country scoring model" is published with the selected criteria on Monday 19 October 2026 (session 3).</w:t>
       </w:r>
     </w:p>
     <w:p>
@@ -9367,7 +9350,7 @@
                 <w:sz w:val="16"/>
                 <w:szCs w:val="16"/>
               </w:rPr>
-              <w:t xml:space="preserve">After session 3</w:t>
+              <w:t xml:space="preserve">Session 3, Mon 19 Oct</w:t>
             </w:r>
           </w:p>
         </w:tc>
@@ -9398,16 +9381,7 @@
                 <w:sz w:val="16"/>
                 <w:szCs w:val="16"/>
               </w:rPr>
-              <w:t xml:space="preserve">Instructor merges the proposals, selects the final criteria and publishes the shared Country scoring model </w:t>
-            </w:r>
-            <w:r>
-              <w:rPr>
-                <w:rFonts w:ascii="Verdana" w:cs="Verdana" w:eastAsia="Verdana" w:hAnsi="Verdana"/>
-                <w:sz w:val="16"/>
-                <w:szCs w:val="16"/>
-                <w:highlight w:val="yellow"/>
-              </w:rPr>
-              <w:t xml:space="preserve">[date]</w:t>
+              <w:t xml:space="preserve">Instructor returns the merged and preselected criteria and publishes the shared Country scoring model; groups start entering the data of their country</w:t>
             </w:r>
           </w:p>
         </w:tc>

--- a/WT26-27/Student Brief Midterm Presentation WT26-27.docx
+++ b/WT26-27/Student Brief Midterm Presentation WT26-27.docx
@@ -511,7 +511,7 @@
                 <w:sz w:val="16"/>
                 <w:szCs w:val="16"/>
               </w:rPr>
-              <w:t xml:space="preserve">Monday 16 November 2026, 08:00 on Canvas: one presentation file and one Excel file, named GroupX_Midterm and GroupX_Midterm_Data; your country's data are due in the shared Google Sheet earlier (Step 3).</w:t>
+              <w:t xml:space="preserve">Monday 16 November 2026, 08:00 on Canvas: one presentation file and one Excel file, named GroupX_Midterm and GroupX_Midterm_Data; your country's data are due in the shared Google Sheet earlier (Step 2).</w:t>
             </w:r>
           </w:p>
         </w:tc>
@@ -2477,7 +2477,7 @@
         <w:rPr>
           <w:rFonts w:ascii="Verdana" w:cs="Verdana" w:eastAsia="Verdana" w:hAnsi="Verdana"/>
         </w:rPr>
-        <w:t xml:space="preserve">4  Part A (scoring method) in eight steps, along PESTEL</w:t>
+        <w:t xml:space="preserve">4  Part A (scoring method) in seven steps, along PESTEL</w:t>
       </w:r>
     </w:p>
     <w:p>
@@ -2550,24 +2550,7 @@
           <w:sz w:val="19"/>
           <w:szCs w:val="19"/>
         </w:rPr>
-        <w:t xml:space="preserve">Your group receives a copy of the Google Sheet "PESTEL indicator search" </w:t>
-      </w:r>
-      <w:r>
-        <w:rPr>
-          <w:rFonts w:ascii="Verdana" w:cs="Verdana" w:eastAsia="Verdana" w:hAnsi="Verdana"/>
-          <w:sz w:val="19"/>
-          <w:szCs w:val="19"/>
-          <w:highlight w:val="yellow"/>
-        </w:rPr>
-        <w:t xml:space="preserve">[link to be added]</w:t>
-      </w:r>
-      <w:r>
-        <w:rPr>
-          <w:rFonts w:ascii="Verdana" w:cs="Verdana" w:eastAsia="Verdana" w:hAnsi="Verdana"/>
-          <w:sz w:val="19"/>
-          <w:szCs w:val="19"/>
-        </w:rPr>
-        <w:t xml:space="preserve">. </w:t>
+        <w:t xml:space="preserve">Your group receives a copy of the Google Sheet "PESTEL indicator search" (https://docs.google.com/spreadsheets/d/18zUrrOllyNWMXJhTvZjvD7LeAo98Ds-vUhu6JQ_B-tk/edit): open it, then File &gt; Make a copy. </w:t>
       </w:r>
       <w:r>
         <w:rPr>
@@ -2633,7 +2616,102 @@
         <w:rPr>
           <w:rFonts w:ascii="Verdana" w:cs="Verdana" w:eastAsia="Verdana" w:hAnsi="Verdana"/>
         </w:rPr>
-        <w:t xml:space="preserve">Step 2  Frame the decision and apply the common criteria</w:t>
+        <w:t xml:space="preserve">Step 2  Collect the data for your country</w:t>
+      </w:r>
+    </w:p>
+    <w:p>
+      <w:pPr>
+        <w:spacing w:after="120" w:before="0" w:line="252"/>
+      </w:pPr>
+      <w:r>
+        <w:rPr>
+          <w:rFonts w:ascii="Verdana" w:cs="Verdana" w:eastAsia="Verdana" w:hAnsi="Verdana"/>
+          <w:sz w:val="19"/>
+          <w:szCs w:val="19"/>
+        </w:rPr>
+        <w:t xml:space="preserve">Collect the values of your allocated country for all 45 indicators and enter them in the yellow cells of your country on the Data sheet of the shared Google Sheet. </w:t>
+      </w:r>
+      <w:r>
+        <w:rPr>
+          <w:rFonts w:ascii="Verdana" w:cs="Verdana" w:eastAsia="Verdana" w:hAnsi="Verdana"/>
+          <w:b/>
+          <w:bCs/>
+          <w:sz w:val="19"/>
+          <w:szCs w:val="19"/>
+        </w:rPr>
+        <w:t xml:space="preserve">You only enter the numbers</w:t>
+      </w:r>
+      <w:r>
+        <w:rPr>
+          <w:rFonts w:ascii="Verdana" w:cs="Verdana" w:eastAsia="Verdana" w:hAnsi="Verdana"/>
+          <w:sz w:val="19"/>
+          <w:szCs w:val="19"/>
+        </w:rPr>
+        <w:t xml:space="preserve"> (rubric indicators: a whole number from 1 to 5); the sheet does everything else. Use the latest year available and record the year and source (name and link) for every number. If a value is missing, substitute a comparable indicator with the instructor's agreement </w:t>
+      </w:r>
+      <w:r>
+        <w:rPr>
+          <w:rFonts w:ascii="Verdana" w:cs="Verdana" w:eastAsia="Verdana" w:hAnsi="Verdana"/>
+          <w:sz w:val="19"/>
+          <w:szCs w:val="19"/>
+          <w:highlight w:val="yellow"/>
+        </w:rPr>
+        <w:t xml:space="preserve">[process to be confirmed]</w:t>
+      </w:r>
+      <w:r>
+        <w:rPr>
+          <w:rFonts w:ascii="Verdana" w:cs="Verdana" w:eastAsia="Verdana" w:hAnsi="Verdana"/>
+          <w:sz w:val="19"/>
+          <w:szCs w:val="19"/>
+        </w:rPr>
+        <w:t xml:space="preserve"> and document it. Follow the definitions exactly: the other groups use your numbers. </w:t>
+      </w:r>
+      <w:r>
+        <w:rPr>
+          <w:rFonts w:ascii="Verdana" w:cs="Verdana" w:eastAsia="Verdana" w:hAnsi="Verdana"/>
+          <w:b/>
+          <w:bCs/>
+          <w:sz w:val="19"/>
+          <w:szCs w:val="19"/>
+        </w:rPr>
+        <w:t xml:space="preserve">Hand in:</w:t>
+      </w:r>
+      <w:r>
+        <w:rPr>
+          <w:rFonts w:ascii="Verdana" w:cs="Verdana" w:eastAsia="Verdana" w:hAnsi="Verdana"/>
+          <w:sz w:val="19"/>
+          <w:szCs w:val="19"/>
+        </w:rPr>
+        <w:t xml:space="preserve"> your country's data and sources, entered by </w:t>
+      </w:r>
+      <w:r>
+        <w:rPr>
+          <w:rFonts w:ascii="Verdana" w:cs="Verdana" w:eastAsia="Verdana" w:hAnsi="Verdana"/>
+          <w:sz w:val="19"/>
+          <w:szCs w:val="19"/>
+          <w:highlight w:val="yellow"/>
+        </w:rPr>
+        <w:t xml:space="preserve">[deadline]</w:t>
+      </w:r>
+      <w:r>
+        <w:rPr>
+          <w:rFonts w:ascii="Verdana" w:cs="Verdana" w:eastAsia="Verdana" w:hAnsi="Verdana"/>
+          <w:sz w:val="19"/>
+          <w:szCs w:val="19"/>
+        </w:rPr>
+        <w:t xml:space="preserve">. Normalisation, scores, ranks and the weight-set comparison appear automatically as soon as all six countries are complete; the other sheets are locked.</w:t>
+      </w:r>
+    </w:p>
+    <w:p>
+      <w:pPr>
+        <w:pStyle w:val="Heading2"/>
+        <w:keepNext/>
+      </w:pPr>
+      <w:r>
+        <w:rPr>
+          <w:rFonts w:ascii="Verdana" w:cs="Verdana" w:eastAsia="Verdana" w:hAnsi="Verdana"/>
+        </w:rPr>
+        <w:t xml:space="preserve">Step 3  Normalisation: automatic, you interpret</w:t>
       </w:r>
     </w:p>
     <w:p>
@@ -2647,43 +2725,7 @@
           <w:sz w:val="19"/>
           <w:szCs w:val="19"/>
         </w:rPr>
-        <w:t xml:space="preserve">Write one sentence that says what your model decides, for example: "Which of the six countries offers Julius Meinl the best prospects for launching a premium coffee brand through local partners in hospitality and retail?" Then apply the </w:t>
-      </w:r>
-      <w:r>
-        <w:rPr>
-          <w:rFonts w:ascii="Verdana" w:cs="Verdana" w:eastAsia="Verdana" w:hAnsi="Verdana"/>
-          <w:b/>
-          <w:bCs/>
-          <w:sz w:val="19"/>
-          <w:szCs w:val="19"/>
-        </w:rPr>
-        <w:t xml:space="preserve">common criteria</w:t>
-      </w:r>
-      <w:r>
-        <w:rPr>
-          <w:rFonts w:ascii="Verdana" w:cs="Verdana" w:eastAsia="Verdana" w:hAnsi="Verdana"/>
-          <w:sz w:val="19"/>
-          <w:szCs w:val="19"/>
-        </w:rPr>
-        <w:t xml:space="preserve">: the 45 indicators the instructor selected from the group proposals, grouped under the six PESTEL dimensions (section 5). </w:t>
-      </w:r>
-      <w:r>
-        <w:rPr>
-          <w:rFonts w:ascii="Verdana" w:cs="Verdana" w:eastAsia="Verdana" w:hAnsi="Verdana"/>
-          <w:b/>
-          <w:bCs/>
-          <w:sz w:val="19"/>
-          <w:szCs w:val="19"/>
-        </w:rPr>
-        <w:t xml:space="preserve">All groups use the same criteria unchanged</w:t>
-      </w:r>
-      <w:r>
-        <w:rPr>
-          <w:rFonts w:ascii="Verdana" w:cs="Verdana" w:eastAsia="Verdana" w:hAnsi="Verdana"/>
-          <w:sz w:val="19"/>
-          <w:szCs w:val="19"/>
-        </w:rPr>
-        <w:t xml:space="preserve">, so the six country results are comparable. Rules:</w:t>
+        <w:t xml:space="preserve">You do not normalise anything yourself. As soon as all six countries are entered, the Google Sheet rescales every indicator across the six countries and applies the direction (higher or lower is better) automatically. Indicators come in different units (US dollars, percent, index points), so subtracting the mean (centering) alone would not be enough: it fixes the zero point but not the unit. The sheet therefore gives two normalised scores:</w:t>
       </w:r>
     </w:p>
     <w:p>
@@ -2698,28 +2740,20 @@
       <w:r>
         <w:rPr>
           <w:rFonts w:ascii="Verdana" w:cs="Verdana" w:eastAsia="Verdana" w:hAnsi="Verdana"/>
-          <w:sz w:val="19"/>
-          <w:szCs w:val="19"/>
-        </w:rPr>
-        <w:t xml:space="preserve">Every indicator has a fixed definition, unit and direction (higher is better or lower is better). Do not change them.</w:t>
-      </w:r>
-    </w:p>
-    <w:p>
-      <w:pPr>
-        <w:pStyle w:val="ListParagraph"/>
-        <w:numPr>
-          <w:ilvl w:val="0"/>
-          <w:numId w:val="2"/>
-        </w:numPr>
-        <w:spacing w:after="60" w:line="252"/>
-      </w:pPr>
-      <w:r>
-        <w:rPr>
-          <w:rFonts w:ascii="Verdana" w:cs="Verdana" w:eastAsia="Verdana" w:hAnsi="Verdana"/>
-          <w:sz w:val="19"/>
-          <w:szCs w:val="19"/>
-        </w:rPr>
-        <w:t xml:space="preserve">Qualitative criteria use the same rubric in every group (anchors on the Rubrics sheet). Two team members score independently, then agree and write down the reason.</w:t>
+          <w:b/>
+          <w:bCs/>
+          <w:sz w:val="19"/>
+          <w:szCs w:val="19"/>
+        </w:rPr>
+        <w:t xml:space="preserve">Normalised sheet (min-max, 0 to 100):</w:t>
+      </w:r>
+      <w:r>
+        <w:rPr>
+          <w:rFonts w:ascii="Verdana" w:cs="Verdana" w:eastAsia="Verdana" w:hAnsi="Verdana"/>
+          <w:sz w:val="19"/>
+          <w:szCs w:val="19"/>
+        </w:rPr>
+        <w:t xml:space="preserve"> the best country scores 100 and the weakest 0 on each indicator.</w:t>
       </w:r>
     </w:p>
     <w:p>
@@ -2734,10 +2768,20 @@
       <w:r>
         <w:rPr>
           <w:rFonts w:ascii="Verdana" w:cs="Verdana" w:eastAsia="Verdana" w:hAnsi="Verdana"/>
-          <w:sz w:val="19"/>
-          <w:szCs w:val="19"/>
-        </w:rPr>
-        <w:t xml:space="preserve">You may add an extra indicator of your own, but label it clearly as an extra: it stays out of the common score.</w:t>
+          <w:b/>
+          <w:bCs/>
+          <w:sz w:val="19"/>
+          <w:szCs w:val="19"/>
+        </w:rPr>
+        <w:t xml:space="preserve">T-scores sheet:</w:t>
+      </w:r>
+      <w:r>
+        <w:rPr>
+          <w:rFonts w:ascii="Verdana" w:cs="Verdana" w:eastAsia="Verdana" w:hAnsi="Verdana"/>
+          <w:sz w:val="19"/>
+          <w:szCs w:val="19"/>
+        </w:rPr>
+        <w:t xml:space="preserve"> z-score (subtract the mean, divide by the standard deviation), then T = 50 + 10 x z. A T-score of 50 is the average of the six countries and 60 is one standard deviation better.</w:t>
       </w:r>
     </w:p>
     <w:p>
@@ -2752,6 +2796,24 @@
           <w:sz w:val="19"/>
           <w:szCs w:val="19"/>
         </w:rPr>
+        <w:t xml:space="preserve">Caution with six countries:</w:t>
+      </w:r>
+      <w:r>
+        <w:rPr>
+          <w:rFonts w:ascii="Verdana" w:cs="Verdana" w:eastAsia="Verdana" w:hAnsi="Verdana"/>
+          <w:sz w:val="19"/>
+          <w:szCs w:val="19"/>
+        </w:rPr>
+        <w:t xml:space="preserve"> min-max scaling exaggerates small differences, because it stretches the weakest and the best country to 0 and 100 even if the real gap is tiny. T-scores keep the distances in the data and are not capped. Compare both for your country and explain where they differ (Pollesch and Dale; JRC pocket guide). </w:t>
+      </w:r>
+      <w:r>
+        <w:rPr>
+          <w:rFonts w:ascii="Verdana" w:cs="Verdana" w:eastAsia="Verdana" w:hAnsi="Verdana"/>
+          <w:b/>
+          <w:bCs/>
+          <w:sz w:val="19"/>
+          <w:szCs w:val="19"/>
+        </w:rPr>
         <w:t xml:space="preserve">Hand in:</w:t>
       </w:r>
       <w:r>
@@ -2760,7 +2822,7 @@
           <w:sz w:val="19"/>
           <w:szCs w:val="19"/>
         </w:rPr>
-        <w:t xml:space="preserve"> the decision sentence (slide 2) and a short rationale for each PESTEL dimension: why it matters for Julius Meinl.</w:t>
+        <w:t xml:space="preserve"> one slide with the normalised scores of your country and your comment.</w:t>
       </w:r>
     </w:p>
     <w:p>
@@ -2772,7 +2834,7 @@
         <w:rPr>
           <w:rFonts w:ascii="Verdana" w:cs="Verdana" w:eastAsia="Verdana" w:hAnsi="Verdana"/>
         </w:rPr>
-        <w:t xml:space="preserve">Step 3  Collect the data for your country</w:t>
+        <w:t xml:space="preserve">Step 4  Weights: fixed upfront</w:t>
       </w:r>
     </w:p>
     <w:p>
@@ -2785,7 +2847,7 @@
           <w:sz w:val="19"/>
           <w:szCs w:val="19"/>
         </w:rPr>
-        <w:t xml:space="preserve">Collect the values of your allocated country for all 45 indicators and enter them in the yellow cells of your country on the Data sheet of the shared Google Sheet. </w:t>
+        <w:t xml:space="preserve">The weights are </w:t>
       </w:r>
       <w:r>
         <w:rPr>
@@ -2795,32 +2857,15 @@
           <w:sz w:val="19"/>
           <w:szCs w:val="19"/>
         </w:rPr>
-        <w:t xml:space="preserve">You only enter the numbers</w:t>
-      </w:r>
-      <w:r>
-        <w:rPr>
-          <w:rFonts w:ascii="Verdana" w:cs="Verdana" w:eastAsia="Verdana" w:hAnsi="Verdana"/>
-          <w:sz w:val="19"/>
-          <w:szCs w:val="19"/>
-        </w:rPr>
-        <w:t xml:space="preserve"> (rubric indicators: a whole number from 1 to 5); the sheet does everything else. Use the latest year available and record the year and source (name and link) for every number. If a value is missing, substitute a comparable indicator with the instructor's agreement </w:t>
-      </w:r>
-      <w:r>
-        <w:rPr>
-          <w:rFonts w:ascii="Verdana" w:cs="Verdana" w:eastAsia="Verdana" w:hAnsi="Verdana"/>
-          <w:sz w:val="19"/>
-          <w:szCs w:val="19"/>
-          <w:highlight w:val="yellow"/>
-        </w:rPr>
-        <w:t xml:space="preserve">[process to be confirmed]</w:t>
-      </w:r>
-      <w:r>
-        <w:rPr>
-          <w:rFonts w:ascii="Verdana" w:cs="Verdana" w:eastAsia="Verdana" w:hAnsi="Verdana"/>
-          <w:sz w:val="19"/>
-          <w:szCs w:val="19"/>
-        </w:rPr>
-        <w:t xml:space="preserve"> and document it. Follow the definitions exactly: the other groups use your numbers. </w:t>
+        <w:t xml:space="preserve">set by the instructor before data collection</w:t>
+      </w:r>
+      <w:r>
+        <w:rPr>
+          <w:rFonts w:ascii="Verdana" w:cs="Verdana" w:eastAsia="Verdana" w:hAnsi="Verdana"/>
+          <w:sz w:val="19"/>
+          <w:szCs w:val="19"/>
+        </w:rPr>
+        <w:t xml:space="preserve"> and are the same for all groups (sheet Weights, section 6). They are not part of your model choices, so nobody can tune them to a preferred ranking. Understand them: explain on one slide why each PESTEL dimension has the weight it has, using Julius Meinl's priorities, and say whether you would weigh differently and why. </w:t>
       </w:r>
       <w:r>
         <w:rPr>
@@ -2838,24 +2883,7 @@
           <w:sz w:val="19"/>
           <w:szCs w:val="19"/>
         </w:rPr>
-        <w:t xml:space="preserve"> your country's data and sources, entered by </w:t>
-      </w:r>
-      <w:r>
-        <w:rPr>
-          <w:rFonts w:ascii="Verdana" w:cs="Verdana" w:eastAsia="Verdana" w:hAnsi="Verdana"/>
-          <w:sz w:val="19"/>
-          <w:szCs w:val="19"/>
-          <w:highlight w:val="yellow"/>
-        </w:rPr>
-        <w:t xml:space="preserve">[deadline]</w:t>
-      </w:r>
-      <w:r>
-        <w:rPr>
-          <w:rFonts w:ascii="Verdana" w:cs="Verdana" w:eastAsia="Verdana" w:hAnsi="Verdana"/>
-          <w:sz w:val="19"/>
-          <w:szCs w:val="19"/>
-        </w:rPr>
-        <w:t xml:space="preserve">. Normalisation, scores, ranks and the weight-set comparison appear automatically as soon as all six countries are complete; the other sheets are locked.</w:t>
+        <w:t xml:space="preserve"> the explanation slide.</w:t>
       </w:r>
     </w:p>
     <w:p>
@@ -2867,77 +2895,7 @@
         <w:rPr>
           <w:rFonts w:ascii="Verdana" w:cs="Verdana" w:eastAsia="Verdana" w:hAnsi="Verdana"/>
         </w:rPr>
-        <w:t xml:space="preserve">Step 4  Normalisation: automatic, you interpret</w:t>
-      </w:r>
-    </w:p>
-    <w:p>
-      <w:pPr>
-        <w:keepNext/>
-        <w:spacing w:after="60" w:before="0" w:line="252"/>
-      </w:pPr>
-      <w:r>
-        <w:rPr>
-          <w:rFonts w:ascii="Verdana" w:cs="Verdana" w:eastAsia="Verdana" w:hAnsi="Verdana"/>
-          <w:sz w:val="19"/>
-          <w:szCs w:val="19"/>
-        </w:rPr>
-        <w:t xml:space="preserve">You do not normalise anything yourself. As soon as all six countries are entered, the Google Sheet rescales every indicator across the six countries and applies the direction (higher or lower is better) automatically. Indicators come in different units (US dollars, percent, index points), so subtracting the mean (centering) alone would not be enough: it fixes the zero point but not the unit. The sheet therefore gives two normalised scores:</w:t>
-      </w:r>
-    </w:p>
-    <w:p>
-      <w:pPr>
-        <w:pStyle w:val="ListParagraph"/>
-        <w:numPr>
-          <w:ilvl w:val="0"/>
-          <w:numId w:val="2"/>
-        </w:numPr>
-        <w:spacing w:after="60" w:line="252"/>
-      </w:pPr>
-      <w:r>
-        <w:rPr>
-          <w:rFonts w:ascii="Verdana" w:cs="Verdana" w:eastAsia="Verdana" w:hAnsi="Verdana"/>
-          <w:b/>
-          <w:bCs/>
-          <w:sz w:val="19"/>
-          <w:szCs w:val="19"/>
-        </w:rPr>
-        <w:t xml:space="preserve">Normalised sheet (min-max, 0 to 100):</w:t>
-      </w:r>
-      <w:r>
-        <w:rPr>
-          <w:rFonts w:ascii="Verdana" w:cs="Verdana" w:eastAsia="Verdana" w:hAnsi="Verdana"/>
-          <w:sz w:val="19"/>
-          <w:szCs w:val="19"/>
-        </w:rPr>
-        <w:t xml:space="preserve"> the best country scores 100 and the weakest 0 on each indicator.</w:t>
-      </w:r>
-    </w:p>
-    <w:p>
-      <w:pPr>
-        <w:pStyle w:val="ListParagraph"/>
-        <w:numPr>
-          <w:ilvl w:val="0"/>
-          <w:numId w:val="2"/>
-        </w:numPr>
-        <w:spacing w:after="100" w:line="252"/>
-      </w:pPr>
-      <w:r>
-        <w:rPr>
-          <w:rFonts w:ascii="Verdana" w:cs="Verdana" w:eastAsia="Verdana" w:hAnsi="Verdana"/>
-          <w:b/>
-          <w:bCs/>
-          <w:sz w:val="19"/>
-          <w:szCs w:val="19"/>
-        </w:rPr>
-        <w:t xml:space="preserve">T-scores sheet:</w:t>
-      </w:r>
-      <w:r>
-        <w:rPr>
-          <w:rFonts w:ascii="Verdana" w:cs="Verdana" w:eastAsia="Verdana" w:hAnsi="Verdana"/>
-          <w:sz w:val="19"/>
-          <w:szCs w:val="19"/>
-        </w:rPr>
-        <w:t xml:space="preserve"> z-score (subtract the mean, divide by the standard deviation), then T = 50 + 10 x z. A T-score of 50 is the average of the six countries and 60 is one standard deviation better.</w:t>
+        <w:t xml:space="preserve">Step 5  Aggregate</w:t>
       </w:r>
     </w:p>
     <w:p>
@@ -2947,29 +2905,19 @@
       <w:r>
         <w:rPr>
           <w:rFonts w:ascii="Verdana" w:cs="Verdana" w:eastAsia="Verdana" w:hAnsi="Verdana"/>
+          <w:sz w:val="19"/>
+          <w:szCs w:val="19"/>
+        </w:rPr>
+        <w:t xml:space="preserve">Score(country) = sum of weight x normalised score (weighted sum), calculated by the sheet. Note what the weighted sum implies: a large market can offset a poor business climate (full compensation). If some conditions are knock-outs for Julius Meinl (for example, import barriers that make premium pricing impossible), say so: this is where a non-compensatory filter would apply (screening funnel, Cavusgil 1985). </w:t>
+      </w:r>
+      <w:r>
+        <w:rPr>
+          <w:rFonts w:ascii="Verdana" w:cs="Verdana" w:eastAsia="Verdana" w:hAnsi="Verdana"/>
           <w:b/>
           <w:bCs/>
           <w:sz w:val="19"/>
           <w:szCs w:val="19"/>
         </w:rPr>
-        <w:t xml:space="preserve">Caution with six countries:</w:t>
-      </w:r>
-      <w:r>
-        <w:rPr>
-          <w:rFonts w:ascii="Verdana" w:cs="Verdana" w:eastAsia="Verdana" w:hAnsi="Verdana"/>
-          <w:sz w:val="19"/>
-          <w:szCs w:val="19"/>
-        </w:rPr>
-        <w:t xml:space="preserve"> min-max scaling exaggerates small differences, because it stretches the weakest and the best country to 0 and 100 even if the real gap is tiny. T-scores keep the distances in the data and are not capped. Compare both for your country and explain where they differ (Pollesch and Dale; JRC pocket guide). </w:t>
-      </w:r>
-      <w:r>
-        <w:rPr>
-          <w:rFonts w:ascii="Verdana" w:cs="Verdana" w:eastAsia="Verdana" w:hAnsi="Verdana"/>
-          <w:b/>
-          <w:bCs/>
-          <w:sz w:val="19"/>
-          <w:szCs w:val="19"/>
-        </w:rPr>
         <w:t xml:space="preserve">Hand in:</w:t>
       </w:r>
       <w:r>
@@ -2978,7 +2926,7 @@
           <w:sz w:val="19"/>
           <w:szCs w:val="19"/>
         </w:rPr>
-        <w:t xml:space="preserve"> one slide with the normalised scores of your country and your comment.</w:t>
+        <w:t xml:space="preserve"> the score and rank of your country, with the scores by PESTEL dimension (sheet Scores, block C), on one slide.</w:t>
       </w:r>
     </w:p>
     <w:p>
@@ -2990,111 +2938,7 @@
         <w:rPr>
           <w:rFonts w:ascii="Verdana" w:cs="Verdana" w:eastAsia="Verdana" w:hAnsi="Verdana"/>
         </w:rPr>
-        <w:t xml:space="preserve">Step 5  Weights: fixed upfront</w:t>
-      </w:r>
-    </w:p>
-    <w:p>
-      <w:pPr>
-        <w:spacing w:after="120" w:before="0" w:line="252"/>
-      </w:pPr>
-      <w:r>
-        <w:rPr>
-          <w:rFonts w:ascii="Verdana" w:cs="Verdana" w:eastAsia="Verdana" w:hAnsi="Verdana"/>
-          <w:sz w:val="19"/>
-          <w:szCs w:val="19"/>
-        </w:rPr>
-        <w:t xml:space="preserve">The weights are </w:t>
-      </w:r>
-      <w:r>
-        <w:rPr>
-          <w:rFonts w:ascii="Verdana" w:cs="Verdana" w:eastAsia="Verdana" w:hAnsi="Verdana"/>
-          <w:b/>
-          <w:bCs/>
-          <w:sz w:val="19"/>
-          <w:szCs w:val="19"/>
-        </w:rPr>
-        <w:t xml:space="preserve">set by the instructor before data collection</w:t>
-      </w:r>
-      <w:r>
-        <w:rPr>
-          <w:rFonts w:ascii="Verdana" w:cs="Verdana" w:eastAsia="Verdana" w:hAnsi="Verdana"/>
-          <w:sz w:val="19"/>
-          <w:szCs w:val="19"/>
-        </w:rPr>
-        <w:t xml:space="preserve"> and are the same for all groups (sheet Weights, section 6). They are not part of your model choices, so nobody can tune them to a preferred ranking. Understand them: explain on one slide why each PESTEL dimension has the weight it has, using Julius Meinl's priorities, and say whether you would weigh differently and why. </w:t>
-      </w:r>
-      <w:r>
-        <w:rPr>
-          <w:rFonts w:ascii="Verdana" w:cs="Verdana" w:eastAsia="Verdana" w:hAnsi="Verdana"/>
-          <w:b/>
-          <w:bCs/>
-          <w:sz w:val="19"/>
-          <w:szCs w:val="19"/>
-        </w:rPr>
-        <w:t xml:space="preserve">Hand in:</w:t>
-      </w:r>
-      <w:r>
-        <w:rPr>
-          <w:rFonts w:ascii="Verdana" w:cs="Verdana" w:eastAsia="Verdana" w:hAnsi="Verdana"/>
-          <w:sz w:val="19"/>
-          <w:szCs w:val="19"/>
-        </w:rPr>
-        <w:t xml:space="preserve"> the explanation slide.</w:t>
-      </w:r>
-    </w:p>
-    <w:p>
-      <w:pPr>
-        <w:pStyle w:val="Heading2"/>
-        <w:keepNext/>
-      </w:pPr>
-      <w:r>
-        <w:rPr>
-          <w:rFonts w:ascii="Verdana" w:cs="Verdana" w:eastAsia="Verdana" w:hAnsi="Verdana"/>
-        </w:rPr>
-        <w:t xml:space="preserve">Step 6  Aggregate</w:t>
-      </w:r>
-    </w:p>
-    <w:p>
-      <w:pPr>
-        <w:spacing w:after="120" w:before="0" w:line="252"/>
-      </w:pPr>
-      <w:r>
-        <w:rPr>
-          <w:rFonts w:ascii="Verdana" w:cs="Verdana" w:eastAsia="Verdana" w:hAnsi="Verdana"/>
-          <w:sz w:val="19"/>
-          <w:szCs w:val="19"/>
-        </w:rPr>
-        <w:t xml:space="preserve">Score(country) = sum of weight x normalised score (weighted sum), calculated by the sheet. Note what the weighted sum implies: a large market can offset a poor business climate (full compensation). If some conditions are knock-outs for Julius Meinl (for example, import barriers that make premium pricing impossible), say so: this is where a non-compensatory filter would apply (screening funnel, Cavusgil 1985). </w:t>
-      </w:r>
-      <w:r>
-        <w:rPr>
-          <w:rFonts w:ascii="Verdana" w:cs="Verdana" w:eastAsia="Verdana" w:hAnsi="Verdana"/>
-          <w:b/>
-          <w:bCs/>
-          <w:sz w:val="19"/>
-          <w:szCs w:val="19"/>
-        </w:rPr>
-        <w:t xml:space="preserve">Hand in:</w:t>
-      </w:r>
-      <w:r>
-        <w:rPr>
-          <w:rFonts w:ascii="Verdana" w:cs="Verdana" w:eastAsia="Verdana" w:hAnsi="Verdana"/>
-          <w:sz w:val="19"/>
-          <w:szCs w:val="19"/>
-        </w:rPr>
-        <w:t xml:space="preserve"> the score and rank of your country, with the scores by PESTEL dimension (sheet Scores, block C), on one slide.</w:t>
-      </w:r>
-    </w:p>
-    <w:p>
-      <w:pPr>
-        <w:pStyle w:val="Heading2"/>
-        <w:keepNext/>
-      </w:pPr>
-      <w:r>
-        <w:rPr>
-          <w:rFonts w:ascii="Verdana" w:cs="Verdana" w:eastAsia="Verdana" w:hAnsi="Verdana"/>
-        </w:rPr>
-        <w:t xml:space="preserve">Step 7  Test robustness: other weights (required)</w:t>
+        <w:t xml:space="preserve">Step 6  Test robustness: other weights (required)</w:t>
       </w:r>
     </w:p>
     <w:p>
@@ -4839,7 +4683,7 @@
         <w:rPr>
           <w:rFonts w:ascii="Verdana" w:cs="Verdana" w:eastAsia="Verdana" w:hAnsi="Verdana"/>
         </w:rPr>
-        <w:t xml:space="preserve">Step 8  Interpret and recommend</w:t>
+        <w:t xml:space="preserve">Step 7  Interpret and recommend</w:t>
       </w:r>
     </w:p>
     <w:p>
@@ -4918,7 +4762,7 @@
         <w:rPr>
           <w:rFonts w:ascii="Verdana" w:cs="Verdana" w:eastAsia="Verdana" w:hAnsi="Verdana"/>
         </w:rPr>
-        <w:t xml:space="preserve">5  The common criteria, grouped by PESTEL (example list)</w:t>
+        <w:t xml:space="preserve">5  The common criteria, grouped by PESTEL</w:t>
       </w:r>
     </w:p>
     <w:p>
@@ -4931,1057 +4775,9 @@
           <w:sz w:val="19"/>
           <w:szCs w:val="19"/>
         </w:rPr>
-        <w:t xml:space="preserve">The final criteria are selected by the instructor from the proposals of all groups (Step 1): 5 political, 10 economic, 10 social, 10 technological, 5 environmental and 5 legal, 45 in total. The list below is the instructor's example list that starts the search; the selected list may differ. The weight of a dimension is split equally among its indicators. Units, definitions and sources are on the Indicators sheet of the Google Sheet; rubric scores (R) follow the Rubrics sheet.</w:t>
+        <w:t xml:space="preserve">The final criteria are selected by the instructor from the proposals of all groups (Step 1): 5 political, 10 economic, 10 social, 10 technological, 5 environmental and 5 legal, 45 in total. The weight of a dimension is split equally among its indicators. Units, definitions and sources are on the Indicators sheet of the Google Sheet; rubric scores (R) follow the Rubrics sheet.</w:t>
       </w:r>
     </w:p>
-    <w:tbl>
-      <w:tblPr>
-        <w:tblW w:type="dxa" w:w="9072"/>
-        <w:tblBorders>
-          <w:top w:val="single" w:color="auto" w:sz="4"/>
-          <w:left w:val="single" w:color="auto" w:sz="4"/>
-          <w:bottom w:val="single" w:color="auto" w:sz="4"/>
-          <w:right w:val="single" w:color="auto" w:sz="4"/>
-          <w:insideH w:val="single" w:color="auto" w:sz="4"/>
-          <w:insideV w:val="single" w:color="auto" w:sz="4"/>
-        </w:tblBorders>
-      </w:tblPr>
-      <w:tblGrid>
-        <w:gridCol w:w="1700"/>
-        <w:gridCol w:w="7372"/>
-      </w:tblGrid>
-      <w:tr>
-        <w:trPr>
-          <w:cantSplit/>
-          <w:tblHeader/>
-        </w:trPr>
-        <w:tc>
-          <w:tcPr>
-            <w:tcW w:type="dxa" w:w="1700"/>
-            <w:tcBorders>
-              <w:top w:val="single" w:color="BFBFBF" w:sz="4"/>
-              <w:left w:val="single" w:color="BFBFBF" w:sz="4"/>
-              <w:bottom w:val="single" w:color="BFBFBF" w:sz="4"/>
-              <w:right w:val="single" w:color="BFBFBF" w:sz="4"/>
-            </w:tcBorders>
-            <w:shd w:fill="002350" w:color="auto" w:val="clear"/>
-            <w:tcMar>
-              <w:top w:type="dxa" w:w="60"/>
-              <w:left w:type="dxa" w:w="100"/>
-              <w:bottom w:type="dxa" w:w="40"/>
-              <w:right w:type="dxa" w:w="100"/>
-            </w:tcMar>
-          </w:tcPr>
-          <w:p>
-            <w:pPr>
-              <w:spacing w:after="40" w:line="240"/>
-            </w:pPr>
-            <w:r>
-              <w:rPr>
-                <w:rFonts w:ascii="Verdana" w:cs="Verdana" w:eastAsia="Verdana" w:hAnsi="Verdana"/>
-                <w:b/>
-                <w:bCs/>
-                <w:color w:val="FFFFFF"/>
-                <w:sz w:val="15"/>
-                <w:szCs w:val="15"/>
-              </w:rPr>
-              <w:t xml:space="preserve">PESTEL dimension</w:t>
-            </w:r>
-          </w:p>
-        </w:tc>
-        <w:tc>
-          <w:tcPr>
-            <w:tcW w:type="dxa" w:w="7372"/>
-            <w:tcBorders>
-              <w:top w:val="single" w:color="BFBFBF" w:sz="4"/>
-              <w:left w:val="single" w:color="BFBFBF" w:sz="4"/>
-              <w:bottom w:val="single" w:color="BFBFBF" w:sz="4"/>
-              <w:right w:val="single" w:color="BFBFBF" w:sz="4"/>
-            </w:tcBorders>
-            <w:shd w:fill="002350" w:color="auto" w:val="clear"/>
-            <w:tcMar>
-              <w:top w:type="dxa" w:w="60"/>
-              <w:left w:type="dxa" w:w="100"/>
-              <w:bottom w:type="dxa" w:w="40"/>
-              <w:right w:type="dxa" w:w="100"/>
-            </w:tcMar>
-          </w:tcPr>
-          <w:p>
-            <w:pPr>
-              <w:spacing w:after="40" w:line="240"/>
-            </w:pPr>
-            <w:r>
-              <w:rPr>
-                <w:rFonts w:ascii="Verdana" w:cs="Verdana" w:eastAsia="Verdana" w:hAnsi="Verdana"/>
-                <w:b/>
-                <w:bCs/>
-                <w:color w:val="FFFFFF"/>
-                <w:sz w:val="15"/>
-                <w:szCs w:val="15"/>
-              </w:rPr>
-              <w:t xml:space="preserve">Indicators</w:t>
-            </w:r>
-          </w:p>
-        </w:tc>
-      </w:tr>
-      <w:tr>
-        <w:trPr>
-          <w:cantSplit/>
-        </w:trPr>
-        <w:tc>
-          <w:tcPr>
-            <w:tcW w:type="dxa" w:w="1700"/>
-            <w:tcBorders>
-              <w:top w:val="single" w:color="BFBFBF" w:sz="4"/>
-              <w:left w:val="single" w:color="BFBFBF" w:sz="4"/>
-              <w:bottom w:val="single" w:color="BFBFBF" w:sz="4"/>
-              <w:right w:val="single" w:color="BFBFBF" w:sz="4"/>
-            </w:tcBorders>
-            <w:tcMar>
-              <w:top w:type="dxa" w:w="60"/>
-              <w:left w:type="dxa" w:w="100"/>
-              <w:bottom w:type="dxa" w:w="40"/>
-              <w:right w:type="dxa" w:w="100"/>
-            </w:tcMar>
-          </w:tcPr>
-          <w:p>
-            <w:pPr>
-              <w:spacing w:after="40" w:line="240"/>
-            </w:pPr>
-            <w:r>
-              <w:rPr>
-                <w:rFonts w:ascii="Verdana" w:cs="Verdana" w:eastAsia="Verdana" w:hAnsi="Verdana"/>
-                <w:b/>
-                <w:bCs/>
-                <w:sz w:val="15"/>
-                <w:szCs w:val="15"/>
-              </w:rPr>
-              <w:t xml:space="preserve">Political</w:t>
-            </w:r>
-            <w:r>
-              <w:rPr>
-                <w:rFonts w:ascii="Verdana" w:cs="Verdana" w:eastAsia="Verdana" w:hAnsi="Verdana"/>
-                <w:sz w:val="15"/>
-                <w:szCs w:val="15"/>
-              </w:rPr>
-              <w:t xml:space="preserve"> (5 indicators, weight 15)</w:t>
-            </w:r>
-          </w:p>
-        </w:tc>
-        <w:tc>
-          <w:tcPr>
-            <w:tcW w:type="dxa" w:w="7372"/>
-            <w:tcBorders>
-              <w:top w:val="single" w:color="BFBFBF" w:sz="4"/>
-              <w:left w:val="single" w:color="BFBFBF" w:sz="4"/>
-              <w:bottom w:val="single" w:color="BFBFBF" w:sz="4"/>
-              <w:right w:val="single" w:color="BFBFBF" w:sz="4"/>
-            </w:tcBorders>
-            <w:tcMar>
-              <w:top w:type="dxa" w:w="60"/>
-              <w:left w:type="dxa" w:w="100"/>
-              <w:bottom w:type="dxa" w:w="40"/>
-              <w:right w:type="dxa" w:w="100"/>
-            </w:tcMar>
-          </w:tcPr>
-          <w:p>
-            <w:pPr>
-              <w:spacing w:after="40" w:line="240"/>
-            </w:pPr>
-            <w:r>
-              <w:rPr>
-                <w:rFonts w:ascii="Verdana" w:cs="Verdana" w:eastAsia="Verdana" w:hAnsi="Verdana"/>
-                <w:sz w:val="15"/>
-                <w:szCs w:val="15"/>
-              </w:rPr>
-              <w:t xml:space="preserve">Political stability and absence of violence (WGI)</w:t>
-            </w:r>
-          </w:p>
-          <w:p>
-            <w:pPr>
-              <w:spacing w:after="40" w:line="240"/>
-            </w:pPr>
-            <w:r>
-              <w:rPr>
-                <w:rFonts w:ascii="Verdana" w:cs="Verdana" w:eastAsia="Verdana" w:hAnsi="Verdana"/>
-                <w:sz w:val="15"/>
-                <w:szCs w:val="15"/>
-              </w:rPr>
-              <w:t xml:space="preserve">Government effectiveness (WGI)</w:t>
-            </w:r>
-          </w:p>
-          <w:p>
-            <w:pPr>
-              <w:spacing w:after="40" w:line="240"/>
-            </w:pPr>
-            <w:r>
-              <w:rPr>
-                <w:rFonts w:ascii="Verdana" w:cs="Verdana" w:eastAsia="Verdana" w:hAnsi="Verdana"/>
-                <w:sz w:val="15"/>
-                <w:szCs w:val="15"/>
-              </w:rPr>
-              <w:t xml:space="preserve">Corruption Perceptions Index</w:t>
-            </w:r>
-          </w:p>
-          <w:p>
-            <w:pPr>
-              <w:spacing w:after="40" w:line="240"/>
-            </w:pPr>
-            <w:r>
-              <w:rPr>
-                <w:rFonts w:ascii="Verdana" w:cs="Verdana" w:eastAsia="Verdana" w:hAnsi="Verdana"/>
-                <w:sz w:val="15"/>
-                <w:szCs w:val="15"/>
-              </w:rPr>
-              <w:t xml:space="preserve">Country risk rating (Coface)</w:t>
-            </w:r>
-          </w:p>
-          <w:p>
-            <w:pPr>
-              <w:spacing w:after="40" w:line="240"/>
-            </w:pPr>
-            <w:r>
-              <w:rPr>
-                <w:rFonts w:ascii="Verdana" w:cs="Verdana" w:eastAsia="Verdana" w:hAnsi="Verdana"/>
-                <w:sz w:val="15"/>
-                <w:szCs w:val="15"/>
-              </w:rPr>
-              <w:t xml:space="preserve">EU trade agreement with the country (R)</w:t>
-            </w:r>
-          </w:p>
-        </w:tc>
-      </w:tr>
-      <w:tr>
-        <w:trPr>
-          <w:cantSplit/>
-        </w:trPr>
-        <w:tc>
-          <w:tcPr>
-            <w:tcW w:type="dxa" w:w="1700"/>
-            <w:tcBorders>
-              <w:top w:val="single" w:color="BFBFBF" w:sz="4"/>
-              <w:left w:val="single" w:color="BFBFBF" w:sz="4"/>
-              <w:bottom w:val="single" w:color="BFBFBF" w:sz="4"/>
-              <w:right w:val="single" w:color="BFBFBF" w:sz="4"/>
-            </w:tcBorders>
-            <w:tcMar>
-              <w:top w:type="dxa" w:w="60"/>
-              <w:left w:type="dxa" w:w="100"/>
-              <w:bottom w:type="dxa" w:w="40"/>
-              <w:right w:type="dxa" w:w="100"/>
-            </w:tcMar>
-          </w:tcPr>
-          <w:p>
-            <w:pPr>
-              <w:spacing w:after="40" w:line="240"/>
-            </w:pPr>
-            <w:r>
-              <w:rPr>
-                <w:rFonts w:ascii="Verdana" w:cs="Verdana" w:eastAsia="Verdana" w:hAnsi="Verdana"/>
-                <w:b/>
-                <w:bCs/>
-                <w:sz w:val="15"/>
-                <w:szCs w:val="15"/>
-              </w:rPr>
-              <w:t xml:space="preserve">Economic</w:t>
-            </w:r>
-            <w:r>
-              <w:rPr>
-                <w:rFonts w:ascii="Verdana" w:cs="Verdana" w:eastAsia="Verdana" w:hAnsi="Verdana"/>
-                <w:sz w:val="15"/>
-                <w:szCs w:val="15"/>
-              </w:rPr>
-              <w:t xml:space="preserve"> (10, weight 25)</w:t>
-            </w:r>
-          </w:p>
-        </w:tc>
-        <w:tc>
-          <w:tcPr>
-            <w:tcW w:type="dxa" w:w="7372"/>
-            <w:tcBorders>
-              <w:top w:val="single" w:color="BFBFBF" w:sz="4"/>
-              <w:left w:val="single" w:color="BFBFBF" w:sz="4"/>
-              <w:bottom w:val="single" w:color="BFBFBF" w:sz="4"/>
-              <w:right w:val="single" w:color="BFBFBF" w:sz="4"/>
-            </w:tcBorders>
-            <w:tcMar>
-              <w:top w:type="dxa" w:w="60"/>
-              <w:left w:type="dxa" w:w="100"/>
-              <w:bottom w:type="dxa" w:w="40"/>
-              <w:right w:type="dxa" w:w="100"/>
-            </w:tcMar>
-          </w:tcPr>
-          <w:p>
-            <w:pPr>
-              <w:spacing w:after="40" w:line="240"/>
-            </w:pPr>
-            <w:r>
-              <w:rPr>
-                <w:rFonts w:ascii="Verdana" w:cs="Verdana" w:eastAsia="Verdana" w:hAnsi="Verdana"/>
-                <w:sz w:val="15"/>
-                <w:szCs w:val="15"/>
-              </w:rPr>
-              <w:t xml:space="preserve">GDP per capita, PPP</w:t>
-            </w:r>
-          </w:p>
-          <w:p>
-            <w:pPr>
-              <w:spacing w:after="40" w:line="240"/>
-            </w:pPr>
-            <w:r>
-              <w:rPr>
-                <w:rFonts w:ascii="Verdana" w:cs="Verdana" w:eastAsia="Verdana" w:hAnsi="Verdana"/>
-                <w:sz w:val="15"/>
-                <w:szCs w:val="15"/>
-              </w:rPr>
-              <w:t xml:space="preserve">GDP growth, projected (IMF)</w:t>
-            </w:r>
-          </w:p>
-          <w:p>
-            <w:pPr>
-              <w:spacing w:after="40" w:line="240"/>
-            </w:pPr>
-            <w:r>
-              <w:rPr>
-                <w:rFonts w:ascii="Verdana" w:cs="Verdana" w:eastAsia="Verdana" w:hAnsi="Verdana"/>
-                <w:sz w:val="15"/>
-                <w:szCs w:val="15"/>
-              </w:rPr>
-              <w:t xml:space="preserve">Household consumption per capita</w:t>
-            </w:r>
-          </w:p>
-          <w:p>
-            <w:pPr>
-              <w:spacing w:after="40" w:line="240"/>
-            </w:pPr>
-            <w:r>
-              <w:rPr>
-                <w:rFonts w:ascii="Verdana" w:cs="Verdana" w:eastAsia="Verdana" w:hAnsi="Verdana"/>
-                <w:sz w:val="15"/>
-                <w:szCs w:val="15"/>
-              </w:rPr>
-              <w:t xml:space="preserve">Inflation (lower is better)</w:t>
-            </w:r>
-          </w:p>
-          <w:p>
-            <w:pPr>
-              <w:spacing w:after="40" w:line="240"/>
-            </w:pPr>
-            <w:r>
-              <w:rPr>
-                <w:rFonts w:ascii="Verdana" w:cs="Verdana" w:eastAsia="Verdana" w:hAnsi="Verdana"/>
-                <w:sz w:val="15"/>
-                <w:szCs w:val="15"/>
-              </w:rPr>
-              <w:t xml:space="preserve">Income inequality, Gini (lower is better)</w:t>
-            </w:r>
-          </w:p>
-          <w:p>
-            <w:pPr>
-              <w:spacing w:after="40" w:line="240"/>
-            </w:pPr>
-            <w:r>
-              <w:rPr>
-                <w:rFonts w:ascii="Verdana" w:cs="Verdana" w:eastAsia="Verdana" w:hAnsi="Verdana"/>
-                <w:sz w:val="15"/>
-                <w:szCs w:val="15"/>
-              </w:rPr>
-              <w:t xml:space="preserve">Exchange-rate change against the US dollar (lower is better)</w:t>
-            </w:r>
-          </w:p>
-          <w:p>
-            <w:pPr>
-              <w:spacing w:after="40" w:line="240"/>
-            </w:pPr>
-            <w:r>
-              <w:rPr>
-                <w:rFonts w:ascii="Verdana" w:cs="Verdana" w:eastAsia="Verdana" w:hAnsi="Verdana"/>
-                <w:sz w:val="15"/>
-                <w:szCs w:val="15"/>
-              </w:rPr>
-              <w:t xml:space="preserve">Population</w:t>
-            </w:r>
-          </w:p>
-          <w:p>
-            <w:pPr>
-              <w:spacing w:after="40" w:line="240"/>
-            </w:pPr>
-            <w:r>
-              <w:rPr>
-                <w:rFonts w:ascii="Verdana" w:cs="Verdana" w:eastAsia="Verdana" w:hAnsi="Verdana"/>
-                <w:sz w:val="15"/>
-                <w:szCs w:val="15"/>
-              </w:rPr>
-              <w:t xml:space="preserve">International tourism receipts</w:t>
-            </w:r>
-          </w:p>
-          <w:p>
-            <w:pPr>
-              <w:spacing w:after="40" w:line="240"/>
-            </w:pPr>
-            <w:r>
-              <w:rPr>
-                <w:rFonts w:ascii="Verdana" w:cs="Verdana" w:eastAsia="Verdana" w:hAnsi="Verdana"/>
-                <w:sz w:val="15"/>
-                <w:szCs w:val="15"/>
-              </w:rPr>
-              <w:t xml:space="preserve">Coffee imports, HS 0901</w:t>
-            </w:r>
-          </w:p>
-          <w:p>
-            <w:pPr>
-              <w:spacing w:after="40" w:line="240"/>
-            </w:pPr>
-            <w:r>
-              <w:rPr>
-                <w:rFonts w:ascii="Verdana" w:cs="Verdana" w:eastAsia="Verdana" w:hAnsi="Verdana"/>
-                <w:sz w:val="15"/>
-                <w:szCs w:val="15"/>
-              </w:rPr>
-              <w:t xml:space="preserve">Applied tariff on roasted coffee, HS 0901.21, EU origin (lower is better)</w:t>
-            </w:r>
-          </w:p>
-        </w:tc>
-      </w:tr>
-      <w:tr>
-        <w:trPr>
-          <w:cantSplit/>
-        </w:trPr>
-        <w:tc>
-          <w:tcPr>
-            <w:tcW w:type="dxa" w:w="1700"/>
-            <w:tcBorders>
-              <w:top w:val="single" w:color="BFBFBF" w:sz="4"/>
-              <w:left w:val="single" w:color="BFBFBF" w:sz="4"/>
-              <w:bottom w:val="single" w:color="BFBFBF" w:sz="4"/>
-              <w:right w:val="single" w:color="BFBFBF" w:sz="4"/>
-            </w:tcBorders>
-            <w:tcMar>
-              <w:top w:type="dxa" w:w="60"/>
-              <w:left w:type="dxa" w:w="100"/>
-              <w:bottom w:type="dxa" w:w="40"/>
-              <w:right w:type="dxa" w:w="100"/>
-            </w:tcMar>
-          </w:tcPr>
-          <w:p>
-            <w:pPr>
-              <w:spacing w:after="40" w:line="240"/>
-            </w:pPr>
-            <w:r>
-              <w:rPr>
-                <w:rFonts w:ascii="Verdana" w:cs="Verdana" w:eastAsia="Verdana" w:hAnsi="Verdana"/>
-                <w:b/>
-                <w:bCs/>
-                <w:sz w:val="15"/>
-                <w:szCs w:val="15"/>
-              </w:rPr>
-              <w:t xml:space="preserve">Social</w:t>
-            </w:r>
-            <w:r>
-              <w:rPr>
-                <w:rFonts w:ascii="Verdana" w:cs="Verdana" w:eastAsia="Verdana" w:hAnsi="Verdana"/>
-                <w:sz w:val="15"/>
-                <w:szCs w:val="15"/>
-              </w:rPr>
-              <w:t xml:space="preserve"> (10, weight 25)</w:t>
-            </w:r>
-          </w:p>
-        </w:tc>
-        <w:tc>
-          <w:tcPr>
-            <w:tcW w:type="dxa" w:w="7372"/>
-            <w:tcBorders>
-              <w:top w:val="single" w:color="BFBFBF" w:sz="4"/>
-              <w:left w:val="single" w:color="BFBFBF" w:sz="4"/>
-              <w:bottom w:val="single" w:color="BFBFBF" w:sz="4"/>
-              <w:right w:val="single" w:color="BFBFBF" w:sz="4"/>
-            </w:tcBorders>
-            <w:tcMar>
-              <w:top w:type="dxa" w:w="60"/>
-              <w:left w:type="dxa" w:w="100"/>
-              <w:bottom w:type="dxa" w:w="40"/>
-              <w:right w:type="dxa" w:w="100"/>
-            </w:tcMar>
-          </w:tcPr>
-          <w:p>
-            <w:pPr>
-              <w:spacing w:after="40" w:line="240"/>
-            </w:pPr>
-            <w:r>
-              <w:rPr>
-                <w:rFonts w:ascii="Verdana" w:cs="Verdana" w:eastAsia="Verdana" w:hAnsi="Verdana"/>
-                <w:sz w:val="15"/>
-                <w:szCs w:val="15"/>
-              </w:rPr>
-              <w:t xml:space="preserve">Coffee consumption per capita</w:t>
-            </w:r>
-          </w:p>
-          <w:p>
-            <w:pPr>
-              <w:spacing w:after="40" w:line="240"/>
-            </w:pPr>
-            <w:r>
-              <w:rPr>
-                <w:rFonts w:ascii="Verdana" w:cs="Verdana" w:eastAsia="Verdana" w:hAnsi="Verdana"/>
-                <w:sz w:val="15"/>
-                <w:szCs w:val="15"/>
-              </w:rPr>
-              <w:t xml:space="preserve">International tourist arrivals</w:t>
-            </w:r>
-          </w:p>
-          <w:p>
-            <w:pPr>
-              <w:spacing w:after="40" w:line="240"/>
-            </w:pPr>
-            <w:r>
-              <w:rPr>
-                <w:rFonts w:ascii="Verdana" w:cs="Verdana" w:eastAsia="Verdana" w:hAnsi="Verdana"/>
-                <w:sz w:val="15"/>
-                <w:szCs w:val="15"/>
-              </w:rPr>
-              <w:t xml:space="preserve">Share of visitors from Europe</w:t>
-            </w:r>
-          </w:p>
-          <w:p>
-            <w:pPr>
-              <w:spacing w:after="40" w:line="240"/>
-            </w:pPr>
-            <w:r>
-              <w:rPr>
-                <w:rFonts w:ascii="Verdana" w:cs="Verdana" w:eastAsia="Verdana" w:hAnsi="Verdana"/>
-                <w:sz w:val="15"/>
-                <w:szCs w:val="15"/>
-              </w:rPr>
-              <w:t xml:space="preserve">Urban population share</w:t>
-            </w:r>
-          </w:p>
-          <w:p>
-            <w:pPr>
-              <w:spacing w:after="40" w:line="240"/>
-            </w:pPr>
-            <w:r>
-              <w:rPr>
-                <w:rFonts w:ascii="Verdana" w:cs="Verdana" w:eastAsia="Verdana" w:hAnsi="Verdana"/>
-                <w:sz w:val="15"/>
-                <w:szCs w:val="15"/>
-              </w:rPr>
-              <w:t xml:space="preserve">Cafe culture (R)</w:t>
-            </w:r>
-          </w:p>
-          <w:p>
-            <w:pPr>
-              <w:spacing w:after="40" w:line="240"/>
-            </w:pPr>
-            <w:r>
-              <w:rPr>
-                <w:rFonts w:ascii="Verdana" w:cs="Verdana" w:eastAsia="Verdana" w:hAnsi="Verdana"/>
-                <w:sz w:val="15"/>
-                <w:szCs w:val="15"/>
-              </w:rPr>
-              <w:t xml:space="preserve">European influence on coffee culture (R)</w:t>
-            </w:r>
-          </w:p>
-          <w:p>
-            <w:pPr>
-              <w:spacing w:after="40" w:line="240"/>
-            </w:pPr>
-            <w:r>
-              <w:rPr>
-                <w:rFonts w:ascii="Verdana" w:cs="Verdana" w:eastAsia="Verdana" w:hAnsi="Verdana"/>
-                <w:sz w:val="15"/>
-                <w:szCs w:val="15"/>
-              </w:rPr>
-              <w:t xml:space="preserve">Human Development Index</w:t>
-            </w:r>
-          </w:p>
-          <w:p>
-            <w:pPr>
-              <w:spacing w:after="40" w:line="240"/>
-            </w:pPr>
-            <w:r>
-              <w:rPr>
-                <w:rFonts w:ascii="Verdana" w:cs="Verdana" w:eastAsia="Verdana" w:hAnsi="Verdana"/>
-                <w:sz w:val="15"/>
-                <w:szCs w:val="15"/>
-              </w:rPr>
-              <w:t xml:space="preserve">Specialty cafes in the capital (own count)</w:t>
-            </w:r>
-          </w:p>
-          <w:p>
-            <w:pPr>
-              <w:spacing w:after="40" w:line="240"/>
-            </w:pPr>
-            <w:r>
-              <w:rPr>
-                <w:rFonts w:ascii="Verdana" w:cs="Verdana" w:eastAsia="Verdana" w:hAnsi="Verdana"/>
-                <w:sz w:val="15"/>
-                <w:szCs w:val="15"/>
-              </w:rPr>
-              <w:t xml:space="preserve">International-brand hotels in the capital (own count)</w:t>
-            </w:r>
-          </w:p>
-          <w:p>
-            <w:pPr>
-              <w:spacing w:after="40" w:line="240"/>
-            </w:pPr>
-            <w:r>
-              <w:rPr>
-                <w:rFonts w:ascii="Verdana" w:cs="Verdana" w:eastAsia="Verdana" w:hAnsi="Verdana"/>
-                <w:sz w:val="15"/>
-                <w:szCs w:val="15"/>
-              </w:rPr>
-              <w:t xml:space="preserve">Tertiary school enrolment</w:t>
-            </w:r>
-          </w:p>
-        </w:tc>
-      </w:tr>
-      <w:tr>
-        <w:trPr>
-          <w:cantSplit/>
-        </w:trPr>
-        <w:tc>
-          <w:tcPr>
-            <w:tcW w:type="dxa" w:w="1700"/>
-            <w:tcBorders>
-              <w:top w:val="single" w:color="BFBFBF" w:sz="4"/>
-              <w:left w:val="single" w:color="BFBFBF" w:sz="4"/>
-              <w:bottom w:val="single" w:color="BFBFBF" w:sz="4"/>
-              <w:right w:val="single" w:color="BFBFBF" w:sz="4"/>
-            </w:tcBorders>
-            <w:tcMar>
-              <w:top w:type="dxa" w:w="60"/>
-              <w:left w:type="dxa" w:w="100"/>
-              <w:bottom w:type="dxa" w:w="40"/>
-              <w:right w:type="dxa" w:w="100"/>
-            </w:tcMar>
-          </w:tcPr>
-          <w:p>
-            <w:pPr>
-              <w:spacing w:after="40" w:line="240"/>
-            </w:pPr>
-            <w:r>
-              <w:rPr>
-                <w:rFonts w:ascii="Verdana" w:cs="Verdana" w:eastAsia="Verdana" w:hAnsi="Verdana"/>
-                <w:b/>
-                <w:bCs/>
-                <w:sz w:val="15"/>
-                <w:szCs w:val="15"/>
-              </w:rPr>
-              <w:t xml:space="preserve">Technological</w:t>
-            </w:r>
-            <w:r>
-              <w:rPr>
-                <w:rFonts w:ascii="Verdana" w:cs="Verdana" w:eastAsia="Verdana" w:hAnsi="Verdana"/>
-                <w:sz w:val="15"/>
-                <w:szCs w:val="15"/>
-              </w:rPr>
-              <w:t xml:space="preserve"> (10, weight 10)</w:t>
-            </w:r>
-          </w:p>
-        </w:tc>
-        <w:tc>
-          <w:tcPr>
-            <w:tcW w:type="dxa" w:w="7372"/>
-            <w:tcBorders>
-              <w:top w:val="single" w:color="BFBFBF" w:sz="4"/>
-              <w:left w:val="single" w:color="BFBFBF" w:sz="4"/>
-              <w:bottom w:val="single" w:color="BFBFBF" w:sz="4"/>
-              <w:right w:val="single" w:color="BFBFBF" w:sz="4"/>
-            </w:tcBorders>
-            <w:tcMar>
-              <w:top w:type="dxa" w:w="60"/>
-              <w:left w:type="dxa" w:w="100"/>
-              <w:bottom w:type="dxa" w:w="40"/>
-              <w:right w:type="dxa" w:w="100"/>
-            </w:tcMar>
-          </w:tcPr>
-          <w:p>
-            <w:pPr>
-              <w:spacing w:after="40" w:line="240"/>
-            </w:pPr>
-            <w:r>
-              <w:rPr>
-                <w:rFonts w:ascii="Verdana" w:cs="Verdana" w:eastAsia="Verdana" w:hAnsi="Verdana"/>
-                <w:sz w:val="15"/>
-                <w:szCs w:val="15"/>
-              </w:rPr>
-              <w:t xml:space="preserve">Individuals using the Internet</w:t>
-            </w:r>
-          </w:p>
-          <w:p>
-            <w:pPr>
-              <w:spacing w:after="40" w:line="240"/>
-            </w:pPr>
-            <w:r>
-              <w:rPr>
-                <w:rFonts w:ascii="Verdana" w:cs="Verdana" w:eastAsia="Verdana" w:hAnsi="Verdana"/>
-                <w:sz w:val="15"/>
-                <w:szCs w:val="15"/>
-              </w:rPr>
-              <w:t xml:space="preserve">Logistics Performance Index</w:t>
-            </w:r>
-          </w:p>
-          <w:p>
-            <w:pPr>
-              <w:spacing w:after="40" w:line="240"/>
-            </w:pPr>
-            <w:r>
-              <w:rPr>
-                <w:rFonts w:ascii="Verdana" w:cs="Verdana" w:eastAsia="Verdana" w:hAnsi="Verdana"/>
-                <w:sz w:val="15"/>
-                <w:szCs w:val="15"/>
-              </w:rPr>
-              <w:t xml:space="preserve">Global Innovation Index</w:t>
-            </w:r>
-          </w:p>
-          <w:p>
-            <w:pPr>
-              <w:spacing w:after="40" w:line="240"/>
-            </w:pPr>
-            <w:r>
-              <w:rPr>
-                <w:rFonts w:ascii="Verdana" w:cs="Verdana" w:eastAsia="Verdana" w:hAnsi="Verdana"/>
-                <w:sz w:val="15"/>
-                <w:szCs w:val="15"/>
-              </w:rPr>
-              <w:t xml:space="preserve">Online retail and food delivery share</w:t>
-            </w:r>
-          </w:p>
-          <w:p>
-            <w:pPr>
-              <w:spacing w:after="40" w:line="240"/>
-            </w:pPr>
-            <w:r>
-              <w:rPr>
-                <w:rFonts w:ascii="Verdana" w:cs="Verdana" w:eastAsia="Verdana" w:hAnsi="Verdana"/>
-                <w:sz w:val="15"/>
-                <w:szCs w:val="15"/>
-              </w:rPr>
-              <w:t xml:space="preserve">Account ownership, adults</w:t>
-            </w:r>
-          </w:p>
-          <w:p>
-            <w:pPr>
-              <w:spacing w:after="40" w:line="240"/>
-            </w:pPr>
-            <w:r>
-              <w:rPr>
-                <w:rFonts w:ascii="Verdana" w:cs="Verdana" w:eastAsia="Verdana" w:hAnsi="Verdana"/>
-                <w:sz w:val="15"/>
-                <w:szCs w:val="15"/>
-              </w:rPr>
-              <w:t xml:space="preserve">Mobile cellular subscriptions</w:t>
-            </w:r>
-          </w:p>
-          <w:p>
-            <w:pPr>
-              <w:spacing w:after="40" w:line="240"/>
-            </w:pPr>
-            <w:r>
-              <w:rPr>
-                <w:rFonts w:ascii="Verdana" w:cs="Verdana" w:eastAsia="Verdana" w:hAnsi="Verdana"/>
-                <w:sz w:val="15"/>
-                <w:szCs w:val="15"/>
-              </w:rPr>
-              <w:t xml:space="preserve">Fixed broadband subscriptions</w:t>
-            </w:r>
-          </w:p>
-          <w:p>
-            <w:pPr>
-              <w:spacing w:after="40" w:line="240"/>
-            </w:pPr>
-            <w:r>
-              <w:rPr>
-                <w:rFonts w:ascii="Verdana" w:cs="Verdana" w:eastAsia="Verdana" w:hAnsi="Verdana"/>
-                <w:sz w:val="15"/>
-                <w:szCs w:val="15"/>
-              </w:rPr>
-              <w:t xml:space="preserve">Secure Internet servers</w:t>
-            </w:r>
-          </w:p>
-          <w:p>
-            <w:pPr>
-              <w:spacing w:after="40" w:line="240"/>
-            </w:pPr>
-            <w:r>
-              <w:rPr>
-                <w:rFonts w:ascii="Verdana" w:cs="Verdana" w:eastAsia="Verdana" w:hAnsi="Verdana"/>
-                <w:sz w:val="15"/>
-                <w:szCs w:val="15"/>
-              </w:rPr>
-              <w:t xml:space="preserve">E-Government Development Index</w:t>
-            </w:r>
-          </w:p>
-          <w:p>
-            <w:pPr>
-              <w:spacing w:after="40" w:line="240"/>
-            </w:pPr>
-            <w:r>
-              <w:rPr>
-                <w:rFonts w:ascii="Verdana" w:cs="Verdana" w:eastAsia="Verdana" w:hAnsi="Verdana"/>
-                <w:sz w:val="15"/>
-                <w:szCs w:val="15"/>
-              </w:rPr>
-              <w:t xml:space="preserve">Container port traffic</w:t>
-            </w:r>
-          </w:p>
-        </w:tc>
-      </w:tr>
-      <w:tr>
-        <w:trPr>
-          <w:cantSplit/>
-        </w:trPr>
-        <w:tc>
-          <w:tcPr>
-            <w:tcW w:type="dxa" w:w="1700"/>
-            <w:tcBorders>
-              <w:top w:val="single" w:color="BFBFBF" w:sz="4"/>
-              <w:left w:val="single" w:color="BFBFBF" w:sz="4"/>
-              <w:bottom w:val="single" w:color="BFBFBF" w:sz="4"/>
-              <w:right w:val="single" w:color="BFBFBF" w:sz="4"/>
-            </w:tcBorders>
-            <w:tcMar>
-              <w:top w:type="dxa" w:w="60"/>
-              <w:left w:type="dxa" w:w="100"/>
-              <w:bottom w:type="dxa" w:w="40"/>
-              <w:right w:type="dxa" w:w="100"/>
-            </w:tcMar>
-          </w:tcPr>
-          <w:p>
-            <w:pPr>
-              <w:spacing w:after="40" w:line="240"/>
-            </w:pPr>
-            <w:r>
-              <w:rPr>
-                <w:rFonts w:ascii="Verdana" w:cs="Verdana" w:eastAsia="Verdana" w:hAnsi="Verdana"/>
-                <w:b/>
-                <w:bCs/>
-                <w:sz w:val="15"/>
-                <w:szCs w:val="15"/>
-              </w:rPr>
-              <w:t xml:space="preserve">Environmental</w:t>
-            </w:r>
-            <w:r>
-              <w:rPr>
-                <w:rFonts w:ascii="Verdana" w:cs="Verdana" w:eastAsia="Verdana" w:hAnsi="Verdana"/>
-                <w:sz w:val="15"/>
-                <w:szCs w:val="15"/>
-              </w:rPr>
-              <w:t xml:space="preserve"> (5, weight 5)</w:t>
-            </w:r>
-          </w:p>
-        </w:tc>
-        <w:tc>
-          <w:tcPr>
-            <w:tcW w:type="dxa" w:w="7372"/>
-            <w:tcBorders>
-              <w:top w:val="single" w:color="BFBFBF" w:sz="4"/>
-              <w:left w:val="single" w:color="BFBFBF" w:sz="4"/>
-              <w:bottom w:val="single" w:color="BFBFBF" w:sz="4"/>
-              <w:right w:val="single" w:color="BFBFBF" w:sz="4"/>
-            </w:tcBorders>
-            <w:tcMar>
-              <w:top w:type="dxa" w:w="60"/>
-              <w:left w:type="dxa" w:w="100"/>
-              <w:bottom w:type="dxa" w:w="40"/>
-              <w:right w:type="dxa" w:w="100"/>
-            </w:tcMar>
-          </w:tcPr>
-          <w:p>
-            <w:pPr>
-              <w:spacing w:after="40" w:line="240"/>
-            </w:pPr>
-            <w:r>
-              <w:rPr>
-                <w:rFonts w:ascii="Verdana" w:cs="Verdana" w:eastAsia="Verdana" w:hAnsi="Verdana"/>
-                <w:sz w:val="15"/>
-                <w:szCs w:val="15"/>
-              </w:rPr>
-              <w:t xml:space="preserve">Demand for certified and sustainable coffee (R)</w:t>
-            </w:r>
-          </w:p>
-          <w:p>
-            <w:pPr>
-              <w:spacing w:after="40" w:line="240"/>
-            </w:pPr>
-            <w:r>
-              <w:rPr>
-                <w:rFonts w:ascii="Verdana" w:cs="Verdana" w:eastAsia="Verdana" w:hAnsi="Verdana"/>
-                <w:sz w:val="15"/>
-                <w:szCs w:val="15"/>
-              </w:rPr>
-              <w:t xml:space="preserve">Environmental Performance Index</w:t>
-            </w:r>
-          </w:p>
-          <w:p>
-            <w:pPr>
-              <w:spacing w:after="40" w:line="240"/>
-            </w:pPr>
-            <w:r>
-              <w:rPr>
-                <w:rFonts w:ascii="Verdana" w:cs="Verdana" w:eastAsia="Verdana" w:hAnsi="Verdana"/>
-                <w:sz w:val="15"/>
-                <w:szCs w:val="15"/>
-              </w:rPr>
-              <w:t xml:space="preserve">Climate vulnerability and readiness (ND-GAIN)</w:t>
-            </w:r>
-          </w:p>
-          <w:p>
-            <w:pPr>
-              <w:spacing w:after="40" w:line="240"/>
-            </w:pPr>
-            <w:r>
-              <w:rPr>
-                <w:rFonts w:ascii="Verdana" w:cs="Verdana" w:eastAsia="Verdana" w:hAnsi="Verdana"/>
-                <w:sz w:val="15"/>
-                <w:szCs w:val="15"/>
-              </w:rPr>
-              <w:t xml:space="preserve">Domestic coffee production (lower is better: local competition)</w:t>
-            </w:r>
-          </w:p>
-          <w:p>
-            <w:pPr>
-              <w:spacing w:after="40" w:line="240"/>
-            </w:pPr>
-            <w:r>
-              <w:rPr>
-                <w:rFonts w:ascii="Verdana" w:cs="Verdana" w:eastAsia="Verdana" w:hAnsi="Verdana"/>
-                <w:sz w:val="15"/>
-                <w:szCs w:val="15"/>
-              </w:rPr>
-              <w:t xml:space="preserve">Packaging and waste rules for imported goods (R)</w:t>
-            </w:r>
-          </w:p>
-        </w:tc>
-      </w:tr>
-      <w:tr>
-        <w:trPr>
-          <w:cantSplit/>
-        </w:trPr>
-        <w:tc>
-          <w:tcPr>
-            <w:tcW w:type="dxa" w:w="1700"/>
-            <w:tcBorders>
-              <w:top w:val="single" w:color="BFBFBF" w:sz="4"/>
-              <w:left w:val="single" w:color="BFBFBF" w:sz="4"/>
-              <w:bottom w:val="single" w:color="BFBFBF" w:sz="4"/>
-              <w:right w:val="single" w:color="BFBFBF" w:sz="4"/>
-            </w:tcBorders>
-            <w:tcMar>
-              <w:top w:type="dxa" w:w="60"/>
-              <w:left w:type="dxa" w:w="100"/>
-              <w:bottom w:type="dxa" w:w="40"/>
-              <w:right w:type="dxa" w:w="100"/>
-            </w:tcMar>
-          </w:tcPr>
-          <w:p>
-            <w:pPr>
-              <w:spacing w:after="40" w:line="240"/>
-            </w:pPr>
-            <w:r>
-              <w:rPr>
-                <w:rFonts w:ascii="Verdana" w:cs="Verdana" w:eastAsia="Verdana" w:hAnsi="Verdana"/>
-                <w:b/>
-                <w:bCs/>
-                <w:sz w:val="15"/>
-                <w:szCs w:val="15"/>
-              </w:rPr>
-              <w:t xml:space="preserve">Legal</w:t>
-            </w:r>
-            <w:r>
-              <w:rPr>
-                <w:rFonts w:ascii="Verdana" w:cs="Verdana" w:eastAsia="Verdana" w:hAnsi="Verdana"/>
-                <w:sz w:val="15"/>
-                <w:szCs w:val="15"/>
-              </w:rPr>
-              <w:t xml:space="preserve"> (5, weight 20)</w:t>
-            </w:r>
-          </w:p>
-        </w:tc>
-        <w:tc>
-          <w:tcPr>
-            <w:tcW w:type="dxa" w:w="7372"/>
-            <w:tcBorders>
-              <w:top w:val="single" w:color="BFBFBF" w:sz="4"/>
-              <w:left w:val="single" w:color="BFBFBF" w:sz="4"/>
-              <w:bottom w:val="single" w:color="BFBFBF" w:sz="4"/>
-              <w:right w:val="single" w:color="BFBFBF" w:sz="4"/>
-            </w:tcBorders>
-            <w:tcMar>
-              <w:top w:type="dxa" w:w="60"/>
-              <w:left w:type="dxa" w:w="100"/>
-              <w:bottom w:type="dxa" w:w="40"/>
-              <w:right w:type="dxa" w:w="100"/>
-            </w:tcMar>
-          </w:tcPr>
-          <w:p>
-            <w:pPr>
-              <w:spacing w:after="40" w:line="240"/>
-            </w:pPr>
-            <w:r>
-              <w:rPr>
-                <w:rFonts w:ascii="Verdana" w:cs="Verdana" w:eastAsia="Verdana" w:hAnsi="Verdana"/>
-                <w:sz w:val="15"/>
-                <w:szCs w:val="15"/>
-              </w:rPr>
-              <w:t xml:space="preserve">Regulatory quality (WGI)</w:t>
-            </w:r>
-          </w:p>
-          <w:p>
-            <w:pPr>
-              <w:spacing w:after="40" w:line="240"/>
-            </w:pPr>
-            <w:r>
-              <w:rPr>
-                <w:rFonts w:ascii="Verdana" w:cs="Verdana" w:eastAsia="Verdana" w:hAnsi="Verdana"/>
-                <w:sz w:val="15"/>
-                <w:szCs w:val="15"/>
-              </w:rPr>
-              <w:t xml:space="preserve">Rule of law (WGI)</w:t>
-            </w:r>
-          </w:p>
-          <w:p>
-            <w:pPr>
-              <w:spacing w:after="40" w:line="240"/>
-            </w:pPr>
-            <w:r>
-              <w:rPr>
-                <w:rFonts w:ascii="Verdana" w:cs="Verdana" w:eastAsia="Verdana" w:hAnsi="Verdana"/>
-                <w:sz w:val="15"/>
-                <w:szCs w:val="15"/>
-              </w:rPr>
-              <w:t xml:space="preserve">Product, labelling and certification requirements for coffee (R)</w:t>
-            </w:r>
-          </w:p>
-          <w:p>
-            <w:pPr>
-              <w:spacing w:after="40" w:line="240"/>
-            </w:pPr>
-            <w:r>
-              <w:rPr>
-                <w:rFonts w:ascii="Verdana" w:cs="Verdana" w:eastAsia="Verdana" w:hAnsi="Verdana"/>
-                <w:sz w:val="15"/>
-                <w:szCs w:val="15"/>
-              </w:rPr>
-              <w:t xml:space="preserve">Trademark protection (R)</w:t>
-            </w:r>
-          </w:p>
-          <w:p>
-            <w:pPr>
-              <w:spacing w:after="40" w:line="240"/>
-            </w:pPr>
-            <w:r>
-              <w:rPr>
-                <w:rFonts w:ascii="Verdana" w:cs="Verdana" w:eastAsia="Verdana" w:hAnsi="Verdana"/>
-                <w:sz w:val="15"/>
-                <w:szCs w:val="15"/>
-              </w:rPr>
-              <w:t xml:space="preserve">Rules for ending a distribution agreement (R)</w:t>
-            </w:r>
-          </w:p>
-        </w:tc>
-      </w:tr>
-    </w:tbl>
     <w:p>
       <w:pPr>
         <w:spacing w:after="120" w:before="100" w:line="252"/>
@@ -6768,7 +5564,7 @@
           <w:sz w:val="19"/>
           <w:szCs w:val="19"/>
         </w:rPr>
-        <w:t xml:space="preserve">Aggregation is the weighted sum of the normalised indicator scores. Weighted sums let strengths offset weaknesses; the Access-led weight set in Step 7 shows how much your result depends on that. Other methods (AHP, best-worst, rank-order centroid, entropy) belong to the content presentation (Presentation 1); here the weights are given.</w:t>
+        <w:t xml:space="preserve">Aggregation is the weighted sum of the normalised indicator scores. Weighted sums let strengths offset weaknesses; the Access-led weight set in Step 6 shows how much your result depends on that. Other methods (AHP, best-worst, rank-order centroid, entropy) belong to the content presentation (Presentation 1); here the weights are given.</w:t>
       </w:r>
     </w:p>
     <w:p>
@@ -7490,7 +6286,7 @@
           <w:sz w:val="19"/>
           <w:szCs w:val="19"/>
         </w:rPr>
-        <w:t xml:space="preserve"> in Excel or Google Sheets (template "Industry sources") with one row per number or fact on your slides: segment, statistic, value, unit, year, source, source type, link, date accessed, slide number and quality.</w:t>
+        <w:t xml:space="preserve"> in Excel or Google Sheets (template "Industry analysis source list") with one row per number or fact on your slides: segment, statistic, value, unit, year, source, source type, link, date accessed, slide number and quality.</w:t>
       </w:r>
     </w:p>
     <w:p>
@@ -7526,24 +6322,7 @@
           <w:sz w:val="19"/>
           <w:szCs w:val="19"/>
         </w:rPr>
-        <w:t xml:space="preserve"> </w:t>
-      </w:r>
-      <w:r>
-        <w:rPr>
-          <w:rFonts w:ascii="Verdana" w:cs="Verdana" w:eastAsia="Verdana" w:hAnsi="Verdana"/>
-          <w:sz w:val="19"/>
-          <w:szCs w:val="19"/>
-          <w:highlight w:val="yellow"/>
-        </w:rPr>
-        <w:t xml:space="preserve">[link to be added]</w:t>
-      </w:r>
-      <w:r>
-        <w:rPr>
-          <w:rFonts w:ascii="Verdana" w:cs="Verdana" w:eastAsia="Verdana" w:hAnsi="Verdana"/>
-          <w:sz w:val="19"/>
-          <w:szCs w:val="19"/>
-        </w:rPr>
-        <w:t xml:space="preserve"> for all six groups. You enter data only in the yellow cells of your own country (the numbers, with year and source for documentation); the rest is automatic and locked. Sheets:</w:t>
+        <w:t xml:space="preserve"> (https://docs.google.com/spreadsheets/d/1ifCycoxWtutCrwbsCETGqZynYf1nFx7izoGMwWKapVE/edit) for all six groups. You enter data only in the yellow cells of your own country (the numbers, with year and source for documentation); the rest is automatic and locked. Sheets:</w:t>
       </w:r>
     </w:p>
     <w:tbl>
@@ -8148,24 +6927,7 @@
           <w:sz w:val="19"/>
           <w:szCs w:val="19"/>
         </w:rPr>
-        <w:t xml:space="preserve"> (hand-in): a short workbook with (1) a copy of your country's data and sources, (2) the Part B source list (template "Industry sources" </w:t>
-      </w:r>
-      <w:r>
-        <w:rPr>
-          <w:rFonts w:ascii="Verdana" w:cs="Verdana" w:eastAsia="Verdana" w:hAnsi="Verdana"/>
-          <w:sz w:val="19"/>
-          <w:szCs w:val="19"/>
-          <w:highlight w:val="yellow"/>
-        </w:rPr>
-        <w:t xml:space="preserve">[link to be added]</w:t>
-      </w:r>
-      <w:r>
-        <w:rPr>
-          <w:rFonts w:ascii="Verdana" w:cs="Verdana" w:eastAsia="Verdana" w:hAnsi="Verdana"/>
-          <w:sz w:val="19"/>
-          <w:szCs w:val="19"/>
-        </w:rPr>
-        <w:t xml:space="preserve">): every source behind the numbers on your industry slides, and (3) a list of the AI tools you used. The industry numbers themselves are shown in the presentation. Sources need URL, date accessed and who collected the data. Results come from formulas, not pasted values; inputs and formulas are visibly different.</w:t>
+        <w:t xml:space="preserve"> (hand-in): a short workbook with (1) a copy of your country's data and sources, (2) the Part B source list (template "Industry analysis source list": https://docs.google.com/spreadsheets/d/1j_sCad7k4kMgdCHRPM9sbeIKD9YeIDw6v16mskYxjB4/edit, File &gt; Make a copy): every source behind the numbers on your industry slides, and (3) a list of the AI tools you used. The industry numbers themselves are shown in the presentation. Sources need URL, date accessed and who collected the data. Results come from formulas, not pasted values; inputs and formulas are visibly different.</w:t>
       </w:r>
     </w:p>
     <w:p>
@@ -8519,7 +7281,7 @@
                 <w:sz w:val="16"/>
                 <w:szCs w:val="16"/>
               </w:rPr>
-              <w:t xml:space="preserve">Common criteria applied unchanged; the view from Vienna; the hard question is addressed</w:t>
+              <w:t xml:space="preserve">The common criteria are applied unchanged; the view from Vienna; the hard question is addressed</w:t>
             </w:r>
           </w:p>
         </w:tc>
@@ -8589,7 +7351,7 @@
                 <w:sz w:val="16"/>
                 <w:szCs w:val="16"/>
               </w:rPr>
-              <w:t xml:space="preserve">Data quality and documentation</w:t>
+              <w:t xml:space="preserve">Part A: scoring method</w:t>
             </w:r>
           </w:p>
         </w:tc>
@@ -8621,7 +7383,7 @@
                 <w:sz w:val="16"/>
                 <w:szCs w:val="16"/>
               </w:rPr>
-              <w:t xml:space="preserve">Named sources, years and units; missing data handled openly; everything traceable</w:t>
+              <w:t xml:space="preserve">Data of your country complete and correct; scores, ranks and the four weight sets understood and explained; rubric scores justified</w:t>
             </w:r>
           </w:p>
         </w:tc>
@@ -8653,7 +7415,7 @@
                 <w:sz w:val="16"/>
                 <w:szCs w:val="16"/>
               </w:rPr>
-              <w:t xml:space="preserve">15 %</w:t>
+              <w:t xml:space="preserve">20 %</w:t>
             </w:r>
           </w:p>
         </w:tc>
@@ -8691,7 +7453,7 @@
                 <w:sz w:val="16"/>
                 <w:szCs w:val="16"/>
               </w:rPr>
-              <w:t xml:space="preserve">Method</w:t>
+              <w:t xml:space="preserve">Part B: industry analysis</w:t>
             </w:r>
           </w:p>
         </w:tc>
@@ -8722,7 +7484,7 @@
                 <w:sz w:val="16"/>
                 <w:szCs w:val="16"/>
               </w:rPr>
-              <w:t xml:space="preserve">Data collected and documented correctly; normalisation, weights and results explained; rubric scores justified</w:t>
+              <w:t xml:space="preserve">Relevant statistics for hotels, restaurants, cafes and private end customers; value chain, rules of the game and trends; clear charts and tables</w:t>
             </w:r>
           </w:p>
         </w:tc>
@@ -8792,7 +7554,7 @@
                 <w:sz w:val="16"/>
                 <w:szCs w:val="16"/>
               </w:rPr>
-              <w:t xml:space="preserve">Robustness</w:t>
+              <w:t xml:space="preserve">Insights and recommendation</w:t>
             </w:r>
           </w:p>
         </w:tc>
@@ -8824,7 +7586,7 @@
                 <w:sz w:val="16"/>
                 <w:szCs w:val="16"/>
               </w:rPr>
-              <w:t xml:space="preserve">All four alternative weight sets run correctly; honest reading of what they show</w:t>
+              <w:t xml:space="preserve">Clear recommendation for your country; says what not to do; states uncertainty</w:t>
             </w:r>
           </w:p>
         </w:tc>
@@ -8894,7 +7656,7 @@
                 <w:sz w:val="16"/>
                 <w:szCs w:val="16"/>
               </w:rPr>
-              <w:t xml:space="preserve">Insight and recommendation</w:t>
+              <w:t xml:space="preserve">Presentation</w:t>
             </w:r>
           </w:p>
         </w:tc>
@@ -8925,7 +7687,7 @@
                 <w:sz w:val="16"/>
                 <w:szCs w:val="16"/>
               </w:rPr>
-              <w:t xml:space="preserve">Clear recommendation for your country; says what not to do; states uncertainty; Part B adds real industry insight</w:t>
+              <w:t xml:space="preserve">Structure, timing, visuals, answers to questions</w:t>
             </w:r>
           </w:p>
         </w:tc>
@@ -8956,7 +7718,7 @@
                 <w:sz w:val="16"/>
                 <w:szCs w:val="16"/>
               </w:rPr>
-              <w:t xml:space="preserve">20 %</w:t>
+              <w:t xml:space="preserve">15 %</w:t>
             </w:r>
           </w:p>
         </w:tc>
@@ -8995,7 +7757,7 @@
                 <w:sz w:val="16"/>
                 <w:szCs w:val="16"/>
               </w:rPr>
-              <w:t xml:space="preserve">Presentation and Excel</w:t>
+              <w:t xml:space="preserve">Industry analysis sources</w:t>
             </w:r>
           </w:p>
         </w:tc>
@@ -9027,7 +7789,7 @@
                 <w:sz w:val="16"/>
                 <w:szCs w:val="16"/>
               </w:rPr>
-              <w:t xml:space="preserve">Structure, timing, visuals, answers to questions; clear workbook</w:t>
+              <w:t xml:space="preserve">Source list complete: every number on the industry slides is traceable with year, link and source type</w:t>
             </w:r>
           </w:p>
         </w:tc>
@@ -9729,34 +8491,6 @@
           <w:szCs w:val="19"/>
         </w:rPr>
         <w:t xml:space="preserve"> Other groups depend on your data. Keep definitions, units and years as agreed.</w:t>
-      </w:r>
-    </w:p>
-    <w:p>
-      <w:pPr>
-        <w:pStyle w:val="ListParagraph"/>
-        <w:numPr>
-          <w:ilvl w:val="0"/>
-          <w:numId w:val="2"/>
-        </w:numPr>
-        <w:spacing w:after="60" w:line="252"/>
-      </w:pPr>
-      <w:r>
-        <w:rPr>
-          <w:rFonts w:ascii="Verdana" w:cs="Verdana" w:eastAsia="Verdana" w:hAnsi="Verdana"/>
-          <w:b/>
-          <w:bCs/>
-          <w:sz w:val="19"/>
-          <w:szCs w:val="19"/>
-        </w:rPr>
-        <w:t xml:space="preserve">Double counting.</w:t>
-      </w:r>
-      <w:r>
-        <w:rPr>
-          <w:rFonts w:ascii="Verdana" w:cs="Verdana" w:eastAsia="Verdana" w:hAnsi="Verdana"/>
-          <w:sz w:val="19"/>
-          <w:szCs w:val="19"/>
-        </w:rPr>
-        <w:t xml:space="preserve"> GDP, population and imports are strongly correlated.</w:t>
       </w:r>
     </w:p>
     <w:p>

--- a/WT26-27/Student Brief Midterm Presentation WT26-27.docx
+++ b/WT26-27/Student Brief Midterm Presentation WT26-27.docx
@@ -951,24 +951,7 @@
           <w:sz w:val="19"/>
           <w:szCs w:val="19"/>
         </w:rPr>
-        <w:t xml:space="preserve"> Use public data only. Julius Meinl provides no internal figures (sales, margins, prices, partner names) and you do not need them. If you contact companies or people for your research, you do so as students on a university project, not on behalf of Julius Meinl. Julius Meinl has offered feedback on your market selection once the rankings are in. Its Group Export team answers questions that are bundled for the whole course: collect yours and send them to the instructor </w:t>
-      </w:r>
-      <w:r>
-        <w:rPr>
-          <w:rFonts w:ascii="Verdana" w:cs="Verdana" w:eastAsia="Verdana" w:hAnsi="Verdana"/>
-          <w:sz w:val="19"/>
-          <w:szCs w:val="19"/>
-          <w:highlight w:val="yellow"/>
-        </w:rPr>
-        <w:t xml:space="preserve">[process to be confirmed]</w:t>
-      </w:r>
-      <w:r>
-        <w:rPr>
-          <w:rFonts w:ascii="Verdana" w:cs="Verdana" w:eastAsia="Verdana" w:hAnsi="Verdana"/>
-          <w:sz w:val="19"/>
-          <w:szCs w:val="19"/>
-        </w:rPr>
-        <w:t xml:space="preserve">.</w:t>
+        <w:t xml:space="preserve"> Use public data only. Julius Meinl provides no internal figures (sales, margins, prices, partner names) and you do not need them. If you contact companies or people for your research, you do so as students on a university project, not on behalf of Julius Meinl. Julius Meinl has offered feedback on your market selection once the rankings are in. Its Group Export team answers questions that are bundled for the whole course: collect yours and send them by e-mail to the instructor, arne.floh@wu.ac.at.</w:t>
       </w:r>
     </w:p>
     <w:p>

--- a/WT26-27/Student Brief Midterm Presentation WT26-27.docx
+++ b/WT26-27/Student Brief Midterm Presentation WT26-27.docx
@@ -511,7 +511,7 @@
                 <w:sz w:val="16"/>
                 <w:szCs w:val="16"/>
               </w:rPr>
-              <w:t xml:space="preserve">Monday 16 November 2026, 08:00 on Canvas: one presentation file and one Excel file, named GroupX_Midterm and GroupX_Midterm_Data; your country's data are due in the shared Google Sheet earlier (Step 2).</w:t>
+              <w:t xml:space="preserve">Monday 16 November 2026, 08:00 on Canvas: one presentation file and one Excel file, named GroupX_Midterm and GroupX_Midterm_Data; your country's data are due in the shared Google Sheet by Monday 26 October 2026, 08:00 (Step 2).</w:t>
             </w:r>
           </w:p>
         </w:tc>
@@ -2491,24 +2491,7 @@
           <w:sz w:val="19"/>
           <w:szCs w:val="19"/>
         </w:rPr>
-        <w:t xml:space="preserve"> (political, economic, social, technological, environmental, legal). Each step lists what to hand in. The shared Google Sheet "Country scoring model" </w:t>
-      </w:r>
-      <w:r>
-        <w:rPr>
-          <w:rFonts w:ascii="Verdana" w:cs="Verdana" w:eastAsia="Verdana" w:hAnsi="Verdana"/>
-          <w:sz w:val="19"/>
-          <w:szCs w:val="19"/>
-          <w:highlight w:val="yellow"/>
-        </w:rPr>
-        <w:t xml:space="preserve">[link to be added]</w:t>
-      </w:r>
-      <w:r>
-        <w:rPr>
-          <w:rFonts w:ascii="Verdana" w:cs="Verdana" w:eastAsia="Verdana" w:hAnsi="Verdana"/>
-          <w:sz w:val="19"/>
-          <w:szCs w:val="19"/>
-        </w:rPr>
-        <w:t xml:space="preserve"> mirrors the steps (section 9).</w:t>
+        <w:t xml:space="preserve"> (political, economic, social, technological, environmental, legal). Each step lists what to hand in. The shared Google Sheet "Country scoring model" (https://docs.google.com/spreadsheets/d/1ifCycoxWtutCrwbsCETGqZynYf1nFx7izoGMwWKapVE/edit) mirrors the steps (section 9).</w:t>
       </w:r>
     </w:p>
     <w:p>
@@ -2612,7 +2595,7 @@
           <w:sz w:val="19"/>
           <w:szCs w:val="19"/>
         </w:rPr>
-        <w:t xml:space="preserve">Collect the values of your allocated country for all 45 indicators and enter them in the yellow cells of your country on the Data sheet of the shared Google Sheet. </w:t>
+        <w:t xml:space="preserve">Collect the values of your allocated country for all 45 indicators and enter them in the yellow cells of your country on the Data sheet of the shared Google Sheet (https://docs.google.com/spreadsheets/d/1ifCycoxWtutCrwbsCETGqZynYf1nFx7izoGMwWKapVE/edit). </w:t>
       </w:r>
       <w:r>
         <w:rPr>
@@ -2630,24 +2613,7 @@
           <w:sz w:val="19"/>
           <w:szCs w:val="19"/>
         </w:rPr>
-        <w:t xml:space="preserve"> (rubric indicators: a whole number from 1 to 5); the sheet does everything else. Use the latest year available and record the year and source (name and link) for every number. If a value is missing, substitute a comparable indicator with the instructor's agreement </w:t>
-      </w:r>
-      <w:r>
-        <w:rPr>
-          <w:rFonts w:ascii="Verdana" w:cs="Verdana" w:eastAsia="Verdana" w:hAnsi="Verdana"/>
-          <w:sz w:val="19"/>
-          <w:szCs w:val="19"/>
-          <w:highlight w:val="yellow"/>
-        </w:rPr>
-        <w:t xml:space="preserve">[process to be confirmed]</w:t>
-      </w:r>
-      <w:r>
-        <w:rPr>
-          <w:rFonts w:ascii="Verdana" w:cs="Verdana" w:eastAsia="Verdana" w:hAnsi="Verdana"/>
-          <w:sz w:val="19"/>
-          <w:szCs w:val="19"/>
-        </w:rPr>
-        <w:t xml:space="preserve"> and document it. Follow the definitions exactly: the other groups use your numbers. </w:t>
+        <w:t xml:space="preserve"> (rubric indicators: a whole number from 1 to 5); the sheet does everything else. Use the latest year available and record the year and source (name and link) for every number. If a value is missing, ask the instructor (arne.floh@wu.ac.at) before you substitute a comparable indicator, and document it. Follow the definitions exactly: the other groups use your numbers. </w:t>
       </w:r>
       <w:r>
         <w:rPr>
@@ -2670,11 +2636,12 @@
       <w:r>
         <w:rPr>
           <w:rFonts w:ascii="Verdana" w:cs="Verdana" w:eastAsia="Verdana" w:hAnsi="Verdana"/>
-          <w:sz w:val="19"/>
-          <w:szCs w:val="19"/>
-          <w:highlight w:val="yellow"/>
-        </w:rPr>
-        <w:t xml:space="preserve">[deadline]</w:t>
+          <w:b/>
+          <w:bCs/>
+          <w:sz w:val="19"/>
+          <w:szCs w:val="19"/>
+        </w:rPr>
+        <w:t xml:space="preserve">Monday 26 October 2026, 08:00</w:t>
       </w:r>
       <w:r>
         <w:rPr>
@@ -4758,7 +4725,7 @@
           <w:sz w:val="19"/>
           <w:szCs w:val="19"/>
         </w:rPr>
-        <w:t xml:space="preserve">The final criteria are selected by the instructor from the proposals of all groups (Step 1): 5 political, 10 economic, 10 social, 10 technological, 5 environmental and 5 legal, 45 in total. The weight of a dimension is split equally among its indicators. Units, definitions and sources are on the Indicators sheet of the Google Sheet; rubric scores (R) follow the Rubrics sheet.</w:t>
+        <w:t xml:space="preserve">The final criteria are selected by the instructor from the proposals of all groups (Step 1): 5 political, 10 economic, 10 social, 10 technological, 5 environmental and 5 legal, 45 in total. The weight of a dimension is split equally among its indicators. Units, definitions and sources are on the Indicators sheet of the Google Sheet; rubric scores follow the definitions on the Indicators sheet.</w:t>
       </w:r>
     </w:p>
     <w:p>
@@ -6269,7 +6236,7 @@
           <w:sz w:val="19"/>
           <w:szCs w:val="19"/>
         </w:rPr>
-        <w:t xml:space="preserve"> in Excel or Google Sheets (template "Industry analysis source list") with one row per number or fact on your slides: segment, statistic, value, unit, year, source, source type, link, date accessed, slide number and quality.</w:t>
+        <w:t xml:space="preserve"> in Excel or Google Sheets (template "Industry analysis source list": https://docs.google.com/spreadsheets/d/1j_sCad7k4kMgdCHRPM9sbeIKD9YeIDw6v16mskYxjB4/edit, File &gt; Make a copy) with one row per number or fact on your slides: segment, statistic, value, unit, year, source, source type, link, date accessed, slide number and quality.</w:t>
       </w:r>
     </w:p>
     <w:p>
@@ -7052,24 +7019,7 @@
           <w:sz w:val="19"/>
           <w:szCs w:val="19"/>
         </w:rPr>
-        <w:t xml:space="preserve">The midterm is graded as a group and counts 30 % of the course grade. Indicative weighting of the criteria: </w:t>
-      </w:r>
-      <w:r>
-        <w:rPr>
-          <w:rFonts w:ascii="Verdana" w:cs="Verdana" w:eastAsia="Verdana" w:hAnsi="Verdana"/>
-          <w:sz w:val="19"/>
-          <w:szCs w:val="19"/>
-          <w:highlight w:val="yellow"/>
-        </w:rPr>
-        <w:t xml:space="preserve">[to be confirmed]</w:t>
-      </w:r>
-      <w:r>
-        <w:rPr>
-          <w:rFonts w:ascii="Verdana" w:cs="Verdana" w:eastAsia="Verdana" w:hAnsi="Verdana"/>
-          <w:sz w:val="19"/>
-          <w:szCs w:val="19"/>
-        </w:rPr>
-        <w:t xml:space="preserve">.</w:t>
+        <w:t xml:space="preserve">The midterm is graded as a group and counts 30 % of the course grade. Indicative weighting of the criteria:</w:t>
       </w:r>
     </w:p>
     <w:tbl>
@@ -8197,7 +8147,7 @@
                 <w:sz w:val="16"/>
                 <w:szCs w:val="16"/>
               </w:rPr>
-              <w:t xml:space="preserve">Your country's data entered in the shared file; then normalisation, weights, first scores</w:t>
+              <w:t xml:space="preserve">Your country's data entered in the shared sheet by Mon 26 Oct, 08:00; then your first results and robustness checks</w:t>
             </w:r>
           </w:p>
         </w:tc>

--- a/WT26-27/Student Brief Midterm Presentation WT26-27.docx
+++ b/WT26-27/Student Brief Midterm Presentation WT26-27.docx
@@ -2613,7 +2613,7 @@
           <w:sz w:val="19"/>
           <w:szCs w:val="19"/>
         </w:rPr>
-        <w:t xml:space="preserve"> (rubric indicators: a whole number from 1 to 5); the sheet does everything else. Use the latest year available and record the year and source (name and link) for every number. If a value is missing, ask the instructor (arne.floh@wu.ac.at) before you substitute a comparable indicator, and document it. Follow the definitions exactly: the other groups use your numbers. </w:t>
+        <w:t xml:space="preserve"> (rubric indicators: a whole number from 1 to 5); the sheet does everything else. Use the latest year available and record the year and source (name and link) for every number. Follow the definitions exactly: the other groups use your numbers. </w:t>
       </w:r>
       <w:r>
         <w:rPr>

--- a/WT26-27/Student Brief Midterm Presentation WT26-27.docx
+++ b/WT26-27/Student Brief Midterm Presentation WT26-27.docx
@@ -7019,7 +7019,7 @@
           <w:sz w:val="19"/>
           <w:szCs w:val="19"/>
         </w:rPr>
-        <w:t xml:space="preserve">The midterm is graded as a group and counts 30 % of the course grade. Indicative weighting of the criteria:</w:t>
+        <w:t xml:space="preserve">The midterm is graded as a group and counts 30 % of the course grade. The criteria are weighted as follows:</w:t>
       </w:r>
     </w:p>
     <w:tbl>

--- a/WT26-27/Student Brief Midterm Presentation WT26-27.docx
+++ b/WT26-27/Student Brief Midterm Presentation WT26-27.docx
@@ -8386,186 +8386,6 @@
         </w:tc>
       </w:tr>
     </w:tbl>
-    <w:p>
-      <w:pPr>
-        <w:pStyle w:val="Heading1"/>
-        <w:keepNext/>
-      </w:pPr>
-      <w:r>
-        <w:rPr>
-          <w:rFonts w:ascii="Verdana" w:cs="Verdana" w:eastAsia="Verdana" w:hAnsi="Verdana"/>
-        </w:rPr>
-        <w:t xml:space="preserve">13  Common pitfalls</w:t>
-      </w:r>
-    </w:p>
-    <w:p>
-      <w:pPr>
-        <w:pStyle w:val="ListParagraph"/>
-        <w:numPr>
-          <w:ilvl w:val="0"/>
-          <w:numId w:val="2"/>
-        </w:numPr>
-        <w:spacing w:after="60" w:line="252"/>
-      </w:pPr>
-      <w:r>
-        <w:rPr>
-          <w:rFonts w:ascii="Verdana" w:cs="Verdana" w:eastAsia="Verdana" w:hAnsi="Verdana"/>
-          <w:b/>
-          <w:bCs/>
-          <w:sz w:val="19"/>
-          <w:szCs w:val="19"/>
-        </w:rPr>
-        <w:t xml:space="preserve">Changing the common criteria.</w:t>
-      </w:r>
-      <w:r>
-        <w:rPr>
-          <w:rFonts w:ascii="Verdana" w:cs="Verdana" w:eastAsia="Verdana" w:hAnsi="Verdana"/>
-          <w:sz w:val="19"/>
-          <w:szCs w:val="19"/>
-        </w:rPr>
-        <w:t xml:space="preserve"> Other groups depend on your data. Keep definitions, units and years as agreed.</w:t>
-      </w:r>
-    </w:p>
-    <w:p>
-      <w:pPr>
-        <w:pStyle w:val="ListParagraph"/>
-        <w:numPr>
-          <w:ilvl w:val="0"/>
-          <w:numId w:val="2"/>
-        </w:numPr>
-        <w:spacing w:after="60" w:line="252"/>
-      </w:pPr>
-      <w:r>
-        <w:rPr>
-          <w:rFonts w:ascii="Verdana" w:cs="Verdana" w:eastAsia="Verdana" w:hAnsi="Verdana"/>
-          <w:b/>
-          <w:bCs/>
-          <w:sz w:val="19"/>
-          <w:szCs w:val="19"/>
-        </w:rPr>
-        <w:t xml:space="preserve">Min-max with six countries.</w:t>
-      </w:r>
-      <w:r>
-        <w:rPr>
-          <w:rFonts w:ascii="Verdana" w:cs="Verdana" w:eastAsia="Verdana" w:hAnsi="Verdana"/>
-          <w:sz w:val="19"/>
-          <w:szCs w:val="19"/>
-        </w:rPr>
-        <w:t xml:space="preserve"> It stretches tiny differences. Compare it with the T-scores.</w:t>
-      </w:r>
-    </w:p>
-    <w:p>
-      <w:pPr>
-        <w:pStyle w:val="ListParagraph"/>
-        <w:numPr>
-          <w:ilvl w:val="0"/>
-          <w:numId w:val="2"/>
-        </w:numPr>
-        <w:spacing w:after="60" w:line="252"/>
-      </w:pPr>
-      <w:r>
-        <w:rPr>
-          <w:rFonts w:ascii="Verdana" w:cs="Verdana" w:eastAsia="Verdana" w:hAnsi="Verdana"/>
-          <w:b/>
-          <w:bCs/>
-          <w:sz w:val="19"/>
-          <w:szCs w:val="19"/>
-        </w:rPr>
-        <w:t xml:space="preserve">Treating the fixed weights as the truth.</w:t>
-      </w:r>
-      <w:r>
-        <w:rPr>
-          <w:rFonts w:ascii="Verdana" w:cs="Verdana" w:eastAsia="Verdana" w:hAnsi="Verdana"/>
-          <w:sz w:val="19"/>
-          <w:szCs w:val="19"/>
-        </w:rPr>
-        <w:t xml:space="preserve"> They are a baseline; report what the other weight sets show.</w:t>
-      </w:r>
-    </w:p>
-    <w:p>
-      <w:pPr>
-        <w:pStyle w:val="ListParagraph"/>
-        <w:numPr>
-          <w:ilvl w:val="0"/>
-          <w:numId w:val="2"/>
-        </w:numPr>
-        <w:spacing w:after="60" w:line="252"/>
-      </w:pPr>
-      <w:r>
-        <w:rPr>
-          <w:rFonts w:ascii="Verdana" w:cs="Verdana" w:eastAsia="Verdana" w:hAnsi="Verdana"/>
-          <w:b/>
-          <w:bCs/>
-          <w:sz w:val="19"/>
-          <w:szCs w:val="19"/>
-        </w:rPr>
-        <w:t xml:space="preserve">Treating the ranking as the truth.</w:t>
-      </w:r>
-      <w:r>
-        <w:rPr>
-          <w:rFonts w:ascii="Verdana" w:cs="Verdana" w:eastAsia="Verdana" w:hAnsi="Verdana"/>
-          <w:sz w:val="19"/>
-          <w:szCs w:val="19"/>
-        </w:rPr>
-        <w:t xml:space="preserve"> Report rank ranges and say what would change the order.</w:t>
-      </w:r>
-    </w:p>
-    <w:p>
-      <w:pPr>
-        <w:pStyle w:val="ListParagraph"/>
-        <w:numPr>
-          <w:ilvl w:val="0"/>
-          <w:numId w:val="2"/>
-        </w:numPr>
-        <w:spacing w:after="60" w:line="252"/>
-      </w:pPr>
-      <w:r>
-        <w:rPr>
-          <w:rFonts w:ascii="Verdana" w:cs="Verdana" w:eastAsia="Verdana" w:hAnsi="Verdana"/>
-          <w:b/>
-          <w:bCs/>
-          <w:sz w:val="19"/>
-          <w:szCs w:val="19"/>
-        </w:rPr>
-        <w:t xml:space="preserve">Ignoring Julius Meinl's model.</w:t>
-      </w:r>
-      <w:r>
-        <w:rPr>
-          <w:rFonts w:ascii="Verdana" w:cs="Verdana" w:eastAsia="Verdana" w:hAnsi="Verdana"/>
-          <w:sz w:val="19"/>
-          <w:szCs w:val="19"/>
-        </w:rPr>
-        <w:t xml:space="preserve"> A big market without hotels, premium buyers or a feasible partner may not fit.</w:t>
-      </w:r>
-    </w:p>
-    <w:p>
-      <w:pPr>
-        <w:pStyle w:val="ListParagraph"/>
-        <w:numPr>
-          <w:ilvl w:val="0"/>
-          <w:numId w:val="2"/>
-        </w:numPr>
-        <w:spacing w:after="60" w:line="252"/>
-      </w:pPr>
-      <w:r>
-        <w:rPr>
-          <w:rFonts w:ascii="Verdana" w:cs="Verdana" w:eastAsia="Verdana" w:hAnsi="Verdana"/>
-          <w:b/>
-          <w:bCs/>
-          <w:sz w:val="19"/>
-          <w:szCs w:val="19"/>
-        </w:rPr>
-        <w:t xml:space="preserve">No "what not to do".</w:t>
-      </w:r>
-      <w:r>
-        <w:rPr>
-          <w:rFonts w:ascii="Verdana" w:cs="Verdana" w:eastAsia="Verdana" w:hAnsi="Verdana"/>
-          <w:sz w:val="19"/>
-          <w:szCs w:val="19"/>
-        </w:rPr>
-        <w:t xml:space="preserve"> A recommendation includes the countries you would not enter now.</w:t>
-      </w:r>
-    </w:p>
     <w:sectPr>
       <w:footerReference w:type="default" r:id="rId6"/>
       <w:pgSz w:w="11906" w:h="16838" w:orient="portrait"/>

--- a/WT26-27/Student Brief Midterm Presentation WT26-27.docx
+++ b/WT26-27/Student Brief Midterm Presentation WT26-27.docx
@@ -8386,6 +8386,186 @@
         </w:tc>
       </w:tr>
     </w:tbl>
+    <w:p>
+      <w:pPr>
+        <w:pStyle w:val="Heading1"/>
+        <w:keepNext/>
+      </w:pPr>
+      <w:r>
+        <w:rPr>
+          <w:rFonts w:ascii="Verdana" w:cs="Verdana" w:eastAsia="Verdana" w:hAnsi="Verdana"/>
+        </w:rPr>
+        <w:t xml:space="preserve">13  Common pitfalls</w:t>
+      </w:r>
+    </w:p>
+    <w:p>
+      <w:pPr>
+        <w:pStyle w:val="ListParagraph"/>
+        <w:numPr>
+          <w:ilvl w:val="0"/>
+          <w:numId w:val="2"/>
+        </w:numPr>
+        <w:spacing w:after="60" w:line="252"/>
+      </w:pPr>
+      <w:r>
+        <w:rPr>
+          <w:rFonts w:ascii="Verdana" w:cs="Verdana" w:eastAsia="Verdana" w:hAnsi="Verdana"/>
+          <w:b/>
+          <w:bCs/>
+          <w:sz w:val="19"/>
+          <w:szCs w:val="19"/>
+        </w:rPr>
+        <w:t xml:space="preserve">Changing the common criteria.</w:t>
+      </w:r>
+      <w:r>
+        <w:rPr>
+          <w:rFonts w:ascii="Verdana" w:cs="Verdana" w:eastAsia="Verdana" w:hAnsi="Verdana"/>
+          <w:sz w:val="19"/>
+          <w:szCs w:val="19"/>
+        </w:rPr>
+        <w:t xml:space="preserve"> Other groups depend on your data. Keep definitions, units and years as agreed.</w:t>
+      </w:r>
+    </w:p>
+    <w:p>
+      <w:pPr>
+        <w:pStyle w:val="ListParagraph"/>
+        <w:numPr>
+          <w:ilvl w:val="0"/>
+          <w:numId w:val="2"/>
+        </w:numPr>
+        <w:spacing w:after="60" w:line="252"/>
+      </w:pPr>
+      <w:r>
+        <w:rPr>
+          <w:rFonts w:ascii="Verdana" w:cs="Verdana" w:eastAsia="Verdana" w:hAnsi="Verdana"/>
+          <w:b/>
+          <w:bCs/>
+          <w:sz w:val="19"/>
+          <w:szCs w:val="19"/>
+        </w:rPr>
+        <w:t xml:space="preserve">Min-max with six countries.</w:t>
+      </w:r>
+      <w:r>
+        <w:rPr>
+          <w:rFonts w:ascii="Verdana" w:cs="Verdana" w:eastAsia="Verdana" w:hAnsi="Verdana"/>
+          <w:sz w:val="19"/>
+          <w:szCs w:val="19"/>
+        </w:rPr>
+        <w:t xml:space="preserve"> It stretches tiny differences. Compare it with the T-scores.</w:t>
+      </w:r>
+    </w:p>
+    <w:p>
+      <w:pPr>
+        <w:pStyle w:val="ListParagraph"/>
+        <w:numPr>
+          <w:ilvl w:val="0"/>
+          <w:numId w:val="2"/>
+        </w:numPr>
+        <w:spacing w:after="60" w:line="252"/>
+      </w:pPr>
+      <w:r>
+        <w:rPr>
+          <w:rFonts w:ascii="Verdana" w:cs="Verdana" w:eastAsia="Verdana" w:hAnsi="Verdana"/>
+          <w:b/>
+          <w:bCs/>
+          <w:sz w:val="19"/>
+          <w:szCs w:val="19"/>
+        </w:rPr>
+        <w:t xml:space="preserve">Treating the fixed weights as the truth.</w:t>
+      </w:r>
+      <w:r>
+        <w:rPr>
+          <w:rFonts w:ascii="Verdana" w:cs="Verdana" w:eastAsia="Verdana" w:hAnsi="Verdana"/>
+          <w:sz w:val="19"/>
+          <w:szCs w:val="19"/>
+        </w:rPr>
+        <w:t xml:space="preserve"> They are a baseline; report what the other weight sets show.</w:t>
+      </w:r>
+    </w:p>
+    <w:p>
+      <w:pPr>
+        <w:pStyle w:val="ListParagraph"/>
+        <w:numPr>
+          <w:ilvl w:val="0"/>
+          <w:numId w:val="2"/>
+        </w:numPr>
+        <w:spacing w:after="60" w:line="252"/>
+      </w:pPr>
+      <w:r>
+        <w:rPr>
+          <w:rFonts w:ascii="Verdana" w:cs="Verdana" w:eastAsia="Verdana" w:hAnsi="Verdana"/>
+          <w:b/>
+          <w:bCs/>
+          <w:sz w:val="19"/>
+          <w:szCs w:val="19"/>
+        </w:rPr>
+        <w:t xml:space="preserve">Treating the ranking as the truth.</w:t>
+      </w:r>
+      <w:r>
+        <w:rPr>
+          <w:rFonts w:ascii="Verdana" w:cs="Verdana" w:eastAsia="Verdana" w:hAnsi="Verdana"/>
+          <w:sz w:val="19"/>
+          <w:szCs w:val="19"/>
+        </w:rPr>
+        <w:t xml:space="preserve"> Report rank ranges and say what would change the order.</w:t>
+      </w:r>
+    </w:p>
+    <w:p>
+      <w:pPr>
+        <w:pStyle w:val="ListParagraph"/>
+        <w:numPr>
+          <w:ilvl w:val="0"/>
+          <w:numId w:val="2"/>
+        </w:numPr>
+        <w:spacing w:after="60" w:line="252"/>
+      </w:pPr>
+      <w:r>
+        <w:rPr>
+          <w:rFonts w:ascii="Verdana" w:cs="Verdana" w:eastAsia="Verdana" w:hAnsi="Verdana"/>
+          <w:b/>
+          <w:bCs/>
+          <w:sz w:val="19"/>
+          <w:szCs w:val="19"/>
+        </w:rPr>
+        <w:t xml:space="preserve">Ignoring Julius Meinl's model.</w:t>
+      </w:r>
+      <w:r>
+        <w:rPr>
+          <w:rFonts w:ascii="Verdana" w:cs="Verdana" w:eastAsia="Verdana" w:hAnsi="Verdana"/>
+          <w:sz w:val="19"/>
+          <w:szCs w:val="19"/>
+        </w:rPr>
+        <w:t xml:space="preserve"> A big market without hotels, premium buyers or a feasible partner may not fit.</w:t>
+      </w:r>
+    </w:p>
+    <w:p>
+      <w:pPr>
+        <w:pStyle w:val="ListParagraph"/>
+        <w:numPr>
+          <w:ilvl w:val="0"/>
+          <w:numId w:val="2"/>
+        </w:numPr>
+        <w:spacing w:after="60" w:line="252"/>
+      </w:pPr>
+      <w:r>
+        <w:rPr>
+          <w:rFonts w:ascii="Verdana" w:cs="Verdana" w:eastAsia="Verdana" w:hAnsi="Verdana"/>
+          <w:b/>
+          <w:bCs/>
+          <w:sz w:val="19"/>
+          <w:szCs w:val="19"/>
+        </w:rPr>
+        <w:t xml:space="preserve">No "what not to do".</w:t>
+      </w:r>
+      <w:r>
+        <w:rPr>
+          <w:rFonts w:ascii="Verdana" w:cs="Verdana" w:eastAsia="Verdana" w:hAnsi="Verdana"/>
+          <w:sz w:val="19"/>
+          <w:szCs w:val="19"/>
+        </w:rPr>
+        <w:t xml:space="preserve"> A recommendation includes the countries you would not enter now.</w:t>
+      </w:r>
+    </w:p>
     <w:sectPr>
       <w:footerReference w:type="default" r:id="rId6"/>
       <w:pgSz w:w="11906" w:h="16838" w:orient="portrait"/>

--- a/WT26-27/Student Brief Midterm Presentation WT26-27.docx
+++ b/WT26-27/Student Brief Midterm Presentation WT26-27.docx
@@ -2491,7 +2491,26 @@
           <w:sz w:val="19"/>
           <w:szCs w:val="19"/>
         </w:rPr>
-        <w:t xml:space="preserve"> (political, economic, social, technological, environmental, legal). Each step lists what to hand in. The shared Google Sheet "Country scoring model" (https://docs.google.com/spreadsheets/d/1ifCycoxWtutCrwbsCETGqZynYf1nFx7izoGMwWKapVE/edit) mirrors the steps (section 9).</w:t>
+        <w:t xml:space="preserve"> (political, economic, social, technological, environmental, legal). Each step lists what to hand in. The shared Google Sheet </w:t>
+      </w:r>
+      <w:hyperlink w:history="1" r:id="rIdze2fxdtduimi_pm9lheem">
+        <w:r>
+          <w:rPr>
+            <w:rStyle w:val="Hyperlink"/>
+            <w:rFonts w:ascii="Verdana" w:cs="Verdana" w:eastAsia="Verdana" w:hAnsi="Verdana"/>
+            <w:sz w:val="19"/>
+            <w:szCs w:val="19"/>
+          </w:rPr>
+          <w:t xml:space="preserve">Country scoring model</w:t>
+        </w:r>
+      </w:hyperlink>
+      <w:r>
+        <w:rPr>
+          <w:rFonts w:ascii="Verdana" w:cs="Verdana" w:eastAsia="Verdana" w:hAnsi="Verdana"/>
+          <w:sz w:val="19"/>
+          <w:szCs w:val="19"/>
+        </w:rPr>
+        <w:t xml:space="preserve"> mirrors the steps (section 9).</w:t>
       </w:r>
     </w:p>
     <w:p>
@@ -2516,7 +2535,26 @@
           <w:sz w:val="19"/>
           <w:szCs w:val="19"/>
         </w:rPr>
-        <w:t xml:space="preserve">Your group receives a copy of the Google Sheet "PESTEL indicator search" (https://docs.google.com/spreadsheets/d/18zUrrOllyNWMXJhTvZjvD7LeAo98Ds-vUhu6JQ_B-tk/edit): open it, then File &gt; Make a copy. </w:t>
+        <w:t xml:space="preserve">Your group receives a copy of the Google Sheet </w:t>
+      </w:r>
+      <w:hyperlink w:history="1" r:id="rIdmiec8dlm_vvk8404egr8c">
+        <w:r>
+          <w:rPr>
+            <w:rStyle w:val="Hyperlink"/>
+            <w:rFonts w:ascii="Verdana" w:cs="Verdana" w:eastAsia="Verdana" w:hAnsi="Verdana"/>
+            <w:sz w:val="19"/>
+            <w:szCs w:val="19"/>
+          </w:rPr>
+          <w:t xml:space="preserve">PESTEL indicator search</w:t>
+        </w:r>
+      </w:hyperlink>
+      <w:r>
+        <w:rPr>
+          <w:rFonts w:ascii="Verdana" w:cs="Verdana" w:eastAsia="Verdana" w:hAnsi="Verdana"/>
+          <w:sz w:val="19"/>
+          <w:szCs w:val="19"/>
+        </w:rPr>
+        <w:t xml:space="preserve">: open it, then File &gt; Make a copy. </w:t>
       </w:r>
       <w:r>
         <w:rPr>
@@ -2595,7 +2633,26 @@
           <w:sz w:val="19"/>
           <w:szCs w:val="19"/>
         </w:rPr>
-        <w:t xml:space="preserve">Collect the values of your allocated country for all 45 indicators and enter them in the yellow cells of your country on the Data sheet of the shared Google Sheet (https://docs.google.com/spreadsheets/d/1ifCycoxWtutCrwbsCETGqZynYf1nFx7izoGMwWKapVE/edit). </w:t>
+        <w:t xml:space="preserve">Collect the values of your allocated country for all 45 indicators and enter them in the yellow cells of your country on the Data sheet of the shared Google Sheet </w:t>
+      </w:r>
+      <w:hyperlink w:history="1" r:id="rIdbj2yeribkerc_lszxgc5l">
+        <w:r>
+          <w:rPr>
+            <w:rStyle w:val="Hyperlink"/>
+            <w:rFonts w:ascii="Verdana" w:cs="Verdana" w:eastAsia="Verdana" w:hAnsi="Verdana"/>
+            <w:sz w:val="19"/>
+            <w:szCs w:val="19"/>
+          </w:rPr>
+          <w:t xml:space="preserve">Country scoring model</w:t>
+        </w:r>
+      </w:hyperlink>
+      <w:r>
+        <w:rPr>
+          <w:rFonts w:ascii="Verdana" w:cs="Verdana" w:eastAsia="Verdana" w:hAnsi="Verdana"/>
+          <w:sz w:val="19"/>
+          <w:szCs w:val="19"/>
+        </w:rPr>
+        <w:t xml:space="preserve">. </w:t>
       </w:r>
       <w:r>
         <w:rPr>
@@ -6236,7 +6293,26 @@
           <w:sz w:val="19"/>
           <w:szCs w:val="19"/>
         </w:rPr>
-        <w:t xml:space="preserve"> in Excel or Google Sheets (template "Industry analysis source list": https://docs.google.com/spreadsheets/d/1j_sCad7k4kMgdCHRPM9sbeIKD9YeIDw6v16mskYxjB4/edit, File &gt; Make a copy) with one row per number or fact on your slides: segment, statistic, value, unit, year, source, source type, link, date accessed, slide number and quality.</w:t>
+        <w:t xml:space="preserve"> in Excel or Google Sheets (template </w:t>
+      </w:r>
+      <w:hyperlink w:history="1" r:id="rIdpbh4dwbm8uigg9oqsxdkk">
+        <w:r>
+          <w:rPr>
+            <w:rStyle w:val="Hyperlink"/>
+            <w:rFonts w:ascii="Verdana" w:cs="Verdana" w:eastAsia="Verdana" w:hAnsi="Verdana"/>
+            <w:sz w:val="19"/>
+            <w:szCs w:val="19"/>
+          </w:rPr>
+          <w:t xml:space="preserve">Industry analysis source list</w:t>
+        </w:r>
+      </w:hyperlink>
+      <w:r>
+        <w:rPr>
+          <w:rFonts w:ascii="Verdana" w:cs="Verdana" w:eastAsia="Verdana" w:hAnsi="Verdana"/>
+          <w:sz w:val="19"/>
+          <w:szCs w:val="19"/>
+        </w:rPr>
+        <w:t xml:space="preserve">, File &gt; Make a copy) with one row per number or fact on your slides: segment, statistic, value, unit, year, source, source type, link, date accessed, slide number and quality.</w:t>
       </w:r>
     </w:p>
     <w:p>
@@ -6264,15 +6340,34 @@
           <w:sz w:val="19"/>
           <w:szCs w:val="19"/>
         </w:rPr>
-        <w:t xml:space="preserve">Shared Google Sheet "Country scoring model"</w:t>
-      </w:r>
-      <w:r>
-        <w:rPr>
-          <w:rFonts w:ascii="Verdana" w:cs="Verdana" w:eastAsia="Verdana" w:hAnsi="Verdana"/>
-          <w:sz w:val="19"/>
-          <w:szCs w:val="19"/>
-        </w:rPr>
-        <w:t xml:space="preserve"> (https://docs.google.com/spreadsheets/d/1ifCycoxWtutCrwbsCETGqZynYf1nFx7izoGMwWKapVE/edit) for all six groups. You enter data only in the yellow cells of your own country (the numbers, with year and source for documentation); the rest is automatic and locked. Sheets:</w:t>
+        <w:t xml:space="preserve">Shared Google Sheet:</w:t>
+      </w:r>
+      <w:r>
+        <w:rPr>
+          <w:rFonts w:ascii="Verdana" w:cs="Verdana" w:eastAsia="Verdana" w:hAnsi="Verdana"/>
+          <w:sz w:val="19"/>
+          <w:szCs w:val="19"/>
+        </w:rPr>
+        <w:t xml:space="preserve"> </w:t>
+      </w:r>
+      <w:hyperlink w:history="1" r:id="rIdb-u16x8wtriscaeusj_7w">
+        <w:r>
+          <w:rPr>
+            <w:rStyle w:val="Hyperlink"/>
+            <w:rFonts w:ascii="Verdana" w:cs="Verdana" w:eastAsia="Verdana" w:hAnsi="Verdana"/>
+            <w:sz w:val="19"/>
+            <w:szCs w:val="19"/>
+          </w:rPr>
+          <w:t xml:space="preserve">Country scoring model</w:t>
+        </w:r>
+      </w:hyperlink>
+      <w:r>
+        <w:rPr>
+          <w:rFonts w:ascii="Verdana" w:cs="Verdana" w:eastAsia="Verdana" w:hAnsi="Verdana"/>
+          <w:sz w:val="19"/>
+          <w:szCs w:val="19"/>
+        </w:rPr>
+        <w:t xml:space="preserve"> for all six groups. You enter data only in the yellow cells of your own country (the numbers, with year and source for documentation); the rest is automatic and locked. Sheets:</w:t>
       </w:r>
     </w:p>
     <w:tbl>
@@ -6877,7 +6972,26 @@
           <w:sz w:val="19"/>
           <w:szCs w:val="19"/>
         </w:rPr>
-        <w:t xml:space="preserve"> (hand-in): a short workbook with (1) a copy of your country's data and sources, (2) the Part B source list (template "Industry analysis source list": https://docs.google.com/spreadsheets/d/1j_sCad7k4kMgdCHRPM9sbeIKD9YeIDw6v16mskYxjB4/edit, File &gt; Make a copy): every source behind the numbers on your industry slides, and (3) a list of the AI tools you used. The industry numbers themselves are shown in the presentation. Sources need URL, date accessed and who collected the data. Results come from formulas, not pasted values; inputs and formulas are visibly different.</w:t>
+        <w:t xml:space="preserve"> (hand-in): a short workbook with (1) a copy of your country's data and sources, (2) the Part B source list (template </w:t>
+      </w:r>
+      <w:hyperlink w:history="1" r:id="rIdcgj8xdqkjjgy2wqrrb6he">
+        <w:r>
+          <w:rPr>
+            <w:rStyle w:val="Hyperlink"/>
+            <w:rFonts w:ascii="Verdana" w:cs="Verdana" w:eastAsia="Verdana" w:hAnsi="Verdana"/>
+            <w:sz w:val="19"/>
+            <w:szCs w:val="19"/>
+          </w:rPr>
+          <w:t xml:space="preserve">Industry analysis source list</w:t>
+        </w:r>
+      </w:hyperlink>
+      <w:r>
+        <w:rPr>
+          <w:rFonts w:ascii="Verdana" w:cs="Verdana" w:eastAsia="Verdana" w:hAnsi="Verdana"/>
+          <w:sz w:val="19"/>
+          <w:szCs w:val="19"/>
+        </w:rPr>
+        <w:t xml:space="preserve">, File &gt; Make a copy): every source behind the numbers on your industry slides, and (3) a list of the AI tools you used. The industry numbers themselves are shown in the presentation. Sources need URL, date accessed and who collected the data. Results come from formulas, not pasted values; inputs and formulas are visibly different.</w:t>
       </w:r>
     </w:p>
     <w:p>

--- a/WT26-27/Student Brief Midterm Presentation WT26-27.docx
+++ b/WT26-27/Student Brief Midterm Presentation WT26-27.docx
@@ -511,7 +511,7 @@
                 <w:sz w:val="16"/>
                 <w:szCs w:val="16"/>
               </w:rPr>
-              <w:t xml:space="preserve">Monday 16 November 2026, 08:00 on Canvas: one presentation file and one Excel file, named GroupX_Midterm and GroupX_Midterm_Data; your country's data are due in the shared Google Sheet by Monday 26 October 2026, 08:00 (Step 2).</w:t>
+              <w:t xml:space="preserve">Monday 16 November 2026, 08:00 on Canvas: one presentation file and one Excel file, named GroupX_Midterm and GroupX_Midterm_Data; your country's data are due in the shared Google Sheet by Monday 9 November 2026, 08:00 (Step 2).</w:t>
             </w:r>
           </w:p>
         </w:tc>
@@ -2493,7 +2493,7 @@
         </w:rPr>
         <w:t xml:space="preserve"> (political, economic, social, technological, environmental, legal). Each step lists what to hand in. The shared Google Sheet </w:t>
       </w:r>
-      <w:hyperlink w:history="1" r:id="rIdze2fxdtduimi_pm9lheem">
+      <w:hyperlink w:history="1" r:id="rId63mr3-ngmc8u0lskzeakk">
         <w:r>
           <w:rPr>
             <w:rStyle w:val="Hyperlink"/>
@@ -2537,7 +2537,7 @@
         </w:rPr>
         <w:t xml:space="preserve">Your group receives a copy of the Google Sheet </w:t>
       </w:r>
-      <w:hyperlink w:history="1" r:id="rIdmiec8dlm_vvk8404egr8c">
+      <w:hyperlink w:history="1" r:id="rIdzzt0q747uhk4rd8dpwerc">
         <w:r>
           <w:rPr>
             <w:rStyle w:val="Hyperlink"/>
@@ -2635,7 +2635,7 @@
         </w:rPr>
         <w:t xml:space="preserve">Collect the values of your allocated country for all 45 indicators and enter them in the yellow cells of your country on the Data sheet of the shared Google Sheet </w:t>
       </w:r>
-      <w:hyperlink w:history="1" r:id="rIdbj2yeribkerc_lszxgc5l">
+      <w:hyperlink w:history="1" r:id="rIdrrp3qgmtv9iniugylzm7f">
         <w:r>
           <w:rPr>
             <w:rStyle w:val="Hyperlink"/>
@@ -2698,7 +2698,7 @@
           <w:sz w:val="19"/>
           <w:szCs w:val="19"/>
         </w:rPr>
-        <w:t xml:space="preserve">Monday 26 October 2026, 08:00</w:t>
+        <w:t xml:space="preserve">Monday 9 November 2026, 08:00</w:t>
       </w:r>
       <w:r>
         <w:rPr>
@@ -6295,7 +6295,7 @@
         </w:rPr>
         <w:t xml:space="preserve"> in Excel or Google Sheets (template </w:t>
       </w:r>
-      <w:hyperlink w:history="1" r:id="rIdpbh4dwbm8uigg9oqsxdkk">
+      <w:hyperlink w:history="1" r:id="rIdlz486dulrai2b82g4ly5j">
         <w:r>
           <w:rPr>
             <w:rStyle w:val="Hyperlink"/>
@@ -6350,7 +6350,7 @@
         </w:rPr>
         <w:t xml:space="preserve"> </w:t>
       </w:r>
-      <w:hyperlink w:history="1" r:id="rIdb-u16x8wtriscaeusj_7w">
+      <w:hyperlink w:history="1" r:id="rIdacgpvhbvtcpewuylxk6-t">
         <w:r>
           <w:rPr>
             <w:rStyle w:val="Hyperlink"/>
@@ -6974,7 +6974,7 @@
         </w:rPr>
         <w:t xml:space="preserve"> (hand-in): a short workbook with (1) a copy of your country's data and sources, (2) the Part B source list (template </w:t>
       </w:r>
-      <w:hyperlink w:history="1" r:id="rIdcgj8xdqkjjgy2wqrrb6he">
+      <w:hyperlink w:history="1" r:id="rIdodnp49uk9ji7tlb6yxf4h">
         <w:r>
           <w:rPr>
             <w:rStyle w:val="Hyperlink"/>
@@ -8261,7 +8261,7 @@
                 <w:sz w:val="16"/>
                 <w:szCs w:val="16"/>
               </w:rPr>
-              <w:t xml:space="preserve">Your country's data entered in the shared sheet by Mon 26 Oct, 08:00; then your first results and robustness checks</w:t>
+              <w:t xml:space="preserve">Your country's data entered in the shared sheet by Mon 9 Nov, 08:00; then your results and robustness checks</w:t>
             </w:r>
           </w:p>
         </w:tc>

--- a/WT26-27/Student Brief Midterm Presentation WT26-27.docx
+++ b/WT26-27/Student Brief Midterm Presentation WT26-27.docx
@@ -511,7 +511,7 @@
                 <w:sz w:val="16"/>
                 <w:szCs w:val="16"/>
               </w:rPr>
-              <w:t xml:space="preserve">Monday 16 November 2026, 08:00 on Canvas: one presentation file and one Excel file, named GroupX_Midterm and GroupX_Midterm_Data; your country's data are due in the shared Google Sheet by Monday 9 November 2026, 08:00 (Step 2).</w:t>
+              <w:t xml:space="preserve">Monday 16 November 2026, 08:00 on Canvas: one presentation file and one Excel file, named GroupX_Midterm and GroupX_Midterm_Data; your country's data are due in the shared Google Sheet by Sunday 8 November 2026, 23:59 (Step 2).</w:t>
             </w:r>
           </w:p>
         </w:tc>
@@ -2493,7 +2493,7 @@
         </w:rPr>
         <w:t xml:space="preserve"> (political, economic, social, technological, environmental, legal). Each step lists what to hand in. The shared Google Sheet </w:t>
       </w:r>
-      <w:hyperlink w:history="1" r:id="rId63mr3-ngmc8u0lskzeakk">
+      <w:hyperlink w:history="1" r:id="rIdyqmp-cm-kphyu5rukmko6">
         <w:r>
           <w:rPr>
             <w:rStyle w:val="Hyperlink"/>
@@ -2537,7 +2537,7 @@
         </w:rPr>
         <w:t xml:space="preserve">Your group receives a copy of the Google Sheet </w:t>
       </w:r>
-      <w:hyperlink w:history="1" r:id="rIdzzt0q747uhk4rd8dpwerc">
+      <w:hyperlink w:history="1" r:id="rId3biliz3pxorl5gqiojh4c">
         <w:r>
           <w:rPr>
             <w:rStyle w:val="Hyperlink"/>
@@ -2635,7 +2635,7 @@
         </w:rPr>
         <w:t xml:space="preserve">Collect the values of your allocated country for all 45 indicators and enter them in the yellow cells of your country on the Data sheet of the shared Google Sheet </w:t>
       </w:r>
-      <w:hyperlink w:history="1" r:id="rIdrrp3qgmtv9iniugylzm7f">
+      <w:hyperlink w:history="1" r:id="rId7srkubjgg7rcx9zhrmme6">
         <w:r>
           <w:rPr>
             <w:rStyle w:val="Hyperlink"/>
@@ -2698,7 +2698,7 @@
           <w:sz w:val="19"/>
           <w:szCs w:val="19"/>
         </w:rPr>
-        <w:t xml:space="preserve">Monday 9 November 2026, 08:00</w:t>
+        <w:t xml:space="preserve">Sunday 8 November 2026, 23:59</w:t>
       </w:r>
       <w:r>
         <w:rPr>
@@ -6295,7 +6295,7 @@
         </w:rPr>
         <w:t xml:space="preserve"> in Excel or Google Sheets (template </w:t>
       </w:r>
-      <w:hyperlink w:history="1" r:id="rIdlz486dulrai2b82g4ly5j">
+      <w:hyperlink w:history="1" r:id="rIdfgmnmw3wvuv1vvyyup8w3">
         <w:r>
           <w:rPr>
             <w:rStyle w:val="Hyperlink"/>
@@ -6350,7 +6350,7 @@
         </w:rPr>
         <w:t xml:space="preserve"> </w:t>
       </w:r>
-      <w:hyperlink w:history="1" r:id="rIdacgpvhbvtcpewuylxk6-t">
+      <w:hyperlink w:history="1" r:id="rIdjmlod6bowxtru7f4asim4">
         <w:r>
           <w:rPr>
             <w:rStyle w:val="Hyperlink"/>
@@ -6974,7 +6974,7 @@
         </w:rPr>
         <w:t xml:space="preserve"> (hand-in): a short workbook with (1) a copy of your country's data and sources, (2) the Part B source list (template </w:t>
       </w:r>
-      <w:hyperlink w:history="1" r:id="rIdodnp49uk9ji7tlb6yxf4h">
+      <w:hyperlink w:history="1" r:id="rIdnctipvqq8kjxfr0h85iwt">
         <w:r>
           <w:rPr>
             <w:rStyle w:val="Hyperlink"/>
@@ -8261,7 +8261,7 @@
                 <w:sz w:val="16"/>
                 <w:szCs w:val="16"/>
               </w:rPr>
-              <w:t xml:space="preserve">Your country's data entered in the shared sheet by Mon 9 Nov, 08:00; then your results and robustness checks</w:t>
+              <w:t xml:space="preserve">Your country's data entered in the shared sheet by Sun 8 Nov, 23:59; then your results and robustness checks</w:t>
             </w:r>
           </w:p>
         </w:tc>
